--- a/revision/02_revised_manuscript.docx
+++ b/revision/02_revised_manuscript.docx
@@ -304,7 +304,7 @@
         <w:pStyle w:val="FirstParagraph"/>
       </w:pPr>
       <w:r>
-        <w:t xml:space="preserve">A middle-income country that wants to keep growing needs domestic firms able to build, not only to adopt, new technology. AI puts this requirement under a new test. Thailand, Vietnam, Malaysia and the Philippines have each written AI into their investment incentive systems, and each offers tax or other support to firms that meet stated eligibility rules. Those rules decide which firms can take part in which part of the AI industry. A rule that a firm must hold several hundred million dollars in capital, or must already earn taxable profit, admits some firms and excludes others, whatever the size of the budget behind it. Yet the existing literature measures how much governments spend or announce, not who can qualify.</w:t>
+        <w:t xml:space="preserve">A middle-income country that wants to keep growing needs domestic firms able to build, not only to adopt, new technology. AI puts this requirement under a new test. It bears on the move from middle to high income because it is a general-purpose technology whose productivity gains depend on who builds and controls it. If domestic firms can build models, applications and compute capacity, AI can raise total factor productivity, the variable on which middle-income slowdowns turn (Eichengreen, Park and Shin, 2014; Imam and Temple, 2026). If they can only adopt what foreign providers supply, more of the gain is likely to accrue elsewhere (Cerutti et al., 2025; Lehdonvirta, Wú and Hawkins, 2024). Governments in the region have taken up the question. Thailand, Vietnam, Malaysia and the Philippines have each written AI into their investment incentive systems, and each offers tax or other support to firms that meet stated eligibility rules. Those rules decide which firms can take part in which part of the AI industry. A rule that a firm must hold several hundred million dollars in capital, or must already earn taxable profit, admits some firms and excludes others, whatever the size of the budget behind it. Yet the existing literature measures how much governments spend or announce, not who can qualify.</w:t>
       </w:r>
     </w:p>
     <w:p>
@@ -468,25 +468,25 @@
         <w:pStyle w:val="BodyText"/>
       </w:pPr>
       <w:r>
-        <w:t xml:space="preserve">The two traps are related but not equivalent. We treat the middle-technology trap as one proximate mechanism through which a middle-income trap can persist: if domestic firms cannot move into the technology layers that carry rising returns, total factor productivity growth stalls. The relation does not run the other way, since a country can be income-trapped for institutional reasons without being technologically trapped, and a high-income country such as Japan can be technologically trapped without being income-trapped. We follow the second lineage because it identifies a domestically generated mechanism, incentive design, that requires no foreign actor to operate. We also record the political-economy account of Doner and Schneider (2016), who argue that the trap reflects coalition failure, with business fragmented along cleavages such as firm size and foreign versus domestic ownership. Our analysis does not test coalitions, but their argument tells us what ownership patterns could and could not mean (Section 5.2).</w:t>
-      </w:r>
-    </w:p>
-    <w:p>
-      <w:pPr>
-        <w:pStyle w:val="BodyText"/>
-      </w:pPr>
-      <w:r>
-        <w:rPr>
-          <w:bCs/>
-          <w:b/>
-        </w:rPr>
-        <w:t xml:space="preserve">Operational definition.</w:t>
-      </w:r>
-      <w:r>
-        <w:t xml:space="preserve"> </w:t>
-      </w:r>
-      <w:r>
-        <w:t xml:space="preserve">This paper does not measure a trap. It defines an</w:t>
+        <w:t xml:space="preserve">The two traps are related but not equivalent, and the paper needs a position on how. We treat the middle-technology trap as a mechanism that can contribute to a middle-income trap, not as a synonym for it. The transmission runs through productivity: if domestic firms cannot move into the technology layers that carry rising returns, total factor productivity growth stalls, and stalled productivity growth is what the income-trap literature identifies as the proximate cause of slowdowns (Eichengreen, Park and Shin, 2014; Imam and Temple, 2026). The reverse does not hold. A country can be income-trapped for institutional reasons without being technologically trapped, and the middle-technology trap can also arise at other income levels. Japan, which was already a high-income economy in the period Bahar et al. (2026) study, shows exactly that. It is relevant here for a different reason than its income level: it shows that the mechanism (incentive design that channels support to mature activity and to firms able to use it) operates without any foreign actor and without a low income. If the mechanism can persist in a high-income economy with high research intensity, it can also operate earlier, while a middle-income country is still choosing which activities its incentives reach. The question for the four countries is therefore whether their AI incentive design could impede the transition from middle to high income by restricting domestic entry into the technology layers that carry rising returns. We follow the second lineage because it identifies a domestically generated mechanism, incentive design, that requires no foreign actor to operate. We also record the political-economy account of Doner and Schneider (2016), who argue that the trap reflects coalition failure, with business fragmented along cleavages such as firm size and foreign versus domestic ownership. Our analysis does not test coalitions, but their argument tells us what ownership patterns could and could not mean (Section 5.2).</w:t>
+      </w:r>
+    </w:p>
+    <w:p>
+      <w:pPr>
+        <w:pStyle w:val="BodyText"/>
+      </w:pPr>
+      <w:r>
+        <w:rPr>
+          <w:bCs/>
+          <w:b/>
+        </w:rPr>
+        <w:t xml:space="preserve">Operationalisation, and what this paper measures.</w:t>
+      </w:r>
+      <w:r>
+        <w:t xml:space="preserve"> </w:t>
+      </w:r>
+      <w:r>
+        <w:t xml:space="preserve">The existing literature identifies a middle-technology trap by outcomes: persistently low research intensity and limited indigenous capability (Ke, 2024), or the allocation of research spending between mature and high-technology sectors together with flat productivity growth (Bahar et al., 2026). This paper observes none of these outcomes. It does not measure a trap, and it does not estimate the probability of one. It identifies</w:t>
       </w:r>
       <w:r>
         <w:t xml:space="preserve"> </w:t>
@@ -496,13 +496,20 @@
           <w:iCs/>
           <w:i/>
         </w:rPr>
-        <w:t xml:space="preserve">AI-era middle-technology trap risk</w:t>
-      </w:r>
-      <w:r>
-        <w:t xml:space="preserve"> </w:t>
-      </w:r>
-      <w:r>
-        <w:t xml:space="preserve">as a condition in which the instruments supporting AI let domestic firms enter only the application layer, while the layers that supply compute are reachable only by firms already holding very large capital. We observe three indicators: (a) an eligibility asymmetry across layers, (b) the absence of intermediate-entry instruments, and (c) ownership concentration in approved projects where data exist. These indicators describe an opportunity structure. Whether it turns into a trap depends on firm behaviour and outcomes we do not observe.</w:t>
+        <w:t xml:space="preserve">features of incentive design that could contribute to a middle-technology trap</w:t>
+      </w:r>
+      <w:r>
+        <w:t xml:space="preserve">, upstream of those outcomes. We define the feature of interest as follows: the instruments supporting AI let domestic firms enter the application layer, while the layers that supply compute are reachable only by firms already holding very large capital. We observe three indicators of it: (a) an eligibility asymmetry across layers, (b) the absence of intermediate-entry instruments, and (c) ownership concentration in approved projects where data exist. These indicators describe an opportunity structure for firms. Whether that structure leads to a trap depends on firm behaviour and outcomes that we do not observe.</w:t>
+      </w:r>
+      <w:r>
+        <w:t xml:space="preserve"> </w:t>
+      </w:r>
+      <w:r>
+        <w:rPr>
+          <w:bCs/>
+          <w:b/>
+        </w:rPr>
+        <w:t xml:space="preserve">[VERIFY: check how Ke (2024), Zheng (2024) and Bahar et al. (2026) operationalise the trap against the full texts, and cite the specific indicators they use.]</w:t>
       </w:r>
     </w:p>
     <w:bookmarkEnd w:id="22"/>
@@ -878,7 +885,126 @@
         <w:t xml:space="preserve"> </w:t>
       </w:r>
       <w:r>
-        <w:t xml:space="preserve">We selected countries that (i) are middle-income ASEAN economies, (ii) have AI-related investment incentives in force in the period studied, (iii) publish consolidated primary legal texts we can access, and (iv) span the range of income trajectories in Bianchi et al. (2024): Thailand and Malaysia as trapped but improving, Vietnam as a new upper-middle-income economy with no trap history, and the Philippines as a country with a trap history at a lower income band. Singapore is a high-income economy and outside the middle-income focus.</w:t>
+        <w:t xml:space="preserve">We selected countries that (i) are middle-income ASEAN economies, (ii) have AI-related investment incentives in force in the period studied, (iii) publish consolidated primary legal texts we can access, and (iv) span the range of income trajectories in Bianchi et al. (2024).</w:t>
+      </w:r>
+    </w:p>
+    <w:p>
+      <w:pPr>
+        <w:pStyle w:val="BodyText"/>
+      </w:pPr>
+      <w:r>
+        <w:rPr>
+          <w:iCs/>
+          <w:i/>
+        </w:rPr>
+        <w:t xml:space="preserve">Which trap the classifications refer to.</w:t>
+      </w:r>
+      <w:r>
+        <w:t xml:space="preserve"> </w:t>
+      </w:r>
+      <w:r>
+        <w:t xml:space="preserve">The labels</w:t>
+      </w:r>
+      <w:r>
+        <w:t xml:space="preserve"> </w:t>
+      </w:r>
+      <w:r>
+        <w:t xml:space="preserve">“</w:t>
+      </w:r>
+      <w:r>
+        <w:t xml:space="preserve">trapped</w:t>
+      </w:r>
+      <w:r>
+        <w:t xml:space="preserve">”</w:t>
+      </w:r>
+      <w:r>
+        <w:t xml:space="preserve"> </w:t>
+      </w:r>
+      <w:r>
+        <w:t xml:space="preserve">and</w:t>
+      </w:r>
+      <w:r>
+        <w:t xml:space="preserve"> </w:t>
+      </w:r>
+      <w:r>
+        <w:t xml:space="preserve">“</w:t>
+      </w:r>
+      <w:r>
+        <w:t xml:space="preserve">not trapped</w:t>
+      </w:r>
+      <w:r>
+        <w:t xml:space="preserve">”</w:t>
+      </w:r>
+      <w:r>
+        <w:t xml:space="preserve"> </w:t>
+      </w:r>
+      <w:r>
+        <w:t xml:space="preserve">in this section refer to the</w:t>
+      </w:r>
+      <w:r>
+        <w:t xml:space="preserve"> </w:t>
+      </w:r>
+      <w:r>
+        <w:rPr>
+          <w:bCs/>
+          <w:b/>
+        </w:rPr>
+        <w:t xml:space="preserve">middle-income trap</w:t>
+      </w:r>
+      <w:r>
+        <w:t xml:space="preserve">, not the middle-technology trap, and they are taken from Bianchi et al. (2024), who classify economies by the time spent in the middle-income range (duration criteria) and by the trajectory of export complexity. On that basis Thailand and Malaysia are formally trapped by duration but show sustained improvement in complexity, the most favourable of the three categories. Vietnam is not classified as trapped by any source we reviewed, having reached upper-middle-income status only in July 2026. The Philippines crossed the same threshold on the same date but carries a documented trap history at a lower income band.</w:t>
+      </w:r>
+      <w:r>
+        <w:t xml:space="preserve"> </w:t>
+      </w:r>
+      <w:r>
+        <w:rPr>
+          <w:bCs/>
+          <w:b/>
+        </w:rPr>
+        <w:t xml:space="preserve">[VERIFY: confirm the duration criteria and the placement of each country in Bianchi et al. (2024), and state the criteria numerically.]</w:t>
+      </w:r>
+      <w:r>
+        <w:t xml:space="preserve"> </w:t>
+      </w:r>
+      <w:r>
+        <w:t xml:space="preserve">The middle-technology trap has been applied separately: Ke (2024) examines it for Malaysia, Thailand, Indonesia and the Philippines, and does not cover Vietnam. We do not classify any of the four countries as middle-technology trapped, and we do not use either classification as a result. We use them only to choose cases that differ in their position relative to the middle-income range, so that the question for each country differs: whether AI incentive design reinforces or corrects an established pattern (Thailand, Malaysia), whether a previously experienced pattern could recur at a higher threshold (the Philippines), and whether the architecture being built now, while institutions are comparatively malleable, will help Vietnam through the range in which slowdowns cluster.</w:t>
+      </w:r>
+    </w:p>
+    <w:p>
+      <w:pPr>
+        <w:pStyle w:val="BodyText"/>
+      </w:pPr>
+      <w:r>
+        <w:rPr>
+          <w:iCs/>
+          <w:i/>
+        </w:rPr>
+        <w:t xml:space="preserve">How far the findings generalise.</w:t>
+      </w:r>
+      <w:r>
+        <w:t xml:space="preserve"> </w:t>
+      </w:r>
+      <w:r>
+        <w:t xml:space="preserve">Four purposively chosen cases support analytic inferences about how these four systems are designed. They do not support statistical claims about Southeast Asia. The findings may apply to other middle-income economies that use threshold-based investment promotion, and are less likely to apply to economies with a different incentive architecture, such as those without a dedicated investment promotion agency. Section 7 returns to this limit.</w:t>
+      </w:r>
+    </w:p>
+    <w:p>
+      <w:pPr>
+        <w:pStyle w:val="BodyText"/>
+      </w:pPr>
+      <w:r>
+        <w:rPr>
+          <w:iCs/>
+          <w:i/>
+        </w:rPr>
+        <w:t xml:space="preserve">Countries not included.</w:t>
+      </w:r>
+      <w:r>
+        <w:t xml:space="preserve"> </w:t>
+      </w:r>
+      <w:r>
+        <w:t xml:space="preserve">Singapore is a high-income economy and outside the middle-income focus.</w:t>
       </w:r>
       <w:r>
         <w:t xml:space="preserve"> </w:t>
@@ -924,7 +1050,35 @@
         <w:pStyle w:val="FirstParagraph"/>
       </w:pPr>
       <w:r>
-        <w:t xml:space="preserve">We code primary legal and regulatory texts, not strategy documents or commentary: Thailand’s Board of Investment announcements and Investment Promotion Guide; Vietnam’s Decree 260/2026 implementing the Law on High Technology and Decision 21/2026 on strategic technologies; Malaysia’s Malaysia Digital tax-incentive guidelines and the Digital Ecosystem Acceleration scheme guidelines; and the Philippines’ CREATE MORE Act with its implementing rules. Table 2 lists each source with its issuing body, date and access route.</w:t>
+        <w:t xml:space="preserve">We code primary legal and regulatory texts, not strategy documents or commentary: Thailand’s Board of Investment announcements and Investment Promotion Guide; Vietnam’s Decree 260/2026 implementing the Law on High Technology and Decision 21/2026 on strategic technologies; Malaysia’s Malaysia Digital tax-incentive guidelines and the Digital Ecosystem Acceleration scheme guidelines; and the Philippines’ CREATE MORE Act with its implementing rules. Table 2 lists each source with its issuing body, date, access route and the amendment check described below.</w:t>
+      </w:r>
+    </w:p>
+    <w:p>
+      <w:pPr>
+        <w:pStyle w:val="BodyText"/>
+      </w:pPr>
+      <w:r>
+        <w:rPr>
+          <w:bCs/>
+          <w:b/>
+        </w:rPr>
+        <w:t xml:space="preserve">Which instruments were selected, and how we established that they are authoritative and current.</w:t>
+      </w:r>
+      <w:r>
+        <w:t xml:space="preserve"> </w:t>
+      </w:r>
+      <w:r>
+        <w:t xml:space="preserve">An instrument entered the sample if it met two rules: it is in force in the period studied, and it either names AI, cloud, data centres or digital activity as an eligible or prioritised activity or sets eligibility rules for a scheme under which such activity is registered. We built the list for each country by reading the issuing agency’s own consolidated list of schemes and the instruments those schemes cite, and we treated the instrument text, not agency summaries or press releases, as authoritative. For each source we then recorded (a) the version in force on the date of coding, (b) any amendment, consolidation or repeal found in the issuing body’s own publication record, and (c) any implementing rule or circular that could change how the coded provision is read. The check was made against the issuing body’s publication list, not against secondary commentary. One case shows why it matters: Decision 21/2026/QD-TTg replaced an earlier 2025 list of strategic technologies (Decision 1131/QD-TTg), and the coding reflects the 2026 decision only.</w:t>
+      </w:r>
+      <w:r>
+        <w:t xml:space="preserve"> </w:t>
+      </w:r>
+      <w:r>
+        <w:rPr>
+          <w:bCs/>
+          <w:b/>
+        </w:rPr>
+        <w:t xml:space="preserve">[PENDING: complete the amendment and supersession check for every row of Table 2, state the date of each check, and name any provision found to have changed. Until then this paragraph describes the intended procedure, not a completed one.]</w:t>
       </w:r>
     </w:p>
     <w:p>
@@ -937,2435 +1091,6 @@
           <w:b/>
         </w:rPr>
         <w:t xml:space="preserve">Table 2. Primary sources coded</w:t>
-      </w:r>
-    </w:p>
-    <w:tbl>
-      <w:tblPr>
-        <w:tblStyle w:val="Table"/>
-        <w:tblW w:type="pct" w:w="5000"/>
-        <w:tblLook w:firstRow="1" w:lastRow="0" w:firstColumn="0" w:lastColumn="0" w:noHBand="0" w:noVBand="0" w:val="0020"/>
-        <w:jc w:val="start"/>
-      </w:tblPr>
-      <w:tblGrid>
-        <w:gridCol w:w="1320"/>
-        <w:gridCol w:w="1320"/>
-        <w:gridCol w:w="1320"/>
-        <w:gridCol w:w="1320"/>
-        <w:gridCol w:w="1320"/>
-        <w:gridCol w:w="1320"/>
-      </w:tblGrid>
-      <w:tr>
-        <w:trPr>
-          <w:tblHeader w:val="true"/>
-        </w:trPr>
-        <w:tc>
-          <w:tcPr/>
-          <w:p>
-            <w:pPr>
-              <w:pStyle w:val="Compact"/>
-              <w:jc w:val="left"/>
-            </w:pPr>
-            <w:r>
-              <w:t xml:space="preserve">Country</w:t>
-            </w:r>
-          </w:p>
-        </w:tc>
-        <w:tc>
-          <w:tcPr/>
-          <w:p>
-            <w:pPr>
-              <w:pStyle w:val="Compact"/>
-              <w:jc w:val="left"/>
-            </w:pPr>
-            <w:r>
-              <w:t xml:space="preserve">Source</w:t>
-            </w:r>
-          </w:p>
-        </w:tc>
-        <w:tc>
-          <w:tcPr/>
-          <w:p>
-            <w:pPr>
-              <w:pStyle w:val="Compact"/>
-              <w:jc w:val="left"/>
-            </w:pPr>
-            <w:r>
-              <w:t xml:space="preserve">Issuer</w:t>
-            </w:r>
-          </w:p>
-        </w:tc>
-        <w:tc>
-          <w:tcPr/>
-          <w:p>
-            <w:pPr>
-              <w:pStyle w:val="Compact"/>
-              <w:jc w:val="left"/>
-            </w:pPr>
-            <w:r>
-              <w:t xml:space="preserve">Date in force</w:t>
-            </w:r>
-          </w:p>
-        </w:tc>
-        <w:tc>
-          <w:tcPr/>
-          <w:p>
-            <w:pPr>
-              <w:pStyle w:val="Compact"/>
-              <w:jc w:val="left"/>
-            </w:pPr>
-            <w:r>
-              <w:t xml:space="preserve">Language / translation</w:t>
-            </w:r>
-          </w:p>
-        </w:tc>
-        <w:tc>
-          <w:tcPr/>
-          <w:p>
-            <w:pPr>
-              <w:pStyle w:val="Compact"/>
-              <w:jc w:val="left"/>
-            </w:pPr>
-            <w:r>
-              <w:t xml:space="preserve">Accessed</w:t>
-            </w:r>
-          </w:p>
-        </w:tc>
-      </w:tr>
-      <w:tr>
-        <w:tc>
-          <w:tcPr/>
-          <w:p>
-            <w:pPr>
-              <w:pStyle w:val="Compact"/>
-              <w:jc w:val="left"/>
-            </w:pPr>
-            <w:r>
-              <w:t xml:space="preserve">Thailand</w:t>
-            </w:r>
-          </w:p>
-        </w:tc>
-        <w:tc>
-          <w:tcPr/>
-          <w:p>
-            <w:pPr>
-              <w:pStyle w:val="Compact"/>
-              <w:jc w:val="left"/>
-            </w:pPr>
-            <w:r>
-              <w:t xml:space="preserve">BOI Announcements 8/2565, 9/2565, 10/2565; Guide to Investment Promotion 2025; approval statistics Jan to Dec 2025</w:t>
-            </w:r>
-          </w:p>
-        </w:tc>
-        <w:tc>
-          <w:tcPr/>
-          <w:p>
-            <w:pPr>
-              <w:pStyle w:val="Compact"/>
-              <w:jc w:val="left"/>
-            </w:pPr>
-            <w:r>
-              <w:t xml:space="preserve">Board of Investment</w:t>
-            </w:r>
-          </w:p>
-        </w:tc>
-        <w:tc>
-          <w:tcPr/>
-          <w:p>
-            <w:pPr>
-              <w:pStyle w:val="Compact"/>
-              <w:jc w:val="left"/>
-            </w:pPr>
-            <w:r>
-              <w:rPr>
-                <w:bCs/>
-                <w:b/>
-              </w:rPr>
-              <w:t xml:space="preserve">PENDING</w:t>
-            </w:r>
-          </w:p>
-        </w:tc>
-        <w:tc>
-          <w:tcPr/>
-          <w:p>
-            <w:pPr>
-              <w:pStyle w:val="Compact"/>
-              <w:jc w:val="left"/>
-            </w:pPr>
-            <w:r>
-              <w:rPr>
-                <w:bCs/>
-                <w:b/>
-              </w:rPr>
-              <w:t xml:space="preserve">PENDING</w:t>
-            </w:r>
-          </w:p>
-        </w:tc>
-        <w:tc>
-          <w:tcPr/>
-          <w:p>
-            <w:pPr>
-              <w:pStyle w:val="Compact"/>
-              <w:jc w:val="left"/>
-            </w:pPr>
-            <w:r>
-              <w:rPr>
-                <w:bCs/>
-                <w:b/>
-              </w:rPr>
-              <w:t xml:space="preserve">PENDING</w:t>
-            </w:r>
-          </w:p>
-        </w:tc>
-      </w:tr>
-      <w:tr>
-        <w:tc>
-          <w:tcPr/>
-          <w:p>
-            <w:pPr>
-              <w:pStyle w:val="Compact"/>
-              <w:jc w:val="left"/>
-            </w:pPr>
-            <w:r>
-              <w:t xml:space="preserve">Vietnam</w:t>
-            </w:r>
-          </w:p>
-        </w:tc>
-        <w:tc>
-          <w:tcPr/>
-          <w:p>
-            <w:pPr>
-              <w:pStyle w:val="Compact"/>
-              <w:jc w:val="left"/>
-            </w:pPr>
-            <w:r>
-              <w:t xml:space="preserve">Decree 260/2026/ND-CP; Decision 21/2026/QD-TTg</w:t>
-            </w:r>
-          </w:p>
-        </w:tc>
-        <w:tc>
-          <w:tcPr/>
-          <w:p>
-            <w:pPr>
-              <w:pStyle w:val="Compact"/>
-              <w:jc w:val="left"/>
-            </w:pPr>
-            <w:r>
-              <w:t xml:space="preserve">Government; Prime Minister</w:t>
-            </w:r>
-          </w:p>
-        </w:tc>
-        <w:tc>
-          <w:tcPr/>
-          <w:p>
-            <w:pPr>
-              <w:pStyle w:val="Compact"/>
-              <w:jc w:val="left"/>
-            </w:pPr>
-            <w:r>
-              <w:t xml:space="preserve">1 July 2026 (VERIFY)</w:t>
-            </w:r>
-          </w:p>
-        </w:tc>
-        <w:tc>
-          <w:tcPr/>
-          <w:p>
-            <w:pPr>
-              <w:pStyle w:val="Compact"/>
-              <w:jc w:val="left"/>
-            </w:pPr>
-            <w:r>
-              <w:rPr>
-                <w:bCs/>
-                <w:b/>
-              </w:rPr>
-              <w:t xml:space="preserve">PENDING</w:t>
-            </w:r>
-          </w:p>
-        </w:tc>
-        <w:tc>
-          <w:tcPr/>
-          <w:p>
-            <w:pPr>
-              <w:pStyle w:val="Compact"/>
-              <w:jc w:val="left"/>
-            </w:pPr>
-            <w:r>
-              <w:rPr>
-                <w:bCs/>
-                <w:b/>
-              </w:rPr>
-              <w:t xml:space="preserve">PENDING</w:t>
-            </w:r>
-          </w:p>
-        </w:tc>
-      </w:tr>
-      <w:tr>
-        <w:tc>
-          <w:tcPr/>
-          <w:p>
-            <w:pPr>
-              <w:pStyle w:val="Compact"/>
-              <w:jc w:val="left"/>
-            </w:pPr>
-            <w:r>
-              <w:t xml:space="preserve">Malaysia</w:t>
-            </w:r>
-          </w:p>
-        </w:tc>
-        <w:tc>
-          <w:tcPr/>
-          <w:p>
-            <w:pPr>
-              <w:pStyle w:val="Compact"/>
-              <w:jc w:val="left"/>
-            </w:pPr>
-            <w:r>
-              <w:t xml:space="preserve">Malaysia Digital incentive guidelines (2024); DESAC guidelines (2022)</w:t>
-            </w:r>
-          </w:p>
-        </w:tc>
-        <w:tc>
-          <w:tcPr/>
-          <w:p>
-            <w:pPr>
-              <w:pStyle w:val="Compact"/>
-              <w:jc w:val="left"/>
-            </w:pPr>
-            <w:r>
-              <w:t xml:space="preserve">MDEC; MIDA</w:t>
-            </w:r>
-          </w:p>
-        </w:tc>
-        <w:tc>
-          <w:tcPr/>
-          <w:p>
-            <w:pPr>
-              <w:pStyle w:val="Compact"/>
-              <w:jc w:val="left"/>
-            </w:pPr>
-            <w:r>
-              <w:rPr>
-                <w:bCs/>
-                <w:b/>
-              </w:rPr>
-              <w:t xml:space="preserve">PENDING</w:t>
-            </w:r>
-          </w:p>
-        </w:tc>
-        <w:tc>
-          <w:tcPr/>
-          <w:p>
-            <w:pPr>
-              <w:pStyle w:val="Compact"/>
-              <w:jc w:val="left"/>
-            </w:pPr>
-            <w:r>
-              <w:rPr>
-                <w:bCs/>
-                <w:b/>
-              </w:rPr>
-              <w:t xml:space="preserve">PENDING</w:t>
-            </w:r>
-          </w:p>
-        </w:tc>
-        <w:tc>
-          <w:tcPr/>
-          <w:p>
-            <w:pPr>
-              <w:pStyle w:val="Compact"/>
-              <w:jc w:val="left"/>
-            </w:pPr>
-            <w:r>
-              <w:rPr>
-                <w:bCs/>
-                <w:b/>
-              </w:rPr>
-              <w:t xml:space="preserve">PENDING</w:t>
-            </w:r>
-          </w:p>
-        </w:tc>
-      </w:tr>
-      <w:tr>
-        <w:tc>
-          <w:tcPr/>
-          <w:p>
-            <w:pPr>
-              <w:pStyle w:val="Compact"/>
-              <w:jc w:val="left"/>
-            </w:pPr>
-            <w:r>
-              <w:t xml:space="preserve">Philippines</w:t>
-            </w:r>
-          </w:p>
-        </w:tc>
-        <w:tc>
-          <w:tcPr/>
-          <w:p>
-            <w:pPr>
-              <w:pStyle w:val="Compact"/>
-              <w:jc w:val="left"/>
-            </w:pPr>
-            <w:r>
-              <w:t xml:space="preserve">Republic Act 12066 (CREATE MORE); FIRB Advisory 001-2025</w:t>
-            </w:r>
-          </w:p>
-        </w:tc>
-        <w:tc>
-          <w:tcPr/>
-          <w:p>
-            <w:pPr>
-              <w:pStyle w:val="Compact"/>
-              <w:jc w:val="left"/>
-            </w:pPr>
-            <w:r>
-              <w:t xml:space="preserve">Congress; FIRB</w:t>
-            </w:r>
-          </w:p>
-        </w:tc>
-        <w:tc>
-          <w:tcPr/>
-          <w:p>
-            <w:pPr>
-              <w:pStyle w:val="Compact"/>
-              <w:jc w:val="left"/>
-            </w:pPr>
-            <w:r>
-              <w:rPr>
-                <w:bCs/>
-                <w:b/>
-              </w:rPr>
-              <w:t xml:space="preserve">PENDING</w:t>
-            </w:r>
-          </w:p>
-        </w:tc>
-        <w:tc>
-          <w:tcPr/>
-          <w:p>
-            <w:pPr>
-              <w:pStyle w:val="Compact"/>
-              <w:jc w:val="left"/>
-            </w:pPr>
-            <w:r>
-              <w:rPr>
-                <w:bCs/>
-                <w:b/>
-              </w:rPr>
-              <w:t xml:space="preserve">PENDING</w:t>
-            </w:r>
-          </w:p>
-        </w:tc>
-        <w:tc>
-          <w:tcPr/>
-          <w:p>
-            <w:pPr>
-              <w:pStyle w:val="Compact"/>
-              <w:jc w:val="left"/>
-            </w:pPr>
-            <w:r>
-              <w:rPr>
-                <w:bCs/>
-                <w:b/>
-              </w:rPr>
-              <w:t xml:space="preserve">PENDING</w:t>
-            </w:r>
-          </w:p>
-        </w:tc>
-      </w:tr>
-    </w:tbl>
-    <w:p>
-      <w:pPr>
-        <w:pStyle w:val="BodyText"/>
-      </w:pPr>
-      <w:r>
-        <w:t xml:space="preserve">Statistical sources for Vietnam are the Ministry of Information and Communications white book (2024) and the General Statistics Office yearbook (2024). Currency figures are converted at the rate prevailing when each instrument was coded</w:t>
-      </w:r>
-      <w:r>
-        <w:t xml:space="preserve"> </w:t>
-      </w:r>
-      <w:r>
-        <w:rPr>
-          <w:bCs/>
-          <w:b/>
-        </w:rPr>
-        <w:t xml:space="preserve">[PENDING: state the date and rate used for each currency in the note to Table 3]</w:t>
-      </w:r>
-      <w:r>
-        <w:t xml:space="preserve">. The main limitations of these sources are that some texts were coded from official or unofficial English translations, that implementing rules may follow the primary text, and that Vietnam’s AI-specific regulatory layer is still developing following the 2025 AI law (Vietnam, 2025).</w:t>
-      </w:r>
-    </w:p>
-    <w:bookmarkEnd w:id="29"/>
-    <w:bookmarkStart w:id="30" w:name="coding-of-policy-instruments"/>
-    <w:p>
-      <w:pPr>
-        <w:pStyle w:val="Heading3"/>
-      </w:pPr>
-      <w:r>
-        <w:t xml:space="preserve">3.3 Coding of policy instruments</w:t>
-      </w:r>
-    </w:p>
-    <w:p>
-      <w:pPr>
-        <w:pStyle w:val="FirstParagraph"/>
-      </w:pPr>
-      <w:r>
-        <w:t xml:space="preserve">The unit of analysis is the instrument, a specific exemption, grant or eligibility rule, not the strategy document, since one strategy bundles many instruments. About twenty instruments were coded across the four countries (Supporting Information, Table S1). Each is coded on five dimensions:</w:t>
-      </w:r>
-      <w:r>
-        <w:t xml:space="preserve"> </w:t>
-      </w:r>
-      <w:r>
-        <w:rPr>
-          <w:bCs/>
-          <w:b/>
-        </w:rPr>
-        <w:t xml:space="preserve">(1) stack layer</w:t>
-      </w:r>
-      <w:r>
-        <w:t xml:space="preserve">, using the four-layer scheme;</w:t>
-      </w:r>
-      <w:r>
-        <w:t xml:space="preserve"> </w:t>
-      </w:r>
-      <w:r>
-        <w:rPr>
-          <w:bCs/>
-          <w:b/>
-        </w:rPr>
-        <w:t xml:space="preserve">(2) delivery mechanism</w:t>
-      </w:r>
-      <w:r>
-        <w:t xml:space="preserve">, distinguishing indirect tax-based instruments, which presuppose taxable profit or investment expenditure, from direct grants, equity or fee waivers;</w:t>
-      </w:r>
-      <w:r>
-        <w:t xml:space="preserve"> </w:t>
-      </w:r>
-      <w:r>
-        <w:rPr>
-          <w:bCs/>
-          <w:b/>
-        </w:rPr>
-        <w:t xml:space="preserve">(3) formal threshold</w:t>
-      </w:r>
-      <w:r>
-        <w:t xml:space="preserve">, the minimum capital, revenue or staffing in the source (the scale dimension);</w:t>
-      </w:r>
-      <w:r>
-        <w:t xml:space="preserve"> </w:t>
-      </w:r>
-      <w:r>
-        <w:rPr>
-          <w:bCs/>
-          <w:b/>
-        </w:rPr>
-        <w:t xml:space="preserve">(4) new-firm accommodation</w:t>
-      </w:r>
-      <w:r>
-        <w:t xml:space="preserve">, coded Yes only where the source contains an explicit provision easing access for smaller or newer firms (the vintage dimension); and</w:t>
-      </w:r>
-      <w:r>
-        <w:t xml:space="preserve"> </w:t>
-      </w:r>
-      <w:r>
-        <w:rPr>
-          <w:bCs/>
-          <w:b/>
-        </w:rPr>
-        <w:t xml:space="preserve">(5) recurring compliance burden</w:t>
-      </w:r>
-      <w:r>
-        <w:t xml:space="preserve">, meaning annual or ongoing obligations attached to continued eligibility.</w:t>
-      </w:r>
-    </w:p>
-    <w:p>
-      <w:pPr>
-        <w:pStyle w:val="BodyText"/>
-      </w:pPr>
-      <w:r>
-        <w:t xml:space="preserve">The codebook is in Appendix A. Rules for ambiguous cases are as follows. A threshold the source does not state is coded</w:t>
-      </w:r>
-      <w:r>
-        <w:t xml:space="preserve"> </w:t>
-      </w:r>
-      <w:r>
-        <w:t xml:space="preserve">“</w:t>
-      </w:r>
-      <w:r>
-        <w:t xml:space="preserve">none stated</w:t>
-      </w:r>
-      <w:r>
-        <w:t xml:space="preserve">”</w:t>
-      </w:r>
-      <w:r>
-        <w:t xml:space="preserve">, not zero. An instrument applying across activity types without targeting a layer is coded</w:t>
-      </w:r>
-      <w:r>
-        <w:t xml:space="preserve"> </w:t>
-      </w:r>
-      <w:r>
-        <w:t xml:space="preserve">“</w:t>
-      </w:r>
-      <w:r>
-        <w:t xml:space="preserve">cross-cutting</w:t>
-      </w:r>
-      <w:r>
-        <w:t xml:space="preserve">”</w:t>
-      </w:r>
-      <w:r>
-        <w:t xml:space="preserve">. A proportional requirement, such as a percentage of staff, is coded</w:t>
-      </w:r>
-      <w:r>
-        <w:t xml:space="preserve"> </w:t>
-      </w:r>
-      <w:r>
-        <w:t xml:space="preserve">“</w:t>
-      </w:r>
-      <w:r>
-        <w:t xml:space="preserve">not scale-based</w:t>
-      </w:r>
-      <w:r>
-        <w:t xml:space="preserve">”</w:t>
-      </w:r>
-      <w:r>
-        <w:t xml:space="preserve">, because a firm of ten people can satisfy it as readily as a firm of a thousand. Where a scheme combines tax and direct components, each component is coded as a separate row. Where a coding decision remained uncertain after reading the source, the instrument is flagged and the decision is logged in the Supporting Information.</w:t>
-      </w:r>
-    </w:p>
-    <w:p>
-      <w:pPr>
-        <w:pStyle w:val="BodyText"/>
-      </w:pPr>
-      <w:r>
-        <w:t xml:space="preserve">We report the coded dimensions directly, as a matrix (Table 3), and do not aggregate them into an index. Any weighting across dimensions would be a modelling assumption with no data-derived basis, and a single number would convey more precision than the coding supports.</w:t>
-      </w:r>
-    </w:p>
-    <w:p>
-      <w:pPr>
-        <w:pStyle w:val="BodyText"/>
-      </w:pPr>
-      <w:r>
-        <w:rPr>
-          <w:bCs/>
-          <w:b/>
-        </w:rPr>
-        <w:t xml:space="preserve">Reliability.</w:t>
-      </w:r>
-      <w:r>
-        <w:t xml:space="preserve"> </w:t>
-      </w:r>
-      <w:r>
-        <w:rPr>
-          <w:bCs/>
-          <w:b/>
-        </w:rPr>
-        <w:t xml:space="preserve">[PENDING: inter-coder reliability. A second coder will code all 20 instruments independently, blind to the first coder’s codes, using the codebook in Appendix A. We will report percentage agreement and Cohen’s kappa (Cohen, 1960) per dimension, with Krippendorff’s alpha (Krippendorff, 2018) as a check given the small number of units; we will report agreement before and after discussion and log every resolved disagreement. Replace this paragraph with the results. Until it is done, all coding results should be read as the first coder’s judgements.]</w:t>
-      </w:r>
-    </w:p>
-    <w:p>
-      <w:pPr>
-        <w:pStyle w:val="BodyText"/>
-      </w:pPr>
-      <w:r>
-        <w:rPr>
-          <w:bCs/>
-          <w:b/>
-        </w:rPr>
-        <w:t xml:space="preserve">Verification.</w:t>
-      </w:r>
-      <w:r>
-        <w:t xml:space="preserve"> </w:t>
-      </w:r>
-      <w:r>
-        <w:rPr>
-          <w:bCs/>
-          <w:b/>
-        </w:rPr>
-        <w:t xml:space="preserve">[PENDING: every figure in Table 3 and Supporting Information Table S1 is to be re-checked against the primary text, with the date of checking recorded. At the time of drafting, 14 of the 20 instrument rows were marked as not independently re-verified. Replace this paragraph with the verification result.]</w:t>
-      </w:r>
-    </w:p>
-    <w:p>
-      <w:pPr>
-        <w:pStyle w:val="BodyText"/>
-      </w:pPr>
-      <w:r>
-        <w:rPr>
-          <w:bCs/>
-          <w:b/>
-        </w:rPr>
-        <w:t xml:space="preserve">Search protocol for absence claims.</w:t>
-      </w:r>
-      <w:r>
-        <w:t xml:space="preserve"> </w:t>
-      </w:r>
-      <w:r>
-        <w:t xml:space="preserve">Our claim that no AI-related instrument addresses compute provision below facility scale is a claim about absence.</w:t>
-      </w:r>
-      <w:r>
-        <w:t xml:space="preserve"> </w:t>
-      </w:r>
-      <w:r>
-        <w:rPr>
-          <w:bCs/>
-          <w:b/>
-        </w:rPr>
-        <w:t xml:space="preserve">[PENDING: document the search: which instrument lists were read in full, which key terms were searched in the English and national-language texts (for example colocation, cloud service, compute, GPU, shared infrastructure), and on what date, and name the nearest instrument to sub-facility compute in each country.]</w:t>
-      </w:r>
-    </w:p>
-    <w:p>
-      <w:pPr>
-        <w:pStyle w:val="BodyText"/>
-      </w:pPr>
-      <w:r>
-        <w:rPr>
-          <w:bCs/>
-          <w:b/>
-        </w:rPr>
-        <w:t xml:space="preserve">General-purpose instruments.</w:t>
-      </w:r>
-      <w:r>
-        <w:t xml:space="preserve"> </w:t>
-      </w:r>
-      <w:r>
-        <w:t xml:space="preserve">The coding so far covers AI-tagged and digital-sector incentives. Firms may reach support through general SME, startup or research schemes that do not mention AI.</w:t>
-      </w:r>
-      <w:r>
-        <w:t xml:space="preserve"> </w:t>
-      </w:r>
-      <w:r>
-        <w:rPr>
-          <w:bCs/>
-          <w:b/>
-        </w:rPr>
-        <w:t xml:space="preserve">[PENDING: code the general SME, startup and research instruments of each country on the same five dimensions, and report whether any would apply to a sub-facility compute provider. Until this is done, the absence claim in Section 4.5 is limited to AI-related and digital-sector instruments.]</w:t>
-      </w:r>
-    </w:p>
-    <w:bookmarkEnd w:id="30"/>
-    <w:bookmarkStart w:id="31" w:name="assessing-rival-explanations"/>
-    <w:p>
-      <w:pPr>
-        <w:pStyle w:val="Heading3"/>
-      </w:pPr>
-      <w:r>
-        <w:t xml:space="preserve">3.4 Assessing rival explanations</w:t>
-      </w:r>
-    </w:p>
-    <w:p>
-      <w:pPr>
-        <w:pStyle w:val="FirstParagraph"/>
-      </w:pPr>
-      <w:r>
-        <w:t xml:space="preserve">Because the analysis rests on four documented cases and not on a panel, conventional identification is unavailable. We use process-tracing logic (Collier, 2011; Mahoney, 2012; Van Evera, 1997): each piece of evidence is assessed by how each hypothesis predicts it, and by whether it can discriminate between them. We borrow from Fairfield and Charman (2017) the discipline of asking how probable the evidence would be under each rival, but we do not assign numerical priors or likelihoods. Four cases and about nine evidence items cannot support defensible numerical priors, and the conclusions would then depend on the priors. We use an ordinal rubric instead, so that every rating can be traced to a stated rule.</w:t>
-      </w:r>
-    </w:p>
-    <w:p>
-      <w:pPr>
-        <w:pStyle w:val="BodyText"/>
-      </w:pPr>
-      <w:r>
-        <w:rPr>
-          <w:bCs/>
-          <w:b/>
-        </w:rPr>
-        <w:t xml:space="preserve">Table 1. Rubric for assessing evidence against hypotheses</w:t>
-      </w:r>
-    </w:p>
-    <w:tbl>
-      <w:tblPr>
-        <w:tblStyle w:val="Table"/>
-        <w:tblW w:type="pct" w:w="5000"/>
-        <w:tblLook w:firstRow="1" w:lastRow="0" w:firstColumn="0" w:lastColumn="0" w:noHBand="0" w:noVBand="0" w:val="0020"/>
-        <w:jc w:val="start"/>
-      </w:tblPr>
-      <w:tblGrid>
-        <w:gridCol w:w="3960"/>
-        <w:gridCol w:w="3960"/>
-      </w:tblGrid>
-      <w:tr>
-        <w:trPr>
-          <w:tblHeader w:val="true"/>
-        </w:trPr>
-        <w:tc>
-          <w:tcPr/>
-          <w:p>
-            <w:pPr>
-              <w:pStyle w:val="Compact"/>
-              <w:jc w:val="left"/>
-            </w:pPr>
-            <w:r>
-              <w:t xml:space="preserve">Rating of a hypothesis</w:t>
-            </w:r>
-          </w:p>
-        </w:tc>
-        <w:tc>
-          <w:tcPr/>
-          <w:p>
-            <w:pPr>
-              <w:pStyle w:val="Compact"/>
-              <w:jc w:val="left"/>
-            </w:pPr>
-            <w:r>
-              <w:t xml:space="preserve">Meaning</w:t>
-            </w:r>
-          </w:p>
-        </w:tc>
-      </w:tr>
-      <w:tr>
-        <w:tc>
-          <w:tcPr/>
-          <w:p>
-            <w:pPr>
-              <w:pStyle w:val="Compact"/>
-              <w:jc w:val="left"/>
-            </w:pPr>
-            <w:r>
-              <w:t xml:space="preserve">Expected (E)</w:t>
-            </w:r>
-          </w:p>
-        </w:tc>
-        <w:tc>
-          <w:tcPr/>
-          <w:p>
-            <w:pPr>
-              <w:pStyle w:val="Compact"/>
-              <w:jc w:val="left"/>
-            </w:pPr>
-            <w:r>
-              <w:t xml:space="preserve">The hypothesis predicts this evidence (it is part of one of its stated predictions P1 to P3)</w:t>
-            </w:r>
-          </w:p>
-        </w:tc>
-      </w:tr>
-      <w:tr>
-        <w:tc>
-          <w:tcPr/>
-          <w:p>
-            <w:pPr>
-              <w:pStyle w:val="Compact"/>
-              <w:jc w:val="left"/>
-            </w:pPr>
-            <w:r>
-              <w:t xml:space="preserve">Compatible (C)</w:t>
-            </w:r>
-          </w:p>
-        </w:tc>
-        <w:tc>
-          <w:tcPr/>
-          <w:p>
-            <w:pPr>
-              <w:pStyle w:val="Compact"/>
-              <w:jc w:val="left"/>
-            </w:pPr>
-            <w:r>
-              <w:t xml:space="preserve">The hypothesis does not predict the evidence but is consistent with it</w:t>
-            </w:r>
-          </w:p>
-        </w:tc>
-      </w:tr>
-      <w:tr>
-        <w:tc>
-          <w:tcPr/>
-          <w:p>
-            <w:pPr>
-              <w:pStyle w:val="Compact"/>
-              <w:jc w:val="left"/>
-            </w:pPr>
-            <w:r>
-              <w:t xml:space="preserve">Unexpected (U)</w:t>
-            </w:r>
-          </w:p>
-        </w:tc>
-        <w:tc>
-          <w:tcPr/>
-          <w:p>
-            <w:pPr>
-              <w:pStyle w:val="Compact"/>
-              <w:jc w:val="left"/>
-            </w:pPr>
-            <w:r>
-              <w:t xml:space="preserve">The evidence is in tension with the hypothesis and can be reconciled only with an additional assumption</w:t>
-            </w:r>
-          </w:p>
-        </w:tc>
-      </w:tr>
-      <w:tr>
-        <w:tc>
-          <w:tcPr/>
-          <w:p>
-            <w:pPr>
-              <w:pStyle w:val="Compact"/>
-              <w:jc w:val="left"/>
-            </w:pPr>
-            <w:r>
-              <w:t xml:space="preserve">Contradicted (X)</w:t>
-            </w:r>
-          </w:p>
-        </w:tc>
-        <w:tc>
-          <w:tcPr/>
-          <w:p>
-            <w:pPr>
-              <w:pStyle w:val="Compact"/>
-              <w:jc w:val="left"/>
-            </w:pPr>
-            <w:r>
-              <w:t xml:space="preserve">The evidence is inconsistent with the hypothesis as stated</w:t>
-            </w:r>
-          </w:p>
-        </w:tc>
-      </w:tr>
-    </w:tbl>
-    <w:p/>
-    <w:tbl>
-      <w:tblPr>
-        <w:tblStyle w:val="Table"/>
-        <w:tblW w:type="pct" w:w="5000"/>
-        <w:tblLook w:firstRow="1" w:lastRow="0" w:firstColumn="0" w:lastColumn="0" w:noHBand="0" w:noVBand="0" w:val="0020"/>
-        <w:jc w:val="start"/>
-      </w:tblPr>
-      <w:tblGrid>
-        <w:gridCol w:w="3960"/>
-        <w:gridCol w:w="3960"/>
-      </w:tblGrid>
-      <w:tr>
-        <w:trPr>
-          <w:tblHeader w:val="true"/>
-        </w:trPr>
-        <w:tc>
-          <w:tcPr/>
-          <w:p>
-            <w:pPr>
-              <w:pStyle w:val="Compact"/>
-              <w:jc w:val="left"/>
-            </w:pPr>
-            <w:r>
-              <w:t xml:space="preserve">Inferential weight</w:t>
-            </w:r>
-          </w:p>
-        </w:tc>
-        <w:tc>
-          <w:tcPr/>
-          <w:p>
-            <w:pPr>
-              <w:pStyle w:val="Compact"/>
-              <w:jc w:val="left"/>
-            </w:pPr>
-            <w:r>
-              <w:t xml:space="preserve">Rule</w:t>
-            </w:r>
-          </w:p>
-        </w:tc>
-      </w:tr>
-      <w:tr>
-        <w:tc>
-          <w:tcPr/>
-          <w:p>
-            <w:pPr>
-              <w:pStyle w:val="Compact"/>
-              <w:jc w:val="left"/>
-            </w:pPr>
-            <w:r>
-              <w:t xml:space="preserve">Strong</w:t>
-            </w:r>
-          </w:p>
-        </w:tc>
-        <w:tc>
-          <w:tcPr/>
-          <w:p>
-            <w:pPr>
-              <w:pStyle w:val="Compact"/>
-              <w:jc w:val="left"/>
-            </w:pPr>
-            <w:r>
-              <w:t xml:space="preserve">At least one rival is rated U or X, the evidence rests on verified coding, and no auxiliary assumption is needed</w:t>
-            </w:r>
-          </w:p>
-        </w:tc>
-      </w:tr>
-      <w:tr>
-        <w:tc>
-          <w:tcPr/>
-          <w:p>
-            <w:pPr>
-              <w:pStyle w:val="Compact"/>
-              <w:jc w:val="left"/>
-            </w:pPr>
-            <w:r>
-              <w:t xml:space="preserve">Moderate</w:t>
-            </w:r>
-          </w:p>
-        </w:tc>
-        <w:tc>
-          <w:tcPr/>
-          <w:p>
-            <w:pPr>
-              <w:pStyle w:val="Compact"/>
-              <w:jc w:val="left"/>
-            </w:pPr>
-            <w:r>
-              <w:t xml:space="preserve">At least one rival is rated U or X, but the weight depends on an auxiliary assumption or on coding not yet verified</w:t>
-            </w:r>
-          </w:p>
-        </w:tc>
-      </w:tr>
-      <w:tr>
-        <w:tc>
-          <w:tcPr/>
-          <w:p>
-            <w:pPr>
-              <w:pStyle w:val="Compact"/>
-              <w:jc w:val="left"/>
-            </w:pPr>
-            <w:r>
-              <w:t xml:space="preserve">Weak</w:t>
-            </w:r>
-          </w:p>
-        </w:tc>
-        <w:tc>
-          <w:tcPr/>
-          <w:p>
-            <w:pPr>
-              <w:pStyle w:val="Compact"/>
-              <w:jc w:val="left"/>
-            </w:pPr>
-            <w:r>
-              <w:t xml:space="preserve">No rival is rated U or X, so the evidence does not discriminate</w:t>
-            </w:r>
-          </w:p>
-        </w:tc>
-      </w:tr>
-    </w:tbl>
-    <w:p>
-      <w:pPr>
-        <w:pStyle w:val="BodyText"/>
-      </w:pPr>
-      <w:r>
-        <w:t xml:space="preserve">For each row we also state what evidence would change the rating (Table 4) and test how conclusions change when single rows are dropped (Section 5.3). The most visible pattern in the data, the gap between software and infrastructure thresholds, is a</w:t>
-      </w:r>
-      <w:r>
-        <w:t xml:space="preserve"> </w:t>
-      </w:r>
-      <w:r>
-        <w:rPr>
-          <w:iCs/>
-          <w:i/>
-        </w:rPr>
-        <w:t xml:space="preserve">weak</w:t>
-      </w:r>
-      <w:r>
-        <w:t xml:space="preserve"> </w:t>
-      </w:r>
-      <w:r>
-        <w:t xml:space="preserve">test, because a cost-based account predicts it as well as a design-based one does. We say this here, and we build the argument on the evidence that does discriminate.</w:t>
-      </w:r>
-    </w:p>
-    <w:bookmarkEnd w:id="31"/>
-    <w:bookmarkEnd w:id="32"/>
-    <w:bookmarkStart w:id="38" w:name="findings"/>
-    <w:p>
-      <w:pPr>
-        <w:pStyle w:val="Heading2"/>
-      </w:pPr>
-      <w:r>
-        <w:t xml:space="preserve">4. Findings</w:t>
-      </w:r>
-    </w:p>
-    <w:bookmarkStart w:id="33" w:name="thailand"/>
-    <w:p>
-      <w:pPr>
-        <w:pStyle w:val="Heading3"/>
-      </w:pPr>
-      <w:r>
-        <w:t xml:space="preserve">4.1 Thailand</w:t>
-      </w:r>
-    </w:p>
-    <w:p>
-      <w:pPr>
-        <w:pStyle w:val="FirstParagraph"/>
-      </w:pPr>
-      <w:r>
-        <w:t xml:space="preserve">Thailand’s Board of Investment administers AI-relevant incentives through its Digital, Creative Industries and High-Value Service division, established under two 2022 announcements (Board of Investment of Thailand, 2022, 2025). Software and digital-content development qualifies for an uncapped corporate income tax exemption at an annual threshold of approximately 1.5 million baht (about US$42,000), calculated from local staff salary expenditure, which a small technical team can reach. GPU-based data hosting, the layer most directly involved in training or serving models, requires minimum capital of approximately 5,000 million baht (about US$140 million) and an extensive certification regime. These two thresholds are not strictly comparable, since one is an annual expenditure flow and the other a capital stock, so we do not compute a ratio between them. We compare realised project sizes instead (below).</w:t>
-      </w:r>
-    </w:p>
-    <w:p>
-      <w:pPr>
-        <w:pStyle w:val="BodyText"/>
-      </w:pPr>
-      <w:r>
-        <w:t xml:space="preserve">The structure is more than a binary. Baseline research and development qualifies at the same accessible threshold as software. A separate competitiveness-enhancement mechanism lets qualifying firms extend the exemption to thirteen years if they make additional investment of at least 200 million baht, representing a specified minimum share of sales over the following three years (Board of Investment of Thailand, 2022). The most generous tier is thus reserved for firms with a revenue base large enough to meet it. This is a vintage barrier that applies to software, where a cost rationale does not apply.</w:t>
-      </w:r>
-      <w:r>
-        <w:t xml:space="preserve"> </w:t>
-      </w:r>
-      <w:r>
-        <w:rPr>
-          <w:bCs/>
-          <w:b/>
-        </w:rPr>
-        <w:t xml:space="preserve">[VERIFY: whether this mechanism is specific to the digital division or cross-sectoral, since the answer bears on H3.]</w:t>
-      </w:r>
-    </w:p>
-    <w:p>
-      <w:pPr>
-        <w:pStyle w:val="BodyText"/>
-      </w:pPr>
-      <w:r>
-        <w:t xml:space="preserve">Realised approvals agree with the formal rules. Approval statistics for January to December 2025 show 96 approved projects under Activity 8.1.1 (software and digital platforms) with combined investment of 933.0 million baht, an average of about 9.7 million baht. Over the same period 24 approved data-centre projects under Activity 8.2.1 carried 457,999.8 million baht, an average of about 19,083 million baht, and a single data-hosting project under Activity 8.2.4 carried 126,793.0 million baht (Board of Investment of Thailand, 2026). The average data-centre project is therefore about 1,960 times the average software project in approved investment. This compares approved incentive projects, not firms.</w:t>
-      </w:r>
-    </w:p>
-    <w:p>
-      <w:pPr>
-        <w:pStyle w:val="BodyText"/>
-      </w:pPr>
-      <w:r>
-        <w:t xml:space="preserve">Ownership of registered capital differs by layer. In Activity 8.1.1 software projects, 46 per cent of registered capital is Thai-held and 54 per cent foreign-held. In data-centre projects the split is 15 per cent Thai and 85 per cent foreign. In the single data-hosting project all registered capital is foreign. The Thai-held share therefore falls from 46 to 15 to 0 per cent with depth into the infrastructure stack. This gradient rests on three points, one of which is a single project, and it is a description of who holds capital in approved projects. It does not show whether Thai firms were excluded, and it is the pattern a cost-based account also predicts (Section 5.2). Lehdonvirta, Wú and Hawkins (2025) show that the global reach of cloud data centres is shaped by the economic and security interests of a few home states, which is one reason to expect foreign capital in this layer independently of Thai incentive design.</w:t>
-      </w:r>
-    </w:p>
-    <w:p>
-      <w:pPr>
-        <w:pStyle w:val="BodyText"/>
-      </w:pPr>
-      <w:r>
-        <w:t xml:space="preserve">A further observation bears on the offshoring channel discussed in Section 2.2. The Trade and Investment Support Office category, which explicitly includes internationally delivered business-process outsourcing, receives the lowest incentive tier in the division, with no corporate income tax exemption. This is an activity exposed to AI-driven automation and receives the least support.</w:t>
-      </w:r>
-    </w:p>
-    <w:bookmarkEnd w:id="33"/>
-    <w:bookmarkStart w:id="34" w:name="vietnam"/>
-    <w:p>
-      <w:pPr>
-        <w:pStyle w:val="Heading3"/>
-      </w:pPr>
-      <w:r>
-        <w:t xml:space="preserve">4.2 Vietnam</w:t>
-      </w:r>
-    </w:p>
-    <w:p>
-      <w:pPr>
-        <w:pStyle w:val="FirstParagraph"/>
-      </w:pPr>
-      <w:r>
-        <w:t xml:space="preserve">Decree 260/2026, implementing the Law on High Technology, took effect on 1 July 2026 and sets two tracks (Vietnam, 2026a). The first, for recognised research centres, imposes demanding conditions: at least 60 per cent of staff in research and development (70 per cent for strategically designated technology), and research spending of 65 to 70 per cent of annual operating budget. These conditions restrict the track to purpose-built research institutions.</w:t>
-      </w:r>
-      <w:r>
-        <w:t xml:space="preserve"> </w:t>
-      </w:r>
-      <w:r>
-        <w:rPr>
-          <w:bCs/>
-          <w:b/>
-        </w:rPr>
-        <w:t xml:space="preserve">[VERIFY: percentage thresholds against the decree text.]</w:t>
-      </w:r>
-    </w:p>
-    <w:p>
-      <w:pPr>
-        <w:pStyle w:val="BodyText"/>
-      </w:pPr>
-      <w:r>
-        <w:t xml:space="preserve">The second track, for recognised startups, is more accessible. It requires only demonstrated revenue growth or a commercialisation-ready technology. Qualifying startups receive the full incentive package, fee exemptions for state research facilities, and priority access to the National Venture Capital Fund, a direct equity instrument distinct from the National Technology Innovation Fund, which provides subsidised lending. This is the clearest instance in our data of explicit accommodation for new firms, and part of it is delivered by direct, not tax-based, means.</w:t>
-      </w:r>
-      <w:r>
-        <w:t xml:space="preserve"> </w:t>
-      </w:r>
-      <w:r>
-        <w:rPr>
-          <w:bCs/>
-          <w:b/>
-        </w:rPr>
-        <w:t xml:space="preserve">[VERIFY: Article 11 provisions and the fund distinction.]</w:t>
-      </w:r>
-    </w:p>
-    <w:p>
-      <w:pPr>
-        <w:pStyle w:val="BodyText"/>
-      </w:pPr>
-      <w:r>
-        <w:t xml:space="preserve">Decision 21/2026, which replaced a 2025 list, groups thirty strategic technology products into two priority tiers (Vietnam, 2026b). The top tier, of market-ready products with large direct economic impact, includes Vietnamese-language large language models, virtual assistants and specialised AI systems, and also cloud-computing platforms as a separate line item. The lower tier, of future and foundational technologies, includes specialised chips, quantum technologies and satellite systems. Vietnam therefore places cloud and compute provision in the same top tier as models and applications and assigns specialised chips to the lower tier. Within the four-layer scheme the boundary in Vietnam falls at layer (iv), hardware manufacture, not at layers (ii) or (iii). Edge-processing AI cameras and digital-twin platforms are also top-tier items, but they are application products, and we do not count them as evidence about compute provision</w:t>
-      </w:r>
-      <w:r>
-        <w:t xml:space="preserve"> </w:t>
-      </w:r>
-      <w:r>
-        <w:rPr>
-          <w:bCs/>
-          <w:b/>
-        </w:rPr>
-        <w:t xml:space="preserve">[PENDING: the first coding placed them in layer (ii); recode them as layer (i) and confirm in Table S1]</w:t>
-      </w:r>
-      <w:r>
-        <w:t xml:space="preserve">.</w:t>
-      </w:r>
-    </w:p>
-    <w:p>
-      <w:pPr>
-        <w:pStyle w:val="BodyText"/>
-      </w:pPr>
-      <w:r>
-        <w:t xml:space="preserve">Vietnam’s design differs from Thailand’s in kind. Thailand and Malaysia define eligibility through activity-specific capital thresholds. Vietnam sets priority through a list of strategic technologies that carries no stated capital rule. A list-based design does not generate a capital gradient, which may be why none appears in Vietnam. The same design moves gatekeeping to discretionary designation and to other instruments whose effect on access we have not coded, so this is a hypothesis about origin, not a finding about access.</w:t>
-      </w:r>
-    </w:p>
-    <w:p>
-      <w:pPr>
-        <w:pStyle w:val="BodyText"/>
-      </w:pPr>
-      <w:r>
-        <w:t xml:space="preserve">Vietnam’s realised concentration at the infrastructure layer, illustrated by a large AI data centre announced for Ho Chi Minh City in 2026 and financed by the country’s largest conglomerate, cannot be attributed to incentive rules that exclude smaller firms from that layer, because those rules do not do so. It is more plausibly a market-structure outcome. Government data are consistent with that reading: hardware and electronics enterprises are under 10 per cent of Vietnam’s information and communication technology enterprises but over 90 per cent of industry revenue, and are overwhelmingly foreign-invested, while software, digital content and services enterprises are predominantly domestic (Vietnam, Ministry of Information and Communications, 2024). Of 9,348 operating enterprises in computer programming and related activities at the end of 2022, 57.9 per cent employed fewer than five people and 35.7 per cent employed between five and 49 (Vietnam, General Statistics Office, 2024). That is a base of micro and small firms, which the startup carve-out would be expected to serve.</w:t>
-      </w:r>
-      <w:r>
-        <w:t xml:space="preserve"> </w:t>
-      </w:r>
-      <w:r>
-        <w:rPr>
-          <w:bCs/>
-          <w:b/>
-        </w:rPr>
-        <w:t xml:space="preserve">[VERIFY: all three statistical figures against the cited sources.]</w:t>
-      </w:r>
-    </w:p>
-    <w:bookmarkEnd w:id="34"/>
-    <w:bookmarkStart w:id="35" w:name="malaysia"/>
-    <w:p>
-      <w:pPr>
-        <w:pStyle w:val="Heading3"/>
-      </w:pPr>
-      <w:r>
-        <w:t xml:space="preserve">4.3 Malaysia</w:t>
-      </w:r>
-    </w:p>
-    <w:p>
-      <w:pPr>
-        <w:pStyle w:val="FirstParagraph"/>
-      </w:pPr>
-      <w:r>
-        <w:t xml:space="preserve">Malaysia runs two parallel schemes. The Malaysia Digital tax incentive, covering software and digital services including AI, requires only RM50,000 (about US$11,000) of minimum paid-up capital, the lowest entry threshold across the four countries (Malaysia Digital Economy Corporation, 2024). Against this stands a recurring compliance burden: an annual self-declaration verified by an externally appointed auditor at the firm’s own expense. The cost is largely fixed, so it weighs more heavily on a firm capitalised at that level. This is the mechanism Bahar et al. (2026) identify for Japan, operating here through compliance cost and not through a capital threshold.</w:t>
-      </w:r>
-    </w:p>
-    <w:p>
-      <w:pPr>
-        <w:pStyle w:val="BodyText"/>
-      </w:pPr>
-      <w:r>
-        <w:t xml:space="preserve">The Digital Ecosystem Acceleration scheme (DESAC), covering data centres and cloud infrastructure, uses a graduated structure (Malaysian Investment Development Authority, 2022). Entry-level eligibility requires RM2.5 million (about US$550,000) of paid-up capital, and the full ten-year highest-rate benefit requires cumulative capital expenditure of RM1 billion (about US$220 million), which exceeds Thailand’s threshold in dollar terms. A separate, lower threshold applies to existing firms expanding. The structure is a continuous pathway from small to large, in contrast with a single gate, but at the deepest tier its practical effect is comparable.</w:t>
-      </w:r>
-    </w:p>
-    <w:p>
-      <w:pPr>
-        <w:pStyle w:val="BodyText"/>
-      </w:pPr>
-      <w:r>
-        <w:t xml:space="preserve">In the 2025 budget address, officials indicated that the earlier approach to data-centre incentives was no longer viewed as sustainable, on the grounds that large capital-intensive projects do not reliably translate into substantial high-skilled employment for Malaysian workers, and the government has since begun a formal restructuring</w:t>
-      </w:r>
-      <w:r>
-        <w:t xml:space="preserve"> </w:t>
-      </w:r>
-      <w:r>
-        <w:rPr>
-          <w:bCs/>
-          <w:b/>
-        </w:rPr>
-        <w:t xml:space="preserve">[VERIFY: speaker names, dates and wording of the 2025 budget statements, which are listed as unverified]</w:t>
-      </w:r>
-      <w:r>
-        <w:t xml:space="preserve">. This shows that policymakers saw a problem with the existing design. It does not show that firm-size bias is the cause, since a low employment yield per unit of capital is also what a capital-intensive activity produces. We therefore treat it as weak evidence between the hypotheses (Table 4).</w:t>
-      </w:r>
-    </w:p>
-    <w:p>
-      <w:pPr>
-        <w:pStyle w:val="BodyText"/>
-      </w:pPr>
-      <w:r>
-        <w:t xml:space="preserve">The scheme also requires that at least half of a data centre’s full-time staff be Malaysian nationals earning above a specified salary level. A requirement stated as a proportion is not a scale filter, since a ten-person firm can meet it as readily as a thousand-person firm, and we record it as an exploratory observation outside the central mechanism.</w:t>
-      </w:r>
-    </w:p>
-    <w:bookmarkEnd w:id="35"/>
-    <w:bookmarkStart w:id="36" w:name="the-philippines"/>
-    <w:p>
-      <w:pPr>
-        <w:pStyle w:val="Heading3"/>
-      </w:pPr>
-      <w:r>
-        <w:t xml:space="preserve">4.4 The Philippines</w:t>
-      </w:r>
-    </w:p>
-    <w:p>
-      <w:pPr>
-        <w:pStyle w:val="FirstParagraph"/>
-      </w:pPr>
-      <w:r>
-        <w:t xml:space="preserve">The Philippine architecture, established under the CREATE MORE Act, differs structurally from the other three (Philippines, 2024; Philippines, Fiscal Incentives Review Board, 2025). Standard registration carries no stated minimum investment; eligibility depends on inclusion in the Strategic Investment Priority Plan, on ownership qualifications and on a cost-benefit evaluation, not on firm size directly.</w:t>
-      </w:r>
-    </w:p>
-    <w:p>
-      <w:pPr>
-        <w:pStyle w:val="BodyText"/>
-      </w:pPr>
-      <w:r>
-        <w:t xml:space="preserve">Above this baseline sits a firm-scale threshold at PHP 15 billion (about US$260 million), which both defines a high-value domestic market enterprise and determines whether incentives are granted by the investment promotion agency or escalated to the Fiscal Incentives Review Board, with availment periods reaching 24 to 27 years. Beyond this the President may modify the mix, period and manner of availment, or craft a bespoke package, for a project designated highly desirable, with total incentives capped at forty years. This presidential mechanism is discretionary and, in the statutory text we examined, is not tied to a stated investment figure.</w:t>
-      </w:r>
-    </w:p>
-    <w:p>
-      <w:pPr>
-        <w:pStyle w:val="BodyText"/>
-      </w:pPr>
-      <w:r>
-        <w:t xml:space="preserve">These firm-scale tiers apply uniformly regardless of activity type, and the Strategic Investment Priority Plan groups AI and data-centre infrastructure in the same priority tier</w:t>
-      </w:r>
-      <w:r>
-        <w:t xml:space="preserve"> </w:t>
-      </w:r>
-      <w:r>
-        <w:rPr>
-          <w:bCs/>
-          <w:b/>
-        </w:rPr>
-        <w:t xml:space="preserve">[VERIFY: edition and date of the Plan and its exact treatment of AI relative to data-centre infrastructure]</w:t>
-      </w:r>
-      <w:r>
-        <w:t xml:space="preserve">. The Philippines therefore encodes no boundary between AI applications and AI infrastructure; its gradient operates on firm scale alone. Cucio and Hennig (2025) find that roughly one third of Philippine occupations are highly exposed to AI, with around 60 per cent of that exposed employment complementary to AI and not substitutable by it, which suggests augmentation more than displacement for much of the exposed workforce.</w:t>
-      </w:r>
-    </w:p>
-    <w:bookmarkEnd w:id="36"/>
-    <w:bookmarkStart w:id="37" w:name="cross-country-synthesis"/>
-    <w:p>
-      <w:pPr>
-        <w:pStyle w:val="Heading3"/>
-      </w:pPr>
-      <w:r>
-        <w:t xml:space="preserve">4.5 Cross-country synthesis</w:t>
-      </w:r>
-    </w:p>
-    <w:p>
-      <w:pPr>
-        <w:pStyle w:val="FirstParagraph"/>
-      </w:pPr>
-      <w:r>
-        <w:t xml:space="preserve">Table 3 sets out the coded dimensions. Read through the four-layer scheme, the countries do not divide into three cases of bifurcation and one exception. They divide by where the access boundary falls.</w:t>
-      </w:r>
-    </w:p>
-    <w:p>
-      <w:pPr>
-        <w:pStyle w:val="BodyText"/>
-      </w:pPr>
-      <w:r>
-        <w:rPr>
-          <w:bCs/>
-          <w:b/>
-        </w:rPr>
-        <w:t xml:space="preserve">Table 3. Coded incentive dimensions by country and layer of the AI technology stack</w:t>
-      </w:r>
-    </w:p>
-    <w:tbl>
-      <w:tblPr>
-        <w:tblStyle w:val="Table"/>
-        <w:tblW w:type="pct" w:w="5000"/>
-        <w:tblLook w:firstRow="1" w:lastRow="0" w:firstColumn="0" w:lastColumn="0" w:noHBand="0" w:noVBand="0" w:val="0020"/>
-        <w:jc w:val="start"/>
-      </w:tblPr>
-      <w:tblGrid>
-        <w:gridCol w:w="1584"/>
-        <w:gridCol w:w="1584"/>
-        <w:gridCol w:w="1584"/>
-        <w:gridCol w:w="1584"/>
-        <w:gridCol w:w="1584"/>
-      </w:tblGrid>
-      <w:tr>
-        <w:trPr>
-          <w:tblHeader w:val="true"/>
-        </w:trPr>
-        <w:tc>
-          <w:tcPr/>
-          <w:p>
-            <w:pPr>
-              <w:pStyle w:val="Compact"/>
-              <w:jc w:val="left"/>
-            </w:pPr>
-            <w:r>
-              <w:t xml:space="preserve">Dimension</w:t>
-            </w:r>
-          </w:p>
-        </w:tc>
-        <w:tc>
-          <w:tcPr/>
-          <w:p>
-            <w:pPr>
-              <w:pStyle w:val="Compact"/>
-              <w:jc w:val="left"/>
-            </w:pPr>
-            <w:r>
-              <w:t xml:space="preserve">Thailand</w:t>
-            </w:r>
-          </w:p>
-        </w:tc>
-        <w:tc>
-          <w:tcPr/>
-          <w:p>
-            <w:pPr>
-              <w:pStyle w:val="Compact"/>
-              <w:jc w:val="left"/>
-            </w:pPr>
-            <w:r>
-              <w:t xml:space="preserve">Vietnam</w:t>
-            </w:r>
-          </w:p>
-        </w:tc>
-        <w:tc>
-          <w:tcPr/>
-          <w:p>
-            <w:pPr>
-              <w:pStyle w:val="Compact"/>
-              <w:jc w:val="left"/>
-            </w:pPr>
-            <w:r>
-              <w:t xml:space="preserve">Malaysia</w:t>
-            </w:r>
-          </w:p>
-        </w:tc>
-        <w:tc>
-          <w:tcPr/>
-          <w:p>
-            <w:pPr>
-              <w:pStyle w:val="Compact"/>
-              <w:jc w:val="left"/>
-            </w:pPr>
-            <w:r>
-              <w:t xml:space="preserve">Philippines</w:t>
-            </w:r>
-          </w:p>
-        </w:tc>
-      </w:tr>
-      <w:tr>
-        <w:tc>
-          <w:tcPr/>
-          <w:p>
-            <w:pPr>
-              <w:pStyle w:val="Compact"/>
-              <w:jc w:val="left"/>
-            </w:pPr>
-            <w:r>
-              <w:t xml:space="preserve">Applications and models</w:t>
-            </w:r>
-          </w:p>
-        </w:tc>
-        <w:tc>
-          <w:tcPr/>
-          <w:p>
-            <w:pPr>
-              <w:pStyle w:val="Compact"/>
-              <w:jc w:val="left"/>
-            </w:pPr>
-            <w:r>
-              <w:t xml:space="preserve">Accessible: about US$42,000 per year in local salary spend</w:t>
-            </w:r>
-          </w:p>
-        </w:tc>
-        <w:tc>
-          <w:tcPr/>
-          <w:p>
-            <w:pPr>
-              <w:pStyle w:val="Compact"/>
-              <w:jc w:val="left"/>
-            </w:pPr>
-            <w:r>
-              <w:t xml:space="preserve">Accessible: named top-tier strategic priority</w:t>
-            </w:r>
-          </w:p>
-        </w:tc>
-        <w:tc>
-          <w:tcPr/>
-          <w:p>
-            <w:pPr>
-              <w:pStyle w:val="Compact"/>
-              <w:jc w:val="left"/>
-            </w:pPr>
-            <w:r>
-              <w:t xml:space="preserve">Accessible: about US$11,000 paid-up capital</w:t>
-            </w:r>
-          </w:p>
-        </w:tc>
-        <w:tc>
-          <w:tcPr/>
-          <w:p>
-            <w:pPr>
-              <w:pStyle w:val="Compact"/>
-              <w:jc w:val="left"/>
-            </w:pPr>
-            <w:r>
-              <w:t xml:space="preserve">Accessible: no stated minimum investment</w:t>
-            </w:r>
-          </w:p>
-        </w:tc>
-      </w:tr>
-      <w:tr>
-        <w:tc>
-          <w:tcPr/>
-          <w:p>
-            <w:pPr>
-              <w:pStyle w:val="Compact"/>
-              <w:jc w:val="left"/>
-            </w:pPr>
-            <w:r>
-              <w:t xml:space="preserve">Cloud and compute services</w:t>
-            </w:r>
-          </w:p>
-        </w:tc>
-        <w:tc>
-          <w:tcPr/>
-          <w:p>
-            <w:pPr>
-              <w:pStyle w:val="Compact"/>
-              <w:jc w:val="left"/>
-            </w:pPr>
-            <w:r>
-              <w:t xml:space="preserve">Not separately provided for</w:t>
-            </w:r>
-          </w:p>
-        </w:tc>
-        <w:tc>
-          <w:tcPr/>
-          <w:p>
-            <w:pPr>
-              <w:pStyle w:val="Compact"/>
-              <w:jc w:val="left"/>
-            </w:pPr>
-            <w:r>
-              <w:t xml:space="preserve">Top tier, same as applications</w:t>
-            </w:r>
-          </w:p>
-        </w:tc>
-        <w:tc>
-          <w:tcPr/>
-          <w:p>
-            <w:pPr>
-              <w:pStyle w:val="Compact"/>
-              <w:jc w:val="left"/>
-            </w:pPr>
-            <w:r>
-              <w:t xml:space="preserve">Within DESAC; entry about US$550,000</w:t>
-            </w:r>
-          </w:p>
-        </w:tc>
-        <w:tc>
-          <w:tcPr/>
-          <w:p>
-            <w:pPr>
-              <w:pStyle w:val="Compact"/>
-              <w:jc w:val="left"/>
-            </w:pPr>
-            <w:r>
-              <w:t xml:space="preserve">Same priority tier as AI applications</w:t>
-            </w:r>
-          </w:p>
-        </w:tc>
-      </w:tr>
-      <w:tr>
-        <w:tc>
-          <w:tcPr/>
-          <w:p>
-            <w:pPr>
-              <w:pStyle w:val="Compact"/>
-              <w:jc w:val="left"/>
-            </w:pPr>
-            <w:r>
-              <w:t xml:space="preserve">Physical data-centre capacity</w:t>
-            </w:r>
-          </w:p>
-        </w:tc>
-        <w:tc>
-          <w:tcPr/>
-          <w:p>
-            <w:pPr>
-              <w:pStyle w:val="Compact"/>
-              <w:jc w:val="left"/>
-            </w:pPr>
-            <w:r>
-              <w:t xml:space="preserve">Restricted: about US$140 million minimum</w:t>
-            </w:r>
-          </w:p>
-        </w:tc>
-        <w:tc>
-          <w:tcPr/>
-          <w:p>
-            <w:pPr>
-              <w:pStyle w:val="Compact"/>
-              <w:jc w:val="left"/>
-            </w:pPr>
-            <w:r>
-              <w:t xml:space="preserve">No stated capital threshold</w:t>
-            </w:r>
-          </w:p>
-        </w:tc>
-        <w:tc>
-          <w:tcPr/>
-          <w:p>
-            <w:pPr>
-              <w:pStyle w:val="Compact"/>
-              <w:jc w:val="left"/>
-            </w:pPr>
-            <w:r>
-              <w:t xml:space="preserve">Graduated: entry about US$550,000; top tier about US$220 million</w:t>
-            </w:r>
-          </w:p>
-        </w:tc>
-        <w:tc>
-          <w:tcPr/>
-          <w:p>
-            <w:pPr>
-              <w:pStyle w:val="Compact"/>
-              <w:jc w:val="left"/>
-            </w:pPr>
-            <w:r>
-              <w:t xml:space="preserve">No stated minimum; scale tiers apply</w:t>
-            </w:r>
-          </w:p>
-        </w:tc>
-      </w:tr>
-      <w:tr>
-        <w:tc>
-          <w:tcPr/>
-          <w:p>
-            <w:pPr>
-              <w:pStyle w:val="Compact"/>
-              <w:jc w:val="left"/>
-            </w:pPr>
-            <w:r>
-              <w:t xml:space="preserve">Hardware manufacture</w:t>
-            </w:r>
-          </w:p>
-        </w:tc>
-        <w:tc>
-          <w:tcPr/>
-          <w:p>
-            <w:pPr>
-              <w:pStyle w:val="Compact"/>
-              <w:jc w:val="left"/>
-            </w:pPr>
-            <w:r>
-              <w:t xml:space="preserve">Separate activity divisions</w:t>
-            </w:r>
-          </w:p>
-        </w:tc>
-        <w:tc>
-          <w:tcPr/>
-          <w:p>
-            <w:pPr>
-              <w:pStyle w:val="Compact"/>
-              <w:jc w:val="left"/>
-            </w:pPr>
-            <w:r>
-              <w:t xml:space="preserve">Lower priority tier (specialised chips)</w:t>
-            </w:r>
-          </w:p>
-        </w:tc>
-        <w:tc>
-          <w:tcPr/>
-          <w:p>
-            <w:pPr>
-              <w:pStyle w:val="Compact"/>
-              <w:jc w:val="left"/>
-            </w:pPr>
-            <w:r>
-              <w:t xml:space="preserve">Separate schemes</w:t>
-            </w:r>
-          </w:p>
-        </w:tc>
-        <w:tc>
-          <w:tcPr/>
-          <w:p>
-            <w:pPr>
-              <w:pStyle w:val="Compact"/>
-              <w:jc w:val="left"/>
-            </w:pPr>
-            <w:r>
-              <w:t xml:space="preserve">No distinct treatment</w:t>
-            </w:r>
-          </w:p>
-        </w:tc>
-      </w:tr>
-      <w:tr>
-        <w:tc>
-          <w:tcPr/>
-          <w:p>
-            <w:pPr>
-              <w:pStyle w:val="Compact"/>
-              <w:jc w:val="left"/>
-            </w:pPr>
-            <w:r>
-              <w:t xml:space="preserve">Instrument below facility scale</w:t>
-            </w:r>
-          </w:p>
-        </w:tc>
-        <w:tc>
-          <w:tcPr/>
-          <w:p>
-            <w:pPr>
-              <w:pStyle w:val="Compact"/>
-              <w:jc w:val="left"/>
-            </w:pPr>
-            <w:r>
-              <w:t xml:space="preserve">None identified (</w:t>
-            </w:r>
-            <w:r>
-              <w:rPr>
-                <w:bCs/>
-                <w:b/>
-              </w:rPr>
-              <w:t xml:space="preserve">PENDING</w:t>
-            </w:r>
-            <w:r>
-              <w:t xml:space="preserve"> </w:t>
-            </w:r>
-            <w:r>
-              <w:t xml:space="preserve">search protocol)</w:t>
-            </w:r>
-          </w:p>
-        </w:tc>
-        <w:tc>
-          <w:tcPr/>
-          <w:p>
-            <w:pPr>
-              <w:pStyle w:val="Compact"/>
-              <w:jc w:val="left"/>
-            </w:pPr>
-            <w:r>
-              <w:t xml:space="preserve">None identified (</w:t>
-            </w:r>
-            <w:r>
-              <w:rPr>
-                <w:bCs/>
-                <w:b/>
-              </w:rPr>
-              <w:t xml:space="preserve">PENDING</w:t>
-            </w:r>
-            <w:r>
-              <w:t xml:space="preserve">)</w:t>
-            </w:r>
-          </w:p>
-        </w:tc>
-        <w:tc>
-          <w:tcPr/>
-          <w:p>
-            <w:pPr>
-              <w:pStyle w:val="Compact"/>
-              <w:jc w:val="left"/>
-            </w:pPr>
-            <w:r>
-              <w:t xml:space="preserve">None identified (</w:t>
-            </w:r>
-            <w:r>
-              <w:rPr>
-                <w:bCs/>
-                <w:b/>
-              </w:rPr>
-              <w:t xml:space="preserve">PENDING</w:t>
-            </w:r>
-            <w:r>
-              <w:t xml:space="preserve">)</w:t>
-            </w:r>
-          </w:p>
-        </w:tc>
-        <w:tc>
-          <w:tcPr/>
-          <w:p>
-            <w:pPr>
-              <w:pStyle w:val="Compact"/>
-              <w:jc w:val="left"/>
-            </w:pPr>
-            <w:r>
-              <w:t xml:space="preserve">None identified (</w:t>
-            </w:r>
-            <w:r>
-              <w:rPr>
-                <w:bCs/>
-                <w:b/>
-              </w:rPr>
-              <w:t xml:space="preserve">PENDING</w:t>
-            </w:r>
-            <w:r>
-              <w:t xml:space="preserve">)</w:t>
-            </w:r>
-          </w:p>
-        </w:tc>
-      </w:tr>
-      <w:tr>
-        <w:tc>
-          <w:tcPr/>
-          <w:p>
-            <w:pPr>
-              <w:pStyle w:val="Compact"/>
-              <w:jc w:val="left"/>
-            </w:pPr>
-            <w:r>
-              <w:t xml:space="preserve">Accommodation for small or new firms</w:t>
-            </w:r>
-          </w:p>
-        </w:tc>
-        <w:tc>
-          <w:tcPr/>
-          <w:p>
-            <w:pPr>
-              <w:pStyle w:val="Compact"/>
-              <w:jc w:val="left"/>
-            </w:pPr>
-            <w:r>
-              <w:t xml:space="preserve">None within AI categories</w:t>
-            </w:r>
-          </w:p>
-        </w:tc>
-        <w:tc>
-          <w:tcPr/>
-          <w:p>
-            <w:pPr>
-              <w:pStyle w:val="Compact"/>
-              <w:jc w:val="left"/>
-            </w:pPr>
-            <w:r>
-              <w:t xml:space="preserve">Startup track (Decree 260, Art. 11)</w:t>
-            </w:r>
-          </w:p>
-        </w:tc>
-        <w:tc>
-          <w:tcPr/>
-          <w:p>
-            <w:pPr>
-              <w:pStyle w:val="Compact"/>
-              <w:jc w:val="left"/>
-            </w:pPr>
-            <w:r>
-              <w:t xml:space="preserve">None; entry capital bar is low instead</w:t>
-            </w:r>
-          </w:p>
-        </w:tc>
-        <w:tc>
-          <w:tcPr/>
-          <w:p>
-            <w:pPr>
-              <w:pStyle w:val="Compact"/>
-              <w:jc w:val="left"/>
-            </w:pPr>
-            <w:r>
-              <w:t xml:space="preserve">None activity-specific</w:t>
-            </w:r>
-          </w:p>
-        </w:tc>
-      </w:tr>
-      <w:tr>
-        <w:tc>
-          <w:tcPr/>
-          <w:p>
-            <w:pPr>
-              <w:pStyle w:val="Compact"/>
-              <w:jc w:val="left"/>
-            </w:pPr>
-            <w:r>
-              <w:t xml:space="preserve">Delivery mechanism at accessible tier</w:t>
-            </w:r>
-          </w:p>
-        </w:tc>
-        <w:tc>
-          <w:tcPr/>
-          <w:p>
-            <w:pPr>
-              <w:pStyle w:val="Compact"/>
-              <w:jc w:val="left"/>
-            </w:pPr>
-            <w:r>
-              <w:t xml:space="preserve">Indirect (tax exemption)</w:t>
-            </w:r>
-          </w:p>
-        </w:tc>
-        <w:tc>
-          <w:tcPr/>
-          <w:p>
-            <w:pPr>
-              <w:pStyle w:val="Compact"/>
-              <w:jc w:val="left"/>
-            </w:pPr>
-            <w:r>
-              <w:t xml:space="preserve">Tax plus direct equity access</w:t>
-            </w:r>
-          </w:p>
-        </w:tc>
-        <w:tc>
-          <w:tcPr/>
-          <w:p>
-            <w:pPr>
-              <w:pStyle w:val="Compact"/>
-              <w:jc w:val="left"/>
-            </w:pPr>
-            <w:r>
-              <w:t xml:space="preserve">Indirect (tax exemption)</w:t>
-            </w:r>
-          </w:p>
-        </w:tc>
-        <w:tc>
-          <w:tcPr/>
-          <w:p>
-            <w:pPr>
-              <w:pStyle w:val="Compact"/>
-              <w:jc w:val="left"/>
-            </w:pPr>
-            <w:r>
-              <w:t xml:space="preserve">Indirect (tax exemption)</w:t>
-            </w:r>
-          </w:p>
-        </w:tc>
-      </w:tr>
-      <w:tr>
-        <w:tc>
-          <w:tcPr/>
-          <w:p>
-            <w:pPr>
-              <w:pStyle w:val="Compact"/>
-              <w:jc w:val="left"/>
-            </w:pPr>
-            <w:r>
-              <w:t xml:space="preserve">Recurring compliance burden</w:t>
-            </w:r>
-          </w:p>
-        </w:tc>
-        <w:tc>
-          <w:tcPr/>
-          <w:p>
-            <w:pPr>
-              <w:pStyle w:val="Compact"/>
-              <w:jc w:val="left"/>
-            </w:pPr>
-            <w:r>
-              <w:t xml:space="preserve">Certification regime at infrastructure tier</w:t>
-            </w:r>
-          </w:p>
-        </w:tc>
-        <w:tc>
-          <w:tcPr/>
-          <w:p>
-            <w:pPr>
-              <w:pStyle w:val="Compact"/>
-              <w:jc w:val="left"/>
-            </w:pPr>
-            <w:r>
-              <w:t xml:space="preserve">R&amp;D staffing and spending ratios (research track)</w:t>
-            </w:r>
-          </w:p>
-        </w:tc>
-        <w:tc>
-          <w:tcPr/>
-          <w:p>
-            <w:pPr>
-              <w:pStyle w:val="Compact"/>
-              <w:jc w:val="left"/>
-            </w:pPr>
-            <w:r>
-              <w:t xml:space="preserve">Annual auditor-verified self-declaration</w:t>
-            </w:r>
-          </w:p>
-        </w:tc>
-        <w:tc>
-          <w:tcPr/>
-          <w:p>
-            <w:pPr>
-              <w:pStyle w:val="Compact"/>
-              <w:jc w:val="left"/>
-            </w:pPr>
-            <w:r>
-              <w:t xml:space="preserve">FIRB escalation above PHP 15 billion</w:t>
-            </w:r>
-          </w:p>
-        </w:tc>
-      </w:tr>
-      <w:tr>
-        <w:tc>
-          <w:tcPr/>
-          <w:p>
-            <w:pPr>
-              <w:pStyle w:val="Compact"/>
-              <w:jc w:val="left"/>
-            </w:pPr>
-            <w:r>
-              <w:t xml:space="preserve">Realised Thai-held share of registered capital, by layer</w:t>
-            </w:r>
-          </w:p>
-        </w:tc>
-        <w:tc>
-          <w:tcPr/>
-          <w:p>
-            <w:pPr>
-              <w:pStyle w:val="Compact"/>
-              <w:jc w:val="left"/>
-            </w:pPr>
-            <w:r>
-              <w:t xml:space="preserve">46% (software), 15% (data centres), 0% (one data-hosting project)</w:t>
-            </w:r>
-          </w:p>
-        </w:tc>
-        <w:tc>
-          <w:tcPr/>
-          <w:p>
-            <w:pPr>
-              <w:pStyle w:val="Compact"/>
-              <w:jc w:val="left"/>
-            </w:pPr>
-            <w:r>
-              <w:t xml:space="preserve">Not published in comparable form</w:t>
-            </w:r>
-          </w:p>
-        </w:tc>
-        <w:tc>
-          <w:tcPr/>
-          <w:p>
-            <w:pPr>
-              <w:pStyle w:val="Compact"/>
-              <w:jc w:val="left"/>
-            </w:pPr>
-            <w:r>
-              <w:t xml:space="preserve">Not published in comparable form</w:t>
-            </w:r>
-          </w:p>
-        </w:tc>
-        <w:tc>
-          <w:tcPr/>
-          <w:p>
-            <w:pPr>
-              <w:pStyle w:val="Compact"/>
-              <w:jc w:val="left"/>
-            </w:pPr>
-            <w:r>
-              <w:t xml:space="preserve">Not published in comparable form</w:t>
-            </w:r>
-          </w:p>
-        </w:tc>
-      </w:tr>
-      <w:tr>
-        <w:tc>
-          <w:tcPr/>
-          <w:p>
-            <w:pPr>
-              <w:pStyle w:val="Compact"/>
-              <w:jc w:val="left"/>
-            </w:pPr>
-            <w:r>
-              <w:t xml:space="preserve">Where the access boundary falls</w:t>
-            </w:r>
-          </w:p>
-        </w:tc>
-        <w:tc>
-          <w:tcPr/>
-          <w:p>
-            <w:pPr>
-              <w:pStyle w:val="Compact"/>
-              <w:jc w:val="left"/>
-            </w:pPr>
-            <w:r>
-              <w:t xml:space="preserve">Physical data-centre capacity (single cutoff)</w:t>
-            </w:r>
-          </w:p>
-        </w:tc>
-        <w:tc>
-          <w:tcPr/>
-          <w:p>
-            <w:pPr>
-              <w:pStyle w:val="Compact"/>
-              <w:jc w:val="left"/>
-            </w:pPr>
-            <w:r>
-              <w:t xml:space="preserve">Hardware manufacture</w:t>
-            </w:r>
-          </w:p>
-        </w:tc>
-        <w:tc>
-          <w:tcPr/>
-          <w:p>
-            <w:pPr>
-              <w:pStyle w:val="Compact"/>
-              <w:jc w:val="left"/>
-            </w:pPr>
-            <w:r>
-              <w:t xml:space="preserve">Physical data-centre capacity (graduated)</w:t>
-            </w:r>
-          </w:p>
-        </w:tc>
-        <w:tc>
-          <w:tcPr/>
-          <w:p>
-            <w:pPr>
-              <w:pStyle w:val="Compact"/>
-              <w:jc w:val="left"/>
-            </w:pPr>
-            <w:r>
-              <w:t xml:space="preserve">No activity boundary; firm scale only</w:t>
-            </w:r>
-          </w:p>
-        </w:tc>
-      </w:tr>
-      <w:tr>
-        <w:tc>
-          <w:tcPr/>
-          <w:p>
-            <w:pPr>
-              <w:pStyle w:val="Compact"/>
-              <w:jc w:val="left"/>
-            </w:pPr>
-            <w:r>
-              <w:t xml:space="preserve">Trajectory classification (Bianchi et al., 2024)</w:t>
-            </w:r>
-          </w:p>
-        </w:tc>
-        <w:tc>
-          <w:tcPr/>
-          <w:p>
-            <w:pPr>
-              <w:pStyle w:val="Compact"/>
-              <w:jc w:val="left"/>
-            </w:pPr>
-            <w:r>
-              <w:t xml:space="preserve">Trapped, structural progress</w:t>
-            </w:r>
-          </w:p>
-        </w:tc>
-        <w:tc>
-          <w:tcPr/>
-          <w:p>
-            <w:pPr>
-              <w:pStyle w:val="Compact"/>
-              <w:jc w:val="left"/>
-            </w:pPr>
-            <w:r>
-              <w:t xml:space="preserve">Threshold-crossing, no trap history</w:t>
-            </w:r>
-          </w:p>
-        </w:tc>
-        <w:tc>
-          <w:tcPr/>
-          <w:p>
-            <w:pPr>
-              <w:pStyle w:val="Compact"/>
-              <w:jc w:val="left"/>
-            </w:pPr>
-            <w:r>
-              <w:t xml:space="preserve">Trapped, same category as Thailand</w:t>
-            </w:r>
-          </w:p>
-        </w:tc>
-        <w:tc>
-          <w:tcPr/>
-          <w:p>
-            <w:pPr>
-              <w:pStyle w:val="Compact"/>
-              <w:jc w:val="left"/>
-            </w:pPr>
-            <w:r>
-              <w:t xml:space="preserve">Threshold-crossing, prior trap at lower band</w:t>
-            </w:r>
-          </w:p>
-        </w:tc>
-      </w:tr>
-    </w:tbl>
-    <w:p>
-      <w:pPr>
-        <w:pStyle w:val="BodyText"/>
-      </w:pPr>
-      <w:r>
-        <w:rPr>
-          <w:iCs/>
-          <w:i/>
-        </w:rPr>
-        <w:t xml:space="preserve">Note.</w:t>
-      </w:r>
-      <w:r>
-        <w:t xml:space="preserve"> </w:t>
-      </w:r>
-      <w:r>
-        <w:t xml:space="preserve">Figures are approximate, converted from local currency at the rate when each instrument was coded</w:t>
-      </w:r>
-      <w:r>
-        <w:t xml:space="preserve"> </w:t>
-      </w:r>
-      <w:r>
-        <w:rPr>
-          <w:bCs/>
-          <w:b/>
-        </w:rPr>
-        <w:t xml:space="preserve">[PENDING: dates and rates]</w:t>
-      </w:r>
-      <w:r>
-        <w:t xml:space="preserve">. Constructed from the primary documents in Table 2. DESAC = Digital Ecosystem Acceleration scheme; FIRB = Fiscal Incentives Review Board.</w:t>
-      </w:r>
-    </w:p>
-    <w:p>
-      <w:pPr>
-        <w:pStyle w:val="BodyText"/>
-      </w:pPr>
-      <w:r>
-        <w:t xml:space="preserve">We read the table along each dimension.</w:t>
-      </w:r>
-    </w:p>
-    <w:p>
-      <w:pPr>
-        <w:pStyle w:val="BodyText"/>
-      </w:pPr>
-      <w:r>
-        <w:rPr>
-          <w:bCs/>
-          <w:b/>
-        </w:rPr>
-        <w:t xml:space="preserve">Layer.</w:t>
-      </w:r>
-      <w:r>
-        <w:t xml:space="preserve"> </w:t>
-      </w:r>
-      <w:r>
-        <w:t xml:space="preserve">Thailand and Malaysia draw the boundary at data-centre capacity; Vietnam at hardware manufacture; the Philippines draws no boundary by activity. All four make the application layer accessible.</w:t>
-      </w:r>
-    </w:p>
-    <w:p>
-      <w:pPr>
-        <w:pStyle w:val="BodyText"/>
-      </w:pPr>
-      <w:r>
-        <w:rPr>
-          <w:bCs/>
-          <w:b/>
-        </w:rPr>
-        <w:t xml:space="preserve">Scale.</w:t>
-      </w:r>
-      <w:r>
-        <w:t xml:space="preserve"> </w:t>
-      </w:r>
-      <w:r>
-        <w:t xml:space="preserve">Entry thresholds at the application layer are low in every country (about US$11,000 to 42,000, or none stated). At the data-centre layer they range from about US$550,000 (Malaysia, entry tier) to about US$140 million (Thailand) and US$220 million (Malaysia, top tier). Vietnam states none, and the Philippines applies one firm-scale tier (PHP 15 billion) that is not specific to the layer.</w:t>
-      </w:r>
-    </w:p>
-    <w:p>
-      <w:pPr>
-        <w:pStyle w:val="BodyText"/>
-      </w:pPr>
-      <w:r>
-        <w:rPr>
-          <w:bCs/>
-          <w:b/>
-        </w:rPr>
-        <w:t xml:space="preserve">Vintage.</w:t>
-      </w:r>
-      <w:r>
-        <w:t xml:space="preserve"> </w:t>
-      </w:r>
-      <w:r>
-        <w:t xml:space="preserve">Only Vietnam has an explicit startup track. Thailand’s most generous research tier and the Philippines’ escalation tier presuppose scale or a revenue base. Malaysia’s lowest tier presupposes a fixed compliance cost.</w:t>
-      </w:r>
-    </w:p>
-    <w:p>
-      <w:pPr>
-        <w:pStyle w:val="BodyText"/>
-      </w:pPr>
-      <w:r>
-        <w:rPr>
-          <w:bCs/>
-          <w:b/>
-        </w:rPr>
-        <w:t xml:space="preserve">Delivery.</w:t>
-      </w:r>
-      <w:r>
-        <w:t xml:space="preserve"> </w:t>
-      </w:r>
-      <w:r>
-        <w:t xml:space="preserve">Three of the four deliver the accessible tier entirely through indirect, tax-based instruments, which presuppose taxable profit. Only Vietnam adds a direct instrument (equity access).</w:t>
-      </w:r>
-    </w:p>
-    <w:p>
-      <w:pPr>
-        <w:pStyle w:val="BodyText"/>
-      </w:pPr>
-      <w:r>
-        <w:rPr>
-          <w:bCs/>
-          <w:b/>
-        </w:rPr>
-        <w:t xml:space="preserve">Is the pattern specific to AI?</w:t>
-      </w:r>
-      <w:r>
-        <w:t xml:space="preserve"> </w:t>
-      </w:r>
-      <w:r>
-        <w:t xml:space="preserve">The Philippines’ uniform scale tiers and Thailand’s competitiveness mechanism look like general investment-promotion templates that AI was placed under, a reading consistent with H3.</w:t>
-      </w:r>
-      <w:r>
-        <w:t xml:space="preserve"> </w:t>
-      </w:r>
-      <w:r>
-        <w:rPr>
-          <w:bCs/>
-          <w:b/>
-        </w:rPr>
-        <w:t xml:space="preserve">[PENDING: confirm by comparing each AI-related instrument with the same country’s pre-AI instruments for other sectors; this requires the general-instrument coding in Section 3.3.]</w:t>
-      </w:r>
-    </w:p>
-    <w:p>
-      <w:pPr>
-        <w:pStyle w:val="BodyText"/>
-      </w:pPr>
-      <w:r>
-        <w:rPr>
-          <w:bCs/>
-          <w:b/>
-        </w:rPr>
-        <w:t xml:space="preserve">Why does Vietnam differ?</w:t>
-      </w:r>
-      <w:r>
-        <w:t xml:space="preserve"> </w:t>
-      </w:r>
-      <w:r>
-        <w:t xml:space="preserve">The most direct explanation is the difference in instrument type noted in Section 4.2: a priority list without capital rules, against activity-specific thresholds. Vietnam’s law is also the most recent of the four, written after cloud and AI became explicit policy priorities. We offer these as hypotheses; we cannot test them with the present data.</w:t>
-      </w:r>
-    </w:p>
-    <w:p>
-      <w:pPr>
-        <w:pStyle w:val="BodyText"/>
-      </w:pPr>
-      <w:r>
-        <w:t xml:space="preserve">The regularity common to all four countries is narrower than a bifurcation claim, and better supported: none provides an AI-related instrument for compute provision below facility scale. Incentives exist for building data centres and, in Vietnam and the Philippines, for providing cloud services. None is aimed at the intermediate forms through which smaller firms obtain or supply compute, such as colocation tenancy, modular or edge deployment, or resale of leased capacity. Section 5.1 assesses what explains it.</w:t>
-      </w:r>
-    </w:p>
-    <w:bookmarkEnd w:id="37"/>
-    <w:bookmarkEnd w:id="38"/>
-    <w:bookmarkStart w:id="43" w:name="discussion"/>
-    <w:p>
-      <w:pPr>
-        <w:pStyle w:val="Heading2"/>
-      </w:pPr>
-      <w:r>
-        <w:t xml:space="preserve">5. Discussion</w:t>
-      </w:r>
-    </w:p>
-    <w:bookmarkStart w:id="39" w:name="cost-necessity-versus-incentive-design"/>
-    <w:p>
-      <w:pPr>
-        <w:pStyle w:val="Heading3"/>
-      </w:pPr>
-      <w:r>
-        <w:t xml:space="preserve">5.1 Cost necessity versus incentive design</w:t>
-      </w:r>
-    </w:p>
-    <w:p>
-      <w:pPr>
-        <w:pStyle w:val="FirstParagraph"/>
-      </w:pPr>
-      <w:r>
-        <w:t xml:space="preserve">The most serious challenge to a design reading is H1: high thresholds at the infrastructure layer reflect the real cost of building data centres. Published benchmarks let us assess this. Global average data-centre construction cost reached about US$10.7 million per megawatt in 2025, up from US$6 to 8 million before 2022 (Turner and Townsend, 2025). Estimates that include servers and networking for AI facilities imply far more, about US$38 billion for a one-gigawatt facility (Epoch AI, 2026). On the first figure Thailand’s US$140 million threshold corresponds to about 13 megawatts of construction, and on the second to under four megawatts of fully equipped AI capacity. Either way it falls below the 40-megawatt scale commonly used to define hyperscale facilities</w:t>
-      </w:r>
-      <w:r>
-        <w:t xml:space="preserve"> </w:t>
-      </w:r>
-      <w:r>
-        <w:rPr>
-          <w:bCs/>
-          <w:b/>
-        </w:rPr>
-        <w:t xml:space="preserve">[CITATION NEEDED: source for the 40 MW hyperscale definition]</w:t>
-      </w:r>
-      <w:r>
-        <w:t xml:space="preserve">.</w:t>
-      </w:r>
-    </w:p>
-    <w:p>
-      <w:pPr>
-        <w:pStyle w:val="BodyText"/>
-      </w:pPr>
-      <w:r>
-        <w:t xml:space="preserve">We therefore concede that the threshold is not set at an arbitrary or unattainable level relative to construction cost. H1 accounts for the height of the infrastructure threshold (prediction P1a), and the software-to-infrastructure gap should not be read as evidence of bias.</w:t>
-      </w:r>
-    </w:p>
-    <w:p>
-      <w:pPr>
-        <w:pStyle w:val="BodyText"/>
-      </w:pPr>
-      <w:r>
-        <w:t xml:space="preserve">What H1 does not account for is the absence of intermediate instruments (P1b). The prediction holds only if no smaller viable scale of provision exists. That auxiliary assumption can be checked, and it appears not to hold. A single eight-accelerator server draws roughly twelve kilowatts</w:t>
-      </w:r>
-      <w:r>
-        <w:t xml:space="preserve"> </w:t>
-      </w:r>
-      <w:r>
-        <w:rPr>
-          <w:bCs/>
-          <w:b/>
-        </w:rPr>
-        <w:t xml:space="preserve">[CITATION NEEDED: manufacturer specification]</w:t>
-      </w:r>
-      <w:r>
-        <w:t xml:space="preserve">, and commercial colocation providers accept deployments in the five-to-twenty-kilowatt range without megawatt minimums</w:t>
-      </w:r>
-      <w:r>
-        <w:t xml:space="preserve"> </w:t>
-      </w:r>
-      <w:r>
-        <w:rPr>
-          <w:bCs/>
-          <w:b/>
-        </w:rPr>
-        <w:t xml:space="preserve">[CITATION NEEDED: provider terms or industry source]</w:t>
-      </w:r>
-      <w:r>
-        <w:t xml:space="preserve">. Firms can and do provide AI compute at this scale. A cost account predicts a high threshold for facility construction. It does not predict the absence of any instrument for compute provision two to three orders of magnitude below facility scale (a facility of tens of megawatts against a rack of ten to twenty kilowatts), while instruments exist for software development at the scale of a small team. Both H2 and H3 predict this absence, with different origins. The absence is a design outcome and not a cost constraint, subject to two checks in Section 3.3 that are still pending: the search protocol and the coding of general-purpose instruments.</w:t>
-      </w:r>
-    </w:p>
-    <w:bookmarkEnd w:id="39"/>
-    <w:bookmarkStart w:id="40" w:name="Xe429b4f7ef8fb24865192b28fb189dc3a50c53d"/>
-    <w:p>
-      <w:pPr>
-        <w:pStyle w:val="Heading3"/>
-      </w:pPr>
-      <w:r>
-        <w:t xml:space="preserve">5.2 Ownership: what the data can and cannot show</w:t>
-      </w:r>
-    </w:p>
-    <w:p>
-      <w:pPr>
-        <w:pStyle w:val="FirstParagraph"/>
-      </w:pPr>
-      <w:r>
-        <w:t xml:space="preserve">Foreign capital is a larger share of registered capital in Thailand’s infrastructure layers than in its software layer. This is an observation about capital structure. It does not show that Thai firms were excluded, nor that Thailand failed to accumulate technological capability. A cost-based account predicts it, since the layers with the largest capital requirements attract the firms with the deepest capital, which for data centres are global operators (Lehdonvirta et al., 2025). Ke (2024) describes the trap in the ASEAN Four as one in which multinationals retain core capability at home, and the gradient is consistent with that account, but it cannot distinguish it from capital-intensity effects.</w:t>
-      </w:r>
-    </w:p>
-    <w:p>
-      <w:pPr>
-        <w:pStyle w:val="BodyText"/>
-      </w:pPr>
-      <w:r>
-        <w:t xml:space="preserve">Vietnam’s confirmed infrastructure investment is domestic and concentrated in its largest conglomerate. This also does not show that domestic incumbents have captured the market or the incentive system. That conclusion would need further evidence of the kind Doner and Schneider (2016) discuss: restrictions on competitor entry, discriminatory distribution of support, or constraints on technology transfer and learning. In our data the incentive rules do not exclude other firms from the compute layer (Section 4.2), so the rules do not show capture.</w:t>
-      </w:r>
-    </w:p>
-    <w:p>
-      <w:pPr>
-        <w:pStyle w:val="BodyText"/>
-      </w:pPr>
-      <w:r>
-        <w:t xml:space="preserve">The two country patterns are different phenomena and imply different questions. In Thailand the question is whether technology-transfer or local-content conditions on foreign investment would change the learning domestic firms gain. In Vietnam it is whether competition or access conditions for smaller firms matter in a market that a single conglomerate leads. Whether Thailand’s ownership gradient holds elsewhere requires approval data these governments do not publish in comparable form.</w:t>
-      </w:r>
-    </w:p>
-    <w:bookmarkEnd w:id="40"/>
-    <w:bookmarkStart w:id="41" w:name="what-the-evidence-supports"/>
-    <w:p>
-      <w:pPr>
-        <w:pStyle w:val="Heading3"/>
-      </w:pPr>
-      <w:r>
-        <w:t xml:space="preserve">5.3 What the evidence supports</w:t>
-      </w:r>
-    </w:p>
-    <w:p>
-      <w:pPr>
-        <w:pStyle w:val="FirstParagraph"/>
-      </w:pPr>
-      <w:r>
-        <w:t xml:space="preserve">Table 4 applies the rubric of Table 1 to each item of evidence.</w:t>
-      </w:r>
-    </w:p>
-    <w:p>
-      <w:pPr>
-        <w:pStyle w:val="BodyText"/>
-      </w:pPr>
-      <w:r>
-        <w:rPr>
-          <w:bCs/>
-          <w:b/>
-        </w:rPr>
-        <w:t xml:space="preserve">Table 4. Evidence matrix: how each explanation fares, with the evidence that would change the rating</w:t>
       </w:r>
     </w:p>
     <w:tbl>
@@ -3396,6 +1121,2574 @@
               <w:jc w:val="left"/>
             </w:pPr>
             <w:r>
+              <w:t xml:space="preserve">Country</w:t>
+            </w:r>
+          </w:p>
+        </w:tc>
+        <w:tc>
+          <w:tcPr/>
+          <w:p>
+            <w:pPr>
+              <w:pStyle w:val="Compact"/>
+              <w:jc w:val="left"/>
+            </w:pPr>
+            <w:r>
+              <w:t xml:space="preserve">Source</w:t>
+            </w:r>
+          </w:p>
+        </w:tc>
+        <w:tc>
+          <w:tcPr/>
+          <w:p>
+            <w:pPr>
+              <w:pStyle w:val="Compact"/>
+              <w:jc w:val="left"/>
+            </w:pPr>
+            <w:r>
+              <w:t xml:space="preserve">Issuer</w:t>
+            </w:r>
+          </w:p>
+        </w:tc>
+        <w:tc>
+          <w:tcPr/>
+          <w:p>
+            <w:pPr>
+              <w:pStyle w:val="Compact"/>
+              <w:jc w:val="left"/>
+            </w:pPr>
+            <w:r>
+              <w:t xml:space="preserve">Date in force</w:t>
+            </w:r>
+          </w:p>
+        </w:tc>
+        <w:tc>
+          <w:tcPr/>
+          <w:p>
+            <w:pPr>
+              <w:pStyle w:val="Compact"/>
+              <w:jc w:val="left"/>
+            </w:pPr>
+            <w:r>
+              <w:t xml:space="preserve">Language / translation</w:t>
+            </w:r>
+          </w:p>
+        </w:tc>
+        <w:tc>
+          <w:tcPr/>
+          <w:p>
+            <w:pPr>
+              <w:pStyle w:val="Compact"/>
+              <w:jc w:val="left"/>
+            </w:pPr>
+            <w:r>
+              <w:t xml:space="preserve">Accessed</w:t>
+            </w:r>
+          </w:p>
+        </w:tc>
+        <w:tc>
+          <w:tcPr/>
+          <w:p>
+            <w:pPr>
+              <w:pStyle w:val="Compact"/>
+              <w:jc w:val="left"/>
+            </w:pPr>
+            <w:r>
+              <w:t xml:space="preserve">Amendments, repeals and implementing rules checked (date)</w:t>
+            </w:r>
+          </w:p>
+        </w:tc>
+      </w:tr>
+      <w:tr>
+        <w:tc>
+          <w:tcPr/>
+          <w:p>
+            <w:pPr>
+              <w:pStyle w:val="Compact"/>
+              <w:jc w:val="left"/>
+            </w:pPr>
+            <w:r>
+              <w:t xml:space="preserve">Thailand</w:t>
+            </w:r>
+          </w:p>
+        </w:tc>
+        <w:tc>
+          <w:tcPr/>
+          <w:p>
+            <w:pPr>
+              <w:pStyle w:val="Compact"/>
+              <w:jc w:val="left"/>
+            </w:pPr>
+            <w:r>
+              <w:t xml:space="preserve">BOI Announcements 8/2565, 9/2565, 10/2565; Guide to Investment Promotion 2025; approval statistics Jan to Dec 2025</w:t>
+            </w:r>
+          </w:p>
+        </w:tc>
+        <w:tc>
+          <w:tcPr/>
+          <w:p>
+            <w:pPr>
+              <w:pStyle w:val="Compact"/>
+              <w:jc w:val="left"/>
+            </w:pPr>
+            <w:r>
+              <w:t xml:space="preserve">Board of Investment</w:t>
+            </w:r>
+          </w:p>
+        </w:tc>
+        <w:tc>
+          <w:tcPr/>
+          <w:p>
+            <w:pPr>
+              <w:pStyle w:val="Compact"/>
+              <w:jc w:val="left"/>
+            </w:pPr>
+            <w:r>
+              <w:rPr>
+                <w:bCs/>
+                <w:b/>
+              </w:rPr>
+              <w:t xml:space="preserve">PENDING</w:t>
+            </w:r>
+          </w:p>
+        </w:tc>
+        <w:tc>
+          <w:tcPr/>
+          <w:p>
+            <w:pPr>
+              <w:pStyle w:val="Compact"/>
+              <w:jc w:val="left"/>
+            </w:pPr>
+            <w:r>
+              <w:rPr>
+                <w:bCs/>
+                <w:b/>
+              </w:rPr>
+              <w:t xml:space="preserve">PENDING</w:t>
+            </w:r>
+          </w:p>
+        </w:tc>
+        <w:tc>
+          <w:tcPr/>
+          <w:p>
+            <w:pPr>
+              <w:pStyle w:val="Compact"/>
+              <w:jc w:val="left"/>
+            </w:pPr>
+            <w:r>
+              <w:rPr>
+                <w:bCs/>
+                <w:b/>
+              </w:rPr>
+              <w:t xml:space="preserve">PENDING</w:t>
+            </w:r>
+          </w:p>
+        </w:tc>
+        <w:tc>
+          <w:tcPr/>
+          <w:p>
+            <w:pPr>
+              <w:pStyle w:val="Compact"/>
+              <w:jc w:val="left"/>
+            </w:pPr>
+            <w:r>
+              <w:rPr>
+                <w:bCs/>
+                <w:b/>
+              </w:rPr>
+              <w:t xml:space="preserve">PENDING</w:t>
+            </w:r>
+          </w:p>
+        </w:tc>
+      </w:tr>
+      <w:tr>
+        <w:tc>
+          <w:tcPr/>
+          <w:p>
+            <w:pPr>
+              <w:pStyle w:val="Compact"/>
+              <w:jc w:val="left"/>
+            </w:pPr>
+            <w:r>
+              <w:t xml:space="preserve">Vietnam</w:t>
+            </w:r>
+          </w:p>
+        </w:tc>
+        <w:tc>
+          <w:tcPr/>
+          <w:p>
+            <w:pPr>
+              <w:pStyle w:val="Compact"/>
+              <w:jc w:val="left"/>
+            </w:pPr>
+            <w:r>
+              <w:t xml:space="preserve">Decree 260/2026/ND-CP; Decision 21/2026/QD-TTg (replaces Decision 1131/QD-TTg of 2025)</w:t>
+            </w:r>
+          </w:p>
+        </w:tc>
+        <w:tc>
+          <w:tcPr/>
+          <w:p>
+            <w:pPr>
+              <w:pStyle w:val="Compact"/>
+              <w:jc w:val="left"/>
+            </w:pPr>
+            <w:r>
+              <w:t xml:space="preserve">Government; Prime Minister</w:t>
+            </w:r>
+          </w:p>
+        </w:tc>
+        <w:tc>
+          <w:tcPr/>
+          <w:p>
+            <w:pPr>
+              <w:pStyle w:val="Compact"/>
+              <w:jc w:val="left"/>
+            </w:pPr>
+            <w:r>
+              <w:t xml:space="preserve">1 July 2026 (VERIFY)</w:t>
+            </w:r>
+          </w:p>
+        </w:tc>
+        <w:tc>
+          <w:tcPr/>
+          <w:p>
+            <w:pPr>
+              <w:pStyle w:val="Compact"/>
+              <w:jc w:val="left"/>
+            </w:pPr>
+            <w:r>
+              <w:rPr>
+                <w:bCs/>
+                <w:b/>
+              </w:rPr>
+              <w:t xml:space="preserve">PENDING</w:t>
+            </w:r>
+          </w:p>
+        </w:tc>
+        <w:tc>
+          <w:tcPr/>
+          <w:p>
+            <w:pPr>
+              <w:pStyle w:val="Compact"/>
+              <w:jc w:val="left"/>
+            </w:pPr>
+            <w:r>
+              <w:rPr>
+                <w:bCs/>
+                <w:b/>
+              </w:rPr>
+              <w:t xml:space="preserve">PENDING</w:t>
+            </w:r>
+          </w:p>
+        </w:tc>
+        <w:tc>
+          <w:tcPr/>
+          <w:p>
+            <w:pPr>
+              <w:pStyle w:val="Compact"/>
+              <w:jc w:val="left"/>
+            </w:pPr>
+            <w:r>
+              <w:rPr>
+                <w:bCs/>
+                <w:b/>
+              </w:rPr>
+              <w:t xml:space="preserve">PENDING</w:t>
+            </w:r>
+          </w:p>
+        </w:tc>
+      </w:tr>
+      <w:tr>
+        <w:tc>
+          <w:tcPr/>
+          <w:p>
+            <w:pPr>
+              <w:pStyle w:val="Compact"/>
+              <w:jc w:val="left"/>
+            </w:pPr>
+            <w:r>
+              <w:t xml:space="preserve">Malaysia</w:t>
+            </w:r>
+          </w:p>
+        </w:tc>
+        <w:tc>
+          <w:tcPr/>
+          <w:p>
+            <w:pPr>
+              <w:pStyle w:val="Compact"/>
+              <w:jc w:val="left"/>
+            </w:pPr>
+            <w:r>
+              <w:t xml:space="preserve">Malaysia Digital incentive guidelines (2024); DESAC guidelines (2022)</w:t>
+            </w:r>
+          </w:p>
+        </w:tc>
+        <w:tc>
+          <w:tcPr/>
+          <w:p>
+            <w:pPr>
+              <w:pStyle w:val="Compact"/>
+              <w:jc w:val="left"/>
+            </w:pPr>
+            <w:r>
+              <w:t xml:space="preserve">MDEC; MIDA</w:t>
+            </w:r>
+          </w:p>
+        </w:tc>
+        <w:tc>
+          <w:tcPr/>
+          <w:p>
+            <w:pPr>
+              <w:pStyle w:val="Compact"/>
+              <w:jc w:val="left"/>
+            </w:pPr>
+            <w:r>
+              <w:rPr>
+                <w:bCs/>
+                <w:b/>
+              </w:rPr>
+              <w:t xml:space="preserve">PENDING</w:t>
+            </w:r>
+          </w:p>
+        </w:tc>
+        <w:tc>
+          <w:tcPr/>
+          <w:p>
+            <w:pPr>
+              <w:pStyle w:val="Compact"/>
+              <w:jc w:val="left"/>
+            </w:pPr>
+            <w:r>
+              <w:rPr>
+                <w:bCs/>
+                <w:b/>
+              </w:rPr>
+              <w:t xml:space="preserve">PENDING</w:t>
+            </w:r>
+          </w:p>
+        </w:tc>
+        <w:tc>
+          <w:tcPr/>
+          <w:p>
+            <w:pPr>
+              <w:pStyle w:val="Compact"/>
+              <w:jc w:val="left"/>
+            </w:pPr>
+            <w:r>
+              <w:rPr>
+                <w:bCs/>
+                <w:b/>
+              </w:rPr>
+              <w:t xml:space="preserve">PENDING</w:t>
+            </w:r>
+          </w:p>
+        </w:tc>
+        <w:tc>
+          <w:tcPr/>
+          <w:p>
+            <w:pPr>
+              <w:pStyle w:val="Compact"/>
+              <w:jc w:val="left"/>
+            </w:pPr>
+            <w:r>
+              <w:rPr>
+                <w:bCs/>
+                <w:b/>
+              </w:rPr>
+              <w:t xml:space="preserve">PENDING</w:t>
+            </w:r>
+          </w:p>
+        </w:tc>
+      </w:tr>
+      <w:tr>
+        <w:tc>
+          <w:tcPr/>
+          <w:p>
+            <w:pPr>
+              <w:pStyle w:val="Compact"/>
+              <w:jc w:val="left"/>
+            </w:pPr>
+            <w:r>
+              <w:t xml:space="preserve">Philippines</w:t>
+            </w:r>
+          </w:p>
+        </w:tc>
+        <w:tc>
+          <w:tcPr/>
+          <w:p>
+            <w:pPr>
+              <w:pStyle w:val="Compact"/>
+              <w:jc w:val="left"/>
+            </w:pPr>
+            <w:r>
+              <w:t xml:space="preserve">Republic Act 12066 (CREATE MORE); FIRB Advisory 001-2025</w:t>
+            </w:r>
+          </w:p>
+        </w:tc>
+        <w:tc>
+          <w:tcPr/>
+          <w:p>
+            <w:pPr>
+              <w:pStyle w:val="Compact"/>
+              <w:jc w:val="left"/>
+            </w:pPr>
+            <w:r>
+              <w:t xml:space="preserve">Congress; FIRB</w:t>
+            </w:r>
+          </w:p>
+        </w:tc>
+        <w:tc>
+          <w:tcPr/>
+          <w:p>
+            <w:pPr>
+              <w:pStyle w:val="Compact"/>
+              <w:jc w:val="left"/>
+            </w:pPr>
+            <w:r>
+              <w:rPr>
+                <w:bCs/>
+                <w:b/>
+              </w:rPr>
+              <w:t xml:space="preserve">PENDING</w:t>
+            </w:r>
+          </w:p>
+        </w:tc>
+        <w:tc>
+          <w:tcPr/>
+          <w:p>
+            <w:pPr>
+              <w:pStyle w:val="Compact"/>
+              <w:jc w:val="left"/>
+            </w:pPr>
+            <w:r>
+              <w:rPr>
+                <w:bCs/>
+                <w:b/>
+              </w:rPr>
+              <w:t xml:space="preserve">PENDING</w:t>
+            </w:r>
+          </w:p>
+        </w:tc>
+        <w:tc>
+          <w:tcPr/>
+          <w:p>
+            <w:pPr>
+              <w:pStyle w:val="Compact"/>
+              <w:jc w:val="left"/>
+            </w:pPr>
+            <w:r>
+              <w:rPr>
+                <w:bCs/>
+                <w:b/>
+              </w:rPr>
+              <w:t xml:space="preserve">PENDING</w:t>
+            </w:r>
+          </w:p>
+        </w:tc>
+        <w:tc>
+          <w:tcPr/>
+          <w:p>
+            <w:pPr>
+              <w:pStyle w:val="Compact"/>
+              <w:jc w:val="left"/>
+            </w:pPr>
+            <w:r>
+              <w:rPr>
+                <w:bCs/>
+                <w:b/>
+              </w:rPr>
+              <w:t xml:space="preserve">PENDING</w:t>
+            </w:r>
+          </w:p>
+        </w:tc>
+      </w:tr>
+    </w:tbl>
+    <w:p>
+      <w:pPr>
+        <w:pStyle w:val="BodyText"/>
+      </w:pPr>
+      <w:r>
+        <w:t xml:space="preserve">Statistical sources for Vietnam are the Ministry of Information and Communications white book (2024) and the General Statistics Office yearbook (2024). Currency figures are converted at the rate prevailing when each instrument was coded</w:t>
+      </w:r>
+      <w:r>
+        <w:t xml:space="preserve"> </w:t>
+      </w:r>
+      <w:r>
+        <w:rPr>
+          <w:bCs/>
+          <w:b/>
+        </w:rPr>
+        <w:t xml:space="preserve">[PENDING: state the date and rate used for each currency in the note to Table 3]</w:t>
+      </w:r>
+      <w:r>
+        <w:t xml:space="preserve">. The main limitations of these sources are that some texts were coded from official or unofficial English translations, that implementing rules may follow the primary text, and that Vietnam’s AI-specific regulatory layer is still developing following the 2025 AI law (Vietnam, 2025).</w:t>
+      </w:r>
+    </w:p>
+    <w:bookmarkEnd w:id="29"/>
+    <w:bookmarkStart w:id="30" w:name="coding-of-policy-instruments"/>
+    <w:p>
+      <w:pPr>
+        <w:pStyle w:val="Heading3"/>
+      </w:pPr>
+      <w:r>
+        <w:t xml:space="preserve">3.3 Coding of policy instruments</w:t>
+      </w:r>
+    </w:p>
+    <w:p>
+      <w:pPr>
+        <w:pStyle w:val="FirstParagraph"/>
+      </w:pPr>
+      <w:r>
+        <w:t xml:space="preserve">The unit of analysis is the instrument, a specific exemption, grant or eligibility rule, not the strategy document, since one strategy bundles many instruments. About twenty instruments were coded across the four countries (Supporting Information, Table S1). Each is coded on five dimensions:</w:t>
+      </w:r>
+      <w:r>
+        <w:t xml:space="preserve"> </w:t>
+      </w:r>
+      <w:r>
+        <w:rPr>
+          <w:bCs/>
+          <w:b/>
+        </w:rPr>
+        <w:t xml:space="preserve">(1) stack layer</w:t>
+      </w:r>
+      <w:r>
+        <w:t xml:space="preserve">, using the four-layer scheme;</w:t>
+      </w:r>
+      <w:r>
+        <w:t xml:space="preserve"> </w:t>
+      </w:r>
+      <w:r>
+        <w:rPr>
+          <w:bCs/>
+          <w:b/>
+        </w:rPr>
+        <w:t xml:space="preserve">(2) delivery mechanism</w:t>
+      </w:r>
+      <w:r>
+        <w:t xml:space="preserve">, distinguishing indirect tax-based instruments, which presuppose taxable profit or investment expenditure, from direct grants, equity or fee waivers;</w:t>
+      </w:r>
+      <w:r>
+        <w:t xml:space="preserve"> </w:t>
+      </w:r>
+      <w:r>
+        <w:rPr>
+          <w:bCs/>
+          <w:b/>
+        </w:rPr>
+        <w:t xml:space="preserve">(3) formal threshold</w:t>
+      </w:r>
+      <w:r>
+        <w:t xml:space="preserve">, the minimum capital, revenue or staffing in the source (the scale dimension);</w:t>
+      </w:r>
+      <w:r>
+        <w:t xml:space="preserve"> </w:t>
+      </w:r>
+      <w:r>
+        <w:rPr>
+          <w:bCs/>
+          <w:b/>
+        </w:rPr>
+        <w:t xml:space="preserve">(4) new-firm accommodation</w:t>
+      </w:r>
+      <w:r>
+        <w:t xml:space="preserve">, coded Yes only where the source contains an explicit provision easing access for smaller or newer firms (the vintage dimension); and</w:t>
+      </w:r>
+      <w:r>
+        <w:t xml:space="preserve"> </w:t>
+      </w:r>
+      <w:r>
+        <w:rPr>
+          <w:bCs/>
+          <w:b/>
+        </w:rPr>
+        <w:t xml:space="preserve">(5) recurring compliance burden</w:t>
+      </w:r>
+      <w:r>
+        <w:t xml:space="preserve">, meaning annual or ongoing obligations attached to continued eligibility.</w:t>
+      </w:r>
+    </w:p>
+    <w:p>
+      <w:pPr>
+        <w:pStyle w:val="BodyText"/>
+      </w:pPr>
+      <w:r>
+        <w:t xml:space="preserve">The codebook is in Appendix A. Rules for ambiguous cases are as follows. A threshold the source does not state is coded</w:t>
+      </w:r>
+      <w:r>
+        <w:t xml:space="preserve"> </w:t>
+      </w:r>
+      <w:r>
+        <w:t xml:space="preserve">“</w:t>
+      </w:r>
+      <w:r>
+        <w:t xml:space="preserve">none stated</w:t>
+      </w:r>
+      <w:r>
+        <w:t xml:space="preserve">”</w:t>
+      </w:r>
+      <w:r>
+        <w:t xml:space="preserve">, not zero. An instrument applying across activity types without targeting a layer is coded</w:t>
+      </w:r>
+      <w:r>
+        <w:t xml:space="preserve"> </w:t>
+      </w:r>
+      <w:r>
+        <w:t xml:space="preserve">“</w:t>
+      </w:r>
+      <w:r>
+        <w:t xml:space="preserve">cross-cutting</w:t>
+      </w:r>
+      <w:r>
+        <w:t xml:space="preserve">”</w:t>
+      </w:r>
+      <w:r>
+        <w:t xml:space="preserve">. A proportional requirement, such as a percentage of staff, is coded</w:t>
+      </w:r>
+      <w:r>
+        <w:t xml:space="preserve"> </w:t>
+      </w:r>
+      <w:r>
+        <w:t xml:space="preserve">“</w:t>
+      </w:r>
+      <w:r>
+        <w:t xml:space="preserve">not scale-based</w:t>
+      </w:r>
+      <w:r>
+        <w:t xml:space="preserve">”</w:t>
+      </w:r>
+      <w:r>
+        <w:t xml:space="preserve">, because a firm of ten people can satisfy it as readily as a firm of a thousand. Where a scheme combines tax and direct components, each component is coded as a separate row. Where a coding decision remained uncertain after reading the source, the instrument is flagged and the decision is logged in the Supporting Information.</w:t>
+      </w:r>
+    </w:p>
+    <w:p>
+      <w:pPr>
+        <w:pStyle w:val="BodyText"/>
+      </w:pPr>
+      <w:r>
+        <w:t xml:space="preserve">We report the coded dimensions directly, as a matrix (Table 3), and do not aggregate them into an index. Any weighting across dimensions would be a modelling assumption with no data-derived basis, and a single number would convey more precision than the coding supports.</w:t>
+      </w:r>
+    </w:p>
+    <w:p>
+      <w:pPr>
+        <w:pStyle w:val="BodyText"/>
+      </w:pPr>
+      <w:r>
+        <w:rPr>
+          <w:bCs/>
+          <w:b/>
+        </w:rPr>
+        <w:t xml:space="preserve">Reliability.</w:t>
+      </w:r>
+      <w:r>
+        <w:t xml:space="preserve"> </w:t>
+      </w:r>
+      <w:r>
+        <w:rPr>
+          <w:bCs/>
+          <w:b/>
+        </w:rPr>
+        <w:t xml:space="preserve">[PENDING: inter-coder reliability. A second coder will code all 20 instruments independently, blind to the first coder’s codes, using the codebook in Appendix A. We will report percentage agreement and Cohen’s kappa (Cohen, 1960) per dimension, with Krippendorff’s alpha (Krippendorff, 2018) as a check given the small number of units; we will report agreement before and after discussion and log every resolved disagreement. Replace this paragraph with the results. Until it is done, all coding results should be read as the first coder’s judgements.]</w:t>
+      </w:r>
+    </w:p>
+    <w:p>
+      <w:pPr>
+        <w:pStyle w:val="BodyText"/>
+      </w:pPr>
+      <w:r>
+        <w:rPr>
+          <w:bCs/>
+          <w:b/>
+        </w:rPr>
+        <w:t xml:space="preserve">Verification.</w:t>
+      </w:r>
+      <w:r>
+        <w:t xml:space="preserve"> </w:t>
+      </w:r>
+      <w:r>
+        <w:rPr>
+          <w:bCs/>
+          <w:b/>
+        </w:rPr>
+        <w:t xml:space="preserve">[PENDING: every figure in Table 3 and Supporting Information Table S1 is to be re-checked against the primary text, with the date of checking recorded. At the time of drafting, 14 of the 20 instrument rows were marked as not independently re-verified. Replace this paragraph with the verification result.]</w:t>
+      </w:r>
+    </w:p>
+    <w:p>
+      <w:pPr>
+        <w:pStyle w:val="BodyText"/>
+      </w:pPr>
+      <w:r>
+        <w:rPr>
+          <w:bCs/>
+          <w:b/>
+        </w:rPr>
+        <w:t xml:space="preserve">Search protocol for absence claims.</w:t>
+      </w:r>
+      <w:r>
+        <w:t xml:space="preserve"> </w:t>
+      </w:r>
+      <w:r>
+        <w:t xml:space="preserve">Our claim that no AI-related instrument addresses compute provision below facility scale is a claim about absence.</w:t>
+      </w:r>
+      <w:r>
+        <w:t xml:space="preserve"> </w:t>
+      </w:r>
+      <w:r>
+        <w:rPr>
+          <w:bCs/>
+          <w:b/>
+        </w:rPr>
+        <w:t xml:space="preserve">[PENDING: document the search: which instrument lists were read in full, which key terms were searched in the English and national-language texts (for example colocation, cloud service, compute, GPU, shared infrastructure), and on what date, and name the nearest instrument to sub-facility compute in each country.]</w:t>
+      </w:r>
+    </w:p>
+    <w:p>
+      <w:pPr>
+        <w:pStyle w:val="BodyText"/>
+      </w:pPr>
+      <w:r>
+        <w:rPr>
+          <w:bCs/>
+          <w:b/>
+        </w:rPr>
+        <w:t xml:space="preserve">General-purpose instruments.</w:t>
+      </w:r>
+      <w:r>
+        <w:t xml:space="preserve"> </w:t>
+      </w:r>
+      <w:r>
+        <w:t xml:space="preserve">The coding so far covers AI-tagged and digital-sector incentives. Firms may reach support through general SME, startup or research schemes that do not mention AI.</w:t>
+      </w:r>
+      <w:r>
+        <w:t xml:space="preserve"> </w:t>
+      </w:r>
+      <w:r>
+        <w:rPr>
+          <w:bCs/>
+          <w:b/>
+        </w:rPr>
+        <w:t xml:space="preserve">[PENDING: code the general SME, startup and research instruments of each country on the same five dimensions, and report whether any would apply to a sub-facility compute provider. Until this is done, the absence claim in Section 4.5 is limited to AI-related and digital-sector instruments.]</w:t>
+      </w:r>
+    </w:p>
+    <w:bookmarkEnd w:id="30"/>
+    <w:bookmarkStart w:id="31" w:name="assessing-rival-explanations"/>
+    <w:p>
+      <w:pPr>
+        <w:pStyle w:val="Heading3"/>
+      </w:pPr>
+      <w:r>
+        <w:t xml:space="preserve">3.4 Assessing rival explanations</w:t>
+      </w:r>
+    </w:p>
+    <w:p>
+      <w:pPr>
+        <w:pStyle w:val="FirstParagraph"/>
+      </w:pPr>
+      <w:r>
+        <w:t xml:space="preserve">Because the analysis rests on four documented cases and not on a panel, conventional identification is unavailable. We use process-tracing logic (Collier, 2011; Mahoney, 2012; Van Evera, 1997): each piece of evidence is assessed by how each hypothesis predicts it, and by whether it can discriminate between them. We borrow from Fairfield and Charman (2017) the discipline of asking how probable the evidence would be under each rival, but we do not assign numerical priors or likelihoods. Four cases and about nine evidence items cannot support defensible numerical priors, and the conclusions would then depend on the priors. We use an ordinal rubric instead, so that every rating can be traced to a stated rule.</w:t>
+      </w:r>
+    </w:p>
+    <w:p>
+      <w:pPr>
+        <w:pStyle w:val="BodyText"/>
+      </w:pPr>
+      <w:r>
+        <w:rPr>
+          <w:bCs/>
+          <w:b/>
+        </w:rPr>
+        <w:t xml:space="preserve">Table 1. Rubric for assessing evidence against hypotheses</w:t>
+      </w:r>
+    </w:p>
+    <w:tbl>
+      <w:tblPr>
+        <w:tblStyle w:val="Table"/>
+        <w:tblW w:type="pct" w:w="5000"/>
+        <w:tblLook w:firstRow="1" w:lastRow="0" w:firstColumn="0" w:lastColumn="0" w:noHBand="0" w:noVBand="0" w:val="0020"/>
+        <w:jc w:val="start"/>
+      </w:tblPr>
+      <w:tblGrid>
+        <w:gridCol w:w="3960"/>
+        <w:gridCol w:w="3960"/>
+      </w:tblGrid>
+      <w:tr>
+        <w:trPr>
+          <w:tblHeader w:val="true"/>
+        </w:trPr>
+        <w:tc>
+          <w:tcPr/>
+          <w:p>
+            <w:pPr>
+              <w:pStyle w:val="Compact"/>
+              <w:jc w:val="left"/>
+            </w:pPr>
+            <w:r>
+              <w:t xml:space="preserve">Rating of a hypothesis</w:t>
+            </w:r>
+          </w:p>
+        </w:tc>
+        <w:tc>
+          <w:tcPr/>
+          <w:p>
+            <w:pPr>
+              <w:pStyle w:val="Compact"/>
+              <w:jc w:val="left"/>
+            </w:pPr>
+            <w:r>
+              <w:t xml:space="preserve">Meaning</w:t>
+            </w:r>
+          </w:p>
+        </w:tc>
+      </w:tr>
+      <w:tr>
+        <w:tc>
+          <w:tcPr/>
+          <w:p>
+            <w:pPr>
+              <w:pStyle w:val="Compact"/>
+              <w:jc w:val="left"/>
+            </w:pPr>
+            <w:r>
+              <w:t xml:space="preserve">Expected (E)</w:t>
+            </w:r>
+          </w:p>
+        </w:tc>
+        <w:tc>
+          <w:tcPr/>
+          <w:p>
+            <w:pPr>
+              <w:pStyle w:val="Compact"/>
+              <w:jc w:val="left"/>
+            </w:pPr>
+            <w:r>
+              <w:t xml:space="preserve">The hypothesis predicts this evidence (it is part of one of its stated predictions P1 to P3)</w:t>
+            </w:r>
+          </w:p>
+        </w:tc>
+      </w:tr>
+      <w:tr>
+        <w:tc>
+          <w:tcPr/>
+          <w:p>
+            <w:pPr>
+              <w:pStyle w:val="Compact"/>
+              <w:jc w:val="left"/>
+            </w:pPr>
+            <w:r>
+              <w:t xml:space="preserve">Compatible (C)</w:t>
+            </w:r>
+          </w:p>
+        </w:tc>
+        <w:tc>
+          <w:tcPr/>
+          <w:p>
+            <w:pPr>
+              <w:pStyle w:val="Compact"/>
+              <w:jc w:val="left"/>
+            </w:pPr>
+            <w:r>
+              <w:t xml:space="preserve">The hypothesis does not predict the evidence but is consistent with it</w:t>
+            </w:r>
+          </w:p>
+        </w:tc>
+      </w:tr>
+      <w:tr>
+        <w:tc>
+          <w:tcPr/>
+          <w:p>
+            <w:pPr>
+              <w:pStyle w:val="Compact"/>
+              <w:jc w:val="left"/>
+            </w:pPr>
+            <w:r>
+              <w:t xml:space="preserve">Unexpected (U)</w:t>
+            </w:r>
+          </w:p>
+        </w:tc>
+        <w:tc>
+          <w:tcPr/>
+          <w:p>
+            <w:pPr>
+              <w:pStyle w:val="Compact"/>
+              <w:jc w:val="left"/>
+            </w:pPr>
+            <w:r>
+              <w:t xml:space="preserve">The evidence is in tension with the hypothesis and can be reconciled only with an additional assumption</w:t>
+            </w:r>
+          </w:p>
+        </w:tc>
+      </w:tr>
+      <w:tr>
+        <w:tc>
+          <w:tcPr/>
+          <w:p>
+            <w:pPr>
+              <w:pStyle w:val="Compact"/>
+              <w:jc w:val="left"/>
+            </w:pPr>
+            <w:r>
+              <w:t xml:space="preserve">Contradicted (X)</w:t>
+            </w:r>
+          </w:p>
+        </w:tc>
+        <w:tc>
+          <w:tcPr/>
+          <w:p>
+            <w:pPr>
+              <w:pStyle w:val="Compact"/>
+              <w:jc w:val="left"/>
+            </w:pPr>
+            <w:r>
+              <w:t xml:space="preserve">The evidence is inconsistent with the hypothesis as stated</w:t>
+            </w:r>
+          </w:p>
+        </w:tc>
+      </w:tr>
+    </w:tbl>
+    <w:p/>
+    <w:tbl>
+      <w:tblPr>
+        <w:tblStyle w:val="Table"/>
+        <w:tblW w:type="pct" w:w="5000"/>
+        <w:tblLook w:firstRow="1" w:lastRow="0" w:firstColumn="0" w:lastColumn="0" w:noHBand="0" w:noVBand="0" w:val="0020"/>
+        <w:jc w:val="start"/>
+      </w:tblPr>
+      <w:tblGrid>
+        <w:gridCol w:w="3960"/>
+        <w:gridCol w:w="3960"/>
+      </w:tblGrid>
+      <w:tr>
+        <w:trPr>
+          <w:tblHeader w:val="true"/>
+        </w:trPr>
+        <w:tc>
+          <w:tcPr/>
+          <w:p>
+            <w:pPr>
+              <w:pStyle w:val="Compact"/>
+              <w:jc w:val="left"/>
+            </w:pPr>
+            <w:r>
+              <w:t xml:space="preserve">Inferential weight</w:t>
+            </w:r>
+          </w:p>
+        </w:tc>
+        <w:tc>
+          <w:tcPr/>
+          <w:p>
+            <w:pPr>
+              <w:pStyle w:val="Compact"/>
+              <w:jc w:val="left"/>
+            </w:pPr>
+            <w:r>
+              <w:t xml:space="preserve">Rule</w:t>
+            </w:r>
+          </w:p>
+        </w:tc>
+      </w:tr>
+      <w:tr>
+        <w:tc>
+          <w:tcPr/>
+          <w:p>
+            <w:pPr>
+              <w:pStyle w:val="Compact"/>
+              <w:jc w:val="left"/>
+            </w:pPr>
+            <w:r>
+              <w:t xml:space="preserve">Strong</w:t>
+            </w:r>
+          </w:p>
+        </w:tc>
+        <w:tc>
+          <w:tcPr/>
+          <w:p>
+            <w:pPr>
+              <w:pStyle w:val="Compact"/>
+              <w:jc w:val="left"/>
+            </w:pPr>
+            <w:r>
+              <w:t xml:space="preserve">At least one rival is rated U or X, the evidence rests on verified coding, and no auxiliary assumption is needed</w:t>
+            </w:r>
+          </w:p>
+        </w:tc>
+      </w:tr>
+      <w:tr>
+        <w:tc>
+          <w:tcPr/>
+          <w:p>
+            <w:pPr>
+              <w:pStyle w:val="Compact"/>
+              <w:jc w:val="left"/>
+            </w:pPr>
+            <w:r>
+              <w:t xml:space="preserve">Moderate</w:t>
+            </w:r>
+          </w:p>
+        </w:tc>
+        <w:tc>
+          <w:tcPr/>
+          <w:p>
+            <w:pPr>
+              <w:pStyle w:val="Compact"/>
+              <w:jc w:val="left"/>
+            </w:pPr>
+            <w:r>
+              <w:t xml:space="preserve">At least one rival is rated U or X, but the weight depends on an auxiliary assumption or on coding not yet verified</w:t>
+            </w:r>
+          </w:p>
+        </w:tc>
+      </w:tr>
+      <w:tr>
+        <w:tc>
+          <w:tcPr/>
+          <w:p>
+            <w:pPr>
+              <w:pStyle w:val="Compact"/>
+              <w:jc w:val="left"/>
+            </w:pPr>
+            <w:r>
+              <w:t xml:space="preserve">Weak</w:t>
+            </w:r>
+          </w:p>
+        </w:tc>
+        <w:tc>
+          <w:tcPr/>
+          <w:p>
+            <w:pPr>
+              <w:pStyle w:val="Compact"/>
+              <w:jc w:val="left"/>
+            </w:pPr>
+            <w:r>
+              <w:t xml:space="preserve">No rival is rated U or X, so the evidence does not discriminate</w:t>
+            </w:r>
+          </w:p>
+        </w:tc>
+      </w:tr>
+    </w:tbl>
+    <w:p>
+      <w:pPr>
+        <w:pStyle w:val="BodyText"/>
+      </w:pPr>
+      <w:r>
+        <w:t xml:space="preserve">For each row we also state what evidence would change the rating (Table 4) and test how conclusions change when single rows are dropped (Section 5.3). The most visible pattern in the data, the gap between software and infrastructure thresholds, is a</w:t>
+      </w:r>
+      <w:r>
+        <w:t xml:space="preserve"> </w:t>
+      </w:r>
+      <w:r>
+        <w:rPr>
+          <w:iCs/>
+          <w:i/>
+        </w:rPr>
+        <w:t xml:space="preserve">weak</w:t>
+      </w:r>
+      <w:r>
+        <w:t xml:space="preserve"> </w:t>
+      </w:r>
+      <w:r>
+        <w:t xml:space="preserve">test, because a cost-based account predicts it as well as a design-based one does. We say this here, and we build the argument on the evidence that does discriminate.</w:t>
+      </w:r>
+    </w:p>
+    <w:bookmarkEnd w:id="31"/>
+    <w:bookmarkEnd w:id="32"/>
+    <w:bookmarkStart w:id="38" w:name="findings"/>
+    <w:p>
+      <w:pPr>
+        <w:pStyle w:val="Heading2"/>
+      </w:pPr>
+      <w:r>
+        <w:t xml:space="preserve">4. Findings</w:t>
+      </w:r>
+    </w:p>
+    <w:bookmarkStart w:id="33" w:name="thailand"/>
+    <w:p>
+      <w:pPr>
+        <w:pStyle w:val="Heading3"/>
+      </w:pPr>
+      <w:r>
+        <w:t xml:space="preserve">4.1 Thailand</w:t>
+      </w:r>
+    </w:p>
+    <w:p>
+      <w:pPr>
+        <w:pStyle w:val="FirstParagraph"/>
+      </w:pPr>
+      <w:r>
+        <w:t xml:space="preserve">Thailand’s Board of Investment administers AI-relevant incentives through its Digital, Creative Industries and High-Value Service division, established under two 2022 announcements (Board of Investment of Thailand, 2022, 2025). Software and digital-content development qualifies for an uncapped corporate income tax exemption at an annual threshold of approximately 1.5 million baht (about US$42,000), calculated from local staff salary expenditure, which a small technical team can reach. GPU-based data hosting, the layer most directly involved in training or serving models, requires minimum capital of approximately 5,000 million baht (about US$140 million) and an extensive certification regime. These two thresholds are not strictly comparable, since one is an annual expenditure flow and the other a capital stock, so we do not compute a ratio between them. We compare realised project sizes instead (below).</w:t>
+      </w:r>
+    </w:p>
+    <w:p>
+      <w:pPr>
+        <w:pStyle w:val="BodyText"/>
+      </w:pPr>
+      <w:r>
+        <w:t xml:space="preserve">The structure is more than a binary. Baseline research and development qualifies at the same accessible threshold as software. A separate competitiveness-enhancement mechanism lets qualifying firms extend the exemption to thirteen years if they make additional investment of at least 200 million baht, representing a specified minimum share of sales over the following three years (Board of Investment of Thailand, 2022). The most generous tier is thus reserved for firms with a revenue base large enough to meet it. This is a vintage barrier that applies to software, where a cost rationale does not apply.</w:t>
+      </w:r>
+      <w:r>
+        <w:t xml:space="preserve"> </w:t>
+      </w:r>
+      <w:r>
+        <w:rPr>
+          <w:bCs/>
+          <w:b/>
+        </w:rPr>
+        <w:t xml:space="preserve">[VERIFY: whether this mechanism is specific to the digital division or cross-sectoral, since the answer bears on H3.]</w:t>
+      </w:r>
+    </w:p>
+    <w:p>
+      <w:pPr>
+        <w:pStyle w:val="BodyText"/>
+      </w:pPr>
+      <w:r>
+        <w:t xml:space="preserve">Realised approvals agree with the formal rules. Approval statistics for January to December 2025 show 96 approved projects under Activity 8.1.1 (software and digital platforms) with combined investment of 933.0 million baht, an average of about 9.7 million baht. Over the same period 24 approved data-centre projects under Activity 8.2.1 carried 457,999.8 million baht, an average of about 19,083 million baht, and a single data-hosting project under Activity 8.2.4 carried 126,793.0 million baht (Board of Investment of Thailand, 2026). The average data-centre project is therefore about 1,960 times the average software project in approved investment. This compares approved incentive projects, not firms.</w:t>
+      </w:r>
+    </w:p>
+    <w:p>
+      <w:pPr>
+        <w:pStyle w:val="BodyText"/>
+      </w:pPr>
+      <w:r>
+        <w:t xml:space="preserve">Ownership of registered capital differs by layer. In Activity 8.1.1 software projects, 46 per cent of registered capital is Thai-held and 54 per cent foreign-held. In data-centre projects the split is 15 per cent Thai and 85 per cent foreign. In the single data-hosting project all registered capital is foreign. The Thai-held share therefore falls from 46 to 15 to 0 per cent with depth into the infrastructure stack. This gradient rests on three points, one of which is a single project, and it is a description of who holds capital in approved projects. It does not show whether Thai firms were excluded, and it is the pattern a cost-based account also predicts (Section 5.2). Lehdonvirta, Wú and Hawkins (2025) show that the global reach of cloud data centres is shaped by the economic and security interests of a few home states, which is one reason to expect foreign capital in this layer independently of Thai incentive design.</w:t>
+      </w:r>
+    </w:p>
+    <w:p>
+      <w:pPr>
+        <w:pStyle w:val="BodyText"/>
+      </w:pPr>
+      <w:r>
+        <w:t xml:space="preserve">A further observation bears on the offshoring channel discussed in Section 2.2. The Trade and Investment Support Office category, which explicitly includes internationally delivered business-process outsourcing, receives the lowest incentive tier in the division, with no corporate income tax exemption. This is an activity exposed to AI-driven automation and receives the least support.</w:t>
+      </w:r>
+    </w:p>
+    <w:bookmarkEnd w:id="33"/>
+    <w:bookmarkStart w:id="34" w:name="vietnam"/>
+    <w:p>
+      <w:pPr>
+        <w:pStyle w:val="Heading3"/>
+      </w:pPr>
+      <w:r>
+        <w:t xml:space="preserve">4.2 Vietnam</w:t>
+      </w:r>
+    </w:p>
+    <w:p>
+      <w:pPr>
+        <w:pStyle w:val="FirstParagraph"/>
+      </w:pPr>
+      <w:r>
+        <w:t xml:space="preserve">Decree 260/2026, implementing the Law on High Technology, took effect on 1 July 2026 and sets two tracks (Vietnam, 2026a). The first, for recognised research centres, imposes demanding conditions: at least 60 per cent of staff in research and development (70 per cent for strategically designated technology), and research spending of 65 to 70 per cent of annual operating budget. These conditions restrict the track to purpose-built research institutions.</w:t>
+      </w:r>
+      <w:r>
+        <w:t xml:space="preserve"> </w:t>
+      </w:r>
+      <w:r>
+        <w:rPr>
+          <w:bCs/>
+          <w:b/>
+        </w:rPr>
+        <w:t xml:space="preserve">[VERIFY: percentage thresholds against the decree text.]</w:t>
+      </w:r>
+    </w:p>
+    <w:p>
+      <w:pPr>
+        <w:pStyle w:val="BodyText"/>
+      </w:pPr>
+      <w:r>
+        <w:t xml:space="preserve">The second track, for recognised startups, is more accessible. It requires only demonstrated revenue growth or a commercialisation-ready technology. Qualifying startups receive the full incentive package, fee exemptions for state research facilities, and priority access to the National Venture Capital Fund, a direct equity instrument distinct from the National Technology Innovation Fund, which provides subsidised lending. This is the clearest instance in our data of explicit accommodation for new firms, and part of it is delivered by direct, not tax-based, means.</w:t>
+      </w:r>
+      <w:r>
+        <w:t xml:space="preserve"> </w:t>
+      </w:r>
+      <w:r>
+        <w:rPr>
+          <w:bCs/>
+          <w:b/>
+        </w:rPr>
+        <w:t xml:space="preserve">[VERIFY: Article 11 provisions and the fund distinction.]</w:t>
+      </w:r>
+    </w:p>
+    <w:p>
+      <w:pPr>
+        <w:pStyle w:val="BodyText"/>
+      </w:pPr>
+      <w:r>
+        <w:t xml:space="preserve">Decision 21/2026, which replaced a 2025 list, groups thirty strategic technology products into two priority tiers (Vietnam, 2026b). The top tier, of market-ready products with large direct economic impact, includes Vietnamese-language large language models, virtual assistants and specialised AI systems, and also cloud-computing platforms as a separate line item. The lower tier, of future and foundational technologies, includes specialised chips, quantum technologies and satellite systems. Vietnam therefore places cloud and compute provision in the same top tier as models and applications and assigns specialised chips to the lower tier. Within the four-layer scheme the boundary in Vietnam falls at layer (iv), hardware manufacture, not at layers (ii) or (iii). Edge-processing AI cameras and digital-twin platforms are also top-tier items, but they are application products, and we do not count them as evidence about compute provision</w:t>
+      </w:r>
+      <w:r>
+        <w:t xml:space="preserve"> </w:t>
+      </w:r>
+      <w:r>
+        <w:rPr>
+          <w:bCs/>
+          <w:b/>
+        </w:rPr>
+        <w:t xml:space="preserve">[PENDING: the first coding placed them in layer (ii); recode them as layer (i) and confirm in Table S1]</w:t>
+      </w:r>
+      <w:r>
+        <w:t xml:space="preserve">.</w:t>
+      </w:r>
+    </w:p>
+    <w:p>
+      <w:pPr>
+        <w:pStyle w:val="BodyText"/>
+      </w:pPr>
+      <w:r>
+        <w:t xml:space="preserve">Vietnam’s design differs from Thailand’s in kind. Thailand and Malaysia define eligibility through activity-specific capital thresholds. Vietnam sets priority through a list of strategic technologies that carries no stated capital rule. A list-based design does not generate a capital gradient, which may be why none appears in Vietnam. The same design moves gatekeeping to discretionary designation and to other instruments whose effect on access we have not coded, so this is a hypothesis about origin, not a finding about access.</w:t>
+      </w:r>
+    </w:p>
+    <w:p>
+      <w:pPr>
+        <w:pStyle w:val="BodyText"/>
+      </w:pPr>
+      <w:r>
+        <w:t xml:space="preserve">Vietnam’s realised concentration at the infrastructure layer, illustrated by a large AI data centre announced for Ho Chi Minh City in 2026 and financed by the country’s largest conglomerate, cannot be attributed to incentive rules that exclude smaller firms from that layer, because those rules do not do so. It is more plausibly a market-structure outcome. Government data are consistent with that reading: hardware and electronics enterprises are under 10 per cent of Vietnam’s information and communication technology enterprises but over 90 per cent of industry revenue, and are overwhelmingly foreign-invested, while software, digital content and services enterprises are predominantly domestic (Vietnam, Ministry of Information and Communications, 2024). Of 9,348 operating enterprises in computer programming and related activities at the end of 2022, 57.9 per cent employed fewer than five people and 35.7 per cent employed between five and 49 (Vietnam, General Statistics Office, 2024). That is a base of micro and small firms, which the startup carve-out would be expected to serve.</w:t>
+      </w:r>
+      <w:r>
+        <w:t xml:space="preserve"> </w:t>
+      </w:r>
+      <w:r>
+        <w:rPr>
+          <w:bCs/>
+          <w:b/>
+        </w:rPr>
+        <w:t xml:space="preserve">[VERIFY: all three statistical figures against the cited sources.]</w:t>
+      </w:r>
+    </w:p>
+    <w:bookmarkEnd w:id="34"/>
+    <w:bookmarkStart w:id="35" w:name="malaysia"/>
+    <w:p>
+      <w:pPr>
+        <w:pStyle w:val="Heading3"/>
+      </w:pPr>
+      <w:r>
+        <w:t xml:space="preserve">4.3 Malaysia</w:t>
+      </w:r>
+    </w:p>
+    <w:p>
+      <w:pPr>
+        <w:pStyle w:val="FirstParagraph"/>
+      </w:pPr>
+      <w:r>
+        <w:t xml:space="preserve">Malaysia runs two parallel schemes. The Malaysia Digital tax incentive, covering software and digital services including AI, requires only RM50,000 (about US$11,000) of minimum paid-up capital, the lowest entry threshold across the four countries (Malaysia Digital Economy Corporation, 2024). Against this stands a recurring compliance burden: an annual self-declaration verified by an externally appointed auditor at the firm’s own expense. The cost is largely fixed, so it weighs more heavily on a firm capitalised at that level. This is the mechanism Bahar et al. (2026) identify for Japan, operating here through compliance cost and not through a capital threshold.</w:t>
+      </w:r>
+    </w:p>
+    <w:p>
+      <w:pPr>
+        <w:pStyle w:val="BodyText"/>
+      </w:pPr>
+      <w:r>
+        <w:t xml:space="preserve">The Digital Ecosystem Acceleration scheme (DESAC), covering data centres and cloud infrastructure, uses a graduated structure (Malaysian Investment Development Authority, 2022). Entry-level eligibility requires RM2.5 million (about US$550,000) of paid-up capital, and the full ten-year highest-rate benefit requires cumulative capital expenditure of RM1 billion (about US$220 million), which exceeds Thailand’s threshold in dollar terms. A separate, lower threshold applies to existing firms expanding. The structure is a continuous pathway from small to large, in contrast with a single gate, but at the deepest tier its practical effect is comparable.</w:t>
+      </w:r>
+    </w:p>
+    <w:p>
+      <w:pPr>
+        <w:pStyle w:val="BodyText"/>
+      </w:pPr>
+      <w:r>
+        <w:t xml:space="preserve">In the 2025 budget address, officials indicated that the earlier approach to data-centre incentives was no longer viewed as sustainable, on the grounds that large capital-intensive projects do not reliably translate into substantial high-skilled employment for Malaysian workers, and the government has since begun a formal restructuring</w:t>
+      </w:r>
+      <w:r>
+        <w:t xml:space="preserve"> </w:t>
+      </w:r>
+      <w:r>
+        <w:rPr>
+          <w:bCs/>
+          <w:b/>
+        </w:rPr>
+        <w:t xml:space="preserve">[VERIFY: speaker names, dates and wording of the 2025 budget statements, which are listed as unverified]</w:t>
+      </w:r>
+      <w:r>
+        <w:t xml:space="preserve">. This shows that policymakers saw a problem with the existing design. It does not show that firm-size bias is the cause, since a low employment yield per unit of capital is also what a capital-intensive activity produces. We therefore treat it as weak evidence between the hypotheses (Table 4).</w:t>
+      </w:r>
+    </w:p>
+    <w:p>
+      <w:pPr>
+        <w:pStyle w:val="BodyText"/>
+      </w:pPr>
+      <w:r>
+        <w:t xml:space="preserve">The scheme also requires that at least half of a data centre’s full-time staff be Malaysian nationals earning above a specified salary level. A requirement stated as a proportion is not a scale filter, since a ten-person firm can meet it as readily as a thousand-person firm, and we record it as an exploratory observation outside the central mechanism.</w:t>
+      </w:r>
+    </w:p>
+    <w:bookmarkEnd w:id="35"/>
+    <w:bookmarkStart w:id="36" w:name="the-philippines"/>
+    <w:p>
+      <w:pPr>
+        <w:pStyle w:val="Heading3"/>
+      </w:pPr>
+      <w:r>
+        <w:t xml:space="preserve">4.4 The Philippines</w:t>
+      </w:r>
+    </w:p>
+    <w:p>
+      <w:pPr>
+        <w:pStyle w:val="FirstParagraph"/>
+      </w:pPr>
+      <w:r>
+        <w:t xml:space="preserve">The Philippine architecture, established under the CREATE MORE Act, differs structurally from the other three (Philippines, 2024; Philippines, Fiscal Incentives Review Board, 2025). Standard registration carries no stated minimum investment; eligibility depends on inclusion in the Strategic Investment Priority Plan, on ownership qualifications and on a cost-benefit evaluation, not on firm size directly.</w:t>
+      </w:r>
+    </w:p>
+    <w:p>
+      <w:pPr>
+        <w:pStyle w:val="BodyText"/>
+      </w:pPr>
+      <w:r>
+        <w:t xml:space="preserve">Above this baseline sits a firm-scale threshold at PHP 15 billion (about US$260 million), which both defines a high-value domestic market enterprise and determines whether incentives are granted by the investment promotion agency or escalated to the Fiscal Incentives Review Board, with availment periods reaching 24 to 27 years. Beyond this the President may modify the mix, period and manner of availment, or craft a bespoke package, for a project designated highly desirable, with total incentives capped at forty years. This presidential mechanism is discretionary and, in the statutory text we examined, is not tied to a stated investment figure.</w:t>
+      </w:r>
+    </w:p>
+    <w:p>
+      <w:pPr>
+        <w:pStyle w:val="BodyText"/>
+      </w:pPr>
+      <w:r>
+        <w:t xml:space="preserve">These firm-scale tiers apply uniformly regardless of activity type, and the Strategic Investment Priority Plan groups AI and data-centre infrastructure in the same priority tier</w:t>
+      </w:r>
+      <w:r>
+        <w:t xml:space="preserve"> </w:t>
+      </w:r>
+      <w:r>
+        <w:rPr>
+          <w:bCs/>
+          <w:b/>
+        </w:rPr>
+        <w:t xml:space="preserve">[VERIFY: edition and date of the Plan and its exact treatment of AI relative to data-centre infrastructure]</w:t>
+      </w:r>
+      <w:r>
+        <w:t xml:space="preserve">. The Philippines therefore encodes no boundary between AI applications and AI infrastructure; its gradient operates on firm scale alone. Cucio and Hennig (2025) find that roughly one third of Philippine occupations are highly exposed to AI, with around 60 per cent of that exposed employment complementary to AI and not substitutable by it, which suggests augmentation more than displacement for much of the exposed workforce.</w:t>
+      </w:r>
+    </w:p>
+    <w:bookmarkEnd w:id="36"/>
+    <w:bookmarkStart w:id="37" w:name="cross-country-synthesis"/>
+    <w:p>
+      <w:pPr>
+        <w:pStyle w:val="Heading3"/>
+      </w:pPr>
+      <w:r>
+        <w:t xml:space="preserve">4.5 Cross-country synthesis</w:t>
+      </w:r>
+    </w:p>
+    <w:p>
+      <w:pPr>
+        <w:pStyle w:val="FirstParagraph"/>
+      </w:pPr>
+      <w:r>
+        <w:t xml:space="preserve">Table 3 sets out the coded dimensions. Read through the four-layer scheme, the countries do not divide into three cases of bifurcation and one exception. They divide by where the access boundary falls.</w:t>
+      </w:r>
+    </w:p>
+    <w:p>
+      <w:pPr>
+        <w:pStyle w:val="BodyText"/>
+      </w:pPr>
+      <w:r>
+        <w:rPr>
+          <w:bCs/>
+          <w:b/>
+        </w:rPr>
+        <w:t xml:space="preserve">Table 3. Coded incentive dimensions by country and layer of the AI technology stack</w:t>
+      </w:r>
+    </w:p>
+    <w:tbl>
+      <w:tblPr>
+        <w:tblStyle w:val="Table"/>
+        <w:tblW w:type="pct" w:w="5000"/>
+        <w:tblLook w:firstRow="1" w:lastRow="0" w:firstColumn="0" w:lastColumn="0" w:noHBand="0" w:noVBand="0" w:val="0020"/>
+        <w:jc w:val="start"/>
+      </w:tblPr>
+      <w:tblGrid>
+        <w:gridCol w:w="1584"/>
+        <w:gridCol w:w="1584"/>
+        <w:gridCol w:w="1584"/>
+        <w:gridCol w:w="1584"/>
+        <w:gridCol w:w="1584"/>
+      </w:tblGrid>
+      <w:tr>
+        <w:trPr>
+          <w:tblHeader w:val="true"/>
+        </w:trPr>
+        <w:tc>
+          <w:tcPr/>
+          <w:p>
+            <w:pPr>
+              <w:pStyle w:val="Compact"/>
+              <w:jc w:val="left"/>
+            </w:pPr>
+            <w:r>
+              <w:t xml:space="preserve">Dimension</w:t>
+            </w:r>
+          </w:p>
+        </w:tc>
+        <w:tc>
+          <w:tcPr/>
+          <w:p>
+            <w:pPr>
+              <w:pStyle w:val="Compact"/>
+              <w:jc w:val="left"/>
+            </w:pPr>
+            <w:r>
+              <w:t xml:space="preserve">Thailand</w:t>
+            </w:r>
+          </w:p>
+        </w:tc>
+        <w:tc>
+          <w:tcPr/>
+          <w:p>
+            <w:pPr>
+              <w:pStyle w:val="Compact"/>
+              <w:jc w:val="left"/>
+            </w:pPr>
+            <w:r>
+              <w:t xml:space="preserve">Vietnam</w:t>
+            </w:r>
+          </w:p>
+        </w:tc>
+        <w:tc>
+          <w:tcPr/>
+          <w:p>
+            <w:pPr>
+              <w:pStyle w:val="Compact"/>
+              <w:jc w:val="left"/>
+            </w:pPr>
+            <w:r>
+              <w:t xml:space="preserve">Malaysia</w:t>
+            </w:r>
+          </w:p>
+        </w:tc>
+        <w:tc>
+          <w:tcPr/>
+          <w:p>
+            <w:pPr>
+              <w:pStyle w:val="Compact"/>
+              <w:jc w:val="left"/>
+            </w:pPr>
+            <w:r>
+              <w:t xml:space="preserve">Philippines</w:t>
+            </w:r>
+          </w:p>
+        </w:tc>
+      </w:tr>
+      <w:tr>
+        <w:tc>
+          <w:tcPr/>
+          <w:p>
+            <w:pPr>
+              <w:pStyle w:val="Compact"/>
+              <w:jc w:val="left"/>
+            </w:pPr>
+            <w:r>
+              <w:t xml:space="preserve">Applications and models</w:t>
+            </w:r>
+          </w:p>
+        </w:tc>
+        <w:tc>
+          <w:tcPr/>
+          <w:p>
+            <w:pPr>
+              <w:pStyle w:val="Compact"/>
+              <w:jc w:val="left"/>
+            </w:pPr>
+            <w:r>
+              <w:t xml:space="preserve">Accessible: about US$42,000 per year in local salary spend</w:t>
+            </w:r>
+          </w:p>
+        </w:tc>
+        <w:tc>
+          <w:tcPr/>
+          <w:p>
+            <w:pPr>
+              <w:pStyle w:val="Compact"/>
+              <w:jc w:val="left"/>
+            </w:pPr>
+            <w:r>
+              <w:t xml:space="preserve">Accessible: named top-tier strategic priority</w:t>
+            </w:r>
+          </w:p>
+        </w:tc>
+        <w:tc>
+          <w:tcPr/>
+          <w:p>
+            <w:pPr>
+              <w:pStyle w:val="Compact"/>
+              <w:jc w:val="left"/>
+            </w:pPr>
+            <w:r>
+              <w:t xml:space="preserve">Accessible: about US$11,000 paid-up capital</w:t>
+            </w:r>
+          </w:p>
+        </w:tc>
+        <w:tc>
+          <w:tcPr/>
+          <w:p>
+            <w:pPr>
+              <w:pStyle w:val="Compact"/>
+              <w:jc w:val="left"/>
+            </w:pPr>
+            <w:r>
+              <w:t xml:space="preserve">Accessible: no stated minimum investment</w:t>
+            </w:r>
+          </w:p>
+        </w:tc>
+      </w:tr>
+      <w:tr>
+        <w:tc>
+          <w:tcPr/>
+          <w:p>
+            <w:pPr>
+              <w:pStyle w:val="Compact"/>
+              <w:jc w:val="left"/>
+            </w:pPr>
+            <w:r>
+              <w:t xml:space="preserve">Cloud and compute services</w:t>
+            </w:r>
+          </w:p>
+        </w:tc>
+        <w:tc>
+          <w:tcPr/>
+          <w:p>
+            <w:pPr>
+              <w:pStyle w:val="Compact"/>
+              <w:jc w:val="left"/>
+            </w:pPr>
+            <w:r>
+              <w:t xml:space="preserve">Not separately provided for</w:t>
+            </w:r>
+          </w:p>
+        </w:tc>
+        <w:tc>
+          <w:tcPr/>
+          <w:p>
+            <w:pPr>
+              <w:pStyle w:val="Compact"/>
+              <w:jc w:val="left"/>
+            </w:pPr>
+            <w:r>
+              <w:t xml:space="preserve">Top tier, same as applications</w:t>
+            </w:r>
+          </w:p>
+        </w:tc>
+        <w:tc>
+          <w:tcPr/>
+          <w:p>
+            <w:pPr>
+              <w:pStyle w:val="Compact"/>
+              <w:jc w:val="left"/>
+            </w:pPr>
+            <w:r>
+              <w:t xml:space="preserve">Within DESAC; entry about US$550,000</w:t>
+            </w:r>
+          </w:p>
+        </w:tc>
+        <w:tc>
+          <w:tcPr/>
+          <w:p>
+            <w:pPr>
+              <w:pStyle w:val="Compact"/>
+              <w:jc w:val="left"/>
+            </w:pPr>
+            <w:r>
+              <w:t xml:space="preserve">Same priority tier as AI applications</w:t>
+            </w:r>
+          </w:p>
+        </w:tc>
+      </w:tr>
+      <w:tr>
+        <w:tc>
+          <w:tcPr/>
+          <w:p>
+            <w:pPr>
+              <w:pStyle w:val="Compact"/>
+              <w:jc w:val="left"/>
+            </w:pPr>
+            <w:r>
+              <w:t xml:space="preserve">Physical data-centre capacity</w:t>
+            </w:r>
+          </w:p>
+        </w:tc>
+        <w:tc>
+          <w:tcPr/>
+          <w:p>
+            <w:pPr>
+              <w:pStyle w:val="Compact"/>
+              <w:jc w:val="left"/>
+            </w:pPr>
+            <w:r>
+              <w:t xml:space="preserve">Restricted: about US$140 million minimum</w:t>
+            </w:r>
+          </w:p>
+        </w:tc>
+        <w:tc>
+          <w:tcPr/>
+          <w:p>
+            <w:pPr>
+              <w:pStyle w:val="Compact"/>
+              <w:jc w:val="left"/>
+            </w:pPr>
+            <w:r>
+              <w:t xml:space="preserve">No stated capital threshold</w:t>
+            </w:r>
+          </w:p>
+        </w:tc>
+        <w:tc>
+          <w:tcPr/>
+          <w:p>
+            <w:pPr>
+              <w:pStyle w:val="Compact"/>
+              <w:jc w:val="left"/>
+            </w:pPr>
+            <w:r>
+              <w:t xml:space="preserve">Graduated: entry about US$550,000; top tier about US$220 million</w:t>
+            </w:r>
+          </w:p>
+        </w:tc>
+        <w:tc>
+          <w:tcPr/>
+          <w:p>
+            <w:pPr>
+              <w:pStyle w:val="Compact"/>
+              <w:jc w:val="left"/>
+            </w:pPr>
+            <w:r>
+              <w:t xml:space="preserve">No stated minimum; scale tiers apply</w:t>
+            </w:r>
+          </w:p>
+        </w:tc>
+      </w:tr>
+      <w:tr>
+        <w:tc>
+          <w:tcPr/>
+          <w:p>
+            <w:pPr>
+              <w:pStyle w:val="Compact"/>
+              <w:jc w:val="left"/>
+            </w:pPr>
+            <w:r>
+              <w:t xml:space="preserve">Hardware manufacture</w:t>
+            </w:r>
+          </w:p>
+        </w:tc>
+        <w:tc>
+          <w:tcPr/>
+          <w:p>
+            <w:pPr>
+              <w:pStyle w:val="Compact"/>
+              <w:jc w:val="left"/>
+            </w:pPr>
+            <w:r>
+              <w:t xml:space="preserve">Separate activity divisions</w:t>
+            </w:r>
+          </w:p>
+        </w:tc>
+        <w:tc>
+          <w:tcPr/>
+          <w:p>
+            <w:pPr>
+              <w:pStyle w:val="Compact"/>
+              <w:jc w:val="left"/>
+            </w:pPr>
+            <w:r>
+              <w:t xml:space="preserve">Lower priority tier (specialised chips)</w:t>
+            </w:r>
+          </w:p>
+        </w:tc>
+        <w:tc>
+          <w:tcPr/>
+          <w:p>
+            <w:pPr>
+              <w:pStyle w:val="Compact"/>
+              <w:jc w:val="left"/>
+            </w:pPr>
+            <w:r>
+              <w:t xml:space="preserve">Separate schemes</w:t>
+            </w:r>
+          </w:p>
+        </w:tc>
+        <w:tc>
+          <w:tcPr/>
+          <w:p>
+            <w:pPr>
+              <w:pStyle w:val="Compact"/>
+              <w:jc w:val="left"/>
+            </w:pPr>
+            <w:r>
+              <w:t xml:space="preserve">No distinct treatment</w:t>
+            </w:r>
+          </w:p>
+        </w:tc>
+      </w:tr>
+      <w:tr>
+        <w:tc>
+          <w:tcPr/>
+          <w:p>
+            <w:pPr>
+              <w:pStyle w:val="Compact"/>
+              <w:jc w:val="left"/>
+            </w:pPr>
+            <w:r>
+              <w:t xml:space="preserve">Instrument below facility scale</w:t>
+            </w:r>
+          </w:p>
+        </w:tc>
+        <w:tc>
+          <w:tcPr/>
+          <w:p>
+            <w:pPr>
+              <w:pStyle w:val="Compact"/>
+              <w:jc w:val="left"/>
+            </w:pPr>
+            <w:r>
+              <w:t xml:space="preserve">None identified (</w:t>
+            </w:r>
+            <w:r>
+              <w:rPr>
+                <w:bCs/>
+                <w:b/>
+              </w:rPr>
+              <w:t xml:space="preserve">PENDING</w:t>
+            </w:r>
+            <w:r>
+              <w:t xml:space="preserve"> </w:t>
+            </w:r>
+            <w:r>
+              <w:t xml:space="preserve">search protocol)</w:t>
+            </w:r>
+          </w:p>
+        </w:tc>
+        <w:tc>
+          <w:tcPr/>
+          <w:p>
+            <w:pPr>
+              <w:pStyle w:val="Compact"/>
+              <w:jc w:val="left"/>
+            </w:pPr>
+            <w:r>
+              <w:t xml:space="preserve">None identified (</w:t>
+            </w:r>
+            <w:r>
+              <w:rPr>
+                <w:bCs/>
+                <w:b/>
+              </w:rPr>
+              <w:t xml:space="preserve">PENDING</w:t>
+            </w:r>
+            <w:r>
+              <w:t xml:space="preserve">)</w:t>
+            </w:r>
+          </w:p>
+        </w:tc>
+        <w:tc>
+          <w:tcPr/>
+          <w:p>
+            <w:pPr>
+              <w:pStyle w:val="Compact"/>
+              <w:jc w:val="left"/>
+            </w:pPr>
+            <w:r>
+              <w:t xml:space="preserve">None identified (</w:t>
+            </w:r>
+            <w:r>
+              <w:rPr>
+                <w:bCs/>
+                <w:b/>
+              </w:rPr>
+              <w:t xml:space="preserve">PENDING</w:t>
+            </w:r>
+            <w:r>
+              <w:t xml:space="preserve">)</w:t>
+            </w:r>
+          </w:p>
+        </w:tc>
+        <w:tc>
+          <w:tcPr/>
+          <w:p>
+            <w:pPr>
+              <w:pStyle w:val="Compact"/>
+              <w:jc w:val="left"/>
+            </w:pPr>
+            <w:r>
+              <w:t xml:space="preserve">None identified (</w:t>
+            </w:r>
+            <w:r>
+              <w:rPr>
+                <w:bCs/>
+                <w:b/>
+              </w:rPr>
+              <w:t xml:space="preserve">PENDING</w:t>
+            </w:r>
+            <w:r>
+              <w:t xml:space="preserve">)</w:t>
+            </w:r>
+          </w:p>
+        </w:tc>
+      </w:tr>
+      <w:tr>
+        <w:tc>
+          <w:tcPr/>
+          <w:p>
+            <w:pPr>
+              <w:pStyle w:val="Compact"/>
+              <w:jc w:val="left"/>
+            </w:pPr>
+            <w:r>
+              <w:t xml:space="preserve">Accommodation for small or new firms</w:t>
+            </w:r>
+          </w:p>
+        </w:tc>
+        <w:tc>
+          <w:tcPr/>
+          <w:p>
+            <w:pPr>
+              <w:pStyle w:val="Compact"/>
+              <w:jc w:val="left"/>
+            </w:pPr>
+            <w:r>
+              <w:t xml:space="preserve">None within AI categories</w:t>
+            </w:r>
+          </w:p>
+        </w:tc>
+        <w:tc>
+          <w:tcPr/>
+          <w:p>
+            <w:pPr>
+              <w:pStyle w:val="Compact"/>
+              <w:jc w:val="left"/>
+            </w:pPr>
+            <w:r>
+              <w:t xml:space="preserve">Startup track (Decree 260, Art. 11)</w:t>
+            </w:r>
+          </w:p>
+        </w:tc>
+        <w:tc>
+          <w:tcPr/>
+          <w:p>
+            <w:pPr>
+              <w:pStyle w:val="Compact"/>
+              <w:jc w:val="left"/>
+            </w:pPr>
+            <w:r>
+              <w:t xml:space="preserve">None; entry capital bar is low instead</w:t>
+            </w:r>
+          </w:p>
+        </w:tc>
+        <w:tc>
+          <w:tcPr/>
+          <w:p>
+            <w:pPr>
+              <w:pStyle w:val="Compact"/>
+              <w:jc w:val="left"/>
+            </w:pPr>
+            <w:r>
+              <w:t xml:space="preserve">None activity-specific</w:t>
+            </w:r>
+          </w:p>
+        </w:tc>
+      </w:tr>
+      <w:tr>
+        <w:tc>
+          <w:tcPr/>
+          <w:p>
+            <w:pPr>
+              <w:pStyle w:val="Compact"/>
+              <w:jc w:val="left"/>
+            </w:pPr>
+            <w:r>
+              <w:t xml:space="preserve">Delivery mechanism at accessible tier</w:t>
+            </w:r>
+          </w:p>
+        </w:tc>
+        <w:tc>
+          <w:tcPr/>
+          <w:p>
+            <w:pPr>
+              <w:pStyle w:val="Compact"/>
+              <w:jc w:val="left"/>
+            </w:pPr>
+            <w:r>
+              <w:t xml:space="preserve">Indirect (tax exemption)</w:t>
+            </w:r>
+          </w:p>
+        </w:tc>
+        <w:tc>
+          <w:tcPr/>
+          <w:p>
+            <w:pPr>
+              <w:pStyle w:val="Compact"/>
+              <w:jc w:val="left"/>
+            </w:pPr>
+            <w:r>
+              <w:t xml:space="preserve">Tax plus direct equity access</w:t>
+            </w:r>
+          </w:p>
+        </w:tc>
+        <w:tc>
+          <w:tcPr/>
+          <w:p>
+            <w:pPr>
+              <w:pStyle w:val="Compact"/>
+              <w:jc w:val="left"/>
+            </w:pPr>
+            <w:r>
+              <w:t xml:space="preserve">Indirect (tax exemption)</w:t>
+            </w:r>
+          </w:p>
+        </w:tc>
+        <w:tc>
+          <w:tcPr/>
+          <w:p>
+            <w:pPr>
+              <w:pStyle w:val="Compact"/>
+              <w:jc w:val="left"/>
+            </w:pPr>
+            <w:r>
+              <w:t xml:space="preserve">Indirect (tax exemption)</w:t>
+            </w:r>
+          </w:p>
+        </w:tc>
+      </w:tr>
+      <w:tr>
+        <w:tc>
+          <w:tcPr/>
+          <w:p>
+            <w:pPr>
+              <w:pStyle w:val="Compact"/>
+              <w:jc w:val="left"/>
+            </w:pPr>
+            <w:r>
+              <w:t xml:space="preserve">Recurring compliance burden</w:t>
+            </w:r>
+          </w:p>
+        </w:tc>
+        <w:tc>
+          <w:tcPr/>
+          <w:p>
+            <w:pPr>
+              <w:pStyle w:val="Compact"/>
+              <w:jc w:val="left"/>
+            </w:pPr>
+            <w:r>
+              <w:t xml:space="preserve">Certification regime at infrastructure tier</w:t>
+            </w:r>
+          </w:p>
+        </w:tc>
+        <w:tc>
+          <w:tcPr/>
+          <w:p>
+            <w:pPr>
+              <w:pStyle w:val="Compact"/>
+              <w:jc w:val="left"/>
+            </w:pPr>
+            <w:r>
+              <w:t xml:space="preserve">R&amp;D staffing and spending ratios (research track)</w:t>
+            </w:r>
+          </w:p>
+        </w:tc>
+        <w:tc>
+          <w:tcPr/>
+          <w:p>
+            <w:pPr>
+              <w:pStyle w:val="Compact"/>
+              <w:jc w:val="left"/>
+            </w:pPr>
+            <w:r>
+              <w:t xml:space="preserve">Annual auditor-verified self-declaration</w:t>
+            </w:r>
+          </w:p>
+        </w:tc>
+        <w:tc>
+          <w:tcPr/>
+          <w:p>
+            <w:pPr>
+              <w:pStyle w:val="Compact"/>
+              <w:jc w:val="left"/>
+            </w:pPr>
+            <w:r>
+              <w:t xml:space="preserve">FIRB escalation above PHP 15 billion</w:t>
+            </w:r>
+          </w:p>
+        </w:tc>
+      </w:tr>
+      <w:tr>
+        <w:tc>
+          <w:tcPr/>
+          <w:p>
+            <w:pPr>
+              <w:pStyle w:val="Compact"/>
+              <w:jc w:val="left"/>
+            </w:pPr>
+            <w:r>
+              <w:t xml:space="preserve">Realised Thai-held share of registered capital, by layer</w:t>
+            </w:r>
+          </w:p>
+        </w:tc>
+        <w:tc>
+          <w:tcPr/>
+          <w:p>
+            <w:pPr>
+              <w:pStyle w:val="Compact"/>
+              <w:jc w:val="left"/>
+            </w:pPr>
+            <w:r>
+              <w:t xml:space="preserve">46% (software), 15% (data centres), 0% (one data-hosting project)</w:t>
+            </w:r>
+          </w:p>
+        </w:tc>
+        <w:tc>
+          <w:tcPr/>
+          <w:p>
+            <w:pPr>
+              <w:pStyle w:val="Compact"/>
+              <w:jc w:val="left"/>
+            </w:pPr>
+            <w:r>
+              <w:t xml:space="preserve">Not published in comparable form</w:t>
+            </w:r>
+          </w:p>
+        </w:tc>
+        <w:tc>
+          <w:tcPr/>
+          <w:p>
+            <w:pPr>
+              <w:pStyle w:val="Compact"/>
+              <w:jc w:val="left"/>
+            </w:pPr>
+            <w:r>
+              <w:t xml:space="preserve">Not published in comparable form</w:t>
+            </w:r>
+          </w:p>
+        </w:tc>
+        <w:tc>
+          <w:tcPr/>
+          <w:p>
+            <w:pPr>
+              <w:pStyle w:val="Compact"/>
+              <w:jc w:val="left"/>
+            </w:pPr>
+            <w:r>
+              <w:t xml:space="preserve">Not published in comparable form</w:t>
+            </w:r>
+          </w:p>
+        </w:tc>
+      </w:tr>
+      <w:tr>
+        <w:tc>
+          <w:tcPr/>
+          <w:p>
+            <w:pPr>
+              <w:pStyle w:val="Compact"/>
+              <w:jc w:val="left"/>
+            </w:pPr>
+            <w:r>
+              <w:t xml:space="preserve">Where the access boundary falls</w:t>
+            </w:r>
+          </w:p>
+        </w:tc>
+        <w:tc>
+          <w:tcPr/>
+          <w:p>
+            <w:pPr>
+              <w:pStyle w:val="Compact"/>
+              <w:jc w:val="left"/>
+            </w:pPr>
+            <w:r>
+              <w:t xml:space="preserve">Physical data-centre capacity (single cutoff)</w:t>
+            </w:r>
+          </w:p>
+        </w:tc>
+        <w:tc>
+          <w:tcPr/>
+          <w:p>
+            <w:pPr>
+              <w:pStyle w:val="Compact"/>
+              <w:jc w:val="left"/>
+            </w:pPr>
+            <w:r>
+              <w:t xml:space="preserve">Hardware manufacture</w:t>
+            </w:r>
+          </w:p>
+        </w:tc>
+        <w:tc>
+          <w:tcPr/>
+          <w:p>
+            <w:pPr>
+              <w:pStyle w:val="Compact"/>
+              <w:jc w:val="left"/>
+            </w:pPr>
+            <w:r>
+              <w:t xml:space="preserve">Physical data-centre capacity (graduated)</w:t>
+            </w:r>
+          </w:p>
+        </w:tc>
+        <w:tc>
+          <w:tcPr/>
+          <w:p>
+            <w:pPr>
+              <w:pStyle w:val="Compact"/>
+              <w:jc w:val="left"/>
+            </w:pPr>
+            <w:r>
+              <w:t xml:space="preserve">No activity boundary; firm scale only</w:t>
+            </w:r>
+          </w:p>
+        </w:tc>
+      </w:tr>
+      <w:tr>
+        <w:tc>
+          <w:tcPr/>
+          <w:p>
+            <w:pPr>
+              <w:pStyle w:val="Compact"/>
+              <w:jc w:val="left"/>
+            </w:pPr>
+            <w:r>
+              <w:t xml:space="preserve">Middle-income trap classification (Bianchi et al., 2024; used only for case selection)</w:t>
+            </w:r>
+          </w:p>
+        </w:tc>
+        <w:tc>
+          <w:tcPr/>
+          <w:p>
+            <w:pPr>
+              <w:pStyle w:val="Compact"/>
+              <w:jc w:val="left"/>
+            </w:pPr>
+            <w:r>
+              <w:t xml:space="preserve">Trapped by duration, structural progress</w:t>
+            </w:r>
+          </w:p>
+        </w:tc>
+        <w:tc>
+          <w:tcPr/>
+          <w:p>
+            <w:pPr>
+              <w:pStyle w:val="Compact"/>
+              <w:jc w:val="left"/>
+            </w:pPr>
+            <w:r>
+              <w:t xml:space="preserve">Threshold-crossing, no trap history</w:t>
+            </w:r>
+          </w:p>
+        </w:tc>
+        <w:tc>
+          <w:tcPr/>
+          <w:p>
+            <w:pPr>
+              <w:pStyle w:val="Compact"/>
+              <w:jc w:val="left"/>
+            </w:pPr>
+            <w:r>
+              <w:t xml:space="preserve">Trapped by duration, same category as Thailand</w:t>
+            </w:r>
+          </w:p>
+        </w:tc>
+        <w:tc>
+          <w:tcPr/>
+          <w:p>
+            <w:pPr>
+              <w:pStyle w:val="Compact"/>
+              <w:jc w:val="left"/>
+            </w:pPr>
+            <w:r>
+              <w:t xml:space="preserve">Threshold-crossing, prior trap at lower band</w:t>
+            </w:r>
+          </w:p>
+        </w:tc>
+      </w:tr>
+      <w:tr>
+        <w:tc>
+          <w:tcPr/>
+          <w:p>
+            <w:pPr>
+              <w:pStyle w:val="Compact"/>
+              <w:jc w:val="left"/>
+            </w:pPr>
+            <w:r>
+              <w:t xml:space="preserve">Covered by the middle-technology trap account of Ke (2024) (not a finding of this paper)</w:t>
+            </w:r>
+          </w:p>
+        </w:tc>
+        <w:tc>
+          <w:tcPr/>
+          <w:p>
+            <w:pPr>
+              <w:pStyle w:val="Compact"/>
+              <w:jc w:val="left"/>
+            </w:pPr>
+            <w:r>
+              <w:t xml:space="preserve">Yes</w:t>
+            </w:r>
+          </w:p>
+        </w:tc>
+        <w:tc>
+          <w:tcPr/>
+          <w:p>
+            <w:pPr>
+              <w:pStyle w:val="Compact"/>
+              <w:jc w:val="left"/>
+            </w:pPr>
+            <w:r>
+              <w:t xml:space="preserve">No</w:t>
+            </w:r>
+          </w:p>
+        </w:tc>
+        <w:tc>
+          <w:tcPr/>
+          <w:p>
+            <w:pPr>
+              <w:pStyle w:val="Compact"/>
+              <w:jc w:val="left"/>
+            </w:pPr>
+            <w:r>
+              <w:t xml:space="preserve">Yes</w:t>
+            </w:r>
+          </w:p>
+        </w:tc>
+        <w:tc>
+          <w:tcPr/>
+          <w:p>
+            <w:pPr>
+              <w:pStyle w:val="Compact"/>
+              <w:jc w:val="left"/>
+            </w:pPr>
+            <w:r>
+              <w:t xml:space="preserve">Yes</w:t>
+            </w:r>
+          </w:p>
+        </w:tc>
+      </w:tr>
+    </w:tbl>
+    <w:p>
+      <w:pPr>
+        <w:pStyle w:val="BodyText"/>
+      </w:pPr>
+      <w:r>
+        <w:rPr>
+          <w:iCs/>
+          <w:i/>
+        </w:rPr>
+        <w:t xml:space="preserve">Note.</w:t>
+      </w:r>
+      <w:r>
+        <w:t xml:space="preserve"> </w:t>
+      </w:r>
+      <w:r>
+        <w:t xml:space="preserve">Figures are approximate, converted from local currency at the rate when each instrument was coded</w:t>
+      </w:r>
+      <w:r>
+        <w:t xml:space="preserve"> </w:t>
+      </w:r>
+      <w:r>
+        <w:rPr>
+          <w:bCs/>
+          <w:b/>
+        </w:rPr>
+        <w:t xml:space="preserve">[PENDING: dates and rates]</w:t>
+      </w:r>
+      <w:r>
+        <w:t xml:space="preserve">. Constructed from the primary documents in Table 2. DESAC = Digital Ecosystem Acceleration scheme; FIRB = Fiscal Incentives Review Board.</w:t>
+      </w:r>
+    </w:p>
+    <w:p>
+      <w:pPr>
+        <w:pStyle w:val="BodyText"/>
+      </w:pPr>
+      <w:r>
+        <w:t xml:space="preserve">We read the table along each dimension.</w:t>
+      </w:r>
+    </w:p>
+    <w:p>
+      <w:pPr>
+        <w:pStyle w:val="BodyText"/>
+      </w:pPr>
+      <w:r>
+        <w:rPr>
+          <w:bCs/>
+          <w:b/>
+        </w:rPr>
+        <w:t xml:space="preserve">Layer.</w:t>
+      </w:r>
+      <w:r>
+        <w:t xml:space="preserve"> </w:t>
+      </w:r>
+      <w:r>
+        <w:t xml:space="preserve">Thailand and Malaysia draw the boundary at data-centre capacity; Vietnam at hardware manufacture; the Philippines draws no boundary by activity. All four make the application layer accessible.</w:t>
+      </w:r>
+    </w:p>
+    <w:p>
+      <w:pPr>
+        <w:pStyle w:val="BodyText"/>
+      </w:pPr>
+      <w:r>
+        <w:rPr>
+          <w:bCs/>
+          <w:b/>
+        </w:rPr>
+        <w:t xml:space="preserve">Scale.</w:t>
+      </w:r>
+      <w:r>
+        <w:t xml:space="preserve"> </w:t>
+      </w:r>
+      <w:r>
+        <w:t xml:space="preserve">Entry thresholds at the application layer are low in every country (about US$11,000 to 42,000, or none stated). At the data-centre layer they range from about US$550,000 (Malaysia, entry tier) to about US$140 million (Thailand) and US$220 million (Malaysia, top tier). Vietnam states none, and the Philippines applies one firm-scale tier (PHP 15 billion) that is not specific to the layer.</w:t>
+      </w:r>
+    </w:p>
+    <w:p>
+      <w:pPr>
+        <w:pStyle w:val="BodyText"/>
+      </w:pPr>
+      <w:r>
+        <w:rPr>
+          <w:bCs/>
+          <w:b/>
+        </w:rPr>
+        <w:t xml:space="preserve">Vintage.</w:t>
+      </w:r>
+      <w:r>
+        <w:t xml:space="preserve"> </w:t>
+      </w:r>
+      <w:r>
+        <w:t xml:space="preserve">Only Vietnam has an explicit startup track. Thailand’s most generous research tier and the Philippines’ escalation tier presuppose scale or a revenue base. Malaysia’s lowest tier presupposes a fixed compliance cost.</w:t>
+      </w:r>
+    </w:p>
+    <w:p>
+      <w:pPr>
+        <w:pStyle w:val="BodyText"/>
+      </w:pPr>
+      <w:r>
+        <w:rPr>
+          <w:bCs/>
+          <w:b/>
+        </w:rPr>
+        <w:t xml:space="preserve">Delivery.</w:t>
+      </w:r>
+      <w:r>
+        <w:t xml:space="preserve"> </w:t>
+      </w:r>
+      <w:r>
+        <w:t xml:space="preserve">Three of the four deliver the accessible tier entirely through indirect, tax-based instruments, which presuppose taxable profit. Only Vietnam adds a direct instrument (equity access).</w:t>
+      </w:r>
+    </w:p>
+    <w:p>
+      <w:pPr>
+        <w:pStyle w:val="BodyText"/>
+      </w:pPr>
+      <w:r>
+        <w:rPr>
+          <w:bCs/>
+          <w:b/>
+        </w:rPr>
+        <w:t xml:space="preserve">Is the pattern specific to AI?</w:t>
+      </w:r>
+      <w:r>
+        <w:t xml:space="preserve"> </w:t>
+      </w:r>
+      <w:r>
+        <w:t xml:space="preserve">The Philippines’ uniform scale tiers and Thailand’s competitiveness mechanism look like general investment-promotion templates that AI was placed under, a reading consistent with H3.</w:t>
+      </w:r>
+      <w:r>
+        <w:t xml:space="preserve"> </w:t>
+      </w:r>
+      <w:r>
+        <w:rPr>
+          <w:bCs/>
+          <w:b/>
+        </w:rPr>
+        <w:t xml:space="preserve">[PENDING: confirm by comparing each AI-related instrument with the same country’s pre-AI instruments for other sectors; this requires the general-instrument coding in Section 3.3.]</w:t>
+      </w:r>
+    </w:p>
+    <w:p>
+      <w:pPr>
+        <w:pStyle w:val="BodyText"/>
+      </w:pPr>
+      <w:r>
+        <w:rPr>
+          <w:bCs/>
+          <w:b/>
+        </w:rPr>
+        <w:t xml:space="preserve">Why does Vietnam differ?</w:t>
+      </w:r>
+      <w:r>
+        <w:t xml:space="preserve"> </w:t>
+      </w:r>
+      <w:r>
+        <w:t xml:space="preserve">The most direct explanation is the difference in instrument type noted in Section 4.2: a priority list without capital rules, against activity-specific thresholds. Vietnam’s law is also the most recent of the four, written after cloud and AI became explicit policy priorities. We offer these as hypotheses; we cannot test them with the present data.</w:t>
+      </w:r>
+    </w:p>
+    <w:p>
+      <w:pPr>
+        <w:pStyle w:val="BodyText"/>
+      </w:pPr>
+      <w:r>
+        <w:t xml:space="preserve">The regularity common to all four countries is narrower than a bifurcation claim, and better supported: none provides an AI-related instrument for compute provision below facility scale. Incentives exist for building data centres and, in Vietnam and the Philippines, for providing cloud services. None is aimed at the intermediate forms through which smaller firms obtain or supply compute, such as colocation tenancy, modular or edge deployment, or resale of leased capacity. Section 5.1 assesses what explains it.</w:t>
+      </w:r>
+    </w:p>
+    <w:bookmarkEnd w:id="37"/>
+    <w:bookmarkEnd w:id="38"/>
+    <w:bookmarkStart w:id="43" w:name="discussion"/>
+    <w:p>
+      <w:pPr>
+        <w:pStyle w:val="Heading2"/>
+      </w:pPr>
+      <w:r>
+        <w:t xml:space="preserve">5. Discussion</w:t>
+      </w:r>
+    </w:p>
+    <w:bookmarkStart w:id="39" w:name="cost-necessity-versus-incentive-design"/>
+    <w:p>
+      <w:pPr>
+        <w:pStyle w:val="Heading3"/>
+      </w:pPr>
+      <w:r>
+        <w:t xml:space="preserve">5.1 Cost necessity versus incentive design</w:t>
+      </w:r>
+    </w:p>
+    <w:p>
+      <w:pPr>
+        <w:pStyle w:val="FirstParagraph"/>
+      </w:pPr>
+      <w:r>
+        <w:t xml:space="preserve">The most serious challenge to a design reading is H1: high thresholds at the infrastructure layer reflect the real cost of building data centres. Published benchmarks let us assess this. Global average data-centre construction cost reached about US$10.7 million per megawatt in 2025, up from US$6 to 8 million before 2022 (Turner and Townsend, 2025). Estimates that include servers and networking for AI facilities imply far more, about US$38 billion for a one-gigawatt facility (Epoch AI, 2026). On the first figure Thailand’s US$140 million threshold corresponds to about 13 megawatts of construction, and on the second to under four megawatts of fully equipped AI capacity. Either way it falls below the 40-megawatt scale commonly used to define hyperscale facilities</w:t>
+      </w:r>
+      <w:r>
+        <w:t xml:space="preserve"> </w:t>
+      </w:r>
+      <w:r>
+        <w:rPr>
+          <w:bCs/>
+          <w:b/>
+        </w:rPr>
+        <w:t xml:space="preserve">[CITATION NEEDED: source for the 40 MW hyperscale definition]</w:t>
+      </w:r>
+      <w:r>
+        <w:t xml:space="preserve">.</w:t>
+      </w:r>
+    </w:p>
+    <w:p>
+      <w:pPr>
+        <w:pStyle w:val="BodyText"/>
+      </w:pPr>
+      <w:r>
+        <w:t xml:space="preserve">We therefore concede that the threshold is not set at an arbitrary or unattainable level relative to construction cost. H1 accounts for the height of the infrastructure threshold (prediction P1a), and the software-to-infrastructure gap should not be read as evidence of bias.</w:t>
+      </w:r>
+    </w:p>
+    <w:p>
+      <w:pPr>
+        <w:pStyle w:val="BodyText"/>
+      </w:pPr>
+      <w:r>
+        <w:t xml:space="preserve">What H1 does not account for is the absence of intermediate instruments (P1b). The prediction holds only if no smaller viable scale of provision exists. That auxiliary assumption can be checked, and it appears not to hold. A single eight-accelerator server draws roughly twelve kilowatts</w:t>
+      </w:r>
+      <w:r>
+        <w:t xml:space="preserve"> </w:t>
+      </w:r>
+      <w:r>
+        <w:rPr>
+          <w:bCs/>
+          <w:b/>
+        </w:rPr>
+        <w:t xml:space="preserve">[CITATION NEEDED: manufacturer specification]</w:t>
+      </w:r>
+      <w:r>
+        <w:t xml:space="preserve">, and commercial colocation providers accept deployments in the five-to-twenty-kilowatt range without megawatt minimums</w:t>
+      </w:r>
+      <w:r>
+        <w:t xml:space="preserve"> </w:t>
+      </w:r>
+      <w:r>
+        <w:rPr>
+          <w:bCs/>
+          <w:b/>
+        </w:rPr>
+        <w:t xml:space="preserve">[CITATION NEEDED: provider terms or industry source]</w:t>
+      </w:r>
+      <w:r>
+        <w:t xml:space="preserve">. Firms can and do provide AI compute at this scale. A cost account predicts a high threshold for facility construction. It does not predict the absence of any instrument for compute provision two to three orders of magnitude below facility scale (a facility of tens of megawatts against a rack of ten to twenty kilowatts), while instruments exist for software development at the scale of a small team. Both H2 and H3 predict this absence, with different origins. The absence is a design outcome and not a cost constraint, subject to two checks in Section 3.3 that are still pending: the search protocol and the coding of general-purpose instruments.</w:t>
+      </w:r>
+    </w:p>
+    <w:bookmarkEnd w:id="39"/>
+    <w:bookmarkStart w:id="40" w:name="Xe429b4f7ef8fb24865192b28fb189dc3a50c53d"/>
+    <w:p>
+      <w:pPr>
+        <w:pStyle w:val="Heading3"/>
+      </w:pPr>
+      <w:r>
+        <w:t xml:space="preserve">5.2 Ownership: what the data can and cannot show</w:t>
+      </w:r>
+    </w:p>
+    <w:p>
+      <w:pPr>
+        <w:pStyle w:val="FirstParagraph"/>
+      </w:pPr>
+      <w:r>
+        <w:t xml:space="preserve">Foreign capital is a larger share of registered capital in Thailand’s infrastructure layers than in its software layer. This is an observation about capital structure. It does not show that Thai firms were excluded, nor that Thailand failed to accumulate technological capability. A cost-based account predicts it, since the layers with the largest capital requirements attract the firms with the deepest capital, which for data centres are global operators (Lehdonvirta et al., 2025). Ke (2024) describes the trap in the ASEAN Four as one in which multinationals retain core capability at home, and the gradient is consistent with that account, but it cannot distinguish it from capital-intensity effects.</w:t>
+      </w:r>
+    </w:p>
+    <w:p>
+      <w:pPr>
+        <w:pStyle w:val="BodyText"/>
+      </w:pPr>
+      <w:r>
+        <w:t xml:space="preserve">Vietnam’s confirmed infrastructure investment is domestic and concentrated in its largest conglomerate. This also does not show that domestic incumbents have captured the market or the incentive system. That conclusion would need further evidence of the kind Doner and Schneider (2016) discuss: restrictions on competitor entry, discriminatory distribution of support, or constraints on technology transfer and learning. In our data the incentive rules do not exclude other firms from the compute layer (Section 4.2), so the rules do not show capture.</w:t>
+      </w:r>
+    </w:p>
+    <w:p>
+      <w:pPr>
+        <w:pStyle w:val="BodyText"/>
+      </w:pPr>
+      <w:r>
+        <w:t xml:space="preserve">The two country patterns are different phenomena and imply different questions. In Thailand the question is whether technology-transfer or local-content conditions on foreign investment would change the learning domestic firms gain. In Vietnam it is whether competition or access conditions for smaller firms matter in a market that a single conglomerate leads. Whether Thailand’s ownership gradient holds elsewhere requires approval data these governments do not publish in comparable form.</w:t>
+      </w:r>
+    </w:p>
+    <w:bookmarkEnd w:id="40"/>
+    <w:bookmarkStart w:id="41" w:name="what-the-evidence-supports"/>
+    <w:p>
+      <w:pPr>
+        <w:pStyle w:val="Heading3"/>
+      </w:pPr>
+      <w:r>
+        <w:t xml:space="preserve">5.3 What the evidence supports</w:t>
+      </w:r>
+    </w:p>
+    <w:p>
+      <w:pPr>
+        <w:pStyle w:val="FirstParagraph"/>
+      </w:pPr>
+      <w:r>
+        <w:t xml:space="preserve">Table 4 applies the rubric of Table 1 to each item of evidence.</w:t>
+      </w:r>
+    </w:p>
+    <w:p>
+      <w:pPr>
+        <w:pStyle w:val="BodyText"/>
+      </w:pPr>
+      <w:r>
+        <w:rPr>
+          <w:bCs/>
+          <w:b/>
+        </w:rPr>
+        <w:t xml:space="preserve">Table 4. Evidence matrix: how each explanation fares, with the evidence that would change the rating</w:t>
+      </w:r>
+    </w:p>
+    <w:tbl>
+      <w:tblPr>
+        <w:tblStyle w:val="Table"/>
+        <w:tblW w:type="pct" w:w="5000"/>
+        <w:tblLook w:firstRow="1" w:lastRow="0" w:firstColumn="0" w:lastColumn="0" w:noHBand="0" w:noVBand="0" w:val="0020"/>
+        <w:jc w:val="start"/>
+      </w:tblPr>
+      <w:tblGrid>
+        <w:gridCol w:w="1131"/>
+        <w:gridCol w:w="1131"/>
+        <w:gridCol w:w="1131"/>
+        <w:gridCol w:w="1131"/>
+        <w:gridCol w:w="1131"/>
+        <w:gridCol w:w="1131"/>
+        <w:gridCol w:w="1131"/>
+      </w:tblGrid>
+      <w:tr>
+        <w:trPr>
+          <w:tblHeader w:val="true"/>
+        </w:trPr>
+        <w:tc>
+          <w:tcPr/>
+          <w:p>
+            <w:pPr>
+              <w:pStyle w:val="Compact"/>
+              <w:jc w:val="left"/>
+            </w:pPr>
+            <w:r>
               <w:t xml:space="preserve">#</w:t>
             </w:r>
           </w:p>
@@ -4488,13 +4781,13 @@
           <w:bCs/>
           <w:b/>
         </w:rPr>
-        <w:t xml:space="preserve">Coding reliability and verification are pending.</w:t>
-      </w:r>
-      <w:r>
-        <w:t xml:space="preserve"> </w:t>
-      </w:r>
-      <w:r>
-        <w:t xml:space="preserve">The coding has not been checked by a second coder, and some rows have not been re-verified against the primary text.</w:t>
+        <w:t xml:space="preserve">Coding reliability, verification and the currency check are pending.</w:t>
+      </w:r>
+      <w:r>
+        <w:t xml:space="preserve"> </w:t>
+      </w:r>
+      <w:r>
+        <w:t xml:space="preserve">The coding has not been checked by a second coder, some rows have not been re-verified against the primary text, and the check for amendments and superseding instruments (Section 3.2) is not complete.</w:t>
       </w:r>
       <w:r>
         <w:t xml:space="preserve"> </w:t>
@@ -4576,7 +4869,7 @@
         <w:t xml:space="preserve"> </w:t>
       </w:r>
       <w:r>
-        <w:t xml:space="preserve">The countries are purposively selected (Section 3.1). The findings do not generalise to other economies, and the reasons for excluding Indonesia need to be stated</w:t>
+        <w:t xml:space="preserve">The countries are purposively selected (Section 3.1). The findings describe these four systems and do not support statistical claims about Southeast Asia or other economies. They may extend to economies that use threshold-based investment promotion and are less likely to extend to economies with a different incentive architecture. The reasons for excluding Indonesia, a member of the ASEAN Four in Ke (2024), must be stated</w:t>
       </w:r>
       <w:r>
         <w:t xml:space="preserve"> </w:t>
@@ -4589,7 +4882,7 @@
         <w:t xml:space="preserve">[PENDING]</w:t>
       </w:r>
       <w:r>
-        <w:t xml:space="preserve">.</w:t>
+        <w:t xml:space="preserve">. The trap classifications used to choose cases are not findings of this paper.</w:t>
       </w:r>
     </w:p>
     <w:p>
@@ -4659,7 +4952,7 @@
         <w:pStyle w:val="BodyText"/>
       </w:pPr>
       <w:r>
-        <w:t xml:space="preserve">The claims are limited by the evidence. We observe eligibility rules, not realised access or outcomes. The central absence is provisional until the search protocol and the coding of general-purpose instruments are complete, and the coding awaits an independent check. The data do not distinguish a design gap from rational specialisation, and they do not show that a middle-technology trap exists. They identify a risk indicator, an opportunity structure in which domestic firms can enter applications but have no stated route into compute supply below facility scale.</w:t>
+        <w:t xml:space="preserve">The claims are limited by the evidence. We observe eligibility rules, not realised access or outcomes. The central absence is provisional until the search protocol and the coding of general-purpose instruments are complete, and the coding awaits an independent check. The data do not distinguish a design gap from rational specialisation, and they do not show that a middle-technology trap exists. They identify a design feature that could contribute to such a trap, an opportunity structure in which domestic firms can enter applications but have no stated route into compute supply below facility scale.</w:t>
       </w:r>
     </w:p>
     <w:p>

--- a/revision/02_revised_manuscript.docx
+++ b/revision/02_revised_manuscript.docx
@@ -250,7 +250,7 @@
         <w:pStyle w:val="FirstParagraph"/>
       </w:pPr>
       <w:r>
-        <w:t xml:space="preserve">Governments in Southeast Asia have made artificial intelligence (AI) a pillar of industrial policy, but little is known about which firms their incentive instruments allow in. We ask how the eligibility rules of AI-related investment incentives in Thailand, Vietnam, Malaysia and the Philippines shape entry into four layers of the AI technology stack (applications and models, cloud and compute services, data-centre capacity, hardware), and whether the pattern is better explained by cost necessity, scale-favouring design or administrative habit. We code about 20 instruments from primary legal texts on five dimensions and, for Thailand, compare eligibility rules with published project approvals. All four countries make application-layer support accessible to small firms. Thailand and Malaysia put the main barrier at data-centre capacity, Vietnam puts its boundary at hardware manufacture, and the Philippines applies scale tiers regardless of activity. We found no AI-related instrument for compute provision below facility scale in any of the four. Published cost benchmarks explain the height of infrastructure thresholds but not this gap. The evidence describes legal eligibility, not realised access, and does not show that a middle-technology trap exists. It locates a specific design gap that firm-level studies can test.</w:t>
+        <w:t xml:space="preserve">Governments in Southeast Asia have made artificial intelligence (AI) a pillar of industrial policy, but little is known about which firms their incentive instruments allow in. We ask how the eligibility rules of AI-related investment incentives in Thailand, Vietnam, Malaysia and the Philippines shape entry into four layers of the AI technology stack (applications and models, cloud and compute services, data-centre capacity, hardware), and whether the pattern is better explained by cost necessity, scale-favouring design or administrative habit. We code about 20 instruments from primary legal texts on five dimensions and, for Thailand, compare eligibility rules with published project approvals. All four countries make application-layer support accessible to small firms. Thailand and Malaysia put the main barrier at data-centre capacity, Vietnam puts its boundary at hardware manufacture, and the Philippines applies scale tiers regardless of activity. The four systems fall into four architectures: a single gate (Thailand), a graduated ladder (Malaysia), a priority list without capital rules (Vietnam) and uniform scale tiers (the Philippines). In Thailand, Vietnam and the Philippines we found no AI-related instrument for compute provision below facility scale; Malaysia’s ladder starts closer to that scale, but whether a small provider can use it is not yet verified. Published cost benchmarks explain the height of infrastructure thresholds but not this gap. The evidence describes legal eligibility, not realised access, and does not show that a middle-technology trap exists. It locates a specific design gap that firm-level studies can test.</w:t>
       </w:r>
     </w:p>
     <w:p>
@@ -386,15 +386,15 @@
         <w:pStyle w:val="FirstParagraph"/>
       </w:pPr>
       <w:r>
-        <w:t xml:space="preserve">We code the primary legal texts of the four countries and, for Thailand, set the formal rules against published project approvals. Our main results are as follows. All four countries make application-layer support accessible to small firms, and Vietnam adds an explicit startup track with direct equity access. The boundary above the application layer falls in different places: at data-centre capacity in Thailand (a single capital cutoff) and Malaysia (a graduated scale), at hardware manufacture in Vietnam, and nowhere by activity in the Philippines, which applies firm-scale tiers uniformly. The regularity common to all four is an absence: we found no AI-related instrument aimed at compute provision below facility scale. Cost benchmarks account for the height of the infrastructure thresholds (the most visible pattern, and a weak test of design bias, as we show in Section 3.4) but not for this absence. We emphasise three limits at the outset. The evidence concerns legal eligibility, not realised access or firm outcomes. The coding has not yet been checked by a second coder. And the data do not show that any of the four countries is in a middle-technology trap.</w:t>
-      </w:r>
-    </w:p>
-    <w:p>
-      <w:pPr>
-        <w:pStyle w:val="BodyText"/>
-      </w:pPr>
-      <w:r>
-        <w:t xml:space="preserve">The paper makes three contributions. First, it provides a four-layer coding of AI incentive instruments that distinguishes layer, scale and firm vintage, which a software-versus-hardware split cannot do. Second, it identifies a specific design gap, the absence of instruments below facility scale, and tests it against the best available cost-based explanation. Third, it sets out an evidence matrix that separates the observations that discriminate between explanations from those that do not, so that readers can see which claims rest on which evidence.</w:t>
+        <w:t xml:space="preserve">We code the primary legal texts of the four countries and, for Thailand, set the formal rules against published project approvals. Our main results are as follows. All four countries make application-layer support accessible to small firms, and Vietnam adds an explicit startup track with direct equity access. The boundary above the application layer falls in different places: at data-centre capacity in Thailand (a single capital cutoff) and Malaysia (a graduated scale), at hardware manufacture in Vietnam, and nowhere by activity in the Philippines, which applies firm-scale tiers uniformly. The four systems also differ in architecture: a single gate (Thailand), a graduated ladder (Malaysia), a priority list without capital rules (Vietnam) and uniform scale tiers (the Philippines). In three of the four we found no AI-related instrument aimed at compute provision below facility scale. Malaysia’s ladder starts at a paid-up capital close to the cost of hosting a single fully equipped server, which makes it the one design that could reach that scale, and we have not yet verified whether a small provider can use it. Cost benchmarks account for the height of the infrastructure thresholds (the most visible pattern, and a weak test of design bias, as we show in Section 3.4) but not for the gap in the other three. We emphasise three limits at the outset. The evidence concerns legal eligibility, not realised access or firm outcomes. The coding has not yet been checked by a second coder. And the data do not show that any of the four countries is in a middle-technology trap.</w:t>
+      </w:r>
+    </w:p>
+    <w:p>
+      <w:pPr>
+        <w:pStyle w:val="BodyText"/>
+      </w:pPr>
+      <w:r>
+        <w:t xml:space="preserve">The paper makes four contributions. First, it provides a four-layer coding of AI incentive instruments that distinguishes layer, scale and firm vintage, which a software-versus-hardware split cannot do. Second, it classifies the four systems into four incentive architectures (gate, ladder, list, tier) and states what each implies for a small entrant, a typology other countries and technologies can reuse. Third, it identifies a specific design gap, the absence of instruments below facility scale in three of the four systems, places it on a common cost scale (Figure 1), and tests it against the best available cost-based explanation. Fourth, it sets out an evidence matrix that separates the observations that discriminate between explanations from those that do not, so that readers can see which claims rest on which evidence.</w:t>
       </w:r>
     </w:p>
     <w:p>
@@ -603,7 +603,7 @@
         <w:pStyle w:val="FirstParagraph"/>
       </w:pPr>
       <w:r>
-        <w:t xml:space="preserve">These literatures yield a prediction but no mechanism at the level of policy. The macro models (Cerutti et al., 2025; Alonso et al., 2020) assume an access scenario and do not examine the instruments that determine it. The compute-geography work (Lehdonvirta et al., 2024, 2025) measures where capacity sits, not which policies shape whether domestic firms can provide it. Bahar et al. (2026) examine incentive design, but for research and development tax credits in one advanced economy, and not for AI or for the layers of a technology stack. What is missing is an instrument-level account of eligibility across the AI stack in middle-income economies. That is the gap this paper addresses. Because the macro literature turns on whether domestic firms can enter the layers that supply compute, entry rules are the right object of study.</w:t>
+        <w:t xml:space="preserve">These literatures yield a prediction but no mechanism at the level of policy. The macro models (Cerutti et al., 2025; Alonso et al., 2020) assume an access scenario and do not examine the instruments that determine it. The compute-geography work (Lehdonvirta et al., 2024, 2025) measures where capacity sits, not which policies shape whether domestic firms can provide it. Bahar et al. (2026) examine incentive design, but for research and development tax credits in one advanced economy, and not for AI or for the layers of a technology stack. Evidence that fiscal incentives do change firm behaviour, such as the finding that cutting the cost of research and development raises research spending across OECD countries (Bloom, Griffith and Van Reenen, 2002), makes the question of who is eligible consequential, and the design of tax incentives for business investment in developing countries is a long-standing public-finance concern (Zee, Stotsky and Ley, 2002). What is missing is an instrument-level account of eligibility across the AI stack in middle-income economies. That is the gap this paper addresses. Because the macro literature turns on whether domestic firms can enter the layers that supply compute, entry rules are the right object of study.</w:t>
       </w:r>
     </w:p>
     <w:bookmarkEnd w:id="24"/>
@@ -829,6 +829,24 @@
         <w:t xml:space="preserve">H2 and H3 can generate similar outcomes and differ mainly in origin. Legal texts alone separate H1 from the pair {H2, H3} better than they separate H2 from H3. We state this limit here, not in the discussion, because it governs how far the evidence can be read.</w:t>
       </w:r>
     </w:p>
+    <w:p>
+      <w:pPr>
+        <w:pStyle w:val="BodyText"/>
+      </w:pPr>
+      <w:r>
+        <w:rPr>
+          <w:bCs/>
+          <w:b/>
+        </w:rPr>
+        <w:t xml:space="preserve">Why entry rungs matter.</w:t>
+      </w:r>
+      <w:r>
+        <w:t xml:space="preserve"> </w:t>
+      </w:r>
+      <w:r>
+        <w:t xml:space="preserve">H2 needs a theoretical basis for expecting that missing intermediate rungs matter. We draw it from the self-discovery argument of Hausmann and Rodrik (2003). A country does not know in advance what it can produce at competitive cost, and discovering the cost of a new activity is socially valuable because others can imitate the discovery, so that laissez-faire yields too little investment and entrepreneurship in new activities. Applied here, if the cost of supplying compute from inside a middle-income economy is unknown, small-scale provision is how that cost is discovered. An incentive that begins only at facility scale leaves discovery to the firms that can bear facility-scale risk, which are mostly large or foreign. A ladder, by contrast, lets many small trials occur before a few scale up. This is our application of their argument, not a result they report, and it predicts that rungs matter most where the minimum viable scale of an activity is far below the first eligible scale, which is the comparison Figure 1 makes.</w:t>
+      </w:r>
+    </w:p>
     <w:bookmarkEnd w:id="26"/>
     <w:bookmarkEnd w:id="27"/>
     <w:bookmarkStart w:id="32" w:name="research-design"/>
@@ -1050,7 +1068,7 @@
         <w:pStyle w:val="FirstParagraph"/>
       </w:pPr>
       <w:r>
-        <w:t xml:space="preserve">We code primary legal and regulatory texts, not strategy documents or commentary: Thailand’s Board of Investment announcements and Investment Promotion Guide; Vietnam’s Decree 260/2026 implementing the Law on High Technology and Decision 21/2026 on strategic technologies; Malaysia’s Malaysia Digital tax-incentive guidelines and the Digital Ecosystem Acceleration scheme guidelines; and the Philippines’ CREATE MORE Act with its implementing rules. Table 2 lists each source with its issuing body, date, access route and the amendment check described below.</w:t>
+        <w:t xml:space="preserve">We code primary legal and regulatory texts, not strategy documents or commentary: Thailand’s Board of Investment announcements and Investment Promotion Guide; Vietnam’s Decree 260/2026 implementing the Law on High Technology and Decision 21/2026 on strategic technologies; Malaysia’s Malaysia Digital tax-incentive guidelines and the Digital Ecosystem Acceleration scheme guidelines; and the Philippines’ CREATE MORE Act with its implementing rules. Table 1 lists each source with its issuing body, date, access route and the amendment check described below.</w:t>
       </w:r>
     </w:p>
     <w:p>
@@ -1078,19 +1096,19 @@
           <w:bCs/>
           <w:b/>
         </w:rPr>
-        <w:t xml:space="preserve">[PENDING: complete the amendment and supersession check for every row of Table 2, state the date of each check, and name any provision found to have changed. Until then this paragraph describes the intended procedure, not a completed one.]</w:t>
-      </w:r>
-    </w:p>
-    <w:p>
-      <w:pPr>
-        <w:pStyle w:val="BodyText"/>
-      </w:pPr>
-      <w:r>
-        <w:rPr>
-          <w:bCs/>
-          <w:b/>
-        </w:rPr>
-        <w:t xml:space="preserve">Table 2. Primary sources coded</w:t>
+        <w:t xml:space="preserve">[PENDING: complete the amendment and supersession check for every row of Table 1, state the date of each check, and name any provision found to have changed. Until then this paragraph describes the intended procedure, not a completed one.]</w:t>
+      </w:r>
+    </w:p>
+    <w:p>
+      <w:pPr>
+        <w:pStyle w:val="BodyText"/>
+      </w:pPr>
+      <w:r>
+        <w:rPr>
+          <w:bCs/>
+          <w:b/>
+        </w:rPr>
+        <w:t xml:space="preserve">Table 1. Primary sources coded</w:t>
       </w:r>
     </w:p>
     <w:tbl>
@@ -1827,7 +1845,7 @@
         <w:t xml:space="preserve"> </w:t>
       </w:r>
       <w:r>
-        <w:t xml:space="preserve">Our claim that no AI-related instrument addresses compute provision below facility scale is a claim about absence.</w:t>
+        <w:t xml:space="preserve">Our claim that Thailand, Vietnam and the Philippines have no AI-related instrument addressing compute provision below facility scale, and our reading of the scope of Malaysia’s entry tier, are claims about absence and about coverage.</w:t>
       </w:r>
       <w:r>
         <w:t xml:space="preserve"> </w:t>
@@ -1895,7 +1913,7 @@
           <w:bCs/>
           <w:b/>
         </w:rPr>
-        <w:t xml:space="preserve">Table 1. Rubric for assessing evidence against hypotheses</w:t>
+        <w:t xml:space="preserve">Table 2. Rubric for assessing evidence against hypotheses</w:t>
       </w:r>
     </w:p>
     <w:tbl>
@@ -2189,7 +2207,7 @@
     </w:p>
     <w:bookmarkEnd w:id="31"/>
     <w:bookmarkEnd w:id="32"/>
-    <w:bookmarkStart w:id="38" w:name="findings"/>
+    <w:bookmarkStart w:id="41" w:name="findings"/>
     <w:p>
       <w:pPr>
         <w:pStyle w:val="Heading2"/>
@@ -2453,7 +2471,7 @@
       </w:r>
     </w:p>
     <w:bookmarkEnd w:id="36"/>
-    <w:bookmarkStart w:id="37" w:name="cross-country-synthesis"/>
+    <w:bookmarkStart w:id="40" w:name="cross-country-synthesis"/>
     <w:p>
       <w:pPr>
         <w:pStyle w:val="Heading3"/>
@@ -2818,7 +2836,7 @@
               <w:jc w:val="left"/>
             </w:pPr>
             <w:r>
-              <w:t xml:space="preserve">Instrument below facility scale</w:t>
+              <w:t xml:space="preserve">Instrument aimed at compute provision below facility scale</w:t>
             </w:r>
           </w:p>
         </w:tc>
@@ -2877,7 +2895,10 @@
               <w:jc w:val="left"/>
             </w:pPr>
             <w:r>
-              <w:t xml:space="preserve">None identified (</w:t>
+              <w:t xml:space="preserve">Nearest candidate: DESAC entry tier (RM2.5m paid-up capital); whether a sub-facility provider qualifies is</w:t>
+            </w:r>
+            <w:r>
+              <w:t xml:space="preserve"> </w:t>
             </w:r>
             <w:r>
               <w:rPr>
@@ -2886,9 +2907,6 @@
               </w:rPr>
               <w:t xml:space="preserve">PENDING</w:t>
             </w:r>
-            <w:r>
-              <w:t xml:space="preserve">)</w:t>
-            </w:r>
           </w:p>
         </w:tc>
         <w:tc>
@@ -3377,7 +3395,7 @@
         <w:t xml:space="preserve">[PENDING: dates and rates]</w:t>
       </w:r>
       <w:r>
-        <w:t xml:space="preserve">. Constructed from the primary documents in Table 2. DESAC = Digital Ecosystem Acceleration scheme; FIRB = Fiscal Incentives Review Board.</w:t>
+        <w:t xml:space="preserve">. Constructed from the primary documents in Table 1. DESAC = Digital Ecosystem Acceleration scheme; FIRB = Fiscal Incentives Review Board.</w:t>
       </w:r>
     </w:p>
     <w:p>
@@ -3511,12 +3529,538 @@
         <w:pStyle w:val="BodyText"/>
       </w:pPr>
       <w:r>
-        <w:t xml:space="preserve">The regularity common to all four countries is narrower than a bifurcation claim, and better supported: none provides an AI-related instrument for compute provision below facility scale. Incentives exist for building data centres and, in Vietnam and the Philippines, for providing cloud services. None is aimed at the intermediate forms through which smaller firms obtain or supply compute, such as colocation tenancy, modular or edge deployment, or resale of leased capacity. Section 5.1 assesses what explains it.</w:t>
-      </w:r>
-    </w:p>
-    <w:bookmarkEnd w:id="37"/>
-    <w:bookmarkEnd w:id="38"/>
-    <w:bookmarkStart w:id="43" w:name="discussion"/>
+        <w:rPr>
+          <w:bCs/>
+          <w:b/>
+        </w:rPr>
+        <w:t xml:space="preserve">Four architectures.</w:t>
+      </w:r>
+      <w:r>
+        <w:t xml:space="preserve"> </w:t>
+      </w:r>
+      <w:r>
+        <w:t xml:space="preserve">The differences above group into four ways of setting eligibility, which Table 5 summarises and Figure 1 shows on a common scale.</w:t>
+      </w:r>
+    </w:p>
+    <w:p>
+      <w:pPr>
+        <w:pStyle w:val="BodyText"/>
+      </w:pPr>
+      <w:r>
+        <w:rPr>
+          <w:bCs/>
+          <w:b/>
+        </w:rPr>
+        <w:t xml:space="preserve">Table 5. Four incentive architectures and what they imply for a small entrant at the compute layer</w:t>
+      </w:r>
+    </w:p>
+    <w:tbl>
+      <w:tblPr>
+        <w:tblStyle w:val="Table"/>
+        <w:tblW w:type="pct" w:w="5000"/>
+        <w:tblLook w:firstRow="1" w:lastRow="0" w:firstColumn="0" w:lastColumn="0" w:noHBand="0" w:noVBand="0" w:val="0020"/>
+        <w:jc w:val="start"/>
+      </w:tblPr>
+      <w:tblGrid>
+        <w:gridCol w:w="1320"/>
+        <w:gridCol w:w="1320"/>
+        <w:gridCol w:w="1320"/>
+        <w:gridCol w:w="1320"/>
+        <w:gridCol w:w="1320"/>
+        <w:gridCol w:w="1320"/>
+      </w:tblGrid>
+      <w:tr>
+        <w:trPr>
+          <w:tblHeader w:val="true"/>
+        </w:trPr>
+        <w:tc>
+          <w:tcPr/>
+          <w:p>
+            <w:pPr>
+              <w:pStyle w:val="Compact"/>
+              <w:jc w:val="left"/>
+            </w:pPr>
+            <w:r>
+              <w:t xml:space="preserve">Architecture</w:t>
+            </w:r>
+          </w:p>
+        </w:tc>
+        <w:tc>
+          <w:tcPr/>
+          <w:p>
+            <w:pPr>
+              <w:pStyle w:val="Compact"/>
+              <w:jc w:val="left"/>
+            </w:pPr>
+            <w:r>
+              <w:t xml:space="preserve">Country</w:t>
+            </w:r>
+          </w:p>
+        </w:tc>
+        <w:tc>
+          <w:tcPr/>
+          <w:p>
+            <w:pPr>
+              <w:pStyle w:val="Compact"/>
+              <w:jc w:val="left"/>
+            </w:pPr>
+            <w:r>
+              <w:t xml:space="preserve">How eligibility is set</w:t>
+            </w:r>
+          </w:p>
+        </w:tc>
+        <w:tc>
+          <w:tcPr/>
+          <w:p>
+            <w:pPr>
+              <w:pStyle w:val="Compact"/>
+              <w:jc w:val="left"/>
+            </w:pPr>
+            <w:r>
+              <w:t xml:space="preserve">Where the barrier sits</w:t>
+            </w:r>
+          </w:p>
+        </w:tc>
+        <w:tc>
+          <w:tcPr/>
+          <w:p>
+            <w:pPr>
+              <w:pStyle w:val="Compact"/>
+              <w:jc w:val="left"/>
+            </w:pPr>
+            <w:r>
+              <w:t xml:space="preserve">Implication for a small entrant to compute provision</w:t>
+            </w:r>
+          </w:p>
+        </w:tc>
+        <w:tc>
+          <w:tcPr/>
+          <w:p>
+            <w:pPr>
+              <w:pStyle w:val="Compact"/>
+              <w:jc w:val="left"/>
+            </w:pPr>
+            <w:r>
+              <w:t xml:space="preserve">Main design risk</w:t>
+            </w:r>
+          </w:p>
+        </w:tc>
+      </w:tr>
+      <w:tr>
+        <w:tc>
+          <w:tcPr/>
+          <w:p>
+            <w:pPr>
+              <w:pStyle w:val="Compact"/>
+              <w:jc w:val="left"/>
+            </w:pPr>
+            <w:r>
+              <w:t xml:space="preserve">Single gate</w:t>
+            </w:r>
+          </w:p>
+        </w:tc>
+        <w:tc>
+          <w:tcPr/>
+          <w:p>
+            <w:pPr>
+              <w:pStyle w:val="Compact"/>
+              <w:jc w:val="left"/>
+            </w:pPr>
+            <w:r>
+              <w:t xml:space="preserve">Thailand</w:t>
+            </w:r>
+          </w:p>
+        </w:tc>
+        <w:tc>
+          <w:tcPr/>
+          <w:p>
+            <w:pPr>
+              <w:pStyle w:val="Compact"/>
+              <w:jc w:val="left"/>
+            </w:pPr>
+            <w:r>
+              <w:t xml:space="preserve">Activity-specific minimum capital</w:t>
+            </w:r>
+          </w:p>
+        </w:tc>
+        <w:tc>
+          <w:tcPr/>
+          <w:p>
+            <w:pPr>
+              <w:pStyle w:val="Compact"/>
+              <w:jc w:val="left"/>
+            </w:pPr>
+            <w:r>
+              <w:t xml:space="preserve">A step at the data-hosting activity (about US$140m)</w:t>
+            </w:r>
+          </w:p>
+        </w:tc>
+        <w:tc>
+          <w:tcPr/>
+          <w:p>
+            <w:pPr>
+              <w:pStyle w:val="Compact"/>
+              <w:jc w:val="left"/>
+            </w:pPr>
+            <w:r>
+              <w:t xml:space="preserve">No rung between the software threshold and the data-centre threshold</w:t>
+            </w:r>
+          </w:p>
+        </w:tc>
+        <w:tc>
+          <w:tcPr/>
+          <w:p>
+            <w:pPr>
+              <w:pStyle w:val="Compact"/>
+              <w:jc w:val="left"/>
+            </w:pPr>
+            <w:r>
+              <w:t xml:space="preserve">A large gap between layers</w:t>
+            </w:r>
+          </w:p>
+        </w:tc>
+      </w:tr>
+      <w:tr>
+        <w:tc>
+          <w:tcPr/>
+          <w:p>
+            <w:pPr>
+              <w:pStyle w:val="Compact"/>
+              <w:jc w:val="left"/>
+            </w:pPr>
+            <w:r>
+              <w:t xml:space="preserve">Graduated ladder</w:t>
+            </w:r>
+          </w:p>
+        </w:tc>
+        <w:tc>
+          <w:tcPr/>
+          <w:p>
+            <w:pPr>
+              <w:pStyle w:val="Compact"/>
+              <w:jc w:val="left"/>
+            </w:pPr>
+            <w:r>
+              <w:t xml:space="preserve">Malaysia</w:t>
+            </w:r>
+          </w:p>
+        </w:tc>
+        <w:tc>
+          <w:tcPr/>
+          <w:p>
+            <w:pPr>
+              <w:pStyle w:val="Compact"/>
+              <w:jc w:val="left"/>
+            </w:pPr>
+            <w:r>
+              <w:t xml:space="preserve">Paid-up capital tiers rising to a full benefit at RM1bn capex</w:t>
+            </w:r>
+          </w:p>
+        </w:tc>
+        <w:tc>
+          <w:tcPr/>
+          <w:p>
+            <w:pPr>
+              <w:pStyle w:val="Compact"/>
+              <w:jc w:val="left"/>
+            </w:pPr>
+            <w:r>
+              <w:t xml:space="preserve">Gradual; the top-tier benefit sits at about US$220m</w:t>
+            </w:r>
+          </w:p>
+        </w:tc>
+        <w:tc>
+          <w:tcPr/>
+          <w:p>
+            <w:pPr>
+              <w:pStyle w:val="Compact"/>
+              <w:jc w:val="left"/>
+            </w:pPr>
+            <w:r>
+              <w:t xml:space="preserve">A rung exists on paper from about US$0.55m of paid-up capital; coverage of sub-facility providers unverified</w:t>
+            </w:r>
+          </w:p>
+        </w:tc>
+        <w:tc>
+          <w:tcPr/>
+          <w:p>
+            <w:pPr>
+              <w:pStyle w:val="Compact"/>
+              <w:jc w:val="left"/>
+            </w:pPr>
+            <w:r>
+              <w:t xml:space="preserve">Fixed compliance cost at the lowest tier; entry tier may still presuppose a facility</w:t>
+            </w:r>
+          </w:p>
+        </w:tc>
+      </w:tr>
+      <w:tr>
+        <w:tc>
+          <w:tcPr/>
+          <w:p>
+            <w:pPr>
+              <w:pStyle w:val="Compact"/>
+              <w:jc w:val="left"/>
+            </w:pPr>
+            <w:r>
+              <w:t xml:space="preserve">Priority list</w:t>
+            </w:r>
+          </w:p>
+        </w:tc>
+        <w:tc>
+          <w:tcPr/>
+          <w:p>
+            <w:pPr>
+              <w:pStyle w:val="Compact"/>
+              <w:jc w:val="left"/>
+            </w:pPr>
+            <w:r>
+              <w:t xml:space="preserve">Vietnam</w:t>
+            </w:r>
+          </w:p>
+        </w:tc>
+        <w:tc>
+          <w:tcPr/>
+          <w:p>
+            <w:pPr>
+              <w:pStyle w:val="Compact"/>
+              <w:jc w:val="left"/>
+            </w:pPr>
+            <w:r>
+              <w:t xml:space="preserve">Designation of products into two tiers; no capital rule</w:t>
+            </w:r>
+          </w:p>
+        </w:tc>
+        <w:tc>
+          <w:tcPr/>
+          <w:p>
+            <w:pPr>
+              <w:pStyle w:val="Compact"/>
+              <w:jc w:val="left"/>
+            </w:pPr>
+            <w:r>
+              <w:t xml:space="preserve">At hardware manufacture (lower tier); discretionary designation elsewhere</w:t>
+            </w:r>
+          </w:p>
+        </w:tc>
+        <w:tc>
+          <w:tcPr/>
+          <w:p>
+            <w:pPr>
+              <w:pStyle w:val="Compact"/>
+              <w:jc w:val="left"/>
+            </w:pPr>
+            <w:r>
+              <w:t xml:space="preserve">No capital barrier; access depends on designation and on instruments not yet coded</w:t>
+            </w:r>
+          </w:p>
+        </w:tc>
+        <w:tc>
+          <w:tcPr/>
+          <w:p>
+            <w:pPr>
+              <w:pStyle w:val="Compact"/>
+              <w:jc w:val="left"/>
+            </w:pPr>
+            <w:r>
+              <w:t xml:space="preserve">Discretion and opacity</w:t>
+            </w:r>
+          </w:p>
+        </w:tc>
+      </w:tr>
+      <w:tr>
+        <w:tc>
+          <w:tcPr/>
+          <w:p>
+            <w:pPr>
+              <w:pStyle w:val="Compact"/>
+              <w:jc w:val="left"/>
+            </w:pPr>
+            <w:r>
+              <w:t xml:space="preserve">Uniform scale tiers</w:t>
+            </w:r>
+          </w:p>
+        </w:tc>
+        <w:tc>
+          <w:tcPr/>
+          <w:p>
+            <w:pPr>
+              <w:pStyle w:val="Compact"/>
+              <w:jc w:val="left"/>
+            </w:pPr>
+            <w:r>
+              <w:t xml:space="preserve">Philippines</w:t>
+            </w:r>
+          </w:p>
+        </w:tc>
+        <w:tc>
+          <w:tcPr/>
+          <w:p>
+            <w:pPr>
+              <w:pStyle w:val="Compact"/>
+              <w:jc w:val="left"/>
+            </w:pPr>
+            <w:r>
+              <w:t xml:space="preserve">Firm-scale tiers (PHP 15bn) for all activities; presidential discretion above</w:t>
+            </w:r>
+          </w:p>
+        </w:tc>
+        <w:tc>
+          <w:tcPr/>
+          <w:p>
+            <w:pPr>
+              <w:pStyle w:val="Compact"/>
+              <w:jc w:val="left"/>
+            </w:pPr>
+            <w:r>
+              <w:t xml:space="preserve">Firm scale, not layer</w:t>
+            </w:r>
+          </w:p>
+        </w:tc>
+        <w:tc>
+          <w:tcPr/>
+          <w:p>
+            <w:pPr>
+              <w:pStyle w:val="Compact"/>
+              <w:jc w:val="left"/>
+            </w:pPr>
+            <w:r>
+              <w:t xml:space="preserve">The same rules govern software and data centres; AI-blind</w:t>
+            </w:r>
+          </w:p>
+        </w:tc>
+        <w:tc>
+          <w:tcPr/>
+          <w:p>
+            <w:pPr>
+              <w:pStyle w:val="Compact"/>
+              <w:jc w:val="left"/>
+            </w:pPr>
+            <w:r>
+              <w:t xml:space="preserve">Scale tiers set without reference to the technology</w:t>
+            </w:r>
+          </w:p>
+        </w:tc>
+      </w:tr>
+    </w:tbl>
+    <w:p>
+      <w:pPr>
+        <w:pStyle w:val="BodyText"/>
+      </w:pPr>
+      <w:r>
+        <w:rPr>
+          <w:iCs/>
+          <w:i/>
+        </w:rPr>
+        <w:t xml:space="preserve">Note.</w:t>
+      </w:r>
+      <w:r>
+        <w:t xml:space="preserve"> </w:t>
+      </w:r>
+      <w:r>
+        <w:t xml:space="preserve">Malaysia’s paid-up capital and the other countries’ capital thresholds are different bases (see the note to Figure 1).</w:t>
+      </w:r>
+    </w:p>
+    <w:p>
+      <w:pPr>
+        <w:pStyle w:val="CaptionedFigure"/>
+      </w:pPr>
+      <w:r>
+        <w:drawing>
+          <wp:inline>
+            <wp:extent cx="5334000" cy="3531972"/>
+            <wp:effectExtent b="0" l="0" r="0" t="0"/>
+            <wp:docPr descr="Figure 1. Explicit eligibility thresholds against cost benchmarks, US$ million, log scale. Shaded bands show the capital needed to host the stated capacity, from construction cost alone (US$10.7m per MW; Turner and Townsend, 2025) to fully equipped AI capacity (US$38m per MW; Epoch AI, 2026); the node band assumes 12 kW per eight-accelerator server (CITATION NEEDED). Thresholds are on different bases: Thailand’s software figure is annual salary spend (hollow marker), Thailand’s and the Philippines’ figures are minimum capital or firm scale, Malaysia’s entry tiers are paid-up capital (*) and its top tier is cumulative capex. The bands are therefore benchmarks, not like-for-like tests. Vietnam states no capital threshold." title="" id="38" name="Picture"/>
+            <a:graphic>
+              <a:graphicData uri="http://schemas.openxmlformats.org/drawingml/2006/picture">
+                <pic:pic>
+                  <pic:nvPicPr>
+                    <pic:cNvPr descr="fig1_threshold_ladder.png" id="39" name="Picture"/>
+                    <pic:cNvPicPr>
+                      <a:picLocks noChangeArrowheads="1" noChangeAspect="1"/>
+                    </pic:cNvPicPr>
+                  </pic:nvPicPr>
+                  <pic:blipFill>
+                    <a:blip r:embed="rId37"/>
+                    <a:stretch>
+                      <a:fillRect/>
+                    </a:stretch>
+                  </pic:blipFill>
+                  <pic:spPr bwMode="auto">
+                    <a:xfrm>
+                      <a:off x="0" y="0"/>
+                      <a:ext cx="5334000" cy="3531972"/>
+                    </a:xfrm>
+                    <a:prstGeom prst="rect">
+                      <a:avLst/>
+                    </a:prstGeom>
+                    <a:noFill/>
+                    <a:ln w="9525">
+                      <a:noFill/>
+                      <a:headEnd/>
+                      <a:tailEnd/>
+                    </a:ln>
+                  </pic:spPr>
+                </pic:pic>
+              </a:graphicData>
+            </a:graphic>
+          </wp:inline>
+        </w:drawing>
+      </w:r>
+    </w:p>
+    <w:p>
+      <w:pPr>
+        <w:pStyle w:val="ImageCaption"/>
+      </w:pPr>
+      <w:r>
+        <w:rPr>
+          <w:bCs/>
+          <w:b/>
+        </w:rPr>
+        <w:t xml:space="preserve">Figure 1.</w:t>
+      </w:r>
+      <w:r>
+        <w:t xml:space="preserve"> </w:t>
+      </w:r>
+      <w:r>
+        <w:t xml:space="preserve">Explicit eligibility thresholds against cost benchmarks, US$ million, log scale. Shaded bands show the capital needed to host the stated capacity, from construction cost alone (US$10.7m per MW; Turner and Townsend, 2025) to fully equipped AI capacity (US$38m per MW; Epoch AI, 2026); the node band assumes 12 kW per eight-accelerator server (CITATION NEEDED). Thresholds are on different bases: Thailand’s software figure is annual salary spend (hollow marker), Thailand’s and the Philippines’ figures are minimum capital or firm scale, Malaysia’s entry tiers are paid-up capital (*) and its top tier is cumulative capex. The bands are therefore benchmarks, not like-for-like tests. Vietnam states no capital threshold.</w:t>
+      </w:r>
+    </w:p>
+    <w:p>
+      <w:pPr>
+        <w:pStyle w:val="BodyText"/>
+      </w:pPr>
+      <w:r>
+        <w:t xml:space="preserve">Three readings follow from Figure 1. In Thailand a single step separates software from data hosting, and nothing sits on the scale between them. In Malaysia a rung lies at about the cost of hosting one fully equipped server, and the ladder rises from there to the facility scale. Vietnam and the Philippines do not use capital thresholds by layer, so their barriers must be sought in designation and discretion, not in capital.</w:t>
+      </w:r>
+    </w:p>
+    <w:p>
+      <w:pPr>
+        <w:pStyle w:val="BodyText"/>
+      </w:pPr>
+      <w:r>
+        <w:t xml:space="preserve">The regularity across the countries is narrower than a bifurcation claim, and better supported: in Thailand, Vietnam and the Philippines we found no AI-related instrument for compute provision below facility scale. Incentives exist for building data centres and, in Vietnam and the Philippines, for providing cloud services. None is aimed at the intermediate forms through which smaller firms obtain or supply compute, such as colocation tenancy, modular or edge deployment, or resale of leased capacity. Malaysia is the one country where a graduated structure exists, and</w:t>
+      </w:r>
+      <w:r>
+        <w:t xml:space="preserve"> </w:t>
+      </w:r>
+      <w:r>
+        <w:rPr>
+          <w:bCs/>
+          <w:b/>
+        </w:rPr>
+        <w:t xml:space="preserve">[VERIFY: whether DESAC’s entry tier requires a minimum facility size, a minimum qualifying capex or capacity, or can be used by a firm that leases space and equipment]</w:t>
+      </w:r>
+      <w:r>
+        <w:t xml:space="preserve"> </w:t>
+      </w:r>
+      <w:r>
+        <w:t xml:space="preserve">determines whether it closes the gap. Section 5.1 assesses what explains the gap.</w:t>
+      </w:r>
+    </w:p>
+    <w:bookmarkEnd w:id="40"/>
+    <w:bookmarkEnd w:id="41"/>
+    <w:bookmarkStart w:id="46" w:name="discussion"/>
     <w:p>
       <w:pPr>
         <w:pStyle w:val="Heading2"/>
@@ -3525,7 +4069,7 @@
         <w:t xml:space="preserve">5. Discussion</w:t>
       </w:r>
     </w:p>
-    <w:bookmarkStart w:id="39" w:name="cost-necessity-versus-incentive-design"/>
+    <w:bookmarkStart w:id="42" w:name="cost-necessity-versus-incentive-design"/>
     <w:p>
       <w:pPr>
         <w:pStyle w:val="Heading3"/>
@@ -3594,11 +4138,19 @@
         <w:t xml:space="preserve">[CITATION NEEDED: provider terms or industry source]</w:t>
       </w:r>
       <w:r>
-        <w:t xml:space="preserve">. Firms can and do provide AI compute at this scale. A cost account predicts a high threshold for facility construction. It does not predict the absence of any instrument for compute provision two to three orders of magnitude below facility scale (a facility of tens of megawatts against a rack of ten to twenty kilowatts), while instruments exist for software development at the scale of a small team. Both H2 and H3 predict this absence, with different origins. The absence is a design outcome and not a cost constraint, subject to two checks in Section 3.3 that are still pending: the search protocol and the coding of general-purpose instruments.</w:t>
-      </w:r>
-    </w:p>
-    <w:bookmarkEnd w:id="39"/>
-    <w:bookmarkStart w:id="40" w:name="Xe429b4f7ef8fb24865192b28fb189dc3a50c53d"/>
+        <w:t xml:space="preserve">. Firms can and do provide AI compute at this scale. A cost account predicts a high threshold for facility construction. It does not predict the absence of any instrument for compute provision two to three orders of magnitude below facility scale (a facility of tens of megawatts against a rack of ten to twenty kilowatts), while instruments exist for software development at the scale of a small team. Both H2 and H3 predict this absence, with different origins. For Thailand, Vietnam and the Philippines the absence is a design outcome and not a cost constraint, subject to two checks in Section 3.3 that are still pending: the search protocol and the coding of general-purpose instruments.</w:t>
+      </w:r>
+    </w:p>
+    <w:p>
+      <w:pPr>
+        <w:pStyle w:val="BodyText"/>
+      </w:pPr>
+      <w:r>
+        <w:t xml:space="preserve">Malaysia is the informative case. Its entry tier asks for RM2.5 million of paid-up capital, about US$550,000, which is of the same order as the capital needed to host one fully equipped server on the benchmark of Figure 1 (about US$0.5 million) and well below the capital needed to build a megawatt of capacity (about US$11 million). If a firm that leases space and equipment, or runs a colocation-scale deployment, can qualify, Malaysia shows that a graduated design is feasible, and the cost account cannot explain its absence in the other three. If the tier presupposes a facility, Malaysia joins the other three and the gap is general. The two outcomes carry different lessons, which is why the coverage of this tier is the most consequential open check in the paper. Paid-up capital is not the same as the capital expenditure on a facility, so this comparison indicates feasibility only.</w:t>
+      </w:r>
+    </w:p>
+    <w:bookmarkEnd w:id="42"/>
+    <w:bookmarkStart w:id="43" w:name="Xe429b4f7ef8fb24865192b28fb189dc3a50c53d"/>
     <w:p>
       <w:pPr>
         <w:pStyle w:val="Heading3"/>
@@ -3631,8 +4183,8 @@
         <w:t xml:space="preserve">The two country patterns are different phenomena and imply different questions. In Thailand the question is whether technology-transfer or local-content conditions on foreign investment would change the learning domestic firms gain. In Vietnam it is whether competition or access conditions for smaller firms matter in a market that a single conglomerate leads. Whether Thailand’s ownership gradient holds elsewhere requires approval data these governments do not publish in comparable form.</w:t>
       </w:r>
     </w:p>
-    <w:bookmarkEnd w:id="40"/>
-    <w:bookmarkStart w:id="41" w:name="what-the-evidence-supports"/>
+    <w:bookmarkEnd w:id="43"/>
+    <w:bookmarkStart w:id="44" w:name="what-the-evidence-supports"/>
     <w:p>
       <w:pPr>
         <w:pStyle w:val="Heading3"/>
@@ -3646,7 +4198,7 @@
         <w:pStyle w:val="FirstParagraph"/>
       </w:pPr>
       <w:r>
-        <w:t xml:space="preserve">Table 4 applies the rubric of Table 1 to each item of evidence.</w:t>
+        <w:t xml:space="preserve">Table 4 applies the rubric of Table 2 to each item of evidence.</w:t>
       </w:r>
     </w:p>
     <w:p>
@@ -3873,7 +4425,7 @@
               <w:jc w:val="left"/>
             </w:pPr>
             <w:r>
-              <w:t xml:space="preserve">No AI-related instrument for compute provision below facility scale (all four; provisional, pending search protocol and general-instrument coding)</w:t>
+              <w:t xml:space="preserve">No AI-related instrument for compute provision below facility scale (Thailand, Vietnam, Philippines; Malaysia’s DESAC entry tier unresolved; provisional, pending search protocol and general-instrument coding)</w:t>
             </w:r>
           </w:p>
         </w:tc>
@@ -3933,7 +4485,7 @@
               <w:jc w:val="left"/>
             </w:pPr>
             <w:r>
-              <w:t xml:space="preserve">An applicable general or AI-specific instrument for colocation, resale or modular compute would move H2 to C. Evidence that sub-facility provision is not viable would move H1 to E</w:t>
+              <w:t xml:space="preserve">An applicable general or AI-specific instrument for colocation, resale or modular compute would move H2 to C. Evidence that DESAC’s entry tier covers sub-facility providers would show that a graduated design is feasible and would strengthen the case against H1 elsewhere. Evidence that sub-facility provision is not viable would move H1 to E</w:t>
             </w:r>
           </w:p>
         </w:tc>
@@ -4556,7 +5108,7 @@
         <w:t xml:space="preserve"> </w:t>
       </w:r>
       <w:r>
-        <w:t xml:space="preserve">E = expected; C = compatible; U = unexpected; X = contradicted. The rubric is in Table 1. Ratings of rows that depend on unverified coding are provisional until the verification and reliability checks are complete.</w:t>
+        <w:t xml:space="preserve">E = expected; C = compatible; U = unexpected; X = contradicted. The rubric is in Table 2. Ratings of rows that depend on unverified coding are provisional until the verification and reliability checks are complete.</w:t>
       </w:r>
     </w:p>
     <w:p>
@@ -4637,8 +5189,8 @@
         <w:t xml:space="preserve">A reading that this paper cannot rule out is that no middle-income economy can compete with hyperscale providers at frontier scale, and that concentrating domestic effort on applications while accepting infrastructure dependence is sound specialisation. The evidence that would separate the readings is (a) whether domestic sub-facility compute providers exist, grow and serve domestic AI firms without incentives, (b) the price and availability of compute for domestic AI firms, and (c) outcomes for domestic firms in the application layer. None of this is observed here. We therefore do not claim to adjudicate between a design gap and rational specialisation.</w:t>
       </w:r>
     </w:p>
-    <w:bookmarkEnd w:id="41"/>
-    <w:bookmarkStart w:id="42" w:name="relation-to-the-literature"/>
+    <w:bookmarkEnd w:id="44"/>
+    <w:bookmarkStart w:id="45" w:name="relation-to-the-literature"/>
     <w:p>
       <w:pPr>
         <w:pStyle w:val="Heading3"/>
@@ -4655,9 +5207,9 @@
         <w:t xml:space="preserve">Bahar et al. (2026) show for Japan that incentives delivered through indirect tax credits favour large profitable firms. Our evidence for the same mechanism is limited to specific rules: Thailand’s deepest research tier (E3), Malaysia’s fixed compliance cost (E4), and the fact that three of four countries deliver the accessible tier by indirect instruments (Table 3). The comparison with Japan and the European Union should be drawn carefully. Their problem is misallocation among sectors for established firms, whereas ours is entry to a new technology stack, and the evidence for it is rules, not spending shares. The lesson we draw from Fuest et al. (2024) and Bahar et al. (2026) is about method: to look at instrument design, not aggregate spending. Doner and Schneider (2016) treat firm size as a cleavage that works through political weakness. We find that size can also be written into instruments, through thresholds and tiers, independently of the coalitions that form around them, but we do not observe coalitions. For the AI literature, our finding is relevant to the access scenarios of Cerutti et al. (2025): the macro outcome in those models depends on whether domestic firms can provide compute, and the rules we code show where that entry is and is not open. They do not show what firms do with it.</w:t>
       </w:r>
     </w:p>
-    <w:bookmarkEnd w:id="42"/>
-    <w:bookmarkEnd w:id="43"/>
-    <w:bookmarkStart w:id="44" w:name="policy-implications"/>
+    <w:bookmarkEnd w:id="45"/>
+    <w:bookmarkEnd w:id="46"/>
+    <w:bookmarkStart w:id="47" w:name="policy-implications"/>
     <w:p>
       <w:pPr>
         <w:pStyle w:val="Heading2"/>
@@ -4689,7 +5241,448 @@
         <w:t xml:space="preserve"> </w:t>
       </w:r>
       <w:r>
-        <w:t xml:space="preserve">Finding: no country has an AI-related instrument below facility scale (E2). Options are extending eligibility to colocation tenancy, modular deployment or shared-capacity arrangements, or providing subsidised access to public or consortium compute. Vietnam’s startup track offers a template for the design principle: a parallel, more accessible pathway alongside the demanding thresholds, not a lowering of them. Its transfer depends on administrative capacity to screen eligible firms by technical or commercialisation criteria, not by capital. Risks: subsidising resale of foreign-owned capacity, and fiscal leakage if eligibility is loose. We have not costed any option, so we do not claim that the gap can be closed at modest fiscal cost. A small, time-limited pilot with defined eligibility would allow cost and take-up to be observed before scaling.</w:t>
+        <w:t xml:space="preserve">Finding: three of the four countries have no AI-related instrument below facility scale (E2), and Malaysia’s graduated entry tier shows how one could be built. Options are extending eligibility to colocation tenancy, modular deployment or shared-capacity arrangements, or providing subsidised access to public or consortium compute. Vietnam’s startup track offers a template for the design principle: a parallel, more accessible pathway alongside the demanding thresholds, not a lowering of them. Its transfer depends on administrative capacity to screen eligible firms by technical or commercialisation criteria, not by capital. Risks: subsidising resale of foreign-owned capacity, and fiscal leakage if eligibility is loose. We have not costed any option, so we do not claim that the gap can be closed at modest fiscal cost. A small, time-limited pilot with defined eligibility would allow cost and take-up to be observed before scaling.</w:t>
+      </w:r>
+    </w:p>
+    <w:p>
+      <w:pPr>
+        <w:pStyle w:val="BodyText"/>
+      </w:pPr>
+      <w:r>
+        <w:t xml:space="preserve">Table 6 gives an illustrative calibration of such a ladder, using the same benchmarks as Figure 1. It is meant to show the order of magnitude of each rung and the instrument type each would suit, not to recommend specific thresholds, each of which would need costing and local validation.</w:t>
+      </w:r>
+    </w:p>
+    <w:p>
+      <w:pPr>
+        <w:pStyle w:val="BodyText"/>
+      </w:pPr>
+      <w:r>
+        <w:rPr>
+          <w:bCs/>
+          <w:b/>
+        </w:rPr>
+        <w:t xml:space="preserve">Table 6. Illustrative eligibility ladder calibrated to cost benchmarks</w:t>
+      </w:r>
+    </w:p>
+    <w:tbl>
+      <w:tblPr>
+        <w:tblStyle w:val="Table"/>
+        <w:tblW w:type="pct" w:w="5000"/>
+        <w:tblLook w:firstRow="1" w:lastRow="0" w:firstColumn="0" w:lastColumn="0" w:noHBand="0" w:noVBand="0" w:val="0020"/>
+        <w:jc w:val="start"/>
+      </w:tblPr>
+      <w:tblGrid>
+        <w:gridCol w:w="1584"/>
+        <w:gridCol w:w="1584"/>
+        <w:gridCol w:w="1584"/>
+        <w:gridCol w:w="1584"/>
+        <w:gridCol w:w="1584"/>
+      </w:tblGrid>
+      <w:tr>
+        <w:trPr>
+          <w:tblHeader w:val="true"/>
+        </w:trPr>
+        <w:tc>
+          <w:tcPr/>
+          <w:p>
+            <w:pPr>
+              <w:pStyle w:val="Compact"/>
+              <w:jc w:val="left"/>
+            </w:pPr>
+            <w:r>
+              <w:t xml:space="preserve">Rung</w:t>
+            </w:r>
+          </w:p>
+        </w:tc>
+        <w:tc>
+          <w:tcPr/>
+          <w:p>
+            <w:pPr>
+              <w:pStyle w:val="Compact"/>
+              <w:jc w:val="left"/>
+            </w:pPr>
+            <w:r>
+              <w:t xml:space="preserve">Capacity</w:t>
+            </w:r>
+          </w:p>
+        </w:tc>
+        <w:tc>
+          <w:tcPr/>
+          <w:p>
+            <w:pPr>
+              <w:pStyle w:val="Compact"/>
+              <w:jc w:val="left"/>
+            </w:pPr>
+            <w:r>
+              <w:t xml:space="preserve">Capital to host: construction only to fully equipped (US$ million)</w:t>
+            </w:r>
+          </w:p>
+        </w:tc>
+        <w:tc>
+          <w:tcPr/>
+          <w:p>
+            <w:pPr>
+              <w:pStyle w:val="Compact"/>
+              <w:jc w:val="left"/>
+            </w:pPr>
+            <w:r>
+              <w:t xml:space="preserve">Instrument type that suits the rung</w:t>
+            </w:r>
+          </w:p>
+        </w:tc>
+        <w:tc>
+          <w:tcPr/>
+          <w:p>
+            <w:pPr>
+              <w:pStyle w:val="Compact"/>
+              <w:jc w:val="left"/>
+            </w:pPr>
+            <w:r>
+              <w:t xml:space="preserve">Reason</w:t>
+            </w:r>
+          </w:p>
+        </w:tc>
+      </w:tr>
+      <w:tr>
+        <w:tc>
+          <w:tcPr/>
+          <w:p>
+            <w:pPr>
+              <w:pStyle w:val="Compact"/>
+              <w:jc w:val="left"/>
+            </w:pPr>
+            <w:r>
+              <w:t xml:space="preserve">0</w:t>
+            </w:r>
+          </w:p>
+        </w:tc>
+        <w:tc>
+          <w:tcPr/>
+          <w:p>
+            <w:pPr>
+              <w:pStyle w:val="Compact"/>
+              <w:jc w:val="left"/>
+            </w:pPr>
+            <w:r>
+              <w:t xml:space="preserve">One eight-accelerator server (12 kW)</w:t>
+            </w:r>
+          </w:p>
+        </w:tc>
+        <w:tc>
+          <w:tcPr/>
+          <w:p>
+            <w:pPr>
+              <w:pStyle w:val="Compact"/>
+              <w:jc w:val="left"/>
+            </w:pPr>
+            <w:r>
+              <w:t xml:space="preserve">0.13 to 0.46</w:t>
+            </w:r>
+          </w:p>
+        </w:tc>
+        <w:tc>
+          <w:tcPr/>
+          <w:p>
+            <w:pPr>
+              <w:pStyle w:val="Compact"/>
+              <w:jc w:val="left"/>
+            </w:pPr>
+            <w:r>
+              <w:t xml:space="preserve">Direct: compute vouchers for users, matching grants for small providers</w:t>
+            </w:r>
+          </w:p>
+        </w:tc>
+        <w:tc>
+          <w:tcPr/>
+          <w:p>
+            <w:pPr>
+              <w:pStyle w:val="Compact"/>
+              <w:jc w:val="left"/>
+            </w:pPr>
+            <w:r>
+              <w:t xml:space="preserve">Tax relief presupposes taxable profit, which a new provider lacks</w:t>
+            </w:r>
+          </w:p>
+        </w:tc>
+      </w:tr>
+      <w:tr>
+        <w:tc>
+          <w:tcPr/>
+          <w:p>
+            <w:pPr>
+              <w:pStyle w:val="Compact"/>
+              <w:jc w:val="left"/>
+            </w:pPr>
+            <w:r>
+              <w:t xml:space="preserve">1</w:t>
+            </w:r>
+          </w:p>
+        </w:tc>
+        <w:tc>
+          <w:tcPr/>
+          <w:p>
+            <w:pPr>
+              <w:pStyle w:val="Compact"/>
+              <w:jc w:val="left"/>
+            </w:pPr>
+            <w:r>
+              <w:t xml:space="preserve">100 kW (about eight servers)</w:t>
+            </w:r>
+          </w:p>
+        </w:tc>
+        <w:tc>
+          <w:tcPr/>
+          <w:p>
+            <w:pPr>
+              <w:pStyle w:val="Compact"/>
+              <w:jc w:val="left"/>
+            </w:pPr>
+            <w:r>
+              <w:t xml:space="preserve">1.1 to 3.8</w:t>
+            </w:r>
+          </w:p>
+        </w:tc>
+        <w:tc>
+          <w:tcPr/>
+          <w:p>
+            <w:pPr>
+              <w:pStyle w:val="Compact"/>
+              <w:jc w:val="left"/>
+            </w:pPr>
+            <w:r>
+              <w:t xml:space="preserve">Direct or refundable credit; simple eligibility test</w:t>
+            </w:r>
+          </w:p>
+        </w:tc>
+        <w:tc>
+          <w:tcPr/>
+          <w:p>
+            <w:pPr>
+              <w:pStyle w:val="Compact"/>
+              <w:jc w:val="left"/>
+            </w:pPr>
+            <w:r>
+              <w:t xml:space="preserve">Allows many small trials before any scales up (Hausmann and Rodrik, 2003)</w:t>
+            </w:r>
+          </w:p>
+        </w:tc>
+      </w:tr>
+      <w:tr>
+        <w:tc>
+          <w:tcPr/>
+          <w:p>
+            <w:pPr>
+              <w:pStyle w:val="Compact"/>
+              <w:jc w:val="left"/>
+            </w:pPr>
+            <w:r>
+              <w:t xml:space="preserve">2</w:t>
+            </w:r>
+          </w:p>
+        </w:tc>
+        <w:tc>
+          <w:tcPr/>
+          <w:p>
+            <w:pPr>
+              <w:pStyle w:val="Compact"/>
+              <w:jc w:val="left"/>
+            </w:pPr>
+            <w:r>
+              <w:t xml:space="preserve">1 MW</w:t>
+            </w:r>
+          </w:p>
+        </w:tc>
+        <w:tc>
+          <w:tcPr/>
+          <w:p>
+            <w:pPr>
+              <w:pStyle w:val="Compact"/>
+              <w:jc w:val="left"/>
+            </w:pPr>
+            <w:r>
+              <w:t xml:space="preserve">10.7 to 38</w:t>
+            </w:r>
+          </w:p>
+        </w:tc>
+        <w:tc>
+          <w:tcPr/>
+          <w:p>
+            <w:pPr>
+              <w:pStyle w:val="Compact"/>
+              <w:jc w:val="left"/>
+            </w:pPr>
+            <w:r>
+              <w:t xml:space="preserve">Milestone-based tax incentive with compliance proportional to size</w:t>
+            </w:r>
+          </w:p>
+        </w:tc>
+        <w:tc>
+          <w:tcPr/>
+          <w:p>
+            <w:pPr>
+              <w:pStyle w:val="Compact"/>
+              <w:jc w:val="left"/>
+            </w:pPr>
+            <w:r>
+              <w:t xml:space="preserve">Avoids the fixed audit cost that weighs on the smallest firms (Section 4.3)</w:t>
+            </w:r>
+          </w:p>
+        </w:tc>
+      </w:tr>
+      <w:tr>
+        <w:tc>
+          <w:tcPr/>
+          <w:p>
+            <w:pPr>
+              <w:pStyle w:val="Compact"/>
+              <w:jc w:val="left"/>
+            </w:pPr>
+            <w:r>
+              <w:t xml:space="preserve">3</w:t>
+            </w:r>
+          </w:p>
+        </w:tc>
+        <w:tc>
+          <w:tcPr/>
+          <w:p>
+            <w:pPr>
+              <w:pStyle w:val="Compact"/>
+              <w:jc w:val="left"/>
+            </w:pPr>
+            <w:r>
+              <w:t xml:space="preserve">10 MW</w:t>
+            </w:r>
+          </w:p>
+        </w:tc>
+        <w:tc>
+          <w:tcPr/>
+          <w:p>
+            <w:pPr>
+              <w:pStyle w:val="Compact"/>
+              <w:jc w:val="left"/>
+            </w:pPr>
+            <w:r>
+              <w:t xml:space="preserve">107 to 380</w:t>
+            </w:r>
+          </w:p>
+        </w:tc>
+        <w:tc>
+          <w:tcPr/>
+          <w:p>
+            <w:pPr>
+              <w:pStyle w:val="Compact"/>
+              <w:jc w:val="left"/>
+            </w:pPr>
+            <w:r>
+              <w:t xml:space="preserve">Existing facility-scale tax incentive</w:t>
+            </w:r>
+          </w:p>
+        </w:tc>
+        <w:tc>
+          <w:tcPr/>
+          <w:p>
+            <w:pPr>
+              <w:pStyle w:val="Compact"/>
+              <w:jc w:val="left"/>
+            </w:pPr>
+            <w:r>
+              <w:t xml:space="preserve">Comparable to Thailand’s threshold (about 13 MW on construction cost)</w:t>
+            </w:r>
+          </w:p>
+        </w:tc>
+      </w:tr>
+      <w:tr>
+        <w:tc>
+          <w:tcPr/>
+          <w:p>
+            <w:pPr>
+              <w:pStyle w:val="Compact"/>
+              <w:jc w:val="left"/>
+            </w:pPr>
+            <w:r>
+              <w:t xml:space="preserve">4</w:t>
+            </w:r>
+          </w:p>
+        </w:tc>
+        <w:tc>
+          <w:tcPr/>
+          <w:p>
+            <w:pPr>
+              <w:pStyle w:val="Compact"/>
+              <w:jc w:val="left"/>
+            </w:pPr>
+            <w:r>
+              <w:t xml:space="preserve">40 MW (hyperscale)</w:t>
+            </w:r>
+          </w:p>
+        </w:tc>
+        <w:tc>
+          <w:tcPr/>
+          <w:p>
+            <w:pPr>
+              <w:pStyle w:val="Compact"/>
+              <w:jc w:val="left"/>
+            </w:pPr>
+            <w:r>
+              <w:t xml:space="preserve">428 to 1,520</w:t>
+            </w:r>
+          </w:p>
+        </w:tc>
+        <w:tc>
+          <w:tcPr/>
+          <w:p>
+            <w:pPr>
+              <w:pStyle w:val="Compact"/>
+              <w:jc w:val="left"/>
+            </w:pPr>
+            <w:r>
+              <w:t xml:space="preserve">Existing facility-scale incentive and negotiated packages</w:t>
+            </w:r>
+          </w:p>
+        </w:tc>
+        <w:tc>
+          <w:tcPr/>
+          <w:p>
+            <w:pPr>
+              <w:pStyle w:val="Compact"/>
+              <w:jc w:val="left"/>
+            </w:pPr>
+            <w:r>
+              <w:t xml:space="preserve">Already served by current designs</w:t>
+            </w:r>
+          </w:p>
+        </w:tc>
+      </w:tr>
+    </w:tbl>
+    <w:p>
+      <w:pPr>
+        <w:pStyle w:val="BodyText"/>
+      </w:pPr>
+      <w:r>
+        <w:rPr>
+          <w:iCs/>
+          <w:i/>
+        </w:rPr>
+        <w:t xml:space="preserve">Note.</w:t>
+      </w:r>
+      <w:r>
+        <w:t xml:space="preserve"> </w:t>
+      </w:r>
+      <w:r>
+        <w:t xml:space="preserve">Construction cost of US$10.7m per MW (Turner and Townsend, 2025); fully equipped AI capacity of US$38m per MW (Epoch AI, 2026); 12 kW per server</w:t>
+      </w:r>
+      <w:r>
+        <w:t xml:space="preserve"> </w:t>
+      </w:r>
+      <w:r>
+        <w:rPr>
+          <w:bCs/>
+          <w:b/>
+        </w:rPr>
+        <w:t xml:space="preserve">[CITATION NEEDED]</w:t>
+      </w:r>
+      <w:r>
+        <w:t xml:space="preserve">. Figures are products of these benchmarks, not estimates of this paper. Thailand’s threshold of about US$140m corresponds to about 13 MW on the first benchmark and under four MW on the second.</w:t>
       </w:r>
     </w:p>
     <w:p>
@@ -4728,8 +5721,8 @@
         <w:t xml:space="preserve">If dependence on foreign providers at the infrastructure layer is an acceptable strategic trade-off, it should be stated as a choice, with attention to data-sovereignty implications, not left as a by-product of where thresholds fall. Because we cannot separate this from rational specialisation (Section 5.3), the recommendation is to collect the evidence that would decide it, namely domestic compute price and availability and the growth of small providers, before changing thresholds.</w:t>
       </w:r>
     </w:p>
-    <w:bookmarkEnd w:id="44"/>
-    <w:bookmarkStart w:id="45" w:name="limitations"/>
+    <w:bookmarkEnd w:id="47"/>
+    <w:bookmarkStart w:id="48" w:name="limitations"/>
     <w:p>
       <w:pPr>
         <w:pStyle w:val="Heading2"/>
@@ -4929,8 +5922,8 @@
         <w:t xml:space="preserve">Vietnam’s AI-specific regulatory layer is still developing following the 2025 AI law (Vietnam, 2025). Findings for Vietnam describe a general incentive system that is operational and an AI-specific layer that is still evolving.</w:t>
       </w:r>
     </w:p>
-    <w:bookmarkEnd w:id="45"/>
-    <w:bookmarkStart w:id="46" w:name="conclusion"/>
+    <w:bookmarkEnd w:id="48"/>
+    <w:bookmarkStart w:id="49" w:name="conclusion"/>
     <w:p>
       <w:pPr>
         <w:pStyle w:val="Heading2"/>
@@ -4944,27 +5937,27 @@
         <w:pStyle w:val="FirstParagraph"/>
       </w:pPr>
       <w:r>
-        <w:t xml:space="preserve">This paper asked who can enter the AI industry in four Southeast Asian economies under the incentive rules their governments have written. All four make application development accessible, and Vietnam adds a startup track with direct equity access. Above that layer the boundary falls in different places: at data-centre capacity in Thailand and Malaysia, at hardware manufacture in Vietnam, and by firm scale alone in the Philippines. What is common to all four is an absence. We found no AI-related instrument for compute provision below facility scale, and published cost benchmarks show that capital intensity alone does not account for it.</w:t>
-      </w:r>
-    </w:p>
-    <w:p>
-      <w:pPr>
-        <w:pStyle w:val="BodyText"/>
-      </w:pPr>
-      <w:r>
-        <w:t xml:space="preserve">The claims are limited by the evidence. We observe eligibility rules, not realised access or outcomes. The central absence is provisional until the search protocol and the coding of general-purpose instruments are complete, and the coding awaits an independent check. The data do not distinguish a design gap from rational specialisation, and they do not show that a middle-technology trap exists. They identify a design feature that could contribute to such a trap, an opportunity structure in which domestic firms can enter applications but have no stated route into compute supply below facility scale.</w:t>
-      </w:r>
-    </w:p>
-    <w:p>
-      <w:pPr>
-        <w:pStyle w:val="BodyText"/>
-      </w:pPr>
-      <w:r>
-        <w:t xml:space="preserve">The contribution is a primary-source map of how four governments have built their AI incentive systems, a four-layer, three-dimension coding framework that other countries and technologies can reuse, and an evidence matrix that shows which observations discriminate between explanations and which do not. The next step is to test the opportunity structure against firm behaviour: whether small compute providers exist, how domestic AI firms obtain compute, and whether the rules described here shape either.</w:t>
-      </w:r>
-    </w:p>
-    <w:bookmarkEnd w:id="46"/>
-    <w:bookmarkStart w:id="47" w:name="appendix-a.-coding-rules"/>
+        <w:t xml:space="preserve">This paper asked who can enter the AI industry in four Southeast Asian economies under the incentive rules their governments have written. All four make application development accessible, and Vietnam adds a startup track with direct equity access. Above that layer the four systems use different architectures: a single gate at data-centre capacity in Thailand, a graduated ladder in Malaysia, a priority list that puts its boundary at hardware manufacture in Vietnam, and uniform firm-scale tiers in the Philippines. In Thailand, Vietnam and the Philippines we found no AI-related instrument for compute provision below facility scale, and published cost benchmarks show that capital intensity alone does not account for the gap. Malaysia’s ladder starts closer to that scale, and whether it reaches small providers is the main open question.</w:t>
+      </w:r>
+    </w:p>
+    <w:p>
+      <w:pPr>
+        <w:pStyle w:val="BodyText"/>
+      </w:pPr>
+      <w:r>
+        <w:t xml:space="preserve">The claims are limited by the evidence. We observe eligibility rules, not realised access or outcomes. The central absence is provisional until the search protocol, the coding of general-purpose instruments and the check of Malaysia’s entry tier are complete, and the coding awaits an independent check. The data do not distinguish a design gap from rational specialisation, and they do not show that a middle-technology trap exists. They identify a design feature that could contribute to such a trap, an opportunity structure in which, in three of the four systems, domestic firms can enter applications but have no stated route into compute supply below facility scale.</w:t>
+      </w:r>
+    </w:p>
+    <w:p>
+      <w:pPr>
+        <w:pStyle w:val="BodyText"/>
+      </w:pPr>
+      <w:r>
+        <w:t xml:space="preserve">The contribution is a primary-source map of how four governments have built their AI incentive systems, a four-layer, three-dimension coding framework and a typology of incentive architectures that other countries and technologies can reuse, and an evidence matrix that shows which observations discriminate between explanations and which do not. The next step is to test the opportunity structure against firm behaviour: whether small compute providers exist, how domestic AI firms obtain compute, and whether the rules described here shape either.</w:t>
+      </w:r>
+    </w:p>
+    <w:bookmarkEnd w:id="49"/>
+    <w:bookmarkStart w:id="50" w:name="appendix-a.-coding-rules"/>
     <w:p>
       <w:pPr>
         <w:pStyle w:val="Heading2"/>
@@ -5190,8 +6183,8 @@
         <w:t xml:space="preserve">Compliance burden. Any recurring (annual or ongoing) obligation attached to continued eligibility, distinct from one-off application requirements. Fixed-cost obligations are noted explicitly.</w:t>
       </w:r>
     </w:p>
-    <w:bookmarkEnd w:id="47"/>
-    <w:bookmarkStart w:id="48" w:name="references"/>
+    <w:bookmarkEnd w:id="50"/>
+    <w:bookmarkStart w:id="51" w:name="references"/>
     <w:p>
       <w:pPr>
         <w:pStyle w:val="Heading2"/>
@@ -5331,7 +6324,7 @@
         <w:pStyle w:val="BodyText"/>
       </w:pPr>
       <w:r>
-        <w:t xml:space="preserve">Board of Investment of Thailand. (2022).</w:t>
+        <w:t xml:space="preserve">Bloom, N., Griffith, R., &amp; Van Reenen, J. (2002). Do R&amp;D tax credits work? Evidence from a panel of countries 1979-1997.</w:t>
       </w:r>
       <w:r>
         <w:t xml:space="preserve"> </w:t>
@@ -5341,18 +6334,18 @@
           <w:iCs/>
           <w:i/>
         </w:rPr>
-        <w:t xml:space="preserve">Announcements No. 8/2565, 9/2565 and 10/2565 on investment promotion measures</w:t>
-      </w:r>
-      <w:r>
-        <w:t xml:space="preserve">. Office of the Board of Investment.</w:t>
-      </w:r>
-    </w:p>
-    <w:p>
-      <w:pPr>
-        <w:pStyle w:val="BodyText"/>
-      </w:pPr>
-      <w:r>
-        <w:t xml:space="preserve">Board of Investment of Thailand. (2025).</w:t>
+        <w:t xml:space="preserve">Journal of Public Economics, 85</w:t>
+      </w:r>
+      <w:r>
+        <w:t xml:space="preserve">(1), 1-31. https://doi.org/10.1016/S0047-2727(01)00086-X</w:t>
+      </w:r>
+    </w:p>
+    <w:p>
+      <w:pPr>
+        <w:pStyle w:val="BodyText"/>
+      </w:pPr>
+      <w:r>
+        <w:t xml:space="preserve">Board of Investment of Thailand. (2022).</w:t>
       </w:r>
       <w:r>
         <w:t xml:space="preserve"> </w:t>
@@ -5362,7 +6355,7 @@
           <w:iCs/>
           <w:i/>
         </w:rPr>
-        <w:t xml:space="preserve">A guide to investment promotion 2025</w:t>
+        <w:t xml:space="preserve">Announcements No. 8/2565, 9/2565 and 10/2565 on investment promotion measures</w:t>
       </w:r>
       <w:r>
         <w:t xml:space="preserve">. Office of the Board of Investment.</w:t>
@@ -5373,7 +6366,7 @@
         <w:pStyle w:val="BodyText"/>
       </w:pPr>
       <w:r>
-        <w:t xml:space="preserve">Board of Investment of Thailand. (2026).</w:t>
+        <w:t xml:space="preserve">Board of Investment of Thailand. (2025).</w:t>
       </w:r>
       <w:r>
         <w:t xml:space="preserve"> </w:t>
@@ -5383,18 +6376,18 @@
           <w:iCs/>
           <w:i/>
         </w:rPr>
-        <w:t xml:space="preserve">Investment promotion statistics: Approvals by sub-activity, January to December 2025</w:t>
-      </w:r>
-      <w:r>
-        <w:t xml:space="preserve">. Investment Services Center.</w:t>
-      </w:r>
-    </w:p>
-    <w:p>
-      <w:pPr>
-        <w:pStyle w:val="BodyText"/>
-      </w:pPr>
-      <w:r>
-        <w:t xml:space="preserve">Cerutti, E., Garcia Pascual, A. I., Kido, Y., Li, L., Melina, G., Mendes Tavares, M., &amp; Wingender, P. (2025).</w:t>
+        <w:t xml:space="preserve">A guide to investment promotion 2025</w:t>
+      </w:r>
+      <w:r>
+        <w:t xml:space="preserve">. Office of the Board of Investment.</w:t>
+      </w:r>
+    </w:p>
+    <w:p>
+      <w:pPr>
+        <w:pStyle w:val="BodyText"/>
+      </w:pPr>
+      <w:r>
+        <w:t xml:space="preserve">Board of Investment of Thailand. (2026).</w:t>
       </w:r>
       <w:r>
         <w:t xml:space="preserve"> </w:t>
@@ -5404,21 +6397,18 @@
           <w:iCs/>
           <w:i/>
         </w:rPr>
-        <w:t xml:space="preserve">The global impact of AI: Mind the gap</w:t>
-      </w:r>
-      <w:r>
-        <w:t xml:space="preserve"> </w:t>
-      </w:r>
-      <w:r>
-        <w:t xml:space="preserve">(IMF Working Paper No. 25/76). International Monetary Fund. https://doi.org/10.5089/9798229008570.001</w:t>
-      </w:r>
-    </w:p>
-    <w:p>
-      <w:pPr>
-        <w:pStyle w:val="BodyText"/>
-      </w:pPr>
-      <w:r>
-        <w:t xml:space="preserve">Cohen, J. (1960). A coefficient of agreement for nominal scales.</w:t>
+        <w:t xml:space="preserve">Investment promotion statistics: Approvals by sub-activity, January to December 2025</w:t>
+      </w:r>
+      <w:r>
+        <w:t xml:space="preserve">. Investment Services Center.</w:t>
+      </w:r>
+    </w:p>
+    <w:p>
+      <w:pPr>
+        <w:pStyle w:val="BodyText"/>
+      </w:pPr>
+      <w:r>
+        <w:t xml:space="preserve">Cerutti, E., Garcia Pascual, A. I., Kido, Y., Li, L., Melina, G., Mendes Tavares, M., &amp; Wingender, P. (2025).</w:t>
       </w:r>
       <w:r>
         <w:t xml:space="preserve"> </w:t>
@@ -5428,18 +6418,21 @@
           <w:iCs/>
           <w:i/>
         </w:rPr>
-        <w:t xml:space="preserve">Educational and Psychological Measurement, 20</w:t>
-      </w:r>
-      <w:r>
-        <w:t xml:space="preserve">(1), 37-46.</w:t>
-      </w:r>
-    </w:p>
-    <w:p>
-      <w:pPr>
-        <w:pStyle w:val="BodyText"/>
-      </w:pPr>
-      <w:r>
-        <w:t xml:space="preserve">Collier, D. (2011). Understanding process tracing.</w:t>
+        <w:t xml:space="preserve">The global impact of AI: Mind the gap</w:t>
+      </w:r>
+      <w:r>
+        <w:t xml:space="preserve"> </w:t>
+      </w:r>
+      <w:r>
+        <w:t xml:space="preserve">(IMF Working Paper No. 25/76). International Monetary Fund. https://doi.org/10.5089/9798229008570.001</w:t>
+      </w:r>
+    </w:p>
+    <w:p>
+      <w:pPr>
+        <w:pStyle w:val="BodyText"/>
+      </w:pPr>
+      <w:r>
+        <w:t xml:space="preserve">Cohen, J. (1960). A coefficient of agreement for nominal scales.</w:t>
       </w:r>
       <w:r>
         <w:t xml:space="preserve"> </w:t>
@@ -5449,18 +6442,18 @@
           <w:iCs/>
           <w:i/>
         </w:rPr>
-        <w:t xml:space="preserve">PS: Political Science &amp; Politics, 44</w:t>
-      </w:r>
-      <w:r>
-        <w:t xml:space="preserve">(4), 823-830.</w:t>
-      </w:r>
-    </w:p>
-    <w:p>
-      <w:pPr>
-        <w:pStyle w:val="BodyText"/>
-      </w:pPr>
-      <w:r>
-        <w:t xml:space="preserve">Cucio, M., &amp; Hennig, T. (2025).</w:t>
+        <w:t xml:space="preserve">Educational and Psychological Measurement, 20</w:t>
+      </w:r>
+      <w:r>
+        <w:t xml:space="preserve">(1), 37-46.</w:t>
+      </w:r>
+    </w:p>
+    <w:p>
+      <w:pPr>
+        <w:pStyle w:val="BodyText"/>
+      </w:pPr>
+      <w:r>
+        <w:t xml:space="preserve">Collier, D. (2011). Understanding process tracing.</w:t>
       </w:r>
       <w:r>
         <w:t xml:space="preserve"> </w:t>
@@ -5470,21 +6463,18 @@
           <w:iCs/>
           <w:i/>
         </w:rPr>
-        <w:t xml:space="preserve">Artificial intelligence and the Philippine labor market: Mapping occupational exposure and complementarity</w:t>
-      </w:r>
-      <w:r>
-        <w:t xml:space="preserve"> </w:t>
-      </w:r>
-      <w:r>
-        <w:t xml:space="preserve">(IMF Working Paper No. 25/43). International Monetary Fund. https://doi.org/10.5089/9798229001977.001</w:t>
-      </w:r>
-    </w:p>
-    <w:p>
-      <w:pPr>
-        <w:pStyle w:val="BodyText"/>
-      </w:pPr>
-      <w:r>
-        <w:t xml:space="preserve">Doner, R. F., &amp; Schneider, B. R. (2016). The middle-income trap: More politics than economics.</w:t>
+        <w:t xml:space="preserve">PS: Political Science &amp; Politics, 44</w:t>
+      </w:r>
+      <w:r>
+        <w:t xml:space="preserve">(4), 823-830.</w:t>
+      </w:r>
+    </w:p>
+    <w:p>
+      <w:pPr>
+        <w:pStyle w:val="BodyText"/>
+      </w:pPr>
+      <w:r>
+        <w:t xml:space="preserve">Cucio, M., &amp; Hennig, T. (2025).</w:t>
       </w:r>
       <w:r>
         <w:t xml:space="preserve"> </w:t>
@@ -5494,18 +6484,21 @@
           <w:iCs/>
           <w:i/>
         </w:rPr>
-        <w:t xml:space="preserve">World Politics, 68</w:t>
-      </w:r>
-      <w:r>
-        <w:t xml:space="preserve">(4), 608-644. https://doi.org/10.1017/S0043887116000095</w:t>
-      </w:r>
-    </w:p>
-    <w:p>
-      <w:pPr>
-        <w:pStyle w:val="BodyText"/>
-      </w:pPr>
-      <w:r>
-        <w:t xml:space="preserve">Eichengreen, B., Park, D., &amp; Shin, K. (2012). When fast-growing economies slow down: International evidence and implications for China.</w:t>
+        <w:t xml:space="preserve">Artificial intelligence and the Philippine labor market: Mapping occupational exposure and complementarity</w:t>
+      </w:r>
+      <w:r>
+        <w:t xml:space="preserve"> </w:t>
+      </w:r>
+      <w:r>
+        <w:t xml:space="preserve">(IMF Working Paper No. 25/43). International Monetary Fund. https://doi.org/10.5089/9798229001977.001</w:t>
+      </w:r>
+    </w:p>
+    <w:p>
+      <w:pPr>
+        <w:pStyle w:val="BodyText"/>
+      </w:pPr>
+      <w:r>
+        <w:t xml:space="preserve">Doner, R. F., &amp; Schneider, B. R. (2016). The middle-income trap: More politics than economics.</w:t>
       </w:r>
       <w:r>
         <w:t xml:space="preserve"> </w:t>
@@ -5515,18 +6508,18 @@
           <w:iCs/>
           <w:i/>
         </w:rPr>
-        <w:t xml:space="preserve">Asian Economic Papers, 11</w:t>
-      </w:r>
-      <w:r>
-        <w:t xml:space="preserve">(1), 42-87. https://doi.org/10.1162/ASEP_a_00118</w:t>
-      </w:r>
-    </w:p>
-    <w:p>
-      <w:pPr>
-        <w:pStyle w:val="BodyText"/>
-      </w:pPr>
-      <w:r>
-        <w:t xml:space="preserve">Eichengreen, B., Park, D., &amp; Shin, K. (2014). Growth slowdowns redux: New evidence on the middle-income trap.</w:t>
+        <w:t xml:space="preserve">World Politics, 68</w:t>
+      </w:r>
+      <w:r>
+        <w:t xml:space="preserve">(4), 608-644. https://doi.org/10.1017/S0043887116000095</w:t>
+      </w:r>
+    </w:p>
+    <w:p>
+      <w:pPr>
+        <w:pStyle w:val="BodyText"/>
+      </w:pPr>
+      <w:r>
+        <w:t xml:space="preserve">Eichengreen, B., Park, D., &amp; Shin, K. (2012). When fast-growing economies slow down: International evidence and implications for China.</w:t>
       </w:r>
       <w:r>
         <w:t xml:space="preserve"> </w:t>
@@ -5536,18 +6529,18 @@
           <w:iCs/>
           <w:i/>
         </w:rPr>
-        <w:t xml:space="preserve">Japan and the World Economy, 32</w:t>
-      </w:r>
-      <w:r>
-        <w:t xml:space="preserve">, 65-84. https://doi.org/10.1016/j.japwor.2014.07.003</w:t>
-      </w:r>
-    </w:p>
-    <w:p>
-      <w:pPr>
-        <w:pStyle w:val="BodyText"/>
-      </w:pPr>
-      <w:r>
-        <w:t xml:space="preserve">Epoch AI. (2026).</w:t>
+        <w:t xml:space="preserve">Asian Economic Papers, 11</w:t>
+      </w:r>
+      <w:r>
+        <w:t xml:space="preserve">(1), 42-87. https://doi.org/10.1162/ASEP_a_00118</w:t>
+      </w:r>
+    </w:p>
+    <w:p>
+      <w:pPr>
+        <w:pStyle w:val="BodyText"/>
+      </w:pPr>
+      <w:r>
+        <w:t xml:space="preserve">Eichengreen, B., Park, D., &amp; Shin, K. (2014). Growth slowdowns redux: New evidence on the middle-income trap.</w:t>
       </w:r>
       <w:r>
         <w:t xml:space="preserve"> </w:t>
@@ -5557,18 +6550,18 @@
           <w:iCs/>
           <w:i/>
         </w:rPr>
-        <w:t xml:space="preserve">Total cost of ownership of a one-gigawatt AI data center</w:t>
-      </w:r>
-      <w:r>
-        <w:t xml:space="preserve">. https://epoch.ai/data-insights/ai-datacenter-cost-breakdown</w:t>
-      </w:r>
-    </w:p>
-    <w:p>
-      <w:pPr>
-        <w:pStyle w:val="BodyText"/>
-      </w:pPr>
-      <w:r>
-        <w:t xml:space="preserve">Fairfield, T., &amp; Charman, A. E. (2017). Explicit Bayesian analysis for process tracing: Guidelines, opportunities, and caveats.</w:t>
+        <w:t xml:space="preserve">Japan and the World Economy, 32</w:t>
+      </w:r>
+      <w:r>
+        <w:t xml:space="preserve">, 65-84. https://doi.org/10.1016/j.japwor.2014.07.003</w:t>
+      </w:r>
+    </w:p>
+    <w:p>
+      <w:pPr>
+        <w:pStyle w:val="BodyText"/>
+      </w:pPr>
+      <w:r>
+        <w:t xml:space="preserve">Epoch AI. (2026).</w:t>
       </w:r>
       <w:r>
         <w:t xml:space="preserve"> </w:t>
@@ -5578,18 +6571,18 @@
           <w:iCs/>
           <w:i/>
         </w:rPr>
-        <w:t xml:space="preserve">Political Analysis, 25</w:t>
-      </w:r>
-      <w:r>
-        <w:t xml:space="preserve">(3), 363-380. https://doi.org/10.1017/pan.2017.14</w:t>
-      </w:r>
-    </w:p>
-    <w:p>
-      <w:pPr>
-        <w:pStyle w:val="BodyText"/>
-      </w:pPr>
-      <w:r>
-        <w:t xml:space="preserve">Fuest, C., Gros, D., Mengel, P.-L., Presidente, G., &amp; Tirole, J. (2024).</w:t>
+        <w:t xml:space="preserve">Total cost of ownership of a one-gigawatt AI data center</w:t>
+      </w:r>
+      <w:r>
+        <w:t xml:space="preserve">. https://epoch.ai/data-insights/ai-datacenter-cost-breakdown</w:t>
+      </w:r>
+    </w:p>
+    <w:p>
+      <w:pPr>
+        <w:pStyle w:val="BodyText"/>
+      </w:pPr>
+      <w:r>
+        <w:t xml:space="preserve">Fairfield, T., &amp; Charman, A. E. (2017). Explicit Bayesian analysis for process tracing: Guidelines, opportunities, and caveats.</w:t>
       </w:r>
       <w:r>
         <w:t xml:space="preserve"> </w:t>
@@ -5599,18 +6592,18 @@
           <w:iCs/>
           <w:i/>
         </w:rPr>
-        <w:t xml:space="preserve">EU innovation policy: How to escape the middle technology trap</w:t>
-      </w:r>
-      <w:r>
-        <w:t xml:space="preserve">. EconPol Europe and ifo Institute.</w:t>
-      </w:r>
-    </w:p>
-    <w:p>
-      <w:pPr>
-        <w:pStyle w:val="BodyText"/>
-      </w:pPr>
-      <w:r>
-        <w:t xml:space="preserve">Gill, I., &amp; Kharas, H. (2007).</w:t>
+        <w:t xml:space="preserve">Political Analysis, 25</w:t>
+      </w:r>
+      <w:r>
+        <w:t xml:space="preserve">(3), 363-380. https://doi.org/10.1017/pan.2017.14</w:t>
+      </w:r>
+    </w:p>
+    <w:p>
+      <w:pPr>
+        <w:pStyle w:val="BodyText"/>
+      </w:pPr>
+      <w:r>
+        <w:t xml:space="preserve">Fuest, C., Gros, D., Mengel, P.-L., Presidente, G., &amp; Tirole, J. (2024).</w:t>
       </w:r>
       <w:r>
         <w:t xml:space="preserve"> </w:t>
@@ -5620,18 +6613,18 @@
           <w:iCs/>
           <w:i/>
         </w:rPr>
-        <w:t xml:space="preserve">An East Asian renaissance: Ideas for economic growth</w:t>
-      </w:r>
-      <w:r>
-        <w:t xml:space="preserve">. World Bank.</w:t>
-      </w:r>
-    </w:p>
-    <w:p>
-      <w:pPr>
-        <w:pStyle w:val="BodyText"/>
-      </w:pPr>
-      <w:r>
-        <w:t xml:space="preserve">Glawe, L., &amp; Wagner, H. (2020). The middle-income trap 2.0: The increasing role of human capital in the age of automation and implications for developing Asia.</w:t>
+        <w:t xml:space="preserve">EU innovation policy: How to escape the middle technology trap</w:t>
+      </w:r>
+      <w:r>
+        <w:t xml:space="preserve">. EconPol Europe and ifo Institute.</w:t>
+      </w:r>
+    </w:p>
+    <w:p>
+      <w:pPr>
+        <w:pStyle w:val="BodyText"/>
+      </w:pPr>
+      <w:r>
+        <w:t xml:space="preserve">Gill, I., &amp; Kharas, H. (2007).</w:t>
       </w:r>
       <w:r>
         <w:t xml:space="preserve"> </w:t>
@@ -5641,18 +6634,18 @@
           <w:iCs/>
           <w:i/>
         </w:rPr>
-        <w:t xml:space="preserve">Asian Economic Papers, 19</w:t>
-      </w:r>
-      <w:r>
-        <w:t xml:space="preserve">(3), 40-58. https://doi.org/10.1162/asep_a_00783</w:t>
-      </w:r>
-    </w:p>
-    <w:p>
-      <w:pPr>
-        <w:pStyle w:val="BodyText"/>
-      </w:pPr>
-      <w:r>
-        <w:t xml:space="preserve">Ide, E., &amp; Talamàs, E. (2025). Artificial intelligence in the knowledge economy.</w:t>
+        <w:t xml:space="preserve">An East Asian renaissance: Ideas for economic growth</w:t>
+      </w:r>
+      <w:r>
+        <w:t xml:space="preserve">. World Bank.</w:t>
+      </w:r>
+    </w:p>
+    <w:p>
+      <w:pPr>
+        <w:pStyle w:val="BodyText"/>
+      </w:pPr>
+      <w:r>
+        <w:t xml:space="preserve">Glawe, L., &amp; Wagner, H. (2020). The middle-income trap 2.0: The increasing role of human capital in the age of automation and implications for developing Asia.</w:t>
       </w:r>
       <w:r>
         <w:t xml:space="preserve"> </w:t>
@@ -5662,18 +6655,18 @@
           <w:iCs/>
           <w:i/>
         </w:rPr>
-        <w:t xml:space="preserve">Journal of Political Economy, 133</w:t>
-      </w:r>
-      <w:r>
-        <w:t xml:space="preserve">, 3762-3800. https://doi.org/10.1086/737233</w:t>
-      </w:r>
-    </w:p>
-    <w:p>
-      <w:pPr>
-        <w:pStyle w:val="BodyText"/>
-      </w:pPr>
-      <w:r>
-        <w:t xml:space="preserve">Ide, E., &amp; Talamàs, E. (2026). The impact of AI on global knowledge work.</w:t>
+        <w:t xml:space="preserve">Asian Economic Papers, 19</w:t>
+      </w:r>
+      <w:r>
+        <w:t xml:space="preserve">(3), 40-58. https://doi.org/10.1162/asep_a_00783</w:t>
+      </w:r>
+    </w:p>
+    <w:p>
+      <w:pPr>
+        <w:pStyle w:val="BodyText"/>
+      </w:pPr>
+      <w:r>
+        <w:t xml:space="preserve">Hausmann, R., &amp; Rodrik, D. (2003). Economic development as self-discovery.</w:t>
       </w:r>
       <w:r>
         <w:t xml:space="preserve"> </w:t>
@@ -5683,18 +6676,18 @@
           <w:iCs/>
           <w:i/>
         </w:rPr>
-        <w:t xml:space="preserve">Journal of Monetary Economics, 157</w:t>
-      </w:r>
-      <w:r>
-        <w:t xml:space="preserve">, 103876. https://doi.org/10.1016/j.jmoneco.2025.103876</w:t>
-      </w:r>
-    </w:p>
-    <w:p>
-      <w:pPr>
-        <w:pStyle w:val="BodyText"/>
-      </w:pPr>
-      <w:r>
-        <w:t xml:space="preserve">Imam, P. A., &amp; Temple, J. R. W. (2026). At the threshold: The increasing relevance of the middle-income trap.</w:t>
+        <w:t xml:space="preserve">Journal of Development Economics, 72</w:t>
+      </w:r>
+      <w:r>
+        <w:t xml:space="preserve">(2), 603-633.</w:t>
+      </w:r>
+    </w:p>
+    <w:p>
+      <w:pPr>
+        <w:pStyle w:val="BodyText"/>
+      </w:pPr>
+      <w:r>
+        <w:t xml:space="preserve">Ide, E., &amp; Talamàs, E. (2025). Artificial intelligence in the knowledge economy.</w:t>
       </w:r>
       <w:r>
         <w:t xml:space="preserve"> </w:t>
@@ -5704,18 +6697,18 @@
           <w:iCs/>
           <w:i/>
         </w:rPr>
-        <w:t xml:space="preserve">Scandinavian Journal of Economics</w:t>
-      </w:r>
-      <w:r>
-        <w:t xml:space="preserve">. Advance online publication. https://doi.org/10.1111/sjoe.70036</w:t>
-      </w:r>
-    </w:p>
-    <w:p>
-      <w:pPr>
-        <w:pStyle w:val="BodyText"/>
-      </w:pPr>
-      <w:r>
-        <w:t xml:space="preserve">Ke, Y. (2024). ASEAN Four’s middle income trap dilemma: Evidence of the middle technology trap.</w:t>
+        <w:t xml:space="preserve">Journal of Political Economy, 133</w:t>
+      </w:r>
+      <w:r>
+        <w:t xml:space="preserve">, 3762-3800. https://doi.org/10.1086/737233</w:t>
+      </w:r>
+    </w:p>
+    <w:p>
+      <w:pPr>
+        <w:pStyle w:val="BodyText"/>
+      </w:pPr>
+      <w:r>
+        <w:t xml:space="preserve">Ide, E., &amp; Talamàs, E. (2026). The impact of AI on global knowledge work.</w:t>
       </w:r>
       <w:r>
         <w:t xml:space="preserve"> </w:t>
@@ -5725,18 +6718,18 @@
           <w:iCs/>
           <w:i/>
         </w:rPr>
-        <w:t xml:space="preserve">Asian Review of Political Economy, 3</w:t>
-      </w:r>
-      <w:r>
-        <w:t xml:space="preserve">(1), 1-29. https://doi.org/10.1007/s44216-024-00033-5</w:t>
-      </w:r>
-    </w:p>
-    <w:p>
-      <w:pPr>
-        <w:pStyle w:val="BodyText"/>
-      </w:pPr>
-      <w:r>
-        <w:t xml:space="preserve">Krippendorff, K. (2018).</w:t>
+        <w:t xml:space="preserve">Journal of Monetary Economics, 157</w:t>
+      </w:r>
+      <w:r>
+        <w:t xml:space="preserve">, 103876. https://doi.org/10.1016/j.jmoneco.2025.103876</w:t>
+      </w:r>
+    </w:p>
+    <w:p>
+      <w:pPr>
+        <w:pStyle w:val="BodyText"/>
+      </w:pPr>
+      <w:r>
+        <w:t xml:space="preserve">Imam, P. A., &amp; Temple, J. R. W. (2026). At the threshold: The increasing relevance of the middle-income trap.</w:t>
       </w:r>
       <w:r>
         <w:t xml:space="preserve"> </w:t>
@@ -5746,21 +6739,18 @@
           <w:iCs/>
           <w:i/>
         </w:rPr>
-        <w:t xml:space="preserve">Content analysis: An introduction to its methodology</w:t>
-      </w:r>
-      <w:r>
-        <w:t xml:space="preserve"> </w:t>
-      </w:r>
-      <w:r>
-        <w:t xml:space="preserve">(4th ed.). SAGE.</w:t>
-      </w:r>
-    </w:p>
-    <w:p>
-      <w:pPr>
-        <w:pStyle w:val="BodyText"/>
-      </w:pPr>
-      <w:r>
-        <w:t xml:space="preserve">Lee, K. (2013).</w:t>
+        <w:t xml:space="preserve">Scandinavian Journal of Economics</w:t>
+      </w:r>
+      <w:r>
+        <w:t xml:space="preserve">. Advance online publication. https://doi.org/10.1111/sjoe.70036</w:t>
+      </w:r>
+    </w:p>
+    <w:p>
+      <w:pPr>
+        <w:pStyle w:val="BodyText"/>
+      </w:pPr>
+      <w:r>
+        <w:t xml:space="preserve">Ke, Y. (2024). ASEAN Four’s middle income trap dilemma: Evidence of the middle technology trap.</w:t>
       </w:r>
       <w:r>
         <w:t xml:space="preserve"> </w:t>
@@ -5770,18 +6760,18 @@
           <w:iCs/>
           <w:i/>
         </w:rPr>
-        <w:t xml:space="preserve">Schumpeterian analysis of economic catch-up: Knowledge, path-creation, and the middle-income trap</w:t>
-      </w:r>
-      <w:r>
-        <w:t xml:space="preserve">. Cambridge University Press. https://doi.org/10.1017/CBO9781107337244</w:t>
-      </w:r>
-    </w:p>
-    <w:p>
-      <w:pPr>
-        <w:pStyle w:val="BodyText"/>
-      </w:pPr>
-      <w:r>
-        <w:t xml:space="preserve">Lee, K. (2019).</w:t>
+        <w:t xml:space="preserve">Asian Review of Political Economy, 3</w:t>
+      </w:r>
+      <w:r>
+        <w:t xml:space="preserve">(1), 1-29. https://doi.org/10.1007/s44216-024-00033-5</w:t>
+      </w:r>
+    </w:p>
+    <w:p>
+      <w:pPr>
+        <w:pStyle w:val="BodyText"/>
+      </w:pPr>
+      <w:r>
+        <w:t xml:space="preserve">Krippendorff, K. (2018).</w:t>
       </w:r>
       <w:r>
         <w:t xml:space="preserve"> </w:t>
@@ -5791,18 +6781,21 @@
           <w:iCs/>
           <w:i/>
         </w:rPr>
-        <w:t xml:space="preserve">The art of economic catch-up: Barriers, detours and leapfrogging in innovation systems</w:t>
-      </w:r>
-      <w:r>
-        <w:t xml:space="preserve">. Cambridge University Press. https://doi.org/10.1017/9781108588232</w:t>
-      </w:r>
-    </w:p>
-    <w:p>
-      <w:pPr>
-        <w:pStyle w:val="BodyText"/>
-      </w:pPr>
-      <w:r>
-        <w:t xml:space="preserve">Lee, K., Wong, C.-Y., Intarakumnerd, P., &amp; Limapornvanich, C. (2020). Is the Fourth Industrial Revolution a window of opportunity for upgrading or reinforcing the middle-income trap? Asian model of development in Southeast Asia.</w:t>
+        <w:t xml:space="preserve">Content analysis: An introduction to its methodology</w:t>
+      </w:r>
+      <w:r>
+        <w:t xml:space="preserve"> </w:t>
+      </w:r>
+      <w:r>
+        <w:t xml:space="preserve">(4th ed.). SAGE.</w:t>
+      </w:r>
+    </w:p>
+    <w:p>
+      <w:pPr>
+        <w:pStyle w:val="BodyText"/>
+      </w:pPr>
+      <w:r>
+        <w:t xml:space="preserve">Lee, K. (2013).</w:t>
       </w:r>
       <w:r>
         <w:t xml:space="preserve"> </w:t>
@@ -5812,18 +6805,18 @@
           <w:iCs/>
           <w:i/>
         </w:rPr>
-        <w:t xml:space="preserve">Journal of Economic Policy Reform, 23</w:t>
-      </w:r>
-      <w:r>
-        <w:t xml:space="preserve">(4), 408-425. https://doi.org/10.1080/17487870.2019.1565411</w:t>
-      </w:r>
-    </w:p>
-    <w:p>
-      <w:pPr>
-        <w:pStyle w:val="BodyText"/>
-      </w:pPr>
-      <w:r>
-        <w:t xml:space="preserve">Lehdonvirta, V., Wú, B., &amp; Hawkins, Z. (2024). Compute North vs. Compute South: The uneven possibilities of compute-based AI governance around the globe.</w:t>
+        <w:t xml:space="preserve">Schumpeterian analysis of economic catch-up: Knowledge, path-creation, and the middle-income trap</w:t>
+      </w:r>
+      <w:r>
+        <w:t xml:space="preserve">. Cambridge University Press. https://doi.org/10.1017/CBO9781107337244</w:t>
+      </w:r>
+    </w:p>
+    <w:p>
+      <w:pPr>
+        <w:pStyle w:val="BodyText"/>
+      </w:pPr>
+      <w:r>
+        <w:t xml:space="preserve">Lee, K. (2019).</w:t>
       </w:r>
       <w:r>
         <w:t xml:space="preserve"> </w:t>
@@ -5833,18 +6826,18 @@
           <w:iCs/>
           <w:i/>
         </w:rPr>
-        <w:t xml:space="preserve">Proceedings of the AAAI/ACM Conference on AI, Ethics, and Society, 7</w:t>
-      </w:r>
-      <w:r>
-        <w:t xml:space="preserve">(1), 828-838. https://doi.org/10.1609/aies.v7i1.31683</w:t>
-      </w:r>
-    </w:p>
-    <w:p>
-      <w:pPr>
-        <w:pStyle w:val="BodyText"/>
-      </w:pPr>
-      <w:r>
-        <w:t xml:space="preserve">Lehdonvirta, V., Wú, B., &amp; Hawkins, Z. (2025). Weaponised interdependence in a bipolar world: How economic forces and security interests shape the global reach of US and Chinese cloud data centres.</w:t>
+        <w:t xml:space="preserve">The art of economic catch-up: Barriers, detours and leapfrogging in innovation systems</w:t>
+      </w:r>
+      <w:r>
+        <w:t xml:space="preserve">. Cambridge University Press. https://doi.org/10.1017/9781108588232</w:t>
+      </w:r>
+    </w:p>
+    <w:p>
+      <w:pPr>
+        <w:pStyle w:val="BodyText"/>
+      </w:pPr>
+      <w:r>
+        <w:t xml:space="preserve">Lee, K., Wong, C.-Y., Intarakumnerd, P., &amp; Limapornvanich, C. (2020). Is the Fourth Industrial Revolution a window of opportunity for upgrading or reinforcing the middle-income trap? Asian model of development in Southeast Asia.</w:t>
       </w:r>
       <w:r>
         <w:t xml:space="preserve"> </w:t>
@@ -5854,18 +6847,18 @@
           <w:iCs/>
           <w:i/>
         </w:rPr>
-        <w:t xml:space="preserve">Review of International Political Economy, 32</w:t>
-      </w:r>
-      <w:r>
-        <w:t xml:space="preserve">(5), 1442-1467. https://doi.org/10.1080/09692290.2025.2489077</w:t>
-      </w:r>
-    </w:p>
-    <w:p>
-      <w:pPr>
-        <w:pStyle w:val="BodyText"/>
-      </w:pPr>
-      <w:r>
-        <w:t xml:space="preserve">Mahoney, J. (2012). The logic of process tracing tests in the social sciences.</w:t>
+        <w:t xml:space="preserve">Journal of Economic Policy Reform, 23</w:t>
+      </w:r>
+      <w:r>
+        <w:t xml:space="preserve">(4), 408-425. https://doi.org/10.1080/17487870.2019.1565411</w:t>
+      </w:r>
+    </w:p>
+    <w:p>
+      <w:pPr>
+        <w:pStyle w:val="BodyText"/>
+      </w:pPr>
+      <w:r>
+        <w:t xml:space="preserve">Lehdonvirta, V., Wú, B., &amp; Hawkins, Z. (2024). Compute North vs. Compute South: The uneven possibilities of compute-based AI governance around the globe.</w:t>
       </w:r>
       <w:r>
         <w:t xml:space="preserve"> </w:t>
@@ -5875,18 +6868,18 @@
           <w:iCs/>
           <w:i/>
         </w:rPr>
-        <w:t xml:space="preserve">Sociological Methods &amp; Research, 41</w:t>
-      </w:r>
-      <w:r>
-        <w:t xml:space="preserve">(4), 570-597. https://doi.org/10.1177/0049124112437709</w:t>
-      </w:r>
-    </w:p>
-    <w:p>
-      <w:pPr>
-        <w:pStyle w:val="BodyText"/>
-      </w:pPr>
-      <w:r>
-        <w:t xml:space="preserve">Malaysia Digital Economy Corporation. (2024).</w:t>
+        <w:t xml:space="preserve">Proceedings of the AAAI/ACM Conference on AI, Ethics, and Society, 7</w:t>
+      </w:r>
+      <w:r>
+        <w:t xml:space="preserve">(1), 828-838. https://doi.org/10.1609/aies.v7i1.31683</w:t>
+      </w:r>
+    </w:p>
+    <w:p>
+      <w:pPr>
+        <w:pStyle w:val="BodyText"/>
+      </w:pPr>
+      <w:r>
+        <w:t xml:space="preserve">Lehdonvirta, V., Wú, B., &amp; Hawkins, Z. (2025). Weaponised interdependence in a bipolar world: How economic forces and security interests shape the global reach of US and Chinese cloud data centres.</w:t>
       </w:r>
       <w:r>
         <w:t xml:space="preserve"> </w:t>
@@ -5896,18 +6889,18 @@
           <w:iCs/>
           <w:i/>
         </w:rPr>
-        <w:t xml:space="preserve">Guidelines on Malaysia Digital (MD) tax incentive (new investment incentive)</w:t>
-      </w:r>
-      <w:r>
-        <w:t xml:space="preserve">. MDEC.</w:t>
-      </w:r>
-    </w:p>
-    <w:p>
-      <w:pPr>
-        <w:pStyle w:val="BodyText"/>
-      </w:pPr>
-      <w:r>
-        <w:t xml:space="preserve">Malaysian Investment Development Authority. (2022).</w:t>
+        <w:t xml:space="preserve">Review of International Political Economy, 32</w:t>
+      </w:r>
+      <w:r>
+        <w:t xml:space="preserve">(5), 1442-1467. https://doi.org/10.1080/09692290.2025.2489077</w:t>
+      </w:r>
+    </w:p>
+    <w:p>
+      <w:pPr>
+        <w:pStyle w:val="BodyText"/>
+      </w:pPr>
+      <w:r>
+        <w:t xml:space="preserve">Mahoney, J. (2012). The logic of process tracing tests in the social sciences.</w:t>
       </w:r>
       <w:r>
         <w:t xml:space="preserve"> </w:t>
@@ -5917,18 +6910,18 @@
           <w:iCs/>
           <w:i/>
         </w:rPr>
-        <w:t xml:space="preserve">Guidelines and procedures for the application of the Digital Ecosystem Acceleration (DESAC) scheme</w:t>
-      </w:r>
-      <w:r>
-        <w:t xml:space="preserve">. MIDA.</w:t>
-      </w:r>
-    </w:p>
-    <w:p>
-      <w:pPr>
-        <w:pStyle w:val="BodyText"/>
-      </w:pPr>
-      <w:r>
-        <w:t xml:space="preserve">OECD. (2024).</w:t>
+        <w:t xml:space="preserve">Sociological Methods &amp; Research, 41</w:t>
+      </w:r>
+      <w:r>
+        <w:t xml:space="preserve">(4), 570-597. https://doi.org/10.1177/0049124112437709</w:t>
+      </w:r>
+    </w:p>
+    <w:p>
+      <w:pPr>
+        <w:pStyle w:val="BodyText"/>
+      </w:pPr>
+      <w:r>
+        <w:t xml:space="preserve">Malaysia Digital Economy Corporation. (2024).</w:t>
       </w:r>
       <w:r>
         <w:t xml:space="preserve"> </w:t>
@@ -5938,21 +6931,18 @@
           <w:iCs/>
           <w:i/>
         </w:rPr>
-        <w:t xml:space="preserve">Offshoring, reshoring and the evolving geography of jobs</w:t>
-      </w:r>
-      <w:r>
-        <w:t xml:space="preserve"> </w:t>
-      </w:r>
-      <w:r>
-        <w:t xml:space="preserve">(OECD Social, Employment and Migration Working Paper). OECD Publishing.</w:t>
-      </w:r>
-    </w:p>
-    <w:p>
-      <w:pPr>
-        <w:pStyle w:val="BodyText"/>
-      </w:pPr>
-      <w:r>
-        <w:t xml:space="preserve">Philippines. (2024).</w:t>
+        <w:t xml:space="preserve">Guidelines on Malaysia Digital (MD) tax incentive (new investment incentive)</w:t>
+      </w:r>
+      <w:r>
+        <w:t xml:space="preserve">. MDEC.</w:t>
+      </w:r>
+    </w:p>
+    <w:p>
+      <w:pPr>
+        <w:pStyle w:val="BodyText"/>
+      </w:pPr>
+      <w:r>
+        <w:t xml:space="preserve">Malaysian Investment Development Authority. (2022).</w:t>
       </w:r>
       <w:r>
         <w:t xml:space="preserve"> </w:t>
@@ -5962,18 +6952,18 @@
           <w:iCs/>
           <w:i/>
         </w:rPr>
-        <w:t xml:space="preserve">Republic Act No. 12066: Corporate Recovery and Tax Incentives for Enterprises to Maximize Opportunities for Reinvigorating the Economy (CREATE MORE) Act</w:t>
-      </w:r>
-      <w:r>
-        <w:t xml:space="preserve">. Congress of the Philippines.</w:t>
-      </w:r>
-    </w:p>
-    <w:p>
-      <w:pPr>
-        <w:pStyle w:val="BodyText"/>
-      </w:pPr>
-      <w:r>
-        <w:t xml:space="preserve">Philippines, Fiscal Incentives Review Board. (2025).</w:t>
+        <w:t xml:space="preserve">Guidelines and procedures for the application of the Digital Ecosystem Acceleration (DESAC) scheme</w:t>
+      </w:r>
+      <w:r>
+        <w:t xml:space="preserve">. MIDA.</w:t>
+      </w:r>
+    </w:p>
+    <w:p>
+      <w:pPr>
+        <w:pStyle w:val="BodyText"/>
+      </w:pPr>
+      <w:r>
+        <w:t xml:space="preserve">OECD. (2024).</w:t>
       </w:r>
       <w:r>
         <w:t xml:space="preserve"> </w:t>
@@ -5983,21 +6973,21 @@
           <w:iCs/>
           <w:i/>
         </w:rPr>
-        <w:t xml:space="preserve">Implementing rules and regulations of Title XIII of the National Internal Revenue Code of 1997, as amended by Republic Act No. 12066</w:t>
-      </w:r>
-      <w:r>
-        <w:t xml:space="preserve"> </w:t>
-      </w:r>
-      <w:r>
-        <w:t xml:space="preserve">(FIRB Advisory No. 001-2025). FIRB.</w:t>
-      </w:r>
-    </w:p>
-    <w:p>
-      <w:pPr>
-        <w:pStyle w:val="BodyText"/>
-      </w:pPr>
-      <w:r>
-        <w:t xml:space="preserve">Schellekens, P., &amp; Skilling, D. (2024).</w:t>
+        <w:t xml:space="preserve">Offshoring, reshoring and the evolving geography of jobs</w:t>
+      </w:r>
+      <w:r>
+        <w:t xml:space="preserve"> </w:t>
+      </w:r>
+      <w:r>
+        <w:t xml:space="preserve">(OECD Social, Employment and Migration Working Paper). OECD Publishing.</w:t>
+      </w:r>
+    </w:p>
+    <w:p>
+      <w:pPr>
+        <w:pStyle w:val="BodyText"/>
+      </w:pPr>
+      <w:r>
+        <w:t xml:space="preserve">Philippines. (2024).</w:t>
       </w:r>
       <w:r>
         <w:t xml:space="preserve"> </w:t>
@@ -6007,18 +6997,18 @@
           <w:iCs/>
           <w:i/>
         </w:rPr>
-        <w:t xml:space="preserve">Three reasons why AI may widen global inequality</w:t>
-      </w:r>
-      <w:r>
-        <w:t xml:space="preserve">. Center for Global Development.</w:t>
-      </w:r>
-    </w:p>
-    <w:p>
-      <w:pPr>
-        <w:pStyle w:val="BodyText"/>
-      </w:pPr>
-      <w:r>
-        <w:t xml:space="preserve">Seawright, J., &amp; Gerring, J. (2008). Case selection techniques in case study research: A menu of qualitative and quantitative options.</w:t>
+        <w:t xml:space="preserve">Republic Act No. 12066: Corporate Recovery and Tax Incentives for Enterprises to Maximize Opportunities for Reinvigorating the Economy (CREATE MORE) Act</w:t>
+      </w:r>
+      <w:r>
+        <w:t xml:space="preserve">. Congress of the Philippines.</w:t>
+      </w:r>
+    </w:p>
+    <w:p>
+      <w:pPr>
+        <w:pStyle w:val="BodyText"/>
+      </w:pPr>
+      <w:r>
+        <w:t xml:space="preserve">Philippines, Fiscal Incentives Review Board. (2025).</w:t>
       </w:r>
       <w:r>
         <w:t xml:space="preserve"> </w:t>
@@ -6028,18 +7018,21 @@
           <w:iCs/>
           <w:i/>
         </w:rPr>
-        <w:t xml:space="preserve">Political Research Quarterly, 61</w:t>
-      </w:r>
-      <w:r>
-        <w:t xml:space="preserve">(2), 294-308. https://doi.org/10.1177/1065912907313077</w:t>
-      </w:r>
-    </w:p>
-    <w:p>
-      <w:pPr>
-        <w:pStyle w:val="BodyText"/>
-      </w:pPr>
-      <w:r>
-        <w:t xml:space="preserve">Turner &amp; Townsend. (2025).</w:t>
+        <w:t xml:space="preserve">Implementing rules and regulations of Title XIII of the National Internal Revenue Code of 1997, as amended by Republic Act No. 12066</w:t>
+      </w:r>
+      <w:r>
+        <w:t xml:space="preserve"> </w:t>
+      </w:r>
+      <w:r>
+        <w:t xml:space="preserve">(FIRB Advisory No. 001-2025). FIRB.</w:t>
+      </w:r>
+    </w:p>
+    <w:p>
+      <w:pPr>
+        <w:pStyle w:val="BodyText"/>
+      </w:pPr>
+      <w:r>
+        <w:t xml:space="preserve">Schellekens, P., &amp; Skilling, D. (2024).</w:t>
       </w:r>
       <w:r>
         <w:t xml:space="preserve"> </w:t>
@@ -6049,18 +7042,18 @@
           <w:iCs/>
           <w:i/>
         </w:rPr>
-        <w:t xml:space="preserve">Data centre construction cost index 2025-2026</w:t>
-      </w:r>
-      <w:r>
-        <w:t xml:space="preserve">. Turner &amp; Townsend.</w:t>
-      </w:r>
-    </w:p>
-    <w:p>
-      <w:pPr>
-        <w:pStyle w:val="BodyText"/>
-      </w:pPr>
-      <w:r>
-        <w:t xml:space="preserve">Van Evera, S. (1997).</w:t>
+        <w:t xml:space="preserve">Three reasons why AI may widen global inequality</w:t>
+      </w:r>
+      <w:r>
+        <w:t xml:space="preserve">. Center for Global Development.</w:t>
+      </w:r>
+    </w:p>
+    <w:p>
+      <w:pPr>
+        <w:pStyle w:val="BodyText"/>
+      </w:pPr>
+      <w:r>
+        <w:t xml:space="preserve">Seawright, J., &amp; Gerring, J. (2008). Case selection techniques in case study research: A menu of qualitative and quantitative options.</w:t>
       </w:r>
       <w:r>
         <w:t xml:space="preserve"> </w:t>
@@ -6070,18 +7063,18 @@
           <w:iCs/>
           <w:i/>
         </w:rPr>
-        <w:t xml:space="preserve">Guide to methods for students of political science</w:t>
-      </w:r>
-      <w:r>
-        <w:t xml:space="preserve">. Cornell University Press.</w:t>
-      </w:r>
-    </w:p>
-    <w:p>
-      <w:pPr>
-        <w:pStyle w:val="BodyText"/>
-      </w:pPr>
-      <w:r>
-        <w:t xml:space="preserve">Vietnam. (2025).</w:t>
+        <w:t xml:space="preserve">Political Research Quarterly, 61</w:t>
+      </w:r>
+      <w:r>
+        <w:t xml:space="preserve">(2), 294-308. https://doi.org/10.1177/1065912907313077</w:t>
+      </w:r>
+    </w:p>
+    <w:p>
+      <w:pPr>
+        <w:pStyle w:val="BodyText"/>
+      </w:pPr>
+      <w:r>
+        <w:t xml:space="preserve">Turner &amp; Townsend. (2025).</w:t>
       </w:r>
       <w:r>
         <w:t xml:space="preserve"> </w:t>
@@ -6091,18 +7084,18 @@
           <w:iCs/>
           <w:i/>
         </w:rPr>
-        <w:t xml:space="preserve">Law on Artificial Intelligence, No. 134/2025/QH15</w:t>
-      </w:r>
-      <w:r>
-        <w:t xml:space="preserve">. National Assembly of Vietnam.</w:t>
-      </w:r>
-    </w:p>
-    <w:p>
-      <w:pPr>
-        <w:pStyle w:val="BodyText"/>
-      </w:pPr>
-      <w:r>
-        <w:t xml:space="preserve">Vietnam. (2026a).</w:t>
+        <w:t xml:space="preserve">Data centre construction cost index 2025-2026</w:t>
+      </w:r>
+      <w:r>
+        <w:t xml:space="preserve">. Turner &amp; Townsend.</w:t>
+      </w:r>
+    </w:p>
+    <w:p>
+      <w:pPr>
+        <w:pStyle w:val="BodyText"/>
+      </w:pPr>
+      <w:r>
+        <w:t xml:space="preserve">Van Evera, S. (1997).</w:t>
       </w:r>
       <w:r>
         <w:t xml:space="preserve"> </w:t>
@@ -6112,18 +7105,18 @@
           <w:iCs/>
           <w:i/>
         </w:rPr>
-        <w:t xml:space="preserve">Decree No. 260/2026/ND-CP detailing the implementation of the Law on High Technology</w:t>
-      </w:r>
-      <w:r>
-        <w:t xml:space="preserve">. Government of Vietnam.</w:t>
-      </w:r>
-    </w:p>
-    <w:p>
-      <w:pPr>
-        <w:pStyle w:val="BodyText"/>
-      </w:pPr>
-      <w:r>
-        <w:t xml:space="preserve">Vietnam. (2026b).</w:t>
+        <w:t xml:space="preserve">Guide to methods for students of political science</w:t>
+      </w:r>
+      <w:r>
+        <w:t xml:space="preserve">. Cornell University Press.</w:t>
+      </w:r>
+    </w:p>
+    <w:p>
+      <w:pPr>
+        <w:pStyle w:val="BodyText"/>
+      </w:pPr>
+      <w:r>
+        <w:t xml:space="preserve">Vietnam. (2025).</w:t>
       </w:r>
       <w:r>
         <w:t xml:space="preserve"> </w:t>
@@ -6133,18 +7126,18 @@
           <w:iCs/>
           <w:i/>
         </w:rPr>
-        <w:t xml:space="preserve">Decision No. 21/2026/QD-TTg promulgating the list of strategic technologies and strategic technology products</w:t>
-      </w:r>
-      <w:r>
-        <w:t xml:space="preserve">. Prime Minister of Vietnam.</w:t>
-      </w:r>
-    </w:p>
-    <w:p>
-      <w:pPr>
-        <w:pStyle w:val="BodyText"/>
-      </w:pPr>
-      <w:r>
-        <w:t xml:space="preserve">Vietnam, General Statistics Office. (2024).</w:t>
+        <w:t xml:space="preserve">Law on Artificial Intelligence, No. 134/2025/QH15</w:t>
+      </w:r>
+      <w:r>
+        <w:t xml:space="preserve">. National Assembly of Vietnam.</w:t>
+      </w:r>
+    </w:p>
+    <w:p>
+      <w:pPr>
+        <w:pStyle w:val="BodyText"/>
+      </w:pPr>
+      <w:r>
+        <w:t xml:space="preserve">Vietnam. (2026a).</w:t>
       </w:r>
       <w:r>
         <w:t xml:space="preserve"> </w:t>
@@ -6154,18 +7147,18 @@
           <w:iCs/>
           <w:i/>
         </w:rPr>
-        <w:t xml:space="preserve">Statistical yearbook of Vietnam 2024</w:t>
-      </w:r>
-      <w:r>
-        <w:t xml:space="preserve">. Statistical Publishing House.</w:t>
-      </w:r>
-    </w:p>
-    <w:p>
-      <w:pPr>
-        <w:pStyle w:val="BodyText"/>
-      </w:pPr>
-      <w:r>
-        <w:t xml:space="preserve">Vietnam, Ministry of Information and Communications. (2024).</w:t>
+        <w:t xml:space="preserve">Decree No. 260/2026/ND-CP detailing the implementation of the Law on High Technology</w:t>
+      </w:r>
+      <w:r>
+        <w:t xml:space="preserve">. Government of Vietnam.</w:t>
+      </w:r>
+    </w:p>
+    <w:p>
+      <w:pPr>
+        <w:pStyle w:val="BodyText"/>
+      </w:pPr>
+      <w:r>
+        <w:t xml:space="preserve">Vietnam. (2026b).</w:t>
       </w:r>
       <w:r>
         <w:t xml:space="preserve"> </w:t>
@@ -6175,18 +7168,18 @@
           <w:iCs/>
           <w:i/>
         </w:rPr>
-        <w:t xml:space="preserve">Vietnam information and communication technology industry white book 2024</w:t>
-      </w:r>
-      <w:r>
-        <w:t xml:space="preserve">. Information and Communications Publishing House.</w:t>
-      </w:r>
-    </w:p>
-    <w:p>
-      <w:pPr>
-        <w:pStyle w:val="BodyText"/>
-      </w:pPr>
-      <w:r>
-        <w:t xml:space="preserve">Zheng, Y. (2024). The middle technology trap: China in a comparative perspective.</w:t>
+        <w:t xml:space="preserve">Decision No. 21/2026/QD-TTg promulgating the list of strategic technologies and strategic technology products</w:t>
+      </w:r>
+      <w:r>
+        <w:t xml:space="preserve">. Prime Minister of Vietnam.</w:t>
+      </w:r>
+    </w:p>
+    <w:p>
+      <w:pPr>
+        <w:pStyle w:val="BodyText"/>
+      </w:pPr>
+      <w:r>
+        <w:t xml:space="preserve">Vietnam, General Statistics Office. (2024).</w:t>
       </w:r>
       <w:r>
         <w:t xml:space="preserve"> </w:t>
@@ -6196,13 +7189,76 @@
           <w:iCs/>
           <w:i/>
         </w:rPr>
+        <w:t xml:space="preserve">Statistical yearbook of Vietnam 2024</w:t>
+      </w:r>
+      <w:r>
+        <w:t xml:space="preserve">. Statistical Publishing House.</w:t>
+      </w:r>
+    </w:p>
+    <w:p>
+      <w:pPr>
+        <w:pStyle w:val="BodyText"/>
+      </w:pPr>
+      <w:r>
+        <w:t xml:space="preserve">Vietnam, Ministry of Information and Communications. (2024).</w:t>
+      </w:r>
+      <w:r>
+        <w:t xml:space="preserve"> </w:t>
+      </w:r>
+      <w:r>
+        <w:rPr>
+          <w:iCs/>
+          <w:i/>
+        </w:rPr>
+        <w:t xml:space="preserve">Vietnam information and communication technology industry white book 2024</w:t>
+      </w:r>
+      <w:r>
+        <w:t xml:space="preserve">. Information and Communications Publishing House.</w:t>
+      </w:r>
+    </w:p>
+    <w:p>
+      <w:pPr>
+        <w:pStyle w:val="BodyText"/>
+      </w:pPr>
+      <w:r>
+        <w:t xml:space="preserve">Zee, H. H., Stotsky, J. G., &amp; Ley, E. (2002). Tax incentives for business investment: A primer for policy makers in developing countries.</w:t>
+      </w:r>
+      <w:r>
+        <w:t xml:space="preserve"> </w:t>
+      </w:r>
+      <w:r>
+        <w:rPr>
+          <w:iCs/>
+          <w:i/>
+        </w:rPr>
+        <w:t xml:space="preserve">World Development, 30</w:t>
+      </w:r>
+      <w:r>
+        <w:t xml:space="preserve">(9), 1497-1516.</w:t>
+      </w:r>
+    </w:p>
+    <w:p>
+      <w:pPr>
+        <w:pStyle w:val="BodyText"/>
+      </w:pPr>
+      <w:r>
+        <w:t xml:space="preserve">Zheng, Y. (2024). The middle technology trap: China in a comparative perspective.</w:t>
+      </w:r>
+      <w:r>
+        <w:t xml:space="preserve"> </w:t>
+      </w:r>
+      <w:r>
+        <w:rPr>
+          <w:iCs/>
+          <w:i/>
+        </w:rPr>
         <w:t xml:space="preserve">Asian Review of Political Economy, 3</w:t>
       </w:r>
       <w:r>
         <w:t xml:space="preserve">(1), 11. https://doi.org/10.1007/s44216-024-00030-8</w:t>
       </w:r>
     </w:p>
-    <w:bookmarkEnd w:id="48"/>
+    <w:bookmarkEnd w:id="51"/>
     <w:sectPr/>
   </w:body>
 </w:document>

--- a/revision/02_revised_manuscript.docx
+++ b/revision/02_revised_manuscript.docx
@@ -7,13 +7,37 @@
         <w:pStyle w:val="Title"/>
       </w:pPr>
       <w:r>
+        <w:t xml:space="preserve">Where</w:t>
+      </w:r>
+      <w:r>
+        <w:t xml:space="preserve"> </w:t>
+      </w:r>
+      <w:r>
+        <w:t xml:space="preserve">the</w:t>
+      </w:r>
+      <w:r>
+        <w:t xml:space="preserve"> </w:t>
+      </w:r>
+      <w:r>
+        <w:t xml:space="preserve">Screen</w:t>
+      </w:r>
+      <w:r>
+        <w:t xml:space="preserve"> </w:t>
+      </w:r>
+      <w:r>
+        <w:t xml:space="preserve">Falls:</w:t>
+      </w:r>
+      <w:r>
+        <w:t xml:space="preserve"> </w:t>
+      </w:r>
+      <w:r>
         <w:t xml:space="preserve">Incentive</w:t>
       </w:r>
       <w:r>
         <w:t xml:space="preserve"> </w:t>
       </w:r>
       <w:r>
-        <w:t xml:space="preserve">Design</w:t>
+        <w:t xml:space="preserve">Architecture</w:t>
       </w:r>
       <w:r>
         <w:t xml:space="preserve"> </w:t>
@@ -61,55 +85,158 @@
         <w:t xml:space="preserve"> </w:t>
       </w:r>
       <w:r>
-        <w:t xml:space="preserve">Stack:</w:t>
-      </w:r>
-      <w:r>
-        <w:t xml:space="preserve"> </w:t>
-      </w:r>
-      <w:r>
-        <w:t xml:space="preserve">Evidence</w:t>
-      </w:r>
-      <w:r>
-        <w:t xml:space="preserve"> </w:t>
-      </w:r>
-      <w:r>
-        <w:t xml:space="preserve">from</w:t>
-      </w:r>
-      <w:r>
-        <w:t xml:space="preserve"> </w:t>
-      </w:r>
-      <w:r>
-        <w:t xml:space="preserve">Thailand,</w:t>
-      </w:r>
-      <w:r>
-        <w:t xml:space="preserve"> </w:t>
-      </w:r>
-      <w:r>
-        <w:t xml:space="preserve">Vietnam,</w:t>
-      </w:r>
-      <w:r>
-        <w:t xml:space="preserve"> </w:t>
-      </w:r>
-      <w:r>
-        <w:t xml:space="preserve">Malaysia</w:t>
-      </w:r>
-      <w:r>
-        <w:t xml:space="preserve"> </w:t>
-      </w:r>
-      <w:r>
+        <w:t xml:space="preserve">Stack</w:t>
+      </w:r>
+      <w:r>
+        <w:t xml:space="preserve"> </w:t>
+      </w:r>
+      <w:r>
+        <w:t xml:space="preserve">in</w:t>
+      </w:r>
+      <w:r>
+        <w:t xml:space="preserve"> </w:t>
+      </w:r>
+      <w:r>
+        <w:t xml:space="preserve">Southeast</w:t>
+      </w:r>
+      <w:r>
+        <w:t xml:space="preserve"> </w:t>
+      </w:r>
+      <w:r>
+        <w:t xml:space="preserve">Asia</w:t>
+      </w:r>
+    </w:p>
+    <w:p>
+      <w:pPr>
+        <w:pStyle w:val="FirstParagraph"/>
+      </w:pPr>
+      <w:r>
+        <w:rPr>
+          <w:bCs/>
+          <w:b/>
+        </w:rPr>
+        <w:t xml:space="preserve">[DRAFT FOR AUTHOR REVIEW. PENDING marks data or confirmation only the authors can supply. CITATION NEEDED and VERIFY mark a source check required before submission. Search the file for</w:t>
+      </w:r>
+      <w:r>
+        <w:rPr>
+          <w:bCs/>
+          <w:b/>
+        </w:rPr>
+        <w:t xml:space="preserve"> </w:t>
+      </w:r>
+      <w:r>
+        <w:rPr>
+          <w:bCs/>
+          <w:b/>
+        </w:rPr>
+        <w:t xml:space="preserve">“</w:t>
+      </w:r>
+      <w:r>
+        <w:rPr>
+          <w:bCs/>
+          <w:b/>
+        </w:rPr>
+        <w:t xml:space="preserve">PENDING</w:t>
+      </w:r>
+      <w:r>
+        <w:rPr>
+          <w:bCs/>
+          <w:b/>
+        </w:rPr>
+        <w:t xml:space="preserve">”</w:t>
+      </w:r>
+      <w:r>
+        <w:rPr>
+          <w:bCs/>
+          <w:b/>
+        </w:rPr>
+        <w:t xml:space="preserve">,</w:t>
+      </w:r>
+      <w:r>
+        <w:rPr>
+          <w:bCs/>
+          <w:b/>
+        </w:rPr>
+        <w:t xml:space="preserve"> </w:t>
+      </w:r>
+      <w:r>
+        <w:rPr>
+          <w:bCs/>
+          <w:b/>
+        </w:rPr>
+        <w:t xml:space="preserve">“</w:t>
+      </w:r>
+      <w:r>
+        <w:rPr>
+          <w:bCs/>
+          <w:b/>
+        </w:rPr>
+        <w:t xml:space="preserve">CITATION NEEDED</w:t>
+      </w:r>
+      <w:r>
+        <w:rPr>
+          <w:bCs/>
+          <w:b/>
+        </w:rPr>
+        <w:t xml:space="preserve">”</w:t>
+      </w:r>
+      <w:r>
+        <w:rPr>
+          <w:bCs/>
+          <w:b/>
+        </w:rPr>
+        <w:t xml:space="preserve"> </w:t>
+      </w:r>
+      <w:r>
+        <w:rPr>
+          <w:bCs/>
+          <w:b/>
+        </w:rPr>
         <w:t xml:space="preserve">and</w:t>
       </w:r>
       <w:r>
-        <w:t xml:space="preserve"> </w:t>
-      </w:r>
-      <w:r>
-        <w:t xml:space="preserve">the</w:t>
-      </w:r>
-      <w:r>
-        <w:t xml:space="preserve"> </w:t>
-      </w:r>
-      <w:r>
-        <w:t xml:space="preserve">Philippines</w:t>
+        <w:rPr>
+          <w:bCs/>
+          <w:b/>
+        </w:rPr>
+        <w:t xml:space="preserve"> </w:t>
+      </w:r>
+      <w:r>
+        <w:rPr>
+          <w:bCs/>
+          <w:b/>
+        </w:rPr>
+        <w:t xml:space="preserve">“</w:t>
+      </w:r>
+      <w:r>
+        <w:rPr>
+          <w:bCs/>
+          <w:b/>
+        </w:rPr>
+        <w:t xml:space="preserve">VERIFY</w:t>
+      </w:r>
+      <w:r>
+        <w:rPr>
+          <w:bCs/>
+          <w:b/>
+        </w:rPr>
+        <w:t xml:space="preserve">”</w:t>
+      </w:r>
+      <w:r>
+        <w:rPr>
+          <w:bCs/>
+          <w:b/>
+        </w:rPr>
+        <w:t xml:space="preserve">. All such notes must be removed before submission.]</w:t>
+      </w:r>
+    </w:p>
+    <w:bookmarkStart w:id="20" w:name="abstract"/>
+    <w:p>
+      <w:pPr>
+        <w:pStyle w:val="Heading2"/>
+      </w:pPr>
+      <w:r>
+        <w:t xml:space="preserve">Abstract</w:t>
       </w:r>
     </w:p>
     <w:p>
@@ -117,140 +244,7 @@
         <w:pStyle w:val="FirstParagraph"/>
       </w:pPr>
       <w:r>
-        <w:rPr>
-          <w:bCs/>
-          <w:b/>
-        </w:rPr>
-        <w:t xml:space="preserve">[DRAFT FOR AUTHOR REVIEW. Items marked PENDING need data or confirmation that only the authors can supply. Items marked CITATION NEEDED or VERIFY need a source check before submission. Search the file for</w:t>
-      </w:r>
-      <w:r>
-        <w:rPr>
-          <w:bCs/>
-          <w:b/>
-        </w:rPr>
-        <w:t xml:space="preserve"> </w:t>
-      </w:r>
-      <w:r>
-        <w:rPr>
-          <w:bCs/>
-          <w:b/>
-        </w:rPr>
-        <w:t xml:space="preserve">“</w:t>
-      </w:r>
-      <w:r>
-        <w:rPr>
-          <w:bCs/>
-          <w:b/>
-        </w:rPr>
-        <w:t xml:space="preserve">PENDING</w:t>
-      </w:r>
-      <w:r>
-        <w:rPr>
-          <w:bCs/>
-          <w:b/>
-        </w:rPr>
-        <w:t xml:space="preserve">”</w:t>
-      </w:r>
-      <w:r>
-        <w:rPr>
-          <w:bCs/>
-          <w:b/>
-        </w:rPr>
-        <w:t xml:space="preserve">,</w:t>
-      </w:r>
-      <w:r>
-        <w:rPr>
-          <w:bCs/>
-          <w:b/>
-        </w:rPr>
-        <w:t xml:space="preserve"> </w:t>
-      </w:r>
-      <w:r>
-        <w:rPr>
-          <w:bCs/>
-          <w:b/>
-        </w:rPr>
-        <w:t xml:space="preserve">“</w:t>
-      </w:r>
-      <w:r>
-        <w:rPr>
-          <w:bCs/>
-          <w:b/>
-        </w:rPr>
-        <w:t xml:space="preserve">CITATION NEEDED</w:t>
-      </w:r>
-      <w:r>
-        <w:rPr>
-          <w:bCs/>
-          <w:b/>
-        </w:rPr>
-        <w:t xml:space="preserve">”</w:t>
-      </w:r>
-      <w:r>
-        <w:rPr>
-          <w:bCs/>
-          <w:b/>
-        </w:rPr>
-        <w:t xml:space="preserve"> </w:t>
-      </w:r>
-      <w:r>
-        <w:rPr>
-          <w:bCs/>
-          <w:b/>
-        </w:rPr>
-        <w:t xml:space="preserve">and</w:t>
-      </w:r>
-      <w:r>
-        <w:rPr>
-          <w:bCs/>
-          <w:b/>
-        </w:rPr>
-        <w:t xml:space="preserve"> </w:t>
-      </w:r>
-      <w:r>
-        <w:rPr>
-          <w:bCs/>
-          <w:b/>
-        </w:rPr>
-        <w:t xml:space="preserve">“</w:t>
-      </w:r>
-      <w:r>
-        <w:rPr>
-          <w:bCs/>
-          <w:b/>
-        </w:rPr>
-        <w:t xml:space="preserve">VERIFY</w:t>
-      </w:r>
-      <w:r>
-        <w:rPr>
-          <w:bCs/>
-          <w:b/>
-        </w:rPr>
-        <w:t xml:space="preserve">”</w:t>
-      </w:r>
-      <w:r>
-        <w:rPr>
-          <w:bCs/>
-          <w:b/>
-        </w:rPr>
-        <w:t xml:space="preserve">.]</w:t>
-      </w:r>
-    </w:p>
-    <w:bookmarkStart w:id="20" w:name="abstract"/>
-    <w:p>
-      <w:pPr>
-        <w:pStyle w:val="Heading2"/>
-      </w:pPr>
-      <w:r>
-        <w:t xml:space="preserve">Abstract</w:t>
-      </w:r>
-    </w:p>
-    <w:p>
-      <w:pPr>
-        <w:pStyle w:val="FirstParagraph"/>
-      </w:pPr>
-      <w:r>
-        <w:t xml:space="preserve">Governments in Southeast Asia have made artificial intelligence (AI) a pillar of industrial policy, but little is known about which firms their incentive instruments allow in. We ask how the eligibility rules of AI-related investment incentives in Thailand, Vietnam, Malaysia and the Philippines shape entry into four layers of the AI technology stack (applications and models, cloud and compute services, data-centre capacity, hardware), and whether the pattern is better explained by cost necessity, scale-favouring design or administrative habit. We code about 20 instruments from primary legal texts on five dimensions and, for Thailand, compare eligibility rules with published project approvals. All four countries make application-layer support accessible to small firms. Thailand and Malaysia put the main barrier at data-centre capacity, Vietnam puts its boundary at hardware manufacture, and the Philippines applies scale tiers regardless of activity. The four systems fall into four architectures: a single gate (Thailand), a graduated ladder (Malaysia), a priority list without capital rules (Vietnam) and uniform scale tiers (the Philippines). In Thailand, Vietnam and the Philippines we found no AI-related instrument for compute provision below facility scale; Malaysia’s ladder starts closer to that scale, but whether a small provider can use it is not yet verified. Published cost benchmarks explain the height of infrastructure thresholds but not this gap. The evidence describes legal eligibility, not realised access, and does not show that a middle-technology trap exists. It locates a specific design gap that firm-level studies can test.</w:t>
+        <w:t xml:space="preserve">Southeast Asian governments have made artificial intelligence (AI) a pillar of industrial policy, but little is known about which firms their incentive instruments let in. We code about 20 instruments from the primary legal texts of Thailand, Vietnam, Malaysia and the Philippines on five dimensions, place the explicit thresholds on a common cost scale, and ask where in the AI technology stack each system screens entrants and whether cost necessity, scale-favouring design or administrative habit better explains the pattern. The four systems use four architectures: a single capital gate (Thailand), a graduated ladder (Malaysia), a priority list without capital rules (Vietnam) and uniform firm-scale tiers (the Philippines). On the stated thresholds, all four make application-layer support accessible to small firms. Thailand’s smallest eligible infrastructure scale is about two and a half to three orders of magnitude above the capital needed to host one server. Malaysia’s entry tier is within about one order of magnitude of it. Vietnam and the Philippines state no capital rule at the infrastructure layer, so their screen lies in designation and discretion. No country has an instrument aimed at compute provision below facility scale. Cost benchmarks explain the height of Thailand’s threshold but not the absence of rungs below it. The evidence concerns legal eligibility, not realised access, and does not show that a middle-technology trap exists.</w:t>
       </w:r>
     </w:p>
     <w:p>
@@ -304,7 +298,41 @@
         <w:pStyle w:val="FirstParagraph"/>
       </w:pPr>
       <w:r>
-        <w:t xml:space="preserve">A middle-income country that wants to keep growing needs domestic firms able to build, not only to adopt, new technology. AI puts this requirement under a new test. It bears on the move from middle to high income because it is a general-purpose technology whose productivity gains depend on who builds and controls it. If domestic firms can build models, applications and compute capacity, AI can raise total factor productivity, the variable on which middle-income slowdowns turn (Eichengreen, Park and Shin, 2014; Imam and Temple, 2026). If they can only adopt what foreign providers supply, more of the gain is likely to accrue elsewhere (Cerutti et al., 2025; Lehdonvirta, Wú and Hawkins, 2024). Governments in the region have taken up the question. Thailand, Vietnam, Malaysia and the Philippines have each written AI into their investment incentive systems, and each offers tax or other support to firms that meet stated eligibility rules. Those rules decide which firms can take part in which part of the AI industry. A rule that a firm must hold several hundred million dollars in capital, or must already earn taxable profit, admits some firms and excludes others, whatever the size of the budget behind it. Yet the existing literature measures how much governments spend or announce, not who can qualify.</w:t>
+        <w:t xml:space="preserve">A middle-income country that wants to keep growing needs domestic firms able to build, not only to adopt, new technology. AI tests this requirement anew. It bears on the move from middle to high income because it is a general-purpose technology whose productivity gains depend on who builds and controls it. If domestic firms can build models, applications and compute capacity, AI can raise total factor productivity, the variable on which middle-income slowdowns turn (Eichengreen, Park and Shin, 2014; Imam and Temple, 2026). If they can only adopt what foreign providers supply, more of the gain is likely to accrue elsewhere. Cerutti et al. (2025) model such a limited-access scenario, and Lehdonvirta, Wú and Hawkins (2024) show how unevenly compute capacity is distributed.</w:t>
+      </w:r>
+    </w:p>
+    <w:p>
+      <w:pPr>
+        <w:pStyle w:val="BodyText"/>
+      </w:pPr>
+      <w:r>
+        <w:t xml:space="preserve">Governments in the region have taken up the question. Vietnam and the Philippines entered the upper-middle-income group on 1 July 2026 (Ang, 2026)</w:t>
+      </w:r>
+      <w:r>
+        <w:t xml:space="preserve"> </w:t>
+      </w:r>
+      <w:r>
+        <w:rPr>
+          <w:bCs/>
+          <w:b/>
+        </w:rPr>
+        <w:t xml:space="preserve">[VERIFY: cite the World Bank classification itself]</w:t>
+      </w:r>
+      <w:r>
+        <w:t xml:space="preserve">, and Thailand, Vietnam, Malaysia and the Philippines have each written AI into or alongside their investment incentive systems. Each offers tax or other support to firms that meet stated eligibility rules, and those rules decide which firms can take part in which part of the AI industry. Thailand’s capital threshold for GPU-based data hosting, about US$140 million, admits some firms and excludes others, whatever the size of the budget behind it. The literature reviewed in Section 2.3 studies aggregate spending, access scenarios and the geography of compute. We found no instrument-level study of eligibility across the AI stack in these economies</w:t>
+      </w:r>
+      <w:r>
+        <w:t xml:space="preserve"> </w:t>
+      </w:r>
+      <w:r>
+        <w:rPr>
+          <w:bCs/>
+          <w:b/>
+        </w:rPr>
+        <w:t xml:space="preserve">[PENDING: document the literature search, with databases, terms and dates]</w:t>
+      </w:r>
+      <w:r>
+        <w:t xml:space="preserve">.</w:t>
       </w:r>
     </w:p>
     <w:p>
@@ -334,7 +362,7 @@
         <w:t xml:space="preserve"> </w:t>
       </w:r>
       <w:r>
-        <w:t xml:space="preserve">How do eligibility rules differ across four layers of the AI technology stack, along three dimensions of accessibility: the layer an instrument covers, the scale it requires, and whether it accommodates new firms or presupposes an existing revenue base?</w:t>
+        <w:t xml:space="preserve">Where in the AI technology stack does each country’s incentive system screen entrants, along three dimensions: the layer an instrument covers, the scale it requires, and whether it accommodates new firms or presupposes an existing revenue base?</w:t>
       </w:r>
     </w:p>
     <w:p>
@@ -356,7 +384,7 @@
         <w:t xml:space="preserve"> </w:t>
       </w:r>
       <w:r>
-        <w:t xml:space="preserve">Does any AI-related instrument address compute provision below the scale of a full data-centre facility, the scale at which a small domestic firm could realistically start?</w:t>
+        <w:t xml:space="preserve">How far above the capital needed to host a single server is the smallest scale that each system makes eligible at the compute layers, and does any instrument aim at provision below facility scale?</w:t>
       </w:r>
     </w:p>
     <w:p>
@@ -386,31 +414,31 @@
         <w:pStyle w:val="FirstParagraph"/>
       </w:pPr>
       <w:r>
-        <w:t xml:space="preserve">We code the primary legal texts of the four countries and, for Thailand, set the formal rules against published project approvals. Our main results are as follows. All four countries make application-layer support accessible to small firms, and Vietnam adds an explicit startup track with direct equity access. The boundary above the application layer falls in different places: at data-centre capacity in Thailand (a single capital cutoff) and Malaysia (a graduated scale), at hardware manufacture in Vietnam, and nowhere by activity in the Philippines, which applies firm-scale tiers uniformly. The four systems also differ in architecture: a single gate (Thailand), a graduated ladder (Malaysia), a priority list without capital rules (Vietnam) and uniform scale tiers (the Philippines). In three of the four we found no AI-related instrument aimed at compute provision below facility scale. Malaysia’s ladder starts at a paid-up capital close to the cost of hosting a single fully equipped server, which makes it the one design that could reach that scale, and we have not yet verified whether a small provider can use it. Cost benchmarks account for the height of the infrastructure thresholds (the most visible pattern, and a weak test of design bias, as we show in Section 3.4) but not for the gap in the other three. We emphasise three limits at the outset. The evidence concerns legal eligibility, not realised access or firm outcomes. The coding has not yet been checked by a second coder. And the data do not show that any of the four countries is in a middle-technology trap.</w:t>
-      </w:r>
-    </w:p>
-    <w:p>
-      <w:pPr>
-        <w:pStyle w:val="BodyText"/>
-      </w:pPr>
-      <w:r>
-        <w:t xml:space="preserve">The paper makes four contributions. First, it provides a four-layer coding of AI incentive instruments that distinguishes layer, scale and firm vintage, which a software-versus-hardware split cannot do. Second, it classifies the four systems into four incentive architectures (gate, ladder, list, tier) and states what each implies for a small entrant, a typology other countries and technologies can reuse. Third, it identifies a specific design gap, the absence of instruments below facility scale in three of the four systems, places it on a common cost scale (Figure 1), and tests it against the best available cost-based explanation. Fourth, it sets out an evidence matrix that separates the observations that discriminate between explanations from those that do not, so that readers can see which claims rest on which evidence.</w:t>
-      </w:r>
-    </w:p>
-    <w:p>
-      <w:pPr>
-        <w:pStyle w:val="BodyText"/>
-      </w:pPr>
-      <w:r>
-        <w:t xml:space="preserve">The rest of the paper is organised as follows. Section 2 relates the middle-income and middle-technology traps, reviews the AI literature, and derives the hypotheses. Section 3 describes the design. Section 4 reports the findings by country and across countries. Section 5 assesses the explanations. Section 6 draws policy implications and Section 7 states the limitations. Section 8 concludes.</w:t>
-      </w:r>
-    </w:p>
-    <w:p>
-      <w:pPr>
-        <w:pStyle w:val="BodyText"/>
-      </w:pPr>
-      <w:r>
-        <w:t xml:space="preserve">The reclassification of Vietnam and the Philippines as upper-middle-income economies on 1 July 2026 gives the question topical weight (Ang, 2026), but the case for the study does not rest on it. It rests on the fact that no existing study maps, instrument by instrument, who can enter the AI industry under the rules these governments have written.</w:t>
+        <w:t xml:space="preserve">We code the primary legal texts of the four countries and, for Thailand, set the formal rules against published project approvals. Our results are as follows. On the stated thresholds, all four countries make application-layer support accessible to small firms, and Vietnam adds an explicit startup track with direct equity access. The four systems use different architectures: a single gate (Thailand), a graduated ladder (Malaysia), a priority list without capital rules (Vietnam) and uniform firm-scale tiers (the Philippines). In Thailand the smallest eligible scale at the infrastructure layer is two and a half to three orders of magnitude above the capital needed to host one server, and nothing lies between. In Malaysia the entry tier lies within about one order of magnitude of that capital. Vietnam and the Philippines state no capital rule at the infrastructure layer, so their screen lies elsewhere. No country has an instrument aimed at compute provision below facility scale. Cost benchmarks explain the height of Thailand’s threshold, the most visible pattern and a weak test of design bias, but they do not explain the absence of rungs below it.</w:t>
+      </w:r>
+    </w:p>
+    <w:p>
+      <w:pPr>
+        <w:pStyle w:val="BodyText"/>
+      </w:pPr>
+      <w:r>
+        <w:t xml:space="preserve">The evidence concerns legal eligibility, not realised access or firm outcomes, and does not show that any of the four countries is in a middle-technology trap.</w:t>
+      </w:r>
+    </w:p>
+    <w:p>
+      <w:pPr>
+        <w:pStyle w:val="BodyText"/>
+      </w:pPr>
+      <w:r>
+        <w:t xml:space="preserve">The paper makes four contributions. First, it provides a four-layer coding of AI incentive instruments that distinguishes layer, scale and firm vintage, which a software-versus-hardware split cannot do. Second, it classifies the four systems into four incentive architectures (gate, ladder, list, tier) and states what each implies for a small entrant. Third, it places explicit thresholds on a common cost scale and measures the distance between the smallest viable and the smallest eligible provider, which turns a qualitative impression of a gap into a quantity that other countries and technologies can reuse. Fourth, it sets out an evidence matrix that separates observations that discriminate between explanations from those that do not, so that readers can see which claims rest on which evidence.</w:t>
+      </w:r>
+    </w:p>
+    <w:p>
+      <w:pPr>
+        <w:pStyle w:val="BodyText"/>
+      </w:pPr>
+      <w:r>
+        <w:t xml:space="preserve">Section 2 relates the middle-income and middle-technology traps, reviews the AI literature, and derives the hypotheses. Section 3 describes the design. Section 4 reports the findings. Section 5 assesses the explanations. Section 6 draws policy implications, Section 7 states the limitations, and Section 8 concludes.</w:t>
       </w:r>
     </w:p>
     <w:bookmarkEnd w:id="21"/>
@@ -468,25 +496,25 @@
         <w:pStyle w:val="BodyText"/>
       </w:pPr>
       <w:r>
-        <w:t xml:space="preserve">The two traps are related but not equivalent, and the paper needs a position on how. We treat the middle-technology trap as a mechanism that can contribute to a middle-income trap, not as a synonym for it. The transmission runs through productivity: if domestic firms cannot move into the technology layers that carry rising returns, total factor productivity growth stalls, and stalled productivity growth is what the income-trap literature identifies as the proximate cause of slowdowns (Eichengreen, Park and Shin, 2014; Imam and Temple, 2026). The reverse does not hold. A country can be income-trapped for institutional reasons without being technologically trapped, and the middle-technology trap can also arise at other income levels. Japan, which was already a high-income economy in the period Bahar et al. (2026) study, shows exactly that. It is relevant here for a different reason than its income level: it shows that the mechanism (incentive design that channels support to mature activity and to firms able to use it) operates without any foreign actor and without a low income. If the mechanism can persist in a high-income economy with high research intensity, it can also operate earlier, while a middle-income country is still choosing which activities its incentives reach. The question for the four countries is therefore whether their AI incentive design could impede the transition from middle to high income by restricting domestic entry into the technology layers that carry rising returns. We follow the second lineage because it identifies a domestically generated mechanism, incentive design, that requires no foreign actor to operate. We also record the political-economy account of Doner and Schneider (2016), who argue that the trap reflects coalition failure, with business fragmented along cleavages such as firm size and foreign versus domestic ownership. Our analysis does not test coalitions, but their argument tells us what ownership patterns could and could not mean (Section 5.2).</w:t>
-      </w:r>
-    </w:p>
-    <w:p>
-      <w:pPr>
-        <w:pStyle w:val="BodyText"/>
-      </w:pPr>
-      <w:r>
-        <w:rPr>
-          <w:bCs/>
-          <w:b/>
-        </w:rPr>
-        <w:t xml:space="preserve">Operationalisation, and what this paper measures.</w:t>
-      </w:r>
-      <w:r>
-        <w:t xml:space="preserve"> </w:t>
-      </w:r>
-      <w:r>
-        <w:t xml:space="preserve">The existing literature identifies a middle-technology trap by outcomes: persistently low research intensity and limited indigenous capability (Ke, 2024), or the allocation of research spending between mature and high-technology sectors together with flat productivity growth (Bahar et al., 2026). This paper observes none of these outcomes. It does not measure a trap, and it does not estimate the probability of one. It identifies</w:t>
+        <w:t xml:space="preserve">We treat the middle-technology trap as a mechanism that can contribute to a middle-income trap, not as a synonym for it. The transmission runs through productivity: if domestic firms cannot move into the technology layers that carry rising returns, total factor productivity growth stalls, and stalled productivity growth is what the income-trap literature identifies as the proximate cause of slowdowns (Eichengreen, Park and Shin, 2014; Imam and Temple, 2026). The reverse does not hold. A country can be income-trapped for institutional reasons without being technologically trapped, and a technology trap can arise at other income levels. Japan was already a high-income economy in the period Bahar et al. (2026) study. It matters here because it shows that incentive design can channel support to mature activity and to firms able to use it without any foreign actor and without low income. If the mechanism persists in a high-income economy with high research intensity, it can also operate earlier, while a middle-income country is still choosing which activities its incentives reach. The question for the four countries is therefore whether their AI incentive design could impede the move from middle to high income by restricting domestic entry into the technology layers that carry rising returns. We follow the second lineage because its mechanism, incentive design, needs no foreign actor. We also record the political-economy account of Doner and Schneider (2016), who argue that the trap reflects coalition failure, with business fragmented along cleavages such as firm size and foreign versus domestic ownership. We do not test coalitions, but their argument tells us what ownership patterns could and could not mean (Section 5.2).</w:t>
+      </w:r>
+    </w:p>
+    <w:p>
+      <w:pPr>
+        <w:pStyle w:val="BodyText"/>
+      </w:pPr>
+      <w:r>
+        <w:rPr>
+          <w:bCs/>
+          <w:b/>
+        </w:rPr>
+        <w:t xml:space="preserve">What this paper measures.</w:t>
+      </w:r>
+      <w:r>
+        <w:t xml:space="preserve"> </w:t>
+      </w:r>
+      <w:r>
+        <w:t xml:space="preserve">The literature identifies a middle-technology trap by outcomes: persistently low research intensity and limited indigenous capability (Ke, 2024), or the allocation of research spending between mature and high-technology sectors together with flat productivity growth (Bahar et al., 2026). We observe none of these outcomes. We do not measure a trap or estimate the probability of one. We identify</w:t>
       </w:r>
       <w:r>
         <w:t xml:space="preserve"> </w:t>
@@ -499,7 +527,7 @@
         <w:t xml:space="preserve">features of incentive design that could contribute to a middle-technology trap</w:t>
       </w:r>
       <w:r>
-        <w:t xml:space="preserve">, upstream of those outcomes. We define the feature of interest as follows: the instruments supporting AI let domestic firms enter the application layer, while the layers that supply compute are reachable only by firms already holding very large capital. We observe three indicators of it: (a) an eligibility asymmetry across layers, (b) the absence of intermediate-entry instruments, and (c) ownership concentration in approved projects where data exist. These indicators describe an opportunity structure for firms. Whether that structure leads to a trap depends on firm behaviour and outcomes that we do not observe.</w:t>
+        <w:t xml:space="preserve">, upstream of those outcomes. The feature of interest is a large distance between the smallest scale at which a compute provider could operate and the smallest scale at which an instrument admits it, together with an absence of instruments aimed at the scales in between. We observe three indicators: (a) an asymmetry in eligibility across layers, (b) that distance, which we call the rung distance and define in Section 3.3, and (c) ownership concentration in approved projects where data exist. Whether this opportunity structure leads to a trap depends on firm behaviour and outcomes that we do not observe.</w:t>
       </w:r>
       <w:r>
         <w:t xml:space="preserve"> </w:t>
@@ -603,7 +631,7 @@
         <w:pStyle w:val="FirstParagraph"/>
       </w:pPr>
       <w:r>
-        <w:t xml:space="preserve">These literatures yield a prediction but no mechanism at the level of policy. The macro models (Cerutti et al., 2025; Alonso et al., 2020) assume an access scenario and do not examine the instruments that determine it. The compute-geography work (Lehdonvirta et al., 2024, 2025) measures where capacity sits, not which policies shape whether domestic firms can provide it. Bahar et al. (2026) examine incentive design, but for research and development tax credits in one advanced economy, and not for AI or for the layers of a technology stack. Evidence that fiscal incentives do change firm behaviour, such as the finding that cutting the cost of research and development raises research spending across OECD countries (Bloom, Griffith and Van Reenen, 2002), makes the question of who is eligible consequential, and the design of tax incentives for business investment in developing countries is a long-standing public-finance concern (Zee, Stotsky and Ley, 2002). What is missing is an instrument-level account of eligibility across the AI stack in middle-income economies. That is the gap this paper addresses. Because the macro literature turns on whether domestic firms can enter the layers that supply compute, entry rules are the right object of study.</w:t>
+        <w:t xml:space="preserve">These literatures yield a prediction but no mechanism at the level of policy. The macro models (Cerutti et al., 2025; Alonso et al., 2020) assume an access scenario and do not examine the instruments that determine it. The compute-geography work (Lehdonvirta et al., 2024, 2025) measures where capacity sits, not which policies shape whether domestic firms can provide it. Bahar et al. (2026) examine incentive design, but for research and development tax credits in one advanced economy, and not for AI or for the layers of a technology stack. Evidence that fiscal incentives change firm behaviour, such as the finding that cutting the cost of research and development raises research spending across OECD countries (Bloom, Griffith and Van Reenen, 2002), makes the question of who is eligible consequential, and the design of tax incentives for business investment in developing countries is a long-standing public-finance concern (Zee, Stotsky and Ley, 2002). What is missing is an instrument-level account of eligibility across the AI stack in middle-income economies.</w:t>
       </w:r>
     </w:p>
     <w:bookmarkEnd w:id="24"/>
@@ -621,38 +649,50 @@
         <w:pStyle w:val="FirstParagraph"/>
       </w:pPr>
       <w:r>
-        <w:t xml:space="preserve">Existing treatments distinguish software from hardware. We code four layers: (i) applications and models, including domain-specific systems and language models; (ii) cloud and compute services, meaning the provision of computing capacity as a service from owned or leased facilities; (iii) physical data-centre capacity, meaning construction and operation of facilities; and (iv) hardware manufacture, mainly semiconductor design and fabrication. A country can treat layer (ii) as generously as layer (i) while restricting layer (iii), or can prioritise (i) and (ii) while relegating (iv). A binary split would classify these as the same. We use the layers to organise the empirical sections: each country is described layer by layer, and Table 3 sets the countries side by side.</w:t>
-      </w:r>
-    </w:p>
-    <w:p>
-      <w:pPr>
-        <w:pStyle w:val="BodyText"/>
-      </w:pPr>
-      <w:r>
-        <w:t xml:space="preserve">Firms also relate to compute in two ways. Some use it (an AI developer renting capacity) and some supply it (a cloud provider or colocation operator). Support for users and support for suppliers are different instruments. Our coding concentrates on supply, because the entry question for domestic compute capacity is a supply question, and records use-side instruments where they appear</w:t>
-      </w:r>
-      <w:r>
-        <w:t xml:space="preserve"> </w:t>
-      </w:r>
-      <w:r>
-        <w:rPr>
-          <w:bCs/>
-          <w:b/>
-        </w:rPr>
-        <w:t xml:space="preserve">[PENDING: use-side instruments such as compute vouchers are not yet systematically coded; see Section 3.3]</w:t>
-      </w:r>
-      <w:r>
-        <w:t xml:space="preserve">.</w:t>
+        <w:t xml:space="preserve">Existing treatments distinguish software from hardware. We code four layers: (i) applications and models, including domain-specific systems and language models; (ii) cloud and compute services, meaning the provision of computing capacity as a service from owned or leased facilities; (iii) physical data-centre capacity, meaning construction and operation of facilities; and (iv) hardware manufacture, mainly semiconductor design and fabrication. Where one instrument covers both (ii) and (iii) and does not distinguish them, we code it</w:t>
+      </w:r>
+      <w:r>
+        <w:t xml:space="preserve"> </w:t>
+      </w:r>
+      <w:r>
+        <w:t xml:space="preserve">“</w:t>
+      </w:r>
+      <w:r>
+        <w:t xml:space="preserve">(ii)+(iii)</w:t>
+      </w:r>
+      <w:r>
+        <w:t xml:space="preserve">”</w:t>
+      </w:r>
+      <w:r>
+        <w:t xml:space="preserve">, and we call these the compute layers. A country can treat the compute layers as generously as layer (i) while ranking hardware lower, or can restrict the compute layers while keeping layer (i) open. A binary split would classify these as the same.</w:t>
+      </w:r>
+    </w:p>
+    <w:p>
+      <w:pPr>
+        <w:pStyle w:val="BodyText"/>
+      </w:pPr>
+      <w:r>
+        <w:t xml:space="preserve">Firms also relate to compute in two ways. Some use it (an AI developer renting capacity) and some supply it (a cloud provider or colocation operator). Support for users and support for suppliers are different instruments. Our coding concentrates on supply, because the entry question for domestic compute capacity is a supply question.</w:t>
+      </w:r>
+      <w:r>
+        <w:t xml:space="preserve"> </w:t>
+      </w:r>
+      <w:r>
+        <w:rPr>
+          <w:bCs/>
+          <w:b/>
+        </w:rPr>
+        <w:t xml:space="preserve">[PENDING: use-side instruments such as compute vouchers, and public or sovereign compute programmes, are not yet systematically coded. A gap in supply-side incentives may be partly filled by programmes outside the incentive system we code; list them for each country, for example national supercomputing facilities, cloud-credit schemes and public research compute.]</w:t>
       </w:r>
     </w:p>
     <w:bookmarkEnd w:id="25"/>
-    <w:bookmarkStart w:id="26" w:name="Xb2d60a2a59b2d84ca46f154a28b9fd1d06b84a8"/>
+    <w:bookmarkStart w:id="26" w:name="Xdc64c76549a093be243e9eed498b741ed096e02"/>
     <w:p>
       <w:pPr>
         <w:pStyle w:val="Heading3"/>
       </w:pPr>
       <w:r>
-        <w:t xml:space="preserve">2.5 Three dimensions of accessibility, and three explanations</w:t>
+        <w:t xml:space="preserve">2.5 Three dimensions of accessibility, three explanations, and one assumption</w:t>
       </w:r>
     </w:p>
     <w:p>
@@ -752,7 +792,15 @@
         <w:t xml:space="preserve"> </w:t>
       </w:r>
       <w:r>
-        <w:t xml:space="preserve">only for the third dimension. Three explanations of the observed patterns follow from the literature, and each makes predictions on these dimensions.</w:t>
+        <w:t xml:space="preserve">only for the third dimension. A fixed compliance cost is neither a scale nor a vintage rule; we code it separately as a recurring burden, and treat it as a relative cost that falls more heavily on small firms.</w:t>
+      </w:r>
+    </w:p>
+    <w:p>
+      <w:pPr>
+        <w:pStyle w:val="BodyText"/>
+      </w:pPr>
+      <w:r>
+        <w:t xml:space="preserve">Each hypothesis is a claim about the pattern in one country’s AI-related incentive design. We rate evidence country by country and pool only where the same rating holds in each country.</w:t>
       </w:r>
     </w:p>
     <w:p>
@@ -774,7 +822,7 @@
         <w:t xml:space="preserve"> </w:t>
       </w:r>
       <w:r>
-        <w:t xml:space="preserve">Thresholds follow the capital intensity of each layer. It predicts that threshold height rises with layer capital intensity (P1a), that instruments are absent below a layer’s minimum viable scale (P1b), and that eligibility does not depend on vintage (P1c). Note that P1b holds only under an auxiliary assumption, that a smaller viable scale of provision does not exist. We examine that assumption in Section 5.1.</w:t>
+        <w:t xml:space="preserve">The conditions follow the technical cost of each layer. P1a: where thresholds exist, their height rises with the capital intensity of the layer. P1b: the layers with the highest capital intensity carry the strictest capital conditions, and layers with low intensity do not. P1c: eligibility does not depend on firm age or revenue history beyond what the capital need implies. P1d: the system imposes no costs unrelated to the technology’s capital need, such as fixed compliance costs at low capital tiers.</w:t>
       </w:r>
     </w:p>
     <w:p>
@@ -796,7 +844,7 @@
         <w:t xml:space="preserve"> </w:t>
       </w:r>
       <w:r>
-        <w:t xml:space="preserve">The architecture raises entry costs for smaller or newer firms beyond what the technology requires, whatever the intent. It predicts missing intermediate tiers where a smaller viable scale exists (P2a), and instruments that presuppose profit, revenue or fixed compliance cost even in layers with low capital needs (P2b). This is the mechanism Bahar et al. (2026) identify for Japan.</w:t>
+        <w:t xml:space="preserve">The architecture raises entry costs for smaller or newer firms beyond what the technology requires, whatever the intent. P2a: there is no instrument between the smallest viable provider and the smallest eligible provider (conditional on the assumption A1 below). P2b: conditions presuppose a revenue base or impose fixed costs on small or new firms in layers with low capital need. P2c: there is little explicit accommodation for new firms. This is the mechanism Bahar et al. (2026) identify for Japan, through a different channel.</w:t>
       </w:r>
     </w:p>
     <w:p>
@@ -818,7 +866,7 @@
         <w:t xml:space="preserve"> </w:t>
       </w:r>
       <w:r>
-        <w:t xml:space="preserve">Instruments reuse generic scale or sector templates and were not designed around AI. It predicts identical scale tiers across activity types (P3a), rules that mirror pre-AI schemes (P3b), and gaps that reflect category definitions, not choices (P3c).</w:t>
+        <w:t xml:space="preserve">Instruments reuse templates inherited from generic or pre-AI schemes. P3a: eligibility follows a template such as uniform scale tiers across activities or activity categories fixed before AI. P3b: gaps arise where an activity falls outside the inherited categories. P3c: rules show no AI-specific tailoring.</w:t>
       </w:r>
     </w:p>
     <w:p>
@@ -826,30 +874,64 @@
         <w:pStyle w:val="FirstParagraph"/>
       </w:pPr>
       <w:r>
-        <w:t xml:space="preserve">H2 and H3 can generate similar outcomes and differ mainly in origin. Legal texts alone separate H1 from the pair {H2, H3} better than they separate H2 from H3. We state this limit here, not in the discussion, because it governs how far the evidence can be read.</w:t>
-      </w:r>
-    </w:p>
-    <w:p>
-      <w:pPr>
-        <w:pStyle w:val="BodyText"/>
-      </w:pPr>
-      <w:r>
-        <w:rPr>
-          <w:bCs/>
-          <w:b/>
-        </w:rPr>
-        <w:t xml:space="preserve">Why entry rungs matter.</w:t>
-      </w:r>
-      <w:r>
-        <w:t xml:space="preserve"> </w:t>
-      </w:r>
-      <w:r>
-        <w:t xml:space="preserve">H2 needs a theoretical basis for expecting that missing intermediate rungs matter. We draw it from the self-discovery argument of Hausmann and Rodrik (2003). A country does not know in advance what it can produce at competitive cost, and discovering the cost of a new activity is socially valuable because others can imitate the discovery, so that laissez-faire yields too little investment and entrepreneurship in new activities. Applied here, if the cost of supplying compute from inside a middle-income economy is unknown, small-scale provision is how that cost is discovered. An incentive that begins only at facility scale leaves discovery to the firms that can bear facility-scale risk, which are mostly large or foreign. A ladder, by contrast, lets many small trials occur before a few scale up. This is our application of their argument, not a result they report, and it predicts that rungs matter most where the minimum viable scale of an activity is far below the first eligible scale, which is the comparison Figure 1 makes.</w:t>
+        <w:rPr>
+          <w:bCs/>
+          <w:b/>
+        </w:rPr>
+        <w:t xml:space="preserve">A1, the viability assumption.</w:t>
+      </w:r>
+      <w:r>
+        <w:t xml:space="preserve"> </w:t>
+      </w:r>
+      <w:r>
+        <w:t xml:space="preserve">A commercially viable scale of AI compute provision exists far below facility scale. Power draw shows that a server can be hosted, not that a provider can survive on it, so A1 is an empirical assumption, not a fact. If A1 fails, the absence of instruments below facility scale is what H1 predicts, and P2a does not apply. Every rating of the evidence on absence below facility scale is therefore conditional on A1.</w:t>
+      </w:r>
+    </w:p>
+    <w:p>
+      <w:pPr>
+        <w:pStyle w:val="BodyText"/>
+      </w:pPr>
+      <w:r>
+        <w:t xml:space="preserve">H2 and H3 can generate similar outcomes and differ mainly in origin. Legal texts separate H1 from the pair {H2, H3} better than they separate H2 from H3.</w:t>
+      </w:r>
+    </w:p>
+    <w:p>
+      <w:pPr>
+        <w:pStyle w:val="BodyText"/>
+      </w:pPr>
+      <w:r>
+        <w:rPr>
+          <w:bCs/>
+          <w:b/>
+        </w:rPr>
+        <w:t xml:space="preserve">The missing-rung proposition.</w:t>
+      </w:r>
+      <w:r>
+        <w:t xml:space="preserve"> </w:t>
+      </w:r>
+      <w:r>
+        <w:t xml:space="preserve">Hausmann and Rodrik (2003) argue that a country does not know in advance what it can produce at competitive cost, and that discovering the cost of a new activity is socially valuable because others can imitate the discovery, so that laissez-faire yields too little investment and entrepreneurship in new activities. We apply this to compute supply. If the cost of supplying compute from inside a middle-income economy is unknown, small-scale provision is how that cost is discovered. We state the application as a proposition that can be wrong. Let the rung distance be the base-10 logarithm of the ratio between the smallest scale an instrument makes eligible and the smallest viable scale of provision.</w:t>
+      </w:r>
+      <w:r>
+        <w:t xml:space="preserve"> </w:t>
+      </w:r>
+      <w:r>
+        <w:rPr>
+          <w:bCs/>
+          <w:b/>
+        </w:rPr>
+        <w:t xml:space="preserve">M: where learning in compute supply requires hands-on operation, and the rung distance is large (we take two or more orders of magnitude as large) with no instrument aimed at the scales between, domestic entry into compute supply is restricted to firms that can bear facility-scale risk.</w:t>
+      </w:r>
+      <w:r>
+        <w:t xml:space="preserve"> </w:t>
+      </w:r>
+      <w:r>
+        <w:t xml:space="preserve">M is false for a country if (i) the hypothetical-firm test of Section 3.4 shows a small provider eligible, (ii) the viability evidence shows A1 false, or (iii) domestic providers at sub-facility scale operate without incentives. This is our application of their argument, not a result they report.</w:t>
       </w:r>
     </w:p>
     <w:bookmarkEnd w:id="26"/>
     <w:bookmarkEnd w:id="27"/>
-    <w:bookmarkStart w:id="32" w:name="research-design"/>
+    <w:bookmarkStart w:id="33" w:name="research-design"/>
     <w:p>
       <w:pPr>
         <w:pStyle w:val="Heading2"/>
@@ -885,7 +967,7 @@
         <w:t xml:space="preserve">legal eligibility</w:t>
       </w:r>
       <w:r>
-        <w:t xml:space="preserve">, that is, who may qualify under the rules as written. It does not observe realised access, application costs, screening practice or firm outcomes. These limit what the findings can say and are discussed in Section 7.</w:t>
+        <w:t xml:space="preserve">, that is, who may qualify under the rules as written. It does not observe realised access, application costs, screening practice or firm outcomes.</w:t>
       </w:r>
     </w:p>
     <w:p>
@@ -903,7 +985,7 @@
         <w:t xml:space="preserve"> </w:t>
       </w:r>
       <w:r>
-        <w:t xml:space="preserve">We selected countries that (i) are middle-income ASEAN economies, (ii) have AI-related investment incentives in force in the period studied, (iii) publish consolidated primary legal texts we can access, and (iv) span the range of income trajectories in Bianchi et al. (2024).</w:t>
+        <w:t xml:space="preserve">We selected countries that (i) are middle-income ASEAN economies, (ii) have AI-related investment incentives in force in the period studied, (iii) publish consolidated primary legal texts we can access, and (iv) differ in their income trajectories, using Bianchi et al. (2024) where they classify a country and income history where they do not.</w:t>
       </w:r>
     </w:p>
     <w:p>
@@ -957,7 +1039,7 @@
         <w:t xml:space="preserve"> </w:t>
       </w:r>
       <w:r>
-        <w:t xml:space="preserve">in this section refer to the</w:t>
+        <w:t xml:space="preserve">refer to the</w:t>
       </w:r>
       <w:r>
         <w:t xml:space="preserve"> </w:t>
@@ -970,23 +1052,23 @@
         <w:t xml:space="preserve">middle-income trap</w:t>
       </w:r>
       <w:r>
-        <w:t xml:space="preserve">, not the middle-technology trap, and they are taken from Bianchi et al. (2024), who classify economies by the time spent in the middle-income range (duration criteria) and by the trajectory of export complexity. On that basis Thailand and Malaysia are formally trapped by duration but show sustained improvement in complexity, the most favourable of the three categories. Vietnam is not classified as trapped by any source we reviewed, having reached upper-middle-income status only in July 2026. The Philippines crossed the same threshold on the same date but carries a documented trap history at a lower income band.</w:t>
-      </w:r>
-      <w:r>
-        <w:t xml:space="preserve"> </w:t>
-      </w:r>
-      <w:r>
-        <w:rPr>
-          <w:bCs/>
-          <w:b/>
-        </w:rPr>
-        <w:t xml:space="preserve">[VERIFY: confirm the duration criteria and the placement of each country in Bianchi et al. (2024), and state the criteria numerically.]</w:t>
-      </w:r>
-      <w:r>
-        <w:t xml:space="preserve"> </w:t>
-      </w:r>
-      <w:r>
-        <w:t xml:space="preserve">The middle-technology trap has been applied separately: Ke (2024) examines it for Malaysia, Thailand, Indonesia and the Philippines, and does not cover Vietnam. We do not classify any of the four countries as middle-technology trapped, and we do not use either classification as a result. We use them only to choose cases that differ in their position relative to the middle-income range, so that the question for each country differs: whether AI incentive design reinforces or corrects an established pattern (Thailand, Malaysia), whether a previously experienced pattern could recur at a higher threshold (the Philippines), and whether the architecture being built now, while institutions are comparatively malleable, will help Vietnam through the range in which slowdowns cluster.</w:t>
+        <w:t xml:space="preserve">, not the middle-technology trap, and are taken from Bianchi et al. (2024), who classify economies by the time spent in the middle-income range (duration criteria) and by the trajectory of export complexity. On that basis Thailand and Malaysia are formally trapped by duration but show sustained improvement in complexity, the most favourable of the three categories. Vietnam is not classified as trapped by any source we reviewed, having reached upper-middle-income status only in July 2026, so we place it by income history. The Philippines crossed the same threshold on the same date but carries a documented trap history at a lower income band.</w:t>
+      </w:r>
+      <w:r>
+        <w:t xml:space="preserve"> </w:t>
+      </w:r>
+      <w:r>
+        <w:rPr>
+          <w:bCs/>
+          <w:b/>
+        </w:rPr>
+        <w:t xml:space="preserve">[VERIFY: confirm the duration criteria and each country’s placement in Bianchi et al. (2024), and state the criteria numerically.]</w:t>
+      </w:r>
+      <w:r>
+        <w:t xml:space="preserve"> </w:t>
+      </w:r>
+      <w:r>
+        <w:t xml:space="preserve">The middle-technology trap has been applied separately: Ke (2024) examines it for Malaysia, Thailand, Indonesia and the Philippines, and does not cover Vietnam. We do not classify any of the four countries as middle-technology trapped, and we use neither classification as a result. We use them to choose cases that differ in position relative to the middle-income range, so the question for each differs: whether AI incentive design reinforces or corrects an established pattern (Thailand, Malaysia), whether a previously experienced pattern could recur at a higher threshold (the Philippines), and whether the architecture being built now, while institutions are comparatively malleable, will help Vietnam through the range in which slowdowns cluster.</w:t>
       </w:r>
     </w:p>
     <w:p>
@@ -1004,7 +1086,7 @@
         <w:t xml:space="preserve"> </w:t>
       </w:r>
       <w:r>
-        <w:t xml:space="preserve">Four purposively chosen cases support analytic inferences about how these four systems are designed. They do not support statistical claims about Southeast Asia. The findings may apply to other middle-income economies that use threshold-based investment promotion, and are less likely to apply to economies with a different incentive architecture, such as those without a dedicated investment promotion agency. Section 7 returns to this limit.</w:t>
+        <w:t xml:space="preserve">Four purposively chosen cases support analytic inferences about how these four systems are designed. They do not support statistical claims about Southeast Asia. The findings may apply to other middle-income economies that use threshold-based investment promotion, and are less likely to apply where the incentive architecture differs.</w:t>
       </w:r>
     </w:p>
     <w:p>
@@ -1032,7 +1114,7 @@
           <w:bCs/>
           <w:b/>
         </w:rPr>
-        <w:t xml:space="preserve">[PENDING, AUTHORS TO COMPLETE: reason for excluding Indonesia, which belongs to the ASEAN Four in Ke (2024). Possible grounds, to be confirmed or replaced: no consolidated AI incentive instrument in force, language access, timing. Do not submit without a stated reason; see Seawright and Gerring (2008) for the logic of purposive case selection.]</w:t>
+        <w:t xml:space="preserve">[PENDING, AUTHORS TO COMPLETE: reason for excluding Indonesia, which belongs to the ASEAN Four in Ke (2024). Possible grounds, to be confirmed or replaced: no consolidated AI incentive instrument in force, language access, timing. A hostile reader will ask whether Indonesia was dropped because it did not fit. See Seawright and Gerring (2008) for the logic of purposive case selection.]</w:t>
       </w:r>
     </w:p>
     <w:p>
@@ -1050,7 +1132,7 @@
         <w:t xml:space="preserve"> </w:t>
       </w:r>
       <w:r>
-        <w:t xml:space="preserve">Thailand is the primary case because it is the only one of the four that publishes approval statistics by sub-activity and by ownership of registered capital, so formal rules can be compared with realised outcomes. Vietnam, Malaysia and the Philippines are shadow cases coded on the same dimensions from legal texts without equivalent outcome data. The design buys one thing that a symmetric comparison would not: a test of whether rules and outcomes line up in at least one country. The cost is that claims about realised ownership rest on one country and are provisional.</w:t>
+        <w:t xml:space="preserve">Thailand is the primary case because it is the only one of the four that publishes approval statistics by sub-activity and by ownership of registered capital, so formal rules can be compared with realised outcomes. Vietnam, Malaysia and the Philippines are shadow cases coded on the same dimensions from legal texts without equivalent outcome data. The design gives a test of whether rules and outcomes line up in at least one country. The cost is that claims about realised ownership rest on one country.</w:t>
       </w:r>
     </w:p>
     <w:bookmarkEnd w:id="28"/>
@@ -1068,7 +1150,7 @@
         <w:pStyle w:val="FirstParagraph"/>
       </w:pPr>
       <w:r>
-        <w:t xml:space="preserve">We code primary legal and regulatory texts, not strategy documents or commentary: Thailand’s Board of Investment announcements and Investment Promotion Guide; Vietnam’s Decree 260/2026 implementing the Law on High Technology and Decision 21/2026 on strategic technologies; Malaysia’s Malaysia Digital tax-incentive guidelines and the Digital Ecosystem Acceleration scheme guidelines; and the Philippines’ CREATE MORE Act with its implementing rules. Table 1 lists each source with its issuing body, date, access route and the amendment check described below.</w:t>
+        <w:t xml:space="preserve">We code primary legal and regulatory texts, not strategy documents or commentary: Thailand’s Board of Investment announcements and Investment Promotion Guide; Vietnam’s Decree 260/2026 implementing the Law on High Technology and Decision 21/2026 on strategic technologies; Malaysia’s Malaysia Digital tax-incentive guidelines and the Digital Ecosystem Acceleration (DESAC) scheme guidelines; and the Philippines’ CREATE MORE Act with its implementing rules. Table 1 lists each source with its issuing body, date, access route and the amendment check described below.</w:t>
       </w:r>
     </w:p>
     <w:p>
@@ -1086,7 +1168,7 @@
         <w:t xml:space="preserve"> </w:t>
       </w:r>
       <w:r>
-        <w:t xml:space="preserve">An instrument entered the sample if it met two rules: it is in force in the period studied, and it either names AI, cloud, data centres or digital activity as an eligible or prioritised activity or sets eligibility rules for a scheme under which such activity is registered. We built the list for each country by reading the issuing agency’s own consolidated list of schemes and the instruments those schemes cite, and we treated the instrument text, not agency summaries or press releases, as authoritative. For each source we then recorded (a) the version in force on the date of coding, (b) any amendment, consolidation or repeal found in the issuing body’s own publication record, and (c) any implementing rule or circular that could change how the coded provision is read. The check was made against the issuing body’s publication list, not against secondary commentary. One case shows why it matters: Decision 21/2026/QD-TTg replaced an earlier 2025 list of strategic technologies (Decision 1131/QD-TTg), and the coding reflects the 2026 decision only.</w:t>
+        <w:t xml:space="preserve">An instrument entered the sample if it met two rules: it is in force in the period studied, and it either names AI, cloud, data centres or digital activity as an eligible or prioritised activity or sets eligibility rules for a scheme under which such activity is registered. For each country we built the list by reading the issuing agency’s own consolidated list of schemes and the instruments those schemes cite, and we treated the instrument text, not agency summaries or press releases, as authoritative. For each source we then recorded (a) the version in force on the date of coding, (b) any amendment, consolidation or repeal found in the issuing body’s own publication record, and (c) any implementing rule or circular that could change how the coded provision is read. Decision 21/2026/QD-TTg shows why this matters: it replaced an earlier 2025 list of strategic technologies (Decision 1131/QD-TTg), and the coding reflects the 2026 decision only. Malaysia has announced a restructuring of its data-centre incentives (Section 4.3), so the currency of the DESAC guidelines is a live question.</w:t>
       </w:r>
       <w:r>
         <w:t xml:space="preserve"> </w:t>
@@ -1626,30 +1708,30 @@
         <w:pStyle w:val="BodyText"/>
       </w:pPr>
       <w:r>
-        <w:t xml:space="preserve">Statistical sources for Vietnam are the Ministry of Information and Communications white book (2024) and the General Statistics Office yearbook (2024). Currency figures are converted at the rate prevailing when each instrument was coded</w:t>
-      </w:r>
-      <w:r>
-        <w:t xml:space="preserve"> </w:t>
-      </w:r>
-      <w:r>
-        <w:rPr>
-          <w:bCs/>
-          <w:b/>
-        </w:rPr>
-        <w:t xml:space="preserve">[PENDING: state the date and rate used for each currency in the note to Table 3]</w:t>
-      </w:r>
-      <w:r>
-        <w:t xml:space="preserve">. The main limitations of these sources are that some texts were coded from official or unofficial English translations, that implementing rules may follow the primary text, and that Vietnam’s AI-specific regulatory layer is still developing following the 2025 AI law (Vietnam, 2025).</w:t>
+        <w:t xml:space="preserve">Statistical sources for Vietnam are the Ministry of Information and Communications white book (2024) and the General Statistics Office yearbook (2024). Currency figures are converted at the rates implied by the coded values, about 35.7 baht, 4.55 ringgit and 57.7 pesos per US dollar</w:t>
+      </w:r>
+      <w:r>
+        <w:t xml:space="preserve"> </w:t>
+      </w:r>
+      <w:r>
+        <w:rPr>
+          <w:bCs/>
+          <w:b/>
+        </w:rPr>
+        <w:t xml:space="preserve">[PENDING: state the date and source of each rate]</w:t>
+      </w:r>
+      <w:r>
+        <w:t xml:space="preserve">. Some texts were coded from official or unofficial English translations, implementing rules may follow the primary text, and Vietnam’s AI-specific regulatory layer is still developing following the 2025 AI law (Vietnam, 2025).</w:t>
       </w:r>
     </w:p>
     <w:bookmarkEnd w:id="29"/>
-    <w:bookmarkStart w:id="30" w:name="coding-of-policy-instruments"/>
+    <w:bookmarkStart w:id="30" w:name="X861998cf42a0352b218a431a01bbc78905216f5"/>
     <w:p>
       <w:pPr>
         <w:pStyle w:val="Heading3"/>
       </w:pPr>
       <w:r>
-        <w:t xml:space="preserve">3.3 Coding of policy instruments</w:t>
+        <w:t xml:space="preserve">3.3 Coding of instruments, the common scale and the rung distance</w:t>
       </w:r>
     </w:p>
     <w:p>
@@ -1657,7 +1739,7 @@
         <w:pStyle w:val="FirstParagraph"/>
       </w:pPr>
       <w:r>
-        <w:t xml:space="preserve">The unit of analysis is the instrument, a specific exemption, grant or eligibility rule, not the strategy document, since one strategy bundles many instruments. About twenty instruments were coded across the four countries (Supporting Information, Table S1). Each is coded on five dimensions:</w:t>
+        <w:t xml:space="preserve">The unit of analysis is the instrument, a specific exemption, grant or eligibility rule, not the strategy document. Twenty instruments were coded across the four countries (Supporting Information, Table S1); five of them (SI rows 5, 6, 18, 19 and 20) are cross-cutting rules that apply beyond AI. Each is coded on five dimensions:</w:t>
       </w:r>
       <w:r>
         <w:t xml:space="preserve"> </w:t>
@@ -1670,7 +1752,7 @@
         <w:t xml:space="preserve">(1) stack layer</w:t>
       </w:r>
       <w:r>
-        <w:t xml:space="preserve">, using the four-layer scheme;</w:t>
+        <w:t xml:space="preserve">, using the four-layer scheme with the combined code (ii)+(iii);</w:t>
       </w:r>
       <w:r>
         <w:t xml:space="preserve"> </w:t>
@@ -1696,7 +1778,7 @@
         <w:t xml:space="preserve">(3) formal threshold</w:t>
       </w:r>
       <w:r>
-        <w:t xml:space="preserve">, the minimum capital, revenue or staffing in the source (the scale dimension);</w:t>
+        <w:t xml:space="preserve">, the minimum capital, revenue or staffing in the source, recorded with its basis (annual spend, paid-up capital, minimum capital, cumulative capex);</w:t>
       </w:r>
       <w:r>
         <w:t xml:space="preserve"> </w:t>
@@ -1709,7 +1791,7 @@
         <w:t xml:space="preserve">(4) new-firm accommodation</w:t>
       </w:r>
       <w:r>
-        <w:t xml:space="preserve">, coded Yes only where the source contains an explicit provision easing access for smaller or newer firms (the vintage dimension); and</w:t>
+        <w:t xml:space="preserve">, coded Yes only where the source contains an explicit provision easing access for smaller or newer firms; and</w:t>
       </w:r>
       <w:r>
         <w:t xml:space="preserve"> </w:t>
@@ -1722,15 +1804,311 @@
         <w:t xml:space="preserve">(5) recurring compliance burden</w:t>
       </w:r>
       <w:r>
-        <w:t xml:space="preserve">, meaning annual or ongoing obligations attached to continued eligibility.</w:t>
-      </w:r>
-    </w:p>
-    <w:p>
-      <w:pPr>
-        <w:pStyle w:val="BodyText"/>
-      </w:pPr>
-      <w:r>
-        <w:t xml:space="preserve">The codebook is in Appendix A. Rules for ambiguous cases are as follows. A threshold the source does not state is coded</w:t>
+        <w:t xml:space="preserve">, meaning annual or ongoing obligations attached to continued eligibility. The codebook is in Appendix A. A low threshold is recorded as a threshold, not as accommodation. We report the coded dimensions as a matrix (Table 3) and do not aggregate them into an index, since any weighting would be a modelling assumption with no data-derived basis.</w:t>
+      </w:r>
+    </w:p>
+    <w:p>
+      <w:pPr>
+        <w:pStyle w:val="BodyText"/>
+      </w:pPr>
+      <w:r>
+        <w:rPr>
+          <w:bCs/>
+          <w:b/>
+        </w:rPr>
+        <w:t xml:space="preserve">Common scale and rung distance.</w:t>
+      </w:r>
+      <w:r>
+        <w:t xml:space="preserve"> </w:t>
+      </w:r>
+      <w:r>
+        <w:t xml:space="preserve">Thresholds are stated in different bases and currencies. To compare them we convert each capital figure to US dollars and then to the capacity that capital would host, using two published benchmarks: US$10.7 million per megawatt for construction cost (Turner and Townsend, 2025) and US$38 million per megawatt for fully equipped AI capacity (Epoch AI, 2026). We take the smallest viable unit of provision to be one eight-accelerator server of about 12 kW</w:t>
+      </w:r>
+      <w:r>
+        <w:t xml:space="preserve"> </w:t>
+      </w:r>
+      <w:r>
+        <w:rPr>
+          <w:bCs/>
+          <w:b/>
+        </w:rPr>
+        <w:t xml:space="preserve">[CITATION NEEDED: manufacturer specification]</w:t>
+      </w:r>
+      <w:r>
+        <w:t xml:space="preserve">, which on the two benchmarks needs US$0.13 million to US$0.46 million of capital to host. The</w:t>
+      </w:r>
+      <w:r>
+        <w:t xml:space="preserve"> </w:t>
+      </w:r>
+      <w:r>
+        <w:rPr>
+          <w:iCs/>
+          <w:i/>
+        </w:rPr>
+        <w:t xml:space="preserve">rung distance</w:t>
+      </w:r>
+      <w:r>
+        <w:t xml:space="preserve"> </w:t>
+      </w:r>
+      <w:r>
+        <w:t xml:space="preserve">of an instrument is the base-10 logarithm of its capital threshold divided by that capital, reported as a range. The benchmarks are order-of-magnitude figures: the construction index is a global average, the equipped-capacity figure is a gigawatt-scale total cost of ownership, and the thresholds have different bases (minimum capital, paid-up capital, cumulative capex), so the conversion tests plausibility, not equality.</w:t>
+      </w:r>
+      <w:r>
+        <w:t xml:space="preserve"> </w:t>
+      </w:r>
+      <w:r>
+        <w:rPr>
+          <w:bCs/>
+          <w:b/>
+        </w:rPr>
+        <w:t xml:space="preserve">[PENDING: replace the global construction figure with local cost where the index reports it, and state a band for exchange-rate movement.]</w:t>
+      </w:r>
+    </w:p>
+    <w:p>
+      <w:pPr>
+        <w:pStyle w:val="BodyText"/>
+      </w:pPr>
+      <w:r>
+        <w:rPr>
+          <w:bCs/>
+          <w:b/>
+        </w:rPr>
+        <w:t xml:space="preserve">Reliability.</w:t>
+      </w:r>
+      <w:r>
+        <w:t xml:space="preserve"> </w:t>
+      </w:r>
+      <w:r>
+        <w:rPr>
+          <w:bCs/>
+          <w:b/>
+        </w:rPr>
+        <w:t xml:space="preserve">[PENDING: inter-coder reliability. A second coder will code all 20 instruments independently, blind to the first coder’s codes, using Appendix A. We will report percentage agreement and Cohen’s kappa (Cohen, 1960) per dimension, with Krippendorff’s alpha (Krippendorff, 2018) as a check given the small number of units, report agreement before and after discussion, and log every resolved disagreement. Layer assignment has already changed once (SI row 12) and the accommodation coding in the first matrix did not follow the codebook, so agreement may be low on those two dimensions. Replace this paragraph with the results.]</w:t>
+      </w:r>
+    </w:p>
+    <w:p>
+      <w:pPr>
+        <w:pStyle w:val="BodyText"/>
+      </w:pPr>
+      <w:r>
+        <w:rPr>
+          <w:bCs/>
+          <w:b/>
+        </w:rPr>
+        <w:t xml:space="preserve">Verification.</w:t>
+      </w:r>
+      <w:r>
+        <w:t xml:space="preserve"> </w:t>
+      </w:r>
+      <w:r>
+        <w:rPr>
+          <w:bCs/>
+          <w:b/>
+        </w:rPr>
+        <w:t xml:space="preserve">[PENDING: every figure in Table 3 and Supporting Information Table S1 is to be re-checked against the primary text, with the date of checking recorded. At the time of drafting, 14 of the 20 instrument rows were marked as not independently re-verified, including all Thai and Malaysian rows. Replace this paragraph with the result.]</w:t>
+      </w:r>
+    </w:p>
+    <w:p>
+      <w:pPr>
+        <w:pStyle w:val="BodyText"/>
+      </w:pPr>
+      <w:r>
+        <w:rPr>
+          <w:bCs/>
+          <w:b/>
+        </w:rPr>
+        <w:t xml:space="preserve">Search protocol for absence claims.</w:t>
+      </w:r>
+      <w:r>
+        <w:t xml:space="preserve"> </w:t>
+      </w:r>
+      <w:r>
+        <w:t xml:space="preserve">Our claim that no instrument is aimed at compute provision below facility scale is a claim about absence. We distinguish three readings: (i) no instrument</w:t>
+      </w:r>
+      <w:r>
+        <w:t xml:space="preserve"> </w:t>
+      </w:r>
+      <w:r>
+        <w:rPr>
+          <w:iCs/>
+          <w:i/>
+        </w:rPr>
+        <w:t xml:space="preserve">is aimed at</w:t>
+      </w:r>
+      <w:r>
+        <w:t xml:space="preserve"> </w:t>
+      </w:r>
+      <w:r>
+        <w:t xml:space="preserve">sub-facility compute; (ii) no instrument</w:t>
+      </w:r>
+      <w:r>
+        <w:t xml:space="preserve"> </w:t>
+      </w:r>
+      <w:r>
+        <w:rPr>
+          <w:iCs/>
+          <w:i/>
+        </w:rPr>
+        <w:t xml:space="preserve">could be used by</w:t>
+      </w:r>
+      <w:r>
+        <w:t xml:space="preserve"> </w:t>
+      </w:r>
+      <w:r>
+        <w:t xml:space="preserve">a sub-facility provider on the same terms as a software firm; (iii) no instrument has a</w:t>
+      </w:r>
+      <w:r>
+        <w:t xml:space="preserve"> </w:t>
+      </w:r>
+      <w:r>
+        <w:rPr>
+          <w:iCs/>
+          <w:i/>
+        </w:rPr>
+        <w:t xml:space="preserve">tier</w:t>
+      </w:r>
+      <w:r>
+        <w:t xml:space="preserve"> </w:t>
+      </w:r>
+      <w:r>
+        <w:t xml:space="preserve">below facility scale. We assert reading (i) only, and test reading (ii) with the hypothetical-firm test below.</w:t>
+      </w:r>
+      <w:r>
+        <w:t xml:space="preserve"> </w:t>
+      </w:r>
+      <w:r>
+        <w:rPr>
+          <w:bCs/>
+          <w:b/>
+        </w:rPr>
+        <w:t xml:space="preserve">[PENDING: document the search for reading (i): which instrument lists were read in full, which terms were searched in the English and national-language texts (for example colocation, cloud service, compute, GPU, shared infrastructure), on what date, and the nearest instrument to sub-facility compute in each country.]</w:t>
+      </w:r>
+    </w:p>
+    <w:p>
+      <w:pPr>
+        <w:pStyle w:val="BodyText"/>
+      </w:pPr>
+      <w:r>
+        <w:rPr>
+          <w:bCs/>
+          <w:b/>
+        </w:rPr>
+        <w:t xml:space="preserve">General-purpose instruments.</w:t>
+      </w:r>
+      <w:r>
+        <w:t xml:space="preserve"> </w:t>
+      </w:r>
+      <w:r>
+        <w:t xml:space="preserve">The coding so far covers AI-related and digital-sector incentives. Firms may reach support through general SME, startup or research schemes that do not mention AI, and AI instruments may copy templates from earlier sectors.</w:t>
+      </w:r>
+      <w:r>
+        <w:t xml:space="preserve"> </w:t>
+      </w:r>
+      <w:r>
+        <w:rPr>
+          <w:bCs/>
+          <w:b/>
+        </w:rPr>
+        <w:t xml:space="preserve">[PENDING: code the general SME, startup and research instruments of each country, and two or three pre-AI sector schemes, on the same dimensions. The first tests reading (ii); the second tests P3a and P3b. Until then, absence claims are limited to AI-related and digital-sector instruments.]</w:t>
+      </w:r>
+    </w:p>
+    <w:bookmarkEnd w:id="30"/>
+    <w:bookmarkStart w:id="31" w:name="hypothetical-firm-eligibility-test"/>
+    <w:p>
+      <w:pPr>
+        <w:pStyle w:val="Heading3"/>
+      </w:pPr>
+      <w:r>
+        <w:t xml:space="preserve">3.4 Hypothetical-firm eligibility test</w:t>
+      </w:r>
+    </w:p>
+    <w:p>
+      <w:pPr>
+        <w:pStyle w:val="FirstParagraph"/>
+      </w:pPr>
+      <w:r>
+        <w:t xml:space="preserve">Eligibility on paper is easier to judge for a concrete firm than for a category. We define three hypothetical firms:</w:t>
+      </w:r>
+      <w:r>
+        <w:t xml:space="preserve"> </w:t>
+      </w:r>
+      <w:r>
+        <w:rPr>
+          <w:bCs/>
+          <w:b/>
+        </w:rPr>
+        <w:t xml:space="preserve">Firm A</w:t>
+      </w:r>
+      <w:r>
+        <w:t xml:space="preserve">, a three-person AI software startup;</w:t>
+      </w:r>
+      <w:r>
+        <w:t xml:space="preserve"> </w:t>
+      </w:r>
+      <w:r>
+        <w:rPr>
+          <w:bCs/>
+          <w:b/>
+        </w:rPr>
+        <w:t xml:space="preserve">Firm B</w:t>
+      </w:r>
+      <w:r>
+        <w:t xml:space="preserve">, a reseller of AI compute with 20 accelerated servers on leased colocation space;</w:t>
+      </w:r>
+      <w:r>
+        <w:t xml:space="preserve"> </w:t>
+      </w:r>
+      <w:r>
+        <w:rPr>
+          <w:bCs/>
+          <w:b/>
+        </w:rPr>
+        <w:t xml:space="preserve">Firm C</w:t>
+      </w:r>
+      <w:r>
+        <w:t xml:space="preserve">, a colocation operator running one megawatt of capacity. For each country and firm we read the instruments that could apply and record</w:t>
+      </w:r>
+      <w:r>
+        <w:t xml:space="preserve"> </w:t>
+      </w:r>
+      <w:r>
+        <w:rPr>
+          <w:iCs/>
+          <w:i/>
+        </w:rPr>
+        <w:t xml:space="preserve">eligible</w:t>
+      </w:r>
+      <w:r>
+        <w:t xml:space="preserve">,</w:t>
+      </w:r>
+      <w:r>
+        <w:t xml:space="preserve"> </w:t>
+      </w:r>
+      <w:r>
+        <w:rPr>
+          <w:iCs/>
+          <w:i/>
+        </w:rPr>
+        <w:t xml:space="preserve">ineligible</w:t>
+      </w:r>
+      <w:r>
+        <w:t xml:space="preserve"> </w:t>
+      </w:r>
+      <w:r>
+        <w:t xml:space="preserve">or</w:t>
+      </w:r>
+      <w:r>
+        <w:t xml:space="preserve"> </w:t>
+      </w:r>
+      <w:r>
+        <w:rPr>
+          <w:iCs/>
+          <w:i/>
+        </w:rPr>
+        <w:t xml:space="preserve">unclear</w:t>
+      </w:r>
+      <w:r>
+        <w:t xml:space="preserve">, with the clause.</w:t>
       </w:r>
       <w:r>
         <w:t xml:space="preserve"> </w:t>
@@ -1739,161 +2117,36 @@
         <w:t xml:space="preserve">“</w:t>
       </w:r>
       <w:r>
-        <w:t xml:space="preserve">none stated</w:t>
+        <w:t xml:space="preserve">Eligible</w:t>
       </w:r>
       <w:r>
         <w:t xml:space="preserve">”</w:t>
       </w:r>
       <w:r>
-        <w:t xml:space="preserve">, not zero. An instrument applying across activity types without targeting a layer is coded</w:t>
-      </w:r>
-      <w:r>
-        <w:t xml:space="preserve"> </w:t>
-      </w:r>
-      <w:r>
-        <w:t xml:space="preserve">“</w:t>
-      </w:r>
-      <w:r>
-        <w:t xml:space="preserve">cross-cutting</w:t>
-      </w:r>
-      <w:r>
-        <w:t xml:space="preserve">”</w:t>
-      </w:r>
-      <w:r>
-        <w:t xml:space="preserve">. A proportional requirement, such as a percentage of staff, is coded</w:t>
-      </w:r>
-      <w:r>
-        <w:t xml:space="preserve"> </w:t>
-      </w:r>
-      <w:r>
-        <w:t xml:space="preserve">“</w:t>
-      </w:r>
-      <w:r>
-        <w:t xml:space="preserve">not scale-based</w:t>
-      </w:r>
-      <w:r>
-        <w:t xml:space="preserve">”</w:t>
-      </w:r>
-      <w:r>
-        <w:t xml:space="preserve">, because a firm of ten people can satisfy it as readily as a firm of a thousand. Where a scheme combines tax and direct components, each component is coded as a separate row. Where a coding decision remained uncertain after reading the source, the instrument is flagged and the decision is logged in the Supporting Information.</w:t>
-      </w:r>
-    </w:p>
-    <w:p>
-      <w:pPr>
-        <w:pStyle w:val="BodyText"/>
-      </w:pPr>
-      <w:r>
-        <w:t xml:space="preserve">We report the coded dimensions directly, as a matrix (Table 3), and do not aggregate them into an index. Any weighting across dimensions would be a modelling assumption with no data-derived basis, and a single number would convey more precision than the coding supports.</w:t>
-      </w:r>
-    </w:p>
-    <w:p>
-      <w:pPr>
-        <w:pStyle w:val="BodyText"/>
-      </w:pPr>
-      <w:r>
-        <w:rPr>
-          <w:bCs/>
-          <w:b/>
-        </w:rPr>
-        <w:t xml:space="preserve">Reliability.</w:t>
-      </w:r>
-      <w:r>
-        <w:t xml:space="preserve"> </w:t>
-      </w:r>
-      <w:r>
-        <w:rPr>
-          <w:bCs/>
-          <w:b/>
-        </w:rPr>
-        <w:t xml:space="preserve">[PENDING: inter-coder reliability. A second coder will code all 20 instruments independently, blind to the first coder’s codes, using the codebook in Appendix A. We will report percentage agreement and Cohen’s kappa (Cohen, 1960) per dimension, with Krippendorff’s alpha (Krippendorff, 2018) as a check given the small number of units; we will report agreement before and after discussion and log every resolved disagreement. Replace this paragraph with the results. Until it is done, all coding results should be read as the first coder’s judgements.]</w:t>
-      </w:r>
-    </w:p>
-    <w:p>
-      <w:pPr>
-        <w:pStyle w:val="BodyText"/>
-      </w:pPr>
-      <w:r>
-        <w:rPr>
-          <w:bCs/>
-          <w:b/>
-        </w:rPr>
-        <w:t xml:space="preserve">Verification.</w:t>
-      </w:r>
-      <w:r>
-        <w:t xml:space="preserve"> </w:t>
-      </w:r>
-      <w:r>
-        <w:rPr>
-          <w:bCs/>
-          <w:b/>
-        </w:rPr>
-        <w:t xml:space="preserve">[PENDING: every figure in Table 3 and Supporting Information Table S1 is to be re-checked against the primary text, with the date of checking recorded. At the time of drafting, 14 of the 20 instrument rows were marked as not independently re-verified. Replace this paragraph with the verification result.]</w:t>
-      </w:r>
-    </w:p>
-    <w:p>
-      <w:pPr>
-        <w:pStyle w:val="BodyText"/>
-      </w:pPr>
-      <w:r>
-        <w:rPr>
-          <w:bCs/>
-          <w:b/>
-        </w:rPr>
-        <w:t xml:space="preserve">Search protocol for absence claims.</w:t>
-      </w:r>
-      <w:r>
-        <w:t xml:space="preserve"> </w:t>
-      </w:r>
-      <w:r>
-        <w:t xml:space="preserve">Our claim that Thailand, Vietnam and the Philippines have no AI-related instrument addressing compute provision below facility scale, and our reading of the scope of Malaysia’s entry tier, are claims about absence and about coverage.</w:t>
-      </w:r>
-      <w:r>
-        <w:t xml:space="preserve"> </w:t>
-      </w:r>
-      <w:r>
-        <w:rPr>
-          <w:bCs/>
-          <w:b/>
-        </w:rPr>
-        <w:t xml:space="preserve">[PENDING: document the search: which instrument lists were read in full, which key terms were searched in the English and national-language texts (for example colocation, cloud service, compute, GPU, shared infrastructure), and on what date, and name the nearest instrument to sub-facility compute in each country.]</w:t>
-      </w:r>
-    </w:p>
-    <w:p>
-      <w:pPr>
-        <w:pStyle w:val="BodyText"/>
-      </w:pPr>
-      <w:r>
-        <w:rPr>
-          <w:bCs/>
-          <w:b/>
-        </w:rPr>
-        <w:t xml:space="preserve">General-purpose instruments.</w:t>
-      </w:r>
-      <w:r>
-        <w:t xml:space="preserve"> </w:t>
-      </w:r>
-      <w:r>
-        <w:t xml:space="preserve">The coding so far covers AI-tagged and digital-sector incentives. Firms may reach support through general SME, startup or research schemes that do not mention AI.</w:t>
-      </w:r>
-      <w:r>
-        <w:t xml:space="preserve"> </w:t>
-      </w:r>
-      <w:r>
-        <w:rPr>
-          <w:bCs/>
-          <w:b/>
-        </w:rPr>
-        <w:t xml:space="preserve">[PENDING: code the general SME, startup and research instruments of each country on the same five dimensions, and report whether any would apply to a sub-facility compute provider. Until this is done, the absence claim in Section 4.5 is limited to AI-related and digital-sector instruments.]</w:t>
-      </w:r>
-    </w:p>
-    <w:bookmarkEnd w:id="30"/>
-    <w:bookmarkStart w:id="31" w:name="assessing-rival-explanations"/>
+        <w:t xml:space="preserve"> </w:t>
+      </w:r>
+      <w:r>
+        <w:t xml:space="preserve">means the firm meets the stated conditions; it does not mean the firm obtains the benefit. Two readers code independently. Table 6 reports a provisional reading based on the descriptions in Section 4, to be replaced by the clause-level reading.</w:t>
+      </w:r>
+      <w:r>
+        <w:t xml:space="preserve"> </w:t>
+      </w:r>
+      <w:r>
+        <w:rPr>
+          <w:bCs/>
+          <w:b/>
+        </w:rPr>
+        <w:t xml:space="preserve">[PENDING]</w:t>
+      </w:r>
+    </w:p>
+    <w:bookmarkEnd w:id="31"/>
+    <w:bookmarkStart w:id="32" w:name="assessing-rival-explanations"/>
     <w:p>
       <w:pPr>
         <w:pStyle w:val="Heading3"/>
       </w:pPr>
       <w:r>
-        <w:t xml:space="preserve">3.4 Assessing rival explanations</w:t>
+        <w:t xml:space="preserve">3.5 Assessing rival explanations</w:t>
       </w:r>
     </w:p>
     <w:p>
@@ -1901,19 +2154,19 @@
         <w:pStyle w:val="FirstParagraph"/>
       </w:pPr>
       <w:r>
-        <w:t xml:space="preserve">Because the analysis rests on four documented cases and not on a panel, conventional identification is unavailable. We use process-tracing logic (Collier, 2011; Mahoney, 2012; Van Evera, 1997): each piece of evidence is assessed by how each hypothesis predicts it, and by whether it can discriminate between them. We borrow from Fairfield and Charman (2017) the discipline of asking how probable the evidence would be under each rival, but we do not assign numerical priors or likelihoods. Four cases and about nine evidence items cannot support defensible numerical priors, and the conclusions would then depend on the priors. We use an ordinal rubric instead, so that every rating can be traced to a stated rule.</w:t>
-      </w:r>
-    </w:p>
-    <w:p>
-      <w:pPr>
-        <w:pStyle w:val="BodyText"/>
-      </w:pPr>
-      <w:r>
-        <w:rPr>
-          <w:bCs/>
-          <w:b/>
-        </w:rPr>
-        <w:t xml:space="preserve">Table 2. Rubric for assessing evidence against hypotheses</w:t>
+        <w:t xml:space="preserve">Because the analysis rests on four documented cases and not on a panel, conventional identification is unavailable. We use process-tracing logic (Collier, 2011; Mahoney, 2012; Van Evera, 1997): each piece of evidence is assessed by how each hypothesis predicts it, and by whether it can discriminate between them. We borrow from Fairfield and Charman (2017) the discipline of asking how probable the evidence would be under each rival, but we do not assign numerical priors or likelihoods. Four cases and ten evidence items cannot support defensible numerical priors, and conclusions would then depend on the priors. We use an ordinal rubric instead, so that every rating traces to a stated prediction.</w:t>
+      </w:r>
+    </w:p>
+    <w:p>
+      <w:pPr>
+        <w:pStyle w:val="BodyText"/>
+      </w:pPr>
+      <w:r>
+        <w:rPr>
+          <w:bCs/>
+          <w:b/>
+        </w:rPr>
+        <w:t xml:space="preserve">Table 2. Rubric for assessing evidence</w:t>
       </w:r>
     </w:p>
     <w:tbl>
@@ -1977,7 +2230,7 @@
               <w:jc w:val="left"/>
             </w:pPr>
             <w:r>
-              <w:t xml:space="preserve">The hypothesis predicts this evidence (it is part of one of its stated predictions P1 to P3)</w:t>
+              <w:t xml:space="preserve">A stated prediction (P1a to P3c) predicts the evidence</w:t>
             </w:r>
           </w:p>
         </w:tc>
@@ -2003,7 +2256,7 @@
               <w:jc w:val="left"/>
             </w:pPr>
             <w:r>
-              <w:t xml:space="preserve">The hypothesis does not predict the evidence but is consistent with it</w:t>
+              <w:t xml:space="preserve">No stated prediction covers it, and it is not in tension with any</w:t>
             </w:r>
           </w:p>
         </w:tc>
@@ -2029,7 +2282,7 @@
               <w:jc w:val="left"/>
             </w:pPr>
             <w:r>
-              <w:t xml:space="preserve">The evidence is in tension with the hypothesis and can be reconciled only with an additional assumption</w:t>
+              <w:t xml:space="preserve">It is in tension with a stated prediction, or can be reconciled only with an additional assumption</w:t>
             </w:r>
           </w:p>
         </w:tc>
@@ -2055,7 +2308,7 @@
               <w:jc w:val="left"/>
             </w:pPr>
             <w:r>
-              <w:t xml:space="preserve">The evidence is inconsistent with the hypothesis as stated</w:t>
+              <w:t xml:space="preserve">It is inconsistent with the hypothesis as stated</w:t>
             </w:r>
           </w:p>
         </w:tc>
@@ -2085,7 +2338,7 @@
               <w:jc w:val="left"/>
             </w:pPr>
             <w:r>
-              <w:t xml:space="preserve">Inferential weight</w:t>
+              <w:t xml:space="preserve">Inferential weight for the pair a row separates</w:t>
             </w:r>
           </w:p>
         </w:tc>
@@ -2123,7 +2376,7 @@
               <w:jc w:val="left"/>
             </w:pPr>
             <w:r>
-              <w:t xml:space="preserve">At least one rival is rated U or X, the evidence rests on verified coding, and no auxiliary assumption is needed</w:t>
+              <w:t xml:space="preserve">One hypothesis is E and the other U or X, the coding is verified, and no auxiliary assumption is needed</w:t>
             </w:r>
           </w:p>
         </w:tc>
@@ -2149,7 +2402,7 @@
               <w:jc w:val="left"/>
             </w:pPr>
             <w:r>
-              <w:t xml:space="preserve">At least one rival is rated U or X, but the weight depends on an auxiliary assumption or on coding not yet verified</w:t>
+              <w:t xml:space="preserve">Same, but the weight depends on an auxiliary assumption (A1) or on coding not yet verified</w:t>
             </w:r>
           </w:p>
         </w:tc>
@@ -2175,7 +2428,7 @@
               <w:jc w:val="left"/>
             </w:pPr>
             <w:r>
-              <w:t xml:space="preserve">No rival is rated U or X, so the evidence does not discriminate</w:t>
+              <w:t xml:space="preserve">No hypothesis is U or X, so the row separates nothing</w:t>
             </w:r>
           </w:p>
         </w:tc>
@@ -2186,7 +2439,7 @@
         <w:pStyle w:val="BodyText"/>
       </w:pPr>
       <w:r>
-        <w:t xml:space="preserve">For each row we also state what evidence would change the rating (Table 4) and test how conclusions change when single rows are dropped (Section 5.3). The most visible pattern in the data, the gap between software and infrastructure thresholds, is a</w:t>
+        <w:t xml:space="preserve">The most visible pattern in the data, the gap between software and infrastructure thresholds, is a</w:t>
       </w:r>
       <w:r>
         <w:t xml:space="preserve"> </w:t>
@@ -2202,12 +2455,12 @@
         <w:t xml:space="preserve"> </w:t>
       </w:r>
       <w:r>
-        <w:t xml:space="preserve">test, because a cost-based account predicts it as well as a design-based one does. We say this here, and we build the argument on the evidence that does discriminate.</w:t>
-      </w:r>
-    </w:p>
-    <w:bookmarkEnd w:id="31"/>
+        <w:t xml:space="preserve">test, because a cost-based account predicts it as well as a design-based one does. At the time of drafting no row is Strong, because every discriminating row rests on unverified coding or on A1. The ratings can change after the checks in Sections 3.3 and 3.4.</w:t>
+      </w:r>
+    </w:p>
     <w:bookmarkEnd w:id="32"/>
-    <w:bookmarkStart w:id="41" w:name="findings"/>
+    <w:bookmarkEnd w:id="33"/>
+    <w:bookmarkStart w:id="42" w:name="findings"/>
     <w:p>
       <w:pPr>
         <w:pStyle w:val="Heading2"/>
@@ -2216,7 +2469,7 @@
         <w:t xml:space="preserve">4. Findings</w:t>
       </w:r>
     </w:p>
-    <w:bookmarkStart w:id="33" w:name="thailand"/>
+    <w:bookmarkStart w:id="34" w:name="thailand"/>
     <w:p>
       <w:pPr>
         <w:pStyle w:val="Heading3"/>
@@ -2230,53 +2483,91 @@
         <w:pStyle w:val="FirstParagraph"/>
       </w:pPr>
       <w:r>
-        <w:t xml:space="preserve">Thailand’s Board of Investment administers AI-relevant incentives through its Digital, Creative Industries and High-Value Service division, established under two 2022 announcements (Board of Investment of Thailand, 2022, 2025). Software and digital-content development qualifies for an uncapped corporate income tax exemption at an annual threshold of approximately 1.5 million baht (about US$42,000), calculated from local staff salary expenditure, which a small technical team can reach. GPU-based data hosting, the layer most directly involved in training or serving models, requires minimum capital of approximately 5,000 million baht (about US$140 million) and an extensive certification regime. These two thresholds are not strictly comparable, since one is an annual expenditure flow and the other a capital stock, so we do not compute a ratio between them. We compare realised project sizes instead (below).</w:t>
-      </w:r>
-    </w:p>
-    <w:p>
-      <w:pPr>
-        <w:pStyle w:val="BodyText"/>
-      </w:pPr>
-      <w:r>
-        <w:t xml:space="preserve">The structure is more than a binary. Baseline research and development qualifies at the same accessible threshold as software. A separate competitiveness-enhancement mechanism lets qualifying firms extend the exemption to thirteen years if they make additional investment of at least 200 million baht, representing a specified minimum share of sales over the following three years (Board of Investment of Thailand, 2022). The most generous tier is thus reserved for firms with a revenue base large enough to meet it. This is a vintage barrier that applies to software, where a cost rationale does not apply.</w:t>
-      </w:r>
-      <w:r>
-        <w:t xml:space="preserve"> </w:t>
-      </w:r>
-      <w:r>
-        <w:rPr>
-          <w:bCs/>
-          <w:b/>
-        </w:rPr>
-        <w:t xml:space="preserve">[VERIFY: whether this mechanism is specific to the digital division or cross-sectoral, since the answer bears on H3.]</w:t>
-      </w:r>
-    </w:p>
-    <w:p>
-      <w:pPr>
-        <w:pStyle w:val="BodyText"/>
-      </w:pPr>
-      <w:r>
-        <w:t xml:space="preserve">Realised approvals agree with the formal rules. Approval statistics for January to December 2025 show 96 approved projects under Activity 8.1.1 (software and digital platforms) with combined investment of 933.0 million baht, an average of about 9.7 million baht. Over the same period 24 approved data-centre projects under Activity 8.2.1 carried 457,999.8 million baht, an average of about 19,083 million baht, and a single data-hosting project under Activity 8.2.4 carried 126,793.0 million baht (Board of Investment of Thailand, 2026). The average data-centre project is therefore about 1,960 times the average software project in approved investment. This compares approved incentive projects, not firms.</w:t>
-      </w:r>
-    </w:p>
-    <w:p>
-      <w:pPr>
-        <w:pStyle w:val="BodyText"/>
-      </w:pPr>
-      <w:r>
-        <w:t xml:space="preserve">Ownership of registered capital differs by layer. In Activity 8.1.1 software projects, 46 per cent of registered capital is Thai-held and 54 per cent foreign-held. In data-centre projects the split is 15 per cent Thai and 85 per cent foreign. In the single data-hosting project all registered capital is foreign. The Thai-held share therefore falls from 46 to 15 to 0 per cent with depth into the infrastructure stack. This gradient rests on three points, one of which is a single project, and it is a description of who holds capital in approved projects. It does not show whether Thai firms were excluded, and it is the pattern a cost-based account also predicts (Section 5.2). Lehdonvirta, Wú and Hawkins (2025) show that the global reach of cloud data centres is shaped by the economic and security interests of a few home states, which is one reason to expect foreign capital in this layer independently of Thai incentive design.</w:t>
-      </w:r>
-    </w:p>
-    <w:p>
-      <w:pPr>
-        <w:pStyle w:val="BodyText"/>
-      </w:pPr>
-      <w:r>
-        <w:t xml:space="preserve">A further observation bears on the offshoring channel discussed in Section 2.2. The Trade and Investment Support Office category, which explicitly includes internationally delivered business-process outsourcing, receives the lowest incentive tier in the division, with no corporate income tax exemption. This is an activity exposed to AI-driven automation and receives the least support.</w:t>
-      </w:r>
-    </w:p>
-    <w:bookmarkEnd w:id="33"/>
-    <w:bookmarkStart w:id="34" w:name="vietnam"/>
+        <w:t xml:space="preserve">Thailand’s Board of Investment administers AI-relevant incentives through its Digital, Creative Industries and High-Value Service division, established under two 2022 announcements (Board of Investment of Thailand, 2022, 2025). Software and digital-content development (Activity 8.1.1) qualifies for an uncapped corporate income tax exemption at an annual threshold of approximately 1.5 million baht (about US$42,000), calculated from local staff salary expenditure, which a small technical team can reach. GPU-based data hosting (Activity 8.2.4), the activity most directly involved in training or serving models, requires minimum capital of approximately 5,000 million baht (about US$140 million) and an extensive certification regime. The two thresholds are not strictly comparable, since one is an annual expenditure flow and the other a capital stock, so we compare each with the benchmark of Section 3.3, not with each other. GPU-based hosting could be coded as layer (ii) or (iii), and we code it (ii)+(iii). The coding matrix coded it (iii) and described layer (ii) as</w:t>
+      </w:r>
+      <w:r>
+        <w:t xml:space="preserve"> </w:t>
+      </w:r>
+      <w:r>
+        <w:t xml:space="preserve">“</w:t>
+      </w:r>
+      <w:r>
+        <w:t xml:space="preserve">not separately provided for</w:t>
+      </w:r>
+      <w:r>
+        <w:t xml:space="preserve">”</w:t>
+      </w:r>
+      <w:r>
+        <w:t xml:space="preserve"> </w:t>
+      </w:r>
+      <w:r>
+        <w:rPr>
+          <w:bCs/>
+          <w:b/>
+        </w:rPr>
+        <w:t xml:space="preserve">[PENDING: confirm the layer assignment]</w:t>
+      </w:r>
+      <w:r>
+        <w:t xml:space="preserve">.</w:t>
+      </w:r>
+    </w:p>
+    <w:p>
+      <w:pPr>
+        <w:pStyle w:val="BodyText"/>
+      </w:pPr>
+      <w:r>
+        <w:t xml:space="preserve">The structure is more than a binary. Baseline research and development qualifies at the same accessible threshold as software. A separate competitiveness-enhancement mechanism lets qualifying firms extend the exemption to thirteen years if they make additional investment of at least 200 million baht (about US$5.6 million), representing a specified minimum share of sales over the following three years (Board of Investment of Thailand, 2022). That tier presupposes a revenue base, and it applies to software, where a cost rationale does not apply.</w:t>
+      </w:r>
+      <w:r>
+        <w:t xml:space="preserve"> </w:t>
+      </w:r>
+      <w:r>
+        <w:rPr>
+          <w:bCs/>
+          <w:b/>
+        </w:rPr>
+        <w:t xml:space="preserve">[VERIFY: the minimum share of sales; whether the mechanism is specific to the digital division or cross-sectoral, which bears on H3; and whether it is an optional add-on to the baseline exemption.]</w:t>
+      </w:r>
+    </w:p>
+    <w:p>
+      <w:pPr>
+        <w:pStyle w:val="BodyText"/>
+      </w:pPr>
+      <w:r>
+        <w:t xml:space="preserve">Realised approvals are consistent with the rules. Approval statistics for January to December 2025 show 96 approved projects under Activity 8.1.1 with combined investment of 933.0 million baht, an average of about 9.7 million baht. Over the same period 24 approved data-centre projects under Activity 8.2.1 carried 457,999.8 million baht, an average of about 19,083 million baht (about US$534 million), and a single data-hosting project under Activity 8.2.4 carried 126,793.0 million baht (Board of Investment of Thailand, 2026). The average data-centre project is about 1,960 times the average software project in approved investment. This compares approved projects, not firms, and the two averages belong to different activities. The coding records the US$140 million threshold only for Activity 8.2.4. If a similar threshold applies to 8.2.1</w:t>
+      </w:r>
+      <w:r>
+        <w:t xml:space="preserve"> </w:t>
+      </w:r>
+      <w:r>
+        <w:rPr>
+          <w:bCs/>
+          <w:b/>
+        </w:rPr>
+        <w:t xml:space="preserve">[VERIFY]</w:t>
+      </w:r>
+      <w:r>
+        <w:t xml:space="preserve">, the average approved data-centre project sits about 3.8 times above it, so the threshold would not determine realised size.</w:t>
+      </w:r>
+    </w:p>
+    <w:p>
+      <w:pPr>
+        <w:pStyle w:val="BodyText"/>
+      </w:pPr>
+      <w:r>
+        <w:t xml:space="preserve">Ownership of registered capital differs by layer. In Activity 8.1.1 software projects, 46 per cent of registered capital is Thai-held and 54 per cent foreign-held. In data-centre projects the split is 15 per cent Thai and 85 per cent foreign. In the single data-hosting project all registered capital is foreign. The Thai-held share therefore falls from 46 to 15 to 0 per cent with depth into the infrastructure stack. This gradient rests on three points, one of them a single project, and it describes who holds capital in approved projects. It does not show whether Thai firms were excluded, and a cost-based account also predicts it (Section 5.2). Lehdonvirta, Wú and Hawkins (2025) show that the global reach of cloud data centres is shaped by the economic and security interests of a few home states, which is one reason to expect foreign capital in this layer independently of Thai design.</w:t>
+      </w:r>
+    </w:p>
+    <w:p>
+      <w:pPr>
+        <w:pStyle w:val="BodyText"/>
+      </w:pPr>
+      <w:r>
+        <w:t xml:space="preserve">The Trade and Investment Support Office category, which explicitly includes internationally delivered business-process outsourcing, receives the lowest incentive tier in the division, with no corporate income tax exemption. This activity is exposed to AI-driven automation (Section 2.2) and receives the least support.</w:t>
+      </w:r>
+    </w:p>
+    <w:bookmarkEnd w:id="34"/>
+    <w:bookmarkStart w:id="35" w:name="vietnam"/>
     <w:p>
       <w:pPr>
         <w:pStyle w:val="Heading3"/>
@@ -2308,7 +2599,7 @@
         <w:pStyle w:val="BodyText"/>
       </w:pPr>
       <w:r>
-        <w:t xml:space="preserve">The second track, for recognised startups, is more accessible. It requires only demonstrated revenue growth or a commercialisation-ready technology. Qualifying startups receive the full incentive package, fee exemptions for state research facilities, and priority access to the National Venture Capital Fund, a direct equity instrument distinct from the National Technology Innovation Fund, which provides subsidised lending. This is the clearest instance in our data of explicit accommodation for new firms, and part of it is delivered by direct, not tax-based, means.</w:t>
+        <w:t xml:space="preserve">The second track, for recognised startups, requires only demonstrated revenue growth or a commercialisation-ready technology. Qualifying startups receive the full incentive package, fee exemptions for state research facilities, and priority access to the National Venture Capital Fund, a direct equity instrument distinct from the National Technology Innovation Fund, which provides subsidised lending. This is the clearest instance in our data of explicit accommodation for new firms, and part of it is delivered by direct, not tax-based, means.</w:t>
       </w:r>
       <w:r>
         <w:t xml:space="preserve"> </w:t>
@@ -2326,56 +2617,236 @@
         <w:pStyle w:val="BodyText"/>
       </w:pPr>
       <w:r>
-        <w:t xml:space="preserve">Decision 21/2026, which replaced a 2025 list, groups thirty strategic technology products into two priority tiers (Vietnam, 2026b). The top tier, of market-ready products with large direct economic impact, includes Vietnamese-language large language models, virtual assistants and specialised AI systems, and also cloud-computing platforms as a separate line item. The lower tier, of future and foundational technologies, includes specialised chips, quantum technologies and satellite systems. Vietnam therefore places cloud and compute provision in the same top tier as models and applications and assigns specialised chips to the lower tier. Within the four-layer scheme the boundary in Vietnam falls at layer (iv), hardware manufacture, not at layers (ii) or (iii). Edge-processing AI cameras and digital-twin platforms are also top-tier items, but they are application products, and we do not count them as evidence about compute provision</w:t>
-      </w:r>
-      <w:r>
-        <w:t xml:space="preserve"> </w:t>
-      </w:r>
-      <w:r>
-        <w:rPr>
-          <w:bCs/>
-          <w:b/>
-        </w:rPr>
-        <w:t xml:space="preserve">[PENDING: the first coding placed them in layer (ii); recode them as layer (i) and confirm in Table S1]</w:t>
+        <w:t xml:space="preserve">Decision 21/2026, which replaced a 2025 list, groups thirty strategic technology products into two priority tiers (Vietnam, 2026b). The top tier, of market-ready products with large direct economic impact, includes Vietnamese-language large language models, virtual assistants and specialised AI systems, and also cloud-computing platforms as a separate line item. The lower tier, of future and foundational technologies, includes specialised chips, quantum technologies and satellite systems.</w:t>
+      </w:r>
+      <w:r>
+        <w:t xml:space="preserve"> </w:t>
+      </w:r>
+      <w:r>
+        <w:t xml:space="preserve">“</w:t>
+      </w:r>
+      <w:r>
+        <w:t xml:space="preserve">Cloud-computing platforms</w:t>
+      </w:r>
+      <w:r>
+        <w:t xml:space="preserve">”</w:t>
+      </w:r>
+      <w:r>
+        <w:t xml:space="preserve"> </w:t>
+      </w:r>
+      <w:r>
+        <w:t xml:space="preserve">is a product category and may refer to platform software, not capacity provision, so it is weak evidence on compute provision</w:t>
+      </w:r>
+      <w:r>
+        <w:t xml:space="preserve"> </w:t>
+      </w:r>
+      <w:r>
+        <w:rPr>
+          <w:bCs/>
+          <w:b/>
+        </w:rPr>
+        <w:t xml:space="preserve">[VERIFY: the list entry’s definition and the benefits attached to it]</w:t>
+      </w:r>
+      <w:r>
+        <w:t xml:space="preserve">. Edge-processing AI cameras and digital-twin platforms are also top-tier items, but they are application products, and we do not count them as evidence about compute</w:t>
+      </w:r>
+      <w:r>
+        <w:t xml:space="preserve"> </w:t>
+      </w:r>
+      <w:r>
+        <w:rPr>
+          <w:bCs/>
+          <w:b/>
+        </w:rPr>
+        <w:t xml:space="preserve">[PENDING: the first coding placed them in layer (ii); recode them as layer (i) in Table S1]</w:t>
+      </w:r>
+      <w:r>
+        <w:t xml:space="preserve">. Priority ranking is not blocked access (Section 2.5). Vietnam’s coded instruments therefore contain no capital screen at any layer; specialised chips are ranked lower, and no instrument we coded excludes a firm from hardware manufacture. Hardware is coded for Vietnam only (SI row 13) and is uncoded for the other three countries, so we do not compare hardware across countries.</w:t>
+      </w:r>
+    </w:p>
+    <w:p>
+      <w:pPr>
+        <w:pStyle w:val="BodyText"/>
+      </w:pPr>
+      <w:r>
+        <w:t xml:space="preserve">Vietnam’s design differs from Thailand’s in kind. Thailand and Malaysia define eligibility through activity-specific capital thresholds. Vietnam sets priority through a list of strategic technologies that carries no stated capital rule. A list-based design does not generate a capital gradient, which may be why none appears. The same design moves screening to designation and to instruments we have not coded, so this is a hypothesis about origin, not a finding about access.</w:t>
+      </w:r>
+    </w:p>
+    <w:p>
+      <w:pPr>
+        <w:pStyle w:val="BodyText"/>
+      </w:pPr>
+      <w:r>
+        <w:t xml:space="preserve">The Vietnamese data centre announced for Ho Chi Minh City in 2026 and financed by the country’s largest conglomerate</w:t>
+      </w:r>
+      <w:r>
+        <w:t xml:space="preserve"> </w:t>
+      </w:r>
+      <w:r>
+        <w:rPr>
+          <w:bCs/>
+          <w:b/>
+        </w:rPr>
+        <w:t xml:space="preserve">[CITATION NEEDED: source for the announcement]</w:t>
+      </w:r>
+      <w:r>
+        <w:t xml:space="preserve"> </w:t>
+      </w:r>
+      <w:r>
+        <w:t xml:space="preserve">is a market-structure observation, not a product of rules that exclude smaller firms from the compute layer, because the coded rules contain no such exclusion. Government data point the same way: hardware and electronics enterprises are under 10 per cent of Vietnam’s information and communication technology enterprises but over 90 per cent of industry revenue, and are overwhelmingly foreign-invested, while software, digital content and services enterprises are predominantly domestic (Vietnam, Ministry of Information and Communications, 2024). That is evidence about manufacturing, not the compute stack. Of 9,348 operating enterprises in computer programming and related activities at the end of 2022, 57.9 per cent employed fewer than five people and 35.7 per cent employed between five and 49 (Vietnam, General Statistics Office, 2024), a base of micro and small firms that the startup track would be expected to serve.</w:t>
+      </w:r>
+      <w:r>
+        <w:t xml:space="preserve"> </w:t>
+      </w:r>
+      <w:r>
+        <w:rPr>
+          <w:bCs/>
+          <w:b/>
+        </w:rPr>
+        <w:t xml:space="preserve">[VERIFY: all three statistical figures against the cited sources.]</w:t>
+      </w:r>
+    </w:p>
+    <w:bookmarkEnd w:id="35"/>
+    <w:bookmarkStart w:id="36" w:name="malaysia"/>
+    <w:p>
+      <w:pPr>
+        <w:pStyle w:val="Heading3"/>
+      </w:pPr>
+      <w:r>
+        <w:t xml:space="preserve">4.3 Malaysia</w:t>
+      </w:r>
+    </w:p>
+    <w:p>
+      <w:pPr>
+        <w:pStyle w:val="FirstParagraph"/>
+      </w:pPr>
+      <w:r>
+        <w:t xml:space="preserve">Malaysia runs two parallel schemes. The Malaysia Digital tax incentive, covering software and digital services including AI, requires only RM50,000 (about US$11,000) of minimum paid-up capital, the lowest stated entry threshold among the countries that state one (Malaysia Digital Economy Corporation, 2024). Against this stands a recurring compliance burden: an annual self-declaration verified by an externally appointed auditor at the firm’s own expense. The cost is largely fixed, so it weighs more heavily on a firm capitalised at that level</w:t>
+      </w:r>
+      <w:r>
+        <w:t xml:space="preserve"> </w:t>
+      </w:r>
+      <w:r>
+        <w:rPr>
+          <w:bCs/>
+          <w:b/>
+        </w:rPr>
+        <w:t xml:space="preserve">[PENDING: the size of the audit cost relative to RM50,000]</w:t>
+      </w:r>
+      <w:r>
+        <w:t xml:space="preserve">. The effect is regressive in firm size, as is the profit-presupposing credit that Bahar et al. (2026) identify for Japan, but it works through a different channel, a fixed cost and not a profit requirement.</w:t>
+      </w:r>
+    </w:p>
+    <w:p>
+      <w:pPr>
+        <w:pStyle w:val="BodyText"/>
+      </w:pPr>
+      <w:r>
+        <w:t xml:space="preserve">DESAC covers data centres and cloud infrastructure and uses a graduated structure (Malaysian Investment Development Authority, 2022). Entry-level eligibility requires RM2.5 million (about US$550,000) of paid-up capital, and the full ten-year highest-rate benefit requires cumulative capital expenditure of RM1 billion (about US$220 million), which exceeds Thailand’s threshold in dollar terms. A separate, lower threshold applies to existing firms expanding. On the benchmarks of Section 3.3, US$0.55 million is about 51 kW of construction or 14 kW of fully equipped capacity, the scale of one server or a rack. The entry tier is paid-up capital, not capital expenditure, so this shows that the tier is not pitched at facility scale in capital terms, not that a rack-scale provider can use it. Secondary summaries describe the qualifying activities as data centre and cloud computing, data centre and data hosting, and submarine cable, and report that data-centre eligibility is tied to separate sustainability guidelines on power and water efficiency, which could themselves screen out small operators</w:t>
+      </w:r>
+      <w:r>
+        <w:t xml:space="preserve"> </w:t>
+      </w:r>
+      <w:r>
+        <w:rPr>
+          <w:bCs/>
+          <w:b/>
+        </w:rPr>
+        <w:t xml:space="preserve">[VERIFY against the primary MIDA and MITI documents]</w:t>
       </w:r>
       <w:r>
         <w:t xml:space="preserve">.</w:t>
       </w:r>
-    </w:p>
-    <w:p>
-      <w:pPr>
-        <w:pStyle w:val="BodyText"/>
-      </w:pPr>
-      <w:r>
-        <w:t xml:space="preserve">Vietnam’s design differs from Thailand’s in kind. Thailand and Malaysia define eligibility through activity-specific capital thresholds. Vietnam sets priority through a list of strategic technologies that carries no stated capital rule. A list-based design does not generate a capital gradient, which may be why none appears in Vietnam. The same design moves gatekeeping to discretionary designation and to other instruments whose effect on access we have not coded, so this is a hypothesis about origin, not a finding about access.</w:t>
-      </w:r>
-    </w:p>
-    <w:p>
-      <w:pPr>
-        <w:pStyle w:val="BodyText"/>
-      </w:pPr>
-      <w:r>
-        <w:t xml:space="preserve">Vietnam’s realised concentration at the infrastructure layer, illustrated by a large AI data centre announced for Ho Chi Minh City in 2026 and financed by the country’s largest conglomerate, cannot be attributed to incentive rules that exclude smaller firms from that layer, because those rules do not do so. It is more plausibly a market-structure outcome. Government data are consistent with that reading: hardware and electronics enterprises are under 10 per cent of Vietnam’s information and communication technology enterprises but over 90 per cent of industry revenue, and are overwhelmingly foreign-invested, while software, digital content and services enterprises are predominantly domestic (Vietnam, Ministry of Information and Communications, 2024). Of 9,348 operating enterprises in computer programming and related activities at the end of 2022, 57.9 per cent employed fewer than five people and 35.7 per cent employed between five and 49 (Vietnam, General Statistics Office, 2024). That is a base of micro and small firms, which the startup carve-out would be expected to serve.</w:t>
-      </w:r>
-      <w:r>
-        <w:t xml:space="preserve"> </w:t>
-      </w:r>
-      <w:r>
-        <w:rPr>
-          <w:bCs/>
-          <w:b/>
-        </w:rPr>
-        <w:t xml:space="preserve">[VERIFY: all three statistical figures against the cited sources.]</w:t>
-      </w:r>
-    </w:p>
-    <w:bookmarkEnd w:id="34"/>
-    <w:bookmarkStart w:id="35" w:name="malaysia"/>
+      <w:r>
+        <w:t xml:space="preserve"> </w:t>
+      </w:r>
+      <w:r>
+        <w:rPr>
+          <w:bCs/>
+          <w:b/>
+        </w:rPr>
+        <w:t xml:space="preserve">[VERIFY, the most consequential open check in the paper: the tiers in the DESAC guidelines (the matrix lists a</w:t>
+      </w:r>
+      <w:r>
+        <w:rPr>
+          <w:bCs/>
+          <w:b/>
+        </w:rPr>
+        <w:t xml:space="preserve"> </w:t>
+      </w:r>
+      <w:r>
+        <w:rPr>
+          <w:bCs/>
+          <w:b/>
+        </w:rPr>
+        <w:t xml:space="preserve">“</w:t>
+      </w:r>
+      <w:r>
+        <w:rPr>
+          <w:bCs/>
+          <w:b/>
+        </w:rPr>
+        <w:t xml:space="preserve">Tier 2 entry</w:t>
+      </w:r>
+      <w:r>
+        <w:rPr>
+          <w:bCs/>
+          <w:b/>
+        </w:rPr>
+        <w:t xml:space="preserve">”</w:t>
+      </w:r>
+      <w:r>
+        <w:rPr>
+          <w:bCs/>
+          <w:b/>
+        </w:rPr>
+        <w:t xml:space="preserve"> </w:t>
+      </w:r>
+      <w:r>
+        <w:rPr>
+          <w:bCs/>
+          <w:b/>
+        </w:rPr>
+        <w:t xml:space="preserve">and describes no other tier), what the firm must build or operate to qualify, whether a minimum capacity or qualifying capex applies, and whether a firm that leases space and equipment can qualify.]</w:t>
+      </w:r>
+    </w:p>
+    <w:p>
+      <w:pPr>
+        <w:pStyle w:val="BodyText"/>
+      </w:pPr>
+      <w:r>
+        <w:t xml:space="preserve">In the 2025 budget address, officials indicated that the earlier approach to data-centre incentives was no longer viewed as sustainable, on the grounds that large capital-intensive projects do not reliably translate into substantial high-skilled employment for Malaysian workers, and the government has since begun a formal restructuring</w:t>
+      </w:r>
+      <w:r>
+        <w:t xml:space="preserve"> </w:t>
+      </w:r>
+      <w:r>
+        <w:rPr>
+          <w:bCs/>
+          <w:b/>
+        </w:rPr>
+        <w:t xml:space="preserve">[VERIFY: speaker names, dates and wording, which are listed as unverified; and whether the DESAC guidelines of 2022 remain in force]</w:t>
+      </w:r>
+      <w:r>
+        <w:t xml:space="preserve">. This shows that policymakers saw a problem with the existing design. It does not show that firm-size bias is the cause, since low employment per unit of capital is also what a capital-intensive activity produces.</w:t>
+      </w:r>
+    </w:p>
+    <w:p>
+      <w:pPr>
+        <w:pStyle w:val="BodyText"/>
+      </w:pPr>
+      <w:r>
+        <w:t xml:space="preserve">DESAC also requires that at least half of a data centre’s full-time staff be Malaysian nationals earning above a specified salary level. A proportional requirement is not a scale filter, since a ten-person firm can meet it as readily as a thousand-person firm, and we record it as an exploratory observation outside the central mechanism.</w:t>
+      </w:r>
+    </w:p>
+    <w:bookmarkEnd w:id="36"/>
+    <w:bookmarkStart w:id="37" w:name="the-philippines"/>
     <w:p>
       <w:pPr>
         <w:pStyle w:val="Heading3"/>
       </w:pPr>
       <w:r>
-        <w:t xml:space="preserve">4.3 Malaysia</w:t>
+        <w:t xml:space="preserve">4.4 The Philippines</w:t>
       </w:r>
     </w:p>
     <w:p>
@@ -2383,54 +2854,46 @@
         <w:pStyle w:val="FirstParagraph"/>
       </w:pPr>
       <w:r>
-        <w:t xml:space="preserve">Malaysia runs two parallel schemes. The Malaysia Digital tax incentive, covering software and digital services including AI, requires only RM50,000 (about US$11,000) of minimum paid-up capital, the lowest entry threshold across the four countries (Malaysia Digital Economy Corporation, 2024). Against this stands a recurring compliance burden: an annual self-declaration verified by an externally appointed auditor at the firm’s own expense. The cost is largely fixed, so it weighs more heavily on a firm capitalised at that level. This is the mechanism Bahar et al. (2026) identify for Japan, operating here through compliance cost and not through a capital threshold.</w:t>
-      </w:r>
-    </w:p>
-    <w:p>
-      <w:pPr>
-        <w:pStyle w:val="BodyText"/>
-      </w:pPr>
-      <w:r>
-        <w:t xml:space="preserve">The Digital Ecosystem Acceleration scheme (DESAC), covering data centres and cloud infrastructure, uses a graduated structure (Malaysian Investment Development Authority, 2022). Entry-level eligibility requires RM2.5 million (about US$550,000) of paid-up capital, and the full ten-year highest-rate benefit requires cumulative capital expenditure of RM1 billion (about US$220 million), which exceeds Thailand’s threshold in dollar terms. A separate, lower threshold applies to existing firms expanding. The structure is a continuous pathway from small to large, in contrast with a single gate, but at the deepest tier its practical effect is comparable.</w:t>
-      </w:r>
-    </w:p>
-    <w:p>
-      <w:pPr>
-        <w:pStyle w:val="BodyText"/>
-      </w:pPr>
-      <w:r>
-        <w:t xml:space="preserve">In the 2025 budget address, officials indicated that the earlier approach to data-centre incentives was no longer viewed as sustainable, on the grounds that large capital-intensive projects do not reliably translate into substantial high-skilled employment for Malaysian workers, and the government has since begun a formal restructuring</w:t>
-      </w:r>
-      <w:r>
-        <w:t xml:space="preserve"> </w:t>
-      </w:r>
-      <w:r>
-        <w:rPr>
-          <w:bCs/>
-          <w:b/>
-        </w:rPr>
-        <w:t xml:space="preserve">[VERIFY: speaker names, dates and wording of the 2025 budget statements, which are listed as unverified]</w:t>
-      </w:r>
-      <w:r>
-        <w:t xml:space="preserve">. This shows that policymakers saw a problem with the existing design. It does not show that firm-size bias is the cause, since a low employment yield per unit of capital is also what a capital-intensive activity produces. We therefore treat it as weak evidence between the hypotheses (Table 4).</w:t>
-      </w:r>
-    </w:p>
-    <w:p>
-      <w:pPr>
-        <w:pStyle w:val="BodyText"/>
-      </w:pPr>
-      <w:r>
-        <w:t xml:space="preserve">The scheme also requires that at least half of a data centre’s full-time staff be Malaysian nationals earning above a specified salary level. A requirement stated as a proportion is not a scale filter, since a ten-person firm can meet it as readily as a thousand-person firm, and we record it as an exploratory observation outside the central mechanism.</w:t>
-      </w:r>
-    </w:p>
-    <w:bookmarkEnd w:id="35"/>
-    <w:bookmarkStart w:id="36" w:name="the-philippines"/>
+        <w:t xml:space="preserve">The Philippine architecture, established under the CREATE MORE Act, differs structurally from the other three (Philippines, 2024; Philippines, Fiscal Incentives Review Board, 2025). Standard registration carries no stated minimum investment; eligibility depends on inclusion in the Strategic Investment Priority Plan, on ownership qualifications and on a cost-benefit evaluation, not on firm size directly. Application-layer support is therefore accessible on its stated conditions, but it is subject to a discretionary inclusion and evaluation step.</w:t>
+      </w:r>
+    </w:p>
+    <w:p>
+      <w:pPr>
+        <w:pStyle w:val="BodyText"/>
+      </w:pPr>
+      <w:r>
+        <w:t xml:space="preserve">Above this baseline sits a firm-scale tier at PHP 15 billion (about US$260 million), which defines a high-value domestic market enterprise and determines whether incentives are granted by the investment promotion agency or escalated to the Fiscal Incentives Review Board, with availment periods reaching 24 to 27 years. Beyond this the President may modify the mix, period and manner of availment, or craft a bespoke package, for a project designated highly desirable, with total incentives capped at forty years. This presidential mechanism is discretionary and, in the statutory text we examined, is not tied to a stated investment figure.</w:t>
+      </w:r>
+    </w:p>
+    <w:p>
+      <w:pPr>
+        <w:pStyle w:val="BodyText"/>
+      </w:pPr>
+      <w:r>
+        <w:t xml:space="preserve">These firm-scale tiers apply uniformly regardless of activity type, and the Strategic Investment Priority Plan groups AI and data-centre infrastructure in the same priority tier</w:t>
+      </w:r>
+      <w:r>
+        <w:t xml:space="preserve"> </w:t>
+      </w:r>
+      <w:r>
+        <w:rPr>
+          <w:bCs/>
+          <w:b/>
+        </w:rPr>
+        <w:t xml:space="preserve">[VERIFY: edition and date of the Plan and its exact treatment of AI relative to data-centre infrastructure]</w:t>
+      </w:r>
+      <w:r>
+        <w:t xml:space="preserve">. The Philippines therefore encodes no capital screen specific to the compute layers. The PHP 15 billion tier is a top-up for extended benefits, not an entry rule. Cucio and Hennig (2025) find that roughly one third of Philippine occupations are highly exposed to AI, with around 60 per cent of that exposed employment complementary to AI and not substitutable by it, which suggests augmentation more than displacement for much of the exposed workforce.</w:t>
+      </w:r>
+    </w:p>
+    <w:bookmarkEnd w:id="37"/>
+    <w:bookmarkStart w:id="41" w:name="cross-country-synthesis"/>
     <w:p>
       <w:pPr>
         <w:pStyle w:val="Heading3"/>
       </w:pPr>
       <w:r>
-        <w:t xml:space="preserve">4.4 The Philippines</w:t>
+        <w:t xml:space="preserve">4.5 Cross-country synthesis</w:t>
       </w:r>
     </w:p>
     <w:p>
@@ -2438,54 +2901,7 @@
         <w:pStyle w:val="FirstParagraph"/>
       </w:pPr>
       <w:r>
-        <w:t xml:space="preserve">The Philippine architecture, established under the CREATE MORE Act, differs structurally from the other three (Philippines, 2024; Philippines, Fiscal Incentives Review Board, 2025). Standard registration carries no stated minimum investment; eligibility depends on inclusion in the Strategic Investment Priority Plan, on ownership qualifications and on a cost-benefit evaluation, not on firm size directly.</w:t>
-      </w:r>
-    </w:p>
-    <w:p>
-      <w:pPr>
-        <w:pStyle w:val="BodyText"/>
-      </w:pPr>
-      <w:r>
-        <w:t xml:space="preserve">Above this baseline sits a firm-scale threshold at PHP 15 billion (about US$260 million), which both defines a high-value domestic market enterprise and determines whether incentives are granted by the investment promotion agency or escalated to the Fiscal Incentives Review Board, with availment periods reaching 24 to 27 years. Beyond this the President may modify the mix, period and manner of availment, or craft a bespoke package, for a project designated highly desirable, with total incentives capped at forty years. This presidential mechanism is discretionary and, in the statutory text we examined, is not tied to a stated investment figure.</w:t>
-      </w:r>
-    </w:p>
-    <w:p>
-      <w:pPr>
-        <w:pStyle w:val="BodyText"/>
-      </w:pPr>
-      <w:r>
-        <w:t xml:space="preserve">These firm-scale tiers apply uniformly regardless of activity type, and the Strategic Investment Priority Plan groups AI and data-centre infrastructure in the same priority tier</w:t>
-      </w:r>
-      <w:r>
-        <w:t xml:space="preserve"> </w:t>
-      </w:r>
-      <w:r>
-        <w:rPr>
-          <w:bCs/>
-          <w:b/>
-        </w:rPr>
-        <w:t xml:space="preserve">[VERIFY: edition and date of the Plan and its exact treatment of AI relative to data-centre infrastructure]</w:t>
-      </w:r>
-      <w:r>
-        <w:t xml:space="preserve">. The Philippines therefore encodes no boundary between AI applications and AI infrastructure; its gradient operates on firm scale alone. Cucio and Hennig (2025) find that roughly one third of Philippine occupations are highly exposed to AI, with around 60 per cent of that exposed employment complementary to AI and not substitutable by it, which suggests augmentation more than displacement for much of the exposed workforce.</w:t>
-      </w:r>
-    </w:p>
-    <w:bookmarkEnd w:id="36"/>
-    <w:bookmarkStart w:id="40" w:name="cross-country-synthesis"/>
-    <w:p>
-      <w:pPr>
-        <w:pStyle w:val="Heading3"/>
-      </w:pPr>
-      <w:r>
-        <w:t xml:space="preserve">4.5 Cross-country synthesis</w:t>
-      </w:r>
-    </w:p>
-    <w:p>
-      <w:pPr>
-        <w:pStyle w:val="FirstParagraph"/>
-      </w:pPr>
-      <w:r>
-        <w:t xml:space="preserve">Table 3 sets out the coded dimensions. Read through the four-layer scheme, the countries do not divide into three cases of bifurcation and one exception. They divide by where the access boundary falls.</w:t>
+        <w:t xml:space="preserve">Table 3 sets out the coded dimensions. The countries differ in where, and by what, they screen entrants.</w:t>
       </w:r>
     </w:p>
     <w:p>
@@ -2588,7 +3004,7 @@
               <w:jc w:val="left"/>
             </w:pPr>
             <w:r>
-              <w:t xml:space="preserve">Applications and models</w:t>
+              <w:t xml:space="preserve">Layer (i), applications and models</w:t>
             </w:r>
           </w:p>
         </w:tc>
@@ -2612,7 +3028,7 @@
               <w:jc w:val="left"/>
             </w:pPr>
             <w:r>
-              <w:t xml:space="preserve">Accessible: named top-tier strategic priority</w:t>
+              <w:t xml:space="preserve">Accessible: named top-tier strategic priority; startup track</w:t>
             </w:r>
           </w:p>
         </w:tc>
@@ -2636,7 +3052,7 @@
               <w:jc w:val="left"/>
             </w:pPr>
             <w:r>
-              <w:t xml:space="preserve">Accessible: no stated minimum investment</w:t>
+              <w:t xml:space="preserve">Accessible on stated conditions: no minimum, subject to inclusion and evaluation</w:t>
             </w:r>
           </w:p>
         </w:tc>
@@ -2650,205 +3066,22 @@
               <w:jc w:val="left"/>
             </w:pPr>
             <w:r>
-              <w:t xml:space="preserve">Cloud and compute services</w:t>
-            </w:r>
-          </w:p>
-        </w:tc>
-        <w:tc>
-          <w:tcPr/>
-          <w:p>
-            <w:pPr>
-              <w:pStyle w:val="Compact"/>
-              <w:jc w:val="left"/>
-            </w:pPr>
-            <w:r>
-              <w:t xml:space="preserve">Not separately provided for</w:t>
-            </w:r>
-          </w:p>
-        </w:tc>
-        <w:tc>
-          <w:tcPr/>
-          <w:p>
-            <w:pPr>
-              <w:pStyle w:val="Compact"/>
-              <w:jc w:val="left"/>
-            </w:pPr>
-            <w:r>
-              <w:t xml:space="preserve">Top tier, same as applications</w:t>
-            </w:r>
-          </w:p>
-        </w:tc>
-        <w:tc>
-          <w:tcPr/>
-          <w:p>
-            <w:pPr>
-              <w:pStyle w:val="Compact"/>
-              <w:jc w:val="left"/>
-            </w:pPr>
-            <w:r>
-              <w:t xml:space="preserve">Within DESAC; entry about US$550,000</w:t>
-            </w:r>
-          </w:p>
-        </w:tc>
-        <w:tc>
-          <w:tcPr/>
-          <w:p>
-            <w:pPr>
-              <w:pStyle w:val="Compact"/>
-              <w:jc w:val="left"/>
-            </w:pPr>
-            <w:r>
-              <w:t xml:space="preserve">Same priority tier as AI applications</w:t>
-            </w:r>
-          </w:p>
-        </w:tc>
-      </w:tr>
-      <w:tr>
-        <w:tc>
-          <w:tcPr/>
-          <w:p>
-            <w:pPr>
-              <w:pStyle w:val="Compact"/>
-              <w:jc w:val="left"/>
-            </w:pPr>
-            <w:r>
-              <w:t xml:space="preserve">Physical data-centre capacity</w:t>
-            </w:r>
-          </w:p>
-        </w:tc>
-        <w:tc>
-          <w:tcPr/>
-          <w:p>
-            <w:pPr>
-              <w:pStyle w:val="Compact"/>
-              <w:jc w:val="left"/>
-            </w:pPr>
-            <w:r>
-              <w:t xml:space="preserve">Restricted: about US$140 million minimum</w:t>
-            </w:r>
-          </w:p>
-        </w:tc>
-        <w:tc>
-          <w:tcPr/>
-          <w:p>
-            <w:pPr>
-              <w:pStyle w:val="Compact"/>
-              <w:jc w:val="left"/>
-            </w:pPr>
-            <w:r>
-              <w:t xml:space="preserve">No stated capital threshold</w:t>
-            </w:r>
-          </w:p>
-        </w:tc>
-        <w:tc>
-          <w:tcPr/>
-          <w:p>
-            <w:pPr>
-              <w:pStyle w:val="Compact"/>
-              <w:jc w:val="left"/>
-            </w:pPr>
-            <w:r>
-              <w:t xml:space="preserve">Graduated: entry about US$550,000; top tier about US$220 million</w:t>
-            </w:r>
-          </w:p>
-        </w:tc>
-        <w:tc>
-          <w:tcPr/>
-          <w:p>
-            <w:pPr>
-              <w:pStyle w:val="Compact"/>
-              <w:jc w:val="left"/>
-            </w:pPr>
-            <w:r>
-              <w:t xml:space="preserve">No stated minimum; scale tiers apply</w:t>
-            </w:r>
-          </w:p>
-        </w:tc>
-      </w:tr>
-      <w:tr>
-        <w:tc>
-          <w:tcPr/>
-          <w:p>
-            <w:pPr>
-              <w:pStyle w:val="Compact"/>
-              <w:jc w:val="left"/>
-            </w:pPr>
-            <w:r>
-              <w:t xml:space="preserve">Hardware manufacture</w:t>
-            </w:r>
-          </w:p>
-        </w:tc>
-        <w:tc>
-          <w:tcPr/>
-          <w:p>
-            <w:pPr>
-              <w:pStyle w:val="Compact"/>
-              <w:jc w:val="left"/>
-            </w:pPr>
-            <w:r>
-              <w:t xml:space="preserve">Separate activity divisions</w:t>
-            </w:r>
-          </w:p>
-        </w:tc>
-        <w:tc>
-          <w:tcPr/>
-          <w:p>
-            <w:pPr>
-              <w:pStyle w:val="Compact"/>
-              <w:jc w:val="left"/>
-            </w:pPr>
-            <w:r>
-              <w:t xml:space="preserve">Lower priority tier (specialised chips)</w:t>
-            </w:r>
-          </w:p>
-        </w:tc>
-        <w:tc>
-          <w:tcPr/>
-          <w:p>
-            <w:pPr>
-              <w:pStyle w:val="Compact"/>
-              <w:jc w:val="left"/>
-            </w:pPr>
-            <w:r>
-              <w:t xml:space="preserve">Separate schemes</w:t>
-            </w:r>
-          </w:p>
-        </w:tc>
-        <w:tc>
-          <w:tcPr/>
-          <w:p>
-            <w:pPr>
-              <w:pStyle w:val="Compact"/>
-              <w:jc w:val="left"/>
-            </w:pPr>
-            <w:r>
-              <w:t xml:space="preserve">No distinct treatment</w:t>
-            </w:r>
-          </w:p>
-        </w:tc>
-      </w:tr>
-      <w:tr>
-        <w:tc>
-          <w:tcPr/>
-          <w:p>
-            <w:pPr>
-              <w:pStyle w:val="Compact"/>
-              <w:jc w:val="left"/>
-            </w:pPr>
-            <w:r>
-              <w:t xml:space="preserve">Instrument aimed at compute provision below facility scale</w:t>
-            </w:r>
-          </w:p>
-        </w:tc>
-        <w:tc>
-          <w:tcPr/>
-          <w:p>
-            <w:pPr>
-              <w:pStyle w:val="Compact"/>
-              <w:jc w:val="left"/>
-            </w:pPr>
-            <w:r>
-              <w:t xml:space="preserve">None identified (</w:t>
+              <w:t xml:space="preserve">Compute layers (ii)+(iii)</w:t>
+            </w:r>
+          </w:p>
+        </w:tc>
+        <w:tc>
+          <w:tcPr/>
+          <w:p>
+            <w:pPr>
+              <w:pStyle w:val="Compact"/>
+              <w:jc w:val="left"/>
+            </w:pPr>
+            <w:r>
+              <w:t xml:space="preserve">Minimum capital about US$140 million (Activity 8.2.4); layer assignment</w:t>
+            </w:r>
+            <w:r>
+              <w:t xml:space="preserve"> </w:t>
             </w:r>
             <w:r>
               <w:rPr>
@@ -2857,11 +3090,137 @@
               </w:rPr>
               <w:t xml:space="preserve">PENDING</w:t>
             </w:r>
+          </w:p>
+        </w:tc>
+        <w:tc>
+          <w:tcPr/>
+          <w:p>
+            <w:pPr>
+              <w:pStyle w:val="Compact"/>
+              <w:jc w:val="left"/>
+            </w:pPr>
+            <w:r>
+              <w:t xml:space="preserve">Cloud-computing platforms in top tier; no capital rule; scope</w:t>
+            </w:r>
             <w:r>
               <w:t xml:space="preserve"> </w:t>
             </w:r>
             <w:r>
-              <w:t xml:space="preserve">search protocol)</w:t>
+              <w:rPr>
+                <w:bCs/>
+                <w:b/>
+              </w:rPr>
+              <w:t xml:space="preserve">VERIFY</w:t>
+            </w:r>
+          </w:p>
+        </w:tc>
+        <w:tc>
+          <w:tcPr/>
+          <w:p>
+            <w:pPr>
+              <w:pStyle w:val="Compact"/>
+              <w:jc w:val="left"/>
+            </w:pPr>
+            <w:r>
+              <w:t xml:space="preserve">DESAC: entry about US$550,000 paid-up capital, top tier about US$220 million capex; entry-tier coverage</w:t>
+            </w:r>
+            <w:r>
+              <w:t xml:space="preserve"> </w:t>
+            </w:r>
+            <w:r>
+              <w:rPr>
+                <w:bCs/>
+                <w:b/>
+              </w:rPr>
+              <w:t xml:space="preserve">VERIFY</w:t>
+            </w:r>
+          </w:p>
+        </w:tc>
+        <w:tc>
+          <w:tcPr/>
+          <w:p>
+            <w:pPr>
+              <w:pStyle w:val="Compact"/>
+              <w:jc w:val="left"/>
+            </w:pPr>
+            <w:r>
+              <w:t xml:space="preserve">Same priority tier as AI applications; no minimum; PHP 15 billion firm-scale tier for extended benefits</w:t>
+            </w:r>
+          </w:p>
+        </w:tc>
+      </w:tr>
+      <w:tr>
+        <w:tc>
+          <w:tcPr/>
+          <w:p>
+            <w:pPr>
+              <w:pStyle w:val="Compact"/>
+              <w:jc w:val="left"/>
+            </w:pPr>
+            <w:r>
+              <w:t xml:space="preserve">Layer (iv), hardware</w:t>
+            </w:r>
+          </w:p>
+        </w:tc>
+        <w:tc>
+          <w:tcPr/>
+          <w:p>
+            <w:pPr>
+              <w:pStyle w:val="Compact"/>
+              <w:jc w:val="left"/>
+            </w:pPr>
+            <w:r>
+              <w:t xml:space="preserve">Uncoded (separate activity divisions)</w:t>
+            </w:r>
+          </w:p>
+        </w:tc>
+        <w:tc>
+          <w:tcPr/>
+          <w:p>
+            <w:pPr>
+              <w:pStyle w:val="Compact"/>
+              <w:jc w:val="left"/>
+            </w:pPr>
+            <w:r>
+              <w:t xml:space="preserve">Specialised chips in lower priority tier</w:t>
+            </w:r>
+          </w:p>
+        </w:tc>
+        <w:tc>
+          <w:tcPr/>
+          <w:p>
+            <w:pPr>
+              <w:pStyle w:val="Compact"/>
+              <w:jc w:val="left"/>
+            </w:pPr>
+            <w:r>
+              <w:t xml:space="preserve">Uncoded (separate schemes)</w:t>
+            </w:r>
+          </w:p>
+        </w:tc>
+        <w:tc>
+          <w:tcPr/>
+          <w:p>
+            <w:pPr>
+              <w:pStyle w:val="Compact"/>
+              <w:jc w:val="left"/>
+            </w:pPr>
+            <w:r>
+              <w:t xml:space="preserve">Uncoded (no distinct treatment)</w:t>
+            </w:r>
+          </w:p>
+        </w:tc>
+      </w:tr>
+      <w:tr>
+        <w:tc>
+          <w:tcPr/>
+          <w:p>
+            <w:pPr>
+              <w:pStyle w:val="Compact"/>
+              <w:jc w:val="left"/>
+            </w:pPr>
+            <w:r>
+              <w:t xml:space="preserve">Instrument aimed at compute provision below facility scale</w:t>
             </w:r>
           </w:p>
         </w:tc>
@@ -2883,22 +3242,22 @@
               <w:t xml:space="preserve">PENDING</w:t>
             </w:r>
             <w:r>
-              <w:t xml:space="preserve">)</w:t>
-            </w:r>
-          </w:p>
-        </w:tc>
-        <w:tc>
-          <w:tcPr/>
-          <w:p>
-            <w:pPr>
-              <w:pStyle w:val="Compact"/>
-              <w:jc w:val="left"/>
-            </w:pPr>
-            <w:r>
-              <w:t xml:space="preserve">Nearest candidate: DESAC entry tier (RM2.5m paid-up capital); whether a sub-facility provider qualifies is</w:t>
-            </w:r>
-            <w:r>
               <w:t xml:space="preserve"> </w:t>
+            </w:r>
+            <w:r>
+              <w:t xml:space="preserve">search protocol)</w:t>
+            </w:r>
+          </w:p>
+        </w:tc>
+        <w:tc>
+          <w:tcPr/>
+          <w:p>
+            <w:pPr>
+              <w:pStyle w:val="Compact"/>
+              <w:jc w:val="left"/>
+            </w:pPr>
+            <w:r>
+              <w:t xml:space="preserve">None identified (</w:t>
             </w:r>
             <w:r>
               <w:rPr>
@@ -2907,6 +3266,31 @@
               </w:rPr>
               <w:t xml:space="preserve">PENDING</w:t>
             </w:r>
+            <w:r>
+              <w:t xml:space="preserve">)</w:t>
+            </w:r>
+          </w:p>
+        </w:tc>
+        <w:tc>
+          <w:tcPr/>
+          <w:p>
+            <w:pPr>
+              <w:pStyle w:val="Compact"/>
+              <w:jc w:val="left"/>
+            </w:pPr>
+            <w:r>
+              <w:t xml:space="preserve">None identified; DESAC entry tier is the nearest candidate (</w:t>
+            </w:r>
+            <w:r>
+              <w:rPr>
+                <w:bCs/>
+                <w:b/>
+              </w:rPr>
+              <w:t xml:space="preserve">VERIFY</w:t>
+            </w:r>
+            <w:r>
+              <w:t xml:space="preserve">)</w:t>
+            </w:r>
           </w:p>
         </w:tc>
         <w:tc>
@@ -2941,19 +3325,19 @@
               <w:jc w:val="left"/>
             </w:pPr>
             <w:r>
-              <w:t xml:space="preserve">Accommodation for small or new firms</w:t>
-            </w:r>
-          </w:p>
-        </w:tc>
-        <w:tc>
-          <w:tcPr/>
-          <w:p>
-            <w:pPr>
-              <w:pStyle w:val="Compact"/>
-              <w:jc w:val="left"/>
-            </w:pPr>
-            <w:r>
-              <w:t xml:space="preserve">None within AI categories</w:t>
+              <w:t xml:space="preserve">Explicit accommodation for small or new firms</w:t>
+            </w:r>
+          </w:p>
+        </w:tc>
+        <w:tc>
+          <w:tcPr/>
+          <w:p>
+            <w:pPr>
+              <w:pStyle w:val="Compact"/>
+              <w:jc w:val="left"/>
+            </w:pPr>
+            <w:r>
+              <w:t xml:space="preserve">None explicit (low threshold at layer (i))</w:t>
             </w:r>
           </w:p>
         </w:tc>
@@ -2977,19 +3361,19 @@
               <w:jc w:val="left"/>
             </w:pPr>
             <w:r>
-              <w:t xml:space="preserve">None; entry capital bar is low instead</w:t>
-            </w:r>
-          </w:p>
-        </w:tc>
-        <w:tc>
-          <w:tcPr/>
-          <w:p>
-            <w:pPr>
-              <w:pStyle w:val="Compact"/>
-              <w:jc w:val="left"/>
-            </w:pPr>
-            <w:r>
-              <w:t xml:space="preserve">None activity-specific</w:t>
+              <w:t xml:space="preserve">None explicit (low entry capital)</w:t>
+            </w:r>
+          </w:p>
+        </w:tc>
+        <w:tc>
+          <w:tcPr/>
+          <w:p>
+            <w:pPr>
+              <w:pStyle w:val="Compact"/>
+              <w:jc w:val="left"/>
+            </w:pPr>
+            <w:r>
+              <w:t xml:space="preserve">None explicit</w:t>
             </w:r>
           </w:p>
         </w:tc>
@@ -3003,7 +3387,7 @@
               <w:jc w:val="left"/>
             </w:pPr>
             <w:r>
-              <w:t xml:space="preserve">Delivery mechanism at accessible tier</w:t>
+              <w:t xml:space="preserve">Delivery mechanism at the accessible tier</w:t>
             </w:r>
           </w:p>
         </w:tc>
@@ -3077,7 +3461,7 @@
               <w:jc w:val="left"/>
             </w:pPr>
             <w:r>
-              <w:t xml:space="preserve">Certification regime at infrastructure tier</w:t>
+              <w:t xml:space="preserve">Certification regime at the infrastructure activity</w:t>
             </w:r>
           </w:p>
         </w:tc>
@@ -3101,7 +3485,7 @@
               <w:jc w:val="left"/>
             </w:pPr>
             <w:r>
-              <w:t xml:space="preserve">Annual auditor-verified self-declaration</w:t>
+              <w:t xml:space="preserve">Annual auditor-verified self-declaration at the lowest tier</w:t>
             </w:r>
           </w:p>
         </w:tc>
@@ -3127,55 +3511,55 @@
               <w:jc w:val="left"/>
             </w:pPr>
             <w:r>
-              <w:t xml:space="preserve">Realised Thai-held share of registered capital, by layer</w:t>
-            </w:r>
-          </w:p>
-        </w:tc>
-        <w:tc>
-          <w:tcPr/>
-          <w:p>
-            <w:pPr>
-              <w:pStyle w:val="Compact"/>
-              <w:jc w:val="left"/>
-            </w:pPr>
-            <w:r>
-              <w:t xml:space="preserve">46% (software), 15% (data centres), 0% (one data-hosting project)</w:t>
-            </w:r>
-          </w:p>
-        </w:tc>
-        <w:tc>
-          <w:tcPr/>
-          <w:p>
-            <w:pPr>
-              <w:pStyle w:val="Compact"/>
-              <w:jc w:val="left"/>
-            </w:pPr>
-            <w:r>
-              <w:t xml:space="preserve">Not published in comparable form</w:t>
-            </w:r>
-          </w:p>
-        </w:tc>
-        <w:tc>
-          <w:tcPr/>
-          <w:p>
-            <w:pPr>
-              <w:pStyle w:val="Compact"/>
-              <w:jc w:val="left"/>
-            </w:pPr>
-            <w:r>
-              <w:t xml:space="preserve">Not published in comparable form</w:t>
-            </w:r>
-          </w:p>
-        </w:tc>
-        <w:tc>
-          <w:tcPr/>
-          <w:p>
-            <w:pPr>
-              <w:pStyle w:val="Compact"/>
-              <w:jc w:val="left"/>
-            </w:pPr>
-            <w:r>
-              <w:t xml:space="preserve">Not published in comparable form</w:t>
+              <w:t xml:space="preserve">Where the screen falls</w:t>
+            </w:r>
+          </w:p>
+        </w:tc>
+        <w:tc>
+          <w:tcPr/>
+          <w:p>
+            <w:pPr>
+              <w:pStyle w:val="Compact"/>
+              <w:jc w:val="left"/>
+            </w:pPr>
+            <w:r>
+              <w:t xml:space="preserve">Capital gate at the data-hosting activity</w:t>
+            </w:r>
+          </w:p>
+        </w:tc>
+        <w:tc>
+          <w:tcPr/>
+          <w:p>
+            <w:pPr>
+              <w:pStyle w:val="Compact"/>
+              <w:jc w:val="left"/>
+            </w:pPr>
+            <w:r>
+              <w:t xml:space="preserve">No capital screen in coded instruments; designation</w:t>
+            </w:r>
+          </w:p>
+        </w:tc>
+        <w:tc>
+          <w:tcPr/>
+          <w:p>
+            <w:pPr>
+              <w:pStyle w:val="Compact"/>
+              <w:jc w:val="left"/>
+            </w:pPr>
+            <w:r>
+              <w:t xml:space="preserve">Graduated capital tiers</w:t>
+            </w:r>
+          </w:p>
+        </w:tc>
+        <w:tc>
+          <w:tcPr/>
+          <w:p>
+            <w:pPr>
+              <w:pStyle w:val="Compact"/>
+              <w:jc w:val="left"/>
+            </w:pPr>
+            <w:r>
+              <w:t xml:space="preserve">Inclusion, evaluation and firm-scale tier for extended benefits</w:t>
             </w:r>
           </w:p>
         </w:tc>
@@ -3189,55 +3573,55 @@
               <w:jc w:val="left"/>
             </w:pPr>
             <w:r>
-              <w:t xml:space="preserve">Where the access boundary falls</w:t>
-            </w:r>
-          </w:p>
-        </w:tc>
-        <w:tc>
-          <w:tcPr/>
-          <w:p>
-            <w:pPr>
-              <w:pStyle w:val="Compact"/>
-              <w:jc w:val="left"/>
-            </w:pPr>
-            <w:r>
-              <w:t xml:space="preserve">Physical data-centre capacity (single cutoff)</w:t>
-            </w:r>
-          </w:p>
-        </w:tc>
-        <w:tc>
-          <w:tcPr/>
-          <w:p>
-            <w:pPr>
-              <w:pStyle w:val="Compact"/>
-              <w:jc w:val="left"/>
-            </w:pPr>
-            <w:r>
-              <w:t xml:space="preserve">Hardware manufacture</w:t>
-            </w:r>
-          </w:p>
-        </w:tc>
-        <w:tc>
-          <w:tcPr/>
-          <w:p>
-            <w:pPr>
-              <w:pStyle w:val="Compact"/>
-              <w:jc w:val="left"/>
-            </w:pPr>
-            <w:r>
-              <w:t xml:space="preserve">Physical data-centre capacity (graduated)</w:t>
-            </w:r>
-          </w:p>
-        </w:tc>
-        <w:tc>
-          <w:tcPr/>
-          <w:p>
-            <w:pPr>
-              <w:pStyle w:val="Compact"/>
-              <w:jc w:val="left"/>
-            </w:pPr>
-            <w:r>
-              <w:t xml:space="preserve">No activity boundary; firm scale only</w:t>
+              <w:t xml:space="preserve">Thai-held share of registered capital by layer</w:t>
+            </w:r>
+          </w:p>
+        </w:tc>
+        <w:tc>
+          <w:tcPr/>
+          <w:p>
+            <w:pPr>
+              <w:pStyle w:val="Compact"/>
+              <w:jc w:val="left"/>
+            </w:pPr>
+            <w:r>
+              <w:t xml:space="preserve">46% (software), 15% (data centres), 0% (one data-hosting project)</w:t>
+            </w:r>
+          </w:p>
+        </w:tc>
+        <w:tc>
+          <w:tcPr/>
+          <w:p>
+            <w:pPr>
+              <w:pStyle w:val="Compact"/>
+              <w:jc w:val="left"/>
+            </w:pPr>
+            <w:r>
+              <w:t xml:space="preserve">Not published in comparable form</w:t>
+            </w:r>
+          </w:p>
+        </w:tc>
+        <w:tc>
+          <w:tcPr/>
+          <w:p>
+            <w:pPr>
+              <w:pStyle w:val="Compact"/>
+              <w:jc w:val="left"/>
+            </w:pPr>
+            <w:r>
+              <w:t xml:space="preserve">Not published in comparable form</w:t>
+            </w:r>
+          </w:p>
+        </w:tc>
+        <w:tc>
+          <w:tcPr/>
+          <w:p>
+            <w:pPr>
+              <w:pStyle w:val="Compact"/>
+              <w:jc w:val="left"/>
+            </w:pPr>
+            <w:r>
+              <w:t xml:space="preserve">Not published in comparable form</w:t>
             </w:r>
           </w:p>
         </w:tc>
@@ -3251,7 +3635,7 @@
               <w:jc w:val="left"/>
             </w:pPr>
             <w:r>
-              <w:t xml:space="preserve">Middle-income trap classification (Bianchi et al., 2024; used only for case selection)</w:t>
+              <w:t xml:space="preserve">Middle-income trap classification (Bianchi et al., 2024; case selection only)</w:t>
             </w:r>
           </w:p>
         </w:tc>
@@ -3313,7 +3697,7 @@
               <w:jc w:val="left"/>
             </w:pPr>
             <w:r>
-              <w:t xml:space="preserve">Covered by the middle-technology trap account of Ke (2024) (not a finding of this paper)</w:t>
+              <w:t xml:space="preserve">Covered by the middle-technology trap account of Ke (2024)</w:t>
             </w:r>
           </w:p>
         </w:tc>
@@ -3382,28 +3766,20 @@
         <w:t xml:space="preserve"> </w:t>
       </w:r>
       <w:r>
-        <w:t xml:space="preserve">Figures are approximate, converted from local currency at the rate when each instrument was coded</w:t>
-      </w:r>
-      <w:r>
-        <w:t xml:space="preserve"> </w:t>
-      </w:r>
-      <w:r>
-        <w:rPr>
-          <w:bCs/>
-          <w:b/>
-        </w:rPr>
-        <w:t xml:space="preserve">[PENDING: dates and rates]</w:t>
-      </w:r>
-      <w:r>
-        <w:t xml:space="preserve">. Constructed from the primary documents in Table 1. DESAC = Digital Ecosystem Acceleration scheme; FIRB = Fiscal Incentives Review Board.</w:t>
-      </w:r>
-    </w:p>
-    <w:p>
-      <w:pPr>
-        <w:pStyle w:val="BodyText"/>
-      </w:pPr>
-      <w:r>
-        <w:t xml:space="preserve">We read the table along each dimension.</w:t>
+        <w:t xml:space="preserve">Figures are approximate, converted at the rates in Section 3.2</w:t>
+      </w:r>
+      <w:r>
+        <w:t xml:space="preserve"> </w:t>
+      </w:r>
+      <w:r>
+        <w:rPr>
+          <w:bCs/>
+          <w:b/>
+        </w:rPr>
+        <w:t xml:space="preserve">[PENDING: dates]</w:t>
+      </w:r>
+      <w:r>
+        <w:t xml:space="preserve">. Constructed from the primary documents in Table 1. Layers (ii) and (iii) are coded together because several instruments do not distinguish them. The coding matrix coded Thai, Malaysian and Philippine accommodation Yes or Implicit where the threshold was low. Appendix A codes only explicit provisions, and SI rows 1, 2, 14 and 18 are to be recoded. DESAC = Digital Ecosystem Acceleration scheme; FIRB = Fiscal Incentives Review Board.</w:t>
       </w:r>
     </w:p>
     <w:p>
@@ -3421,7 +3797,7 @@
         <w:t xml:space="preserve"> </w:t>
       </w:r>
       <w:r>
-        <w:t xml:space="preserve">Thailand and Malaysia draw the boundary at data-centre capacity; Vietnam at hardware manufacture; the Philippines draws no boundary by activity. All four make the application layer accessible.</w:t>
+        <w:t xml:space="preserve">Thailand screens at the infrastructure activity. Malaysia screens across graduated tiers. Vietnam’s coded instruments contain no capital screen and rank hardware lower. The Philippines applies the same inclusion and scale rules to all activities. All four make layer (i) accessible on the stated thresholds.</w:t>
       </w:r>
     </w:p>
     <w:p>
@@ -3439,7 +3815,7 @@
         <w:t xml:space="preserve"> </w:t>
       </w:r>
       <w:r>
-        <w:t xml:space="preserve">Entry thresholds at the application layer are low in every country (about US$11,000 to 42,000, or none stated). At the data-centre layer they range from about US$550,000 (Malaysia, entry tier) to about US$140 million (Thailand) and US$220 million (Malaysia, top tier). Vietnam states none, and the Philippines applies one firm-scale tier (PHP 15 billion) that is not specific to the layer.</w:t>
+        <w:t xml:space="preserve">At layer (i), stated entry thresholds are low (about US$11,000 in Malaysia and US$42,000 in Thailand, on different bases) or absent (Vietnam, the Philippines). At the compute layers the stated figures run from about US$550,000 of paid-up capital (Malaysia, entry) to about US$140 million of minimum capital (Thailand) and about US$220 million of cumulative capex (Malaysia, top tier). The bases differ, so we read these as orders of magnitude, not as one scale.</w:t>
       </w:r>
     </w:p>
     <w:p>
@@ -3457,7 +3833,25 @@
         <w:t xml:space="preserve"> </w:t>
       </w:r>
       <w:r>
-        <w:t xml:space="preserve">Only Vietnam has an explicit startup track. Thailand’s most generous research tier and the Philippines’ escalation tier presuppose scale or a revenue base. Malaysia’s lowest tier presupposes a fixed compliance cost.</w:t>
+        <w:t xml:space="preserve">Only Vietnam has an explicit startup track. Thailand’s most generous research tier presupposes a revenue base and the Philippines’ escalation tier presupposes scale.</w:t>
+      </w:r>
+    </w:p>
+    <w:p>
+      <w:pPr>
+        <w:pStyle w:val="BodyText"/>
+      </w:pPr>
+      <w:r>
+        <w:rPr>
+          <w:bCs/>
+          <w:b/>
+        </w:rPr>
+        <w:t xml:space="preserve">Compliance.</w:t>
+      </w:r>
+      <w:r>
+        <w:t xml:space="preserve"> </w:t>
+      </w:r>
+      <w:r>
+        <w:t xml:space="preserve">Malaysia’s audited declaration at its lowest tier and Thailand’s certification regime at its infrastructure tier are both recurring burdens. They are recorded separately because a fixed cost is neither a scale nor a vintage rule.</w:t>
       </w:r>
     </w:p>
     <w:p>
@@ -3475,7 +3869,7 @@
         <w:t xml:space="preserve"> </w:t>
       </w:r>
       <w:r>
-        <w:t xml:space="preserve">Three of the four deliver the accessible tier entirely through indirect, tax-based instruments, which presuppose taxable profit. Only Vietnam adds a direct instrument (equity access).</w:t>
+        <w:t xml:space="preserve">Three of the four deliver the accessible tier entirely through indirect, tax-based instruments, which presuppose taxable profit. Only Vietnam adds a direct instrument.</w:t>
       </w:r>
     </w:p>
     <w:p>
@@ -3493,17 +3887,17 @@
         <w:t xml:space="preserve"> </w:t>
       </w:r>
       <w:r>
-        <w:t xml:space="preserve">The Philippines’ uniform scale tiers and Thailand’s competitiveness mechanism look like general investment-promotion templates that AI was placed under, a reading consistent with H3.</w:t>
-      </w:r>
-      <w:r>
-        <w:t xml:space="preserve"> </w:t>
-      </w:r>
-      <w:r>
-        <w:rPr>
-          <w:bCs/>
-          <w:b/>
-        </w:rPr>
-        <w:t xml:space="preserve">[PENDING: confirm by comparing each AI-related instrument with the same country’s pre-AI instruments for other sectors; this requires the general-instrument coding in Section 3.3.]</w:t>
+        <w:t xml:space="preserve">The Philippines’ uniform tiers and Thailand’s competitiveness mechanism look like generic investment-promotion templates under which AI was placed, a reading consistent with H3.</w:t>
+      </w:r>
+      <w:r>
+        <w:t xml:space="preserve"> </w:t>
+      </w:r>
+      <w:r>
+        <w:rPr>
+          <w:bCs/>
+          <w:b/>
+        </w:rPr>
+        <w:t xml:space="preserve">[PENDING: confirm by comparing each AI-related instrument with the same country’s pre-AI instruments, which needs the general-instrument coding in Section 3.3.]</w:t>
       </w:r>
     </w:p>
     <w:p>
@@ -3521,7 +3915,7 @@
         <w:t xml:space="preserve"> </w:t>
       </w:r>
       <w:r>
-        <w:t xml:space="preserve">The most direct explanation is the difference in instrument type noted in Section 4.2: a priority list without capital rules, against activity-specific thresholds. Vietnam’s law is also the most recent of the four, written after cloud and AI became explicit policy priorities. We offer these as hypotheses; we cannot test them with the present data.</w:t>
+        <w:t xml:space="preserve">The most direct explanation is the instrument type noted in Section 4.2: a priority list without capital rules against activity-specific thresholds. Vietnam’s law is also the most recent of the four, written after cloud and AI became explicit policy priorities. We offer these as hypotheses that the present data cannot test.</w:t>
       </w:r>
     </w:p>
     <w:p>
@@ -3539,19 +3933,19 @@
         <w:t xml:space="preserve"> </w:t>
       </w:r>
       <w:r>
-        <w:t xml:space="preserve">The differences above group into four ways of setting eligibility, which Table 5 summarises and Figure 1 shows on a common scale.</w:t>
-      </w:r>
-    </w:p>
-    <w:p>
-      <w:pPr>
-        <w:pStyle w:val="BodyText"/>
-      </w:pPr>
-      <w:r>
-        <w:rPr>
-          <w:bCs/>
-          <w:b/>
-        </w:rPr>
-        <w:t xml:space="preserve">Table 5. Four incentive architectures and what they imply for a small entrant at the compute layer</w:t>
+        <w:t xml:space="preserve">The differences group into four ways of setting eligibility (Table 4).</w:t>
+      </w:r>
+    </w:p>
+    <w:p>
+      <w:pPr>
+        <w:pStyle w:val="BodyText"/>
+      </w:pPr>
+      <w:r>
+        <w:rPr>
+          <w:bCs/>
+          <w:b/>
+        </w:rPr>
+        <w:t xml:space="preserve">Table 4. Four incentive architectures and what they imply for a small entrant to compute supply</w:t>
       </w:r>
     </w:p>
     <w:tbl>
@@ -3617,19 +4011,19 @@
               <w:jc w:val="left"/>
             </w:pPr>
             <w:r>
-              <w:t xml:space="preserve">Where the barrier sits</w:t>
-            </w:r>
-          </w:p>
-        </w:tc>
-        <w:tc>
-          <w:tcPr/>
-          <w:p>
-            <w:pPr>
-              <w:pStyle w:val="Compact"/>
-              <w:jc w:val="left"/>
-            </w:pPr>
-            <w:r>
-              <w:t xml:space="preserve">Implication for a small entrant to compute provision</w:t>
+              <w:t xml:space="preserve">Where the screen sits</w:t>
+            </w:r>
+          </w:p>
+        </w:tc>
+        <w:tc>
+          <w:tcPr/>
+          <w:p>
+            <w:pPr>
+              <w:pStyle w:val="Compact"/>
+              <w:jc w:val="left"/>
+            </w:pPr>
+            <w:r>
+              <w:t xml:space="preserve">Implication for a small entrant to compute supply</w:t>
             </w:r>
           </w:p>
         </w:tc>
@@ -3703,7 +4097,7 @@
               <w:jc w:val="left"/>
             </w:pPr>
             <w:r>
-              <w:t xml:space="preserve">No rung between the software threshold and the data-centre threshold</w:t>
+              <w:t xml:space="preserve">No coded rung between the software threshold and the data-hosting threshold</w:t>
             </w:r>
           </w:p>
         </w:tc>
@@ -3777,19 +4171,19 @@
               <w:jc w:val="left"/>
             </w:pPr>
             <w:r>
-              <w:t xml:space="preserve">A rung exists on paper from about US$0.55m of paid-up capital; coverage of sub-facility providers unverified</w:t>
-            </w:r>
-          </w:p>
-        </w:tc>
-        <w:tc>
-          <w:tcPr/>
-          <w:p>
-            <w:pPr>
-              <w:pStyle w:val="Compact"/>
-              <w:jc w:val="left"/>
-            </w:pPr>
-            <w:r>
-              <w:t xml:space="preserve">Fixed compliance cost at the lowest tier; entry tier may still presuppose a facility</w:t>
+              <w:t xml:space="preserve">A rung exists at about US$0.55m of paid-up capital; whether it admits sub-facility providers is unverified</w:t>
+            </w:r>
+          </w:p>
+        </w:tc>
+        <w:tc>
+          <w:tcPr/>
+          <w:p>
+            <w:pPr>
+              <w:pStyle w:val="Compact"/>
+              <w:jc w:val="left"/>
+            </w:pPr>
+            <w:r>
+              <w:t xml:space="preserve">Fixed compliance cost at the lowest tier; the entry tier may still presuppose a facility</w:t>
             </w:r>
           </w:p>
         </w:tc>
@@ -3827,19 +4221,19 @@
               <w:jc w:val="left"/>
             </w:pPr>
             <w:r>
-              <w:t xml:space="preserve">Designation of products into two tiers; no capital rule</w:t>
-            </w:r>
-          </w:p>
-        </w:tc>
-        <w:tc>
-          <w:tcPr/>
-          <w:p>
-            <w:pPr>
-              <w:pStyle w:val="Compact"/>
-              <w:jc w:val="left"/>
-            </w:pPr>
-            <w:r>
-              <w:t xml:space="preserve">At hardware manufacture (lower tier); discretionary designation elsewhere</w:t>
+              <w:t xml:space="preserve">Designation of products in two tiers; no capital rule</w:t>
+            </w:r>
+          </w:p>
+        </w:tc>
+        <w:tc>
+          <w:tcPr/>
+          <w:p>
+            <w:pPr>
+              <w:pStyle w:val="Compact"/>
+              <w:jc w:val="left"/>
+            </w:pPr>
+            <w:r>
+              <w:t xml:space="preserve">Designation, not capital</w:t>
             </w:r>
           </w:p>
         </w:tc>
@@ -3901,31 +4295,31 @@
               <w:jc w:val="left"/>
             </w:pPr>
             <w:r>
-              <w:t xml:space="preserve">Firm-scale tiers (PHP 15bn) for all activities; presidential discretion above</w:t>
-            </w:r>
-          </w:p>
-        </w:tc>
-        <w:tc>
-          <w:tcPr/>
-          <w:p>
-            <w:pPr>
-              <w:pStyle w:val="Compact"/>
-              <w:jc w:val="left"/>
-            </w:pPr>
-            <w:r>
-              <w:t xml:space="preserve">Firm scale, not layer</w:t>
-            </w:r>
-          </w:p>
-        </w:tc>
-        <w:tc>
-          <w:tcPr/>
-          <w:p>
-            <w:pPr>
-              <w:pStyle w:val="Compact"/>
-              <w:jc w:val="left"/>
-            </w:pPr>
-            <w:r>
-              <w:t xml:space="preserve">The same rules govern software and data centres; AI-blind</w:t>
+              <w:t xml:space="preserve">Inclusion and evaluation; firm-scale tier (PHP 15bn) for extended benefits; presidential discretion above</w:t>
+            </w:r>
+          </w:p>
+        </w:tc>
+        <w:tc>
+          <w:tcPr/>
+          <w:p>
+            <w:pPr>
+              <w:pStyle w:val="Compact"/>
+              <w:jc w:val="left"/>
+            </w:pPr>
+            <w:r>
+              <w:t xml:space="preserve">Inclusion step and firm scale, not layer</w:t>
+            </w:r>
+          </w:p>
+        </w:tc>
+        <w:tc>
+          <w:tcPr/>
+          <w:p>
+            <w:pPr>
+              <w:pStyle w:val="Compact"/>
+              <w:jc w:val="left"/>
+            </w:pPr>
+            <w:r>
+              <w:t xml:space="preserve">The same rules govern software and data centres; the system is AI-blind</w:t>
             </w:r>
           </w:p>
         </w:tc>
@@ -3958,7 +4352,535 @@
         <w:t xml:space="preserve"> </w:t>
       </w:r>
       <w:r>
-        <w:t xml:space="preserve">Malaysia’s paid-up capital and the other countries’ capital thresholds are different bases (see the note to Figure 1).</w:t>
+        <w:t xml:space="preserve">The thresholds are on different bases (see the note to Figure 1).</w:t>
+      </w:r>
+    </w:p>
+    <w:p>
+      <w:pPr>
+        <w:pStyle w:val="BodyText"/>
+      </w:pPr>
+      <w:r>
+        <w:rPr>
+          <w:bCs/>
+          <w:b/>
+        </w:rPr>
+        <w:t xml:space="preserve">The rung distance.</w:t>
+      </w:r>
+      <w:r>
+        <w:t xml:space="preserve"> </w:t>
+      </w:r>
+      <w:r>
+        <w:t xml:space="preserve">Table 5 applies the common scale of Section 3.3 to every coded capital threshold.</w:t>
+      </w:r>
+    </w:p>
+    <w:p>
+      <w:pPr>
+        <w:pStyle w:val="BodyText"/>
+      </w:pPr>
+      <w:r>
+        <w:rPr>
+          <w:bCs/>
+          <w:b/>
+        </w:rPr>
+        <w:t xml:space="preserve">Table 5. Capital thresholds on the common scale, and rung distance</w:t>
+      </w:r>
+    </w:p>
+    <w:tbl>
+      <w:tblPr>
+        <w:tblStyle w:val="Table"/>
+        <w:tblW w:type="pct" w:w="5000"/>
+        <w:tblLook w:firstRow="1" w:lastRow="0" w:firstColumn="0" w:lastColumn="0" w:noHBand="0" w:noVBand="0" w:val="0020"/>
+        <w:jc w:val="start"/>
+      </w:tblPr>
+      <w:tblGrid>
+        <w:gridCol w:w="1584"/>
+        <w:gridCol w:w="1584"/>
+        <w:gridCol w:w="1584"/>
+        <w:gridCol w:w="1584"/>
+        <w:gridCol w:w="1584"/>
+      </w:tblGrid>
+      <w:tr>
+        <w:trPr>
+          <w:tblHeader w:val="true"/>
+        </w:trPr>
+        <w:tc>
+          <w:tcPr/>
+          <w:p>
+            <w:pPr>
+              <w:pStyle w:val="Compact"/>
+              <w:jc w:val="left"/>
+            </w:pPr>
+            <w:r>
+              <w:t xml:space="preserve">Threshold</w:t>
+            </w:r>
+          </w:p>
+        </w:tc>
+        <w:tc>
+          <w:tcPr/>
+          <w:p>
+            <w:pPr>
+              <w:pStyle w:val="Compact"/>
+              <w:jc w:val="left"/>
+            </w:pPr>
+            <w:r>
+              <w:t xml:space="preserve">Basis</w:t>
+            </w:r>
+          </w:p>
+        </w:tc>
+        <w:tc>
+          <w:tcPr/>
+          <w:p>
+            <w:pPr>
+              <w:pStyle w:val="Compact"/>
+              <w:jc w:val="left"/>
+            </w:pPr>
+            <w:r>
+              <w:t xml:space="preserve">US$ million</w:t>
+            </w:r>
+          </w:p>
+        </w:tc>
+        <w:tc>
+          <w:tcPr/>
+          <w:p>
+            <w:pPr>
+              <w:pStyle w:val="Compact"/>
+              <w:jc w:val="left"/>
+            </w:pPr>
+            <w:r>
+              <w:t xml:space="preserve">Equivalent capacity: construction cost / fully equipped</w:t>
+            </w:r>
+          </w:p>
+        </w:tc>
+        <w:tc>
+          <w:tcPr/>
+          <w:p>
+            <w:pPr>
+              <w:pStyle w:val="Compact"/>
+              <w:jc w:val="left"/>
+            </w:pPr>
+            <w:r>
+              <w:t xml:space="preserve">Rung distance (orders of magnitude)</w:t>
+            </w:r>
+          </w:p>
+        </w:tc>
+      </w:tr>
+      <w:tr>
+        <w:tc>
+          <w:tcPr/>
+          <w:p>
+            <w:pPr>
+              <w:pStyle w:val="Compact"/>
+              <w:jc w:val="left"/>
+            </w:pPr>
+            <w:r>
+              <w:t xml:space="preserve">Thailand, data hosting (8.2.4)</w:t>
+            </w:r>
+          </w:p>
+        </w:tc>
+        <w:tc>
+          <w:tcPr/>
+          <w:p>
+            <w:pPr>
+              <w:pStyle w:val="Compact"/>
+              <w:jc w:val="left"/>
+            </w:pPr>
+            <w:r>
+              <w:t xml:space="preserve">Minimum capital</w:t>
+            </w:r>
+          </w:p>
+        </w:tc>
+        <w:tc>
+          <w:tcPr/>
+          <w:p>
+            <w:pPr>
+              <w:pStyle w:val="Compact"/>
+              <w:jc w:val="left"/>
+            </w:pPr>
+            <w:r>
+              <w:t xml:space="preserve">140</w:t>
+            </w:r>
+          </w:p>
+        </w:tc>
+        <w:tc>
+          <w:tcPr/>
+          <w:p>
+            <w:pPr>
+              <w:pStyle w:val="Compact"/>
+              <w:jc w:val="left"/>
+            </w:pPr>
+            <w:r>
+              <w:t xml:space="preserve">13.1 MW / 3.7 MW</w:t>
+            </w:r>
+          </w:p>
+        </w:tc>
+        <w:tc>
+          <w:tcPr/>
+          <w:p>
+            <w:pPr>
+              <w:pStyle w:val="Compact"/>
+              <w:jc w:val="left"/>
+            </w:pPr>
+            <w:r>
+              <w:t xml:space="preserve">2.5 to 3.0</w:t>
+            </w:r>
+          </w:p>
+        </w:tc>
+      </w:tr>
+      <w:tr>
+        <w:tc>
+          <w:tcPr/>
+          <w:p>
+            <w:pPr>
+              <w:pStyle w:val="Compact"/>
+              <w:jc w:val="left"/>
+            </w:pPr>
+            <w:r>
+              <w:t xml:space="preserve">Malaysia, DESAC entry</w:t>
+            </w:r>
+          </w:p>
+        </w:tc>
+        <w:tc>
+          <w:tcPr/>
+          <w:p>
+            <w:pPr>
+              <w:pStyle w:val="Compact"/>
+              <w:jc w:val="left"/>
+            </w:pPr>
+            <w:r>
+              <w:t xml:space="preserve">Paid-up capital</w:t>
+            </w:r>
+          </w:p>
+        </w:tc>
+        <w:tc>
+          <w:tcPr/>
+          <w:p>
+            <w:pPr>
+              <w:pStyle w:val="Compact"/>
+              <w:jc w:val="left"/>
+            </w:pPr>
+            <w:r>
+              <w:t xml:space="preserve">0.55</w:t>
+            </w:r>
+          </w:p>
+        </w:tc>
+        <w:tc>
+          <w:tcPr/>
+          <w:p>
+            <w:pPr>
+              <w:pStyle w:val="Compact"/>
+              <w:jc w:val="left"/>
+            </w:pPr>
+            <w:r>
+              <w:t xml:space="preserve">51 kW / 14 kW</w:t>
+            </w:r>
+          </w:p>
+        </w:tc>
+        <w:tc>
+          <w:tcPr/>
+          <w:p>
+            <w:pPr>
+              <w:pStyle w:val="Compact"/>
+              <w:jc w:val="left"/>
+            </w:pPr>
+            <w:r>
+              <w:t xml:space="preserve">0.1 to 0.6</w:t>
+            </w:r>
+          </w:p>
+        </w:tc>
+      </w:tr>
+      <w:tr>
+        <w:tc>
+          <w:tcPr/>
+          <w:p>
+            <w:pPr>
+              <w:pStyle w:val="Compact"/>
+              <w:jc w:val="left"/>
+            </w:pPr>
+            <w:r>
+              <w:t xml:space="preserve">Malaysia, DESAC top tier</w:t>
+            </w:r>
+          </w:p>
+        </w:tc>
+        <w:tc>
+          <w:tcPr/>
+          <w:p>
+            <w:pPr>
+              <w:pStyle w:val="Compact"/>
+              <w:jc w:val="left"/>
+            </w:pPr>
+            <w:r>
+              <w:t xml:space="preserve">Cumulative capex</w:t>
+            </w:r>
+          </w:p>
+        </w:tc>
+        <w:tc>
+          <w:tcPr/>
+          <w:p>
+            <w:pPr>
+              <w:pStyle w:val="Compact"/>
+              <w:jc w:val="left"/>
+            </w:pPr>
+            <w:r>
+              <w:t xml:space="preserve">220</w:t>
+            </w:r>
+          </w:p>
+        </w:tc>
+        <w:tc>
+          <w:tcPr/>
+          <w:p>
+            <w:pPr>
+              <w:pStyle w:val="Compact"/>
+              <w:jc w:val="left"/>
+            </w:pPr>
+            <w:r>
+              <w:t xml:space="preserve">20.6 MW / 5.8 MW</w:t>
+            </w:r>
+          </w:p>
+        </w:tc>
+        <w:tc>
+          <w:tcPr/>
+          <w:p>
+            <w:pPr>
+              <w:pStyle w:val="Compact"/>
+              <w:jc w:val="left"/>
+            </w:pPr>
+            <w:r>
+              <w:t xml:space="preserve">2.7 to 3.2</w:t>
+            </w:r>
+          </w:p>
+        </w:tc>
+      </w:tr>
+      <w:tr>
+        <w:tc>
+          <w:tcPr/>
+          <w:p>
+            <w:pPr>
+              <w:pStyle w:val="Compact"/>
+              <w:jc w:val="left"/>
+            </w:pPr>
+            <w:r>
+              <w:t xml:space="preserve">Philippines, firm-scale tier</w:t>
+            </w:r>
+          </w:p>
+        </w:tc>
+        <w:tc>
+          <w:tcPr/>
+          <w:p>
+            <w:pPr>
+              <w:pStyle w:val="Compact"/>
+              <w:jc w:val="left"/>
+            </w:pPr>
+            <w:r>
+              <w:t xml:space="preserve">Investment capital, extended benefits only</w:t>
+            </w:r>
+          </w:p>
+        </w:tc>
+        <w:tc>
+          <w:tcPr/>
+          <w:p>
+            <w:pPr>
+              <w:pStyle w:val="Compact"/>
+              <w:jc w:val="left"/>
+            </w:pPr>
+            <w:r>
+              <w:t xml:space="preserve">260</w:t>
+            </w:r>
+          </w:p>
+        </w:tc>
+        <w:tc>
+          <w:tcPr/>
+          <w:p>
+            <w:pPr>
+              <w:pStyle w:val="Compact"/>
+              <w:jc w:val="left"/>
+            </w:pPr>
+            <w:r>
+              <w:t xml:space="preserve">24.3 MW / 6.8 MW</w:t>
+            </w:r>
+          </w:p>
+        </w:tc>
+        <w:tc>
+          <w:tcPr/>
+          <w:p>
+            <w:pPr>
+              <w:pStyle w:val="Compact"/>
+              <w:jc w:val="left"/>
+            </w:pPr>
+            <w:r>
+              <w:t xml:space="preserve">2.8 to 3.3</w:t>
+            </w:r>
+          </w:p>
+        </w:tc>
+      </w:tr>
+      <w:tr>
+        <w:tc>
+          <w:tcPr/>
+          <w:p>
+            <w:pPr>
+              <w:pStyle w:val="Compact"/>
+              <w:jc w:val="left"/>
+            </w:pPr>
+            <w:r>
+              <w:t xml:space="preserve">Vietnam</w:t>
+            </w:r>
+          </w:p>
+        </w:tc>
+        <w:tc>
+          <w:tcPr/>
+          <w:p>
+            <w:pPr>
+              <w:pStyle w:val="Compact"/>
+              <w:jc w:val="left"/>
+            </w:pPr>
+            <w:r>
+              <w:t xml:space="preserve">No capital rule</w:t>
+            </w:r>
+          </w:p>
+        </w:tc>
+        <w:tc>
+          <w:tcPr/>
+          <w:p>
+            <w:pPr>
+              <w:pStyle w:val="Compact"/>
+              <w:jc w:val="left"/>
+            </w:pPr>
+            <w:r>
+              <w:t xml:space="preserve">not defined</w:t>
+            </w:r>
+          </w:p>
+        </w:tc>
+        <w:tc>
+          <w:tcPr/>
+          <w:p>
+            <w:pPr>
+              <w:pStyle w:val="Compact"/>
+              <w:jc w:val="left"/>
+            </w:pPr>
+            <w:r>
+              <w:t xml:space="preserve">not defined</w:t>
+            </w:r>
+          </w:p>
+        </w:tc>
+        <w:tc>
+          <w:tcPr/>
+          <w:p>
+            <w:pPr>
+              <w:pStyle w:val="Compact"/>
+              <w:jc w:val="left"/>
+            </w:pPr>
+            <w:r>
+              <w:t xml:space="preserve">not defined</w:t>
+            </w:r>
+          </w:p>
+        </w:tc>
+      </w:tr>
+      <w:tr>
+        <w:tc>
+          <w:tcPr/>
+          <w:p>
+            <w:pPr>
+              <w:pStyle w:val="Compact"/>
+              <w:jc w:val="left"/>
+            </w:pPr>
+            <w:r>
+              <w:rPr>
+                <w:iCs/>
+                <w:i/>
+              </w:rPr>
+              <w:t xml:space="preserve">Memo:</w:t>
+            </w:r>
+            <w:r>
+              <w:t xml:space="preserve"> </w:t>
+            </w:r>
+            <w:r>
+              <w:t xml:space="preserve">Thai average approved data-centre project</w:t>
+            </w:r>
+          </w:p>
+        </w:tc>
+        <w:tc>
+          <w:tcPr/>
+          <w:p>
+            <w:pPr>
+              <w:pStyle w:val="Compact"/>
+              <w:jc w:val="left"/>
+            </w:pPr>
+            <w:r>
+              <w:t xml:space="preserve">Approved investment</w:t>
+            </w:r>
+          </w:p>
+        </w:tc>
+        <w:tc>
+          <w:tcPr/>
+          <w:p>
+            <w:pPr>
+              <w:pStyle w:val="Compact"/>
+              <w:jc w:val="left"/>
+            </w:pPr>
+            <w:r>
+              <w:t xml:space="preserve">534</w:t>
+            </w:r>
+          </w:p>
+        </w:tc>
+        <w:tc>
+          <w:tcPr/>
+          <w:p>
+            <w:pPr>
+              <w:pStyle w:val="Compact"/>
+              <w:jc w:val="left"/>
+            </w:pPr>
+            <w:r>
+              <w:t xml:space="preserve">49.9 MW / 14.1 MW</w:t>
+            </w:r>
+          </w:p>
+        </w:tc>
+        <w:tc>
+          <w:tcPr/>
+          <w:p>
+            <w:pPr>
+              <w:pStyle w:val="Compact"/>
+              <w:jc w:val="left"/>
+            </w:pPr>
+            <w:r>
+              <w:t xml:space="preserve">3.1 to 3.6</w:t>
+            </w:r>
+          </w:p>
+        </w:tc>
+      </w:tr>
+    </w:tbl>
+    <w:p>
+      <w:pPr>
+        <w:pStyle w:val="BodyText"/>
+      </w:pPr>
+      <w:r>
+        <w:rPr>
+          <w:iCs/>
+          <w:i/>
+        </w:rPr>
+        <w:t xml:space="preserve">Note.</w:t>
+      </w:r>
+      <w:r>
+        <w:t xml:space="preserve"> </w:t>
+      </w:r>
+      <w:r>
+        <w:t xml:space="preserve">Rung distance is log10 of the threshold over US$0.13m to US$0.46m, the capital to host one eight-accelerator server of about 12 kW on the two benchmarks (CITATION NEEDED for the 12 kW figure). The Philippine figure is an extended-benefit tier, not an entry rule. Bases differ, so rows are indicative.</w:t>
+      </w:r>
+    </w:p>
+    <w:p>
+      <w:pPr>
+        <w:pStyle w:val="BodyText"/>
+      </w:pPr>
+      <w:r>
+        <w:rPr>
+          <w:bCs/>
+          <w:b/>
+        </w:rPr>
+        <w:t xml:space="preserve">Figure 1</w:t>
+      </w:r>
+      <w:r>
+        <w:t xml:space="preserve"> </w:t>
+      </w:r>
+      <w:r>
+        <w:t xml:space="preserve">places the same thresholds against the cost benchmarks.</w:t>
       </w:r>
     </w:p>
     <w:p>
@@ -3970,18 +4892,18 @@
           <wp:inline>
             <wp:extent cx="5334000" cy="3531972"/>
             <wp:effectExtent b="0" l="0" r="0" t="0"/>
-            <wp:docPr descr="Figure 1. Explicit eligibility thresholds against cost benchmarks, US$ million, log scale. Shaded bands show the capital needed to host the stated capacity, from construction cost alone (US$10.7m per MW; Turner and Townsend, 2025) to fully equipped AI capacity (US$38m per MW; Epoch AI, 2026); the node band assumes 12 kW per eight-accelerator server (CITATION NEEDED). Thresholds are on different bases: Thailand’s software figure is annual salary spend (hollow marker), Thailand’s and the Philippines’ figures are minimum capital or firm scale, Malaysia’s entry tiers are paid-up capital (*) and its top tier is cumulative capex. The bands are therefore benchmarks, not like-for-like tests. Vietnam states no capital threshold." title="" id="38" name="Picture"/>
+            <wp:docPr descr="Figure 1. Explicit eligibility thresholds against cost benchmarks, US$ million, log scale. Shaded bands show the capital needed to host the stated capacity, from construction cost alone (US$10.7m per MW; Turner and Townsend, 2025) to fully equipped AI capacity (US$38m per MW; Epoch AI, 2026); the node band assumes 12 kW per eight-accelerator server (CITATION NEEDED). Thresholds are on different bases: Thailand’s software figure is annual salary spend (hollow marker); Thailand’s data-hosting figure is minimum capital; Malaysia’s entry tiers are paid-up capital (*) and its top tier is cumulative capex; the Philippine figure is a firm-scale tier for extended benefits. The bands are benchmarks, not like-for-like tests. Vietnam states no capital threshold." title="" id="39" name="Picture"/>
             <a:graphic>
               <a:graphicData uri="http://schemas.openxmlformats.org/drawingml/2006/picture">
                 <pic:pic>
                   <pic:nvPicPr>
-                    <pic:cNvPr descr="fig1_threshold_ladder.png" id="39" name="Picture"/>
+                    <pic:cNvPr descr="fig1_threshold_ladder.png" id="40" name="Picture"/>
                     <pic:cNvPicPr>
                       <a:picLocks noChangeArrowheads="1" noChangeAspect="1"/>
                     </pic:cNvPicPr>
                   </pic:nvPicPr>
                   <pic:blipFill>
-                    <a:blip r:embed="rId37"/>
+                    <a:blip r:embed="rId38"/>
                     <a:stretch>
                       <a:fillRect/>
                     </a:stretch>
@@ -4023,44 +4945,464 @@
         <w:t xml:space="preserve"> </w:t>
       </w:r>
       <w:r>
-        <w:t xml:space="preserve">Explicit eligibility thresholds against cost benchmarks, US$ million, log scale. Shaded bands show the capital needed to host the stated capacity, from construction cost alone (US$10.7m per MW; Turner and Townsend, 2025) to fully equipped AI capacity (US$38m per MW; Epoch AI, 2026); the node band assumes 12 kW per eight-accelerator server (CITATION NEEDED). Thresholds are on different bases: Thailand’s software figure is annual salary spend (hollow marker), Thailand’s and the Philippines’ figures are minimum capital or firm scale, Malaysia’s entry tiers are paid-up capital (*) and its top tier is cumulative capex. The bands are therefore benchmarks, not like-for-like tests. Vietnam states no capital threshold.</w:t>
-      </w:r>
-    </w:p>
-    <w:p>
-      <w:pPr>
-        <w:pStyle w:val="BodyText"/>
-      </w:pPr>
-      <w:r>
-        <w:t xml:space="preserve">Three readings follow from Figure 1. In Thailand a single step separates software from data hosting, and nothing sits on the scale between them. In Malaysia a rung lies at about the cost of hosting one fully equipped server, and the ladder rises from there to the facility scale. Vietnam and the Philippines do not use capital thresholds by layer, so their barriers must be sought in designation and discretion, not in capital.</w:t>
-      </w:r>
-    </w:p>
-    <w:p>
-      <w:pPr>
-        <w:pStyle w:val="BodyText"/>
-      </w:pPr>
-      <w:r>
-        <w:t xml:space="preserve">The regularity across the countries is narrower than a bifurcation claim, and better supported: in Thailand, Vietnam and the Philippines we found no AI-related instrument for compute provision below facility scale. Incentives exist for building data centres and, in Vietnam and the Philippines, for providing cloud services. None is aimed at the intermediate forms through which smaller firms obtain or supply compute, such as colocation tenancy, modular or edge deployment, or resale of leased capacity. Malaysia is the one country where a graduated structure exists, and</w:t>
-      </w:r>
-      <w:r>
-        <w:t xml:space="preserve"> </w:t>
-      </w:r>
-      <w:r>
-        <w:rPr>
-          <w:bCs/>
-          <w:b/>
-        </w:rPr>
-        <w:t xml:space="preserve">[VERIFY: whether DESAC’s entry tier requires a minimum facility size, a minimum qualifying capex or capacity, or can be used by a firm that leases space and equipment]</w:t>
-      </w:r>
-      <w:r>
-        <w:t xml:space="preserve"> </w:t>
-      </w:r>
-      <w:r>
-        <w:t xml:space="preserve">determines whether it closes the gap. Section 5.1 assesses what explains the gap.</w:t>
-      </w:r>
-    </w:p>
-    <w:bookmarkEnd w:id="40"/>
+        <w:t xml:space="preserve">Explicit eligibility thresholds against cost benchmarks, US$ million, log scale. Shaded bands show the capital needed to host the stated capacity, from construction cost alone (US$10.7m per MW; Turner and Townsend, 2025) to fully equipped AI capacity (US$38m per MW; Epoch AI, 2026); the node band assumes 12 kW per eight-accelerator server (CITATION NEEDED). Thresholds are on different bases: Thailand’s software figure is annual salary spend (hollow marker); Thailand’s data-hosting figure is minimum capital; Malaysia’s entry tiers are paid-up capital (*) and its top tier is cumulative capex; the Philippine figure is a firm-scale tier for extended benefits. The bands are benchmarks, not like-for-like tests. Vietnam states no capital threshold.</w:t>
+      </w:r>
+    </w:p>
+    <w:p>
+      <w:pPr>
+        <w:pStyle w:val="BodyText"/>
+      </w:pPr>
+      <w:r>
+        <w:t xml:space="preserve">Three readings follow. In Thailand a single step of two and a half to three orders of magnitude separates one server from the smallest eligible scale, and nothing coded lies between. In Malaysia the entry tier is within about one order of magnitude of one server, and the ladder rises from there to the facility scale. Vietnam and the Philippines state no capital threshold at the compute layers, so their screens must be sought in designation, inclusion and discretion.</w:t>
+      </w:r>
+    </w:p>
+    <w:p>
+      <w:pPr>
+        <w:pStyle w:val="BodyText"/>
+      </w:pPr>
+      <w:r>
+        <w:rPr>
+          <w:bCs/>
+          <w:b/>
+        </w:rPr>
+        <w:t xml:space="preserve">The hypothetical-firm test.</w:t>
+      </w:r>
+      <w:r>
+        <w:t xml:space="preserve"> </w:t>
+      </w:r>
+      <w:r>
+        <w:t xml:space="preserve">Table 6 gives a provisional reading of the test of Section 3.4 from the rules described above.</w:t>
+      </w:r>
+    </w:p>
+    <w:p>
+      <w:pPr>
+        <w:pStyle w:val="BodyText"/>
+      </w:pPr>
+      <w:r>
+        <w:rPr>
+          <w:bCs/>
+          <w:b/>
+        </w:rPr>
+        <w:t xml:space="preserve">Table 6. Hypothetical-firm eligibility test, provisional reading</w:t>
+      </w:r>
+    </w:p>
+    <w:tbl>
+      <w:tblPr>
+        <w:tblStyle w:val="Table"/>
+        <w:tblW w:type="pct" w:w="5000"/>
+        <w:tblLook w:firstRow="1" w:lastRow="0" w:firstColumn="0" w:lastColumn="0" w:noHBand="0" w:noVBand="0" w:val="0020"/>
+        <w:jc w:val="start"/>
+      </w:tblPr>
+      <w:tblGrid>
+        <w:gridCol w:w="1980"/>
+        <w:gridCol w:w="1980"/>
+        <w:gridCol w:w="1980"/>
+        <w:gridCol w:w="1980"/>
+      </w:tblGrid>
+      <w:tr>
+        <w:trPr>
+          <w:tblHeader w:val="true"/>
+        </w:trPr>
+        <w:tc>
+          <w:tcPr/>
+          <w:p>
+            <w:pPr>
+              <w:pStyle w:val="Compact"/>
+              <w:jc w:val="left"/>
+            </w:pPr>
+            <w:r>
+              <w:t xml:space="preserve">Country</w:t>
+            </w:r>
+          </w:p>
+        </w:tc>
+        <w:tc>
+          <w:tcPr/>
+          <w:p>
+            <w:pPr>
+              <w:pStyle w:val="Compact"/>
+              <w:jc w:val="left"/>
+            </w:pPr>
+            <w:r>
+              <w:t xml:space="preserve">Firm A: three-person AI software startup</w:t>
+            </w:r>
+          </w:p>
+        </w:tc>
+        <w:tc>
+          <w:tcPr/>
+          <w:p>
+            <w:pPr>
+              <w:pStyle w:val="Compact"/>
+              <w:jc w:val="left"/>
+            </w:pPr>
+            <w:r>
+              <w:t xml:space="preserve">Firm B: reseller with 20 servers on leased colocation</w:t>
+            </w:r>
+          </w:p>
+        </w:tc>
+        <w:tc>
+          <w:tcPr/>
+          <w:p>
+            <w:pPr>
+              <w:pStyle w:val="Compact"/>
+              <w:jc w:val="left"/>
+            </w:pPr>
+            <w:r>
+              <w:t xml:space="preserve">Firm C: 1 MW colocation operator</w:t>
+            </w:r>
+          </w:p>
+        </w:tc>
+      </w:tr>
+      <w:tr>
+        <w:tc>
+          <w:tcPr/>
+          <w:p>
+            <w:pPr>
+              <w:pStyle w:val="Compact"/>
+              <w:jc w:val="left"/>
+            </w:pPr>
+            <w:r>
+              <w:t xml:space="preserve">Thailand</w:t>
+            </w:r>
+          </w:p>
+        </w:tc>
+        <w:tc>
+          <w:tcPr/>
+          <w:p>
+            <w:pPr>
+              <w:pStyle w:val="Compact"/>
+              <w:jc w:val="left"/>
+            </w:pPr>
+            <w:r>
+              <w:t xml:space="preserve">Eligible (Activity 8.1.1, about US$42,000 annual salary spend)</w:t>
+            </w:r>
+          </w:p>
+        </w:tc>
+        <w:tc>
+          <w:tcPr/>
+          <w:p>
+            <w:pPr>
+              <w:pStyle w:val="Compact"/>
+              <w:jc w:val="left"/>
+            </w:pPr>
+            <w:r>
+              <w:t xml:space="preserve">Ineligible on the coded rules (only coded route is 8.2.4 at US$140m); general instruments</w:t>
+            </w:r>
+            <w:r>
+              <w:t xml:space="preserve"> </w:t>
+            </w:r>
+            <w:r>
+              <w:rPr>
+                <w:bCs/>
+                <w:b/>
+              </w:rPr>
+              <w:t xml:space="preserve">PENDING</w:t>
+            </w:r>
+          </w:p>
+        </w:tc>
+        <w:tc>
+          <w:tcPr/>
+          <w:p>
+            <w:pPr>
+              <w:pStyle w:val="Compact"/>
+              <w:jc w:val="left"/>
+            </w:pPr>
+            <w:r>
+              <w:t xml:space="preserve">Ineligible on the coded rules (1 MW is about US$10.7m to 38m, below US$140m); general instruments</w:t>
+            </w:r>
+            <w:r>
+              <w:t xml:space="preserve"> </w:t>
+            </w:r>
+            <w:r>
+              <w:rPr>
+                <w:bCs/>
+                <w:b/>
+              </w:rPr>
+              <w:t xml:space="preserve">PENDING</w:t>
+            </w:r>
+          </w:p>
+        </w:tc>
+      </w:tr>
+      <w:tr>
+        <w:tc>
+          <w:tcPr/>
+          <w:p>
+            <w:pPr>
+              <w:pStyle w:val="Compact"/>
+              <w:jc w:val="left"/>
+            </w:pPr>
+            <w:r>
+              <w:t xml:space="preserve">Vietnam</w:t>
+            </w:r>
+          </w:p>
+        </w:tc>
+        <w:tc>
+          <w:tcPr/>
+          <w:p>
+            <w:pPr>
+              <w:pStyle w:val="Compact"/>
+              <w:jc w:val="left"/>
+            </w:pPr>
+            <w:r>
+              <w:t xml:space="preserve">Eligible (startup track; list item)</w:t>
+            </w:r>
+          </w:p>
+        </w:tc>
+        <w:tc>
+          <w:tcPr/>
+          <w:p>
+            <w:pPr>
+              <w:pStyle w:val="Compact"/>
+              <w:jc w:val="left"/>
+            </w:pPr>
+            <w:r>
+              <w:t xml:space="preserve">Unclear (cloud-computing platforms are listed with no capital rule; coverage of capacity resale</w:t>
+            </w:r>
+            <w:r>
+              <w:t xml:space="preserve"> </w:t>
+            </w:r>
+            <w:r>
+              <w:rPr>
+                <w:bCs/>
+                <w:b/>
+              </w:rPr>
+              <w:t xml:space="preserve">VERIFY</w:t>
+            </w:r>
+            <w:r>
+              <w:t xml:space="preserve">)</w:t>
+            </w:r>
+          </w:p>
+        </w:tc>
+        <w:tc>
+          <w:tcPr/>
+          <w:p>
+            <w:pPr>
+              <w:pStyle w:val="Compact"/>
+              <w:jc w:val="left"/>
+            </w:pPr>
+            <w:r>
+              <w:t xml:space="preserve">Unclear (data-centre capacity not named in coded list items)</w:t>
+            </w:r>
+          </w:p>
+        </w:tc>
+      </w:tr>
+      <w:tr>
+        <w:tc>
+          <w:tcPr/>
+          <w:p>
+            <w:pPr>
+              <w:pStyle w:val="Compact"/>
+              <w:jc w:val="left"/>
+            </w:pPr>
+            <w:r>
+              <w:t xml:space="preserve">Malaysia</w:t>
+            </w:r>
+          </w:p>
+        </w:tc>
+        <w:tc>
+          <w:tcPr/>
+          <w:p>
+            <w:pPr>
+              <w:pStyle w:val="Compact"/>
+              <w:jc w:val="left"/>
+            </w:pPr>
+            <w:r>
+              <w:t xml:space="preserve">Eligible (RM50,000 paid-up capital; audited annual declaration at own cost)</w:t>
+            </w:r>
+          </w:p>
+        </w:tc>
+        <w:tc>
+          <w:tcPr/>
+          <w:p>
+            <w:pPr>
+              <w:pStyle w:val="Compact"/>
+              <w:jc w:val="left"/>
+            </w:pPr>
+            <w:r>
+              <w:t xml:space="preserve">Unclear (DESAC entry tier RM2.5m paid-up capital; activity conditions</w:t>
+            </w:r>
+            <w:r>
+              <w:t xml:space="preserve"> </w:t>
+            </w:r>
+            <w:r>
+              <w:rPr>
+                <w:bCs/>
+                <w:b/>
+              </w:rPr>
+              <w:t xml:space="preserve">VERIFY</w:t>
+            </w:r>
+            <w:r>
+              <w:t xml:space="preserve">)</w:t>
+            </w:r>
+          </w:p>
+        </w:tc>
+        <w:tc>
+          <w:tcPr/>
+          <w:p>
+            <w:pPr>
+              <w:pStyle w:val="Compact"/>
+              <w:jc w:val="left"/>
+            </w:pPr>
+            <w:r>
+              <w:t xml:space="preserve">Unclear (capital lies between the entry tier and the top tier; activity conditions</w:t>
+            </w:r>
+            <w:r>
+              <w:t xml:space="preserve"> </w:t>
+            </w:r>
+            <w:r>
+              <w:rPr>
+                <w:bCs/>
+                <w:b/>
+              </w:rPr>
+              <w:t xml:space="preserve">VERIFY</w:t>
+            </w:r>
+            <w:r>
+              <w:t xml:space="preserve">)</w:t>
+            </w:r>
+          </w:p>
+        </w:tc>
+      </w:tr>
+      <w:tr>
+        <w:tc>
+          <w:tcPr/>
+          <w:p>
+            <w:pPr>
+              <w:pStyle w:val="Compact"/>
+              <w:jc w:val="left"/>
+            </w:pPr>
+            <w:r>
+              <w:t xml:space="preserve">Philippines</w:t>
+            </w:r>
+          </w:p>
+        </w:tc>
+        <w:tc>
+          <w:tcPr/>
+          <w:p>
+            <w:pPr>
+              <w:pStyle w:val="Compact"/>
+              <w:jc w:val="left"/>
+            </w:pPr>
+            <w:r>
+              <w:t xml:space="preserve">Eligible on stated conditions, subject to inclusion and evaluation</w:t>
+            </w:r>
+          </w:p>
+        </w:tc>
+        <w:tc>
+          <w:tcPr/>
+          <w:p>
+            <w:pPr>
+              <w:pStyle w:val="Compact"/>
+              <w:jc w:val="left"/>
+            </w:pPr>
+            <w:r>
+              <w:t xml:space="preserve">Unclear (Plan treatment of resale</w:t>
+            </w:r>
+            <w:r>
+              <w:t xml:space="preserve"> </w:t>
+            </w:r>
+            <w:r>
+              <w:rPr>
+                <w:bCs/>
+                <w:b/>
+              </w:rPr>
+              <w:t xml:space="preserve">VERIFY</w:t>
+            </w:r>
+            <w:r>
+              <w:t xml:space="preserve">)</w:t>
+            </w:r>
+          </w:p>
+        </w:tc>
+        <w:tc>
+          <w:tcPr/>
+          <w:p>
+            <w:pPr>
+              <w:pStyle w:val="Compact"/>
+              <w:jc w:val="left"/>
+            </w:pPr>
+            <w:r>
+              <w:t xml:space="preserve">Unclear (Plan groups data-centre infrastructure with AI; no stated minimum;</w:t>
+            </w:r>
+            <w:r>
+              <w:t xml:space="preserve"> </w:t>
+            </w:r>
+            <w:r>
+              <w:rPr>
+                <w:bCs/>
+                <w:b/>
+              </w:rPr>
+              <w:t xml:space="preserve">VERIFY</w:t>
+            </w:r>
+            <w:r>
+              <w:t xml:space="preserve">)</w:t>
+            </w:r>
+          </w:p>
+        </w:tc>
+      </w:tr>
+    </w:tbl>
+    <w:p>
+      <w:pPr>
+        <w:pStyle w:val="BodyText"/>
+      </w:pPr>
+      <w:r>
+        <w:rPr>
+          <w:iCs/>
+          <w:i/>
+        </w:rPr>
+        <w:t xml:space="preserve">Note.</w:t>
+      </w:r>
+      <w:r>
+        <w:t xml:space="preserve"> </w:t>
+      </w:r>
+      <w:r>
+        <w:t xml:space="preserve">Provisional, derived from the descriptions in Sections 4.1 to 4.4. To be replaced by a clause-level reading by two independent readers.</w:t>
+      </w:r>
+      <w:r>
+        <w:t xml:space="preserve"> </w:t>
+      </w:r>
+      <w:r>
+        <w:t xml:space="preserve">“</w:t>
+      </w:r>
+      <w:r>
+        <w:t xml:space="preserve">Eligible</w:t>
+      </w:r>
+      <w:r>
+        <w:t xml:space="preserve">”</w:t>
+      </w:r>
+      <w:r>
+        <w:t xml:space="preserve"> </w:t>
+      </w:r>
+      <w:r>
+        <w:t xml:space="preserve">means the stated conditions are met, not that benefits are obtained.</w:t>
+      </w:r>
+    </w:p>
+    <w:p>
+      <w:pPr>
+        <w:pStyle w:val="BodyText"/>
+      </w:pPr>
+      <w:r>
+        <w:t xml:space="preserve">On this reading only Thailand’s coded rules exclude Firms B and C by capital. In the other three countries the answer depends on clauses not yet read, which is why the reading of DESAC, the Vietnamese list and the Philippine Plan decides how far the Thai result generalises.</w:t>
+      </w:r>
+    </w:p>
+    <w:p>
+      <w:pPr>
+        <w:pStyle w:val="BodyText"/>
+      </w:pPr>
+      <w:r>
+        <w:rPr>
+          <w:bCs/>
+          <w:b/>
+        </w:rPr>
+        <w:t xml:space="preserve">What the evidence supports on absence.</w:t>
+      </w:r>
+      <w:r>
+        <w:t xml:space="preserve"> </w:t>
+      </w:r>
+      <w:r>
+        <w:t xml:space="preserve">Reading (i) holds on the instruments we coded: no country has an instrument aimed at sub-facility compute provision. Reading (ii) holds provisionally for Thailand and is open for the other three. Reading (iii) fails for Malaysia if the DESAC entry tier is a tier below facility scale.</w:t>
+      </w:r>
+    </w:p>
     <w:bookmarkEnd w:id="41"/>
-    <w:bookmarkStart w:id="46" w:name="discussion"/>
+    <w:bookmarkEnd w:id="42"/>
+    <w:bookmarkStart w:id="47" w:name="discussion"/>
     <w:p>
       <w:pPr>
         <w:pStyle w:val="Heading2"/>
@@ -4069,7 +5411,7 @@
         <w:t xml:space="preserve">5. Discussion</w:t>
       </w:r>
     </w:p>
-    <w:bookmarkStart w:id="42" w:name="cost-necessity-versus-incentive-design"/>
+    <w:bookmarkStart w:id="43" w:name="cost-necessity-versus-incentive-design"/>
     <w:p>
       <w:pPr>
         <w:pStyle w:val="Heading3"/>
@@ -4083,74 +5425,77 @@
         <w:pStyle w:val="FirstParagraph"/>
       </w:pPr>
       <w:r>
-        <w:t xml:space="preserve">The most serious challenge to a design reading is H1: high thresholds at the infrastructure layer reflect the real cost of building data centres. Published benchmarks let us assess this. Global average data-centre construction cost reached about US$10.7 million per megawatt in 2025, up from US$6 to 8 million before 2022 (Turner and Townsend, 2025). Estimates that include servers and networking for AI facilities imply far more, about US$38 billion for a one-gigawatt facility (Epoch AI, 2026). On the first figure Thailand’s US$140 million threshold corresponds to about 13 megawatts of construction, and on the second to under four megawatts of fully equipped AI capacity. Either way it falls below the 40-megawatt scale commonly used to define hyperscale facilities</w:t>
-      </w:r>
-      <w:r>
-        <w:t xml:space="preserve"> </w:t>
-      </w:r>
-      <w:r>
-        <w:rPr>
-          <w:bCs/>
-          <w:b/>
-        </w:rPr>
-        <w:t xml:space="preserve">[CITATION NEEDED: source for the 40 MW hyperscale definition]</w:t>
-      </w:r>
-      <w:r>
-        <w:t xml:space="preserve">.</w:t>
-      </w:r>
-    </w:p>
-    <w:p>
-      <w:pPr>
-        <w:pStyle w:val="BodyText"/>
-      </w:pPr>
-      <w:r>
-        <w:t xml:space="preserve">We therefore concede that the threshold is not set at an arbitrary or unattainable level relative to construction cost. H1 accounts for the height of the infrastructure threshold (prediction P1a), and the software-to-infrastructure gap should not be read as evidence of bias.</w:t>
-      </w:r>
-    </w:p>
-    <w:p>
-      <w:pPr>
-        <w:pStyle w:val="BodyText"/>
-      </w:pPr>
-      <w:r>
-        <w:t xml:space="preserve">What H1 does not account for is the absence of intermediate instruments (P1b). The prediction holds only if no smaller viable scale of provision exists. That auxiliary assumption can be checked, and it appears not to hold. A single eight-accelerator server draws roughly twelve kilowatts</w:t>
-      </w:r>
-      <w:r>
-        <w:t xml:space="preserve"> </w:t>
-      </w:r>
-      <w:r>
-        <w:rPr>
-          <w:bCs/>
-          <w:b/>
-        </w:rPr>
-        <w:t xml:space="preserve">[CITATION NEEDED: manufacturer specification]</w:t>
-      </w:r>
-      <w:r>
-        <w:t xml:space="preserve">, and commercial colocation providers accept deployments in the five-to-twenty-kilowatt range without megawatt minimums</w:t>
-      </w:r>
-      <w:r>
-        <w:t xml:space="preserve"> </w:t>
-      </w:r>
-      <w:r>
-        <w:rPr>
-          <w:bCs/>
-          <w:b/>
-        </w:rPr>
-        <w:t xml:space="preserve">[CITATION NEEDED: provider terms or industry source]</w:t>
-      </w:r>
-      <w:r>
-        <w:t xml:space="preserve">. Firms can and do provide AI compute at this scale. A cost account predicts a high threshold for facility construction. It does not predict the absence of any instrument for compute provision two to three orders of magnitude below facility scale (a facility of tens of megawatts against a rack of ten to twenty kilowatts), while instruments exist for software development at the scale of a small team. Both H2 and H3 predict this absence, with different origins. For Thailand, Vietnam and the Philippines the absence is a design outcome and not a cost constraint, subject to two checks in Section 3.3 that are still pending: the search protocol and the coding of general-purpose instruments.</w:t>
-      </w:r>
-    </w:p>
-    <w:p>
-      <w:pPr>
-        <w:pStyle w:val="BodyText"/>
-      </w:pPr>
-      <w:r>
-        <w:t xml:space="preserve">Malaysia is the informative case. Its entry tier asks for RM2.5 million of paid-up capital, about US$550,000, which is of the same order as the capital needed to host one fully equipped server on the benchmark of Figure 1 (about US$0.5 million) and well below the capital needed to build a megawatt of capacity (about US$11 million). If a firm that leases space and equipment, or runs a colocation-scale deployment, can qualify, Malaysia shows that a graduated design is feasible, and the cost account cannot explain its absence in the other three. If the tier presupposes a facility, Malaysia joins the other three and the gap is general. The two outcomes carry different lessons, which is why the coverage of this tier is the most consequential open check in the paper. Paid-up capital is not the same as the capital expenditure on a facility, so this comparison indicates feasibility only.</w:t>
-      </w:r>
-    </w:p>
-    <w:bookmarkEnd w:id="42"/>
-    <w:bookmarkStart w:id="43" w:name="Xe429b4f7ef8fb24865192b28fb189dc3a50c53d"/>
+        <w:t xml:space="preserve">The most serious challenge to a design reading is H1: thresholds at the infrastructure layer reflect the real cost of building data centres. Global average data-centre construction cost reached about US$10.7 million per megawatt in 2025, up from US$6 to 8 million before 2022 (Turner and Townsend, 2025), and estimates that include servers and networking for AI facilities imply far more, about US$38 billion for a one-gigawatt facility (Epoch AI, 2026). On the first figure Thailand’s US$140 million threshold corresponds to about 13 megawatts of construction, and on the second to under four megawatts of fully equipped AI capacity. Either way it falls below the 40-megawatt scale commonly used to define hyperscale facilities</w:t>
+      </w:r>
+      <w:r>
+        <w:t xml:space="preserve"> </w:t>
+      </w:r>
+      <w:r>
+        <w:rPr>
+          <w:bCs/>
+          <w:b/>
+        </w:rPr>
+        <w:t xml:space="preserve">[CITATION NEEDED: source for the 40 MW definition]</w:t>
+      </w:r>
+      <w:r>
+        <w:t xml:space="preserve">. Cost explains the height of the Thai threshold (P1a), so the gap between software and infrastructure thresholds is not evidence of bias.</w:t>
+      </w:r>
+    </w:p>
+    <w:p>
+      <w:pPr>
+        <w:pStyle w:val="BodyText"/>
+      </w:pPr>
+      <w:r>
+        <w:t xml:space="preserve">Cost does not by itself explain what lies below the threshold. In Thailand the rung distance is two and a half to three orders of magnitude (Table 5). Whether that distance is a cost constraint depends on A1: whether a commercially viable provider exists at that scale. A server of about twelve kilowatts can be hosted in colocation space</w:t>
+      </w:r>
+      <w:r>
+        <w:t xml:space="preserve"> </w:t>
+      </w:r>
+      <w:r>
+        <w:rPr>
+          <w:bCs/>
+          <w:b/>
+        </w:rPr>
+        <w:t xml:space="preserve">[CITATION NEEDED: manufacturer specification and provider terms]</w:t>
+      </w:r>
+      <w:r>
+        <w:t xml:space="preserve">, but hosting a server is not the same as running a viable provider.</w:t>
+      </w:r>
+      <w:r>
+        <w:t xml:space="preserve"> </w:t>
+      </w:r>
+      <w:r>
+        <w:rPr>
+          <w:bCs/>
+          <w:b/>
+        </w:rPr>
+        <w:t xml:space="preserve">[PENDING, the second most consequential open check: a viability benchmark from published sources, namely rental prices of regional GPU providers, colocation price lists, regional electricity tariffs and Epoch’s cost data, to compute the break-even utilisation and minimum fleet size of a small provider relative to a hyperscaler’s price.]</w:t>
+      </w:r>
+      <w:r>
+        <w:t xml:space="preserve"> </w:t>
+      </w:r>
+      <w:r>
+        <w:t xml:space="preserve">If the benchmark shows that viability requires scale, A1 fails and H1 explains the absence. If it shows that small providers can compete, the absence is a design outcome (H2 or H3) and proposition M applies to Thailand.</w:t>
+      </w:r>
+    </w:p>
+    <w:p>
+      <w:pPr>
+        <w:pStyle w:val="BodyText"/>
+      </w:pPr>
+      <w:r>
+        <w:t xml:space="preserve">Malaysia is the informative comparison. Its entry tier asks for paid-up capital of the order of one server’s hosting cost (Table 5). If a firm that leases space and equipment, or runs a rack-scale deployment, can qualify, Malaysia shows that a graduated design is feasible alongside the same cost structure, and cost cannot explain the absence of rungs in Thailand. If the tier presupposes a facility, Malaysia joins Thailand. The two outcomes carry different lessons, which is why the DESAC reading is the check that matters most.</w:t>
+      </w:r>
+    </w:p>
+    <w:p>
+      <w:pPr>
+        <w:pStyle w:val="BodyText"/>
+      </w:pPr>
+      <w:r>
+        <w:t xml:space="preserve">Vietnam and the Philippines show a different point. Capital intensity is highest at the compute layers, yet neither state a capital condition there. H1 predicts the strictest capital conditions where capital intensity is highest (P1b), so the absence of any capital condition is unexpected under H1. It shows that a capital gate is a design choice and not forced by cost. It does not show that small firms can enter, because their screen may lie in designation or inclusion.</w:t>
+      </w:r>
+    </w:p>
+    <w:bookmarkEnd w:id="43"/>
+    <w:bookmarkStart w:id="44" w:name="Xe429b4f7ef8fb24865192b28fb189dc3a50c53d"/>
     <w:p>
       <w:pPr>
         <w:pStyle w:val="Heading3"/>
@@ -4164,27 +5509,27 @@
         <w:pStyle w:val="FirstParagraph"/>
       </w:pPr>
       <w:r>
-        <w:t xml:space="preserve">Foreign capital is a larger share of registered capital in Thailand’s infrastructure layers than in its software layer. This is an observation about capital structure. It does not show that Thai firms were excluded, nor that Thailand failed to accumulate technological capability. A cost-based account predicts it, since the layers with the largest capital requirements attract the firms with the deepest capital, which for data centres are global operators (Lehdonvirta et al., 2025). Ke (2024) describes the trap in the ASEAN Four as one in which multinationals retain core capability at home, and the gradient is consistent with that account, but it cannot distinguish it from capital-intensity effects.</w:t>
-      </w:r>
-    </w:p>
-    <w:p>
-      <w:pPr>
-        <w:pStyle w:val="BodyText"/>
-      </w:pPr>
-      <w:r>
-        <w:t xml:space="preserve">Vietnam’s confirmed infrastructure investment is domestic and concentrated in its largest conglomerate. This also does not show that domestic incumbents have captured the market or the incentive system. That conclusion would need further evidence of the kind Doner and Schneider (2016) discuss: restrictions on competitor entry, discriminatory distribution of support, or constraints on technology transfer and learning. In our data the incentive rules do not exclude other firms from the compute layer (Section 4.2), so the rules do not show capture.</w:t>
-      </w:r>
-    </w:p>
-    <w:p>
-      <w:pPr>
-        <w:pStyle w:val="BodyText"/>
-      </w:pPr>
-      <w:r>
-        <w:t xml:space="preserve">The two country patterns are different phenomena and imply different questions. In Thailand the question is whether technology-transfer or local-content conditions on foreign investment would change the learning domestic firms gain. In Vietnam it is whether competition or access conditions for smaller firms matter in a market that a single conglomerate leads. Whether Thailand’s ownership gradient holds elsewhere requires approval data these governments do not publish in comparable form.</w:t>
-      </w:r>
-    </w:p>
-    <w:bookmarkEnd w:id="43"/>
-    <w:bookmarkStart w:id="44" w:name="what-the-evidence-supports"/>
+        <w:t xml:space="preserve">Foreign capital is a larger share of registered capital in Thailand’s infrastructure layers than in its software layer. This is an observation about capital structure. It does not show that Thai firms were excluded, nor that Thailand failed to accumulate technological capability. A cost-based account predicts it, since the layers with the largest capital requirements attract the firms with the deepest capital, which for data centres are global operators (Lehdonvirta et al., 2025). Ke (2024) describes the trap in the ASEAN Four as one in which multinationals retain core capability at home, and the gradient is consistent with that account, but it cannot distinguish it from capital-intensity effects. Neither this account nor the coalition account of Doner and Schneider (2016) is among our three hypotheses, and the evidence matrix does not score them.</w:t>
+      </w:r>
+    </w:p>
+    <w:p>
+      <w:pPr>
+        <w:pStyle w:val="BodyText"/>
+      </w:pPr>
+      <w:r>
+        <w:t xml:space="preserve">Vietnam’s announced data-centre investment is domestic and led by its largest conglomerate. This does not show that domestic firms have captured the market or the incentive system. That conclusion would need further evidence of the kind Doner and Schneider (2016) discuss: restrictions on competitor entry, discriminatory distribution of support, or constraints on technology transfer and learning. The coded rules contain no capital screen at the compute layers (Section 4.2), so the rules do not show capture.</w:t>
+      </w:r>
+    </w:p>
+    <w:p>
+      <w:pPr>
+        <w:pStyle w:val="BodyText"/>
+      </w:pPr>
+      <w:r>
+        <w:t xml:space="preserve">The two country patterns are different phenomena and imply different questions. In Thailand the question is whether technology-transfer or local-content conditions attached to foreign investment would change the learning that domestic firms gain. In Vietnam it is whether competition or access conditions for smaller firms matter in a market that one conglomerate leads. Whether Thailand’s gradient holds elsewhere requires approval data that these governments do not publish in comparable form.</w:t>
+      </w:r>
+    </w:p>
+    <w:bookmarkEnd w:id="44"/>
+    <w:bookmarkStart w:id="45" w:name="what-the-evidence-supports"/>
     <w:p>
       <w:pPr>
         <w:pStyle w:val="Heading3"/>
@@ -4198,19 +5543,19 @@
         <w:pStyle w:val="FirstParagraph"/>
       </w:pPr>
       <w:r>
-        <w:t xml:space="preserve">Table 4 applies the rubric of Table 2 to each item of evidence.</w:t>
-      </w:r>
-    </w:p>
-    <w:p>
-      <w:pPr>
-        <w:pStyle w:val="BodyText"/>
-      </w:pPr>
-      <w:r>
-        <w:rPr>
-          <w:bCs/>
-          <w:b/>
-        </w:rPr>
-        <w:t xml:space="preserve">Table 4. Evidence matrix: how each explanation fares, with the evidence that would change the rating</w:t>
+        <w:t xml:space="preserve">Table 7 rates each item of evidence against the predictions of Section 2.5 under the rubric of Table 2.</w:t>
+      </w:r>
+    </w:p>
+    <w:p>
+      <w:pPr>
+        <w:pStyle w:val="BodyText"/>
+      </w:pPr>
+      <w:r>
+        <w:rPr>
+          <w:bCs/>
+          <w:b/>
+        </w:rPr>
+        <w:t xml:space="preserve">Table 7. Evidence matrix</w:t>
       </w:r>
     </w:p>
     <w:tbl>
@@ -4253,7 +5598,7 @@
               <w:jc w:val="left"/>
             </w:pPr>
             <w:r>
-              <w:t xml:space="preserve">Evidence</w:t>
+              <w:t xml:space="preserve">Evidence (country)</w:t>
             </w:r>
           </w:p>
         </w:tc>
@@ -4301,7 +5646,7 @@
               <w:jc w:val="left"/>
             </w:pPr>
             <w:r>
-              <w:t xml:space="preserve">Weight</w:t>
+              <w:t xml:space="preserve">Pair separated and weight</w:t>
             </w:r>
           </w:p>
         </w:tc>
@@ -4339,19 +5684,19 @@
               <w:jc w:val="left"/>
             </w:pPr>
             <w:r>
-              <w:t xml:space="preserve">Threshold gap between software and physical infrastructure (Thailand, Malaysia)</w:t>
-            </w:r>
-          </w:p>
-        </w:tc>
-        <w:tc>
-          <w:tcPr/>
-          <w:p>
-            <w:pPr>
-              <w:pStyle w:val="Compact"/>
-              <w:jc w:val="left"/>
-            </w:pPr>
-            <w:r>
-              <w:t xml:space="preserve">E</w:t>
+              <w:t xml:space="preserve">Software threshold far below data-hosting threshold (Thailand)</w:t>
+            </w:r>
+          </w:p>
+        </w:tc>
+        <w:tc>
+          <w:tcPr/>
+          <w:p>
+            <w:pPr>
+              <w:pStyle w:val="Compact"/>
+              <w:jc w:val="left"/>
+            </w:pPr>
+            <w:r>
+              <w:t xml:space="preserve">E (P1a)</w:t>
             </w:r>
           </w:p>
         </w:tc>
@@ -4375,31 +5720,44 @@
               <w:jc w:val="left"/>
             </w:pPr>
             <w:r>
-              <w:t xml:space="preserve">C</w:t>
-            </w:r>
-          </w:p>
-        </w:tc>
-        <w:tc>
-          <w:tcPr/>
-          <w:p>
-            <w:pPr>
-              <w:pStyle w:val="Compact"/>
-              <w:jc w:val="left"/>
-            </w:pPr>
-            <w:r>
-              <w:t xml:space="preserve">Weak: all three compatible</w:t>
-            </w:r>
-          </w:p>
-        </w:tc>
-        <w:tc>
-          <w:tcPr/>
-          <w:p>
-            <w:pPr>
-              <w:pStyle w:val="Compact"/>
-              <w:jc w:val="left"/>
-            </w:pPr>
-            <w:r>
-              <w:t xml:space="preserve">Not diagnostic whatever the verification result</w:t>
+              <w:t xml:space="preserve">C (E if the activity thresholds pre-date AI;</w:t>
+            </w:r>
+            <w:r>
+              <w:t xml:space="preserve"> </w:t>
+            </w:r>
+            <w:r>
+              <w:rPr>
+                <w:bCs/>
+                <w:b/>
+              </w:rPr>
+              <w:t xml:space="preserve">PENDING</w:t>
+            </w:r>
+            <w:r>
+              <w:t xml:space="preserve">)</w:t>
+            </w:r>
+          </w:p>
+        </w:tc>
+        <w:tc>
+          <w:tcPr/>
+          <w:p>
+            <w:pPr>
+              <w:pStyle w:val="Compact"/>
+              <w:jc w:val="left"/>
+            </w:pPr>
+            <w:r>
+              <w:t xml:space="preserve">None: Weak</w:t>
+            </w:r>
+          </w:p>
+        </w:tc>
+        <w:tc>
+          <w:tcPr/>
+          <w:p>
+            <w:pPr>
+              <w:pStyle w:val="Compact"/>
+              <w:jc w:val="left"/>
+            </w:pPr>
+            <w:r>
+              <w:t xml:space="preserve">Not diagnostic</w:t>
             </w:r>
           </w:p>
         </w:tc>
@@ -4425,31 +5783,7 @@
               <w:jc w:val="left"/>
             </w:pPr>
             <w:r>
-              <w:t xml:space="preserve">No AI-related instrument for compute provision below facility scale (Thailand, Vietnam, Philippines; Malaysia’s DESAC entry tier unresolved; provisional, pending search protocol and general-instrument coding)</w:t>
-            </w:r>
-          </w:p>
-        </w:tc>
-        <w:tc>
-          <w:tcPr/>
-          <w:p>
-            <w:pPr>
-              <w:pStyle w:val="Compact"/>
-              <w:jc w:val="left"/>
-            </w:pPr>
-            <w:r>
-              <w:t xml:space="preserve">U (needs the auxiliary assumption of no viable small scale; see 5.1)</w:t>
-            </w:r>
-          </w:p>
-        </w:tc>
-        <w:tc>
-          <w:tcPr/>
-          <w:p>
-            <w:pPr>
-              <w:pStyle w:val="Compact"/>
-              <w:jc w:val="left"/>
-            </w:pPr>
-            <w:r>
-              <w:t xml:space="preserve">E</w:t>
+              <w:t xml:space="preserve">Malaysia’s graduated tiers, with an entry tier of rack-scale paid-up capital</w:t>
             </w:r>
           </w:p>
         </w:tc>
@@ -4473,19 +5807,56 @@
               <w:jc w:val="left"/>
             </w:pPr>
             <w:r>
-              <w:t xml:space="preserve">Moderate: depends on an auxiliary assumption and on pending checks</w:t>
-            </w:r>
-          </w:p>
-        </w:tc>
-        <w:tc>
-          <w:tcPr/>
-          <w:p>
-            <w:pPr>
-              <w:pStyle w:val="Compact"/>
-              <w:jc w:val="left"/>
-            </w:pPr>
-            <w:r>
-              <w:t xml:space="preserve">An applicable general or AI-specific instrument for colocation, resale or modular compute would move H2 to C. Evidence that DESAC’s entry tier covers sub-facility providers would show that a graduated design is feasible and would strengthen the case against H1 elsewhere. Evidence that sub-facility provision is not viable would move H1 to E</w:t>
+              <w:t xml:space="preserve">U (P2a, if the tier admits small providers;</w:t>
+            </w:r>
+            <w:r>
+              <w:t xml:space="preserve"> </w:t>
+            </w:r>
+            <w:r>
+              <w:rPr>
+                <w:bCs/>
+                <w:b/>
+              </w:rPr>
+              <w:t xml:space="preserve">VERIFY</w:t>
+            </w:r>
+            <w:r>
+              <w:t xml:space="preserve">)</w:t>
+            </w:r>
+          </w:p>
+        </w:tc>
+        <w:tc>
+          <w:tcPr/>
+          <w:p>
+            <w:pPr>
+              <w:pStyle w:val="Compact"/>
+              <w:jc w:val="left"/>
+            </w:pPr>
+            <w:r>
+              <w:t xml:space="preserve">C</w:t>
+            </w:r>
+          </w:p>
+        </w:tc>
+        <w:tc>
+          <w:tcPr/>
+          <w:p>
+            <w:pPr>
+              <w:pStyle w:val="Compact"/>
+              <w:jc w:val="left"/>
+            </w:pPr>
+            <w:r>
+              <w:t xml:space="preserve">H2 against H1 and H3: Moderate, provisional</w:t>
+            </w:r>
+          </w:p>
+        </w:tc>
+        <w:tc>
+          <w:tcPr/>
+          <w:p>
+            <w:pPr>
+              <w:pStyle w:val="Compact"/>
+              <w:jc w:val="left"/>
+            </w:pPr>
+            <w:r>
+              <w:t xml:space="preserve">The DESAC reading</w:t>
             </w:r>
           </w:p>
         </w:tc>
@@ -4511,67 +5882,67 @@
               <w:jc w:val="left"/>
             </w:pPr>
             <w:r>
-              <w:t xml:space="preserve">Most generous research tier requires investment against an existing revenue base (Thailand)</w:t>
-            </w:r>
-          </w:p>
-        </w:tc>
-        <w:tc>
-          <w:tcPr/>
-          <w:p>
-            <w:pPr>
-              <w:pStyle w:val="Compact"/>
-              <w:jc w:val="left"/>
-            </w:pPr>
-            <w:r>
-              <w:t xml:space="preserve">U (applies to software, where cost rationale does not hold)</w:t>
-            </w:r>
-          </w:p>
-        </w:tc>
-        <w:tc>
-          <w:tcPr/>
-          <w:p>
-            <w:pPr>
-              <w:pStyle w:val="Compact"/>
-              <w:jc w:val="left"/>
-            </w:pPr>
-            <w:r>
-              <w:t xml:space="preserve">E</w:t>
-            </w:r>
-          </w:p>
-        </w:tc>
-        <w:tc>
-          <w:tcPr/>
-          <w:p>
-            <w:pPr>
-              <w:pStyle w:val="Compact"/>
-              <w:jc w:val="left"/>
-            </w:pPr>
-            <w:r>
-              <w:t xml:space="preserve">C (if the mechanism is cross-sectoral)</w:t>
-            </w:r>
-          </w:p>
-        </w:tc>
-        <w:tc>
-          <w:tcPr/>
-          <w:p>
-            <w:pPr>
-              <w:pStyle w:val="Compact"/>
-              <w:jc w:val="left"/>
-            </w:pPr>
-            <w:r>
-              <w:t xml:space="preserve">Moderate: depends on whether the mechanism is cross-sectoral</w:t>
-            </w:r>
-          </w:p>
-        </w:tc>
-        <w:tc>
-          <w:tcPr/>
-          <w:p>
-            <w:pPr>
-              <w:pStyle w:val="Compact"/>
-              <w:jc w:val="left"/>
-            </w:pPr>
-            <w:r>
-              <w:t xml:space="preserve">If the mechanism is a generic BOI tool, H3 becomes E and the rating falls to Weak between H2 and H3</w:t>
+              <w:t xml:space="preserve">No instrument aimed at sub-facility compute (Thailand, Vietnam, Philippines; absence on coded instruments)</w:t>
+            </w:r>
+          </w:p>
+        </w:tc>
+        <w:tc>
+          <w:tcPr/>
+          <w:p>
+            <w:pPr>
+              <w:pStyle w:val="Compact"/>
+              <w:jc w:val="left"/>
+            </w:pPr>
+            <w:r>
+              <w:t xml:space="preserve">U if A1 holds, E if A1 fails</w:t>
+            </w:r>
+          </w:p>
+        </w:tc>
+        <w:tc>
+          <w:tcPr/>
+          <w:p>
+            <w:pPr>
+              <w:pStyle w:val="Compact"/>
+              <w:jc w:val="left"/>
+            </w:pPr>
+            <w:r>
+              <w:t xml:space="preserve">E if A1 holds (P2a)</w:t>
+            </w:r>
+          </w:p>
+        </w:tc>
+        <w:tc>
+          <w:tcPr/>
+          <w:p>
+            <w:pPr>
+              <w:pStyle w:val="Compact"/>
+              <w:jc w:val="left"/>
+            </w:pPr>
+            <w:r>
+              <w:t xml:space="preserve">E (P3b)</w:t>
+            </w:r>
+          </w:p>
+        </w:tc>
+        <w:tc>
+          <w:tcPr/>
+          <w:p>
+            <w:pPr>
+              <w:pStyle w:val="Compact"/>
+              <w:jc w:val="left"/>
+            </w:pPr>
+            <w:r>
+              <w:t xml:space="preserve">H1 against {H2, H3}: Moderate, conditional on A1 and on the search protocol</w:t>
+            </w:r>
+          </w:p>
+        </w:tc>
+        <w:tc>
+          <w:tcPr/>
+          <w:p>
+            <w:pPr>
+              <w:pStyle w:val="Compact"/>
+              <w:jc w:val="left"/>
+            </w:pPr>
+            <w:r>
+              <w:t xml:space="preserve">Viability benchmark; applicable general instrument; hypothetical-firm test</w:t>
             </w:r>
           </w:p>
         </w:tc>
@@ -4597,67 +5968,67 @@
               <w:jc w:val="left"/>
             </w:pPr>
             <w:r>
-              <w:t xml:space="preserve">Auditor-verified annual declaration at the lowest capital tier (Malaysia)</w:t>
-            </w:r>
-          </w:p>
-        </w:tc>
-        <w:tc>
-          <w:tcPr/>
-          <w:p>
-            <w:pPr>
-              <w:pStyle w:val="Compact"/>
-              <w:jc w:val="left"/>
-            </w:pPr>
-            <w:r>
-              <w:t xml:space="preserve">U (fixed cost is not required by the technology)</w:t>
-            </w:r>
-          </w:p>
-        </w:tc>
-        <w:tc>
-          <w:tcPr/>
-          <w:p>
-            <w:pPr>
-              <w:pStyle w:val="Compact"/>
-              <w:jc w:val="left"/>
-            </w:pPr>
-            <w:r>
-              <w:t xml:space="preserve">E</w:t>
-            </w:r>
-          </w:p>
-        </w:tc>
-        <w:tc>
-          <w:tcPr/>
-          <w:p>
-            <w:pPr>
-              <w:pStyle w:val="Compact"/>
-              <w:jc w:val="left"/>
-            </w:pPr>
-            <w:r>
-              <w:t xml:space="preserve">E (generic compliance practice)</w:t>
-            </w:r>
-          </w:p>
-        </w:tc>
-        <w:tc>
-          <w:tcPr/>
-          <w:p>
-            <w:pPr>
-              <w:pStyle w:val="Compact"/>
-              <w:jc w:val="left"/>
-            </w:pPr>
-            <w:r>
-              <w:t xml:space="preserve">Moderate against H1 only; does not separate H2 from H3</w:t>
-            </w:r>
-          </w:p>
-        </w:tc>
-        <w:tc>
-          <w:tcPr/>
-          <w:p>
-            <w:pPr>
-              <w:pStyle w:val="Compact"/>
-              <w:jc w:val="left"/>
-            </w:pPr>
-            <w:r>
-              <w:t xml:space="preserve">Verification of the source text</w:t>
+              <w:t xml:space="preserve">No capital condition at the compute layers despite their capital intensity (Vietnam, Philippines)</w:t>
+            </w:r>
+          </w:p>
+        </w:tc>
+        <w:tc>
+          <w:tcPr/>
+          <w:p>
+            <w:pPr>
+              <w:pStyle w:val="Compact"/>
+              <w:jc w:val="left"/>
+            </w:pPr>
+            <w:r>
+              <w:t xml:space="preserve">U (P1b)</w:t>
+            </w:r>
+          </w:p>
+        </w:tc>
+        <w:tc>
+          <w:tcPr/>
+          <w:p>
+            <w:pPr>
+              <w:pStyle w:val="Compact"/>
+              <w:jc w:val="left"/>
+            </w:pPr>
+            <w:r>
+              <w:t xml:space="preserve">C</w:t>
+            </w:r>
+          </w:p>
+        </w:tc>
+        <w:tc>
+          <w:tcPr/>
+          <w:p>
+            <w:pPr>
+              <w:pStyle w:val="Compact"/>
+              <w:jc w:val="left"/>
+            </w:pPr>
+            <w:r>
+              <w:t xml:space="preserve">C</w:t>
+            </w:r>
+          </w:p>
+        </w:tc>
+        <w:tc>
+          <w:tcPr/>
+          <w:p>
+            <w:pPr>
+              <w:pStyle w:val="Compact"/>
+              <w:jc w:val="left"/>
+            </w:pPr>
+            <w:r>
+              <w:t xml:space="preserve">H1 against {H2, H3}: Moderate; rests on the list and Plan readings</w:t>
+            </w:r>
+          </w:p>
+        </w:tc>
+        <w:tc>
+          <w:tcPr/>
+          <w:p>
+            <w:pPr>
+              <w:pStyle w:val="Compact"/>
+              <w:jc w:val="left"/>
+            </w:pPr>
+            <w:r>
+              <w:t xml:space="preserve">The Decision 21/2026 and Plan readings</w:t>
             </w:r>
           </w:p>
         </w:tc>
@@ -4683,67 +6054,80 @@
               <w:jc w:val="left"/>
             </w:pPr>
             <w:r>
-              <w:t xml:space="preserve">Official criticism of data-centre incentives on employment grounds, then restructuring (Malaysia)</w:t>
-            </w:r>
-          </w:p>
-        </w:tc>
-        <w:tc>
-          <w:tcPr/>
-          <w:p>
-            <w:pPr>
-              <w:pStyle w:val="Compact"/>
-              <w:jc w:val="left"/>
-            </w:pPr>
-            <w:r>
-              <w:t xml:space="preserve">E (capital-intensive projects yield little employment per unit of capital)</w:t>
-            </w:r>
-          </w:p>
-        </w:tc>
-        <w:tc>
-          <w:tcPr/>
-          <w:p>
-            <w:pPr>
-              <w:pStyle w:val="Compact"/>
-              <w:jc w:val="left"/>
-            </w:pPr>
-            <w:r>
-              <w:t xml:space="preserve">C</w:t>
-            </w:r>
-          </w:p>
-        </w:tc>
-        <w:tc>
-          <w:tcPr/>
-          <w:p>
-            <w:pPr>
-              <w:pStyle w:val="Compact"/>
-              <w:jc w:val="left"/>
-            </w:pPr>
-            <w:r>
-              <w:t xml:space="preserve">C</w:t>
-            </w:r>
-          </w:p>
-        </w:tc>
-        <w:tc>
-          <w:tcPr/>
-          <w:p>
-            <w:pPr>
-              <w:pStyle w:val="Compact"/>
-              <w:jc w:val="left"/>
-            </w:pPr>
-            <w:r>
-              <w:t xml:space="preserve">Weak: shows that a problem was recognised, not its cause</w:t>
-            </w:r>
-          </w:p>
-        </w:tc>
-        <w:tc>
-          <w:tcPr/>
-          <w:p>
-            <w:pPr>
-              <w:pStyle w:val="Compact"/>
-              <w:jc w:val="left"/>
-            </w:pPr>
-            <w:r>
-              <w:t xml:space="preserve">Evidence that the criticism cited firm size or entry barriers</w:t>
+              <w:t xml:space="preserve">Most generous tier requires further investment against a sales base (Thailand)</w:t>
+            </w:r>
+          </w:p>
+        </w:tc>
+        <w:tc>
+          <w:tcPr/>
+          <w:p>
+            <w:pPr>
+              <w:pStyle w:val="Compact"/>
+              <w:jc w:val="left"/>
+            </w:pPr>
+            <w:r>
+              <w:t xml:space="preserve">U (P1c)</w:t>
+            </w:r>
+          </w:p>
+        </w:tc>
+        <w:tc>
+          <w:tcPr/>
+          <w:p>
+            <w:pPr>
+              <w:pStyle w:val="Compact"/>
+              <w:jc w:val="left"/>
+            </w:pPr>
+            <w:r>
+              <w:t xml:space="preserve">E (P2b)</w:t>
+            </w:r>
+          </w:p>
+        </w:tc>
+        <w:tc>
+          <w:tcPr/>
+          <w:p>
+            <w:pPr>
+              <w:pStyle w:val="Compact"/>
+              <w:jc w:val="left"/>
+            </w:pPr>
+            <w:r>
+              <w:t xml:space="preserve">C (E if cross-sectoral;</w:t>
+            </w:r>
+            <w:r>
+              <w:t xml:space="preserve"> </w:t>
+            </w:r>
+            <w:r>
+              <w:rPr>
+                <w:bCs/>
+                <w:b/>
+              </w:rPr>
+              <w:t xml:space="preserve">VERIFY</w:t>
+            </w:r>
+            <w:r>
+              <w:t xml:space="preserve">)</w:t>
+            </w:r>
+          </w:p>
+        </w:tc>
+        <w:tc>
+          <w:tcPr/>
+          <w:p>
+            <w:pPr>
+              <w:pStyle w:val="Compact"/>
+              <w:jc w:val="left"/>
+            </w:pPr>
+            <w:r>
+              <w:t xml:space="preserve">H1 against H2: Moderate; unverified row</w:t>
+            </w:r>
+          </w:p>
+        </w:tc>
+        <w:tc>
+          <w:tcPr/>
+          <w:p>
+            <w:pPr>
+              <w:pStyle w:val="Compact"/>
+              <w:jc w:val="left"/>
+            </w:pPr>
+            <w:r>
+              <w:t xml:space="preserve">Verification; whether the mechanism is cross-sectoral</w:t>
             </w:r>
           </w:p>
         </w:tc>
@@ -4769,7 +6153,31 @@
               <w:jc w:val="left"/>
             </w:pPr>
             <w:r>
-              <w:t xml:space="preserve">Explicit startup track with direct equity access (Vietnam)</w:t>
+              <w:t xml:space="preserve">Auditor-verified annual declaration at the lowest tier (Malaysia)</w:t>
+            </w:r>
+          </w:p>
+        </w:tc>
+        <w:tc>
+          <w:tcPr/>
+          <w:p>
+            <w:pPr>
+              <w:pStyle w:val="Compact"/>
+              <w:jc w:val="left"/>
+            </w:pPr>
+            <w:r>
+              <w:t xml:space="preserve">U (P1d)</w:t>
+            </w:r>
+          </w:p>
+        </w:tc>
+        <w:tc>
+          <w:tcPr/>
+          <w:p>
+            <w:pPr>
+              <w:pStyle w:val="Compact"/>
+              <w:jc w:val="left"/>
+            </w:pPr>
+            <w:r>
+              <w:t xml:space="preserve">E (P2b)</w:t>
             </w:r>
           </w:p>
         </w:tc>
@@ -4793,43 +6201,19 @@
               <w:jc w:val="left"/>
             </w:pPr>
             <w:r>
-              <w:t xml:space="preserve">U</w:t>
-            </w:r>
-          </w:p>
-        </w:tc>
-        <w:tc>
-          <w:tcPr/>
-          <w:p>
-            <w:pPr>
-              <w:pStyle w:val="Compact"/>
-              <w:jc w:val="left"/>
-            </w:pPr>
-            <w:r>
-              <w:t xml:space="preserve">C</w:t>
-            </w:r>
-          </w:p>
-        </w:tc>
-        <w:tc>
-          <w:tcPr/>
-          <w:p>
-            <w:pPr>
-              <w:pStyle w:val="Compact"/>
-              <w:jc w:val="left"/>
-            </w:pPr>
-            <w:r>
-              <w:t xml:space="preserve">Moderate against H2 at the application layer in Vietnam; limited to eligibility, not realised access</w:t>
-            </w:r>
-          </w:p>
-        </w:tc>
-        <w:tc>
-          <w:tcPr/>
-          <w:p>
-            <w:pPr>
-              <w:pStyle w:val="Compact"/>
-              <w:jc w:val="left"/>
-            </w:pPr>
-            <w:r>
-              <w:t xml:space="preserve">Evidence on how many startups use the track</w:t>
+              <w:t xml:space="preserve">H1 against H2: Weak to Moderate; unverified row; audit cost unmeasured</w:t>
+            </w:r>
+          </w:p>
+        </w:tc>
+        <w:tc>
+          <w:tcPr/>
+          <w:p>
+            <w:pPr>
+              <w:pStyle w:val="Compact"/>
+              <w:jc w:val="left"/>
+            </w:pPr>
+            <w:r>
+              <w:t xml:space="preserve">Verification; audit cost relative to capital</w:t>
             </w:r>
           </w:p>
         </w:tc>
@@ -4855,7 +6239,19 @@
               <w:jc w:val="left"/>
             </w:pPr>
             <w:r>
-              <w:t xml:space="preserve">Cloud platforms in the top priority tier alongside AI applications (Vietnam)</w:t>
+              <w:t xml:space="preserve">Uniform firm-scale tiers for all activities (Philippines)</w:t>
+            </w:r>
+          </w:p>
+        </w:tc>
+        <w:tc>
+          <w:tcPr/>
+          <w:p>
+            <w:pPr>
+              <w:pStyle w:val="Compact"/>
+              <w:jc w:val="left"/>
+            </w:pPr>
+            <w:r>
+              <w:t xml:space="preserve">U (P1a, P1b)</w:t>
             </w:r>
           </w:p>
         </w:tc>
@@ -4879,43 +6275,31 @@
               <w:jc w:val="left"/>
             </w:pPr>
             <w:r>
-              <w:t xml:space="preserve">U at the compute layer</w:t>
-            </w:r>
-          </w:p>
-        </w:tc>
-        <w:tc>
-          <w:tcPr/>
-          <w:p>
-            <w:pPr>
-              <w:pStyle w:val="Compact"/>
-              <w:jc w:val="left"/>
-            </w:pPr>
-            <w:r>
-              <w:t xml:space="preserve">C</w:t>
-            </w:r>
-          </w:p>
-        </w:tc>
-        <w:tc>
-          <w:tcPr/>
-          <w:p>
-            <w:pPr>
-              <w:pStyle w:val="Compact"/>
-              <w:jc w:val="left"/>
-            </w:pPr>
-            <w:r>
-              <w:t xml:space="preserve">Weak to moderate: rests on one line item after recoding of edge cameras and digital twins</w:t>
-            </w:r>
-          </w:p>
-        </w:tc>
-        <w:tc>
-          <w:tcPr/>
-          <w:p>
-            <w:pPr>
-              <w:pStyle w:val="Compact"/>
-              <w:jc w:val="left"/>
-            </w:pPr>
-            <w:r>
-              <w:t xml:space="preserve">Recoding of Table S1 row 12; text of Decision 21/2026</w:t>
+              <w:t xml:space="preserve">E (P3a)</w:t>
+            </w:r>
+          </w:p>
+        </w:tc>
+        <w:tc>
+          <w:tcPr/>
+          <w:p>
+            <w:pPr>
+              <w:pStyle w:val="Compact"/>
+              <w:jc w:val="left"/>
+            </w:pPr>
+            <w:r>
+              <w:t xml:space="preserve">H3 against H1: Moderate; unverified Plan reading</w:t>
+            </w:r>
+          </w:p>
+        </w:tc>
+        <w:tc>
+          <w:tcPr/>
+          <w:p>
+            <w:pPr>
+              <w:pStyle w:val="Compact"/>
+              <w:jc w:val="left"/>
+            </w:pPr>
+            <w:r>
+              <w:t xml:space="preserve">Pre-AI instruments with the same tiers</w:t>
             </w:r>
           </w:p>
         </w:tc>
@@ -4941,67 +6325,67 @@
               <w:jc w:val="left"/>
             </w:pPr>
             <w:r>
-              <w:t xml:space="preserve">Firm-scale tiers applied uniformly across activity types (Philippines)</w:t>
-            </w:r>
-          </w:p>
-        </w:tc>
-        <w:tc>
-          <w:tcPr/>
-          <w:p>
-            <w:pPr>
-              <w:pStyle w:val="Compact"/>
-              <w:jc w:val="left"/>
-            </w:pPr>
-            <w:r>
-              <w:t xml:space="preserve">U (capital need differs by layer, the tiers do not)</w:t>
-            </w:r>
-          </w:p>
-        </w:tc>
-        <w:tc>
-          <w:tcPr/>
-          <w:p>
-            <w:pPr>
-              <w:pStyle w:val="Compact"/>
-              <w:jc w:val="left"/>
-            </w:pPr>
-            <w:r>
-              <w:t xml:space="preserve">C</w:t>
-            </w:r>
-          </w:p>
-        </w:tc>
-        <w:tc>
-          <w:tcPr/>
-          <w:p>
-            <w:pPr>
-              <w:pStyle w:val="Compact"/>
-              <w:jc w:val="left"/>
-            </w:pPr>
-            <w:r>
-              <w:t xml:space="preserve">E</w:t>
-            </w:r>
-          </w:p>
-        </w:tc>
-        <w:tc>
-          <w:tcPr/>
-          <w:p>
-            <w:pPr>
-              <w:pStyle w:val="Compact"/>
-              <w:jc w:val="left"/>
-            </w:pPr>
-            <w:r>
-              <w:t xml:space="preserve">Moderate for H3 over H1; does not separate H2 from H3</w:t>
-            </w:r>
-          </w:p>
-        </w:tc>
-        <w:tc>
-          <w:tcPr/>
-          <w:p>
-            <w:pPr>
-              <w:pStyle w:val="Compact"/>
-              <w:jc w:val="left"/>
-            </w:pPr>
-            <w:r>
-              <w:t xml:space="preserve">Pre-AI instruments showing the same tiers</w:t>
+              <w:t xml:space="preserve">Explicit startup track with direct equity (Vietnam)</w:t>
+            </w:r>
+          </w:p>
+        </w:tc>
+        <w:tc>
+          <w:tcPr/>
+          <w:p>
+            <w:pPr>
+              <w:pStyle w:val="Compact"/>
+              <w:jc w:val="left"/>
+            </w:pPr>
+            <w:r>
+              <w:t xml:space="preserve">U (P1c)</w:t>
+            </w:r>
+          </w:p>
+        </w:tc>
+        <w:tc>
+          <w:tcPr/>
+          <w:p>
+            <w:pPr>
+              <w:pStyle w:val="Compact"/>
+              <w:jc w:val="left"/>
+            </w:pPr>
+            <w:r>
+              <w:t xml:space="preserve">U (P2c)</w:t>
+            </w:r>
+          </w:p>
+        </w:tc>
+        <w:tc>
+          <w:tcPr/>
+          <w:p>
+            <w:pPr>
+              <w:pStyle w:val="Compact"/>
+              <w:jc w:val="left"/>
+            </w:pPr>
+            <w:r>
+              <w:t xml:space="preserve">U (P3a; a 2026 design with no scale tiers)</w:t>
+            </w:r>
+          </w:p>
+        </w:tc>
+        <w:tc>
+          <w:tcPr/>
+          <w:p>
+            <w:pPr>
+              <w:pStyle w:val="Compact"/>
+              <w:jc w:val="left"/>
+            </w:pPr>
+            <w:r>
+              <w:t xml:space="preserve">All three unexpected: no pair separated</w:t>
+            </w:r>
+          </w:p>
+        </w:tc>
+        <w:tc>
+          <w:tcPr/>
+          <w:p>
+            <w:pPr>
+              <w:pStyle w:val="Compact"/>
+              <w:jc w:val="left"/>
+            </w:pPr>
+            <w:r>
+              <w:t xml:space="preserve">Take-up evidence</w:t>
             </w:r>
           </w:p>
         </w:tc>
@@ -5027,19 +6411,7 @@
               <w:jc w:val="left"/>
             </w:pPr>
             <w:r>
-              <w:t xml:space="preserve">Thai-held share of capital falls with depth into the stack (46, 15, 0 per cent; Thailand)</w:t>
-            </w:r>
-          </w:p>
-        </w:tc>
-        <w:tc>
-          <w:tcPr/>
-          <w:p>
-            <w:pPr>
-              <w:pStyle w:val="Compact"/>
-              <w:jc w:val="left"/>
-            </w:pPr>
-            <w:r>
-              <w:t xml:space="preserve">E (capital-intensive layers attract deep capital)</w:t>
+              <w:t xml:space="preserve">Official criticism of data-centre incentives on employment grounds (Malaysia)</w:t>
             </w:r>
           </w:p>
         </w:tc>
@@ -5075,19 +6447,117 @@
               <w:jc w:val="left"/>
             </w:pPr>
             <w:r>
-              <w:t xml:space="preserve">Weak: descriptive; does not discriminate</w:t>
-            </w:r>
-          </w:p>
-        </w:tc>
-        <w:tc>
-          <w:tcPr/>
-          <w:p>
-            <w:pPr>
-              <w:pStyle w:val="Compact"/>
-              <w:jc w:val="left"/>
-            </w:pPr>
-            <w:r>
-              <w:t xml:space="preserve">Project-level data and evidence on excluded domestic applicants</w:t>
+              <w:t xml:space="preserve">C</w:t>
+            </w:r>
+          </w:p>
+        </w:tc>
+        <w:tc>
+          <w:tcPr/>
+          <w:p>
+            <w:pPr>
+              <w:pStyle w:val="Compact"/>
+              <w:jc w:val="left"/>
+            </w:pPr>
+            <w:r>
+              <w:t xml:space="preserve">None: Weak</w:t>
+            </w:r>
+          </w:p>
+        </w:tc>
+        <w:tc>
+          <w:tcPr/>
+          <w:p>
+            <w:pPr>
+              <w:pStyle w:val="Compact"/>
+              <w:jc w:val="left"/>
+            </w:pPr>
+            <w:r>
+              <w:t xml:space="preserve">Evidence on whether the criticism cited firm size</w:t>
+            </w:r>
+          </w:p>
+        </w:tc>
+      </w:tr>
+      <w:tr>
+        <w:tc>
+          <w:tcPr/>
+          <w:p>
+            <w:pPr>
+              <w:pStyle w:val="Compact"/>
+              <w:jc w:val="left"/>
+            </w:pPr>
+            <w:r>
+              <w:t xml:space="preserve">E10</w:t>
+            </w:r>
+          </w:p>
+        </w:tc>
+        <w:tc>
+          <w:tcPr/>
+          <w:p>
+            <w:pPr>
+              <w:pStyle w:val="Compact"/>
+              <w:jc w:val="left"/>
+            </w:pPr>
+            <w:r>
+              <w:t xml:space="preserve">Thai-held share of capital falls with depth (46, 15, 0 per cent; Thailand)</w:t>
+            </w:r>
+          </w:p>
+        </w:tc>
+        <w:tc>
+          <w:tcPr/>
+          <w:p>
+            <w:pPr>
+              <w:pStyle w:val="Compact"/>
+              <w:jc w:val="left"/>
+            </w:pPr>
+            <w:r>
+              <w:t xml:space="preserve">C</w:t>
+            </w:r>
+          </w:p>
+        </w:tc>
+        <w:tc>
+          <w:tcPr/>
+          <w:p>
+            <w:pPr>
+              <w:pStyle w:val="Compact"/>
+              <w:jc w:val="left"/>
+            </w:pPr>
+            <w:r>
+              <w:t xml:space="preserve">C</w:t>
+            </w:r>
+          </w:p>
+        </w:tc>
+        <w:tc>
+          <w:tcPr/>
+          <w:p>
+            <w:pPr>
+              <w:pStyle w:val="Compact"/>
+              <w:jc w:val="left"/>
+            </w:pPr>
+            <w:r>
+              <w:t xml:space="preserve">C</w:t>
+            </w:r>
+          </w:p>
+        </w:tc>
+        <w:tc>
+          <w:tcPr/>
+          <w:p>
+            <w:pPr>
+              <w:pStyle w:val="Compact"/>
+              <w:jc w:val="left"/>
+            </w:pPr>
+            <w:r>
+              <w:t xml:space="preserve">None: Weak; descriptive; three points</w:t>
+            </w:r>
+          </w:p>
+        </w:tc>
+        <w:tc>
+          <w:tcPr/>
+          <w:p>
+            <w:pPr>
+              <w:pStyle w:val="Compact"/>
+              <w:jc w:val="left"/>
+            </w:pPr>
+            <w:r>
+              <w:t xml:space="preserve">Project-level data</w:t>
             </w:r>
           </w:p>
         </w:tc>
@@ -5108,31 +6578,23 @@
         <w:t xml:space="preserve"> </w:t>
       </w:r>
       <w:r>
-        <w:t xml:space="preserve">E = expected; C = compatible; U = unexpected; X = contradicted. The rubric is in Table 2. Ratings of rows that depend on unverified coding are provisional until the verification and reliability checks are complete.</w:t>
-      </w:r>
-    </w:p>
-    <w:p>
-      <w:pPr>
-        <w:pStyle w:val="BodyText"/>
-      </w:pPr>
-      <w:r>
-        <w:t xml:space="preserve">Three results follow. First, H1 (cost necessity) is well supported for the height of the infrastructure thresholds (E1) and for the ownership pattern (E9), and the data cannot distinguish a design reading from it on those points. Second, H1 is weakened by E2, E3, E4 and E8, which it can accommodate only through auxiliary assumptions. Third, H2 and H3 are difficult to separate: E2, E3 and E4 are expected under both, and only E8 favours H3 over H2 in a clear way. This paper therefore supports a claim that the pattern is</w:t>
-      </w:r>
-      <w:r>
-        <w:t xml:space="preserve"> </w:t>
-      </w:r>
-      <w:r>
-        <w:rPr>
-          <w:iCs/>
-          <w:i/>
-        </w:rPr>
-        <w:t xml:space="preserve">not only</w:t>
-      </w:r>
-      <w:r>
-        <w:t xml:space="preserve"> </w:t>
-      </w:r>
-      <w:r>
-        <w:t xml:space="preserve">cost-driven and is consistent with design or habit, but it does not isolate the origin.</w:t>
+        <w:t xml:space="preserve">E = expected; C = compatible; U = unexpected; X = contradicted. Ratings follow the predictions P1a to P3c of Section 2.5 and the rubric of Table 2. Rows resting on unverified coding are provisional.</w:t>
+      </w:r>
+    </w:p>
+    <w:p>
+      <w:pPr>
+        <w:pStyle w:val="BodyText"/>
+      </w:pPr>
+      <w:r>
+        <w:t xml:space="preserve">Four results follow. First, cost explains the height of Thailand’s threshold (E1), and the data cannot distinguish a design reading from it on that point. Second, thresholds are not forced by cost: Vietnam and the Philippines state none at the compute layers (E4, E7), and Malaysia’s ladder starts at rack scale (E2). Third, H1 is also unexpected for two design features that cost cannot generate, a revenue-base tier (E5) and a fixed compliance cost (E6), both on unverified rows. Fourth, E8 is unexpected under all three hypotheses. A deliberate startup track fits none of them, which shows that these governments can and do design for new firms, and limits H2 as a general account. H2 and H3 remain difficult to separate: E3, E5 and E6 are expected or compatible under both, and only E7 favours H3 clearly.</w:t>
+      </w:r>
+    </w:p>
+    <w:p>
+      <w:pPr>
+        <w:pStyle w:val="BodyText"/>
+      </w:pPr>
+      <w:r>
+        <w:t xml:space="preserve">We conclude that the pattern is not only cost-driven, and that capital gates are a design choice where they occur. We do not isolate whether design or habit produced them.</w:t>
       </w:r>
     </w:p>
     <w:p>
@@ -5150,7 +6612,7 @@
         <w:t xml:space="preserve"> </w:t>
       </w:r>
       <w:r>
-        <w:t xml:space="preserve">Dropping E2 leaves the case against H1 resting on E3, E4 and E8, which are individually moderate and depend on the checks listed in Table 4. Dropping E3 and E4 together, which both depend on unverified rows, leaves E2 and E8. Dropping E2 and E3 and E4 together leaves no moderate evidence against H1 beyond E8. The main conclusion therefore depends chiefly on E2, and we regard it as provisional until the search protocol and the general-instrument coding are complete. Reversing the rating of E5 does not change any conclusion, because that row is already weak.</w:t>
+        <w:t xml:space="preserve">Dropping evidence against H1 one row at a time (E3 to E7), the case against H1 survives on the others, so no single row decides it. Dropping the rows that rest on unverified coding (E5, E6, E7) leaves E3 and E4, both of which depend on the search protocol and on the list and Plan readings. Dropping the rows that depend on A1 (E2, E3) leaves E4, E5, E6 and E7. Evidence against H2 (E2, E8) is also tested: dropping E2 leaves E8, which is limited to Vietnam’s application layer. If the DESAC reading shows the entry tier is unusable by small providers, E2 reverses to compatible, and the claim that Malaysia is a counter-example to Thailand falls. No single row decides the conclusion that capital gates are a design choice, but the claim that rungs are missing in Thailand depends on A1 and on the general-instrument coding.</w:t>
       </w:r>
     </w:p>
     <w:p>
@@ -5168,7 +6630,7 @@
         <w:t xml:space="preserve"> </w:t>
       </w:r>
       <w:r>
-        <w:t xml:space="preserve">The claim that sub-facility compute is unaddressed would be falsified by finding, in any country, a general-purpose or AI-specific instrument that a colocation operator or compute reseller could use on the same terms as a software firm. The claim that H1 is insufficient would be falsified by showing that the smallest commercially viable AI compute provider is above the facility threshold in each country.</w:t>
+        <w:t xml:space="preserve">The claim that Thailand has no rung for a sub-facility provider is falsified if a general-purpose or AI-specific instrument can be used by Firm B or Firm C on the same terms as a software firm (Table 6), or if viable small providers operate there without incentives. The claim that H1 is insufficient is falsified if the smallest commercially viable AI compute provider is above Thailand’s threshold, which is what the viability benchmark tests.</w:t>
       </w:r>
     </w:p>
     <w:p>
@@ -5186,11 +6648,11 @@
         <w:t xml:space="preserve"> </w:t>
       </w:r>
       <w:r>
-        <w:t xml:space="preserve">A reading that this paper cannot rule out is that no middle-income economy can compete with hyperscale providers at frontier scale, and that concentrating domestic effort on applications while accepting infrastructure dependence is sound specialisation. The evidence that would separate the readings is (a) whether domestic sub-facility compute providers exist, grow and serve domestic AI firms without incentives, (b) the price and availability of compute for domestic AI firms, and (c) outcomes for domestic firms in the application layer. None of this is observed here. We therefore do not claim to adjudicate between a design gap and rational specialisation.</w:t>
-      </w:r>
-    </w:p>
-    <w:bookmarkEnd w:id="44"/>
-    <w:bookmarkStart w:id="45" w:name="relation-to-the-literature"/>
+        <w:t xml:space="preserve">A reading this paper cannot exclude is that no middle-income economy can compete with hyperscale providers at frontier scale, so that concentrating domestic effort on applications while accepting infrastructure dependence is sound specialisation. The evidence that would separate the readings is (a) whether domestic sub-facility providers exist, grow and serve domestic AI firms without incentives, (b) the price and availability of compute to domestic AI firms, and (c) outcomes for domestic firms in the application layer. We observe none of these, so we do not adjudicate between a design gap and rational specialisation.</w:t>
+      </w:r>
+    </w:p>
+    <w:bookmarkEnd w:id="45"/>
+    <w:bookmarkStart w:id="46" w:name="relation-to-the-literature"/>
     <w:p>
       <w:pPr>
         <w:pStyle w:val="Heading3"/>
@@ -5204,12 +6666,76 @@
         <w:pStyle w:val="FirstParagraph"/>
       </w:pPr>
       <w:r>
-        <w:t xml:space="preserve">Bahar et al. (2026) show for Japan that incentives delivered through indirect tax credits favour large profitable firms. Our evidence for the same mechanism is limited to specific rules: Thailand’s deepest research tier (E3), Malaysia’s fixed compliance cost (E4), and the fact that three of four countries deliver the accessible tier by indirect instruments (Table 3). The comparison with Japan and the European Union should be drawn carefully. Their problem is misallocation among sectors for established firms, whereas ours is entry to a new technology stack, and the evidence for it is rules, not spending shares. The lesson we draw from Fuest et al. (2024) and Bahar et al. (2026) is about method: to look at instrument design, not aggregate spending. Doner and Schneider (2016) treat firm size as a cleavage that works through political weakness. We find that size can also be written into instruments, through thresholds and tiers, independently of the coalitions that form around them, but we do not observe coalitions. For the AI literature, our finding is relevant to the access scenarios of Cerutti et al. (2025): the macro outcome in those models depends on whether domestic firms can provide compute, and the rules we code show where that entry is and is not open. They do not show what firms do with it.</w:t>
-      </w:r>
-    </w:p>
-    <w:bookmarkEnd w:id="45"/>
+        <w:t xml:space="preserve">Bahar et al. (2026) show for Japan that incentives delivered through indirect tax credits favour large profitable firms. We find that Thailand’s deepest research tier presupposes a sales base (E5) and that three of four countries deliver the accessible tier through indirect instruments (Table 3). Malaysia’s fixed audit cost has a regressive effect through a different channel (E6). The comparison with Japan and the European Union should be drawn carefully. Their problem is misallocation among sectors for established firms. Ours is entry to a new technology stack, and our evidence is rules, not spending shares. The lesson we take from Fuest et al. (2024) and Bahar et al. (2026) is about method: look at instrument design, not aggregate spending.</w:t>
+      </w:r>
+    </w:p>
+    <w:p>
+      <w:pPr>
+        <w:pStyle w:val="BodyText"/>
+      </w:pPr>
+      <w:r>
+        <w:t xml:space="preserve">Doner and Schneider (2016) treat firm size as a cleavage that works through political weakness. We find that capital screens can be set by instrument type (gate, ladder, list, tier) whatever coalitions form around them, but we do not observe coalitions. For the access scenarios of Cerutti et al. (2025), whose macro outcome depends on whether domestic firms can supply compute, the rules we code show where entry is and is not open on paper. They do not show what firms do with it.</w:t>
+      </w:r>
+    </w:p>
+    <w:p>
+      <w:pPr>
+        <w:pStyle w:val="BodyText"/>
+      </w:pPr>
+      <w:r>
+        <w:t xml:space="preserve">The architectures suggest three propositions for future work, each testable with more countries.</w:t>
+      </w:r>
+      <w:r>
+        <w:t xml:space="preserve"> </w:t>
+      </w:r>
+      <w:r>
+        <w:rPr>
+          <w:bCs/>
+          <w:b/>
+        </w:rPr>
+        <w:t xml:space="preserve">PA1:</w:t>
+      </w:r>
+      <w:r>
+        <w:t xml:space="preserve"> </w:t>
+      </w:r>
+      <w:r>
+        <w:t xml:space="preserve">capital gates screen on capital stock and so exclude firms by size, list-based designs shift screening to discretionary designation, and tiered designs screen only at the extended-benefit margin.</w:t>
+      </w:r>
+      <w:r>
+        <w:t xml:space="preserve"> </w:t>
+      </w:r>
+      <w:r>
+        <w:rPr>
+          <w:bCs/>
+          <w:b/>
+        </w:rPr>
+        <w:t xml:space="preserve">PA2:</w:t>
+      </w:r>
+      <w:r>
+        <w:t xml:space="preserve"> </w:t>
+      </w:r>
+      <w:r>
+        <w:t xml:space="preserve">the rung distance is larger where a single gate is set at facility scale than where eligibility is graduated.</w:t>
+      </w:r>
+      <w:r>
+        <w:t xml:space="preserve"> </w:t>
+      </w:r>
+      <w:r>
+        <w:rPr>
+          <w:bCs/>
+          <w:b/>
+        </w:rPr>
+        <w:t xml:space="preserve">PA3:</w:t>
+      </w:r>
+      <w:r>
+        <w:t xml:space="preserve"> </w:t>
+      </w:r>
+      <w:r>
+        <w:t xml:space="preserve">where an instrument type is inherited from generic schemes, the same tiers appear across activities. With four countries these are descriptions of the cases, and Indonesia, India or Latin American economies would be natural comparators.</w:t>
+      </w:r>
+    </w:p>
     <w:bookmarkEnd w:id="46"/>
-    <w:bookmarkStart w:id="47" w:name="policy-implications"/>
+    <w:bookmarkEnd w:id="47"/>
+    <w:bookmarkStart w:id="48" w:name="policy-implications"/>
     <w:p>
       <w:pPr>
         <w:pStyle w:val="Heading2"/>
@@ -5223,45 +6749,58 @@
         <w:pStyle w:val="FirstParagraph"/>
       </w:pPr>
       <w:r>
-        <w:t xml:space="preserve">Each implication follows from a specific finding and carries a condition and a risk.</w:t>
-      </w:r>
-    </w:p>
-    <w:p>
-      <w:pPr>
-        <w:pStyle w:val="BodyText"/>
-      </w:pPr>
-      <w:r>
-        <w:rPr>
-          <w:bCs/>
-          <w:b/>
-        </w:rPr>
-        <w:t xml:space="preserve">First, close the sub-facility gap on a pilot basis.</w:t>
-      </w:r>
-      <w:r>
-        <w:t xml:space="preserve"> </w:t>
-      </w:r>
-      <w:r>
-        <w:t xml:space="preserve">Finding: three of the four countries have no AI-related instrument below facility scale (E2), and Malaysia’s graduated entry tier shows how one could be built. Options are extending eligibility to colocation tenancy, modular deployment or shared-capacity arrangements, or providing subsidised access to public or consortium compute. Vietnam’s startup track offers a template for the design principle: a parallel, more accessible pathway alongside the demanding thresholds, not a lowering of them. Its transfer depends on administrative capacity to screen eligible firms by technical or commercialisation criteria, not by capital. Risks: subsidising resale of foreign-owned capacity, and fiscal leakage if eligibility is loose. We have not costed any option, so we do not claim that the gap can be closed at modest fiscal cost. A small, time-limited pilot with defined eligibility would allow cost and take-up to be observed before scaling.</w:t>
-      </w:r>
-    </w:p>
-    <w:p>
-      <w:pPr>
-        <w:pStyle w:val="BodyText"/>
-      </w:pPr>
-      <w:r>
-        <w:t xml:space="preserve">Table 6 gives an illustrative calibration of such a ladder, using the same benchmarks as Figure 1. It is meant to show the order of magnitude of each rung and the instrument type each would suit, not to recommend specific thresholds, each of which would need costing and local validation.</w:t>
-      </w:r>
-    </w:p>
-    <w:p>
-      <w:pPr>
-        <w:pStyle w:val="BodyText"/>
-      </w:pPr>
-      <w:r>
-        <w:rPr>
-          <w:bCs/>
-          <w:b/>
-        </w:rPr>
-        <w:t xml:space="preserve">Table 6. Illustrative eligibility ladder calibrated to cost benchmarks</w:t>
+        <w:t xml:space="preserve">Each implication follows from a specific finding and states its condition and risk. They should be read with the limits in Section 7.</w:t>
+      </w:r>
+    </w:p>
+    <w:p>
+      <w:pPr>
+        <w:pStyle w:val="BodyText"/>
+      </w:pPr>
+      <w:r>
+        <w:rPr>
+          <w:bCs/>
+          <w:b/>
+        </w:rPr>
+        <w:t xml:space="preserve">First, audit eligibility before building new rungs.</w:t>
+      </w:r>
+      <w:r>
+        <w:t xml:space="preserve"> </w:t>
+      </w:r>
+      <w:r>
+        <w:t xml:space="preserve">Finding: the exclusion of small compute providers is shown on the coded rules only for Thailand, and the other three countries depend on clauses not yet read (Table 6). An eligibility audit with hypothetical firms, as in Section 3.4, would show governments which of their own instruments a Firm B or Firm C could use, at low cost. Where the audit shows exclusion, the options are extending eligibility to colocation tenancy, modular deployment or shared-capacity arrangements, or providing subsidised access to public or consortium compute. Existing public compute programmes may already fill part of the gap</w:t>
+      </w:r>
+      <w:r>
+        <w:t xml:space="preserve"> </w:t>
+      </w:r>
+      <w:r>
+        <w:rPr>
+          <w:bCs/>
+          <w:b/>
+        </w:rPr>
+        <w:t xml:space="preserve">[PENDING: list them for each country]</w:t>
+      </w:r>
+      <w:r>
+        <w:t xml:space="preserve">. Vietnam’s startup track is an application-layer example of a parallel pathway keyed to technical or commercialisation criteria, not to capital; whether the idea transfers to compute is untested. Risks: subsidising the resale of foreign-owned capacity, and fiscal leakage if eligibility is loose. We have not costed any option. A small, time-limited pilot with defined eligibility would show cost and take-up before scaling.</w:t>
+      </w:r>
+    </w:p>
+    <w:p>
+      <w:pPr>
+        <w:pStyle w:val="BodyText"/>
+      </w:pPr>
+      <w:r>
+        <w:t xml:space="preserve">Table 8 gives an illustrative calibration of a ladder on the same benchmarks as Figure 1. It shows the order of magnitude of each rung and the instrument type each might suit. It is not a recommendation of specific thresholds, each of which would need costing and local validation.</w:t>
+      </w:r>
+    </w:p>
+    <w:p>
+      <w:pPr>
+        <w:pStyle w:val="BodyText"/>
+      </w:pPr>
+      <w:r>
+        <w:rPr>
+          <w:bCs/>
+          <w:b/>
+        </w:rPr>
+        <w:t xml:space="preserve">Table 8. Illustrative eligibility ladder calibrated to cost benchmarks</w:t>
       </w:r>
     </w:p>
     <w:tbl>
@@ -5326,7 +6865,7 @@
               <w:jc w:val="left"/>
             </w:pPr>
             <w:r>
-              <w:t xml:space="preserve">Instrument type that suits the rung</w:t>
+              <w:t xml:space="preserve">Instrument type that may suit the rung</w:t>
             </w:r>
           </w:p>
         </w:tc>
@@ -5462,7 +7001,7 @@
               <w:jc w:val="left"/>
             </w:pPr>
             <w:r>
-              <w:t xml:space="preserve">Allows many small trials before any scales up (Hausmann and Rodrik, 2003)</w:t>
+              <w:t xml:space="preserve">Allows many small trials before any scale up (Hausmann and Rodrik, 2003)</w:t>
             </w:r>
           </w:p>
         </w:tc>
@@ -5612,7 +7151,7 @@
               <w:jc w:val="left"/>
             </w:pPr>
             <w:r>
-              <w:t xml:space="preserve">40 MW (hyperscale)</w:t>
+              <w:t xml:space="preserve">40 MW</w:t>
             </w:r>
           </w:p>
         </w:tc>
@@ -5682,47 +7221,60 @@
         <w:t xml:space="preserve">[CITATION NEEDED]</w:t>
       </w:r>
       <w:r>
-        <w:t xml:space="preserve">. Figures are products of these benchmarks, not estimates of this paper. Thailand’s threshold of about US$140m corresponds to about 13 MW on the first benchmark and under four MW on the second.</w:t>
-      </w:r>
-    </w:p>
-    <w:p>
-      <w:pPr>
-        <w:pStyle w:val="BodyText"/>
-      </w:pPr>
-      <w:r>
-        <w:rPr>
-          <w:bCs/>
-          <w:b/>
-        </w:rPr>
-        <w:t xml:space="preserve">Second, review instruments whose design presupposes profit or scale in layers that do not need it.</w:t>
-      </w:r>
-      <w:r>
-        <w:t xml:space="preserve"> </w:t>
-      </w:r>
-      <w:r>
-        <w:t xml:space="preserve">Findings: Thailand’s research tier (E3) and Malaysia’s auditor-verified declaration (E4). This follows Bahar et al. (2026), who recommend moving from indirect tax-based support towards instruments that do not presuppose profitability or scale. For Malaysia a lower-cost alternative could be risk-based sampling or a declaration verified in proportion to firm size. The political economy matters here: indirect instruments are administratively simple and fiscally less visible, so replacing them requires a delivery agency with capacity for direct support.</w:t>
-      </w:r>
-    </w:p>
-    <w:p>
-      <w:pPr>
-        <w:pStyle w:val="BodyText"/>
-      </w:pPr>
-      <w:r>
-        <w:rPr>
-          <w:bCs/>
-          <w:b/>
-        </w:rPr>
-        <w:t xml:space="preserve">Third, make infrastructure dependence an explicit choice.</w:t>
-      </w:r>
-      <w:r>
-        <w:t xml:space="preserve"> </w:t>
-      </w:r>
-      <w:r>
-        <w:t xml:space="preserve">If dependence on foreign providers at the infrastructure layer is an acceptable strategic trade-off, it should be stated as a choice, with attention to data-sovereignty implications, not left as a by-product of where thresholds fall. Because we cannot separate this from rational specialisation (Section 5.3), the recommendation is to collect the evidence that would decide it, namely domestic compute price and availability and the growth of small providers, before changing thresholds.</w:t>
-      </w:r>
-    </w:p>
-    <w:bookmarkEnd w:id="47"/>
-    <w:bookmarkStart w:id="48" w:name="limitations"/>
+        <w:t xml:space="preserve">. Figures are products of these benchmarks, not estimates of this paper.</w:t>
+      </w:r>
+    </w:p>
+    <w:p>
+      <w:pPr>
+        <w:pStyle w:val="BodyText"/>
+      </w:pPr>
+      <w:r>
+        <w:rPr>
+          <w:bCs/>
+          <w:b/>
+        </w:rPr>
+        <w:t xml:space="preserve">Second, review instruments whose design presupposes profit or imposes fixed costs in layers with low capital need.</w:t>
+      </w:r>
+      <w:r>
+        <w:t xml:space="preserve"> </w:t>
+      </w:r>
+      <w:r>
+        <w:t xml:space="preserve">Findings: Thailand’s research tier (E5) and Malaysia’s audited declaration (E6), both on unverified rows. Bahar et al. (2026) recommend moving from indirect tax-based support towards instruments that do not presuppose profitability or scale. For Malaysia, risk-based sampling or verification in proportion to firm size could lower the fixed cost, if the audit cost is shown to be material</w:t>
+      </w:r>
+      <w:r>
+        <w:t xml:space="preserve"> </w:t>
+      </w:r>
+      <w:r>
+        <w:rPr>
+          <w:bCs/>
+          <w:b/>
+        </w:rPr>
+        <w:t xml:space="preserve">[PENDING]</w:t>
+      </w:r>
+      <w:r>
+        <w:t xml:space="preserve">. Replacing indirect instruments needs a delivery agency able to run direct support, which is a capacity question as well as a fiscal one.</w:t>
+      </w:r>
+    </w:p>
+    <w:p>
+      <w:pPr>
+        <w:pStyle w:val="BodyText"/>
+      </w:pPr>
+      <w:r>
+        <w:rPr>
+          <w:bCs/>
+          <w:b/>
+        </w:rPr>
+        <w:t xml:space="preserve">Third, treat infrastructure dependence as an explicit choice.</w:t>
+      </w:r>
+      <w:r>
+        <w:t xml:space="preserve"> </w:t>
+      </w:r>
+      <w:r>
+        <w:t xml:space="preserve">If dependence on foreign providers at the infrastructure layer is an acceptable strategic trade-off, it should be stated as a choice, with attention to data sovereignty, and not left as a by-product of where thresholds fall. Because we cannot separate this from rational specialisation (Section 5.3), we recommend collecting the evidence that would decide it, namely domestic compute price and availability and the growth of small providers, before changing thresholds.</w:t>
+      </w:r>
+    </w:p>
+    <w:bookmarkEnd w:id="48"/>
+    <w:bookmarkStart w:id="49" w:name="limitations"/>
     <w:p>
       <w:pPr>
         <w:pStyle w:val="Heading2"/>
@@ -5758,7 +7310,7 @@
         <w:t xml:space="preserve"> </w:t>
       </w:r>
       <w:r>
-        <w:t xml:space="preserve">We code rules as written. Firms may be unable to use an eligible instrument because of application costs or screening practice, and may receive support through general schemes the coding does not yet cover (Section 3.3). Our findings describe the opportunity structure, not who benefits. Linking rules to firm-level take-up, using venture-capital deal flow, patent data by applicant type and approval data by firm size, is the natural next step.</w:t>
+        <w:t xml:space="preserve">We code rules as written. Firms may be unable to use an eligible instrument because of application costs or screening practice, and may receive support through general schemes the coding does not yet cover. The findings describe an opportunity structure, not who benefits. Linking rules to firm-level take-up, using venture-capital deal flow, patent data by applicant type and approval data by firm size, is the next step.</w:t>
       </w:r>
     </w:p>
     <w:p>
@@ -5774,13 +7326,13 @@
           <w:bCs/>
           <w:b/>
         </w:rPr>
-        <w:t xml:space="preserve">Coding reliability, verification and the currency check are pending.</w:t>
-      </w:r>
-      <w:r>
-        <w:t xml:space="preserve"> </w:t>
-      </w:r>
-      <w:r>
-        <w:t xml:space="preserve">The coding has not been checked by a second coder, some rows have not been re-verified against the primary text, and the check for amendments and superseding instruments (Section 3.2) is not complete.</w:t>
+        <w:t xml:space="preserve">Reliability, verification and currency are pending.</w:t>
+      </w:r>
+      <w:r>
+        <w:t xml:space="preserve"> </w:t>
+      </w:r>
+      <w:r>
+        <w:t xml:space="preserve">The coding has not been checked by a second coder, 14 of 20 rows have not been re-verified against the primary text, and the amendment check is incomplete.</w:t>
       </w:r>
       <w:r>
         <w:t xml:space="preserve"> </w:t>
@@ -5796,7 +7348,7 @@
         <w:t xml:space="preserve"> </w:t>
       </w:r>
       <w:r>
-        <w:t xml:space="preserve">Until then, every finding that depends on a threshold or a classification should be read as provisional.</w:t>
+        <w:t xml:space="preserve">Every finding that depends on a threshold or classification is provisional until then.</w:t>
       </w:r>
     </w:p>
     <w:p>
@@ -5812,13 +7364,13 @@
           <w:bCs/>
           <w:b/>
         </w:rPr>
-        <w:t xml:space="preserve">The central claim is an absence.</w:t>
-      </w:r>
-      <w:r>
-        <w:t xml:space="preserve"> </w:t>
-      </w:r>
-      <w:r>
-        <w:t xml:space="preserve">Absence claims depend on the completeness of the search. Section 3.3 sets out the protocol that is still to be completed, and the sensitivity analysis shows that the main conclusion depends on this evidence (Section 5.3).</w:t>
+        <w:t xml:space="preserve">The central claim depends on an assumption and on absence.</w:t>
+      </w:r>
+      <w:r>
+        <w:t xml:space="preserve"> </w:t>
+      </w:r>
+      <w:r>
+        <w:t xml:space="preserve">The claim that rungs are missing depends on A1, which is untested here, and on a search for absence that is not yet documented. The sensitivity analysis shows that the conclusion on Thailand rests on them (Section 5.3).</w:t>
       </w:r>
     </w:p>
     <w:p>
@@ -5834,13 +7386,13 @@
           <w:bCs/>
           <w:b/>
         </w:rPr>
-        <w:t xml:space="preserve">Uneven evidence.</w:t>
-      </w:r>
-      <w:r>
-        <w:t xml:space="preserve"> </w:t>
-      </w:r>
-      <w:r>
-        <w:t xml:space="preserve">Only Thailand publishes approval data by sub-activity and ownership. The ownership gradient rests on three points, one of them a single project, and does not generalise to the other countries.</w:t>
+        <w:t xml:space="preserve">Layers are not cleanly separable.</w:t>
+      </w:r>
+      <w:r>
+        <w:t xml:space="preserve"> </w:t>
+      </w:r>
+      <w:r>
+        <w:t xml:space="preserve">Layers (ii) and (iii) cannot be distinguished in several instruments, hardware is coded for Vietnam only, and the thresholds are stated on different bases, so cross-country comparisons of scale are order-of-magnitude comparisons.</w:t>
       </w:r>
     </w:p>
     <w:p>
@@ -5856,13 +7408,13 @@
           <w:bCs/>
           <w:b/>
         </w:rPr>
-        <w:t xml:space="preserve">Four cases.</w:t>
-      </w:r>
-      <w:r>
-        <w:t xml:space="preserve"> </w:t>
-      </w:r>
-      <w:r>
-        <w:t xml:space="preserve">The countries are purposively selected (Section 3.1). The findings describe these four systems and do not support statistical claims about Southeast Asia or other economies. They may extend to economies that use threshold-based investment promotion and are less likely to extend to economies with a different incentive architecture. The reasons for excluding Indonesia, a member of the ASEAN Four in Ke (2024), must be stated</w:t>
+        <w:t xml:space="preserve">Coverage.</w:t>
+      </w:r>
+      <w:r>
+        <w:t xml:space="preserve"> </w:t>
+      </w:r>
+      <w:r>
+        <w:t xml:space="preserve">We code investment incentives only. Public compute programmes, vouchers and sovereign compute initiatives are not coded and may fill part of the gap</w:t>
       </w:r>
       <w:r>
         <w:t xml:space="preserve"> </w:t>
@@ -5875,7 +7427,7 @@
         <w:t xml:space="preserve">[PENDING]</w:t>
       </w:r>
       <w:r>
-        <w:t xml:space="preserve">. The trap classifications used to choose cases are not findings of this paper.</w:t>
+        <w:t xml:space="preserve">.</w:t>
       </w:r>
     </w:p>
     <w:p>
@@ -5891,13 +7443,13 @@
           <w:bCs/>
           <w:b/>
         </w:rPr>
-        <w:t xml:space="preserve">No causal identification.</w:t>
-      </w:r>
-      <w:r>
-        <w:t xml:space="preserve"> </w:t>
-      </w:r>
-      <w:r>
-        <w:t xml:space="preserve">We assess explanations by process-tracing logic with ordinal ratings, and cannot separate H2 from H3 with legal texts alone.</w:t>
+        <w:t xml:space="preserve">Uneven evidence.</w:t>
+      </w:r>
+      <w:r>
+        <w:t xml:space="preserve"> </w:t>
+      </w:r>
+      <w:r>
+        <w:t xml:space="preserve">Only Thailand publishes approval data by sub-activity and ownership. The ownership gradient rests on three points, one of them a single project, and does not generalise.</w:t>
       </w:r>
     </w:p>
     <w:p>
@@ -5913,17 +7465,74 @@
           <w:bCs/>
           <w:b/>
         </w:rPr>
+        <w:t xml:space="preserve">Four cases.</w:t>
+      </w:r>
+      <w:r>
+        <w:t xml:space="preserve"> </w:t>
+      </w:r>
+      <w:r>
+        <w:t xml:space="preserve">The countries are purposively selected (Section 3.1) and the findings do not support statistical claims about Southeast Asia. The reason for excluding Indonesia must be stated</w:t>
+      </w:r>
+      <w:r>
+        <w:t xml:space="preserve"> </w:t>
+      </w:r>
+      <w:r>
+        <w:rPr>
+          <w:bCs/>
+          <w:b/>
+        </w:rPr>
+        <w:t xml:space="preserve">[PENDING]</w:t>
+      </w:r>
+      <w:r>
+        <w:t xml:space="preserve">.</w:t>
+      </w:r>
+    </w:p>
+    <w:p>
+      <w:pPr>
+        <w:numPr>
+          <w:ilvl w:val="0"/>
+          <w:numId w:val="1004"/>
+        </w:numPr>
+        <w:pStyle w:val="Compact"/>
+      </w:pPr>
+      <w:r>
+        <w:rPr>
+          <w:bCs/>
+          <w:b/>
+        </w:rPr>
+        <w:t xml:space="preserve">No causal identification.</w:t>
+      </w:r>
+      <w:r>
+        <w:t xml:space="preserve"> </w:t>
+      </w:r>
+      <w:r>
+        <w:t xml:space="preserve">We assess explanations by process-tracing logic with ordinal ratings, and cannot separate H2 from H3 with legal texts alone.</w:t>
+      </w:r>
+    </w:p>
+    <w:p>
+      <w:pPr>
+        <w:numPr>
+          <w:ilvl w:val="0"/>
+          <w:numId w:val="1004"/>
+        </w:numPr>
+        <w:pStyle w:val="Compact"/>
+      </w:pPr>
+      <w:r>
+        <w:rPr>
+          <w:bCs/>
+          <w:b/>
+        </w:rPr>
         <w:t xml:space="preserve">A moving target.</w:t>
       </w:r>
       <w:r>
         <w:t xml:space="preserve"> </w:t>
       </w:r>
       <w:r>
-        <w:t xml:space="preserve">Vietnam’s AI-specific regulatory layer is still developing following the 2025 AI law (Vietnam, 2025). Findings for Vietnam describe a general incentive system that is operational and an AI-specific layer that is still evolving.</w:t>
-      </w:r>
-    </w:p>
-    <w:bookmarkEnd w:id="48"/>
-    <w:bookmarkStart w:id="49" w:name="conclusion"/>
+        <w:t xml:space="preserve">Vietnam’s AI-specific regulatory layer is still developing following the 2025 AI law (Vietnam, 2025), and Malaysia has announced a restructuring of its data-centre incentives.</w:t>
+      </w:r>
+    </w:p>
+    <w:bookmarkEnd w:id="49"/>
+    <w:bookmarkStart w:id="50" w:name="conclusion"/>
     <w:p>
       <w:pPr>
         <w:pStyle w:val="Heading2"/>
@@ -5937,27 +7546,27 @@
         <w:pStyle w:val="FirstParagraph"/>
       </w:pPr>
       <w:r>
-        <w:t xml:space="preserve">This paper asked who can enter the AI industry in four Southeast Asian economies under the incentive rules their governments have written. All four make application development accessible, and Vietnam adds a startup track with direct equity access. Above that layer the four systems use different architectures: a single gate at data-centre capacity in Thailand, a graduated ladder in Malaysia, a priority list that puts its boundary at hardware manufacture in Vietnam, and uniform firm-scale tiers in the Philippines. In Thailand, Vietnam and the Philippines we found no AI-related instrument for compute provision below facility scale, and published cost benchmarks show that capital intensity alone does not account for the gap. Malaysia’s ladder starts closer to that scale, and whether it reaches small providers is the main open question.</w:t>
-      </w:r>
-    </w:p>
-    <w:p>
-      <w:pPr>
-        <w:pStyle w:val="BodyText"/>
-      </w:pPr>
-      <w:r>
-        <w:t xml:space="preserve">The claims are limited by the evidence. We observe eligibility rules, not realised access or outcomes. The central absence is provisional until the search protocol, the coding of general-purpose instruments and the check of Malaysia’s entry tier are complete, and the coding awaits an independent check. The data do not distinguish a design gap from rational specialisation, and they do not show that a middle-technology trap exists. They identify a design feature that could contribute to such a trap, an opportunity structure in which, in three of the four systems, domestic firms can enter applications but have no stated route into compute supply below facility scale.</w:t>
-      </w:r>
-    </w:p>
-    <w:p>
-      <w:pPr>
-        <w:pStyle w:val="BodyText"/>
-      </w:pPr>
-      <w:r>
-        <w:t xml:space="preserve">The contribution is a primary-source map of how four governments have built their AI incentive systems, a four-layer, three-dimension coding framework and a typology of incentive architectures that other countries and technologies can reuse, and an evidence matrix that shows which observations discriminate between explanations and which do not. The next step is to test the opportunity structure against firm behaviour: whether small compute providers exist, how domestic AI firms obtain compute, and whether the rules described here shape either.</w:t>
-      </w:r>
-    </w:p>
-    <w:bookmarkEnd w:id="49"/>
-    <w:bookmarkStart w:id="50" w:name="appendix-a.-coding-rules"/>
+        <w:t xml:space="preserve">This paper asked where four Southeast Asian incentive systems screen entrants to the AI industry. All four make application development accessible on the stated thresholds, and Vietnam adds a startup track with direct equity access. Above that layer they use four architectures. Thailand sets a single capital gate at data hosting, two and a half to three orders of magnitude above the capital needed to host one server, with nothing coded in between. Malaysia grades its tiers from a rack-scale entry tier. Vietnam ranks technologies by priority and states no capital rule. The Philippines applies the same inclusion and firm-scale rules to every activity. No country has an instrument aimed at compute provision below facility scale. Cost explains the height of Thailand’s threshold, but cost does not explain why Vietnam and the Philippines need no capital gate, why Malaysia can start at rack scale, or why Thailand’s research tier presupposes a sales base.</w:t>
+      </w:r>
+    </w:p>
+    <w:p>
+      <w:pPr>
+        <w:pStyle w:val="BodyText"/>
+      </w:pPr>
+      <w:r>
+        <w:t xml:space="preserve">The claims are limited by the evidence. We observe eligibility rules, not realised access or outcomes. The Thai result depends on an assumption about the viability of small providers and on a documented search for absence, and for the other three countries it depends on clauses not yet read. The coding awaits an independent check. The data do not distinguish a design gap from rational specialisation and do not show a middle-technology trap. They identify a feature of design that could contribute to one: where a gate sits far above the smallest viable provider and nothing aims at the scales between, domestic entry into compute supply is restricted to firms that can bear facility-scale risk.</w:t>
+      </w:r>
+    </w:p>
+    <w:p>
+      <w:pPr>
+        <w:pStyle w:val="BodyText"/>
+      </w:pPr>
+      <w:r>
+        <w:t xml:space="preserve">The contribution is a primary-source map of four incentive systems, a typology of incentive architectures, a rung-distance measure that other countries and technologies can reuse, and an evidence matrix that shows which observations discriminate between explanations. The next steps are the hypothetical-firm audit, the viability benchmark, and firm-level evidence on whether small compute providers exist and whether these rules shape their entry.</w:t>
+      </w:r>
+    </w:p>
+    <w:bookmarkEnd w:id="50"/>
+    <w:bookmarkStart w:id="51" w:name="appendix-a.-coding-rules"/>
     <w:p>
       <w:pPr>
         <w:pStyle w:val="Heading2"/>
@@ -6029,13 +7638,13 @@
           <w:iCs/>
           <w:i/>
         </w:rPr>
-        <w:t xml:space="preserve">Hardware manufacture</w:t>
-      </w:r>
-      <w:r>
-        <w:t xml:space="preserve"> </w:t>
-      </w:r>
-      <w:r>
-        <w:t xml:space="preserve">if it governs semiconductor or chip design or fabrication.</w:t>
+        <w:t xml:space="preserve">(ii)+(iii)</w:t>
+      </w:r>
+      <w:r>
+        <w:t xml:space="preserve"> </w:t>
+      </w:r>
+      <w:r>
+        <w:t xml:space="preserve">if one instrument covers both and does not distinguish them.</w:t>
       </w:r>
       <w:r>
         <w:t xml:space="preserve"> </w:t>
@@ -6045,21 +7654,13 @@
           <w:iCs/>
           <w:i/>
         </w:rPr>
-        <w:t xml:space="preserve">Cross-cutting</w:t>
-      </w:r>
-      <w:r>
-        <w:t xml:space="preserve"> </w:t>
-      </w:r>
-      <w:r>
-        <w:t xml:space="preserve">if it applies across activity types without targeting a layer.</w:t>
-      </w:r>
-    </w:p>
-    <w:p>
-      <w:pPr>
-        <w:pStyle w:val="BodyText"/>
-      </w:pPr>
-      <w:r>
-        <w:t xml:space="preserve">Delivery mechanism.</w:t>
+        <w:t xml:space="preserve">Hardware manufacture</w:t>
+      </w:r>
+      <w:r>
+        <w:t xml:space="preserve"> </w:t>
+      </w:r>
+      <w:r>
+        <w:t xml:space="preserve">if it governs semiconductor or chip design or fabrication.</w:t>
       </w:r>
       <w:r>
         <w:t xml:space="preserve"> </w:t>
@@ -6069,13 +7670,21 @@
           <w:iCs/>
           <w:i/>
         </w:rPr>
-        <w:t xml:space="preserve">Indirect</w:t>
-      </w:r>
-      <w:r>
-        <w:t xml:space="preserve"> </w:t>
-      </w:r>
-      <w:r>
-        <w:t xml:space="preserve">for tax-based instruments (exemptions, holidays, deductions) that presuppose taxable profit or investment expenditure.</w:t>
+        <w:t xml:space="preserve">Cross-cutting</w:t>
+      </w:r>
+      <w:r>
+        <w:t xml:space="preserve"> </w:t>
+      </w:r>
+      <w:r>
+        <w:t xml:space="preserve">if it applies across activity types without targeting a layer.</w:t>
+      </w:r>
+    </w:p>
+    <w:p>
+      <w:pPr>
+        <w:pStyle w:val="BodyText"/>
+      </w:pPr>
+      <w:r>
+        <w:t xml:space="preserve">Delivery mechanism.</w:t>
       </w:r>
       <w:r>
         <w:t xml:space="preserve"> </w:t>
@@ -6085,47 +7694,13 @@
           <w:iCs/>
           <w:i/>
         </w:rPr>
-        <w:t xml:space="preserve">Direct</w:t>
-      </w:r>
-      <w:r>
-        <w:t xml:space="preserve"> </w:t>
-      </w:r>
-      <w:r>
-        <w:t xml:space="preserve">for grants, equity investment or fee waivers that do not presuppose profitability. Combined schemes are coded as separate rows.</w:t>
-      </w:r>
-    </w:p>
-    <w:p>
-      <w:pPr>
-        <w:pStyle w:val="BodyText"/>
-      </w:pPr>
-      <w:r>
-        <w:t xml:space="preserve">Formal threshold. Report the eligibility rule as stated in the source, in local currency with a dated conversion. Record</w:t>
-      </w:r>
-      <w:r>
-        <w:t xml:space="preserve"> </w:t>
-      </w:r>
-      <w:r>
-        <w:t xml:space="preserve">“</w:t>
-      </w:r>
-      <w:r>
-        <w:t xml:space="preserve">none stated</w:t>
-      </w:r>
-      <w:r>
-        <w:t xml:space="preserve">”</w:t>
-      </w:r>
-      <w:r>
-        <w:t xml:space="preserve"> </w:t>
-      </w:r>
-      <w:r>
-        <w:t xml:space="preserve">when the source states no threshold.</w:t>
-      </w:r>
-    </w:p>
-    <w:p>
-      <w:pPr>
-        <w:pStyle w:val="BodyText"/>
-      </w:pPr>
-      <w:r>
-        <w:t xml:space="preserve">New-firm accommodation.</w:t>
+        <w:t xml:space="preserve">Indirect</w:t>
+      </w:r>
+      <w:r>
+        <w:t xml:space="preserve"> </w:t>
+      </w:r>
+      <w:r>
+        <w:t xml:space="preserve">for tax-based instruments (exemptions, holidays, deductions) that presuppose taxable profit or investment expenditure.</w:t>
       </w:r>
       <w:r>
         <w:t xml:space="preserve"> </w:t>
@@ -6135,13 +7710,47 @@
           <w:iCs/>
           <w:i/>
         </w:rPr>
-        <w:t xml:space="preserve">Yes</w:t>
-      </w:r>
-      <w:r>
-        <w:t xml:space="preserve"> </w:t>
-      </w:r>
-      <w:r>
-        <w:t xml:space="preserve">only where the source contains an explicit provision easing eligibility for smaller or newer firms.</w:t>
+        <w:t xml:space="preserve">Direct</w:t>
+      </w:r>
+      <w:r>
+        <w:t xml:space="preserve"> </w:t>
+      </w:r>
+      <w:r>
+        <w:t xml:space="preserve">for grants, equity investment or fee waivers that do not presuppose profitability. Combined schemes are coded as separate rows.</w:t>
+      </w:r>
+    </w:p>
+    <w:p>
+      <w:pPr>
+        <w:pStyle w:val="BodyText"/>
+      </w:pPr>
+      <w:r>
+        <w:t xml:space="preserve">Formal threshold. Report the eligibility rule as stated in the source, in local currency with a dated conversion, and record its basis (annual spend, paid-up capital, minimum capital, cumulative capex, firm-scale investment capital). Record</w:t>
+      </w:r>
+      <w:r>
+        <w:t xml:space="preserve"> </w:t>
+      </w:r>
+      <w:r>
+        <w:t xml:space="preserve">“</w:t>
+      </w:r>
+      <w:r>
+        <w:t xml:space="preserve">none stated</w:t>
+      </w:r>
+      <w:r>
+        <w:t xml:space="preserve">”</w:t>
+      </w:r>
+      <w:r>
+        <w:t xml:space="preserve"> </w:t>
+      </w:r>
+      <w:r>
+        <w:t xml:space="preserve">when the source states no threshold; do not record zero.</w:t>
+      </w:r>
+    </w:p>
+    <w:p>
+      <w:pPr>
+        <w:pStyle w:val="BodyText"/>
+      </w:pPr>
+      <w:r>
+        <w:t xml:space="preserve">New-firm accommodation.</w:t>
       </w:r>
       <w:r>
         <w:t xml:space="preserve"> </w:t>
@@ -6151,54 +7760,13 @@
           <w:iCs/>
           <w:i/>
         </w:rPr>
-        <w:t xml:space="preserve">No</w:t>
-      </w:r>
-      <w:r>
-        <w:t xml:space="preserve"> </w:t>
-      </w:r>
-      <w:r>
-        <w:t xml:space="preserve">where none exists, even if the general threshold is numerically low. Proportional requirements are coded</w:t>
-      </w:r>
-      <w:r>
-        <w:t xml:space="preserve"> </w:t>
-      </w:r>
-      <w:r>
-        <w:t xml:space="preserve">“</w:t>
-      </w:r>
-      <w:r>
-        <w:t xml:space="preserve">not scale-based</w:t>
-      </w:r>
-      <w:r>
-        <w:t xml:space="preserve">”</w:t>
-      </w:r>
-      <w:r>
-        <w:t xml:space="preserve">.</w:t>
-      </w:r>
-    </w:p>
-    <w:p>
-      <w:pPr>
-        <w:pStyle w:val="BodyText"/>
-      </w:pPr>
-      <w:r>
-        <w:t xml:space="preserve">Compliance burden. Any recurring (annual or ongoing) obligation attached to continued eligibility, distinct from one-off application requirements. Fixed-cost obligations are noted explicitly.</w:t>
-      </w:r>
-    </w:p>
-    <w:bookmarkEnd w:id="50"/>
-    <w:bookmarkStart w:id="51" w:name="references"/>
-    <w:p>
-      <w:pPr>
-        <w:pStyle w:val="Heading2"/>
-      </w:pPr>
-      <w:r>
-        <w:t xml:space="preserve">References</w:t>
-      </w:r>
-    </w:p>
-    <w:p>
-      <w:pPr>
-        <w:pStyle w:val="FirstParagraph"/>
-      </w:pPr>
-      <w:r>
-        <w:t xml:space="preserve">Abdurohman, &amp; Huang, X. (2026, January 28).</w:t>
+        <w:t xml:space="preserve">Yes</w:t>
+      </w:r>
+      <w:r>
+        <w:t xml:space="preserve"> </w:t>
+      </w:r>
+      <w:r>
+        <w:t xml:space="preserve">only where the source contains an explicit provision easing eligibility for smaller or newer firms (for example a startup track or direct equity access).</w:t>
       </w:r>
       <w:r>
         <w:t xml:space="preserve"> </w:t>
@@ -6208,21 +7776,62 @@
           <w:iCs/>
           <w:i/>
         </w:rPr>
-        <w:t xml:space="preserve">Can ASEAN+3 economies still escape the middle-income trap in the AI era?</w:t>
-      </w:r>
-      <w:r>
-        <w:t xml:space="preserve"> </w:t>
-      </w:r>
-      <w:r>
-        <w:t xml:space="preserve">ASEAN+3 Macroeconomic Research Office. https://amro-asia.org</w:t>
-      </w:r>
-    </w:p>
-    <w:p>
-      <w:pPr>
-        <w:pStyle w:val="BodyText"/>
-      </w:pPr>
-      <w:r>
-        <w:t xml:space="preserve">Alonso, C., Berg, A., Kothari, S., Papageorgiou, C., &amp; Rehman, S. (2020).</w:t>
+        <w:t xml:space="preserve">No</w:t>
+      </w:r>
+      <w:r>
+        <w:t xml:space="preserve"> </w:t>
+      </w:r>
+      <w:r>
+        <w:t xml:space="preserve">where none exists, even if the general threshold is numerically low. A low threshold is recorded as a threshold. Proportional requirements (for example a percentage of staff) are coded</w:t>
+      </w:r>
+      <w:r>
+        <w:t xml:space="preserve"> </w:t>
+      </w:r>
+      <w:r>
+        <w:t xml:space="preserve">“</w:t>
+      </w:r>
+      <w:r>
+        <w:t xml:space="preserve">not scale-based</w:t>
+      </w:r>
+      <w:r>
+        <w:t xml:space="preserve">”</w:t>
+      </w:r>
+      <w:r>
+        <w:t xml:space="preserve">.</w:t>
+      </w:r>
+    </w:p>
+    <w:p>
+      <w:pPr>
+        <w:pStyle w:val="BodyText"/>
+      </w:pPr>
+      <w:r>
+        <w:t xml:space="preserve">Compliance burden. Any recurring (annual or ongoing) obligation attached to continued eligibility, distinct from one-off application requirements. Fixed-cost obligations are noted explicitly.</w:t>
+      </w:r>
+    </w:p>
+    <w:p>
+      <w:pPr>
+        <w:pStyle w:val="BodyText"/>
+      </w:pPr>
+      <w:r>
+        <w:t xml:space="preserve">Ambiguous cases. When a coding decision stays uncertain after reading the source, flag the row, record both candidate codes, and log how it was resolved.</w:t>
+      </w:r>
+    </w:p>
+    <w:bookmarkEnd w:id="51"/>
+    <w:bookmarkStart w:id="52" w:name="references"/>
+    <w:p>
+      <w:pPr>
+        <w:pStyle w:val="Heading2"/>
+      </w:pPr>
+      <w:r>
+        <w:t xml:space="preserve">References</w:t>
+      </w:r>
+    </w:p>
+    <w:p>
+      <w:pPr>
+        <w:pStyle w:val="FirstParagraph"/>
+      </w:pPr>
+      <w:r>
+        <w:t xml:space="preserve">Abdurohman, &amp; Huang, X. (2026, January 28).</w:t>
       </w:r>
       <w:r>
         <w:t xml:space="preserve"> </w:t>
@@ -6232,33 +7841,21 @@
           <w:iCs/>
           <w:i/>
         </w:rPr>
-        <w:t xml:space="preserve">Will the AI revolution cause a great divergence?</w:t>
-      </w:r>
-      <w:r>
-        <w:t xml:space="preserve"> </w:t>
-      </w:r>
-      <w:r>
-        <w:t xml:space="preserve">(IMF Working Paper No. 20/184). International Monetary Fund. https://doi.org/10.5089/9781513556505.001</w:t>
-      </w:r>
-    </w:p>
-    <w:p>
-      <w:pPr>
-        <w:pStyle w:val="BodyText"/>
-      </w:pPr>
-      <w:r>
-        <w:t xml:space="preserve">Ang, A. (2026, July 3). The World Bank has elevated Vietnam and the Philippines to upper-middle-income status, but now they face</w:t>
-      </w:r>
-      <w:r>
-        <w:t xml:space="preserve"> </w:t>
-      </w:r>
-      <w:r>
-        <w:t xml:space="preserve">“</w:t>
-      </w:r>
-      <w:r>
-        <w:t xml:space="preserve">a far more demanding phase of development.</w:t>
-      </w:r>
-      <w:r>
-        <w:t xml:space="preserve">”</w:t>
+        <w:t xml:space="preserve">Can ASEAN+3 economies still escape the middle-income trap in the AI era?</w:t>
+      </w:r>
+      <w:r>
+        <w:t xml:space="preserve"> </w:t>
+      </w:r>
+      <w:r>
+        <w:t xml:space="preserve">ASEAN+3 Macroeconomic Research Office. https://amro-asia.org</w:t>
+      </w:r>
+    </w:p>
+    <w:p>
+      <w:pPr>
+        <w:pStyle w:val="BodyText"/>
+      </w:pPr>
+      <w:r>
+        <w:t xml:space="preserve">Alonso, C., Berg, A., Kothari, S., Papageorgiou, C., &amp; Rehman, S. (2020).</w:t>
       </w:r>
       <w:r>
         <w:t xml:space="preserve"> </w:t>
@@ -6268,18 +7865,33 @@
           <w:iCs/>
           <w:i/>
         </w:rPr>
-        <w:t xml:space="preserve">Fortune</w:t>
-      </w:r>
-      <w:r>
-        <w:t xml:space="preserve">. https://fortune.com</w:t>
-      </w:r>
-    </w:p>
-    <w:p>
-      <w:pPr>
-        <w:pStyle w:val="BodyText"/>
-      </w:pPr>
-      <w:r>
-        <w:t xml:space="preserve">Bahar, D., Gadgin Matha, S., Hausmann, R., &amp; Segovia, S. (2026).</w:t>
+        <w:t xml:space="preserve">Will the AI revolution cause a great divergence?</w:t>
+      </w:r>
+      <w:r>
+        <w:t xml:space="preserve"> </w:t>
+      </w:r>
+      <w:r>
+        <w:t xml:space="preserve">(IMF Working Paper No. 20/184). International Monetary Fund. https://doi.org/10.5089/9781513556505.001</w:t>
+      </w:r>
+    </w:p>
+    <w:p>
+      <w:pPr>
+        <w:pStyle w:val="BodyText"/>
+      </w:pPr>
+      <w:r>
+        <w:t xml:space="preserve">Ang, A. (2026, July 3). The World Bank has elevated Vietnam and the Philippines to upper-middle-income status, but now they face</w:t>
+      </w:r>
+      <w:r>
+        <w:t xml:space="preserve"> </w:t>
+      </w:r>
+      <w:r>
+        <w:t xml:space="preserve">“</w:t>
+      </w:r>
+      <w:r>
+        <w:t xml:space="preserve">a far more demanding phase of development.</w:t>
+      </w:r>
+      <w:r>
+        <w:t xml:space="preserve">”</w:t>
       </w:r>
       <w:r>
         <w:t xml:space="preserve"> </w:t>
@@ -6289,21 +7901,18 @@
           <w:iCs/>
           <w:i/>
         </w:rPr>
-        <w:t xml:space="preserve">Japan’s innovation challenge: Escaping the middle-technology trap</w:t>
-      </w:r>
-      <w:r>
-        <w:t xml:space="preserve"> </w:t>
-      </w:r>
-      <w:r>
-        <w:t xml:space="preserve">(Growth Lab Working Paper No. 269). Harvard University.</w:t>
-      </w:r>
-    </w:p>
-    <w:p>
-      <w:pPr>
-        <w:pStyle w:val="BodyText"/>
-      </w:pPr>
-      <w:r>
-        <w:t xml:space="preserve">Bianchi, C., Isabella, F., Martinis, A., &amp; Picasso, S. (2024). Varieties of middle-income trap: Heterogeneous trajectories and common determinants.</w:t>
+        <w:t xml:space="preserve">Fortune</w:t>
+      </w:r>
+      <w:r>
+        <w:t xml:space="preserve">. https://fortune.com</w:t>
+      </w:r>
+    </w:p>
+    <w:p>
+      <w:pPr>
+        <w:pStyle w:val="BodyText"/>
+      </w:pPr>
+      <w:r>
+        <w:t xml:space="preserve">Bahar, D., Gadgin Matha, S., Hausmann, R., &amp; Segovia, S. (2026).</w:t>
       </w:r>
       <w:r>
         <w:t xml:space="preserve"> </w:t>
@@ -6313,18 +7922,21 @@
           <w:iCs/>
           <w:i/>
         </w:rPr>
-        <w:t xml:space="preserve">Structural Change and Economic Dynamics, 71</w:t>
-      </w:r>
-      <w:r>
-        <w:t xml:space="preserve">, 320-336. https://doi.org/10.1016/j.strueco.2024.08.008</w:t>
-      </w:r>
-    </w:p>
-    <w:p>
-      <w:pPr>
-        <w:pStyle w:val="BodyText"/>
-      </w:pPr>
-      <w:r>
-        <w:t xml:space="preserve">Bloom, N., Griffith, R., &amp; Van Reenen, J. (2002). Do R&amp;D tax credits work? Evidence from a panel of countries 1979-1997.</w:t>
+        <w:t xml:space="preserve">Japan’s innovation challenge: Escaping the middle-technology trap</w:t>
+      </w:r>
+      <w:r>
+        <w:t xml:space="preserve"> </w:t>
+      </w:r>
+      <w:r>
+        <w:t xml:space="preserve">(Growth Lab Working Paper No. 269). Harvard University.</w:t>
+      </w:r>
+    </w:p>
+    <w:p>
+      <w:pPr>
+        <w:pStyle w:val="BodyText"/>
+      </w:pPr>
+      <w:r>
+        <w:t xml:space="preserve">Bianchi, C., Isabella, F., Martinis, A., &amp; Picasso, S. (2024). Varieties of middle-income trap: Heterogeneous trajectories and common determinants.</w:t>
       </w:r>
       <w:r>
         <w:t xml:space="preserve"> </w:t>
@@ -6334,18 +7946,18 @@
           <w:iCs/>
           <w:i/>
         </w:rPr>
-        <w:t xml:space="preserve">Journal of Public Economics, 85</w:t>
-      </w:r>
-      <w:r>
-        <w:t xml:space="preserve">(1), 1-31. https://doi.org/10.1016/S0047-2727(01)00086-X</w:t>
-      </w:r>
-    </w:p>
-    <w:p>
-      <w:pPr>
-        <w:pStyle w:val="BodyText"/>
-      </w:pPr>
-      <w:r>
-        <w:t xml:space="preserve">Board of Investment of Thailand. (2022).</w:t>
+        <w:t xml:space="preserve">Structural Change and Economic Dynamics, 71</w:t>
+      </w:r>
+      <w:r>
+        <w:t xml:space="preserve">, 320-336. https://doi.org/10.1016/j.strueco.2024.08.008</w:t>
+      </w:r>
+    </w:p>
+    <w:p>
+      <w:pPr>
+        <w:pStyle w:val="BodyText"/>
+      </w:pPr>
+      <w:r>
+        <w:t xml:space="preserve">Bloom, N., Griffith, R., &amp; Van Reenen, J. (2002). Do R&amp;D tax credits work? Evidence from a panel of countries 1979-1997.</w:t>
       </w:r>
       <w:r>
         <w:t xml:space="preserve"> </w:t>
@@ -6355,18 +7967,18 @@
           <w:iCs/>
           <w:i/>
         </w:rPr>
-        <w:t xml:space="preserve">Announcements No. 8/2565, 9/2565 and 10/2565 on investment promotion measures</w:t>
-      </w:r>
-      <w:r>
-        <w:t xml:space="preserve">. Office of the Board of Investment.</w:t>
-      </w:r>
-    </w:p>
-    <w:p>
-      <w:pPr>
-        <w:pStyle w:val="BodyText"/>
-      </w:pPr>
-      <w:r>
-        <w:t xml:space="preserve">Board of Investment of Thailand. (2025).</w:t>
+        <w:t xml:space="preserve">Journal of Public Economics, 85</w:t>
+      </w:r>
+      <w:r>
+        <w:t xml:space="preserve">(1), 1-31. https://doi.org/10.1016/S0047-2727(01)00086-X</w:t>
+      </w:r>
+    </w:p>
+    <w:p>
+      <w:pPr>
+        <w:pStyle w:val="BodyText"/>
+      </w:pPr>
+      <w:r>
+        <w:t xml:space="preserve">Board of Investment of Thailand. (2022).</w:t>
       </w:r>
       <w:r>
         <w:t xml:space="preserve"> </w:t>
@@ -6376,7 +7988,7 @@
           <w:iCs/>
           <w:i/>
         </w:rPr>
-        <w:t xml:space="preserve">A guide to investment promotion 2025</w:t>
+        <w:t xml:space="preserve">Announcements No. 8/2565, 9/2565 and 10/2565 on investment promotion measures</w:t>
       </w:r>
       <w:r>
         <w:t xml:space="preserve">. Office of the Board of Investment.</w:t>
@@ -6387,7 +7999,7 @@
         <w:pStyle w:val="BodyText"/>
       </w:pPr>
       <w:r>
-        <w:t xml:space="preserve">Board of Investment of Thailand. (2026).</w:t>
+        <w:t xml:space="preserve">Board of Investment of Thailand. (2025).</w:t>
       </w:r>
       <w:r>
         <w:t xml:space="preserve"> </w:t>
@@ -6397,18 +8009,18 @@
           <w:iCs/>
           <w:i/>
         </w:rPr>
-        <w:t xml:space="preserve">Investment promotion statistics: Approvals by sub-activity, January to December 2025</w:t>
-      </w:r>
-      <w:r>
-        <w:t xml:space="preserve">. Investment Services Center.</w:t>
-      </w:r>
-    </w:p>
-    <w:p>
-      <w:pPr>
-        <w:pStyle w:val="BodyText"/>
-      </w:pPr>
-      <w:r>
-        <w:t xml:space="preserve">Cerutti, E., Garcia Pascual, A. I., Kido, Y., Li, L., Melina, G., Mendes Tavares, M., &amp; Wingender, P. (2025).</w:t>
+        <w:t xml:space="preserve">A guide to investment promotion 2025</w:t>
+      </w:r>
+      <w:r>
+        <w:t xml:space="preserve">. Office of the Board of Investment.</w:t>
+      </w:r>
+    </w:p>
+    <w:p>
+      <w:pPr>
+        <w:pStyle w:val="BodyText"/>
+      </w:pPr>
+      <w:r>
+        <w:t xml:space="preserve">Board of Investment of Thailand. (2026).</w:t>
       </w:r>
       <w:r>
         <w:t xml:space="preserve"> </w:t>
@@ -6418,21 +8030,18 @@
           <w:iCs/>
           <w:i/>
         </w:rPr>
-        <w:t xml:space="preserve">The global impact of AI: Mind the gap</w:t>
-      </w:r>
-      <w:r>
-        <w:t xml:space="preserve"> </w:t>
-      </w:r>
-      <w:r>
-        <w:t xml:space="preserve">(IMF Working Paper No. 25/76). International Monetary Fund. https://doi.org/10.5089/9798229008570.001</w:t>
-      </w:r>
-    </w:p>
-    <w:p>
-      <w:pPr>
-        <w:pStyle w:val="BodyText"/>
-      </w:pPr>
-      <w:r>
-        <w:t xml:space="preserve">Cohen, J. (1960). A coefficient of agreement for nominal scales.</w:t>
+        <w:t xml:space="preserve">Investment promotion statistics: Approvals by sub-activity, January to December 2025</w:t>
+      </w:r>
+      <w:r>
+        <w:t xml:space="preserve">. Investment Services Center.</w:t>
+      </w:r>
+    </w:p>
+    <w:p>
+      <w:pPr>
+        <w:pStyle w:val="BodyText"/>
+      </w:pPr>
+      <w:r>
+        <w:t xml:space="preserve">Cerutti, E., Garcia Pascual, A. I., Kido, Y., Li, L., Melina, G., Mendes Tavares, M., &amp; Wingender, P. (2025).</w:t>
       </w:r>
       <w:r>
         <w:t xml:space="preserve"> </w:t>
@@ -6442,18 +8051,21 @@
           <w:iCs/>
           <w:i/>
         </w:rPr>
-        <w:t xml:space="preserve">Educational and Psychological Measurement, 20</w:t>
-      </w:r>
-      <w:r>
-        <w:t xml:space="preserve">(1), 37-46.</w:t>
-      </w:r>
-    </w:p>
-    <w:p>
-      <w:pPr>
-        <w:pStyle w:val="BodyText"/>
-      </w:pPr>
-      <w:r>
-        <w:t xml:space="preserve">Collier, D. (2011). Understanding process tracing.</w:t>
+        <w:t xml:space="preserve">The global impact of AI: Mind the gap</w:t>
+      </w:r>
+      <w:r>
+        <w:t xml:space="preserve"> </w:t>
+      </w:r>
+      <w:r>
+        <w:t xml:space="preserve">(IMF Working Paper No. 25/76). International Monetary Fund. https://doi.org/10.5089/9798229008570.001</w:t>
+      </w:r>
+    </w:p>
+    <w:p>
+      <w:pPr>
+        <w:pStyle w:val="BodyText"/>
+      </w:pPr>
+      <w:r>
+        <w:t xml:space="preserve">Cohen, J. (1960). A coefficient of agreement for nominal scales.</w:t>
       </w:r>
       <w:r>
         <w:t xml:space="preserve"> </w:t>
@@ -6463,18 +8075,18 @@
           <w:iCs/>
           <w:i/>
         </w:rPr>
-        <w:t xml:space="preserve">PS: Political Science &amp; Politics, 44</w:t>
-      </w:r>
-      <w:r>
-        <w:t xml:space="preserve">(4), 823-830.</w:t>
-      </w:r>
-    </w:p>
-    <w:p>
-      <w:pPr>
-        <w:pStyle w:val="BodyText"/>
-      </w:pPr>
-      <w:r>
-        <w:t xml:space="preserve">Cucio, M., &amp; Hennig, T. (2025).</w:t>
+        <w:t xml:space="preserve">Educational and Psychological Measurement, 20</w:t>
+      </w:r>
+      <w:r>
+        <w:t xml:space="preserve">(1), 37-46.</w:t>
+      </w:r>
+    </w:p>
+    <w:p>
+      <w:pPr>
+        <w:pStyle w:val="BodyText"/>
+      </w:pPr>
+      <w:r>
+        <w:t xml:space="preserve">Collier, D. (2011). Understanding process tracing.</w:t>
       </w:r>
       <w:r>
         <w:t xml:space="preserve"> </w:t>
@@ -6484,21 +8096,18 @@
           <w:iCs/>
           <w:i/>
         </w:rPr>
-        <w:t xml:space="preserve">Artificial intelligence and the Philippine labor market: Mapping occupational exposure and complementarity</w:t>
-      </w:r>
-      <w:r>
-        <w:t xml:space="preserve"> </w:t>
-      </w:r>
-      <w:r>
-        <w:t xml:space="preserve">(IMF Working Paper No. 25/43). International Monetary Fund. https://doi.org/10.5089/9798229001977.001</w:t>
-      </w:r>
-    </w:p>
-    <w:p>
-      <w:pPr>
-        <w:pStyle w:val="BodyText"/>
-      </w:pPr>
-      <w:r>
-        <w:t xml:space="preserve">Doner, R. F., &amp; Schneider, B. R. (2016). The middle-income trap: More politics than economics.</w:t>
+        <w:t xml:space="preserve">PS: Political Science &amp; Politics, 44</w:t>
+      </w:r>
+      <w:r>
+        <w:t xml:space="preserve">(4), 823-830.</w:t>
+      </w:r>
+    </w:p>
+    <w:p>
+      <w:pPr>
+        <w:pStyle w:val="BodyText"/>
+      </w:pPr>
+      <w:r>
+        <w:t xml:space="preserve">Cucio, M., &amp; Hennig, T. (2025).</w:t>
       </w:r>
       <w:r>
         <w:t xml:space="preserve"> </w:t>
@@ -6508,18 +8117,21 @@
           <w:iCs/>
           <w:i/>
         </w:rPr>
-        <w:t xml:space="preserve">World Politics, 68</w:t>
-      </w:r>
-      <w:r>
-        <w:t xml:space="preserve">(4), 608-644. https://doi.org/10.1017/S0043887116000095</w:t>
-      </w:r>
-    </w:p>
-    <w:p>
-      <w:pPr>
-        <w:pStyle w:val="BodyText"/>
-      </w:pPr>
-      <w:r>
-        <w:t xml:space="preserve">Eichengreen, B., Park, D., &amp; Shin, K. (2012). When fast-growing economies slow down: International evidence and implications for China.</w:t>
+        <w:t xml:space="preserve">Artificial intelligence and the Philippine labor market: Mapping occupational exposure and complementarity</w:t>
+      </w:r>
+      <w:r>
+        <w:t xml:space="preserve"> </w:t>
+      </w:r>
+      <w:r>
+        <w:t xml:space="preserve">(IMF Working Paper No. 25/43). International Monetary Fund. https://doi.org/10.5089/9798229001977.001</w:t>
+      </w:r>
+    </w:p>
+    <w:p>
+      <w:pPr>
+        <w:pStyle w:val="BodyText"/>
+      </w:pPr>
+      <w:r>
+        <w:t xml:space="preserve">Doner, R. F., &amp; Schneider, B. R. (2016). The middle-income trap: More politics than economics.</w:t>
       </w:r>
       <w:r>
         <w:t xml:space="preserve"> </w:t>
@@ -6529,18 +8141,18 @@
           <w:iCs/>
           <w:i/>
         </w:rPr>
-        <w:t xml:space="preserve">Asian Economic Papers, 11</w:t>
-      </w:r>
-      <w:r>
-        <w:t xml:space="preserve">(1), 42-87. https://doi.org/10.1162/ASEP_a_00118</w:t>
-      </w:r>
-    </w:p>
-    <w:p>
-      <w:pPr>
-        <w:pStyle w:val="BodyText"/>
-      </w:pPr>
-      <w:r>
-        <w:t xml:space="preserve">Eichengreen, B., Park, D., &amp; Shin, K. (2014). Growth slowdowns redux: New evidence on the middle-income trap.</w:t>
+        <w:t xml:space="preserve">World Politics, 68</w:t>
+      </w:r>
+      <w:r>
+        <w:t xml:space="preserve">(4), 608-644. https://doi.org/10.1017/S0043887116000095</w:t>
+      </w:r>
+    </w:p>
+    <w:p>
+      <w:pPr>
+        <w:pStyle w:val="BodyText"/>
+      </w:pPr>
+      <w:r>
+        <w:t xml:space="preserve">Eichengreen, B., Park, D., &amp; Shin, K. (2012). When fast-growing economies slow down: International evidence and implications for China.</w:t>
       </w:r>
       <w:r>
         <w:t xml:space="preserve"> </w:t>
@@ -6550,18 +8162,18 @@
           <w:iCs/>
           <w:i/>
         </w:rPr>
-        <w:t xml:space="preserve">Japan and the World Economy, 32</w:t>
-      </w:r>
-      <w:r>
-        <w:t xml:space="preserve">, 65-84. https://doi.org/10.1016/j.japwor.2014.07.003</w:t>
-      </w:r>
-    </w:p>
-    <w:p>
-      <w:pPr>
-        <w:pStyle w:val="BodyText"/>
-      </w:pPr>
-      <w:r>
-        <w:t xml:space="preserve">Epoch AI. (2026).</w:t>
+        <w:t xml:space="preserve">Asian Economic Papers, 11</w:t>
+      </w:r>
+      <w:r>
+        <w:t xml:space="preserve">(1), 42-87. https://doi.org/10.1162/ASEP_a_00118</w:t>
+      </w:r>
+    </w:p>
+    <w:p>
+      <w:pPr>
+        <w:pStyle w:val="BodyText"/>
+      </w:pPr>
+      <w:r>
+        <w:t xml:space="preserve">Eichengreen, B., Park, D., &amp; Shin, K. (2014). Growth slowdowns redux: New evidence on the middle-income trap.</w:t>
       </w:r>
       <w:r>
         <w:t xml:space="preserve"> </w:t>
@@ -6571,18 +8183,18 @@
           <w:iCs/>
           <w:i/>
         </w:rPr>
-        <w:t xml:space="preserve">Total cost of ownership of a one-gigawatt AI data center</w:t>
-      </w:r>
-      <w:r>
-        <w:t xml:space="preserve">. https://epoch.ai/data-insights/ai-datacenter-cost-breakdown</w:t>
-      </w:r>
-    </w:p>
-    <w:p>
-      <w:pPr>
-        <w:pStyle w:val="BodyText"/>
-      </w:pPr>
-      <w:r>
-        <w:t xml:space="preserve">Fairfield, T., &amp; Charman, A. E. (2017). Explicit Bayesian analysis for process tracing: Guidelines, opportunities, and caveats.</w:t>
+        <w:t xml:space="preserve">Japan and the World Economy, 32</w:t>
+      </w:r>
+      <w:r>
+        <w:t xml:space="preserve">, 65-84. https://doi.org/10.1016/j.japwor.2014.07.003</w:t>
+      </w:r>
+    </w:p>
+    <w:p>
+      <w:pPr>
+        <w:pStyle w:val="BodyText"/>
+      </w:pPr>
+      <w:r>
+        <w:t xml:space="preserve">Epoch AI. (2026).</w:t>
       </w:r>
       <w:r>
         <w:t xml:space="preserve"> </w:t>
@@ -6592,18 +8204,18 @@
           <w:iCs/>
           <w:i/>
         </w:rPr>
-        <w:t xml:space="preserve">Political Analysis, 25</w:t>
-      </w:r>
-      <w:r>
-        <w:t xml:space="preserve">(3), 363-380. https://doi.org/10.1017/pan.2017.14</w:t>
-      </w:r>
-    </w:p>
-    <w:p>
-      <w:pPr>
-        <w:pStyle w:val="BodyText"/>
-      </w:pPr>
-      <w:r>
-        <w:t xml:space="preserve">Fuest, C., Gros, D., Mengel, P.-L., Presidente, G., &amp; Tirole, J. (2024).</w:t>
+        <w:t xml:space="preserve">Total cost of ownership of a one-gigawatt AI data center</w:t>
+      </w:r>
+      <w:r>
+        <w:t xml:space="preserve">. https://epoch.ai/data-insights/ai-datacenter-cost-breakdown</w:t>
+      </w:r>
+    </w:p>
+    <w:p>
+      <w:pPr>
+        <w:pStyle w:val="BodyText"/>
+      </w:pPr>
+      <w:r>
+        <w:t xml:space="preserve">Fairfield, T., &amp; Charman, A. E. (2017). Explicit Bayesian analysis for process tracing: Guidelines, opportunities, and caveats.</w:t>
       </w:r>
       <w:r>
         <w:t xml:space="preserve"> </w:t>
@@ -6613,18 +8225,18 @@
           <w:iCs/>
           <w:i/>
         </w:rPr>
-        <w:t xml:space="preserve">EU innovation policy: How to escape the middle technology trap</w:t>
-      </w:r>
-      <w:r>
-        <w:t xml:space="preserve">. EconPol Europe and ifo Institute.</w:t>
-      </w:r>
-    </w:p>
-    <w:p>
-      <w:pPr>
-        <w:pStyle w:val="BodyText"/>
-      </w:pPr>
-      <w:r>
-        <w:t xml:space="preserve">Gill, I., &amp; Kharas, H. (2007).</w:t>
+        <w:t xml:space="preserve">Political Analysis, 25</w:t>
+      </w:r>
+      <w:r>
+        <w:t xml:space="preserve">(3), 363-380. https://doi.org/10.1017/pan.2017.14</w:t>
+      </w:r>
+    </w:p>
+    <w:p>
+      <w:pPr>
+        <w:pStyle w:val="BodyText"/>
+      </w:pPr>
+      <w:r>
+        <w:t xml:space="preserve">Fuest, C., Gros, D., Mengel, P.-L., Presidente, G., &amp; Tirole, J. (2024).</w:t>
       </w:r>
       <w:r>
         <w:t xml:space="preserve"> </w:t>
@@ -6634,18 +8246,18 @@
           <w:iCs/>
           <w:i/>
         </w:rPr>
-        <w:t xml:space="preserve">An East Asian renaissance: Ideas for economic growth</w:t>
-      </w:r>
-      <w:r>
-        <w:t xml:space="preserve">. World Bank.</w:t>
-      </w:r>
-    </w:p>
-    <w:p>
-      <w:pPr>
-        <w:pStyle w:val="BodyText"/>
-      </w:pPr>
-      <w:r>
-        <w:t xml:space="preserve">Glawe, L., &amp; Wagner, H. (2020). The middle-income trap 2.0: The increasing role of human capital in the age of automation and implications for developing Asia.</w:t>
+        <w:t xml:space="preserve">EU innovation policy: How to escape the middle technology trap</w:t>
+      </w:r>
+      <w:r>
+        <w:t xml:space="preserve">. EconPol Europe and ifo Institute.</w:t>
+      </w:r>
+    </w:p>
+    <w:p>
+      <w:pPr>
+        <w:pStyle w:val="BodyText"/>
+      </w:pPr>
+      <w:r>
+        <w:t xml:space="preserve">Gill, I., &amp; Kharas, H. (2007).</w:t>
       </w:r>
       <w:r>
         <w:t xml:space="preserve"> </w:t>
@@ -6655,18 +8267,18 @@
           <w:iCs/>
           <w:i/>
         </w:rPr>
-        <w:t xml:space="preserve">Asian Economic Papers, 19</w:t>
-      </w:r>
-      <w:r>
-        <w:t xml:space="preserve">(3), 40-58. https://doi.org/10.1162/asep_a_00783</w:t>
-      </w:r>
-    </w:p>
-    <w:p>
-      <w:pPr>
-        <w:pStyle w:val="BodyText"/>
-      </w:pPr>
-      <w:r>
-        <w:t xml:space="preserve">Hausmann, R., &amp; Rodrik, D. (2003). Economic development as self-discovery.</w:t>
+        <w:t xml:space="preserve">An East Asian renaissance: Ideas for economic growth</w:t>
+      </w:r>
+      <w:r>
+        <w:t xml:space="preserve">. World Bank.</w:t>
+      </w:r>
+    </w:p>
+    <w:p>
+      <w:pPr>
+        <w:pStyle w:val="BodyText"/>
+      </w:pPr>
+      <w:r>
+        <w:t xml:space="preserve">Glawe, L., &amp; Wagner, H. (2020). The middle-income trap 2.0: The increasing role of human capital in the age of automation and implications for developing Asia.</w:t>
       </w:r>
       <w:r>
         <w:t xml:space="preserve"> </w:t>
@@ -6676,18 +8288,18 @@
           <w:iCs/>
           <w:i/>
         </w:rPr>
-        <w:t xml:space="preserve">Journal of Development Economics, 72</w:t>
-      </w:r>
-      <w:r>
-        <w:t xml:space="preserve">(2), 603-633.</w:t>
-      </w:r>
-    </w:p>
-    <w:p>
-      <w:pPr>
-        <w:pStyle w:val="BodyText"/>
-      </w:pPr>
-      <w:r>
-        <w:t xml:space="preserve">Ide, E., &amp; Talamàs, E. (2025). Artificial intelligence in the knowledge economy.</w:t>
+        <w:t xml:space="preserve">Asian Economic Papers, 19</w:t>
+      </w:r>
+      <w:r>
+        <w:t xml:space="preserve">(3), 40-58. https://doi.org/10.1162/asep_a_00783</w:t>
+      </w:r>
+    </w:p>
+    <w:p>
+      <w:pPr>
+        <w:pStyle w:val="BodyText"/>
+      </w:pPr>
+      <w:r>
+        <w:t xml:space="preserve">Hausmann, R., &amp; Rodrik, D. (2003). Economic development as self-discovery.</w:t>
       </w:r>
       <w:r>
         <w:t xml:space="preserve"> </w:t>
@@ -6697,18 +8309,18 @@
           <w:iCs/>
           <w:i/>
         </w:rPr>
-        <w:t xml:space="preserve">Journal of Political Economy, 133</w:t>
-      </w:r>
-      <w:r>
-        <w:t xml:space="preserve">, 3762-3800. https://doi.org/10.1086/737233</w:t>
-      </w:r>
-    </w:p>
-    <w:p>
-      <w:pPr>
-        <w:pStyle w:val="BodyText"/>
-      </w:pPr>
-      <w:r>
-        <w:t xml:space="preserve">Ide, E., &amp; Talamàs, E. (2026). The impact of AI on global knowledge work.</w:t>
+        <w:t xml:space="preserve">Journal of Development Economics, 72</w:t>
+      </w:r>
+      <w:r>
+        <w:t xml:space="preserve">(2), 603-633.</w:t>
+      </w:r>
+    </w:p>
+    <w:p>
+      <w:pPr>
+        <w:pStyle w:val="BodyText"/>
+      </w:pPr>
+      <w:r>
+        <w:t xml:space="preserve">Ide, E., &amp; Talamàs, E. (2025). Artificial intelligence in the knowledge economy.</w:t>
       </w:r>
       <w:r>
         <w:t xml:space="preserve"> </w:t>
@@ -6718,18 +8330,18 @@
           <w:iCs/>
           <w:i/>
         </w:rPr>
-        <w:t xml:space="preserve">Journal of Monetary Economics, 157</w:t>
-      </w:r>
-      <w:r>
-        <w:t xml:space="preserve">, 103876. https://doi.org/10.1016/j.jmoneco.2025.103876</w:t>
-      </w:r>
-    </w:p>
-    <w:p>
-      <w:pPr>
-        <w:pStyle w:val="BodyText"/>
-      </w:pPr>
-      <w:r>
-        <w:t xml:space="preserve">Imam, P. A., &amp; Temple, J. R. W. (2026). At the threshold: The increasing relevance of the middle-income trap.</w:t>
+        <w:t xml:space="preserve">Journal of Political Economy, 133</w:t>
+      </w:r>
+      <w:r>
+        <w:t xml:space="preserve">, 3762-3800. https://doi.org/10.1086/737233</w:t>
+      </w:r>
+    </w:p>
+    <w:p>
+      <w:pPr>
+        <w:pStyle w:val="BodyText"/>
+      </w:pPr>
+      <w:r>
+        <w:t xml:space="preserve">Ide, E., &amp; Talamàs, E. (2026). The impact of AI on global knowledge work.</w:t>
       </w:r>
       <w:r>
         <w:t xml:space="preserve"> </w:t>
@@ -6739,18 +8351,18 @@
           <w:iCs/>
           <w:i/>
         </w:rPr>
-        <w:t xml:space="preserve">Scandinavian Journal of Economics</w:t>
-      </w:r>
-      <w:r>
-        <w:t xml:space="preserve">. Advance online publication. https://doi.org/10.1111/sjoe.70036</w:t>
-      </w:r>
-    </w:p>
-    <w:p>
-      <w:pPr>
-        <w:pStyle w:val="BodyText"/>
-      </w:pPr>
-      <w:r>
-        <w:t xml:space="preserve">Ke, Y. (2024). ASEAN Four’s middle income trap dilemma: Evidence of the middle technology trap.</w:t>
+        <w:t xml:space="preserve">Journal of Monetary Economics, 157</w:t>
+      </w:r>
+      <w:r>
+        <w:t xml:space="preserve">, 103876. https://doi.org/10.1016/j.jmoneco.2025.103876</w:t>
+      </w:r>
+    </w:p>
+    <w:p>
+      <w:pPr>
+        <w:pStyle w:val="BodyText"/>
+      </w:pPr>
+      <w:r>
+        <w:t xml:space="preserve">Imam, P. A., &amp; Temple, J. R. W. (2026). At the threshold: The increasing relevance of the middle-income trap.</w:t>
       </w:r>
       <w:r>
         <w:t xml:space="preserve"> </w:t>
@@ -6760,18 +8372,18 @@
           <w:iCs/>
           <w:i/>
         </w:rPr>
-        <w:t xml:space="preserve">Asian Review of Political Economy, 3</w:t>
-      </w:r>
-      <w:r>
-        <w:t xml:space="preserve">(1), 1-29. https://doi.org/10.1007/s44216-024-00033-5</w:t>
-      </w:r>
-    </w:p>
-    <w:p>
-      <w:pPr>
-        <w:pStyle w:val="BodyText"/>
-      </w:pPr>
-      <w:r>
-        <w:t xml:space="preserve">Krippendorff, K. (2018).</w:t>
+        <w:t xml:space="preserve">Scandinavian Journal of Economics</w:t>
+      </w:r>
+      <w:r>
+        <w:t xml:space="preserve">. Advance online publication. https://doi.org/10.1111/sjoe.70036</w:t>
+      </w:r>
+    </w:p>
+    <w:p>
+      <w:pPr>
+        <w:pStyle w:val="BodyText"/>
+      </w:pPr>
+      <w:r>
+        <w:t xml:space="preserve">Ke, Y. (2024). ASEAN Four’s middle income trap dilemma: Evidence of the middle technology trap.</w:t>
       </w:r>
       <w:r>
         <w:t xml:space="preserve"> </w:t>
@@ -6781,21 +8393,18 @@
           <w:iCs/>
           <w:i/>
         </w:rPr>
-        <w:t xml:space="preserve">Content analysis: An introduction to its methodology</w:t>
-      </w:r>
-      <w:r>
-        <w:t xml:space="preserve"> </w:t>
-      </w:r>
-      <w:r>
-        <w:t xml:space="preserve">(4th ed.). SAGE.</w:t>
-      </w:r>
-    </w:p>
-    <w:p>
-      <w:pPr>
-        <w:pStyle w:val="BodyText"/>
-      </w:pPr>
-      <w:r>
-        <w:t xml:space="preserve">Lee, K. (2013).</w:t>
+        <w:t xml:space="preserve">Asian Review of Political Economy, 3</w:t>
+      </w:r>
+      <w:r>
+        <w:t xml:space="preserve">(1), 1-29. https://doi.org/10.1007/s44216-024-00033-5</w:t>
+      </w:r>
+    </w:p>
+    <w:p>
+      <w:pPr>
+        <w:pStyle w:val="BodyText"/>
+      </w:pPr>
+      <w:r>
+        <w:t xml:space="preserve">Krippendorff, K. (2018).</w:t>
       </w:r>
       <w:r>
         <w:t xml:space="preserve"> </w:t>
@@ -6805,18 +8414,21 @@
           <w:iCs/>
           <w:i/>
         </w:rPr>
-        <w:t xml:space="preserve">Schumpeterian analysis of economic catch-up: Knowledge, path-creation, and the middle-income trap</w:t>
-      </w:r>
-      <w:r>
-        <w:t xml:space="preserve">. Cambridge University Press. https://doi.org/10.1017/CBO9781107337244</w:t>
-      </w:r>
-    </w:p>
-    <w:p>
-      <w:pPr>
-        <w:pStyle w:val="BodyText"/>
-      </w:pPr>
-      <w:r>
-        <w:t xml:space="preserve">Lee, K. (2019).</w:t>
+        <w:t xml:space="preserve">Content analysis: An introduction to its methodology</w:t>
+      </w:r>
+      <w:r>
+        <w:t xml:space="preserve"> </w:t>
+      </w:r>
+      <w:r>
+        <w:t xml:space="preserve">(4th ed.). SAGE.</w:t>
+      </w:r>
+    </w:p>
+    <w:p>
+      <w:pPr>
+        <w:pStyle w:val="BodyText"/>
+      </w:pPr>
+      <w:r>
+        <w:t xml:space="preserve">Lee, K. (2013).</w:t>
       </w:r>
       <w:r>
         <w:t xml:space="preserve"> </w:t>
@@ -6826,18 +8438,18 @@
           <w:iCs/>
           <w:i/>
         </w:rPr>
-        <w:t xml:space="preserve">The art of economic catch-up: Barriers, detours and leapfrogging in innovation systems</w:t>
-      </w:r>
-      <w:r>
-        <w:t xml:space="preserve">. Cambridge University Press. https://doi.org/10.1017/9781108588232</w:t>
-      </w:r>
-    </w:p>
-    <w:p>
-      <w:pPr>
-        <w:pStyle w:val="BodyText"/>
-      </w:pPr>
-      <w:r>
-        <w:t xml:space="preserve">Lee, K., Wong, C.-Y., Intarakumnerd, P., &amp; Limapornvanich, C. (2020). Is the Fourth Industrial Revolution a window of opportunity for upgrading or reinforcing the middle-income trap? Asian model of development in Southeast Asia.</w:t>
+        <w:t xml:space="preserve">Schumpeterian analysis of economic catch-up: Knowledge, path-creation, and the middle-income trap</w:t>
+      </w:r>
+      <w:r>
+        <w:t xml:space="preserve">. Cambridge University Press. https://doi.org/10.1017/CBO9781107337244</w:t>
+      </w:r>
+    </w:p>
+    <w:p>
+      <w:pPr>
+        <w:pStyle w:val="BodyText"/>
+      </w:pPr>
+      <w:r>
+        <w:t xml:space="preserve">Lee, K. (2019).</w:t>
       </w:r>
       <w:r>
         <w:t xml:space="preserve"> </w:t>
@@ -6847,18 +8459,18 @@
           <w:iCs/>
           <w:i/>
         </w:rPr>
-        <w:t xml:space="preserve">Journal of Economic Policy Reform, 23</w:t>
-      </w:r>
-      <w:r>
-        <w:t xml:space="preserve">(4), 408-425. https://doi.org/10.1080/17487870.2019.1565411</w:t>
-      </w:r>
-    </w:p>
-    <w:p>
-      <w:pPr>
-        <w:pStyle w:val="BodyText"/>
-      </w:pPr>
-      <w:r>
-        <w:t xml:space="preserve">Lehdonvirta, V., Wú, B., &amp; Hawkins, Z. (2024). Compute North vs. Compute South: The uneven possibilities of compute-based AI governance around the globe.</w:t>
+        <w:t xml:space="preserve">The art of economic catch-up: Barriers, detours and leapfrogging in innovation systems</w:t>
+      </w:r>
+      <w:r>
+        <w:t xml:space="preserve">. Cambridge University Press. https://doi.org/10.1017/9781108588232</w:t>
+      </w:r>
+    </w:p>
+    <w:p>
+      <w:pPr>
+        <w:pStyle w:val="BodyText"/>
+      </w:pPr>
+      <w:r>
+        <w:t xml:space="preserve">Lee, K., Wong, C.-Y., Intarakumnerd, P., &amp; Limapornvanich, C. (2020). Is the Fourth Industrial Revolution a window of opportunity for upgrading or reinforcing the middle-income trap? Asian model of development in Southeast Asia.</w:t>
       </w:r>
       <w:r>
         <w:t xml:space="preserve"> </w:t>
@@ -6868,18 +8480,18 @@
           <w:iCs/>
           <w:i/>
         </w:rPr>
-        <w:t xml:space="preserve">Proceedings of the AAAI/ACM Conference on AI, Ethics, and Society, 7</w:t>
-      </w:r>
-      <w:r>
-        <w:t xml:space="preserve">(1), 828-838. https://doi.org/10.1609/aies.v7i1.31683</w:t>
-      </w:r>
-    </w:p>
-    <w:p>
-      <w:pPr>
-        <w:pStyle w:val="BodyText"/>
-      </w:pPr>
-      <w:r>
-        <w:t xml:space="preserve">Lehdonvirta, V., Wú, B., &amp; Hawkins, Z. (2025). Weaponised interdependence in a bipolar world: How economic forces and security interests shape the global reach of US and Chinese cloud data centres.</w:t>
+        <w:t xml:space="preserve">Journal of Economic Policy Reform, 23</w:t>
+      </w:r>
+      <w:r>
+        <w:t xml:space="preserve">(4), 408-425. https://doi.org/10.1080/17487870.2019.1565411</w:t>
+      </w:r>
+    </w:p>
+    <w:p>
+      <w:pPr>
+        <w:pStyle w:val="BodyText"/>
+      </w:pPr>
+      <w:r>
+        <w:t xml:space="preserve">Lehdonvirta, V., Wú, B., &amp; Hawkins, Z. (2024). Compute North vs. Compute South: The uneven possibilities of compute-based AI governance around the globe.</w:t>
       </w:r>
       <w:r>
         <w:t xml:space="preserve"> </w:t>
@@ -6889,18 +8501,18 @@
           <w:iCs/>
           <w:i/>
         </w:rPr>
-        <w:t xml:space="preserve">Review of International Political Economy, 32</w:t>
-      </w:r>
-      <w:r>
-        <w:t xml:space="preserve">(5), 1442-1467. https://doi.org/10.1080/09692290.2025.2489077</w:t>
-      </w:r>
-    </w:p>
-    <w:p>
-      <w:pPr>
-        <w:pStyle w:val="BodyText"/>
-      </w:pPr>
-      <w:r>
-        <w:t xml:space="preserve">Mahoney, J. (2012). The logic of process tracing tests in the social sciences.</w:t>
+        <w:t xml:space="preserve">Proceedings of the AAAI/ACM Conference on AI, Ethics, and Society, 7</w:t>
+      </w:r>
+      <w:r>
+        <w:t xml:space="preserve">(1), 828-838. https://doi.org/10.1609/aies.v7i1.31683</w:t>
+      </w:r>
+    </w:p>
+    <w:p>
+      <w:pPr>
+        <w:pStyle w:val="BodyText"/>
+      </w:pPr>
+      <w:r>
+        <w:t xml:space="preserve">Lehdonvirta, V., Wú, B., &amp; Hawkins, Z. (2025). Weaponised interdependence in a bipolar world: How economic forces and security interests shape the global reach of US and Chinese cloud data centres.</w:t>
       </w:r>
       <w:r>
         <w:t xml:space="preserve"> </w:t>
@@ -6910,18 +8522,18 @@
           <w:iCs/>
           <w:i/>
         </w:rPr>
-        <w:t xml:space="preserve">Sociological Methods &amp; Research, 41</w:t>
-      </w:r>
-      <w:r>
-        <w:t xml:space="preserve">(4), 570-597. https://doi.org/10.1177/0049124112437709</w:t>
-      </w:r>
-    </w:p>
-    <w:p>
-      <w:pPr>
-        <w:pStyle w:val="BodyText"/>
-      </w:pPr>
-      <w:r>
-        <w:t xml:space="preserve">Malaysia Digital Economy Corporation. (2024).</w:t>
+        <w:t xml:space="preserve">Review of International Political Economy, 32</w:t>
+      </w:r>
+      <w:r>
+        <w:t xml:space="preserve">(5), 1442-1467. https://doi.org/10.1080/09692290.2025.2489077</w:t>
+      </w:r>
+    </w:p>
+    <w:p>
+      <w:pPr>
+        <w:pStyle w:val="BodyText"/>
+      </w:pPr>
+      <w:r>
+        <w:t xml:space="preserve">Mahoney, J. (2012). The logic of process tracing tests in the social sciences.</w:t>
       </w:r>
       <w:r>
         <w:t xml:space="preserve"> </w:t>
@@ -6931,18 +8543,18 @@
           <w:iCs/>
           <w:i/>
         </w:rPr>
-        <w:t xml:space="preserve">Guidelines on Malaysia Digital (MD) tax incentive (new investment incentive)</w:t>
-      </w:r>
-      <w:r>
-        <w:t xml:space="preserve">. MDEC.</w:t>
-      </w:r>
-    </w:p>
-    <w:p>
-      <w:pPr>
-        <w:pStyle w:val="BodyText"/>
-      </w:pPr>
-      <w:r>
-        <w:t xml:space="preserve">Malaysian Investment Development Authority. (2022).</w:t>
+        <w:t xml:space="preserve">Sociological Methods &amp; Research, 41</w:t>
+      </w:r>
+      <w:r>
+        <w:t xml:space="preserve">(4), 570-597. https://doi.org/10.1177/0049124112437709</w:t>
+      </w:r>
+    </w:p>
+    <w:p>
+      <w:pPr>
+        <w:pStyle w:val="BodyText"/>
+      </w:pPr>
+      <w:r>
+        <w:t xml:space="preserve">Malaysia Digital Economy Corporation. (2024).</w:t>
       </w:r>
       <w:r>
         <w:t xml:space="preserve"> </w:t>
@@ -6952,18 +8564,18 @@
           <w:iCs/>
           <w:i/>
         </w:rPr>
-        <w:t xml:space="preserve">Guidelines and procedures for the application of the Digital Ecosystem Acceleration (DESAC) scheme</w:t>
-      </w:r>
-      <w:r>
-        <w:t xml:space="preserve">. MIDA.</w:t>
-      </w:r>
-    </w:p>
-    <w:p>
-      <w:pPr>
-        <w:pStyle w:val="BodyText"/>
-      </w:pPr>
-      <w:r>
-        <w:t xml:space="preserve">OECD. (2024).</w:t>
+        <w:t xml:space="preserve">Guidelines on Malaysia Digital (MD) tax incentive (new investment incentive)</w:t>
+      </w:r>
+      <w:r>
+        <w:t xml:space="preserve">. MDEC.</w:t>
+      </w:r>
+    </w:p>
+    <w:p>
+      <w:pPr>
+        <w:pStyle w:val="BodyText"/>
+      </w:pPr>
+      <w:r>
+        <w:t xml:space="preserve">Malaysian Investment Development Authority. (2022).</w:t>
       </w:r>
       <w:r>
         <w:t xml:space="preserve"> </w:t>
@@ -6973,21 +8585,18 @@
           <w:iCs/>
           <w:i/>
         </w:rPr>
-        <w:t xml:space="preserve">Offshoring, reshoring and the evolving geography of jobs</w:t>
-      </w:r>
-      <w:r>
-        <w:t xml:space="preserve"> </w:t>
-      </w:r>
-      <w:r>
-        <w:t xml:space="preserve">(OECD Social, Employment and Migration Working Paper). OECD Publishing.</w:t>
-      </w:r>
-    </w:p>
-    <w:p>
-      <w:pPr>
-        <w:pStyle w:val="BodyText"/>
-      </w:pPr>
-      <w:r>
-        <w:t xml:space="preserve">Philippines. (2024).</w:t>
+        <w:t xml:space="preserve">Guidelines and procedures for the application of the Digital Ecosystem Acceleration (DESAC) scheme</w:t>
+      </w:r>
+      <w:r>
+        <w:t xml:space="preserve">. MIDA.</w:t>
+      </w:r>
+    </w:p>
+    <w:p>
+      <w:pPr>
+        <w:pStyle w:val="BodyText"/>
+      </w:pPr>
+      <w:r>
+        <w:t xml:space="preserve">OECD. (2024).</w:t>
       </w:r>
       <w:r>
         <w:t xml:space="preserve"> </w:t>
@@ -6997,18 +8606,21 @@
           <w:iCs/>
           <w:i/>
         </w:rPr>
-        <w:t xml:space="preserve">Republic Act No. 12066: Corporate Recovery and Tax Incentives for Enterprises to Maximize Opportunities for Reinvigorating the Economy (CREATE MORE) Act</w:t>
-      </w:r>
-      <w:r>
-        <w:t xml:space="preserve">. Congress of the Philippines.</w:t>
-      </w:r>
-    </w:p>
-    <w:p>
-      <w:pPr>
-        <w:pStyle w:val="BodyText"/>
-      </w:pPr>
-      <w:r>
-        <w:t xml:space="preserve">Philippines, Fiscal Incentives Review Board. (2025).</w:t>
+        <w:t xml:space="preserve">Offshoring, reshoring and the evolving geography of jobs</w:t>
+      </w:r>
+      <w:r>
+        <w:t xml:space="preserve"> </w:t>
+      </w:r>
+      <w:r>
+        <w:t xml:space="preserve">(OECD Social, Employment and Migration Working Paper). OECD Publishing.</w:t>
+      </w:r>
+    </w:p>
+    <w:p>
+      <w:pPr>
+        <w:pStyle w:val="BodyText"/>
+      </w:pPr>
+      <w:r>
+        <w:t xml:space="preserve">Philippines. (2024).</w:t>
       </w:r>
       <w:r>
         <w:t xml:space="preserve"> </w:t>
@@ -7018,21 +8630,18 @@
           <w:iCs/>
           <w:i/>
         </w:rPr>
-        <w:t xml:space="preserve">Implementing rules and regulations of Title XIII of the National Internal Revenue Code of 1997, as amended by Republic Act No. 12066</w:t>
-      </w:r>
-      <w:r>
-        <w:t xml:space="preserve"> </w:t>
-      </w:r>
-      <w:r>
-        <w:t xml:space="preserve">(FIRB Advisory No. 001-2025). FIRB.</w:t>
-      </w:r>
-    </w:p>
-    <w:p>
-      <w:pPr>
-        <w:pStyle w:val="BodyText"/>
-      </w:pPr>
-      <w:r>
-        <w:t xml:space="preserve">Schellekens, P., &amp; Skilling, D. (2024).</w:t>
+        <w:t xml:space="preserve">Republic Act No. 12066: Corporate Recovery and Tax Incentives for Enterprises to Maximize Opportunities for Reinvigorating the Economy (CREATE MORE) Act</w:t>
+      </w:r>
+      <w:r>
+        <w:t xml:space="preserve">. Congress of the Philippines.</w:t>
+      </w:r>
+    </w:p>
+    <w:p>
+      <w:pPr>
+        <w:pStyle w:val="BodyText"/>
+      </w:pPr>
+      <w:r>
+        <w:t xml:space="preserve">Philippines, Fiscal Incentives Review Board. (2025).</w:t>
       </w:r>
       <w:r>
         <w:t xml:space="preserve"> </w:t>
@@ -7042,18 +8651,21 @@
           <w:iCs/>
           <w:i/>
         </w:rPr>
-        <w:t xml:space="preserve">Three reasons why AI may widen global inequality</w:t>
-      </w:r>
-      <w:r>
-        <w:t xml:space="preserve">. Center for Global Development.</w:t>
-      </w:r>
-    </w:p>
-    <w:p>
-      <w:pPr>
-        <w:pStyle w:val="BodyText"/>
-      </w:pPr>
-      <w:r>
-        <w:t xml:space="preserve">Seawright, J., &amp; Gerring, J. (2008). Case selection techniques in case study research: A menu of qualitative and quantitative options.</w:t>
+        <w:t xml:space="preserve">Implementing rules and regulations of Title XIII of the National Internal Revenue Code of 1997, as amended by Republic Act No. 12066</w:t>
+      </w:r>
+      <w:r>
+        <w:t xml:space="preserve"> </w:t>
+      </w:r>
+      <w:r>
+        <w:t xml:space="preserve">(FIRB Advisory No. 001-2025). FIRB.</w:t>
+      </w:r>
+    </w:p>
+    <w:p>
+      <w:pPr>
+        <w:pStyle w:val="BodyText"/>
+      </w:pPr>
+      <w:r>
+        <w:t xml:space="preserve">Schellekens, P., &amp; Skilling, D. (2024).</w:t>
       </w:r>
       <w:r>
         <w:t xml:space="preserve"> </w:t>
@@ -7063,18 +8675,18 @@
           <w:iCs/>
           <w:i/>
         </w:rPr>
-        <w:t xml:space="preserve">Political Research Quarterly, 61</w:t>
-      </w:r>
-      <w:r>
-        <w:t xml:space="preserve">(2), 294-308. https://doi.org/10.1177/1065912907313077</w:t>
-      </w:r>
-    </w:p>
-    <w:p>
-      <w:pPr>
-        <w:pStyle w:val="BodyText"/>
-      </w:pPr>
-      <w:r>
-        <w:t xml:space="preserve">Turner &amp; Townsend. (2025).</w:t>
+        <w:t xml:space="preserve">Three reasons why AI may widen global inequality</w:t>
+      </w:r>
+      <w:r>
+        <w:t xml:space="preserve">. Center for Global Development.</w:t>
+      </w:r>
+    </w:p>
+    <w:p>
+      <w:pPr>
+        <w:pStyle w:val="BodyText"/>
+      </w:pPr>
+      <w:r>
+        <w:t xml:space="preserve">Seawright, J., &amp; Gerring, J. (2008). Case selection techniques in case study research: A menu of qualitative and quantitative options.</w:t>
       </w:r>
       <w:r>
         <w:t xml:space="preserve"> </w:t>
@@ -7084,18 +8696,18 @@
           <w:iCs/>
           <w:i/>
         </w:rPr>
-        <w:t xml:space="preserve">Data centre construction cost index 2025-2026</w:t>
-      </w:r>
-      <w:r>
-        <w:t xml:space="preserve">. Turner &amp; Townsend.</w:t>
-      </w:r>
-    </w:p>
-    <w:p>
-      <w:pPr>
-        <w:pStyle w:val="BodyText"/>
-      </w:pPr>
-      <w:r>
-        <w:t xml:space="preserve">Van Evera, S. (1997).</w:t>
+        <w:t xml:space="preserve">Political Research Quarterly, 61</w:t>
+      </w:r>
+      <w:r>
+        <w:t xml:space="preserve">(2), 294-308. https://doi.org/10.1177/1065912907313077</w:t>
+      </w:r>
+    </w:p>
+    <w:p>
+      <w:pPr>
+        <w:pStyle w:val="BodyText"/>
+      </w:pPr>
+      <w:r>
+        <w:t xml:space="preserve">Turner &amp; Townsend. (2025).</w:t>
       </w:r>
       <w:r>
         <w:t xml:space="preserve"> </w:t>
@@ -7105,18 +8717,18 @@
           <w:iCs/>
           <w:i/>
         </w:rPr>
-        <w:t xml:space="preserve">Guide to methods for students of political science</w:t>
-      </w:r>
-      <w:r>
-        <w:t xml:space="preserve">. Cornell University Press.</w:t>
-      </w:r>
-    </w:p>
-    <w:p>
-      <w:pPr>
-        <w:pStyle w:val="BodyText"/>
-      </w:pPr>
-      <w:r>
-        <w:t xml:space="preserve">Vietnam. (2025).</w:t>
+        <w:t xml:space="preserve">Data centre construction cost index 2025-2026</w:t>
+      </w:r>
+      <w:r>
+        <w:t xml:space="preserve">. Turner &amp; Townsend.</w:t>
+      </w:r>
+    </w:p>
+    <w:p>
+      <w:pPr>
+        <w:pStyle w:val="BodyText"/>
+      </w:pPr>
+      <w:r>
+        <w:t xml:space="preserve">Van Evera, S. (1997).</w:t>
       </w:r>
       <w:r>
         <w:t xml:space="preserve"> </w:t>
@@ -7126,18 +8738,18 @@
           <w:iCs/>
           <w:i/>
         </w:rPr>
-        <w:t xml:space="preserve">Law on Artificial Intelligence, No. 134/2025/QH15</w:t>
-      </w:r>
-      <w:r>
-        <w:t xml:space="preserve">. National Assembly of Vietnam.</w:t>
-      </w:r>
-    </w:p>
-    <w:p>
-      <w:pPr>
-        <w:pStyle w:val="BodyText"/>
-      </w:pPr>
-      <w:r>
-        <w:t xml:space="preserve">Vietnam. (2026a).</w:t>
+        <w:t xml:space="preserve">Guide to methods for students of political science</w:t>
+      </w:r>
+      <w:r>
+        <w:t xml:space="preserve">. Cornell University Press.</w:t>
+      </w:r>
+    </w:p>
+    <w:p>
+      <w:pPr>
+        <w:pStyle w:val="BodyText"/>
+      </w:pPr>
+      <w:r>
+        <w:t xml:space="preserve">Vietnam. (2025).</w:t>
       </w:r>
       <w:r>
         <w:t xml:space="preserve"> </w:t>
@@ -7147,18 +8759,18 @@
           <w:iCs/>
           <w:i/>
         </w:rPr>
-        <w:t xml:space="preserve">Decree No. 260/2026/ND-CP detailing the implementation of the Law on High Technology</w:t>
-      </w:r>
-      <w:r>
-        <w:t xml:space="preserve">. Government of Vietnam.</w:t>
-      </w:r>
-    </w:p>
-    <w:p>
-      <w:pPr>
-        <w:pStyle w:val="BodyText"/>
-      </w:pPr>
-      <w:r>
-        <w:t xml:space="preserve">Vietnam. (2026b).</w:t>
+        <w:t xml:space="preserve">Law on Artificial Intelligence, No. 134/2025/QH15</w:t>
+      </w:r>
+      <w:r>
+        <w:t xml:space="preserve">. National Assembly of Vietnam.</w:t>
+      </w:r>
+    </w:p>
+    <w:p>
+      <w:pPr>
+        <w:pStyle w:val="BodyText"/>
+      </w:pPr>
+      <w:r>
+        <w:t xml:space="preserve">Vietnam. (2026a).</w:t>
       </w:r>
       <w:r>
         <w:t xml:space="preserve"> </w:t>
@@ -7168,18 +8780,18 @@
           <w:iCs/>
           <w:i/>
         </w:rPr>
-        <w:t xml:space="preserve">Decision No. 21/2026/QD-TTg promulgating the list of strategic technologies and strategic technology products</w:t>
-      </w:r>
-      <w:r>
-        <w:t xml:space="preserve">. Prime Minister of Vietnam.</w:t>
-      </w:r>
-    </w:p>
-    <w:p>
-      <w:pPr>
-        <w:pStyle w:val="BodyText"/>
-      </w:pPr>
-      <w:r>
-        <w:t xml:space="preserve">Vietnam, General Statistics Office. (2024).</w:t>
+        <w:t xml:space="preserve">Decree No. 260/2026/ND-CP detailing the implementation of the Law on High Technology</w:t>
+      </w:r>
+      <w:r>
+        <w:t xml:space="preserve">. Government of Vietnam.</w:t>
+      </w:r>
+    </w:p>
+    <w:p>
+      <w:pPr>
+        <w:pStyle w:val="BodyText"/>
+      </w:pPr>
+      <w:r>
+        <w:t xml:space="preserve">Vietnam. (2026b).</w:t>
       </w:r>
       <w:r>
         <w:t xml:space="preserve"> </w:t>
@@ -7189,18 +8801,18 @@
           <w:iCs/>
           <w:i/>
         </w:rPr>
-        <w:t xml:space="preserve">Statistical yearbook of Vietnam 2024</w:t>
-      </w:r>
-      <w:r>
-        <w:t xml:space="preserve">. Statistical Publishing House.</w:t>
-      </w:r>
-    </w:p>
-    <w:p>
-      <w:pPr>
-        <w:pStyle w:val="BodyText"/>
-      </w:pPr>
-      <w:r>
-        <w:t xml:space="preserve">Vietnam, Ministry of Information and Communications. (2024).</w:t>
+        <w:t xml:space="preserve">Decision No. 21/2026/QD-TTg promulgating the list of strategic technologies and strategic technology products</w:t>
+      </w:r>
+      <w:r>
+        <w:t xml:space="preserve">. Prime Minister of Vietnam.</w:t>
+      </w:r>
+    </w:p>
+    <w:p>
+      <w:pPr>
+        <w:pStyle w:val="BodyText"/>
+      </w:pPr>
+      <w:r>
+        <w:t xml:space="preserve">Vietnam, General Statistics Office. (2024).</w:t>
       </w:r>
       <w:r>
         <w:t xml:space="preserve"> </w:t>
@@ -7210,18 +8822,18 @@
           <w:iCs/>
           <w:i/>
         </w:rPr>
-        <w:t xml:space="preserve">Vietnam information and communication technology industry white book 2024</w:t>
-      </w:r>
-      <w:r>
-        <w:t xml:space="preserve">. Information and Communications Publishing House.</w:t>
-      </w:r>
-    </w:p>
-    <w:p>
-      <w:pPr>
-        <w:pStyle w:val="BodyText"/>
-      </w:pPr>
-      <w:r>
-        <w:t xml:space="preserve">Zee, H. H., Stotsky, J. G., &amp; Ley, E. (2002). Tax incentives for business investment: A primer for policy makers in developing countries.</w:t>
+        <w:t xml:space="preserve">Statistical yearbook of Vietnam 2024</w:t>
+      </w:r>
+      <w:r>
+        <w:t xml:space="preserve">. Statistical Publishing House.</w:t>
+      </w:r>
+    </w:p>
+    <w:p>
+      <w:pPr>
+        <w:pStyle w:val="BodyText"/>
+      </w:pPr>
+      <w:r>
+        <w:t xml:space="preserve">Vietnam, Ministry of Information and Communications. (2024).</w:t>
       </w:r>
       <w:r>
         <w:t xml:space="preserve"> </w:t>
@@ -7231,18 +8843,18 @@
           <w:iCs/>
           <w:i/>
         </w:rPr>
-        <w:t xml:space="preserve">World Development, 30</w:t>
-      </w:r>
-      <w:r>
-        <w:t xml:space="preserve">(9), 1497-1516.</w:t>
-      </w:r>
-    </w:p>
-    <w:p>
-      <w:pPr>
-        <w:pStyle w:val="BodyText"/>
-      </w:pPr>
-      <w:r>
-        <w:t xml:space="preserve">Zheng, Y. (2024). The middle technology trap: China in a comparative perspective.</w:t>
+        <w:t xml:space="preserve">Vietnam information and communication technology industry white book 2024</w:t>
+      </w:r>
+      <w:r>
+        <w:t xml:space="preserve">. Information and Communications Publishing House.</w:t>
+      </w:r>
+    </w:p>
+    <w:p>
+      <w:pPr>
+        <w:pStyle w:val="BodyText"/>
+      </w:pPr>
+      <w:r>
+        <w:t xml:space="preserve">Zee, H. H., Stotsky, J. G., &amp; Ley, E. (2002). Tax incentives for business investment: A primer for policy makers in developing countries.</w:t>
       </w:r>
       <w:r>
         <w:t xml:space="preserve"> </w:t>
@@ -7252,13 +8864,34 @@
           <w:iCs/>
           <w:i/>
         </w:rPr>
+        <w:t xml:space="preserve">World Development, 30</w:t>
+      </w:r>
+      <w:r>
+        <w:t xml:space="preserve">(9), 1497-1516.</w:t>
+      </w:r>
+    </w:p>
+    <w:p>
+      <w:pPr>
+        <w:pStyle w:val="BodyText"/>
+      </w:pPr>
+      <w:r>
+        <w:t xml:space="preserve">Zheng, Y. (2024). The middle technology trap: China in a comparative perspective.</w:t>
+      </w:r>
+      <w:r>
+        <w:t xml:space="preserve"> </w:t>
+      </w:r>
+      <w:r>
+        <w:rPr>
+          <w:iCs/>
+          <w:i/>
+        </w:rPr>
         <w:t xml:space="preserve">Asian Review of Political Economy, 3</w:t>
       </w:r>
       <w:r>
         <w:t xml:space="preserve">(1), 11. https://doi.org/10.1007/s44216-024-00030-8</w:t>
       </w:r>
     </w:p>
-    <w:bookmarkEnd w:id="51"/>
+    <w:bookmarkEnd w:id="52"/>
     <w:sectPr/>
   </w:body>
 </w:document>

--- a/revision/02_revised_manuscript.docx
+++ b/revision/02_revised_manuscript.docx
@@ -244,7 +244,7 @@
         <w:pStyle w:val="FirstParagraph"/>
       </w:pPr>
       <w:r>
-        <w:t xml:space="preserve">Southeast Asian governments have made artificial intelligence (AI) a pillar of industrial policy, but little is known about which firms their incentive instruments let in. We code about 20 instruments from the primary legal texts of Thailand, Vietnam, Malaysia and the Philippines on five dimensions, place the explicit thresholds on a common cost scale, and ask where in the AI technology stack each system screens entrants and whether cost necessity, scale-favouring design or administrative habit better explains the pattern. The four systems use four architectures: a single capital gate (Thailand), a graduated ladder (Malaysia), a priority list without capital rules (Vietnam) and uniform firm-scale tiers (the Philippines). On the stated thresholds, all four make application-layer support accessible to small firms. Thailand’s smallest eligible infrastructure scale is about two and a half to three orders of magnitude above the capital needed to host one server. Malaysia’s entry tier is within about one order of magnitude of it. Vietnam and the Philippines state no capital rule at the infrastructure layer, so their screen lies in designation and discretion. No country has an instrument aimed at compute provision below facility scale. Cost benchmarks explain the height of Thailand’s threshold but not the absence of rungs below it. The evidence concerns legal eligibility, not realised access, and does not show that a middle-technology trap exists.</w:t>
+        <w:t xml:space="preserve">Southeast Asian governments have made artificial intelligence (AI) a pillar of industrial policy, but little is known about which firms their incentive instruments let in. We code about 20 instruments from the primary legal texts of Thailand, Vietnam, Malaysia and the Philippines on five dimensions, place explicit thresholds on a common cost scale, and ask where each system screens entrants to the AI technology stack and whether cost necessity, scale-favouring design or administrative habit better explains the pattern. The four systems use four architectures: capital-gated activities (Thailand), two parallel tracks (Malaysia), a priority list without capital rules (Vietnam) and uniform firm-scale tiers (the Philippines). On the stated thresholds all four make application-layer support accessible to small firms. Thailand’s gate for GPU data hosting lies two and a half to three orders of magnitude above the capital needed to host one server. Malaysia pairs a low-capital digital track that covers cloud services with a data-centre track whose smallest recognised category is 0.85 MW. Vietnam and the Philippines state no capital rule at the compute layers, so their screens lie in designation and discretion. We found no instrument aimed at compute provision below facility scale, but Malaysia’s low-capital cloud route shows that small providers are not excluded everywhere on paper. Cost benchmarks explain the height of Thailand’s gate, not the pattern across the four. The evidence concerns legal eligibility, not realised access, and does not show that a middle-technology trap exists.</w:t>
       </w:r>
     </w:p>
     <w:p>
@@ -384,7 +384,7 @@
         <w:t xml:space="preserve"> </w:t>
       </w:r>
       <w:r>
-        <w:t xml:space="preserve">How far above the capital needed to host a single server is the smallest scale that each system makes eligible at the compute layers, and does any instrument aim at provision below facility scale?</w:t>
+        <w:t xml:space="preserve">How far above the capital needed to host a single server is the smallest scale that each system makes eligible at the compute layers, and can a small compute provider use any instrument?</w:t>
       </w:r>
     </w:p>
     <w:p>
@@ -414,7 +414,7 @@
         <w:pStyle w:val="FirstParagraph"/>
       </w:pPr>
       <w:r>
-        <w:t xml:space="preserve">We code the primary legal texts of the four countries and, for Thailand, set the formal rules against published project approvals. Our results are as follows. On the stated thresholds, all four countries make application-layer support accessible to small firms, and Vietnam adds an explicit startup track with direct equity access. The four systems use different architectures: a single gate (Thailand), a graduated ladder (Malaysia), a priority list without capital rules (Vietnam) and uniform firm-scale tiers (the Philippines). In Thailand the smallest eligible scale at the infrastructure layer is two and a half to three orders of magnitude above the capital needed to host one server, and nothing lies between. In Malaysia the entry tier lies within about one order of magnitude of that capital. Vietnam and the Philippines state no capital rule at the infrastructure layer, so their screen lies elsewhere. No country has an instrument aimed at compute provision below facility scale. Cost benchmarks explain the height of Thailand’s threshold, the most visible pattern and a weak test of design bias, but they do not explain the absence of rungs below it.</w:t>
+        <w:t xml:space="preserve">We code the primary legal texts of the four countries and, for Thailand, set the formal rules against published project approvals. Our results are as follows. On the stated thresholds, all four countries make application-layer support accessible to small firms, and Vietnam adds an explicit startup track with direct equity access. The four systems use different architectures: capital-gated activities (Thailand), two parallel tracks (Malaysia), a priority list without capital rules (Vietnam) and uniform firm-scale tiers (the Philippines). In Thailand the gate for GPU data hosting lies two and a half to three orders of magnitude above the capital needed to host one server. Malaysia pairs a low-capital digital track that covers cloud services (RM50,000 of paid-up capital) with a data-centre track whose smallest recognised category is 0.85 MW. Vietnam and the Philippines state no capital rule at the compute layers, so their screens lie elsewhere. No instrument we coded is aimed at compute provision below facility scale. Cost benchmarks explain the height of Thailand’s gate, the most visible pattern and a weak test of design bias, but they do not explain why Vietnam and the Philippines need no capital gate or why Malaysia can admit small cloud providers.</w:t>
       </w:r>
     </w:p>
     <w:p>
@@ -430,7 +430,7 @@
         <w:pStyle w:val="BodyText"/>
       </w:pPr>
       <w:r>
-        <w:t xml:space="preserve">The paper makes four contributions. First, it provides a four-layer coding of AI incentive instruments that distinguishes layer, scale and firm vintage, which a software-versus-hardware split cannot do. Second, it classifies the four systems into four incentive architectures (gate, ladder, list, tier) and states what each implies for a small entrant. Third, it places explicit thresholds on a common cost scale and measures the distance between the smallest viable and the smallest eligible provider, which turns a qualitative impression of a gap into a quantity that other countries and technologies can reuse. Fourth, it sets out an evidence matrix that separates observations that discriminate between explanations from those that do not, so that readers can see which claims rest on which evidence.</w:t>
+        <w:t xml:space="preserve">The paper makes four contributions. First, it provides a four-layer coding of AI incentive instruments that distinguishes layer, scale and firm vintage, which a software-versus-hardware split cannot do. Second, it classifies the four systems into four incentive architectures (gate, two-track, list, tier) and states what each implies for a small entrant. Third, it places explicit thresholds on a common cost scale and measures the distance between the smallest viable and the smallest eligible provider, which turns a qualitative impression of a gap into a quantity that other countries and technologies can reuse. Fourth, it sets out an evidence matrix that separates observations that discriminate between explanations from those that do not, so that readers can see which claims rest on which evidence.</w:t>
       </w:r>
     </w:p>
     <w:p>
@@ -1168,7 +1168,7 @@
         <w:t xml:space="preserve"> </w:t>
       </w:r>
       <w:r>
-        <w:t xml:space="preserve">An instrument entered the sample if it met two rules: it is in force in the period studied, and it either names AI, cloud, data centres or digital activity as an eligible or prioritised activity or sets eligibility rules for a scheme under which such activity is registered. For each country we built the list by reading the issuing agency’s own consolidated list of schemes and the instruments those schemes cite, and we treated the instrument text, not agency summaries or press releases, as authoritative. For each source we then recorded (a) the version in force on the date of coding, (b) any amendment, consolidation or repeal found in the issuing body’s own publication record, and (c) any implementing rule or circular that could change how the coded provision is read. Decision 21/2026/QD-TTg shows why this matters: it replaced an earlier 2025 list of strategic technologies (Decision 1131/QD-TTg), and the coding reflects the 2026 decision only. Malaysia has announced a restructuring of its data-centre incentives (Section 4.3), so the currency of the DESAC guidelines is a live question.</w:t>
+        <w:t xml:space="preserve">An instrument entered the sample if it met two rules: it is in force in the period studied, and it either names AI, cloud, data centres or digital activity as an eligible or prioritised activity or sets eligibility rules for a scheme under which such activity is registered. For each country we built the list by reading the issuing agency’s own consolidated list of schemes and the instruments those schemes cite, and we treated the instrument text, not agency summaries or press releases, as authoritative. For each source we then recorded (a) the version in force on the date of coding, (b) any amendment, consolidation or repeal found in the issuing body’s own publication record, and (c) any implementing rule or circular that could change how the coded provision is read. Decision 21/2026/QD-TTg shows why this matters: it replaced an earlier 2025 list of strategic technologies (Decision 1131/QD-TTg), and the coding reflects the 2026 decision only. Malaysia’s New Incentive Framework (Section 4.3) is replacing sector-list incentives in phases, so currency is a live question for Malaysia in particular.</w:t>
       </w:r>
       <w:r>
         <w:t xml:space="preserve"> </w:t>
@@ -1519,83 +1519,67 @@
               <w:jc w:val="left"/>
             </w:pPr>
             <w:r>
-              <w:t xml:space="preserve">Malaysia Digital incentive guidelines (2024); DESAC guidelines (2022)</w:t>
-            </w:r>
-          </w:p>
-        </w:tc>
-        <w:tc>
-          <w:tcPr/>
-          <w:p>
-            <w:pPr>
-              <w:pStyle w:val="Compact"/>
-              <w:jc w:val="left"/>
-            </w:pPr>
-            <w:r>
-              <w:t xml:space="preserve">MDEC; MIDA</w:t>
-            </w:r>
-          </w:p>
-        </w:tc>
-        <w:tc>
-          <w:tcPr/>
-          <w:p>
-            <w:pPr>
-              <w:pStyle w:val="Compact"/>
-              <w:jc w:val="left"/>
-            </w:pPr>
-            <w:r>
-              <w:rPr>
-                <w:bCs/>
-                <w:b/>
-              </w:rPr>
-              <w:t xml:space="preserve">PENDING</w:t>
-            </w:r>
-          </w:p>
-        </w:tc>
-        <w:tc>
-          <w:tcPr/>
-          <w:p>
-            <w:pPr>
-              <w:pStyle w:val="Compact"/>
-              <w:jc w:val="left"/>
-            </w:pPr>
-            <w:r>
-              <w:rPr>
-                <w:bCs/>
-                <w:b/>
-              </w:rPr>
-              <w:t xml:space="preserve">PENDING</w:t>
-            </w:r>
-          </w:p>
-        </w:tc>
-        <w:tc>
-          <w:tcPr/>
-          <w:p>
-            <w:pPr>
-              <w:pStyle w:val="Compact"/>
-              <w:jc w:val="left"/>
-            </w:pPr>
-            <w:r>
-              <w:rPr>
-                <w:bCs/>
-                <w:b/>
-              </w:rPr>
-              <w:t xml:space="preserve">PENDING</w:t>
-            </w:r>
-          </w:p>
-        </w:tc>
-        <w:tc>
-          <w:tcPr/>
-          <w:p>
-            <w:pPr>
-              <w:pStyle w:val="Compact"/>
-              <w:jc w:val="left"/>
-            </w:pPr>
-            <w:r>
-              <w:rPr>
-                <w:bCs/>
-                <w:b/>
-              </w:rPr>
-              <w:t xml:space="preserve">PENDING</w:t>
+              <w:t xml:space="preserve">Guidelines on Malaysia Digital (MD) Tax Incentive, New Investment Incentive (revised 22 July 2025); Guidelines and Procedures for DESAC (version on MIDA’s site, December 2024); Guideline for Sustainable Development of Data Centre (December 2024)</w:t>
+            </w:r>
+          </w:p>
+        </w:tc>
+        <w:tc>
+          <w:tcPr/>
+          <w:p>
+            <w:pPr>
+              <w:pStyle w:val="Compact"/>
+              <w:jc w:val="left"/>
+            </w:pPr>
+            <w:r>
+              <w:t xml:space="preserve">MDEC; MIDA; MITI (hosted by MIDA)</w:t>
+            </w:r>
+          </w:p>
+        </w:tc>
+        <w:tc>
+          <w:tcPr/>
+          <w:p>
+            <w:pPr>
+              <w:pStyle w:val="Compact"/>
+              <w:jc w:val="left"/>
+            </w:pPr>
+            <w:r>
+              <w:t xml:space="preserve">DESAC applications received 1 January 2022 to 31 December 2027; MD guideline July 2025</w:t>
+            </w:r>
+          </w:p>
+        </w:tc>
+        <w:tc>
+          <w:tcPr/>
+          <w:p>
+            <w:pPr>
+              <w:pStyle w:val="Compact"/>
+              <w:jc w:val="left"/>
+            </w:pPr>
+            <w:r>
+              <w:t xml:space="preserve">English (original)</w:t>
+            </w:r>
+          </w:p>
+        </w:tc>
+        <w:tc>
+          <w:tcPr/>
+          <w:p>
+            <w:pPr>
+              <w:pStyle w:val="Compact"/>
+              <w:jc w:val="left"/>
+            </w:pPr>
+            <w:r>
+              <w:t xml:space="preserve">Read 9 October 2026 for this draft (authors to confirm)</w:t>
+            </w:r>
+          </w:p>
+        </w:tc>
+        <w:tc>
+          <w:tcPr/>
+          <w:p>
+            <w:pPr>
+              <w:pStyle w:val="Compact"/>
+              <w:jc w:val="left"/>
+            </w:pPr>
+            <w:r>
+              <w:t xml:space="preserve">New Incentive Framework (manufacturing from 1 March 2026, services from Q2 2026) does not withdraw DESAC, which stays available until its window expires (MIDA NIF FAQ, question 20); checked 9 October 2026</w:t>
             </w:r>
           </w:p>
         </w:tc>
@@ -2516,6 +2500,40 @@
         <w:pStyle w:val="BodyText"/>
       </w:pPr>
       <w:r>
+        <w:t xml:space="preserve">Secondary legal summaries add details that bear on the compute layers</w:t>
+      </w:r>
+      <w:r>
+        <w:t xml:space="preserve"> </w:t>
+      </w:r>
+      <w:r>
+        <w:rPr>
+          <w:bCs/>
+          <w:b/>
+        </w:rPr>
+        <w:t xml:space="preserve">[CITATION NEEDED: the BOI notification; VERIFY every item]</w:t>
+      </w:r>
+      <w:r>
+        <w:t xml:space="preserve">. The THB 5,000 million minimum for Activity 8.2.4 excludes land and working capital, the project must provide an electrical system of at least two megawatts, and it must operate at least two ISO/IEC 27001-certified data centres in Thailand. Data centres under Activity 8.2.1 receive the higher tier only with a power usage effectiveness of 1.3 or lower and at least two megawatts of IT load, and cloud services (Activity 8.2.2) are reported to require two such data centres. If these summaries are right, Thailand’s compute activities start at about two megawatts or at two certified facilities, and the earlier statement that cloud services are not separately provided for is wrong</w:t>
+      </w:r>
+      <w:r>
+        <w:t xml:space="preserve"> </w:t>
+      </w:r>
+      <w:r>
+        <w:rPr>
+          <w:bCs/>
+          <w:b/>
+        </w:rPr>
+        <w:t xml:space="preserve">[PENDING: correct SI row 4 and Table 3 after reading the notification]</w:t>
+      </w:r>
+      <w:r>
+        <w:t xml:space="preserve">.</w:t>
+      </w:r>
+    </w:p>
+    <w:p>
+      <w:pPr>
+        <w:pStyle w:val="BodyText"/>
+      </w:pPr>
+      <w:r>
         <w:t xml:space="preserve">The structure is more than a binary. Baseline research and development qualifies at the same accessible threshold as software. A separate competitiveness-enhancement mechanism lets qualifying firms extend the exemption to thirteen years if they make additional investment of at least 200 million baht (about US$5.6 million), representing a specified minimum share of sales over the following three years (Board of Investment of Thailand, 2022). That tier presupposes a revenue base, and it applies to software, where a cost rationale does not apply.</w:t>
       </w:r>
       <w:r>
@@ -2721,7 +2739,7 @@
         <w:pStyle w:val="FirstParagraph"/>
       </w:pPr>
       <w:r>
-        <w:t xml:space="preserve">Malaysia runs two parallel schemes. The Malaysia Digital tax incentive, covering software and digital services including AI, requires only RM50,000 (about US$11,000) of minimum paid-up capital, the lowest stated entry threshold among the countries that state one (Malaysia Digital Economy Corporation, 2024). Against this stands a recurring compliance burden: an annual self-declaration verified by an externally appointed auditor at the firm’s own expense. The cost is largely fixed, so it weighs more heavily on a firm capitalised at that level</w:t>
+        <w:t xml:space="preserve">Malaysia runs two parallel schemes with different logics. The Malaysia Digital (MD) New Investment Incentive, administered by MDEC, covers any new activity that uses one of ten promoted technology enablers, which include AI and big-data analytics and cloud (Malaysia Digital Economy Corporation, 2025). The applicant must hold MD Status, be a Malaysian-resident company with minimum paid-up capital of RM50,000 (about US$11,000), the lowest stated entry threshold among the countries that state one, and propose a new activity: it must not have issued a sales invoice for the activity before applying, with a narrow exception for firms with 60 per cent Malaysian equity. The incentive is a reduced tax rate or an investment tax allowance for ten years. Minimum conditions require an adequate number of full-time employees, among them knowledge workers earning at least RM5,000 a month, and adequate annual operating expenditure. The company must also submit an annual self-declaration within seven months of the year end, and the information in it must first be verified by an independent external auditor appointed by the company at its own cost. The cost is largely fixed, so it weighs more heavily on a small firm</w:t>
       </w:r>
       <w:r>
         <w:t xml:space="preserve"> </w:t>
@@ -2734,80 +2752,75 @@
         <w:t xml:space="preserve">[PENDING: the size of the audit cost relative to RM50,000]</w:t>
       </w:r>
       <w:r>
-        <w:t xml:space="preserve">. The effect is regressive in firm size, as is the profit-presupposing credit that Bahar et al. (2026) identify for Japan, but it works through a different channel, a fixed cost and not a profit requirement.</w:t>
-      </w:r>
-    </w:p>
-    <w:p>
-      <w:pPr>
-        <w:pStyle w:val="BodyText"/>
-      </w:pPr>
-      <w:r>
-        <w:t xml:space="preserve">DESAC covers data centres and cloud infrastructure and uses a graduated structure (Malaysian Investment Development Authority, 2022). Entry-level eligibility requires RM2.5 million (about US$550,000) of paid-up capital, and the full ten-year highest-rate benefit requires cumulative capital expenditure of RM1 billion (about US$220 million), which exceeds Thailand’s threshold in dollar terms. A separate, lower threshold applies to existing firms expanding. On the benchmarks of Section 3.3, US$0.55 million is about 51 kW of construction or 14 kW of fully equipped capacity, the scale of one server or a rack. The entry tier is paid-up capital, not capital expenditure, so this shows that the tier is not pitched at facility scale in capital terms, not that a rack-scale provider can use it. Secondary summaries describe the qualifying activities as data centre and cloud computing, data centre and data hosting, and submarine cable, and report that data-centre eligibility is tied to separate sustainability guidelines on power and water efficiency, which could themselves screen out small operators</w:t>
-      </w:r>
-      <w:r>
-        <w:t xml:space="preserve"> </w:t>
-      </w:r>
-      <w:r>
-        <w:rPr>
-          <w:bCs/>
-          <w:b/>
-        </w:rPr>
-        <w:t xml:space="preserve">[VERIFY against the primary MIDA and MITI documents]</w:t>
+        <w:t xml:space="preserve">. The effect is regressive in firm size, as is the profit-presupposing credit that Bahar et al. (2026) identify for Japan, but it works through a different channel, a fixed cost and not a profit requirement. Because</w:t>
+      </w:r>
+      <w:r>
+        <w:t xml:space="preserve"> </w:t>
+      </w:r>
+      <w:r>
+        <w:t xml:space="preserve">“</w:t>
+      </w:r>
+      <w:r>
+        <w:t xml:space="preserve">provision of services utilising cloud</w:t>
+      </w:r>
+      <w:r>
+        <w:t xml:space="preserve">”</w:t>
+      </w:r>
+      <w:r>
+        <w:t xml:space="preserve"> </w:t>
+      </w:r>
+      <w:r>
+        <w:t xml:space="preserve">is a Malaysia Digital activity, a small compute provider could in principle apply through this route</w:t>
+      </w:r>
+      <w:r>
+        <w:t xml:space="preserve"> </w:t>
+      </w:r>
+      <w:r>
+        <w:rPr>
+          <w:bCs/>
+          <w:b/>
+        </w:rPr>
+        <w:t xml:space="preserve">[VERIFY with MDEC whether provision of capacity as a service is accepted as an MD activity]</w:t>
       </w:r>
       <w:r>
         <w:t xml:space="preserve">.</w:t>
       </w:r>
-      <w:r>
-        <w:t xml:space="preserve"> </w:t>
-      </w:r>
-      <w:r>
-        <w:rPr>
-          <w:bCs/>
-          <w:b/>
-        </w:rPr>
-        <w:t xml:space="preserve">[VERIFY, the most consequential open check in the paper: the tiers in the DESAC guidelines (the matrix lists a</w:t>
-      </w:r>
-      <w:r>
-        <w:rPr>
-          <w:bCs/>
-          <w:b/>
-        </w:rPr>
-        <w:t xml:space="preserve"> </w:t>
-      </w:r>
-      <w:r>
-        <w:rPr>
-          <w:bCs/>
-          <w:b/>
-        </w:rPr>
-        <w:t xml:space="preserve">“</w:t>
-      </w:r>
-      <w:r>
-        <w:rPr>
-          <w:bCs/>
-          <w:b/>
-        </w:rPr>
-        <w:t xml:space="preserve">Tier 2 entry</w:t>
-      </w:r>
-      <w:r>
-        <w:rPr>
-          <w:bCs/>
-          <w:b/>
-        </w:rPr>
-        <w:t xml:space="preserve">”</w:t>
-      </w:r>
-      <w:r>
-        <w:rPr>
-          <w:bCs/>
-          <w:b/>
-        </w:rPr>
-        <w:t xml:space="preserve"> </w:t>
-      </w:r>
-      <w:r>
-        <w:rPr>
-          <w:bCs/>
-          <w:b/>
-        </w:rPr>
-        <w:t xml:space="preserve">and describes no other tier), what the firm must build or operate to qualify, whether a minimum capacity or qualifying capex applies, and whether a firm that leases space and equipment can qualify.]</w:t>
+    </w:p>
+    <w:p>
+      <w:pPr>
+        <w:pStyle w:val="BodyText"/>
+      </w:pPr>
+      <w:r>
+        <w:t xml:space="preserve">The Digital Ecosystem Acceleration (DESAC) scheme, administered by MIDA, serves a different group (Malaysian Investment Development Authority, 2024). Its qualifying activities are submarine cable including cable landing stations, and data centre and cloud computing or data hosting. The applicant must be a Malaysian-incorporated, resident digital infrastructure provider. The incentive is an investment tax allowance of 100 per cent (Tier 1) or 60 per cent (Tier 2) on qualifying capital investment excluding land, for five or ten years, or a special tax rate of 10 or 15 per cent. Tier 2 requires compliance with minimum conditions: paid-up capital of at least RM2.5 million (about US$550,000), capital expenditure as proposed, full-time Malaysian employees earning at least RM5,000 a month making up at least half of total manpower, at least two local vendor development programmes, adoption of Industry 4.0 elements, and at least one green technology. Tier 1 adds outcome conditions, among them high-value jobs of at least RM10,000 a month and at least three local vendor programmes. The ten-year option requires, in its second five years, cumulative capital expenditure of at least RM1 billion (about US$220 million), which exceeds Thailand’s threshold in dollar terms. For existing companies expanding, Tier 1 adds capital expenditure of at least RM300 million over five years. An application must reach MIDA before the project begins, a National Committee on Investment approves it, and compliance with the minimum conditions is declared with verification by external auditors. For the special-rate option an annual compliance report is also due. Applications are open from 1 January 2022 to 31 December 2027.</w:t>
+      </w:r>
+    </w:p>
+    <w:p>
+      <w:pPr>
+        <w:pStyle w:val="BodyText"/>
+      </w:pPr>
+      <w:r>
+        <w:t xml:space="preserve">DESAC is therefore not a ladder of capital tiers. Both tiers carry the same capitalisation floor, and the two tiers differ in outcome conditions. The scale of the project is left to the proposal, apart from the RM1 billion condition for the second five years. The sustainability guideline that governs data-centre applications received until 31 December 2027 sets design targets for power usage effectiveness (PUE) and water usage effectiveness (WUE) by category of data centre, and its smallest category is a low-voltage facility of 0.85 MW to under 4.25 MW (Malaysia, Ministry of Investment, Trade and Industry, 2024)</w:t>
+      </w:r>
+      <w:r>
+        <w:t xml:space="preserve"> </w:t>
+      </w:r>
+      <w:r>
+        <w:rPr>
+          <w:bCs/>
+          <w:b/>
+        </w:rPr>
+        <w:t xml:space="preserve">[VERIFY issuer and date of the guideline]</w:t>
+      </w:r>
+      <w:r>
+        <w:t xml:space="preserve">. On the benchmarks of Section 3.3, 0.85 MW is about US$9 million to US$32 million of capital to host, 1.3 to 2.4 orders of magnitude above one server. The paid-up capital floor of US$0.55 million measures how well capitalised the company is. It does not measure the scale of the project, so it is not a rung of project size. DESAC conditions are also written for facility operators: the local vendor programmes cover network infrastructure, cooling, electrical components and power systems, and the tax allowance applies to qualifying capital investment, which a firm that leases its space and equipment largely lacks.</w:t>
+      </w:r>
+    </w:p>
+    <w:p>
+      <w:pPr>
+        <w:pStyle w:val="BodyText"/>
+      </w:pPr>
+      <w:r>
+        <w:t xml:space="preserve">Malaysia’s New Incentive Framework, announced in Budget 2026, moves from sector-based qualification and profit-based tax holidays towards tiered, outcome-based assessment against national outcomes. It applied to manufacturing from 1 March 2026 and applies to services from a second-quarter 2026 date still to be announced, and its published FAQ states that existing packages other than those under the Promotion of Investments Act, DESAC among them, remain available until their application windows expire (Malaysian Investment Development Authority, 2026).</w:t>
       </w:r>
     </w:p>
     <w:p>
@@ -2825,7 +2838,7 @@
           <w:bCs/>
           <w:b/>
         </w:rPr>
-        <w:t xml:space="preserve">[VERIFY: speaker names, dates and wording, which are listed as unverified; and whether the DESAC guidelines of 2022 remain in force]</w:t>
+        <w:t xml:space="preserve">[VERIFY: speaker names, dates and wording, which are listed as unverified; the New Incentive Framework above is the documented change, and we have not confirmed that the remarks led to any change in DESAC]</w:t>
       </w:r>
       <w:r>
         <w:t xml:space="preserve">. This shows that policymakers saw a problem with the existing design. It does not show that firm-size bias is the cause, since low employment per unit of capital is also what a capital-intensive activity produces.</w:t>
@@ -2836,7 +2849,7 @@
         <w:pStyle w:val="BodyText"/>
       </w:pPr>
       <w:r>
-        <w:t xml:space="preserve">DESAC also requires that at least half of a data centre’s full-time staff be Malaysian nationals earning above a specified salary level. A proportional requirement is not a scale filter, since a ten-person firm can meet it as readily as a thousand-person firm, and we record it as an exploratory observation outside the central mechanism.</w:t>
+        <w:t xml:space="preserve">The staffing rule is proportional (at least half of manpower, at RM5,000 a month or more). A proportional requirement is not a scale filter, since a ten-person firm can meet it as readily as a thousand-person firm, and we record it as an exploratory observation outside the central mechanism.</w:t>
       </w:r>
     </w:p>
     <w:bookmarkEnd w:id="36"/>
@@ -3078,10 +3091,164 @@
               <w:jc w:val="left"/>
             </w:pPr>
             <w:r>
-              <w:t xml:space="preserve">Minimum capital about US$140 million (Activity 8.2.4); layer assignment</w:t>
+              <w:t xml:space="preserve">Minimum capital about US$140 million, excluding land (Activity 8.2.4); about 2 MW electrical capacity and two certified data centres; Activities 8.2.1 and 8.2.2 also exist (</w:t>
+            </w:r>
+            <w:r>
+              <w:rPr>
+                <w:bCs/>
+                <w:b/>
+              </w:rPr>
+              <w:t xml:space="preserve">VERIFY</w:t>
+            </w:r>
+            <w:r>
+              <w:t xml:space="preserve">)</w:t>
+            </w:r>
+          </w:p>
+        </w:tc>
+        <w:tc>
+          <w:tcPr/>
+          <w:p>
+            <w:pPr>
+              <w:pStyle w:val="Compact"/>
+              <w:jc w:val="left"/>
+            </w:pPr>
+            <w:r>
+              <w:t xml:space="preserve">Cloud-computing platforms in top tier; no capital rule; scope</w:t>
             </w:r>
             <w:r>
               <w:t xml:space="preserve"> </w:t>
+            </w:r>
+            <w:r>
+              <w:rPr>
+                <w:bCs/>
+                <w:b/>
+              </w:rPr>
+              <w:t xml:space="preserve">VERIFY</w:t>
+            </w:r>
+          </w:p>
+        </w:tc>
+        <w:tc>
+          <w:tcPr/>
+          <w:p>
+            <w:pPr>
+              <w:pStyle w:val="Compact"/>
+              <w:jc w:val="left"/>
+            </w:pPr>
+            <w:r>
+              <w:t xml:space="preserve">MD track: cloud is a promoted enabler, RM50,000 paid-up capital (capacity resale</w:t>
+            </w:r>
+            <w:r>
+              <w:t xml:space="preserve"> </w:t>
+            </w:r>
+            <w:r>
+              <w:rPr>
+                <w:bCs/>
+                <w:b/>
+              </w:rPr>
+              <w:t xml:space="preserve">VERIFY</w:t>
+            </w:r>
+            <w:r>
+              <w:t xml:space="preserve">). DESAC: paid-up floor about US$550,000, smallest category 0.85 MW, ten-year condition about US$220 million capex</w:t>
+            </w:r>
+          </w:p>
+        </w:tc>
+        <w:tc>
+          <w:tcPr/>
+          <w:p>
+            <w:pPr>
+              <w:pStyle w:val="Compact"/>
+              <w:jc w:val="left"/>
+            </w:pPr>
+            <w:r>
+              <w:t xml:space="preserve">Same priority tier as AI applications; no minimum; PHP 15 billion firm-scale tier for extended benefits</w:t>
+            </w:r>
+          </w:p>
+        </w:tc>
+      </w:tr>
+      <w:tr>
+        <w:tc>
+          <w:tcPr/>
+          <w:p>
+            <w:pPr>
+              <w:pStyle w:val="Compact"/>
+              <w:jc w:val="left"/>
+            </w:pPr>
+            <w:r>
+              <w:t xml:space="preserve">Layer (iv), hardware</w:t>
+            </w:r>
+          </w:p>
+        </w:tc>
+        <w:tc>
+          <w:tcPr/>
+          <w:p>
+            <w:pPr>
+              <w:pStyle w:val="Compact"/>
+              <w:jc w:val="left"/>
+            </w:pPr>
+            <w:r>
+              <w:t xml:space="preserve">Uncoded (separate activity divisions)</w:t>
+            </w:r>
+          </w:p>
+        </w:tc>
+        <w:tc>
+          <w:tcPr/>
+          <w:p>
+            <w:pPr>
+              <w:pStyle w:val="Compact"/>
+              <w:jc w:val="left"/>
+            </w:pPr>
+            <w:r>
+              <w:t xml:space="preserve">Specialised chips in lower priority tier</w:t>
+            </w:r>
+          </w:p>
+        </w:tc>
+        <w:tc>
+          <w:tcPr/>
+          <w:p>
+            <w:pPr>
+              <w:pStyle w:val="Compact"/>
+              <w:jc w:val="left"/>
+            </w:pPr>
+            <w:r>
+              <w:t xml:space="preserve">Uncoded (separate schemes)</w:t>
+            </w:r>
+          </w:p>
+        </w:tc>
+        <w:tc>
+          <w:tcPr/>
+          <w:p>
+            <w:pPr>
+              <w:pStyle w:val="Compact"/>
+              <w:jc w:val="left"/>
+            </w:pPr>
+            <w:r>
+              <w:t xml:space="preserve">Uncoded (no distinct treatment)</w:t>
+            </w:r>
+          </w:p>
+        </w:tc>
+      </w:tr>
+      <w:tr>
+        <w:tc>
+          <w:tcPr/>
+          <w:p>
+            <w:pPr>
+              <w:pStyle w:val="Compact"/>
+              <w:jc w:val="left"/>
+            </w:pPr>
+            <w:r>
+              <w:t xml:space="preserve">Instrument aimed at compute provision below facility scale</w:t>
+            </w:r>
+          </w:p>
+        </w:tc>
+        <w:tc>
+          <w:tcPr/>
+          <w:p>
+            <w:pPr>
+              <w:pStyle w:val="Compact"/>
+              <w:jc w:val="left"/>
+            </w:pPr>
+            <w:r>
+              <w:t xml:space="preserve">None identified (</w:t>
             </w:r>
             <w:r>
               <w:rPr>
@@ -3090,20 +3257,45 @@
               </w:rPr>
               <w:t xml:space="preserve">PENDING</w:t>
             </w:r>
-          </w:p>
-        </w:tc>
-        <w:tc>
-          <w:tcPr/>
-          <w:p>
-            <w:pPr>
-              <w:pStyle w:val="Compact"/>
-              <w:jc w:val="left"/>
-            </w:pPr>
-            <w:r>
-              <w:t xml:space="preserve">Cloud-computing platforms in top tier; no capital rule; scope</w:t>
-            </w:r>
             <w:r>
               <w:t xml:space="preserve"> </w:t>
+            </w:r>
+            <w:r>
+              <w:t xml:space="preserve">search protocol)</w:t>
+            </w:r>
+          </w:p>
+        </w:tc>
+        <w:tc>
+          <w:tcPr/>
+          <w:p>
+            <w:pPr>
+              <w:pStyle w:val="Compact"/>
+              <w:jc w:val="left"/>
+            </w:pPr>
+            <w:r>
+              <w:t xml:space="preserve">None identified (</w:t>
+            </w:r>
+            <w:r>
+              <w:rPr>
+                <w:bCs/>
+                <w:b/>
+              </w:rPr>
+              <w:t xml:space="preserve">PENDING</w:t>
+            </w:r>
+            <w:r>
+              <w:t xml:space="preserve">)</w:t>
+            </w:r>
+          </w:p>
+        </w:tc>
+        <w:tc>
+          <w:tcPr/>
+          <w:p>
+            <w:pPr>
+              <w:pStyle w:val="Compact"/>
+              <w:jc w:val="left"/>
+            </w:pPr>
+            <w:r>
+              <w:t xml:space="preserve">None aimed at it; the MD track may admit small cloud providers (</w:t>
             </w:r>
             <w:r>
               <w:rPr>
@@ -3112,20 +3304,180 @@
               </w:rPr>
               <w:t xml:space="preserve">VERIFY</w:t>
             </w:r>
-          </w:p>
-        </w:tc>
-        <w:tc>
-          <w:tcPr/>
-          <w:p>
-            <w:pPr>
-              <w:pStyle w:val="Compact"/>
-              <w:jc w:val="left"/>
-            </w:pPr>
-            <w:r>
-              <w:t xml:space="preserve">DESAC: entry about US$550,000 paid-up capital, top tier about US$220 million capex; entry-tier coverage</w:t>
-            </w:r>
-            <w:r>
-              <w:t xml:space="preserve"> </w:t>
+            <w:r>
+              <w:t xml:space="preserve">)</w:t>
+            </w:r>
+          </w:p>
+        </w:tc>
+        <w:tc>
+          <w:tcPr/>
+          <w:p>
+            <w:pPr>
+              <w:pStyle w:val="Compact"/>
+              <w:jc w:val="left"/>
+            </w:pPr>
+            <w:r>
+              <w:t xml:space="preserve">None identified (</w:t>
+            </w:r>
+            <w:r>
+              <w:rPr>
+                <w:bCs/>
+                <w:b/>
+              </w:rPr>
+              <w:t xml:space="preserve">PENDING</w:t>
+            </w:r>
+            <w:r>
+              <w:t xml:space="preserve">)</w:t>
+            </w:r>
+          </w:p>
+        </w:tc>
+      </w:tr>
+      <w:tr>
+        <w:tc>
+          <w:tcPr/>
+          <w:p>
+            <w:pPr>
+              <w:pStyle w:val="Compact"/>
+              <w:jc w:val="left"/>
+            </w:pPr>
+            <w:r>
+              <w:t xml:space="preserve">Explicit accommodation for small or new firms</w:t>
+            </w:r>
+          </w:p>
+        </w:tc>
+        <w:tc>
+          <w:tcPr/>
+          <w:p>
+            <w:pPr>
+              <w:pStyle w:val="Compact"/>
+              <w:jc w:val="left"/>
+            </w:pPr>
+            <w:r>
+              <w:t xml:space="preserve">None explicit (low threshold at layer (i))</w:t>
+            </w:r>
+          </w:p>
+        </w:tc>
+        <w:tc>
+          <w:tcPr/>
+          <w:p>
+            <w:pPr>
+              <w:pStyle w:val="Compact"/>
+              <w:jc w:val="left"/>
+            </w:pPr>
+            <w:r>
+              <w:t xml:space="preserve">Startup track (Decree 260, Art. 11)</w:t>
+            </w:r>
+          </w:p>
+        </w:tc>
+        <w:tc>
+          <w:tcPr/>
+          <w:p>
+            <w:pPr>
+              <w:pStyle w:val="Compact"/>
+              <w:jc w:val="left"/>
+            </w:pPr>
+            <w:r>
+              <w:t xml:space="preserve">None explicit (low entry capital; MD requires a new activity)</w:t>
+            </w:r>
+          </w:p>
+        </w:tc>
+        <w:tc>
+          <w:tcPr/>
+          <w:p>
+            <w:pPr>
+              <w:pStyle w:val="Compact"/>
+              <w:jc w:val="left"/>
+            </w:pPr>
+            <w:r>
+              <w:t xml:space="preserve">None explicit</w:t>
+            </w:r>
+          </w:p>
+        </w:tc>
+      </w:tr>
+      <w:tr>
+        <w:tc>
+          <w:tcPr/>
+          <w:p>
+            <w:pPr>
+              <w:pStyle w:val="Compact"/>
+              <w:jc w:val="left"/>
+            </w:pPr>
+            <w:r>
+              <w:t xml:space="preserve">Delivery mechanism at the accessible tier</w:t>
+            </w:r>
+          </w:p>
+        </w:tc>
+        <w:tc>
+          <w:tcPr/>
+          <w:p>
+            <w:pPr>
+              <w:pStyle w:val="Compact"/>
+              <w:jc w:val="left"/>
+            </w:pPr>
+            <w:r>
+              <w:t xml:space="preserve">Indirect (tax exemption)</w:t>
+            </w:r>
+          </w:p>
+        </w:tc>
+        <w:tc>
+          <w:tcPr/>
+          <w:p>
+            <w:pPr>
+              <w:pStyle w:val="Compact"/>
+              <w:jc w:val="left"/>
+            </w:pPr>
+            <w:r>
+              <w:t xml:space="preserve">Tax plus direct equity access</w:t>
+            </w:r>
+          </w:p>
+        </w:tc>
+        <w:tc>
+          <w:tcPr/>
+          <w:p>
+            <w:pPr>
+              <w:pStyle w:val="Compact"/>
+              <w:jc w:val="left"/>
+            </w:pPr>
+            <w:r>
+              <w:t xml:space="preserve">Indirect (tax exemption)</w:t>
+            </w:r>
+          </w:p>
+        </w:tc>
+        <w:tc>
+          <w:tcPr/>
+          <w:p>
+            <w:pPr>
+              <w:pStyle w:val="Compact"/>
+              <w:jc w:val="left"/>
+            </w:pPr>
+            <w:r>
+              <w:t xml:space="preserve">Indirect (tax exemption)</w:t>
+            </w:r>
+          </w:p>
+        </w:tc>
+      </w:tr>
+      <w:tr>
+        <w:tc>
+          <w:tcPr/>
+          <w:p>
+            <w:pPr>
+              <w:pStyle w:val="Compact"/>
+              <w:jc w:val="left"/>
+            </w:pPr>
+            <w:r>
+              <w:t xml:space="preserve">Recurring compliance burden</w:t>
+            </w:r>
+          </w:p>
+        </w:tc>
+        <w:tc>
+          <w:tcPr/>
+          <w:p>
+            <w:pPr>
+              <w:pStyle w:val="Compact"/>
+              <w:jc w:val="left"/>
+            </w:pPr>
+            <w:r>
+              <w:t xml:space="preserve">ISO/IEC 27001 certification at the infrastructure activities (</w:t>
             </w:r>
             <w:r>
               <w:rPr>
@@ -3134,17 +3486,44 @@
               </w:rPr>
               <w:t xml:space="preserve">VERIFY</w:t>
             </w:r>
-          </w:p>
-        </w:tc>
-        <w:tc>
-          <w:tcPr/>
-          <w:p>
-            <w:pPr>
-              <w:pStyle w:val="Compact"/>
-              <w:jc w:val="left"/>
-            </w:pPr>
-            <w:r>
-              <w:t xml:space="preserve">Same priority tier as AI applications; no minimum; PHP 15 billion firm-scale tier for extended benefits</w:t>
+            <w:r>
+              <w:t xml:space="preserve">)</w:t>
+            </w:r>
+          </w:p>
+        </w:tc>
+        <w:tc>
+          <w:tcPr/>
+          <w:p>
+            <w:pPr>
+              <w:pStyle w:val="Compact"/>
+              <w:jc w:val="left"/>
+            </w:pPr>
+            <w:r>
+              <w:t xml:space="preserve">R&amp;D staffing and spending ratios (research track)</w:t>
+            </w:r>
+          </w:p>
+        </w:tc>
+        <w:tc>
+          <w:tcPr/>
+          <w:p>
+            <w:pPr>
+              <w:pStyle w:val="Compact"/>
+              <w:jc w:val="left"/>
+            </w:pPr>
+            <w:r>
+              <w:t xml:space="preserve">Annual auditor-verified self-declaration at own cost (MD); auditor-verified declaration and annual report (DESAC)</w:t>
+            </w:r>
+          </w:p>
+        </w:tc>
+        <w:tc>
+          <w:tcPr/>
+          <w:p>
+            <w:pPr>
+              <w:pStyle w:val="Compact"/>
+              <w:jc w:val="left"/>
+            </w:pPr>
+            <w:r>
+              <w:t xml:space="preserve">FIRB escalation above PHP 15 billion</w:t>
             </w:r>
           </w:p>
         </w:tc>
@@ -3158,55 +3537,55 @@
               <w:jc w:val="left"/>
             </w:pPr>
             <w:r>
-              <w:t xml:space="preserve">Layer (iv), hardware</w:t>
-            </w:r>
-          </w:p>
-        </w:tc>
-        <w:tc>
-          <w:tcPr/>
-          <w:p>
-            <w:pPr>
-              <w:pStyle w:val="Compact"/>
-              <w:jc w:val="left"/>
-            </w:pPr>
-            <w:r>
-              <w:t xml:space="preserve">Uncoded (separate activity divisions)</w:t>
-            </w:r>
-          </w:p>
-        </w:tc>
-        <w:tc>
-          <w:tcPr/>
-          <w:p>
-            <w:pPr>
-              <w:pStyle w:val="Compact"/>
-              <w:jc w:val="left"/>
-            </w:pPr>
-            <w:r>
-              <w:t xml:space="preserve">Specialised chips in lower priority tier</w:t>
-            </w:r>
-          </w:p>
-        </w:tc>
-        <w:tc>
-          <w:tcPr/>
-          <w:p>
-            <w:pPr>
-              <w:pStyle w:val="Compact"/>
-              <w:jc w:val="left"/>
-            </w:pPr>
-            <w:r>
-              <w:t xml:space="preserve">Uncoded (separate schemes)</w:t>
-            </w:r>
-          </w:p>
-        </w:tc>
-        <w:tc>
-          <w:tcPr/>
-          <w:p>
-            <w:pPr>
-              <w:pStyle w:val="Compact"/>
-              <w:jc w:val="left"/>
-            </w:pPr>
-            <w:r>
-              <w:t xml:space="preserve">Uncoded (no distinct treatment)</w:t>
+              <w:t xml:space="preserve">Where the screen falls</w:t>
+            </w:r>
+          </w:p>
+        </w:tc>
+        <w:tc>
+          <w:tcPr/>
+          <w:p>
+            <w:pPr>
+              <w:pStyle w:val="Compact"/>
+              <w:jc w:val="left"/>
+            </w:pPr>
+            <w:r>
+              <w:t xml:space="preserve">Capital and capacity gate at the data-hosting activity</w:t>
+            </w:r>
+          </w:p>
+        </w:tc>
+        <w:tc>
+          <w:tcPr/>
+          <w:p>
+            <w:pPr>
+              <w:pStyle w:val="Compact"/>
+              <w:jc w:val="left"/>
+            </w:pPr>
+            <w:r>
+              <w:t xml:space="preserve">No capital screen in coded instruments; designation</w:t>
+            </w:r>
+          </w:p>
+        </w:tc>
+        <w:tc>
+          <w:tcPr/>
+          <w:p>
+            <w:pPr>
+              <w:pStyle w:val="Compact"/>
+              <w:jc w:val="left"/>
+            </w:pPr>
+            <w:r>
+              <w:t xml:space="preserve">Two tracks: low capital floor (MD); facility categories from 0.85 MW, outcome conditions and committee approval (DESAC)</w:t>
+            </w:r>
+          </w:p>
+        </w:tc>
+        <w:tc>
+          <w:tcPr/>
+          <w:p>
+            <w:pPr>
+              <w:pStyle w:val="Compact"/>
+              <w:jc w:val="left"/>
+            </w:pPr>
+            <w:r>
+              <w:t xml:space="preserve">Inclusion, evaluation and firm-scale tier for extended benefits</w:t>
             </w:r>
           </w:p>
         </w:tc>
@@ -3220,98 +3599,55 @@
               <w:jc w:val="left"/>
             </w:pPr>
             <w:r>
-              <w:t xml:space="preserve">Instrument aimed at compute provision below facility scale</w:t>
-            </w:r>
-          </w:p>
-        </w:tc>
-        <w:tc>
-          <w:tcPr/>
-          <w:p>
-            <w:pPr>
-              <w:pStyle w:val="Compact"/>
-              <w:jc w:val="left"/>
-            </w:pPr>
-            <w:r>
-              <w:t xml:space="preserve">None identified (</w:t>
-            </w:r>
-            <w:r>
-              <w:rPr>
-                <w:bCs/>
-                <w:b/>
-              </w:rPr>
-              <w:t xml:space="preserve">PENDING</w:t>
-            </w:r>
-            <w:r>
-              <w:t xml:space="preserve"> </w:t>
-            </w:r>
-            <w:r>
-              <w:t xml:space="preserve">search protocol)</w:t>
-            </w:r>
-          </w:p>
-        </w:tc>
-        <w:tc>
-          <w:tcPr/>
-          <w:p>
-            <w:pPr>
-              <w:pStyle w:val="Compact"/>
-              <w:jc w:val="left"/>
-            </w:pPr>
-            <w:r>
-              <w:t xml:space="preserve">None identified (</w:t>
-            </w:r>
-            <w:r>
-              <w:rPr>
-                <w:bCs/>
-                <w:b/>
-              </w:rPr>
-              <w:t xml:space="preserve">PENDING</w:t>
-            </w:r>
-            <w:r>
-              <w:t xml:space="preserve">)</w:t>
-            </w:r>
-          </w:p>
-        </w:tc>
-        <w:tc>
-          <w:tcPr/>
-          <w:p>
-            <w:pPr>
-              <w:pStyle w:val="Compact"/>
-              <w:jc w:val="left"/>
-            </w:pPr>
-            <w:r>
-              <w:t xml:space="preserve">None identified; DESAC entry tier is the nearest candidate (</w:t>
-            </w:r>
-            <w:r>
-              <w:rPr>
-                <w:bCs/>
-                <w:b/>
-              </w:rPr>
-              <w:t xml:space="preserve">VERIFY</w:t>
-            </w:r>
-            <w:r>
-              <w:t xml:space="preserve">)</w:t>
-            </w:r>
-          </w:p>
-        </w:tc>
-        <w:tc>
-          <w:tcPr/>
-          <w:p>
-            <w:pPr>
-              <w:pStyle w:val="Compact"/>
-              <w:jc w:val="left"/>
-            </w:pPr>
-            <w:r>
-              <w:t xml:space="preserve">None identified (</w:t>
-            </w:r>
-            <w:r>
-              <w:rPr>
-                <w:bCs/>
-                <w:b/>
-              </w:rPr>
-              <w:t xml:space="preserve">PENDING</w:t>
-            </w:r>
-            <w:r>
-              <w:t xml:space="preserve">)</w:t>
+              <w:t xml:space="preserve">Thai-held share of registered capital by layer</w:t>
+            </w:r>
+          </w:p>
+        </w:tc>
+        <w:tc>
+          <w:tcPr/>
+          <w:p>
+            <w:pPr>
+              <w:pStyle w:val="Compact"/>
+              <w:jc w:val="left"/>
+            </w:pPr>
+            <w:r>
+              <w:t xml:space="preserve">46% (software), 15% (data centres), 0% (one data-hosting project)</w:t>
+            </w:r>
+          </w:p>
+        </w:tc>
+        <w:tc>
+          <w:tcPr/>
+          <w:p>
+            <w:pPr>
+              <w:pStyle w:val="Compact"/>
+              <w:jc w:val="left"/>
+            </w:pPr>
+            <w:r>
+              <w:t xml:space="preserve">Not published in comparable form</w:t>
+            </w:r>
+          </w:p>
+        </w:tc>
+        <w:tc>
+          <w:tcPr/>
+          <w:p>
+            <w:pPr>
+              <w:pStyle w:val="Compact"/>
+              <w:jc w:val="left"/>
+            </w:pPr>
+            <w:r>
+              <w:t xml:space="preserve">Not published in comparable form</w:t>
+            </w:r>
+          </w:p>
+        </w:tc>
+        <w:tc>
+          <w:tcPr/>
+          <w:p>
+            <w:pPr>
+              <w:pStyle w:val="Compact"/>
+              <w:jc w:val="left"/>
+            </w:pPr>
+            <w:r>
+              <w:t xml:space="preserve">Not published in comparable form</w:t>
             </w:r>
           </w:p>
         </w:tc>
@@ -3325,55 +3661,55 @@
               <w:jc w:val="left"/>
             </w:pPr>
             <w:r>
-              <w:t xml:space="preserve">Explicit accommodation for small or new firms</w:t>
-            </w:r>
-          </w:p>
-        </w:tc>
-        <w:tc>
-          <w:tcPr/>
-          <w:p>
-            <w:pPr>
-              <w:pStyle w:val="Compact"/>
-              <w:jc w:val="left"/>
-            </w:pPr>
-            <w:r>
-              <w:t xml:space="preserve">None explicit (low threshold at layer (i))</w:t>
-            </w:r>
-          </w:p>
-        </w:tc>
-        <w:tc>
-          <w:tcPr/>
-          <w:p>
-            <w:pPr>
-              <w:pStyle w:val="Compact"/>
-              <w:jc w:val="left"/>
-            </w:pPr>
-            <w:r>
-              <w:t xml:space="preserve">Startup track (Decree 260, Art. 11)</w:t>
-            </w:r>
-          </w:p>
-        </w:tc>
-        <w:tc>
-          <w:tcPr/>
-          <w:p>
-            <w:pPr>
-              <w:pStyle w:val="Compact"/>
-              <w:jc w:val="left"/>
-            </w:pPr>
-            <w:r>
-              <w:t xml:space="preserve">None explicit (low entry capital)</w:t>
-            </w:r>
-          </w:p>
-        </w:tc>
-        <w:tc>
-          <w:tcPr/>
-          <w:p>
-            <w:pPr>
-              <w:pStyle w:val="Compact"/>
-              <w:jc w:val="left"/>
-            </w:pPr>
-            <w:r>
-              <w:t xml:space="preserve">None explicit</w:t>
+              <w:t xml:space="preserve">Middle-income trap classification (Bianchi et al., 2024; case selection only)</w:t>
+            </w:r>
+          </w:p>
+        </w:tc>
+        <w:tc>
+          <w:tcPr/>
+          <w:p>
+            <w:pPr>
+              <w:pStyle w:val="Compact"/>
+              <w:jc w:val="left"/>
+            </w:pPr>
+            <w:r>
+              <w:t xml:space="preserve">Trapped by duration, structural progress</w:t>
+            </w:r>
+          </w:p>
+        </w:tc>
+        <w:tc>
+          <w:tcPr/>
+          <w:p>
+            <w:pPr>
+              <w:pStyle w:val="Compact"/>
+              <w:jc w:val="left"/>
+            </w:pPr>
+            <w:r>
+              <w:t xml:space="preserve">Threshold-crossing, no trap history</w:t>
+            </w:r>
+          </w:p>
+        </w:tc>
+        <w:tc>
+          <w:tcPr/>
+          <w:p>
+            <w:pPr>
+              <w:pStyle w:val="Compact"/>
+              <w:jc w:val="left"/>
+            </w:pPr>
+            <w:r>
+              <w:t xml:space="preserve">Trapped by duration, same category as Thailand</w:t>
+            </w:r>
+          </w:p>
+        </w:tc>
+        <w:tc>
+          <w:tcPr/>
+          <w:p>
+            <w:pPr>
+              <w:pStyle w:val="Compact"/>
+              <w:jc w:val="left"/>
+            </w:pPr>
+            <w:r>
+              <w:t xml:space="preserve">Threshold-crossing, prior trap at lower band</w:t>
             </w:r>
           </w:p>
         </w:tc>
@@ -3387,316 +3723,6 @@
               <w:jc w:val="left"/>
             </w:pPr>
             <w:r>
-              <w:t xml:space="preserve">Delivery mechanism at the accessible tier</w:t>
-            </w:r>
-          </w:p>
-        </w:tc>
-        <w:tc>
-          <w:tcPr/>
-          <w:p>
-            <w:pPr>
-              <w:pStyle w:val="Compact"/>
-              <w:jc w:val="left"/>
-            </w:pPr>
-            <w:r>
-              <w:t xml:space="preserve">Indirect (tax exemption)</w:t>
-            </w:r>
-          </w:p>
-        </w:tc>
-        <w:tc>
-          <w:tcPr/>
-          <w:p>
-            <w:pPr>
-              <w:pStyle w:val="Compact"/>
-              <w:jc w:val="left"/>
-            </w:pPr>
-            <w:r>
-              <w:t xml:space="preserve">Tax plus direct equity access</w:t>
-            </w:r>
-          </w:p>
-        </w:tc>
-        <w:tc>
-          <w:tcPr/>
-          <w:p>
-            <w:pPr>
-              <w:pStyle w:val="Compact"/>
-              <w:jc w:val="left"/>
-            </w:pPr>
-            <w:r>
-              <w:t xml:space="preserve">Indirect (tax exemption)</w:t>
-            </w:r>
-          </w:p>
-        </w:tc>
-        <w:tc>
-          <w:tcPr/>
-          <w:p>
-            <w:pPr>
-              <w:pStyle w:val="Compact"/>
-              <w:jc w:val="left"/>
-            </w:pPr>
-            <w:r>
-              <w:t xml:space="preserve">Indirect (tax exemption)</w:t>
-            </w:r>
-          </w:p>
-        </w:tc>
-      </w:tr>
-      <w:tr>
-        <w:tc>
-          <w:tcPr/>
-          <w:p>
-            <w:pPr>
-              <w:pStyle w:val="Compact"/>
-              <w:jc w:val="left"/>
-            </w:pPr>
-            <w:r>
-              <w:t xml:space="preserve">Recurring compliance burden</w:t>
-            </w:r>
-          </w:p>
-        </w:tc>
-        <w:tc>
-          <w:tcPr/>
-          <w:p>
-            <w:pPr>
-              <w:pStyle w:val="Compact"/>
-              <w:jc w:val="left"/>
-            </w:pPr>
-            <w:r>
-              <w:t xml:space="preserve">Certification regime at the infrastructure activity</w:t>
-            </w:r>
-          </w:p>
-        </w:tc>
-        <w:tc>
-          <w:tcPr/>
-          <w:p>
-            <w:pPr>
-              <w:pStyle w:val="Compact"/>
-              <w:jc w:val="left"/>
-            </w:pPr>
-            <w:r>
-              <w:t xml:space="preserve">R&amp;D staffing and spending ratios (research track)</w:t>
-            </w:r>
-          </w:p>
-        </w:tc>
-        <w:tc>
-          <w:tcPr/>
-          <w:p>
-            <w:pPr>
-              <w:pStyle w:val="Compact"/>
-              <w:jc w:val="left"/>
-            </w:pPr>
-            <w:r>
-              <w:t xml:space="preserve">Annual auditor-verified self-declaration at the lowest tier</w:t>
-            </w:r>
-          </w:p>
-        </w:tc>
-        <w:tc>
-          <w:tcPr/>
-          <w:p>
-            <w:pPr>
-              <w:pStyle w:val="Compact"/>
-              <w:jc w:val="left"/>
-            </w:pPr>
-            <w:r>
-              <w:t xml:space="preserve">FIRB escalation above PHP 15 billion</w:t>
-            </w:r>
-          </w:p>
-        </w:tc>
-      </w:tr>
-      <w:tr>
-        <w:tc>
-          <w:tcPr/>
-          <w:p>
-            <w:pPr>
-              <w:pStyle w:val="Compact"/>
-              <w:jc w:val="left"/>
-            </w:pPr>
-            <w:r>
-              <w:t xml:space="preserve">Where the screen falls</w:t>
-            </w:r>
-          </w:p>
-        </w:tc>
-        <w:tc>
-          <w:tcPr/>
-          <w:p>
-            <w:pPr>
-              <w:pStyle w:val="Compact"/>
-              <w:jc w:val="left"/>
-            </w:pPr>
-            <w:r>
-              <w:t xml:space="preserve">Capital gate at the data-hosting activity</w:t>
-            </w:r>
-          </w:p>
-        </w:tc>
-        <w:tc>
-          <w:tcPr/>
-          <w:p>
-            <w:pPr>
-              <w:pStyle w:val="Compact"/>
-              <w:jc w:val="left"/>
-            </w:pPr>
-            <w:r>
-              <w:t xml:space="preserve">No capital screen in coded instruments; designation</w:t>
-            </w:r>
-          </w:p>
-        </w:tc>
-        <w:tc>
-          <w:tcPr/>
-          <w:p>
-            <w:pPr>
-              <w:pStyle w:val="Compact"/>
-              <w:jc w:val="left"/>
-            </w:pPr>
-            <w:r>
-              <w:t xml:space="preserve">Graduated capital tiers</w:t>
-            </w:r>
-          </w:p>
-        </w:tc>
-        <w:tc>
-          <w:tcPr/>
-          <w:p>
-            <w:pPr>
-              <w:pStyle w:val="Compact"/>
-              <w:jc w:val="left"/>
-            </w:pPr>
-            <w:r>
-              <w:t xml:space="preserve">Inclusion, evaluation and firm-scale tier for extended benefits</w:t>
-            </w:r>
-          </w:p>
-        </w:tc>
-      </w:tr>
-      <w:tr>
-        <w:tc>
-          <w:tcPr/>
-          <w:p>
-            <w:pPr>
-              <w:pStyle w:val="Compact"/>
-              <w:jc w:val="left"/>
-            </w:pPr>
-            <w:r>
-              <w:t xml:space="preserve">Thai-held share of registered capital by layer</w:t>
-            </w:r>
-          </w:p>
-        </w:tc>
-        <w:tc>
-          <w:tcPr/>
-          <w:p>
-            <w:pPr>
-              <w:pStyle w:val="Compact"/>
-              <w:jc w:val="left"/>
-            </w:pPr>
-            <w:r>
-              <w:t xml:space="preserve">46% (software), 15% (data centres), 0% (one data-hosting project)</w:t>
-            </w:r>
-          </w:p>
-        </w:tc>
-        <w:tc>
-          <w:tcPr/>
-          <w:p>
-            <w:pPr>
-              <w:pStyle w:val="Compact"/>
-              <w:jc w:val="left"/>
-            </w:pPr>
-            <w:r>
-              <w:t xml:space="preserve">Not published in comparable form</w:t>
-            </w:r>
-          </w:p>
-        </w:tc>
-        <w:tc>
-          <w:tcPr/>
-          <w:p>
-            <w:pPr>
-              <w:pStyle w:val="Compact"/>
-              <w:jc w:val="left"/>
-            </w:pPr>
-            <w:r>
-              <w:t xml:space="preserve">Not published in comparable form</w:t>
-            </w:r>
-          </w:p>
-        </w:tc>
-        <w:tc>
-          <w:tcPr/>
-          <w:p>
-            <w:pPr>
-              <w:pStyle w:val="Compact"/>
-              <w:jc w:val="left"/>
-            </w:pPr>
-            <w:r>
-              <w:t xml:space="preserve">Not published in comparable form</w:t>
-            </w:r>
-          </w:p>
-        </w:tc>
-      </w:tr>
-      <w:tr>
-        <w:tc>
-          <w:tcPr/>
-          <w:p>
-            <w:pPr>
-              <w:pStyle w:val="Compact"/>
-              <w:jc w:val="left"/>
-            </w:pPr>
-            <w:r>
-              <w:t xml:space="preserve">Middle-income trap classification (Bianchi et al., 2024; case selection only)</w:t>
-            </w:r>
-          </w:p>
-        </w:tc>
-        <w:tc>
-          <w:tcPr/>
-          <w:p>
-            <w:pPr>
-              <w:pStyle w:val="Compact"/>
-              <w:jc w:val="left"/>
-            </w:pPr>
-            <w:r>
-              <w:t xml:space="preserve">Trapped by duration, structural progress</w:t>
-            </w:r>
-          </w:p>
-        </w:tc>
-        <w:tc>
-          <w:tcPr/>
-          <w:p>
-            <w:pPr>
-              <w:pStyle w:val="Compact"/>
-              <w:jc w:val="left"/>
-            </w:pPr>
-            <w:r>
-              <w:t xml:space="preserve">Threshold-crossing, no trap history</w:t>
-            </w:r>
-          </w:p>
-        </w:tc>
-        <w:tc>
-          <w:tcPr/>
-          <w:p>
-            <w:pPr>
-              <w:pStyle w:val="Compact"/>
-              <w:jc w:val="left"/>
-            </w:pPr>
-            <w:r>
-              <w:t xml:space="preserve">Trapped by duration, same category as Thailand</w:t>
-            </w:r>
-          </w:p>
-        </w:tc>
-        <w:tc>
-          <w:tcPr/>
-          <w:p>
-            <w:pPr>
-              <w:pStyle w:val="Compact"/>
-              <w:jc w:val="left"/>
-            </w:pPr>
-            <w:r>
-              <w:t xml:space="preserve">Threshold-crossing, prior trap at lower band</w:t>
-            </w:r>
-          </w:p>
-        </w:tc>
-      </w:tr>
-      <w:tr>
-        <w:tc>
-          <w:tcPr/>
-          <w:p>
-            <w:pPr>
-              <w:pStyle w:val="Compact"/>
-              <w:jc w:val="left"/>
-            </w:pPr>
-            <w:r>
               <w:t xml:space="preserve">Covered by the middle-technology trap account of Ke (2024)</w:t>
             </w:r>
           </w:p>
@@ -3797,7 +3823,7 @@
         <w:t xml:space="preserve"> </w:t>
       </w:r>
       <w:r>
-        <w:t xml:space="preserve">Thailand screens at the infrastructure activity. Malaysia screens across graduated tiers. Vietnam’s coded instruments contain no capital screen and rank hardware lower. The Philippines applies the same inclusion and scale rules to all activities. All four make layer (i) accessible on the stated thresholds.</w:t>
+        <w:t xml:space="preserve">Thailand screens at the infrastructure activity. Malaysia runs two tracks, a low-capital digital track and a data-centre track with facility categories and outcome conditions. Vietnam’s coded instruments contain no capital screen and rank hardware lower. The Philippines applies the same inclusion and scale rules to all activities. All four make layer (i) accessible on the stated thresholds.</w:t>
       </w:r>
     </w:p>
     <w:p>
@@ -3815,7 +3841,7 @@
         <w:t xml:space="preserve"> </w:t>
       </w:r>
       <w:r>
-        <w:t xml:space="preserve">At layer (i), stated entry thresholds are low (about US$11,000 in Malaysia and US$42,000 in Thailand, on different bases) or absent (Vietnam, the Philippines). At the compute layers the stated figures run from about US$550,000 of paid-up capital (Malaysia, entry) to about US$140 million of minimum capital (Thailand) and about US$220 million of cumulative capex (Malaysia, top tier). The bases differ, so we read these as orders of magnitude, not as one scale.</w:t>
+        <w:t xml:space="preserve">At layer (i), stated entry thresholds are low (about US$11,000 in Malaysia and US$42,000 in Thailand, on different bases) or absent (Vietnam, the Philippines). At the compute layers the stated figures are of three kinds: company capital (Malaysia’s DESAC floor of about US$550,000 in paid-up capital), project scale (Malaysia’s smallest data-centre category of 0.85 MW, and Thailand’s minimum capital of about US$140 million and about 2 MW), and cumulative spending (Malaysia’s ten-year condition of about US$220 million). The bases differ, so we read these as orders of magnitude, not as one scale.</w:t>
       </w:r>
     </w:p>
     <w:p>
@@ -3851,7 +3877,7 @@
         <w:t xml:space="preserve"> </w:t>
       </w:r>
       <w:r>
-        <w:t xml:space="preserve">Malaysia’s audited declaration at its lowest tier and Thailand’s certification regime at its infrastructure tier are both recurring burdens. They are recorded separately because a fixed cost is neither a scale nor a vintage rule.</w:t>
+        <w:t xml:space="preserve">Malaysia’s audited self-declaration in the low-capital track, borne by the company, and Thailand’s certification regime at its infrastructure activities are both recurring burdens. They are recorded separately because a fixed cost is neither a scale nor a vintage rule.</w:t>
       </w:r>
     </w:p>
     <w:p>
@@ -4049,7 +4075,7 @@
               <w:jc w:val="left"/>
             </w:pPr>
             <w:r>
-              <w:t xml:space="preserve">Single gate</w:t>
+              <w:t xml:space="preserve">Capital-gated activities</w:t>
             </w:r>
           </w:p>
         </w:tc>
@@ -4073,19 +4099,19 @@
               <w:jc w:val="left"/>
             </w:pPr>
             <w:r>
-              <w:t xml:space="preserve">Activity-specific minimum capital</w:t>
-            </w:r>
-          </w:p>
-        </w:tc>
-        <w:tc>
-          <w:tcPr/>
-          <w:p>
-            <w:pPr>
-              <w:pStyle w:val="Compact"/>
-              <w:jc w:val="left"/>
-            </w:pPr>
-            <w:r>
-              <w:t xml:space="preserve">A step at the data-hosting activity (about US$140m)</w:t>
+              <w:t xml:space="preserve">Activity-specific minimum capital and capacity</w:t>
+            </w:r>
+          </w:p>
+        </w:tc>
+        <w:tc>
+          <w:tcPr/>
+          <w:p>
+            <w:pPr>
+              <w:pStyle w:val="Compact"/>
+              <w:jc w:val="left"/>
+            </w:pPr>
+            <w:r>
+              <w:t xml:space="preserve">A step at the data-hosting activity (about US$140m; about 2 MW)</w:t>
             </w:r>
           </w:p>
         </w:tc>
@@ -4123,7 +4149,7 @@
               <w:jc w:val="left"/>
             </w:pPr>
             <w:r>
-              <w:t xml:space="preserve">Graduated ladder</w:t>
+              <w:t xml:space="preserve">Two parallel tracks</w:t>
             </w:r>
           </w:p>
         </w:tc>
@@ -4147,43 +4173,43 @@
               <w:jc w:val="left"/>
             </w:pPr>
             <w:r>
-              <w:t xml:space="preserve">Paid-up capital tiers rising to a full benefit at RM1bn capex</w:t>
-            </w:r>
-          </w:p>
-        </w:tc>
-        <w:tc>
-          <w:tcPr/>
-          <w:p>
-            <w:pPr>
-              <w:pStyle w:val="Compact"/>
-              <w:jc w:val="left"/>
-            </w:pPr>
-            <w:r>
-              <w:t xml:space="preserve">Gradual; the top-tier benefit sits at about US$220m</w:t>
-            </w:r>
-          </w:p>
-        </w:tc>
-        <w:tc>
-          <w:tcPr/>
-          <w:p>
-            <w:pPr>
-              <w:pStyle w:val="Compact"/>
-              <w:jc w:val="left"/>
-            </w:pPr>
-            <w:r>
-              <w:t xml:space="preserve">A rung exists at about US$0.55m of paid-up capital; whether it admits sub-facility providers is unverified</w:t>
-            </w:r>
-          </w:p>
-        </w:tc>
-        <w:tc>
-          <w:tcPr/>
-          <w:p>
-            <w:pPr>
-              <w:pStyle w:val="Compact"/>
-              <w:jc w:val="left"/>
-            </w:pPr>
-            <w:r>
-              <w:t xml:space="preserve">Fixed compliance cost at the lowest tier; the entry tier may still presuppose a facility</w:t>
+              <w:t xml:space="preserve">MD: RM50,000 paid-up capital and a new activity. DESAC: RM2.5m paid-up capital, outcome tiers, committee approval</w:t>
+            </w:r>
+          </w:p>
+        </w:tc>
+        <w:tc>
+          <w:tcPr/>
+          <w:p>
+            <w:pPr>
+              <w:pStyle w:val="Compact"/>
+              <w:jc w:val="left"/>
+            </w:pPr>
+            <w:r>
+              <w:t xml:space="preserve">MD: audit cost. DESAC: facility categories from 0.85 MW and facility-oriented conditions</w:t>
+            </w:r>
+          </w:p>
+        </w:tc>
+        <w:tc>
+          <w:tcPr/>
+          <w:p>
+            <w:pPr>
+              <w:pStyle w:val="Compact"/>
+              <w:jc w:val="left"/>
+            </w:pPr>
+            <w:r>
+              <w:t xml:space="preserve">A small cloud provider may use the MD track; the data-centre track starts at 0.85 MW</w:t>
+            </w:r>
+          </w:p>
+        </w:tc>
+        <w:tc>
+          <w:tcPr/>
+          <w:p>
+            <w:pPr>
+              <w:pStyle w:val="Compact"/>
+              <w:jc w:val="left"/>
+            </w:pPr>
+            <w:r>
+              <w:t xml:space="preserve">Fixed audit cost in the low-capital track; discretionary approval in the facility track</w:t>
             </w:r>
           </w:p>
         </w:tc>
@@ -4473,19 +4499,19 @@
               <w:jc w:val="left"/>
             </w:pPr>
             <w:r>
-              <w:t xml:space="preserve">Thailand, data hosting (8.2.4)</w:t>
-            </w:r>
-          </w:p>
-        </w:tc>
-        <w:tc>
-          <w:tcPr/>
-          <w:p>
-            <w:pPr>
-              <w:pStyle w:val="Compact"/>
-              <w:jc w:val="left"/>
-            </w:pPr>
-            <w:r>
-              <w:t xml:space="preserve">Minimum capital</w:t>
+              <w:t xml:space="preserve">Thailand, data hosting (8.2.4), minimum capital</w:t>
+            </w:r>
+          </w:p>
+        </w:tc>
+        <w:tc>
+          <w:tcPr/>
+          <w:p>
+            <w:pPr>
+              <w:pStyle w:val="Compact"/>
+              <w:jc w:val="left"/>
+            </w:pPr>
+            <w:r>
+              <w:t xml:space="preserve">Minimum capital excluding land</w:t>
             </w:r>
           </w:p>
         </w:tc>
@@ -4535,55 +4561,55 @@
               <w:jc w:val="left"/>
             </w:pPr>
             <w:r>
-              <w:t xml:space="preserve">Malaysia, DESAC entry</w:t>
-            </w:r>
-          </w:p>
-        </w:tc>
-        <w:tc>
-          <w:tcPr/>
-          <w:p>
-            <w:pPr>
-              <w:pStyle w:val="Compact"/>
-              <w:jc w:val="left"/>
-            </w:pPr>
-            <w:r>
-              <w:t xml:space="preserve">Paid-up capital</w:t>
-            </w:r>
-          </w:p>
-        </w:tc>
-        <w:tc>
-          <w:tcPr/>
-          <w:p>
-            <w:pPr>
-              <w:pStyle w:val="Compact"/>
-              <w:jc w:val="left"/>
-            </w:pPr>
-            <w:r>
-              <w:t xml:space="preserve">0.55</w:t>
-            </w:r>
-          </w:p>
-        </w:tc>
-        <w:tc>
-          <w:tcPr/>
-          <w:p>
-            <w:pPr>
-              <w:pStyle w:val="Compact"/>
-              <w:jc w:val="left"/>
-            </w:pPr>
-            <w:r>
-              <w:t xml:space="preserve">51 kW / 14 kW</w:t>
-            </w:r>
-          </w:p>
-        </w:tc>
-        <w:tc>
-          <w:tcPr/>
-          <w:p>
-            <w:pPr>
-              <w:pStyle w:val="Compact"/>
-              <w:jc w:val="left"/>
-            </w:pPr>
-            <w:r>
-              <w:t xml:space="preserve">0.1 to 0.6</w:t>
+              <w:t xml:space="preserve">Thailand, data hosting (8.2.4), electrical capacity (VERIFY)</w:t>
+            </w:r>
+          </w:p>
+        </w:tc>
+        <w:tc>
+          <w:tcPr/>
+          <w:p>
+            <w:pPr>
+              <w:pStyle w:val="Compact"/>
+              <w:jc w:val="left"/>
+            </w:pPr>
+            <w:r>
+              <w:t xml:space="preserve">Power capacity, 2 MW</w:t>
+            </w:r>
+          </w:p>
+        </w:tc>
+        <w:tc>
+          <w:tcPr/>
+          <w:p>
+            <w:pPr>
+              <w:pStyle w:val="Compact"/>
+              <w:jc w:val="left"/>
+            </w:pPr>
+            <w:r>
+              <w:t xml:space="preserve">21.4 to 76 (capital to host)</w:t>
+            </w:r>
+          </w:p>
+        </w:tc>
+        <w:tc>
+          <w:tcPr/>
+          <w:p>
+            <w:pPr>
+              <w:pStyle w:val="Compact"/>
+              <w:jc w:val="left"/>
+            </w:pPr>
+            <w:r>
+              <w:t xml:space="preserve">2 MW</w:t>
+            </w:r>
+          </w:p>
+        </w:tc>
+        <w:tc>
+          <w:tcPr/>
+          <w:p>
+            <w:pPr>
+              <w:pStyle w:val="Compact"/>
+              <w:jc w:val="left"/>
+            </w:pPr>
+            <w:r>
+              <w:t xml:space="preserve">1.7 to 2.8</w:t>
             </w:r>
           </w:p>
         </w:tc>
@@ -4597,7 +4623,131 @@
               <w:jc w:val="left"/>
             </w:pPr>
             <w:r>
-              <w:t xml:space="preserve">Malaysia, DESAC top tier</w:t>
+              <w:t xml:space="preserve">Malaysia, DESAC capitalisation floor</w:t>
+            </w:r>
+          </w:p>
+        </w:tc>
+        <w:tc>
+          <w:tcPr/>
+          <w:p>
+            <w:pPr>
+              <w:pStyle w:val="Compact"/>
+              <w:jc w:val="left"/>
+            </w:pPr>
+            <w:r>
+              <w:t xml:space="preserve">Paid-up capital of the company, not project scale</w:t>
+            </w:r>
+          </w:p>
+        </w:tc>
+        <w:tc>
+          <w:tcPr/>
+          <w:p>
+            <w:pPr>
+              <w:pStyle w:val="Compact"/>
+              <w:jc w:val="left"/>
+            </w:pPr>
+            <w:r>
+              <w:t xml:space="preserve">0.55</w:t>
+            </w:r>
+          </w:p>
+        </w:tc>
+        <w:tc>
+          <w:tcPr/>
+          <w:p>
+            <w:pPr>
+              <w:pStyle w:val="Compact"/>
+              <w:jc w:val="left"/>
+            </w:pPr>
+            <w:r>
+              <w:t xml:space="preserve">not a project scale</w:t>
+            </w:r>
+          </w:p>
+        </w:tc>
+        <w:tc>
+          <w:tcPr/>
+          <w:p>
+            <w:pPr>
+              <w:pStyle w:val="Compact"/>
+              <w:jc w:val="left"/>
+            </w:pPr>
+            <w:r>
+              <w:t xml:space="preserve">not applicable</w:t>
+            </w:r>
+          </w:p>
+        </w:tc>
+      </w:tr>
+      <w:tr>
+        <w:tc>
+          <w:tcPr/>
+          <w:p>
+            <w:pPr>
+              <w:pStyle w:val="Compact"/>
+              <w:jc w:val="left"/>
+            </w:pPr>
+            <w:r>
+              <w:t xml:space="preserve">Malaysia, DESAC smallest data-centre category</w:t>
+            </w:r>
+          </w:p>
+        </w:tc>
+        <w:tc>
+          <w:tcPr/>
+          <w:p>
+            <w:pPr>
+              <w:pStyle w:val="Compact"/>
+              <w:jc w:val="left"/>
+            </w:pPr>
+            <w:r>
+              <w:t xml:space="preserve">Power capacity, 0.85 MW</w:t>
+            </w:r>
+          </w:p>
+        </w:tc>
+        <w:tc>
+          <w:tcPr/>
+          <w:p>
+            <w:pPr>
+              <w:pStyle w:val="Compact"/>
+              <w:jc w:val="left"/>
+            </w:pPr>
+            <w:r>
+              <w:t xml:space="preserve">9.1 to 32.3 (capital to host)</w:t>
+            </w:r>
+          </w:p>
+        </w:tc>
+        <w:tc>
+          <w:tcPr/>
+          <w:p>
+            <w:pPr>
+              <w:pStyle w:val="Compact"/>
+              <w:jc w:val="left"/>
+            </w:pPr>
+            <w:r>
+              <w:t xml:space="preserve">0.85 MW</w:t>
+            </w:r>
+          </w:p>
+        </w:tc>
+        <w:tc>
+          <w:tcPr/>
+          <w:p>
+            <w:pPr>
+              <w:pStyle w:val="Compact"/>
+              <w:jc w:val="left"/>
+            </w:pPr>
+            <w:r>
+              <w:t xml:space="preserve">1.3 to 2.4</w:t>
+            </w:r>
+          </w:p>
+        </w:tc>
+      </w:tr>
+      <w:tr>
+        <w:tc>
+          <w:tcPr/>
+          <w:p>
+            <w:pPr>
+              <w:pStyle w:val="Compact"/>
+              <w:jc w:val="left"/>
+            </w:pPr>
+            <w:r>
+              <w:t xml:space="preserve">Malaysia, DESAC ten-year condition</w:t>
             </w:r>
           </w:p>
         </w:tc>
@@ -4862,7 +5012,7 @@
         <w:t xml:space="preserve"> </w:t>
       </w:r>
       <w:r>
-        <w:t xml:space="preserve">Rung distance is log10 of the threshold over US$0.13m to US$0.46m, the capital to host one eight-accelerator server of about 12 kW on the two benchmarks (CITATION NEEDED for the 12 kW figure). The Philippine figure is an extended-benefit tier, not an entry rule. Bases differ, so rows are indicative.</w:t>
+        <w:t xml:space="preserve">Rung distance is log10 of the threshold over US$0.13m to US$0.46m, the capital to host one eight-accelerator server of about 12 kW on the two benchmarks (CITATION NEEDED for the 12 kW figure). The Philippine figure is an extended-benefit tier, not an entry rule. Malaysia’s paid-up capital measures how well capitalised the company is, so it has no rung distance. Malaysia Digital (RM50,000 paid-up capital) is a company-capital rule on a digital track and is not placed on the scale. Bases differ, so rows are indicative.</w:t>
       </w:r>
     </w:p>
     <w:p>
@@ -4892,7 +5042,7 @@
           <wp:inline>
             <wp:extent cx="5334000" cy="3531972"/>
             <wp:effectExtent b="0" l="0" r="0" t="0"/>
-            <wp:docPr descr="Figure 1. Explicit eligibility thresholds against cost benchmarks, US$ million, log scale. Shaded bands show the capital needed to host the stated capacity, from construction cost alone (US$10.7m per MW; Turner and Townsend, 2025) to fully equipped AI capacity (US$38m per MW; Epoch AI, 2026); the node band assumes 12 kW per eight-accelerator server (CITATION NEEDED). Thresholds are on different bases: Thailand’s software figure is annual salary spend (hollow marker); Thailand’s data-hosting figure is minimum capital; Malaysia’s entry tiers are paid-up capital (*) and its top tier is cumulative capex; the Philippine figure is a firm-scale tier for extended benefits. The bands are benchmarks, not like-for-like tests. Vietnam states no capital threshold." title="" id="39" name="Picture"/>
+            <wp:docPr descr="Figure 1. Explicit eligibility thresholds against cost benchmarks, US$ million, log scale. Shaded bands show the capital needed to host the stated capacity, from construction cost alone (US$10.7m per MW; Turner and Townsend, 2025) to fully equipped AI capacity (US$38m per MW; Epoch AI, 2026); the node band assumes 12 kW per eight-accelerator server (CITATION NEEDED). Thresholds are on different bases: Thailand’s software figure is annual salary spend (hollow marker); Thailand’s data-hosting figure is minimum capital; Malaysia’s two paid-up capital figures are company capital, not project scale (*), the 0.85 MW bar shows the capital to host the smallest DESAC data-centre category (construction to fully equipped), and the right-hand marker is the cumulative capex condition for the second five years; the Philippine figure is a firm-scale tier for extended benefits. The bands are benchmarks, not like-for-like tests. Vietnam states no capital threshold." title="" id="39" name="Picture"/>
             <a:graphic>
               <a:graphicData uri="http://schemas.openxmlformats.org/drawingml/2006/picture">
                 <pic:pic>
@@ -4945,15 +5095,15 @@
         <w:t xml:space="preserve"> </w:t>
       </w:r>
       <w:r>
-        <w:t xml:space="preserve">Explicit eligibility thresholds against cost benchmarks, US$ million, log scale. Shaded bands show the capital needed to host the stated capacity, from construction cost alone (US$10.7m per MW; Turner and Townsend, 2025) to fully equipped AI capacity (US$38m per MW; Epoch AI, 2026); the node band assumes 12 kW per eight-accelerator server (CITATION NEEDED). Thresholds are on different bases: Thailand’s software figure is annual salary spend (hollow marker); Thailand’s data-hosting figure is minimum capital; Malaysia’s entry tiers are paid-up capital (*) and its top tier is cumulative capex; the Philippine figure is a firm-scale tier for extended benefits. The bands are benchmarks, not like-for-like tests. Vietnam states no capital threshold.</w:t>
-      </w:r>
-    </w:p>
-    <w:p>
-      <w:pPr>
-        <w:pStyle w:val="BodyText"/>
-      </w:pPr>
-      <w:r>
-        <w:t xml:space="preserve">Three readings follow. In Thailand a single step of two and a half to three orders of magnitude separates one server from the smallest eligible scale, and nothing coded lies between. In Malaysia the entry tier is within about one order of magnitude of one server, and the ladder rises from there to the facility scale. Vietnam and the Philippines state no capital threshold at the compute layers, so their screens must be sought in designation, inclusion and discretion.</w:t>
+        <w:t xml:space="preserve">Explicit eligibility thresholds against cost benchmarks, US$ million, log scale. Shaded bands show the capital needed to host the stated capacity, from construction cost alone (US$10.7m per MW; Turner and Townsend, 2025) to fully equipped AI capacity (US$38m per MW; Epoch AI, 2026); the node band assumes 12 kW per eight-accelerator server (CITATION NEEDED). Thresholds are on different bases: Thailand’s software figure is annual salary spend (hollow marker); Thailand’s data-hosting figure is minimum capital; Malaysia’s two paid-up capital figures are company capital, not project scale (*), the 0.85 MW bar shows the capital to host the smallest DESAC data-centre category (construction to fully equipped), and the right-hand marker is the cumulative capex condition for the second five years; the Philippine figure is a firm-scale tier for extended benefits. The bands are benchmarks, not like-for-like tests. Vietnam states no capital threshold.</w:t>
+      </w:r>
+    </w:p>
+    <w:p>
+      <w:pPr>
+        <w:pStyle w:val="BodyText"/>
+      </w:pPr>
+      <w:r>
+        <w:t xml:space="preserve">Three readings follow. In Thailand a single step of two and a half to three orders of magnitude separates one server from the smallest eligible scale in capital terms, and nothing coded lies between. In Malaysia the facility track starts at a category of 0.85 MW, 1.3 to 2.4 orders of magnitude above one server, while a separate digital track admits new cloud and AI activities at RM50,000 of paid-up capital. The low DESAC capitalisation floor says little about project scale. Vietnam and the Philippines state no capital threshold at the compute layers, so their screens must be sought in designation, inclusion and discretion.</w:t>
       </w:r>
     </w:p>
     <w:p>
@@ -5085,7 +5235,7 @@
               <w:jc w:val="left"/>
             </w:pPr>
             <w:r>
-              <w:t xml:space="preserve">Ineligible on the coded rules (only coded route is 8.2.4 at US$140m); general instruments</w:t>
+              <w:t xml:space="preserve">Likely ineligible on the coded rules (8.2.4 needs US$140m, about 2 MW and two certified data centres; cloud services under 8.2.2 are reported to need two certified data centres); general instruments</w:t>
             </w:r>
             <w:r>
               <w:t xml:space="preserve"> </w:t>
@@ -5107,7 +5257,20 @@
               <w:jc w:val="left"/>
             </w:pPr>
             <w:r>
-              <w:t xml:space="preserve">Ineligible on the coded rules (1 MW is about US$10.7m to 38m, below US$140m); general instruments</w:t>
+              <w:t xml:space="preserve">Unclear (1 MW is below the 2 MW of the higher tier of 8.2.1 and of 8.2.4; whether a lower tier of 8.2.1 admits it</w:t>
+            </w:r>
+            <w:r>
+              <w:t xml:space="preserve"> </w:t>
+            </w:r>
+            <w:r>
+              <w:rPr>
+                <w:bCs/>
+                <w:b/>
+              </w:rPr>
+              <w:t xml:space="preserve">VERIFY</w:t>
+            </w:r>
+            <w:r>
+              <w:t xml:space="preserve">); general instruments</w:t>
             </w:r>
             <w:r>
               <w:t xml:space="preserve"> </w:t>
@@ -5206,22 +5369,19 @@
               <w:jc w:val="left"/>
             </w:pPr>
             <w:r>
-              <w:t xml:space="preserve">Eligible (RM50,000 paid-up capital; audited annual declaration at own cost)</w:t>
-            </w:r>
-          </w:p>
-        </w:tc>
-        <w:tc>
-          <w:tcPr/>
-          <w:p>
-            <w:pPr>
-              <w:pStyle w:val="Compact"/>
-              <w:jc w:val="left"/>
-            </w:pPr>
-            <w:r>
-              <w:t xml:space="preserve">Unclear (DESAC entry tier RM2.5m paid-up capital; activity conditions</w:t>
-            </w:r>
-            <w:r>
-              <w:t xml:space="preserve"> </w:t>
+              <w:t xml:space="preserve">Eligible (MD: RM50,000 paid-up capital; new activity; audited annual declaration at own cost)</w:t>
+            </w:r>
+          </w:p>
+        </w:tc>
+        <w:tc>
+          <w:tcPr/>
+          <w:p>
+            <w:pPr>
+              <w:pStyle w:val="Compact"/>
+              <w:jc w:val="left"/>
+            </w:pPr>
+            <w:r>
+              <w:t xml:space="preserve">Possibly eligible under the MD track, where cloud is a promoted enabler; unlikely under DESAC, which targets data-centre operators and allows relief on qualifying capital investment excluding land (</w:t>
             </w:r>
             <w:r>
               <w:rPr>
@@ -5231,19 +5391,60 @@
               <w:t xml:space="preserve">VERIFY</w:t>
             </w:r>
             <w:r>
-              <w:t xml:space="preserve">)</w:t>
-            </w:r>
-          </w:p>
-        </w:tc>
-        <w:tc>
-          <w:tcPr/>
-          <w:p>
-            <w:pPr>
-              <w:pStyle w:val="Compact"/>
-              <w:jc w:val="left"/>
-            </w:pPr>
-            <w:r>
-              <w:t xml:space="preserve">Unclear (capital lies between the entry tier and the top tier; activity conditions</w:t>
+              <w:t xml:space="preserve"> </w:t>
+            </w:r>
+            <w:r>
+              <w:t xml:space="preserve">with MDEC)</w:t>
+            </w:r>
+          </w:p>
+        </w:tc>
+        <w:tc>
+          <w:tcPr/>
+          <w:p>
+            <w:pPr>
+              <w:pStyle w:val="Compact"/>
+              <w:jc w:val="left"/>
+            </w:pPr>
+            <w:r>
+              <w:t xml:space="preserve">Eligible to apply under DESAC on the stated conditions: a 1 MW facility falls in the 0.85 MW to 4.25 MW category; RM2.5m paid-up capital; Malaysian staff at RM5,000 a month making up half of manpower; committee approval is discretionary</w:t>
+            </w:r>
+          </w:p>
+        </w:tc>
+      </w:tr>
+      <w:tr>
+        <w:tc>
+          <w:tcPr/>
+          <w:p>
+            <w:pPr>
+              <w:pStyle w:val="Compact"/>
+              <w:jc w:val="left"/>
+            </w:pPr>
+            <w:r>
+              <w:t xml:space="preserve">Philippines</w:t>
+            </w:r>
+          </w:p>
+        </w:tc>
+        <w:tc>
+          <w:tcPr/>
+          <w:p>
+            <w:pPr>
+              <w:pStyle w:val="Compact"/>
+              <w:jc w:val="left"/>
+            </w:pPr>
+            <w:r>
+              <w:t xml:space="preserve">Eligible on stated conditions, subject to inclusion and evaluation</w:t>
+            </w:r>
+          </w:p>
+        </w:tc>
+        <w:tc>
+          <w:tcPr/>
+          <w:p>
+            <w:pPr>
+              <w:pStyle w:val="Compact"/>
+              <w:jc w:val="left"/>
+            </w:pPr>
+            <w:r>
+              <w:t xml:space="preserve">Unclear (Plan treatment of resale</w:t>
             </w:r>
             <w:r>
               <w:t xml:space="preserve"> </w:t>
@@ -5260,41 +5461,15 @@
             </w:r>
           </w:p>
         </w:tc>
-      </w:tr>
-      <w:tr>
-        <w:tc>
-          <w:tcPr/>
-          <w:p>
-            <w:pPr>
-              <w:pStyle w:val="Compact"/>
-              <w:jc w:val="left"/>
-            </w:pPr>
-            <w:r>
-              <w:t xml:space="preserve">Philippines</w:t>
-            </w:r>
-          </w:p>
-        </w:tc>
-        <w:tc>
-          <w:tcPr/>
-          <w:p>
-            <w:pPr>
-              <w:pStyle w:val="Compact"/>
-              <w:jc w:val="left"/>
-            </w:pPr>
-            <w:r>
-              <w:t xml:space="preserve">Eligible on stated conditions, subject to inclusion and evaluation</w:t>
-            </w:r>
-          </w:p>
-        </w:tc>
-        <w:tc>
-          <w:tcPr/>
-          <w:p>
-            <w:pPr>
-              <w:pStyle w:val="Compact"/>
-              <w:jc w:val="left"/>
-            </w:pPr>
-            <w:r>
-              <w:t xml:space="preserve">Unclear (Plan treatment of resale</w:t>
+        <w:tc>
+          <w:tcPr/>
+          <w:p>
+            <w:pPr>
+              <w:pStyle w:val="Compact"/>
+              <w:jc w:val="left"/>
+            </w:pPr>
+            <w:r>
+              <w:t xml:space="preserve">Unclear (Plan groups data-centre infrastructure with AI; no stated minimum;</w:t>
             </w:r>
             <w:r>
               <w:t xml:space="preserve"> </w:t>
@@ -5311,31 +5486,6 @@
             </w:r>
           </w:p>
         </w:tc>
-        <w:tc>
-          <w:tcPr/>
-          <w:p>
-            <w:pPr>
-              <w:pStyle w:val="Compact"/>
-              <w:jc w:val="left"/>
-            </w:pPr>
-            <w:r>
-              <w:t xml:space="preserve">Unclear (Plan groups data-centre infrastructure with AI; no stated minimum;</w:t>
-            </w:r>
-            <w:r>
-              <w:t xml:space="preserve"> </w:t>
-            </w:r>
-            <w:r>
-              <w:rPr>
-                <w:bCs/>
-                <w:b/>
-              </w:rPr>
-              <w:t xml:space="preserve">VERIFY</w:t>
-            </w:r>
-            <w:r>
-              <w:t xml:space="preserve">)</w:t>
-            </w:r>
-          </w:p>
-        </w:tc>
       </w:tr>
     </w:tbl>
     <w:p>
@@ -5379,7 +5529,7 @@
         <w:pStyle w:val="BodyText"/>
       </w:pPr>
       <w:r>
-        <w:t xml:space="preserve">On this reading only Thailand’s coded rules exclude Firms B and C by capital. In the other three countries the answer depends on clauses not yet read, which is why the reading of DESAC, the Vietnamese list and the Philippine Plan decides how far the Thai result generalises.</w:t>
+        <w:t xml:space="preserve">On this reading Thailand’s rules are the most likely to exclude Firm B, and Malaysia is the one country where a reading of the primary text supports a small provider’s eligibility, through the MD track and not through DESAC. In Vietnam and the Philippines the answer depends on clauses not yet read.</w:t>
       </w:r>
     </w:p>
     <w:p>
@@ -5397,7 +5547,7 @@
         <w:t xml:space="preserve"> </w:t>
       </w:r>
       <w:r>
-        <w:t xml:space="preserve">Reading (i) holds on the instruments we coded: no country has an instrument aimed at sub-facility compute provision. Reading (ii) holds provisionally for Thailand and is open for the other three. Reading (iii) fails for Malaysia if the DESAC entry tier is a tier below facility scale.</w:t>
+        <w:t xml:space="preserve">Reading (i) holds on the instruments we coded: no country has an instrument aimed at sub-facility compute provision. Reading (ii) is likely to hold for Thailand and fails provisionally for Malaysia, whose MD track may admit a small cloud provider. It is open for Vietnam and the Philippines. Reading (iii) holds for Malaysia’s data-centre track, whose smallest recognised category is 0.85 MW.</w:t>
       </w:r>
     </w:p>
     <w:bookmarkEnd w:id="41"/>
@@ -5483,7 +5633,20 @@
         <w:pStyle w:val="BodyText"/>
       </w:pPr>
       <w:r>
-        <w:t xml:space="preserve">Malaysia is the informative comparison. Its entry tier asks for paid-up capital of the order of one server’s hosting cost (Table 5). If a firm that leases space and equipment, or runs a rack-scale deployment, can qualify, Malaysia shows that a graduated design is feasible alongside the same cost structure, and cost cannot explain the absence of rungs in Thailand. If the tier presupposes a facility, Malaysia joins Thailand. The two outcomes carry different lessons, which is why the DESAC reading is the check that matters most.</w:t>
+        <w:t xml:space="preserve">Malaysia is the informative comparison. It runs a low-capital digital track that covers cloud (RM50,000 of paid-up capital) beside a data-centre track whose smallest recognised category is 0.85 MW, 1.3 to 2.4 orders of magnitude above one server, and whose conditions are written for facility operators. If the MD track admits a small provider of compute as a service</w:t>
+      </w:r>
+      <w:r>
+        <w:t xml:space="preserve"> </w:t>
+      </w:r>
+      <w:r>
+        <w:rPr>
+          <w:bCs/>
+          <w:b/>
+        </w:rPr>
+        <w:t xml:space="preserve">[VERIFY with MDEC]</w:t>
+      </w:r>
+      <w:r>
+        <w:t xml:space="preserve">, Malaysia shows that a small provider can be admitted on paper at a cost, an annual audit at its own expense, and that the facility threshold in Thailand is not forced by the same cost structure. If it does not, Malaysia joins Thailand. DESAC’s low paid-up capital floor does not change this, because it measures company capital, not project scale.</w:t>
       </w:r>
     </w:p>
     <w:p>
@@ -5783,7 +5946,7 @@
               <w:jc w:val="left"/>
             </w:pPr>
             <w:r>
-              <w:t xml:space="preserve">Malaysia’s graduated tiers, with an entry tier of rack-scale paid-up capital</w:t>
+              <w:t xml:space="preserve">Malaysia’s low-capital digital track covers cloud (RM50,000 paid-up capital), beside a data-centre track whose smallest category is 0.85 MW</w:t>
             </w:r>
           </w:p>
         </w:tc>
@@ -5807,7 +5970,7 @@
               <w:jc w:val="left"/>
             </w:pPr>
             <w:r>
-              <w:t xml:space="preserve">U (P2a, if the tier admits small providers;</w:t>
+              <w:t xml:space="preserve">U (P2a, if the MD track admits capacity resale;</w:t>
             </w:r>
             <w:r>
               <w:t xml:space="preserve"> </w:t>
@@ -5856,7 +6019,7 @@
               <w:jc w:val="left"/>
             </w:pPr>
             <w:r>
-              <w:t xml:space="preserve">The DESAC reading</w:t>
+              <w:t xml:space="preserve">MDEC’s reading of MD activities</w:t>
             </w:r>
           </w:p>
         </w:tc>
@@ -6153,7 +6316,7 @@
               <w:jc w:val="left"/>
             </w:pPr>
             <w:r>
-              <w:t xml:space="preserve">Auditor-verified annual declaration at the lowest tier (Malaysia)</w:t>
+              <w:t xml:space="preserve">Auditor-verified annual self-declaration at the company’s cost in the low-capital track (Malaysia; verified against the July 2025 guideline)</w:t>
             </w:r>
           </w:p>
         </w:tc>
@@ -6201,19 +6364,19 @@
               <w:jc w:val="left"/>
             </w:pPr>
             <w:r>
-              <w:t xml:space="preserve">H1 against H2: Weak to Moderate; unverified row; audit cost unmeasured</w:t>
-            </w:r>
-          </w:p>
-        </w:tc>
-        <w:tc>
-          <w:tcPr/>
-          <w:p>
-            <w:pPr>
-              <w:pStyle w:val="Compact"/>
-              <w:jc w:val="left"/>
-            </w:pPr>
-            <w:r>
-              <w:t xml:space="preserve">Verification; audit cost relative to capital</w:t>
+              <w:t xml:space="preserve">H1 against H2: Moderate; audit cost unmeasured</w:t>
+            </w:r>
+          </w:p>
+        </w:tc>
+        <w:tc>
+          <w:tcPr/>
+          <w:p>
+            <w:pPr>
+              <w:pStyle w:val="Compact"/>
+              <w:jc w:val="left"/>
+            </w:pPr>
+            <w:r>
+              <w:t xml:space="preserve">Audit cost relative to RM50,000 of capital</w:t>
             </w:r>
           </w:p>
         </w:tc>
@@ -6586,7 +6749,7 @@
         <w:pStyle w:val="BodyText"/>
       </w:pPr>
       <w:r>
-        <w:t xml:space="preserve">Four results follow. First, cost explains the height of Thailand’s threshold (E1), and the data cannot distinguish a design reading from it on that point. Second, thresholds are not forced by cost: Vietnam and the Philippines state none at the compute layers (E4, E7), and Malaysia’s ladder starts at rack scale (E2). Third, H1 is also unexpected for two design features that cost cannot generate, a revenue-base tier (E5) and a fixed compliance cost (E6), both on unverified rows. Fourth, E8 is unexpected under all three hypotheses. A deliberate startup track fits none of them, which shows that these governments can and do design for new firms, and limits H2 as a general account. H2 and H3 remain difficult to separate: E3, E5 and E6 are expected or compatible under both, and only E7 favours H3 clearly.</w:t>
+        <w:t xml:space="preserve">Four results follow. First, cost explains the height of Thailand’s threshold (E1), and the data cannot distinguish a design reading from it on that point. Second, thresholds are not forced by cost: Vietnam and the Philippines state none at the compute layers (E4, E7), and Malaysia admits cloud activity at RM50,000 of paid-up capital on a separate track (E2). Third, H1 is also unexpected for two design features that cost cannot generate, a revenue-base tier (E5, on an unverified row) and a fixed compliance cost (E6, verified against the guideline). Fourth, E8 is unexpected under all three hypotheses. A deliberate startup track fits none of them, which shows that these governments can and do design for new firms, and limits H2 as a general account. H2 and H3 remain difficult to separate: E3, E5 and E6 are expected or compatible under both, and only E7 favours H3 clearly.</w:t>
       </w:r>
     </w:p>
     <w:p>
@@ -6612,7 +6775,7 @@
         <w:t xml:space="preserve"> </w:t>
       </w:r>
       <w:r>
-        <w:t xml:space="preserve">Dropping evidence against H1 one row at a time (E3 to E7), the case against H1 survives on the others, so no single row decides it. Dropping the rows that rest on unverified coding (E5, E6, E7) leaves E3 and E4, both of which depend on the search protocol and on the list and Plan readings. Dropping the rows that depend on A1 (E2, E3) leaves E4, E5, E6 and E7. Evidence against H2 (E2, E8) is also tested: dropping E2 leaves E8, which is limited to Vietnam’s application layer. If the DESAC reading shows the entry tier is unusable by small providers, E2 reverses to compatible, and the claim that Malaysia is a counter-example to Thailand falls. No single row decides the conclusion that capital gates are a design choice, but the claim that rungs are missing in Thailand depends on A1 and on the general-instrument coding.</w:t>
+        <w:t xml:space="preserve">Dropping evidence against H1 one row at a time (E3 to E7), the case against H1 survives on the others, so no single row decides it. Dropping the rows that rest on unverified coding (E5, E6, E7) leaves E3 and E4, both of which depend on the search protocol and on the list and Plan readings. Dropping the rows that depend on A1 (E2, E3) leaves E4, E5, E6 and E7. Evidence against H2 (E2, E8) is also tested: dropping E2 leaves E8, which is limited to Vietnam’s application layer. If MDEC does not accept capacity resale as an MD activity, E2 reverses to compatible, and the claim that Malaysia is a counter-example to Thailand falls. No single row decides the conclusion that capital gates are a design choice, but the claim that rungs are missing in Thailand depends on A1 and on the general-instrument coding.</w:t>
       </w:r>
     </w:p>
     <w:p>
@@ -6674,7 +6837,7 @@
         <w:pStyle w:val="BodyText"/>
       </w:pPr>
       <w:r>
-        <w:t xml:space="preserve">Doner and Schneider (2016) treat firm size as a cleavage that works through political weakness. We find that capital screens can be set by instrument type (gate, ladder, list, tier) whatever coalitions form around them, but we do not observe coalitions. For the access scenarios of Cerutti et al. (2025), whose macro outcome depends on whether domestic firms can supply compute, the rules we code show where entry is and is not open on paper. They do not show what firms do with it.</w:t>
+        <w:t xml:space="preserve">Doner and Schneider (2016) treat firm size as a cleavage that works through political weakness. We find that capital screens can be set by instrument type (gate, two-track, list, tier) whatever coalitions form around them, but we do not observe coalitions. For the access scenarios of Cerutti et al. (2025), whose macro outcome depends on whether domestic firms can supply compute, the rules we code show where entry is and is not open on paper. They do not show what firms do with it.</w:t>
       </w:r>
     </w:p>
     <w:p>
@@ -6714,7 +6877,7 @@
         <w:t xml:space="preserve"> </w:t>
       </w:r>
       <w:r>
-        <w:t xml:space="preserve">the rung distance is larger where a single gate is set at facility scale than where eligibility is graduated.</w:t>
+        <w:t xml:space="preserve">the rung distance is larger where a single gate is set at facility scale than where a separate low-capital track covers the same activity.</w:t>
       </w:r>
       <w:r>
         <w:t xml:space="preserve"> </w:t>
@@ -7528,7 +7691,7 @@
         <w:t xml:space="preserve"> </w:t>
       </w:r>
       <w:r>
-        <w:t xml:space="preserve">Vietnam’s AI-specific regulatory layer is still developing following the 2025 AI law (Vietnam, 2025), and Malaysia has announced a restructuring of its data-centre incentives.</w:t>
+        <w:t xml:space="preserve">Vietnam’s AI-specific regulatory layer is still developing following the 2025 AI law (Vietnam, 2025), and Malaysia is phasing in a New Incentive Framework that is moving incentives from sector lists to outcome-based tiers, with the services sector date still to be announced.</w:t>
       </w:r>
     </w:p>
     <w:bookmarkEnd w:id="49"/>
@@ -7546,7 +7709,7 @@
         <w:pStyle w:val="FirstParagraph"/>
       </w:pPr>
       <w:r>
-        <w:t xml:space="preserve">This paper asked where four Southeast Asian incentive systems screen entrants to the AI industry. All four make application development accessible on the stated thresholds, and Vietnam adds a startup track with direct equity access. Above that layer they use four architectures. Thailand sets a single capital gate at data hosting, two and a half to three orders of magnitude above the capital needed to host one server, with nothing coded in between. Malaysia grades its tiers from a rack-scale entry tier. Vietnam ranks technologies by priority and states no capital rule. The Philippines applies the same inclusion and firm-scale rules to every activity. No country has an instrument aimed at compute provision below facility scale. Cost explains the height of Thailand’s threshold, but cost does not explain why Vietnam and the Philippines need no capital gate, why Malaysia can start at rack scale, or why Thailand’s research tier presupposes a sales base.</w:t>
+        <w:t xml:space="preserve">This paper asked where four Southeast Asian incentive systems screen entrants to the AI industry. All four make application development accessible on the stated thresholds, and Vietnam adds a startup track with direct equity access. Above that layer they use four architectures. Thailand gates data hosting by capital and capacity, two and a half to three orders of magnitude above the capital needed to host one server, with nothing coded in between. Malaysia runs a low-capital digital track that covers cloud beside a data-centre track whose smallest recognised category is 0.85 MW. Vietnam ranks technologies by priority and states no capital rule. The Philippines applies the same inclusion and firm-scale rules to every activity. No instrument we coded is aimed at compute provision below facility scale. Cost explains the height of Thailand’s gate, but it does not explain why Vietnam and the Philippines need no capital gate, why Malaysia can run a low-capital cloud track, or why Thailand’s research tier presupposes a sales base.</w:t>
       </w:r>
     </w:p>
     <w:p>
@@ -8554,7 +8717,7 @@
         <w:pStyle w:val="BodyText"/>
       </w:pPr>
       <w:r>
-        <w:t xml:space="preserve">Malaysia Digital Economy Corporation. (2024).</w:t>
+        <w:t xml:space="preserve">Malaysia Digital Economy Corporation. (2025).</w:t>
       </w:r>
       <w:r>
         <w:t xml:space="preserve"> </w:t>
@@ -8567,15 +8730,18 @@
         <w:t xml:space="preserve">Guidelines on Malaysia Digital (MD) tax incentive (new investment incentive)</w:t>
       </w:r>
       <w:r>
-        <w:t xml:space="preserve">. MDEC.</w:t>
-      </w:r>
-    </w:p>
-    <w:p>
-      <w:pPr>
-        <w:pStyle w:val="BodyText"/>
-      </w:pPr>
-      <w:r>
-        <w:t xml:space="preserve">Malaysian Investment Development Authority. (2022).</w:t>
+        <w:t xml:space="preserve"> </w:t>
+      </w:r>
+      <w:r>
+        <w:t xml:space="preserve">(revised 22 July 2025; MOF Approval Ref. MOF.TAX(S) 700-2/7/970 JLD.3 (14)). MDEC. https://www.mdec.my/announcement/md-tax-incentive-revised-guidelines</w:t>
+      </w:r>
+    </w:p>
+    <w:p>
+      <w:pPr>
+        <w:pStyle w:val="BodyText"/>
+      </w:pPr>
+      <w:r>
+        <w:t xml:space="preserve">Malaysia, Ministry of Investment, Trade and Industry. (2024).</w:t>
       </w:r>
       <w:r>
         <w:t xml:space="preserve"> </w:t>
@@ -8585,10 +8751,55 @@
           <w:iCs/>
           <w:i/>
         </w:rPr>
+        <w:t xml:space="preserve">Guideline for sustainable development of data centre</w:t>
+      </w:r>
+      <w:r>
+        <w:t xml:space="preserve">. Hosted by the Malaysian Investment Development Authority. https://www.mida.gov.my/wp-content/uploads/2024/12/Guideline-for-Sustainable-Development-of-Data-Centre.pdf</w:t>
+      </w:r>
+    </w:p>
+    <w:p>
+      <w:pPr>
+        <w:pStyle w:val="BodyText"/>
+      </w:pPr>
+      <w:r>
+        <w:t xml:space="preserve">Malaysian Investment Development Authority. (2024).</w:t>
+      </w:r>
+      <w:r>
+        <w:t xml:space="preserve"> </w:t>
+      </w:r>
+      <w:r>
+        <w:rPr>
+          <w:iCs/>
+          <w:i/>
+        </w:rPr>
         <w:t xml:space="preserve">Guidelines and procedures for the application of the Digital Ecosystem Acceleration (DESAC) scheme</w:t>
       </w:r>
       <w:r>
-        <w:t xml:space="preserve">. MIDA.</w:t>
+        <w:t xml:space="preserve"> </w:t>
+      </w:r>
+      <w:r>
+        <w:t xml:space="preserve">(MOF Approval Ref. MOF.TAX(S)700-2/1/208 JLD.2 (7); version on MIDA’s website, December 2024). MIDA. https://www.mida.gov.my/wp-content/uploads/2024/12/DESAC-Guideline_MIDA.pdf</w:t>
+      </w:r>
+    </w:p>
+    <w:p>
+      <w:pPr>
+        <w:pStyle w:val="BodyText"/>
+      </w:pPr>
+      <w:r>
+        <w:t xml:space="preserve">Malaysian Investment Development Authority. (2026).</w:t>
+      </w:r>
+      <w:r>
+        <w:t xml:space="preserve"> </w:t>
+      </w:r>
+      <w:r>
+        <w:rPr>
+          <w:iCs/>
+          <w:i/>
+        </w:rPr>
+        <w:t xml:space="preserve">New Incentive Framework (NIF): Media release and frequently asked questions</w:t>
+      </w:r>
+      <w:r>
+        <w:t xml:space="preserve">. MIDA. https://www.mida.gov.my/media-release/new-incentive-framework-nif/</w:t>
       </w:r>
     </w:p>
     <w:p>

--- a/revision/02_revised_manuscript.docx
+++ b/revision/02_revised_manuscript.docx
@@ -244,7 +244,7 @@
         <w:pStyle w:val="FirstParagraph"/>
       </w:pPr>
       <w:r>
-        <w:t xml:space="preserve">Southeast Asian governments have made artificial intelligence (AI) a pillar of industrial policy, but little is known about which firms their incentive instruments let in. We code about 20 instruments from the primary legal texts of Thailand, Vietnam, Malaysia and the Philippines on five dimensions, place explicit thresholds on a common cost scale, and ask where each system screens entrants to the AI technology stack and whether cost necessity, scale-favouring design or administrative habit better explains the pattern. The four systems use four architectures: capital-gated activities (Thailand), two parallel tracks (Malaysia), a priority list without capital rules (Vietnam) and uniform firm-scale tiers (the Philippines). On the stated thresholds all four make application-layer support accessible to small firms. Thailand’s gate for GPU data hosting lies two and a half to three orders of magnitude above the capital needed to host one server. Malaysia pairs a low-capital digital track that covers cloud services with a data-centre track whose smallest recognised category is 0.85 MW. Vietnam and the Philippines state no capital rule at the compute layers, so their screens lie in designation and discretion. We found no instrument aimed at compute provision below facility scale, but Malaysia’s low-capital cloud route shows that small providers are not excluded everywhere on paper. Cost benchmarks explain the height of Thailand’s gate, not the pattern across the four. The evidence concerns legal eligibility, not realised access, and does not show that a middle-technology trap exists.</w:t>
+        <w:t xml:space="preserve">Southeast Asian governments have made artificial intelligence (AI) a pillar of industrial policy, but little is known about which firms their incentive instruments let in. We code about 20 instruments from the primary legal texts of Thailand, Vietnam, Malaysia and the Philippines on five dimensions, place explicit thresholds on a common cost scale, and ask where each system screens entrants to the AI technology stack and whether cost necessity, scale-favouring design or administrative habit better explains the pattern. The four systems use four architectures: capital-gated activities (Thailand), two parallel tracks (Malaysia), a priority list without capital rules (Vietnam) and uniform firm-scale tiers (the Philippines). On the stated thresholds all four make application-layer support accessible to small firms. Thailand sets capital and capacity gates at GPU data hosting (two and a half to three orders of magnitude above the capital needed to host one server) and at data centres (at least 2 MW), while its cloud-service activity has no capital condition. Malaysia pairs a low-capital digital track that covers cloud services with a data-centre track whose smallest recognised category is 0.85 MW. Where small cloud providers can enter on paper, in Thailand and Malaysia, the screen is a fixed compliance cost. Vietnam and the Philippines state no capital rule at the compute layers, so their screens lie in designation and discretion. We found no instrument aimed at compute provision below facility scale, but low-capital cloud routes exist. Cost benchmarks explain the height of Thailand’s gate, not the pattern across the four. The evidence concerns legal eligibility, not realised access, and does not show that a middle-technology trap exists.</w:t>
       </w:r>
     </w:p>
     <w:p>
@@ -414,7 +414,7 @@
         <w:pStyle w:val="FirstParagraph"/>
       </w:pPr>
       <w:r>
-        <w:t xml:space="preserve">We code the primary legal texts of the four countries and, for Thailand, set the formal rules against published project approvals. Our results are as follows. On the stated thresholds, all four countries make application-layer support accessible to small firms, and Vietnam adds an explicit startup track with direct equity access. The four systems use different architectures: capital-gated activities (Thailand), two parallel tracks (Malaysia), a priority list without capital rules (Vietnam) and uniform firm-scale tiers (the Philippines). In Thailand the gate for GPU data hosting lies two and a half to three orders of magnitude above the capital needed to host one server. Malaysia pairs a low-capital digital track that covers cloud services (RM50,000 of paid-up capital) with a data-centre track whose smallest recognised category is 0.85 MW. Vietnam and the Philippines state no capital rule at the compute layers, so their screens lie elsewhere. No instrument we coded is aimed at compute provision below facility scale. Cost benchmarks explain the height of Thailand’s gate, the most visible pattern and a weak test of design bias, but they do not explain why Vietnam and the Philippines need no capital gate or why Malaysia can admit small cloud providers.</w:t>
+        <w:t xml:space="preserve">We code the primary legal texts of the four countries and, for Thailand, set the formal rules against published project approvals. Our results are as follows. On the stated thresholds, all four countries make application-layer support accessible to small firms, and Vietnam adds an explicit startup track with direct equity access. The four systems use different architectures: capital-gated activities (Thailand), two parallel tracks (Malaysia), a priority list without capital rules (Vietnam) and uniform firm-scale tiers (the Philippines). In Thailand the gate for GPU data hosting lies two and a half to three orders of magnitude above the capital needed to host one server and data centres need at least 2 MW, while the cloud-service activity states no capital condition. Malaysia pairs a low-capital digital track that covers cloud services (RM50,000 of paid-up capital) with a data-centre track whose smallest recognised category is 0.85 MW. Vietnam and the Philippines state no capital rule at the compute layers, so their screens lie elsewhere. Where a small cloud provider can enter on paper, in Thailand and Malaysia, the screen is a fixed compliance cost. No instrument we coded is aimed at compute provision below facility scale. Cost benchmarks explain the height of Thailand’s gate, the most visible pattern and a weak test of design bias, but they do not explain why Vietnam and the Philippines need no capital gate or why Malaysia can admit small cloud providers.</w:t>
       </w:r>
     </w:p>
     <w:p>
@@ -1319,7 +1319,7 @@
               <w:jc w:val="left"/>
             </w:pPr>
             <w:r>
-              <w:t xml:space="preserve">BOI Announcements 8/2565, 9/2565, 10/2565; Guide to Investment Promotion 2025; approval statistics Jan to Dec 2025</w:t>
+              <w:t xml:space="preserve">BOI Investment Promotion Guide 2026; BOI Announcements 9/2565 (8 December 2022), 10/2565, Sor. 5/2568 (5 June 2025) and Sor. 9/2568 (14 November 2025); approval statistics January to December 2025</w:t>
             </w:r>
           </w:p>
         </w:tc>
@@ -1342,6 +1342,45 @@
               <w:pStyle w:val="Compact"/>
               <w:jc w:val="left"/>
             </w:pPr>
+            <w:r>
+              <w:t xml:space="preserve">Sor. 9/2568 applies to applications from 14 November 2025</w:t>
+            </w:r>
+          </w:p>
+        </w:tc>
+        <w:tc>
+          <w:tcPr/>
+          <w:p>
+            <w:pPr>
+              <w:pStyle w:val="Compact"/>
+              <w:jc w:val="left"/>
+            </w:pPr>
+            <w:r>
+              <w:t xml:space="preserve">English (BOI unofficial translation)</w:t>
+            </w:r>
+          </w:p>
+        </w:tc>
+        <w:tc>
+          <w:tcPr/>
+          <w:p>
+            <w:pPr>
+              <w:pStyle w:val="Compact"/>
+              <w:jc w:val="left"/>
+            </w:pPr>
+            <w:r>
+              <w:t xml:space="preserve">Read 9 October 2026 for this draft (authors to confirm)</w:t>
+            </w:r>
+          </w:p>
+        </w:tc>
+        <w:tc>
+          <w:tcPr/>
+          <w:p>
+            <w:pPr>
+              <w:pStyle w:val="Compact"/>
+              <w:jc w:val="left"/>
+            </w:pPr>
+            <w:r>
+              <w:t xml:space="preserve">Guide 2026 and Sor. 9/2568 are the current texts and Sor. 5/2568 and 9/2568 amend 9/2565; the Thai original and Royal Gazette text are to be checked (</w:t>
+            </w:r>
             <w:r>
               <w:rPr>
                 <w:bCs/>
@@ -1349,15 +1388,86 @@
               </w:rPr>
               <w:t xml:space="preserve">PENDING</w:t>
             </w:r>
-          </w:p>
-        </w:tc>
-        <w:tc>
-          <w:tcPr/>
-          <w:p>
-            <w:pPr>
-              <w:pStyle w:val="Compact"/>
-              <w:jc w:val="left"/>
-            </w:pPr>
+            <w:r>
+              <w:t xml:space="preserve">)</w:t>
+            </w:r>
+          </w:p>
+        </w:tc>
+      </w:tr>
+      <w:tr>
+        <w:tc>
+          <w:tcPr/>
+          <w:p>
+            <w:pPr>
+              <w:pStyle w:val="Compact"/>
+              <w:jc w:val="left"/>
+            </w:pPr>
+            <w:r>
+              <w:t xml:space="preserve">Vietnam</w:t>
+            </w:r>
+          </w:p>
+        </w:tc>
+        <w:tc>
+          <w:tcPr/>
+          <w:p>
+            <w:pPr>
+              <w:pStyle w:val="Compact"/>
+              <w:jc w:val="left"/>
+            </w:pPr>
+            <w:r>
+              <w:t xml:space="preserve">Decree 260/2026/ND-CP (30 June 2026; in force 1 July 2026; replaces Decree 10/2024); Decision 21/2026/QD-TTg (replaces Decision 1131/QD-TTg of 2025)</w:t>
+            </w:r>
+          </w:p>
+        </w:tc>
+        <w:tc>
+          <w:tcPr/>
+          <w:p>
+            <w:pPr>
+              <w:pStyle w:val="Compact"/>
+              <w:jc w:val="left"/>
+            </w:pPr>
+            <w:r>
+              <w:t xml:space="preserve">Government; Prime Minister</w:t>
+            </w:r>
+          </w:p>
+        </w:tc>
+        <w:tc>
+          <w:tcPr/>
+          <w:p>
+            <w:pPr>
+              <w:pStyle w:val="Compact"/>
+              <w:jc w:val="left"/>
+            </w:pPr>
+            <w:r>
+              <w:t xml:space="preserve">1 July 2026</w:t>
+            </w:r>
+          </w:p>
+        </w:tc>
+        <w:tc>
+          <w:tcPr/>
+          <w:p>
+            <w:pPr>
+              <w:pStyle w:val="Compact"/>
+              <w:jc w:val="left"/>
+            </w:pPr>
+            <w:r>
+              <w:t xml:space="preserve">Vietnamese original, read through the Thu Vien Phap Luat legal database, not the official gazette</w:t>
+            </w:r>
+          </w:p>
+        </w:tc>
+        <w:tc>
+          <w:tcPr/>
+          <w:p>
+            <w:pPr>
+              <w:pStyle w:val="Compact"/>
+              <w:jc w:val="left"/>
+            </w:pPr>
+            <w:r>
+              <w:t xml:space="preserve">Decree read in full 9 October 2026; Decision 21/2026</w:t>
+            </w:r>
+            <w:r>
+              <w:t xml:space="preserve"> </w:t>
+            </w:r>
             <w:r>
               <w:rPr>
                 <w:bCs/>
@@ -1375,125 +1485,17 @@
               <w:jc w:val="left"/>
             </w:pPr>
             <w:r>
+              <w:t xml:space="preserve">Implementing circulars 38, 40, 42, 48 and 49/2026/TT-BKHCN and Decrees 20/2026 and 264/2025 identified; circulars and Decision 21/2026 not yet read (</w:t>
+            </w:r>
+            <w:r>
               <w:rPr>
                 <w:bCs/>
                 <w:b/>
               </w:rPr>
               <w:t xml:space="preserve">PENDING</w:t>
             </w:r>
-          </w:p>
-        </w:tc>
-        <w:tc>
-          <w:tcPr/>
-          <w:p>
-            <w:pPr>
-              <w:pStyle w:val="Compact"/>
-              <w:jc w:val="left"/>
-            </w:pPr>
-            <w:r>
-              <w:rPr>
-                <w:bCs/>
-                <w:b/>
-              </w:rPr>
-              <w:t xml:space="preserve">PENDING</w:t>
-            </w:r>
-          </w:p>
-        </w:tc>
-      </w:tr>
-      <w:tr>
-        <w:tc>
-          <w:tcPr/>
-          <w:p>
-            <w:pPr>
-              <w:pStyle w:val="Compact"/>
-              <w:jc w:val="left"/>
-            </w:pPr>
-            <w:r>
-              <w:t xml:space="preserve">Vietnam</w:t>
-            </w:r>
-          </w:p>
-        </w:tc>
-        <w:tc>
-          <w:tcPr/>
-          <w:p>
-            <w:pPr>
-              <w:pStyle w:val="Compact"/>
-              <w:jc w:val="left"/>
-            </w:pPr>
-            <w:r>
-              <w:t xml:space="preserve">Decree 260/2026/ND-CP; Decision 21/2026/QD-TTg (replaces Decision 1131/QD-TTg of 2025)</w:t>
-            </w:r>
-          </w:p>
-        </w:tc>
-        <w:tc>
-          <w:tcPr/>
-          <w:p>
-            <w:pPr>
-              <w:pStyle w:val="Compact"/>
-              <w:jc w:val="left"/>
-            </w:pPr>
-            <w:r>
-              <w:t xml:space="preserve">Government; Prime Minister</w:t>
-            </w:r>
-          </w:p>
-        </w:tc>
-        <w:tc>
-          <w:tcPr/>
-          <w:p>
-            <w:pPr>
-              <w:pStyle w:val="Compact"/>
-              <w:jc w:val="left"/>
-            </w:pPr>
-            <w:r>
-              <w:t xml:space="preserve">1 July 2026 (VERIFY)</w:t>
-            </w:r>
-          </w:p>
-        </w:tc>
-        <w:tc>
-          <w:tcPr/>
-          <w:p>
-            <w:pPr>
-              <w:pStyle w:val="Compact"/>
-              <w:jc w:val="left"/>
-            </w:pPr>
-            <w:r>
-              <w:rPr>
-                <w:bCs/>
-                <w:b/>
-              </w:rPr>
-              <w:t xml:space="preserve">PENDING</w:t>
-            </w:r>
-          </w:p>
-        </w:tc>
-        <w:tc>
-          <w:tcPr/>
-          <w:p>
-            <w:pPr>
-              <w:pStyle w:val="Compact"/>
-              <w:jc w:val="left"/>
-            </w:pPr>
-            <w:r>
-              <w:rPr>
-                <w:bCs/>
-                <w:b/>
-              </w:rPr>
-              <w:t xml:space="preserve">PENDING</w:t>
-            </w:r>
-          </w:p>
-        </w:tc>
-        <w:tc>
-          <w:tcPr/>
-          <w:p>
-            <w:pPr>
-              <w:pStyle w:val="Compact"/>
-              <w:jc w:val="left"/>
-            </w:pPr>
-            <w:r>
-              <w:rPr>
-                <w:bCs/>
-                <w:b/>
-              </w:rPr>
-              <w:t xml:space="preserve">PENDING</w:t>
+            <w:r>
+              <w:t xml:space="preserve">)</w:t>
             </w:r>
           </w:p>
         </w:tc>
@@ -2467,29 +2469,25 @@
         <w:pStyle w:val="FirstParagraph"/>
       </w:pPr>
       <w:r>
-        <w:t xml:space="preserve">Thailand’s Board of Investment administers AI-relevant incentives through its Digital, Creative Industries and High-Value Service division, established under two 2022 announcements (Board of Investment of Thailand, 2022, 2025). Software and digital-content development (Activity 8.1.1) qualifies for an uncapped corporate income tax exemption at an annual threshold of approximately 1.5 million baht (about US$42,000), calculated from local staff salary expenditure, which a small technical team can reach. GPU-based data hosting (Activity 8.2.4), the activity most directly involved in training or serving models, requires minimum capital of approximately 5,000 million baht (about US$140 million) and an extensive certification regime. The two thresholds are not strictly comparable, since one is an annual expenditure flow and the other a capital stock, so we compare each with the benchmark of Section 3.3, not with each other. GPU-based hosting could be coded as layer (ii) or (iii), and we code it (ii)+(iii). The coding matrix coded it (iii) and described layer (ii) as</w:t>
-      </w:r>
-      <w:r>
-        <w:t xml:space="preserve"> </w:t>
-      </w:r>
-      <w:r>
-        <w:t xml:space="preserve">“</w:t>
-      </w:r>
-      <w:r>
-        <w:t xml:space="preserve">not separately provided for</w:t>
-      </w:r>
-      <w:r>
-        <w:t xml:space="preserve">”</w:t>
-      </w:r>
-      <w:r>
-        <w:t xml:space="preserve"> </w:t>
-      </w:r>
-      <w:r>
-        <w:rPr>
-          <w:bCs/>
-          <w:b/>
-        </w:rPr>
-        <w:t xml:space="preserve">[PENDING: confirm the layer assignment]</w:t>
+        <w:t xml:space="preserve">Thailand’s Board of Investment (BOI) administers AI-relevant incentives through the digital industry section of its list of promoted activities (Board of Investment of Thailand, 2026a). We read the Investment Promotion Guide 2026 and Announcement No. Sor. 9/2568 of 14 November 2025 (Board of Investment of Thailand, 2025) in full. Software and digital-content development (Activity 8.1.1) is in tier A2, an eight-year corporate income tax exemption capped at 100 per cent of the project’s investment. The investment condition is at least THB 1.5 million a year (about US$42,000), calculated from the salaries of additionally employed Thai information-technology staff, and the annual cap is set at 100 per cent of actual qualifying expenditure: those salaries, temporary IT staff, training, and the cost of ISO 29110 or CMMI certification. The software must be developed in Thailand, retail and wholesale sales are excluded, and full operation is due within 12 months. A small technical team can reach the threshold. Modification of existing software (Activity 8.1.2) is in tier B, which carries no corporate income tax exemption.</w:t>
+      </w:r>
+    </w:p>
+    <w:p>
+      <w:pPr>
+        <w:pStyle w:val="BodyText"/>
+      </w:pPr>
+      <w:r>
+        <w:t xml:space="preserve">The compute activities fall under Activity 8.2. Data centres (8.2.1) require in both tiers an electrical system for at least 2 MW of IT load, four high-speed telecommunication links, concurrent maintainability, redundant power and cooling, ISO/IEC 27001 certification of the data centre, a plan of benefits to Thailand, and Thai personnel in at least half of executive and expert positions within three years. The higher tier also requires a power usage effectiveness of 1.3 or lower (Board of Investment of Thailand, 2025). Cloud services (8.2.2, tier A2) have no minimum capital. The project must be located in at least two ISO/IEC 27001-certified data centres in Thailand, those data centres must be interconnected at 10 Gbps or more with a backup link, and the project must hold ISO/IEC 27001 for cloud security and ISO/IEC 20000-1 before using the exemption. Data hosting that rents computing equipment with advanced processing, such as GPU-based systems (8.2.4.1, tier A2), requires location in at least two certified data centres and a capital investment of at least THB 5,000 million (about US$140 million) excluding land and working capital. Other data hosting (8.2.4.2) has the same capital condition in tier A3 (Board of Investment of Thailand, 2026a). We code 8.2.1 and 8.2.4 as layers (ii)+(iii) and 8.2.2 as layer (ii). The activity most directly involved in training or serving AI models, GPU server rental, therefore carries the highest capital condition, while general cloud services carry certification and location conditions in place of capital. Whether a small GPU provider would be classed under 8.2.2 or 8.2.4.1 is a question for BOI</w:t>
+      </w:r>
+      <w:r>
+        <w:t xml:space="preserve"> </w:t>
+      </w:r>
+      <w:r>
+        <w:rPr>
+          <w:bCs/>
+          <w:b/>
+        </w:rPr>
+        <w:t xml:space="preserve">[VERIFY with BOI]</w:t>
       </w:r>
       <w:r>
         <w:t xml:space="preserve">.</w:t>
@@ -2500,72 +2498,15 @@
         <w:pStyle w:val="BodyText"/>
       </w:pPr>
       <w:r>
-        <w:t xml:space="preserve">Secondary legal summaries add details that bear on the compute layers</w:t>
-      </w:r>
-      <w:r>
-        <w:t xml:space="preserve"> </w:t>
-      </w:r>
-      <w:r>
-        <w:rPr>
-          <w:bCs/>
-          <w:b/>
-        </w:rPr>
-        <w:t xml:space="preserve">[CITATION NEEDED: the BOI notification; VERIFY every item]</w:t>
-      </w:r>
-      <w:r>
-        <w:t xml:space="preserve">. The THB 5,000 million minimum for Activity 8.2.4 excludes land and working capital, the project must provide an electrical system of at least two megawatts, and it must operate at least two ISO/IEC 27001-certified data centres in Thailand. Data centres under Activity 8.2.1 receive the higher tier only with a power usage effectiveness of 1.3 or lower and at least two megawatts of IT load, and cloud services (Activity 8.2.2) are reported to require two such data centres. If these summaries are right, Thailand’s compute activities start at about two megawatts or at two certified facilities, and the earlier statement that cloud services are not separately provided for is wrong</w:t>
-      </w:r>
-      <w:r>
-        <w:t xml:space="preserve"> </w:t>
-      </w:r>
-      <w:r>
-        <w:rPr>
-          <w:bCs/>
-          <w:b/>
-        </w:rPr>
-        <w:t xml:space="preserve">[PENDING: correct SI row 4 and Table 3 after reading the notification]</w:t>
-      </w:r>
-      <w:r>
-        <w:t xml:space="preserve">.</w:t>
-      </w:r>
-    </w:p>
-    <w:p>
-      <w:pPr>
-        <w:pStyle w:val="BodyText"/>
-      </w:pPr>
-      <w:r>
-        <w:t xml:space="preserve">The structure is more than a binary. Baseline research and development qualifies at the same accessible threshold as software. A separate competitiveness-enhancement mechanism lets qualifying firms extend the exemption to thirteen years if they make additional investment of at least 200 million baht (about US$5.6 million), representing a specified minimum share of sales over the following three years (Board of Investment of Thailand, 2022). That tier presupposes a revenue base, and it applies to software, where a cost rationale does not apply.</w:t>
-      </w:r>
-      <w:r>
-        <w:t xml:space="preserve"> </w:t>
-      </w:r>
-      <w:r>
-        <w:rPr>
-          <w:bCs/>
-          <w:b/>
-        </w:rPr>
-        <w:t xml:space="preserve">[VERIFY: the minimum share of sales; whether the mechanism is specific to the digital division or cross-sectoral, which bears on H3; and whether it is an optional add-on to the baseline exemption.]</w:t>
-      </w:r>
-    </w:p>
-    <w:p>
-      <w:pPr>
-        <w:pStyle w:val="BodyText"/>
-      </w:pPr>
-      <w:r>
-        <w:t xml:space="preserve">Realised approvals are consistent with the rules. Approval statistics for January to December 2025 show 96 approved projects under Activity 8.1.1 with combined investment of 933.0 million baht, an average of about 9.7 million baht. Over the same period 24 approved data-centre projects under Activity 8.2.1 carried 457,999.8 million baht, an average of about 19,083 million baht (about US$534 million), and a single data-hosting project under Activity 8.2.4 carried 126,793.0 million baht (Board of Investment of Thailand, 2026). The average data-centre project is about 1,960 times the average software project in approved investment. This compares approved projects, not firms, and the two averages belong to different activities. The coding records the US$140 million threshold only for Activity 8.2.4. If a similar threshold applies to 8.2.1</w:t>
-      </w:r>
-      <w:r>
-        <w:t xml:space="preserve"> </w:t>
-      </w:r>
-      <w:r>
-        <w:rPr>
-          <w:bCs/>
-          <w:b/>
-        </w:rPr>
-        <w:t xml:space="preserve">[VERIFY]</w:t>
-      </w:r>
-      <w:r>
-        <w:t xml:space="preserve">, the average approved data-centre project sits about 3.8 times above it, so the threshold would not determine realised size.</w:t>
+        <w:t xml:space="preserve">The structure is more than a binary. A separate competitiveness-enhancement measure (Announcement No. 10/2565) is cross-sectoral and applies to every activity group. Where investment or expenditure on research and development, licensing of domestic technology, human-resource development or local supplier development reaches at least 1 per cent of sales in the first three years, or at least THB 200 million, whichever is lower, the exemption period extends by one year, and by up to five years at 5 per cent of sales or THB 1,000 million, to a maximum of 13 years in total (Board of Investment of Thailand, 2022, 2026a). The measure is proportional to sales, so a small firm can use it, but it presupposes sales in the first three years, and it is a generic template, not an AI-specific design.</w:t>
+      </w:r>
+    </w:p>
+    <w:p>
+      <w:pPr>
+        <w:pStyle w:val="BodyText"/>
+      </w:pPr>
+      <w:r>
+        <w:t xml:space="preserve">Realised approvals are consistent with the rules. Approval statistics for January to December 2025 show 96 approved projects under Activity 8.1.1 with combined investment of 933.0 million baht, an average of about 9.7 million baht. Over the same period 24 approved data-centre projects under Activity 8.2.1 carried 457,999.8 million baht, an average of about 19,083 million baht (about US$534 million), and a single data-hosting project under Activity 8.2.4 carried 126,793.0 million baht (Board of Investment of Thailand, 2026b). The average data-centre project is about 1,960 times the average software project in approved investment. This compares approved projects, not firms, and the two averages belong to different activities. Activity 8.2.1 carries a capacity condition of at least 2 MW of IT load and no stated capital minimum, so the average approved data-centre project is not compared with a capital threshold.</w:t>
       </w:r>
     </w:p>
     <w:p>
@@ -2599,35 +2540,36 @@
         <w:pStyle w:val="FirstParagraph"/>
       </w:pPr>
       <w:r>
-        <w:t xml:space="preserve">Decree 260/2026, implementing the Law on High Technology, took effect on 1 July 2026 and sets two tracks (Vietnam, 2026a). The first, for recognised research centres, imposes demanding conditions: at least 60 per cent of staff in research and development (70 per cent for strategically designated technology), and research spending of 65 to 70 per cent of annual operating budget. These conditions restrict the track to purpose-built research institutions.</w:t>
-      </w:r>
-      <w:r>
-        <w:t xml:space="preserve"> </w:t>
-      </w:r>
-      <w:r>
-        <w:rPr>
-          <w:bCs/>
-          <w:b/>
-        </w:rPr>
-        <w:t xml:space="preserve">[VERIFY: percentage thresholds against the decree text.]</w:t>
-      </w:r>
-    </w:p>
-    <w:p>
-      <w:pPr>
-        <w:pStyle w:val="BodyText"/>
-      </w:pPr>
-      <w:r>
-        <w:t xml:space="preserve">The second track, for recognised startups, requires only demonstrated revenue growth or a commercialisation-ready technology. Qualifying startups receive the full incentive package, fee exemptions for state research facilities, and priority access to the National Venture Capital Fund, a direct equity instrument distinct from the National Technology Innovation Fund, which provides subsidised lending. This is the clearest instance in our data of explicit accommodation for new firms, and part of it is delivered by direct, not tax-based, means.</w:t>
-      </w:r>
-      <w:r>
-        <w:t xml:space="preserve"> </w:t>
-      </w:r>
-      <w:r>
-        <w:rPr>
-          <w:bCs/>
-          <w:b/>
-        </w:rPr>
-        <w:t xml:space="preserve">[VERIFY: Article 11 provisions and the fund distinction.]</w:t>
+        <w:t xml:space="preserve">Decree 260/2026/ND-CP, dated 30 June 2026 and in force from 1 July 2026, implements the Law on High Technology (No. 133/2025/QH15) and replaces Decree 10/2024 on high-technology zones (Vietnam, 2026a). We read the full text. Support attaches to research and development on technologies in lists issued by the Prime Minister. Research and development tasks on listed high technology can be funded by the State up to 100 per cent. Qualifying organisations and firms also receive import duty exemption on equipment, deduction of research and development costs, personal income tax exemption on research salaries, support for intellectual property costs, and interest support through the National Technology Innovation Fund (NATIF) of 70 per cent of the contract interest rate up to 8 per cent a year for up to five years, or 100 per cent up to 10 per cent a year for strategic technology (Articles 4 and 5). The first track, for recognised research and development centres, imposes demanding conditions: at least 60 per cent of workers in research and development (70 per cent for strategic technology), of whom at least 85 per cent hold a bachelor’s degree or above and at least 10 per cent a master’s degree or above (20 per cent for strategic technology, with at least 5 per cent doctorates), and research and development spending of at least 65 per cent of annual operating expenditure (70 per cent for strategic technology) (Article 8). These conditions restrict the track to purpose-built research institutions.</w:t>
+      </w:r>
+    </w:p>
+    <w:p>
+      <w:pPr>
+        <w:pStyle w:val="BodyText"/>
+      </w:pPr>
+      <w:r>
+        <w:t xml:space="preserve">The second track, for recognised high-technology startups, requires research and development on listed technologies, an innovative solution that either shows average revenue growth of at least 20 per cent a year over two consecutive years (for firms at least three years old) or is ready for transfer or commercialisation with application or test results and a feasible plan, and the capacity to expand its market (Article 11). It bypasses the staffing and spending ratios of the research-centre track. Recognised startups receive the policies for innovative startups, the support of Articles 4 and 5 when they carry out funded tasks, a 100 per cent exemption of fees for the first three years and a 50 per cent reduction afterwards when they use state-invested research centres, testing centres and key laboratories, access to controlled testing, and priority consideration for co-investment, investment, guarantees, technical support or fundraising support from the National Venture Capital Fund, local venture funds and other funds. The provincial People’s Committee recognises startups within 40 days and the recognition lasts five years. Startups report annually, the authority inspects after 12 months and every two years afterwards, and recognition is revoked for false declarations or inactivity for 12 months. This is the clearest instance in our data of explicit accommodation for new firms, and most of it is direct support, not tax relief. NATIF supports interest on bank loans and does not lend directly.</w:t>
+      </w:r>
+    </w:p>
+    <w:p>
+      <w:pPr>
+        <w:pStyle w:val="BodyText"/>
+      </w:pPr>
+      <w:r>
+        <w:t xml:space="preserve">Recognition as a high-technology enterprise carries scale-linked conditions (Articles 14 and 15). Group 2 enterprises must spend at least 0.5 per cent of net revenue less inputs on research and development if total capital is VND 6,000 billion or more, at least 1 per cent if it is VND 100 billion or more, and at least 2 per cent otherwise, and must employ research staff of at least 1, 2.5 or 5 per cent of the workforce on the same tiers. The required ratio falls as the firm grows. High-technology zone projects face similar tiers and a preference for projects whose investment per unit of land exceeds the zone average (Article 26). Decree 260 also defines technology infrastructure to include computing and data infrastructure and supports investment in it for urgent high-technology tasks, with the cost deductible for corporate income tax and no scale threshold (Articles 3, 4(6) and 5(6)). It is the nearest instrument to compute provision in the decree, but it serves research tasks and not commercial compute supply</w:t>
+      </w:r>
+      <w:r>
+        <w:t xml:space="preserve"> </w:t>
+      </w:r>
+      <w:r>
+        <w:rPr>
+          <w:bCs/>
+          <w:b/>
+        </w:rPr>
+        <w:t xml:space="preserve">[VERIFY coverage of a small provider]</w:t>
+      </w:r>
+      <w:r>
+        <w:t xml:space="preserve">.</w:t>
       </w:r>
     </w:p>
     <w:p>
@@ -3029,19 +2971,19 @@
               <w:jc w:val="left"/>
             </w:pPr>
             <w:r>
-              <w:t xml:space="preserve">Accessible: about US$42,000 per year in local salary spend</w:t>
-            </w:r>
-          </w:p>
-        </w:tc>
-        <w:tc>
-          <w:tcPr/>
-          <w:p>
-            <w:pPr>
-              <w:pStyle w:val="Compact"/>
-              <w:jc w:val="left"/>
-            </w:pPr>
-            <w:r>
-              <w:t xml:space="preserve">Accessible: named top-tier strategic priority; startup track</w:t>
+              <w:t xml:space="preserve">Accessible: about US$42,000 per year of Thai IT salary spend; exemption capped at qualifying expenditure</w:t>
+            </w:r>
+          </w:p>
+        </w:tc>
+        <w:tc>
+          <w:tcPr/>
+          <w:p>
+            <w:pPr>
+              <w:pStyle w:val="Compact"/>
+              <w:jc w:val="left"/>
+            </w:pPr>
+            <w:r>
+              <w:t xml:space="preserve">Accessible: startup track (research and development on listed technology; revenue growth or commercialisation-ready; recognition by the provincial authority); named top-tier strategic priority</w:t>
             </w:r>
           </w:p>
         </w:tc>
@@ -3091,7 +3033,22 @@
               <w:jc w:val="left"/>
             </w:pPr>
             <w:r>
-              <w:t xml:space="preserve">Minimum capital about US$140 million, excluding land (Activity 8.2.4); about 2 MW electrical capacity and two certified data centres; Activities 8.2.1 and 8.2.2 also exist (</w:t>
+              <w:t xml:space="preserve">Data centres: at least 2 MW of IT load (8.2.1). Cloud services: no capital minimum, two certified data centres, ISO/IEC 27001 and 20000-1 (8.2.2). GPU hosting: capital of at least about US$140 million excluding land (8.2.4.1)</w:t>
+            </w:r>
+          </w:p>
+        </w:tc>
+        <w:tc>
+          <w:tcPr/>
+          <w:p>
+            <w:pPr>
+              <w:pStyle w:val="Compact"/>
+              <w:jc w:val="left"/>
+            </w:pPr>
+            <w:r>
+              <w:t xml:space="preserve">Cloud-computing platforms in top tier; no capital rule; scope</w:t>
+            </w:r>
+            <w:r>
+              <w:t xml:space="preserve"> </w:t>
             </w:r>
             <w:r>
               <w:rPr>
@@ -3101,19 +3058,19 @@
               <w:t xml:space="preserve">VERIFY</w:t>
             </w:r>
             <w:r>
-              <w:t xml:space="preserve">)</w:t>
-            </w:r>
-          </w:p>
-        </w:tc>
-        <w:tc>
-          <w:tcPr/>
-          <w:p>
-            <w:pPr>
-              <w:pStyle w:val="Compact"/>
-              <w:jc w:val="left"/>
-            </w:pPr>
-            <w:r>
-              <w:t xml:space="preserve">Cloud-computing platforms in top tier; no capital rule; scope</w:t>
+              <w:t xml:space="preserve">. Technology-infrastructure support names computing and data infrastructure, with no threshold</w:t>
+            </w:r>
+          </w:p>
+        </w:tc>
+        <w:tc>
+          <w:tcPr/>
+          <w:p>
+            <w:pPr>
+              <w:pStyle w:val="Compact"/>
+              <w:jc w:val="left"/>
+            </w:pPr>
+            <w:r>
+              <w:t xml:space="preserve">MD track: cloud is a promoted enabler, RM50,000 paid-up capital (capacity resale</w:t>
             </w:r>
             <w:r>
               <w:t xml:space="preserve"> </w:t>
@@ -3125,20 +3082,108 @@
               </w:rPr>
               <w:t xml:space="preserve">VERIFY</w:t>
             </w:r>
-          </w:p>
-        </w:tc>
-        <w:tc>
-          <w:tcPr/>
-          <w:p>
-            <w:pPr>
-              <w:pStyle w:val="Compact"/>
-              <w:jc w:val="left"/>
-            </w:pPr>
-            <w:r>
-              <w:t xml:space="preserve">MD track: cloud is a promoted enabler, RM50,000 paid-up capital (capacity resale</w:t>
-            </w:r>
-            <w:r>
-              <w:t xml:space="preserve"> </w:t>
+            <w:r>
+              <w:t xml:space="preserve">). DESAC: paid-up floor about US$550,000, smallest category 0.85 MW, ten-year condition about US$220 million capex</w:t>
+            </w:r>
+          </w:p>
+        </w:tc>
+        <w:tc>
+          <w:tcPr/>
+          <w:p>
+            <w:pPr>
+              <w:pStyle w:val="Compact"/>
+              <w:jc w:val="left"/>
+            </w:pPr>
+            <w:r>
+              <w:t xml:space="preserve">Same priority tier as AI applications; no minimum; PHP 15 billion firm-scale tier for extended benefits</w:t>
+            </w:r>
+          </w:p>
+        </w:tc>
+      </w:tr>
+      <w:tr>
+        <w:tc>
+          <w:tcPr/>
+          <w:p>
+            <w:pPr>
+              <w:pStyle w:val="Compact"/>
+              <w:jc w:val="left"/>
+            </w:pPr>
+            <w:r>
+              <w:t xml:space="preserve">Layer (iv), hardware</w:t>
+            </w:r>
+          </w:p>
+        </w:tc>
+        <w:tc>
+          <w:tcPr/>
+          <w:p>
+            <w:pPr>
+              <w:pStyle w:val="Compact"/>
+              <w:jc w:val="left"/>
+            </w:pPr>
+            <w:r>
+              <w:t xml:space="preserve">Uncoded (separate activity divisions)</w:t>
+            </w:r>
+          </w:p>
+        </w:tc>
+        <w:tc>
+          <w:tcPr/>
+          <w:p>
+            <w:pPr>
+              <w:pStyle w:val="Compact"/>
+              <w:jc w:val="left"/>
+            </w:pPr>
+            <w:r>
+              <w:t xml:space="preserve">Specialised chips in lower priority tier</w:t>
+            </w:r>
+          </w:p>
+        </w:tc>
+        <w:tc>
+          <w:tcPr/>
+          <w:p>
+            <w:pPr>
+              <w:pStyle w:val="Compact"/>
+              <w:jc w:val="left"/>
+            </w:pPr>
+            <w:r>
+              <w:t xml:space="preserve">Uncoded (separate schemes)</w:t>
+            </w:r>
+          </w:p>
+        </w:tc>
+        <w:tc>
+          <w:tcPr/>
+          <w:p>
+            <w:pPr>
+              <w:pStyle w:val="Compact"/>
+              <w:jc w:val="left"/>
+            </w:pPr>
+            <w:r>
+              <w:t xml:space="preserve">Uncoded (no distinct treatment)</w:t>
+            </w:r>
+          </w:p>
+        </w:tc>
+      </w:tr>
+      <w:tr>
+        <w:tc>
+          <w:tcPr/>
+          <w:p>
+            <w:pPr>
+              <w:pStyle w:val="Compact"/>
+              <w:jc w:val="left"/>
+            </w:pPr>
+            <w:r>
+              <w:t xml:space="preserve">Instrument aimed at compute provision below facility scale</w:t>
+            </w:r>
+          </w:p>
+        </w:tc>
+        <w:tc>
+          <w:tcPr/>
+          <w:p>
+            <w:pPr>
+              <w:pStyle w:val="Compact"/>
+              <w:jc w:val="left"/>
+            </w:pPr>
+            <w:r>
+              <w:t xml:space="preserve">None aimed at it; cloud services (8.2.2) have no capital minimum but need two certified data centres (</w:t>
             </w:r>
             <w:r>
               <w:rPr>
@@ -3148,95 +3193,54 @@
               <w:t xml:space="preserve">VERIFY</w:t>
             </w:r>
             <w:r>
-              <w:t xml:space="preserve">). DESAC: paid-up floor about US$550,000, smallest category 0.85 MW, ten-year condition about US$220 million capex</w:t>
-            </w:r>
-          </w:p>
-        </w:tc>
-        <w:tc>
-          <w:tcPr/>
-          <w:p>
-            <w:pPr>
-              <w:pStyle w:val="Compact"/>
-              <w:jc w:val="left"/>
-            </w:pPr>
-            <w:r>
-              <w:t xml:space="preserve">Same priority tier as AI applications; no minimum; PHP 15 billion firm-scale tier for extended benefits</w:t>
-            </w:r>
-          </w:p>
-        </w:tc>
-      </w:tr>
-      <w:tr>
-        <w:tc>
-          <w:tcPr/>
-          <w:p>
-            <w:pPr>
-              <w:pStyle w:val="Compact"/>
-              <w:jc w:val="left"/>
-            </w:pPr>
-            <w:r>
-              <w:t xml:space="preserve">Layer (iv), hardware</w:t>
-            </w:r>
-          </w:p>
-        </w:tc>
-        <w:tc>
-          <w:tcPr/>
-          <w:p>
-            <w:pPr>
-              <w:pStyle w:val="Compact"/>
-              <w:jc w:val="left"/>
-            </w:pPr>
-            <w:r>
-              <w:t xml:space="preserve">Uncoded (separate activity divisions)</w:t>
-            </w:r>
-          </w:p>
-        </w:tc>
-        <w:tc>
-          <w:tcPr/>
-          <w:p>
-            <w:pPr>
-              <w:pStyle w:val="Compact"/>
-              <w:jc w:val="left"/>
-            </w:pPr>
-            <w:r>
-              <w:t xml:space="preserve">Specialised chips in lower priority tier</w:t>
-            </w:r>
-          </w:p>
-        </w:tc>
-        <w:tc>
-          <w:tcPr/>
-          <w:p>
-            <w:pPr>
-              <w:pStyle w:val="Compact"/>
-              <w:jc w:val="left"/>
-            </w:pPr>
-            <w:r>
-              <w:t xml:space="preserve">Uncoded (separate schemes)</w:t>
-            </w:r>
-          </w:p>
-        </w:tc>
-        <w:tc>
-          <w:tcPr/>
-          <w:p>
-            <w:pPr>
-              <w:pStyle w:val="Compact"/>
-              <w:jc w:val="left"/>
-            </w:pPr>
-            <w:r>
-              <w:t xml:space="preserve">Uncoded (no distinct treatment)</w:t>
-            </w:r>
-          </w:p>
-        </w:tc>
-      </w:tr>
-      <w:tr>
-        <w:tc>
-          <w:tcPr/>
-          <w:p>
-            <w:pPr>
-              <w:pStyle w:val="Compact"/>
-              <w:jc w:val="left"/>
-            </w:pPr>
-            <w:r>
-              <w:t xml:space="preserve">Instrument aimed at compute provision below facility scale</w:t>
+              <w:t xml:space="preserve"> </w:t>
+            </w:r>
+            <w:r>
+              <w:t xml:space="preserve">BOI classification of a small GPU provider)</w:t>
+            </w:r>
+          </w:p>
+        </w:tc>
+        <w:tc>
+          <w:tcPr/>
+          <w:p>
+            <w:pPr>
+              <w:pStyle w:val="Compact"/>
+              <w:jc w:val="left"/>
+            </w:pPr>
+            <w:r>
+              <w:t xml:space="preserve">None identified; nearest is technology-infrastructure support for research tasks (</w:t>
+            </w:r>
+            <w:r>
+              <w:rPr>
+                <w:bCs/>
+                <w:b/>
+              </w:rPr>
+              <w:t xml:space="preserve">VERIFY</w:t>
+            </w:r>
+            <w:r>
+              <w:t xml:space="preserve">)</w:t>
+            </w:r>
+          </w:p>
+        </w:tc>
+        <w:tc>
+          <w:tcPr/>
+          <w:p>
+            <w:pPr>
+              <w:pStyle w:val="Compact"/>
+              <w:jc w:val="left"/>
+            </w:pPr>
+            <w:r>
+              <w:t xml:space="preserve">None aimed at it; the MD track may admit small cloud providers (</w:t>
+            </w:r>
+            <w:r>
+              <w:rPr>
+                <w:bCs/>
+                <w:b/>
+              </w:rPr>
+              <w:t xml:space="preserve">VERIFY</w:t>
+            </w:r>
+            <w:r>
+              <w:t xml:space="preserve">)</w:t>
             </w:r>
           </w:p>
         </w:tc>
@@ -3258,75 +3262,6 @@
               <w:t xml:space="preserve">PENDING</w:t>
             </w:r>
             <w:r>
-              <w:t xml:space="preserve"> </w:t>
-            </w:r>
-            <w:r>
-              <w:t xml:space="preserve">search protocol)</w:t>
-            </w:r>
-          </w:p>
-        </w:tc>
-        <w:tc>
-          <w:tcPr/>
-          <w:p>
-            <w:pPr>
-              <w:pStyle w:val="Compact"/>
-              <w:jc w:val="left"/>
-            </w:pPr>
-            <w:r>
-              <w:t xml:space="preserve">None identified (</w:t>
-            </w:r>
-            <w:r>
-              <w:rPr>
-                <w:bCs/>
-                <w:b/>
-              </w:rPr>
-              <w:t xml:space="preserve">PENDING</w:t>
-            </w:r>
-            <w:r>
-              <w:t xml:space="preserve">)</w:t>
-            </w:r>
-          </w:p>
-        </w:tc>
-        <w:tc>
-          <w:tcPr/>
-          <w:p>
-            <w:pPr>
-              <w:pStyle w:val="Compact"/>
-              <w:jc w:val="left"/>
-            </w:pPr>
-            <w:r>
-              <w:t xml:space="preserve">None aimed at it; the MD track may admit small cloud providers (</w:t>
-            </w:r>
-            <w:r>
-              <w:rPr>
-                <w:bCs/>
-                <w:b/>
-              </w:rPr>
-              <w:t xml:space="preserve">VERIFY</w:t>
-            </w:r>
-            <w:r>
-              <w:t xml:space="preserve">)</w:t>
-            </w:r>
-          </w:p>
-        </w:tc>
-        <w:tc>
-          <w:tcPr/>
-          <w:p>
-            <w:pPr>
-              <w:pStyle w:val="Compact"/>
-              <w:jc w:val="left"/>
-            </w:pPr>
-            <w:r>
-              <w:t xml:space="preserve">None identified (</w:t>
-            </w:r>
-            <w:r>
-              <w:rPr>
-                <w:bCs/>
-                <w:b/>
-              </w:rPr>
-              <w:t xml:space="preserve">PENDING</w:t>
-            </w:r>
-            <w:r>
               <w:t xml:space="preserve">)</w:t>
             </w:r>
           </w:p>
@@ -3415,19 +3350,19 @@
               <w:jc w:val="left"/>
             </w:pPr>
             <w:r>
-              <w:t xml:space="preserve">Indirect (tax exemption)</w:t>
-            </w:r>
-          </w:p>
-        </w:tc>
-        <w:tc>
-          <w:tcPr/>
-          <w:p>
-            <w:pPr>
-              <w:pStyle w:val="Compact"/>
-              <w:jc w:val="left"/>
-            </w:pPr>
-            <w:r>
-              <w:t xml:space="preserve">Tax plus direct equity access</w:t>
+              <w:t xml:space="preserve">Indirect (capped tax exemption)</w:t>
+            </w:r>
+          </w:p>
+        </w:tc>
+        <w:tc>
+          <w:tcPr/>
+          <w:p>
+            <w:pPr>
+              <w:pStyle w:val="Compact"/>
+              <w:jc w:val="left"/>
+            </w:pPr>
+            <w:r>
+              <w:t xml:space="preserve">Direct funding of tasks, fee waivers, interest support and venture-equity priority, plus tax measures</w:t>
             </w:r>
           </w:p>
         </w:tc>
@@ -3477,29 +3412,19 @@
               <w:jc w:val="left"/>
             </w:pPr>
             <w:r>
-              <w:t xml:space="preserve">ISO/IEC 27001 certification at the infrastructure activities (</w:t>
-            </w:r>
-            <w:r>
-              <w:rPr>
-                <w:bCs/>
-                <w:b/>
-              </w:rPr>
-              <w:t xml:space="preserve">VERIFY</w:t>
-            </w:r>
-            <w:r>
-              <w:t xml:space="preserve">)</w:t>
-            </w:r>
-          </w:p>
-        </w:tc>
-        <w:tc>
-          <w:tcPr/>
-          <w:p>
-            <w:pPr>
-              <w:pStyle w:val="Compact"/>
-              <w:jc w:val="left"/>
-            </w:pPr>
-            <w:r>
-              <w:t xml:space="preserve">R&amp;D staffing and spending ratios (research track)</w:t>
+              <w:t xml:space="preserve">ISO/IEC 27001 certification at data centres and, for cloud, ISO/IEC 20000-1 and two certified data centres</w:t>
+            </w:r>
+          </w:p>
+        </w:tc>
+        <w:tc>
+          <w:tcPr/>
+          <w:p>
+            <w:pPr>
+              <w:pStyle w:val="Compact"/>
+              <w:jc w:val="left"/>
+            </w:pPr>
+            <w:r>
+              <w:t xml:space="preserve">R&amp;D staffing and spending ratios (research centres); annual report and inspections of recognised startups</w:t>
             </w:r>
           </w:p>
         </w:tc>
@@ -3549,19 +3474,19 @@
               <w:jc w:val="left"/>
             </w:pPr>
             <w:r>
-              <w:t xml:space="preserve">Capital and capacity gate at the data-hosting activity</w:t>
-            </w:r>
-          </w:p>
-        </w:tc>
-        <w:tc>
-          <w:tcPr/>
-          <w:p>
-            <w:pPr>
-              <w:pStyle w:val="Compact"/>
-              <w:jc w:val="left"/>
-            </w:pPr>
-            <w:r>
-              <w:t xml:space="preserve">No capital screen in coded instruments; designation</w:t>
+              <w:t xml:space="preserve">Capacity and capital gates at data-centre and GPU-hosting activities; certification and location at cloud services</w:t>
+            </w:r>
+          </w:p>
+        </w:tc>
+        <w:tc>
+          <w:tcPr/>
+          <w:p>
+            <w:pPr>
+              <w:pStyle w:val="Compact"/>
+              <w:jc w:val="left"/>
+            </w:pPr>
+            <w:r>
+              <w:t xml:space="preserve">No capital screen in coded instruments; listed technology, recognition by the authority and designation</w:t>
             </w:r>
           </w:p>
         </w:tc>
@@ -3877,7 +3802,7 @@
         <w:t xml:space="preserve"> </w:t>
       </w:r>
       <w:r>
-        <w:t xml:space="preserve">Malaysia’s audited self-declaration in the low-capital track, borne by the company, and Thailand’s certification regime at its infrastructure activities are both recurring burdens. They are recorded separately because a fixed cost is neither a scale nor a vintage rule.</w:t>
+        <w:t xml:space="preserve">Thailand’s certification conditions for cloud services (ISO/IEC 27001 and 20000-1, two certified data centres), Malaysia’s audited self-declaration in the Digital track, and Vietnam’s annual reports and inspections of recognised startups are recurring burdens. They are recorded separately because a fixed cost is neither a scale nor a vintage rule.</w:t>
       </w:r>
     </w:p>
     <w:p>
@@ -3895,7 +3820,7 @@
         <w:t xml:space="preserve"> </w:t>
       </w:r>
       <w:r>
-        <w:t xml:space="preserve">Three of the four deliver the accessible tier entirely through indirect, tax-based instruments, which presuppose taxable profit. Only Vietnam adds a direct instrument.</w:t>
+        <w:t xml:space="preserve">Thailand, Malaysia and the Philippines deliver the accessible tier through indirect, tax-based instruments, which presuppose taxable profit. Vietnam adds several direct instruments: funding of tasks up to 100 per cent, fee waivers, interest support and priority for venture equity.</w:t>
       </w:r>
     </w:p>
     <w:p>
@@ -4099,43 +4024,43 @@
               <w:jc w:val="left"/>
             </w:pPr>
             <w:r>
-              <w:t xml:space="preserve">Activity-specific minimum capital and capacity</w:t>
-            </w:r>
-          </w:p>
-        </w:tc>
-        <w:tc>
-          <w:tcPr/>
-          <w:p>
-            <w:pPr>
-              <w:pStyle w:val="Compact"/>
-              <w:jc w:val="left"/>
-            </w:pPr>
-            <w:r>
-              <w:t xml:space="preserve">A step at the data-hosting activity (about US$140m; about 2 MW)</w:t>
-            </w:r>
-          </w:p>
-        </w:tc>
-        <w:tc>
-          <w:tcPr/>
-          <w:p>
-            <w:pPr>
-              <w:pStyle w:val="Compact"/>
-              <w:jc w:val="left"/>
-            </w:pPr>
-            <w:r>
-              <w:t xml:space="preserve">No coded rung between the software threshold and the data-hosting threshold</w:t>
-            </w:r>
-          </w:p>
-        </w:tc>
-        <w:tc>
-          <w:tcPr/>
-          <w:p>
-            <w:pPr>
-              <w:pStyle w:val="Compact"/>
-              <w:jc w:val="left"/>
-            </w:pPr>
-            <w:r>
-              <w:t xml:space="preserve">A large gap between layers</w:t>
+              <w:t xml:space="preserve">Activity-specific capital and capacity conditions; certification conditions for cloud</w:t>
+            </w:r>
+          </w:p>
+        </w:tc>
+        <w:tc>
+          <w:tcPr/>
+          <w:p>
+            <w:pPr>
+              <w:pStyle w:val="Compact"/>
+              <w:jc w:val="left"/>
+            </w:pPr>
+            <w:r>
+              <w:t xml:space="preserve">Capacity (2 MW) at data centres and capital (about US$140m) at GPU hosting; certification and location at cloud services</w:t>
+            </w:r>
+          </w:p>
+        </w:tc>
+        <w:tc>
+          <w:tcPr/>
+          <w:p>
+            <w:pPr>
+              <w:pStyle w:val="Compact"/>
+              <w:jc w:val="left"/>
+            </w:pPr>
+            <w:r>
+              <w:t xml:space="preserve">A low-capital route exists for cloud services and is screened by certification; GPU rental and data centres are gated by capital and capacity</w:t>
+            </w:r>
+          </w:p>
+        </w:tc>
+        <w:tc>
+          <w:tcPr/>
+          <w:p>
+            <w:pPr>
+              <w:pStyle w:val="Compact"/>
+              <w:jc w:val="left"/>
+            </w:pPr>
+            <w:r>
+              <w:t xml:space="preserve">Fixed certification cost on the cloud route; a large gap between layers</w:t>
             </w:r>
           </w:p>
         </w:tc>
@@ -4499,19 +4424,19 @@
               <w:jc w:val="left"/>
             </w:pPr>
             <w:r>
-              <w:t xml:space="preserve">Thailand, data hosting (8.2.4), minimum capital</w:t>
-            </w:r>
-          </w:p>
-        </w:tc>
-        <w:tc>
-          <w:tcPr/>
-          <w:p>
-            <w:pPr>
-              <w:pStyle w:val="Compact"/>
-              <w:jc w:val="left"/>
-            </w:pPr>
-            <w:r>
-              <w:t xml:space="preserve">Minimum capital excluding land</w:t>
+              <w:t xml:space="preserve">Thailand, GPU data hosting (8.2.4.1), minimum capital</w:t>
+            </w:r>
+          </w:p>
+        </w:tc>
+        <w:tc>
+          <w:tcPr/>
+          <w:p>
+            <w:pPr>
+              <w:pStyle w:val="Compact"/>
+              <w:jc w:val="left"/>
+            </w:pPr>
+            <w:r>
+              <w:t xml:space="preserve">Capital excluding land and working capital</w:t>
             </w:r>
           </w:p>
         </w:tc>
@@ -4561,7 +4486,7 @@
               <w:jc w:val="left"/>
             </w:pPr>
             <w:r>
-              <w:t xml:space="preserve">Thailand, data hosting (8.2.4), electrical capacity (VERIFY)</w:t>
+              <w:t xml:space="preserve">Thailand, data centres (8.2.1), IT load</w:t>
             </w:r>
           </w:p>
         </w:tc>
@@ -4610,6 +4535,68 @@
             </w:pPr>
             <w:r>
               <w:t xml:space="preserve">1.7 to 2.8</w:t>
+            </w:r>
+          </w:p>
+        </w:tc>
+      </w:tr>
+      <w:tr>
+        <w:tc>
+          <w:tcPr/>
+          <w:p>
+            <w:pPr>
+              <w:pStyle w:val="Compact"/>
+              <w:jc w:val="left"/>
+            </w:pPr>
+            <w:r>
+              <w:t xml:space="preserve">Thailand, cloud services (8.2.2)</w:t>
+            </w:r>
+          </w:p>
+        </w:tc>
+        <w:tc>
+          <w:tcPr/>
+          <w:p>
+            <w:pPr>
+              <w:pStyle w:val="Compact"/>
+              <w:jc w:val="left"/>
+            </w:pPr>
+            <w:r>
+              <w:t xml:space="preserve">No capital condition</w:t>
+            </w:r>
+          </w:p>
+        </w:tc>
+        <w:tc>
+          <w:tcPr/>
+          <w:p>
+            <w:pPr>
+              <w:pStyle w:val="Compact"/>
+              <w:jc w:val="left"/>
+            </w:pPr>
+            <w:r>
+              <w:t xml:space="preserve">not defined</w:t>
+            </w:r>
+          </w:p>
+        </w:tc>
+        <w:tc>
+          <w:tcPr/>
+          <w:p>
+            <w:pPr>
+              <w:pStyle w:val="Compact"/>
+              <w:jc w:val="left"/>
+            </w:pPr>
+            <w:r>
+              <w:t xml:space="preserve">not defined</w:t>
+            </w:r>
+          </w:p>
+        </w:tc>
+        <w:tc>
+          <w:tcPr/>
+          <w:p>
+            <w:pPr>
+              <w:pStyle w:val="Compact"/>
+              <w:jc w:val="left"/>
+            </w:pPr>
+            <w:r>
+              <w:t xml:space="preserve">not defined</w:t>
             </w:r>
           </w:p>
         </w:tc>
@@ -5103,7 +5090,7 @@
         <w:pStyle w:val="BodyText"/>
       </w:pPr>
       <w:r>
-        <w:t xml:space="preserve">Three readings follow. In Thailand a single step of two and a half to three orders of magnitude separates one server from the smallest eligible scale in capital terms, and nothing coded lies between. In Malaysia the facility track starts at a category of 0.85 MW, 1.3 to 2.4 orders of magnitude above one server, while a separate digital track admits new cloud and AI activities at RM50,000 of paid-up capital. The low DESAC capitalisation floor says little about project scale. Vietnam and the Philippines state no capital threshold at the compute layers, so their screens must be sought in designation, inclusion and discretion.</w:t>
+        <w:t xml:space="preserve">Three readings follow. In Thailand the GPU-hosting gate lies two and a half to three orders of magnitude above one server and the data-centre capacity condition 1.7 to 2.8 orders, while the cloud-service activity states no capital condition. In Malaysia the data-centre track starts at a 0.85 MW category, 1.3 to 2.4 orders of magnitude above one server, while the Digital track admits new cloud and AI activities at RM50,000 of paid-up capital. Vietnam and the Philippines state no capital threshold at the compute layers. In the two countries with a low-capital cloud route, the screen is a fixed compliance cost, certification in Thailand and audit in Malaysia.</w:t>
       </w:r>
     </w:p>
     <w:p>
@@ -5223,41 +5210,19 @@
               <w:jc w:val="left"/>
             </w:pPr>
             <w:r>
-              <w:t xml:space="preserve">Eligible (Activity 8.1.1, about US$42,000 annual salary spend)</w:t>
-            </w:r>
-          </w:p>
-        </w:tc>
-        <w:tc>
-          <w:tcPr/>
-          <w:p>
-            <w:pPr>
-              <w:pStyle w:val="Compact"/>
-              <w:jc w:val="left"/>
-            </w:pPr>
-            <w:r>
-              <w:t xml:space="preserve">Likely ineligible on the coded rules (8.2.4 needs US$140m, about 2 MW and two certified data centres; cloud services under 8.2.2 are reported to need two certified data centres); general instruments</w:t>
-            </w:r>
-            <w:r>
-              <w:t xml:space="preserve"> </w:t>
-            </w:r>
-            <w:r>
-              <w:rPr>
-                <w:bCs/>
-                <w:b/>
-              </w:rPr>
-              <w:t xml:space="preserve">PENDING</w:t>
-            </w:r>
-          </w:p>
-        </w:tc>
-        <w:tc>
-          <w:tcPr/>
-          <w:p>
-            <w:pPr>
-              <w:pStyle w:val="Compact"/>
-              <w:jc w:val="left"/>
-            </w:pPr>
-            <w:r>
-              <w:t xml:space="preserve">Unclear (1 MW is below the 2 MW of the higher tier of 8.2.1 and of 8.2.4; whether a lower tier of 8.2.1 admits it</w:t>
+              <w:t xml:space="preserve">Eligible (Activity 8.1.1, about US$42,000 of Thai IT salary spend)</w:t>
+            </w:r>
+          </w:p>
+        </w:tc>
+        <w:tc>
+          <w:tcPr/>
+          <w:p>
+            <w:pPr>
+              <w:pStyle w:val="Compact"/>
+              <w:jc w:val="left"/>
+            </w:pPr>
+            <w:r>
+              <w:t xml:space="preserve">Possibly eligible as a cloud service (8.2.2 has no capital minimum, but needs location in two ISO/IEC 27001-certified data centres, 10 Gbps interconnection and ISO/IEC 27001 and 20000-1 certification); GPU server rental falls under 8.2.4.1 (about US$140m); classification</w:t>
             </w:r>
             <w:r>
               <w:t xml:space="preserve"> </w:t>
@@ -5270,17 +5235,22 @@
               <w:t xml:space="preserve">VERIFY</w:t>
             </w:r>
             <w:r>
-              <w:t xml:space="preserve">); general instruments</w:t>
-            </w:r>
-            <w:r>
               <w:t xml:space="preserve"> </w:t>
             </w:r>
             <w:r>
-              <w:rPr>
-                <w:bCs/>
-                <w:b/>
-              </w:rPr>
-              <w:t xml:space="preserve">PENDING</w:t>
+              <w:t xml:space="preserve">with BOI</w:t>
+            </w:r>
+          </w:p>
+        </w:tc>
+        <w:tc>
+          <w:tcPr/>
+          <w:p>
+            <w:pPr>
+              <w:pStyle w:val="Compact"/>
+              <w:jc w:val="left"/>
+            </w:pPr>
+            <w:r>
+              <w:t xml:space="preserve">Ineligible under 8.2.1, which requires at least 2 MW of IT load</w:t>
             </w:r>
           </w:p>
         </w:tc>
@@ -5306,19 +5276,19 @@
               <w:jc w:val="left"/>
             </w:pPr>
             <w:r>
-              <w:t xml:space="preserve">Eligible (startup track; list item)</w:t>
-            </w:r>
-          </w:p>
-        </w:tc>
-        <w:tc>
-          <w:tcPr/>
-          <w:p>
-            <w:pPr>
-              <w:pStyle w:val="Compact"/>
-              <w:jc w:val="left"/>
-            </w:pPr>
-            <w:r>
-              <w:t xml:space="preserve">Unclear (cloud-computing platforms are listed with no capital rule; coverage of capacity resale</w:t>
+              <w:t xml:space="preserve">Eligible (startup track, subject to recognition; list item)</w:t>
+            </w:r>
+          </w:p>
+        </w:tc>
+        <w:tc>
+          <w:tcPr/>
+          <w:p>
+            <w:pPr>
+              <w:pStyle w:val="Compact"/>
+              <w:jc w:val="left"/>
+            </w:pPr>
+            <w:r>
+              <w:t xml:space="preserve">Unclear (startup recognition needs research and development on listed technology; cloud-computing platforms are listed with no capital rule, capacity resale</w:t>
             </w:r>
             <w:r>
               <w:t xml:space="preserve"> </w:t>
@@ -5331,57 +5301,22 @@
               <w:t xml:space="preserve">VERIFY</w:t>
             </w:r>
             <w:r>
-              <w:t xml:space="preserve">)</w:t>
-            </w:r>
-          </w:p>
-        </w:tc>
-        <w:tc>
-          <w:tcPr/>
-          <w:p>
-            <w:pPr>
-              <w:pStyle w:val="Compact"/>
-              <w:jc w:val="left"/>
-            </w:pPr>
-            <w:r>
-              <w:t xml:space="preserve">Unclear (data-centre capacity not named in coded list items)</w:t>
-            </w:r>
-          </w:p>
-        </w:tc>
-      </w:tr>
-      <w:tr>
-        <w:tc>
-          <w:tcPr/>
-          <w:p>
-            <w:pPr>
-              <w:pStyle w:val="Compact"/>
-              <w:jc w:val="left"/>
-            </w:pPr>
-            <w:r>
-              <w:t xml:space="preserve">Malaysia</w:t>
-            </w:r>
-          </w:p>
-        </w:tc>
-        <w:tc>
-          <w:tcPr/>
-          <w:p>
-            <w:pPr>
-              <w:pStyle w:val="Compact"/>
-              <w:jc w:val="left"/>
-            </w:pPr>
-            <w:r>
-              <w:t xml:space="preserve">Eligible (MD: RM50,000 paid-up capital; new activity; audited annual declaration at own cost)</w:t>
-            </w:r>
-          </w:p>
-        </w:tc>
-        <w:tc>
-          <w:tcPr/>
-          <w:p>
-            <w:pPr>
-              <w:pStyle w:val="Compact"/>
-              <w:jc w:val="left"/>
-            </w:pPr>
-            <w:r>
-              <w:t xml:space="preserve">Possibly eligible under the MD track, where cloud is a promoted enabler; unlikely under DESAC, which targets data-centre operators and allows relief on qualifying capital investment excluding land (</w:t>
+              <w:t xml:space="preserve">; technology-infrastructure support serves research tasks)</w:t>
+            </w:r>
+          </w:p>
+        </w:tc>
+        <w:tc>
+          <w:tcPr/>
+          <w:p>
+            <w:pPr>
+              <w:pStyle w:val="Compact"/>
+              <w:jc w:val="left"/>
+            </w:pPr>
+            <w:r>
+              <w:t xml:space="preserve">Unclear (no data-centre category in Decree 260; Decision 21/2026</w:t>
+            </w:r>
+            <w:r>
+              <w:t xml:space="preserve"> </w:t>
             </w:r>
             <w:r>
               <w:rPr>
@@ -5391,22 +5326,7 @@
               <w:t xml:space="preserve">VERIFY</w:t>
             </w:r>
             <w:r>
-              <w:t xml:space="preserve"> </w:t>
-            </w:r>
-            <w:r>
-              <w:t xml:space="preserve">with MDEC)</w:t>
-            </w:r>
-          </w:p>
-        </w:tc>
-        <w:tc>
-          <w:tcPr/>
-          <w:p>
-            <w:pPr>
-              <w:pStyle w:val="Compact"/>
-              <w:jc w:val="left"/>
-            </w:pPr>
-            <w:r>
-              <w:t xml:space="preserve">Eligible to apply under DESAC on the stated conditions: a 1 MW facility falls in the 0.85 MW to 4.25 MW category; RM2.5m paid-up capital; Malaysian staff at RM5,000 a month making up half of manpower; committee approval is discretionary</w:t>
+              <w:t xml:space="preserve">)</w:t>
             </w:r>
           </w:p>
         </w:tc>
@@ -5420,34 +5340,31 @@
               <w:jc w:val="left"/>
             </w:pPr>
             <w:r>
-              <w:t xml:space="preserve">Philippines</w:t>
-            </w:r>
-          </w:p>
-        </w:tc>
-        <w:tc>
-          <w:tcPr/>
-          <w:p>
-            <w:pPr>
-              <w:pStyle w:val="Compact"/>
-              <w:jc w:val="left"/>
-            </w:pPr>
-            <w:r>
-              <w:t xml:space="preserve">Eligible on stated conditions, subject to inclusion and evaluation</w:t>
-            </w:r>
-          </w:p>
-        </w:tc>
-        <w:tc>
-          <w:tcPr/>
-          <w:p>
-            <w:pPr>
-              <w:pStyle w:val="Compact"/>
-              <w:jc w:val="left"/>
-            </w:pPr>
-            <w:r>
-              <w:t xml:space="preserve">Unclear (Plan treatment of resale</w:t>
-            </w:r>
-            <w:r>
-              <w:t xml:space="preserve"> </w:t>
+              <w:t xml:space="preserve">Malaysia</w:t>
+            </w:r>
+          </w:p>
+        </w:tc>
+        <w:tc>
+          <w:tcPr/>
+          <w:p>
+            <w:pPr>
+              <w:pStyle w:val="Compact"/>
+              <w:jc w:val="left"/>
+            </w:pPr>
+            <w:r>
+              <w:t xml:space="preserve">Eligible (MD: RM50,000 paid-up capital; new activity; audited annual declaration at own cost)</w:t>
+            </w:r>
+          </w:p>
+        </w:tc>
+        <w:tc>
+          <w:tcPr/>
+          <w:p>
+            <w:pPr>
+              <w:pStyle w:val="Compact"/>
+              <w:jc w:val="left"/>
+            </w:pPr>
+            <w:r>
+              <w:t xml:space="preserve">Possibly eligible under the MD track, where cloud is a promoted enabler; unlikely under DESAC, which targets data-centre operators and allows relief on qualifying capital investment excluding land (</w:t>
             </w:r>
             <w:r>
               <w:rPr>
@@ -5457,19 +5374,60 @@
               <w:t xml:space="preserve">VERIFY</w:t>
             </w:r>
             <w:r>
-              <w:t xml:space="preserve">)</w:t>
-            </w:r>
-          </w:p>
-        </w:tc>
-        <w:tc>
-          <w:tcPr/>
-          <w:p>
-            <w:pPr>
-              <w:pStyle w:val="Compact"/>
-              <w:jc w:val="left"/>
-            </w:pPr>
-            <w:r>
-              <w:t xml:space="preserve">Unclear (Plan groups data-centre infrastructure with AI; no stated minimum;</w:t>
+              <w:t xml:space="preserve"> </w:t>
+            </w:r>
+            <w:r>
+              <w:t xml:space="preserve">with MDEC)</w:t>
+            </w:r>
+          </w:p>
+        </w:tc>
+        <w:tc>
+          <w:tcPr/>
+          <w:p>
+            <w:pPr>
+              <w:pStyle w:val="Compact"/>
+              <w:jc w:val="left"/>
+            </w:pPr>
+            <w:r>
+              <w:t xml:space="preserve">Eligible to apply under DESAC on the stated conditions: a 1 MW facility falls in the 0.85 MW to 4.25 MW category; RM2.5m paid-up capital; Malaysian staff at RM5,000 a month making up half of manpower; committee approval is discretionary</w:t>
+            </w:r>
+          </w:p>
+        </w:tc>
+      </w:tr>
+      <w:tr>
+        <w:tc>
+          <w:tcPr/>
+          <w:p>
+            <w:pPr>
+              <w:pStyle w:val="Compact"/>
+              <w:jc w:val="left"/>
+            </w:pPr>
+            <w:r>
+              <w:t xml:space="preserve">Philippines</w:t>
+            </w:r>
+          </w:p>
+        </w:tc>
+        <w:tc>
+          <w:tcPr/>
+          <w:p>
+            <w:pPr>
+              <w:pStyle w:val="Compact"/>
+              <w:jc w:val="left"/>
+            </w:pPr>
+            <w:r>
+              <w:t xml:space="preserve">Eligible on stated conditions, subject to inclusion and evaluation</w:t>
+            </w:r>
+          </w:p>
+        </w:tc>
+        <w:tc>
+          <w:tcPr/>
+          <w:p>
+            <w:pPr>
+              <w:pStyle w:val="Compact"/>
+              <w:jc w:val="left"/>
+            </w:pPr>
+            <w:r>
+              <w:t xml:space="preserve">Unclear (Plan treatment of resale</w:t>
             </w:r>
             <w:r>
               <w:t xml:space="preserve"> </w:t>
@@ -5486,6 +5444,31 @@
             </w:r>
           </w:p>
         </w:tc>
+        <w:tc>
+          <w:tcPr/>
+          <w:p>
+            <w:pPr>
+              <w:pStyle w:val="Compact"/>
+              <w:jc w:val="left"/>
+            </w:pPr>
+            <w:r>
+              <w:t xml:space="preserve">Unclear (Plan groups data-centre infrastructure with AI; no stated minimum;</w:t>
+            </w:r>
+            <w:r>
+              <w:t xml:space="preserve"> </w:t>
+            </w:r>
+            <w:r>
+              <w:rPr>
+                <w:bCs/>
+                <w:b/>
+              </w:rPr>
+              <w:t xml:space="preserve">VERIFY</w:t>
+            </w:r>
+            <w:r>
+              <w:t xml:space="preserve">)</w:t>
+            </w:r>
+          </w:p>
+        </w:tc>
       </w:tr>
     </w:tbl>
     <w:p>
@@ -5529,7 +5512,7 @@
         <w:pStyle w:val="BodyText"/>
       </w:pPr>
       <w:r>
-        <w:t xml:space="preserve">On this reading Thailand’s rules are the most likely to exclude Firm B, and Malaysia is the one country where a reading of the primary text supports a small provider’s eligibility, through the MD track and not through DESAC. In Vietnam and the Philippines the answer depends on clauses not yet read.</w:t>
+        <w:t xml:space="preserve">On this reading, small providers are excluded by capital or capacity from Thai data centres and GPU hosting (Firm C by the 2 MW condition; Firm B if its service is classed as GPU hosting) and from Malaysian data centres, and are admitted on paper, subject to fixed compliance costs, through Thailand’s cloud-service activity and Malaysia’s Digital track. In Vietnam and the Philippines the answer depends on clauses not yet read.</w:t>
       </w:r>
     </w:p>
     <w:p>
@@ -5547,7 +5530,7 @@
         <w:t xml:space="preserve"> </w:t>
       </w:r>
       <w:r>
-        <w:t xml:space="preserve">Reading (i) holds on the instruments we coded: no country has an instrument aimed at sub-facility compute provision. Reading (ii) is likely to hold for Thailand and fails provisionally for Malaysia, whose MD track may admit a small cloud provider. It is open for Vietnam and the Philippines. Reading (iii) holds for Malaysia’s data-centre track, whose smallest recognised category is 0.85 MW.</w:t>
+        <w:t xml:space="preserve">Reading (i) holds on the instruments we coded: no instrument is aimed at small compute providers as such. Reading (ii) fails on paper for generic cloud in Thailand and Malaysia, subject to certification and audit costs, and holds for GPU server rental in Thailand and for facility activities in both countries. It is open for Vietnam and the Philippines. Reading (iii) holds for facility activities: Thailand’s data-centre minimum is 2 MW and Malaysia’s smallest category is 0.85 MW.</w:t>
       </w:r>
     </w:p>
     <w:bookmarkEnd w:id="41"/>
@@ -5596,7 +5579,7 @@
         <w:pStyle w:val="BodyText"/>
       </w:pPr>
       <w:r>
-        <w:t xml:space="preserve">Cost does not by itself explain what lies below the threshold. In Thailand the rung distance is two and a half to three orders of magnitude (Table 5). Whether that distance is a cost constraint depends on A1: whether a commercially viable provider exists at that scale. A server of about twelve kilowatts can be hosted in colocation space</w:t>
+        <w:t xml:space="preserve">Cost does not by itself explain what lies below the threshold. In Thailand the GPU-hosting gate and the data-centre capacity condition are 2.5 to 3.0 and 1.7 to 2.8 orders of magnitude above one server (Table 5), while cloud services carry no capital condition. Whether that distance is a cost constraint depends on A1: whether a commercially viable provider exists at that scale. A server of about twelve kilowatts can be hosted in colocation space</w:t>
       </w:r>
       <w:r>
         <w:t xml:space="preserve"> </w:t>
@@ -5625,7 +5608,7 @@
         <w:t xml:space="preserve"> </w:t>
       </w:r>
       <w:r>
-        <w:t xml:space="preserve">If the benchmark shows that viability requires scale, A1 fails and H1 explains the absence. If it shows that small providers can compete, the absence is a design outcome (H2 or H3) and proposition M applies to Thailand.</w:t>
+        <w:t xml:space="preserve">If the benchmark shows that viability requires scale, A1 fails and H1 explains the absence. If it shows that small providers can compete, the absence is a design outcome (H2 or H3) and proposition M applies to Thai GPU hosting and data centres.</w:t>
       </w:r>
     </w:p>
     <w:p>
@@ -5847,7 +5830,7 @@
               <w:jc w:val="left"/>
             </w:pPr>
             <w:r>
-              <w:t xml:space="preserve">Software threshold far below data-hosting threshold (Thailand)</w:t>
+              <w:t xml:space="preserve">Software threshold far below GPU-hosting capital condition (Thailand)</w:t>
             </w:r>
           </w:p>
         </w:tc>
@@ -5883,20 +5866,7 @@
               <w:jc w:val="left"/>
             </w:pPr>
             <w:r>
-              <w:t xml:space="preserve">C (E if the activity thresholds pre-date AI;</w:t>
-            </w:r>
-            <w:r>
-              <w:t xml:space="preserve"> </w:t>
-            </w:r>
-            <w:r>
-              <w:rPr>
-                <w:bCs/>
-                <w:b/>
-              </w:rPr>
-              <w:t xml:space="preserve">PENDING</w:t>
-            </w:r>
-            <w:r>
-              <w:t xml:space="preserve">)</w:t>
+              <w:t xml:space="preserve">C</w:t>
             </w:r>
           </w:p>
         </w:tc>
@@ -6217,7 +6187,7 @@
               <w:jc w:val="left"/>
             </w:pPr>
             <w:r>
-              <w:t xml:space="preserve">Most generous tier requires further investment against a sales base (Thailand)</w:t>
+              <w:t xml:space="preserve">Extension of the exemption tied to spending of at least 1% of sales, or THB 200m if lower, in the first three years (Thailand; cross-sectoral measure, verified)</w:t>
             </w:r>
           </w:p>
         </w:tc>
@@ -6253,44 +6223,31 @@
               <w:jc w:val="left"/>
             </w:pPr>
             <w:r>
-              <w:t xml:space="preserve">C (E if cross-sectoral;</w:t>
-            </w:r>
-            <w:r>
-              <w:t xml:space="preserve"> </w:t>
-            </w:r>
-            <w:r>
-              <w:rPr>
-                <w:bCs/>
-                <w:b/>
-              </w:rPr>
-              <w:t xml:space="preserve">VERIFY</w:t>
-            </w:r>
-            <w:r>
-              <w:t xml:space="preserve">)</w:t>
-            </w:r>
-          </w:p>
-        </w:tc>
-        <w:tc>
-          <w:tcPr/>
-          <w:p>
-            <w:pPr>
-              <w:pStyle w:val="Compact"/>
-              <w:jc w:val="left"/>
-            </w:pPr>
-            <w:r>
-              <w:t xml:space="preserve">H1 against H2: Moderate; unverified row</w:t>
-            </w:r>
-          </w:p>
-        </w:tc>
-        <w:tc>
-          <w:tcPr/>
-          <w:p>
-            <w:pPr>
-              <w:pStyle w:val="Compact"/>
-              <w:jc w:val="left"/>
-            </w:pPr>
-            <w:r>
-              <w:t xml:space="preserve">Verification; whether the mechanism is cross-sectoral</w:t>
+              <w:t xml:space="preserve">E (P3a)</w:t>
+            </w:r>
+          </w:p>
+        </w:tc>
+        <w:tc>
+          <w:tcPr/>
+          <w:p>
+            <w:pPr>
+              <w:pStyle w:val="Compact"/>
+              <w:jc w:val="left"/>
+            </w:pPr>
+            <w:r>
+              <w:t xml:space="preserve">H1 against {H2, H3}: Moderate</w:t>
+            </w:r>
+          </w:p>
+        </w:tc>
+        <w:tc>
+          <w:tcPr/>
+          <w:p>
+            <w:pPr>
+              <w:pStyle w:val="Compact"/>
+              <w:jc w:val="left"/>
+            </w:pPr>
+            <w:r>
+              <w:t xml:space="preserve">How BOI applies the measure to firms without early sales</w:t>
             </w:r>
           </w:p>
         </w:tc>
@@ -6488,7 +6445,7 @@
               <w:jc w:val="left"/>
             </w:pPr>
             <w:r>
-              <w:t xml:space="preserve">Explicit startup track with direct equity (Vietnam)</w:t>
+              <w:t xml:space="preserve">Explicit startup track with direct support and recognition by the provincial authority (Vietnam; verified against Decree 260/2026, Article 11)</w:t>
             </w:r>
           </w:p>
         </w:tc>
@@ -6725,6 +6682,178 @@
           </w:p>
         </w:tc>
       </w:tr>
+      <w:tr>
+        <w:tc>
+          <w:tcPr/>
+          <w:p>
+            <w:pPr>
+              <w:pStyle w:val="Compact"/>
+              <w:jc w:val="left"/>
+            </w:pPr>
+            <w:r>
+              <w:t xml:space="preserve">E11</w:t>
+            </w:r>
+          </w:p>
+        </w:tc>
+        <w:tc>
+          <w:tcPr/>
+          <w:p>
+            <w:pPr>
+              <w:pStyle w:val="Compact"/>
+              <w:jc w:val="left"/>
+            </w:pPr>
+            <w:r>
+              <w:t xml:space="preserve">Low-capital cloud routes screened by fixed compliance costs: Thai cloud services (certification, two certified data centres) and the Malaysian Digital track (annual audit)</w:t>
+            </w:r>
+          </w:p>
+        </w:tc>
+        <w:tc>
+          <w:tcPr/>
+          <w:p>
+            <w:pPr>
+              <w:pStyle w:val="Compact"/>
+              <w:jc w:val="left"/>
+            </w:pPr>
+            <w:r>
+              <w:t xml:space="preserve">U (P1d)</w:t>
+            </w:r>
+          </w:p>
+        </w:tc>
+        <w:tc>
+          <w:tcPr/>
+          <w:p>
+            <w:pPr>
+              <w:pStyle w:val="Compact"/>
+              <w:jc w:val="left"/>
+            </w:pPr>
+            <w:r>
+              <w:t xml:space="preserve">E (P2b)</w:t>
+            </w:r>
+          </w:p>
+        </w:tc>
+        <w:tc>
+          <w:tcPr/>
+          <w:p>
+            <w:pPr>
+              <w:pStyle w:val="Compact"/>
+              <w:jc w:val="left"/>
+            </w:pPr>
+            <w:r>
+              <w:t xml:space="preserve">C</w:t>
+            </w:r>
+          </w:p>
+        </w:tc>
+        <w:tc>
+          <w:tcPr/>
+          <w:p>
+            <w:pPr>
+              <w:pStyle w:val="Compact"/>
+              <w:jc w:val="left"/>
+            </w:pPr>
+            <w:r>
+              <w:t xml:space="preserve">H1 against H2: Moderate; verified against the guides, cost size unmeasured</w:t>
+            </w:r>
+          </w:p>
+        </w:tc>
+        <w:tc>
+          <w:tcPr/>
+          <w:p>
+            <w:pPr>
+              <w:pStyle w:val="Compact"/>
+              <w:jc w:val="left"/>
+            </w:pPr>
+            <w:r>
+              <w:t xml:space="preserve">Cost of certification and audit relative to a small provider’s capital</w:t>
+            </w:r>
+          </w:p>
+        </w:tc>
+      </w:tr>
+      <w:tr>
+        <w:tc>
+          <w:tcPr/>
+          <w:p>
+            <w:pPr>
+              <w:pStyle w:val="Compact"/>
+              <w:jc w:val="left"/>
+            </w:pPr>
+            <w:r>
+              <w:t xml:space="preserve">E12</w:t>
+            </w:r>
+          </w:p>
+        </w:tc>
+        <w:tc>
+          <w:tcPr/>
+          <w:p>
+            <w:pPr>
+              <w:pStyle w:val="Compact"/>
+              <w:jc w:val="left"/>
+            </w:pPr>
+            <w:r>
+              <w:t xml:space="preserve">Required research ratio falls as total capital rises (VND 100 billion and 6,000 billion tiers) in high-technology enterprise criteria (Vietnam; verified)</w:t>
+            </w:r>
+          </w:p>
+        </w:tc>
+        <w:tc>
+          <w:tcPr/>
+          <w:p>
+            <w:pPr>
+              <w:pStyle w:val="Compact"/>
+              <w:jc w:val="left"/>
+            </w:pPr>
+            <w:r>
+              <w:t xml:space="preserve">U (P1d)</w:t>
+            </w:r>
+          </w:p>
+        </w:tc>
+        <w:tc>
+          <w:tcPr/>
+          <w:p>
+            <w:pPr>
+              <w:pStyle w:val="Compact"/>
+              <w:jc w:val="left"/>
+            </w:pPr>
+            <w:r>
+              <w:t xml:space="preserve">E (P2b)</w:t>
+            </w:r>
+          </w:p>
+        </w:tc>
+        <w:tc>
+          <w:tcPr/>
+          <w:p>
+            <w:pPr>
+              <w:pStyle w:val="Compact"/>
+              <w:jc w:val="left"/>
+            </w:pPr>
+            <w:r>
+              <w:t xml:space="preserve">C</w:t>
+            </w:r>
+          </w:p>
+        </w:tc>
+        <w:tc>
+          <w:tcPr/>
+          <w:p>
+            <w:pPr>
+              <w:pStyle w:val="Compact"/>
+              <w:jc w:val="left"/>
+            </w:pPr>
+            <w:r>
+              <w:t xml:space="preserve">H1 against H2: Moderate; applies to enterprise recognition, not to compute provision</w:t>
+            </w:r>
+          </w:p>
+        </w:tc>
+        <w:tc>
+          <w:tcPr/>
+          <w:p>
+            <w:pPr>
+              <w:pStyle w:val="Compact"/>
+              <w:jc w:val="left"/>
+            </w:pPr>
+            <w:r>
+              <w:t xml:space="preserve">Whether the criteria apply to compute providers</w:t>
+            </w:r>
+          </w:p>
+        </w:tc>
+      </w:tr>
     </w:tbl>
     <w:p>
       <w:pPr>
@@ -6749,7 +6878,7 @@
         <w:pStyle w:val="BodyText"/>
       </w:pPr>
       <w:r>
-        <w:t xml:space="preserve">Four results follow. First, cost explains the height of Thailand’s threshold (E1), and the data cannot distinguish a design reading from it on that point. Second, thresholds are not forced by cost: Vietnam and the Philippines state none at the compute layers (E4, E7), and Malaysia admits cloud activity at RM50,000 of paid-up capital on a separate track (E2). Third, H1 is also unexpected for two design features that cost cannot generate, a revenue-base tier (E5, on an unverified row) and a fixed compliance cost (E6, verified against the guideline). Fourth, E8 is unexpected under all three hypotheses. A deliberate startup track fits none of them, which shows that these governments can and do design for new firms, and limits H2 as a general account. H2 and H3 remain difficult to separate: E3, E5 and E6 are expected or compatible under both, and only E7 favours H3 clearly.</w:t>
+        <w:t xml:space="preserve">Four results follow. First, cost explains the height of Thailand’s threshold (E1), and the data cannot distinguish a design reading from it on that point. Second, thresholds are not forced by cost: Vietnam and the Philippines state none at the compute layers (E4, E7), and Malaysia admits cloud activity at RM50,000 of paid-up capital on a separate track (E2). Third, H1 is also unexpected for design features that cost cannot generate: a sales-based extension of the exemption (E5), fixed certification and audit costs on the low-capital cloud routes (E6, E11) and research-intensity ratios that fall with firm size (E12), all verified against the primary texts, with the sizes of the costs still unmeasured. Fourth, E8 is unexpected under all three hypotheses. A deliberate startup track fits none of them, which shows that these governments can and do design for new firms, and limits H2 as a general account. H2 and H3 remain difficult to separate: E3, E5 and E6 are expected or compatible under both, and only E7 favours H3 clearly.</w:t>
       </w:r>
     </w:p>
     <w:p>
@@ -6775,7 +6904,7 @@
         <w:t xml:space="preserve"> </w:t>
       </w:r>
       <w:r>
-        <w:t xml:space="preserve">Dropping evidence against H1 one row at a time (E3 to E7), the case against H1 survives on the others, so no single row decides it. Dropping the rows that rest on unverified coding (E5, E6, E7) leaves E3 and E4, both of which depend on the search protocol and on the list and Plan readings. Dropping the rows that depend on A1 (E2, E3) leaves E4, E5, E6 and E7. Evidence against H2 (E2, E8) is also tested: dropping E2 leaves E8, which is limited to Vietnam’s application layer. If MDEC does not accept capacity resale as an MD activity, E2 reverses to compatible, and the claim that Malaysia is a counter-example to Thailand falls. No single row decides the conclusion that capital gates are a design choice, but the claim that rungs are missing in Thailand depends on A1 and on the general-instrument coding.</w:t>
+        <w:t xml:space="preserve">Dropping evidence against H1 one row at a time (E3 to E7, E11, E12), the case against H1 survives on the others, so no single row decides it. Dropping the rows that rest on unverified coding (E4 and E7, which depend on Decision 21/2026 and the Philippine Plan) leaves E3, E5, E6, E11 and E12, which rest on verified Thai, Malaysian and Vietnamese texts but depend on A1 or on the size of fixed costs. Dropping the rows that depend on A1 (E2, E3) leaves E4, E5, E6 and E7. Evidence against H2 (E2, E8) is also tested: dropping E2 leaves E8, which is limited to Vietnam’s application layer. If MDEC does not accept capacity resale as an MD activity, E2 reverses to compatible, and the claim that Malaysia is a counter-example to Thailand falls. No single row decides the conclusion that capital gates are a design choice, but the claim that rungs are missing in Thailand depends on A1 and on the general-instrument coding.</w:t>
       </w:r>
     </w:p>
     <w:p>
@@ -6930,7 +7059,7 @@
         <w:t xml:space="preserve"> </w:t>
       </w:r>
       <w:r>
-        <w:t xml:space="preserve">Finding: the exclusion of small compute providers is shown on the coded rules only for Thailand, and the other three countries depend on clauses not yet read (Table 6). An eligibility audit with hypothetical firms, as in Section 3.4, would show governments which of their own instruments a Firm B or Firm C could use, at low cost. Where the audit shows exclusion, the options are extending eligibility to colocation tenancy, modular deployment or shared-capacity arrangements, or providing subsidised access to public or consortium compute. Existing public compute programmes may already fill part of the gap</w:t>
+        <w:t xml:space="preserve">Finding: capital or capacity conditions exclude small providers from Thai GPU hosting and data centres and from Malaysian data centres, while generic cloud routes in Thailand and Malaysia admit them subject to fixed certification and audit costs, and the Vietnamese and Philippine answer depends on clauses not yet read (Table 6). An eligibility audit with hypothetical firms, as in Section 3.4, would show governments which of their own instruments a Firm B or Firm C could use, at low cost. Where the audit shows exclusion, the options are extending eligibility to colocation tenancy, modular deployment or shared-capacity arrangements, lowering the fixed certification and audit costs for small providers, or providing subsidised access to public or consortium compute. Existing public compute programmes may already fill part of the gap</w:t>
       </w:r>
       <w:r>
         <w:t xml:space="preserve"> </w:t>
@@ -7709,15 +7838,15 @@
         <w:pStyle w:val="FirstParagraph"/>
       </w:pPr>
       <w:r>
-        <w:t xml:space="preserve">This paper asked where four Southeast Asian incentive systems screen entrants to the AI industry. All four make application development accessible on the stated thresholds, and Vietnam adds a startup track with direct equity access. Above that layer they use four architectures. Thailand gates data hosting by capital and capacity, two and a half to three orders of magnitude above the capital needed to host one server, with nothing coded in between. Malaysia runs a low-capital digital track that covers cloud beside a data-centre track whose smallest recognised category is 0.85 MW. Vietnam ranks technologies by priority and states no capital rule. The Philippines applies the same inclusion and firm-scale rules to every activity. No instrument we coded is aimed at compute provision below facility scale. Cost explains the height of Thailand’s gate, but it does not explain why Vietnam and the Philippines need no capital gate, why Malaysia can run a low-capital cloud track, or why Thailand’s research tier presupposes a sales base.</w:t>
-      </w:r>
-    </w:p>
-    <w:p>
-      <w:pPr>
-        <w:pStyle w:val="BodyText"/>
-      </w:pPr>
-      <w:r>
-        <w:t xml:space="preserve">The claims are limited by the evidence. We observe eligibility rules, not realised access or outcomes. The Thai result depends on an assumption about the viability of small providers and on a documented search for absence, and for the other three countries it depends on clauses not yet read. The coding awaits an independent check. The data do not distinguish a design gap from rational specialisation and do not show a middle-technology trap. They identify a feature of design that could contribute to one: where a gate sits far above the smallest viable provider and nothing aims at the scales between, domestic entry into compute supply is restricted to firms that can bear facility-scale risk.</w:t>
+        <w:t xml:space="preserve">This paper asked where four Southeast Asian incentive systems screen entrants to the AI industry. All four make application development accessible on the stated thresholds, and Vietnam adds a startup track with direct equity access. Above that layer they use four architectures. Thailand gates data centres by capacity (at least 2 MW) and GPU hosting by capital, 1.7 to 3.0 orders of magnitude above one server, while cloud services carry certification conditions in place of capital. Malaysia runs a low-capital digital track that covers cloud beside a data-centre track whose smallest recognised category is 0.85 MW. Vietnam ranks technologies by priority and states no capital rule. The Philippines applies the same inclusion and firm-scale rules to every activity. No instrument we coded is aimed at compute provision below facility scale. Cost explains the height of Thailand’s gate, but it does not explain why Vietnam and the Philippines need no capital gate, why Malaysia can run a low-capital cloud track, or why Thailand’s research tier presupposes a sales base.</w:t>
+      </w:r>
+    </w:p>
+    <w:p>
+      <w:pPr>
+        <w:pStyle w:val="BodyText"/>
+      </w:pPr>
+      <w:r>
+        <w:t xml:space="preserve">The claims are limited by the evidence. We observe eligibility rules, not realised access or outcomes. Whether a small GPU provider is classed as cloud or as GPU hosting in Thailand, and whether MDEC accepts capacity resale as a Malaysian Digital activity, are questions for the agencies, and the Vietnamese and Philippine results depend on clauses not yet read. The coding awaits an independent check. The data do not distinguish a design gap from rational specialisation and do not show a middle-technology trap. They identify a feature of design that could contribute to one: where capital or capacity gates sit far above the smallest viable provider and the low-capital routes are screened by fixed compliance costs, domestic entry into compute supply is restricted to firms that can bear facility-scale risk or fixed certification and audit costs.</w:t>
       </w:r>
     </w:p>
     <w:p>
@@ -8172,18 +8301,42 @@
           <w:iCs/>
           <w:i/>
         </w:rPr>
-        <w:t xml:space="preserve">A guide to investment promotion 2025</w:t>
-      </w:r>
-      <w:r>
-        <w:t xml:space="preserve">. Office of the Board of Investment.</w:t>
-      </w:r>
-    </w:p>
-    <w:p>
-      <w:pPr>
-        <w:pStyle w:val="BodyText"/>
-      </w:pPr>
-      <w:r>
-        <w:t xml:space="preserve">Board of Investment of Thailand. (2026).</w:t>
+        <w:t xml:space="preserve">Announcement of the Board of Investment No. Sor. 9/2568: Amendment to list of activities eligible for investment promotion under Announcement No. 9/2565</w:t>
+      </w:r>
+      <w:r>
+        <w:t xml:space="preserve"> </w:t>
+      </w:r>
+      <w:r>
+        <w:t xml:space="preserve">(unofficial translation, 14 November 2025). Office of the Board of Investment. https://www.boi.go.th/upload/content/sor9_2568EN.pdf</w:t>
+      </w:r>
+    </w:p>
+    <w:p>
+      <w:pPr>
+        <w:pStyle w:val="BodyText"/>
+      </w:pPr>
+      <w:r>
+        <w:t xml:space="preserve">Board of Investment of Thailand. (2026a).</w:t>
+      </w:r>
+      <w:r>
+        <w:t xml:space="preserve"> </w:t>
+      </w:r>
+      <w:r>
+        <w:rPr>
+          <w:iCs/>
+          <w:i/>
+        </w:rPr>
+        <w:t xml:space="preserve">Investment promotion guide 2026</w:t>
+      </w:r>
+      <w:r>
+        <w:t xml:space="preserve">. Office of the Board of Investment. https://www.boi.go.th/upload/content/BOI_A_Guide_EN.pdf</w:t>
+      </w:r>
+    </w:p>
+    <w:p>
+      <w:pPr>
+        <w:pStyle w:val="BodyText"/>
+      </w:pPr>
+      <w:r>
+        <w:t xml:space="preserve">Board of Investment of Thailand. (2026b).</w:t>
       </w:r>
       <w:r>
         <w:t xml:space="preserve"> </w:t>

--- a/revision/02_revised_manuscript.docx
+++ b/revision/02_revised_manuscript.docx
@@ -244,7 +244,7 @@
         <w:pStyle w:val="FirstParagraph"/>
       </w:pPr>
       <w:r>
-        <w:t xml:space="preserve">Southeast Asian governments have made artificial intelligence (AI) a pillar of industrial policy, but little is known about which firms their incentive instruments let in. We code about 20 instruments from the primary legal texts of Thailand, Vietnam, Malaysia and the Philippines on five dimensions, place explicit thresholds on a common cost scale, and ask where each system screens entrants to the AI technology stack and whether cost necessity, scale-favouring design or administrative habit better explains the pattern. The four systems use four architectures: capital-gated activities (Thailand), two parallel tracks (Malaysia), a priority list without capital rules (Vietnam) and uniform firm-scale tiers (the Philippines). On the stated thresholds all four make application-layer support accessible to small firms. Thailand sets capital and capacity gates at GPU data hosting (two and a half to three orders of magnitude above the capital needed to host one server) and at data centres (at least 2 MW), while its cloud-service activity has no capital condition. Malaysia pairs a low-capital digital track that covers cloud services with a data-centre track whose smallest recognised category is 0.85 MW. Where small cloud providers can enter on paper, in Thailand and Malaysia, the screen is a fixed compliance cost. Vietnam and the Philippines state no capital rule at the compute layers, so their screens lie in designation and discretion. We found no instrument aimed at compute provision below facility scale, but low-capital cloud routes exist. Cost benchmarks explain the height of Thailand’s gate, not the pattern across the four. The evidence concerns legal eligibility, not realised access, and does not show that a middle-technology trap exists.</w:t>
+        <w:t xml:space="preserve">Southeast Asian governments have made artificial intelligence (AI) a pillar of industrial policy, but little is known about which firms their incentive instruments let in. We code about 20 instruments from the primary legal texts of Thailand, Vietnam, Malaysia and the Philippines on five dimensions, place explicit thresholds on a common cost scale, and ask where each system screens entrants to the AI technology stack and whether cost necessity, scale-favouring design or administrative habit better explains the pattern. The four systems use four architectures: capital-gated activities (Thailand), two parallel tracks (Malaysia), a strategic-technology list without capital rules (Vietnam) and activity tiers with a common firm-scale boundary (the Philippines). On the stated thresholds all four make application-layer support accessible to small firms. Thailand sets capital and capacity gates at GPU data hosting (two and a half to three orders of magnitude above the capital needed to host one server) and at data centres (at least 2 MW), while its cloud-service activity has no capital condition. Malaysia pairs a low-capital digital track that covers cloud services with a data-centre track whose smallest recognised category is 0.85 MW. Where small cloud providers can enter on paper, in Thailand and Malaysia, the screen is a fixed compliance cost. Vietnam and the Philippines state no capital rule at the compute layers, so their screens lie in designation, listing and discretion. We found no instrument aimed at compute provision below facility scale, but low-capital cloud routes exist. Cost benchmarks explain the height of Thailand’s gate, not the pattern across the four. The evidence concerns legal eligibility, not realised access, and does not show that a middle-technology trap exists.</w:t>
       </w:r>
     </w:p>
     <w:p>
@@ -414,7 +414,7 @@
         <w:pStyle w:val="FirstParagraph"/>
       </w:pPr>
       <w:r>
-        <w:t xml:space="preserve">We code the primary legal texts of the four countries and, for Thailand, set the formal rules against published project approvals. Our results are as follows. On the stated thresholds, all four countries make application-layer support accessible to small firms, and Vietnam adds an explicit startup track with direct equity access. The four systems use different architectures: capital-gated activities (Thailand), two parallel tracks (Malaysia), a priority list without capital rules (Vietnam) and uniform firm-scale tiers (the Philippines). In Thailand the gate for GPU data hosting lies two and a half to three orders of magnitude above the capital needed to host one server and data centres need at least 2 MW, while the cloud-service activity states no capital condition. Malaysia pairs a low-capital digital track that covers cloud services (RM50,000 of paid-up capital) with a data-centre track whose smallest recognised category is 0.85 MW. Vietnam and the Philippines state no capital rule at the compute layers, so their screens lie elsewhere. Where a small cloud provider can enter on paper, in Thailand and Malaysia, the screen is a fixed compliance cost. No instrument we coded is aimed at compute provision below facility scale. Cost benchmarks explain the height of Thailand’s gate, the most visible pattern and a weak test of design bias, but they do not explain why Vietnam and the Philippines need no capital gate or why Malaysia can admit small cloud providers.</w:t>
+        <w:t xml:space="preserve">We code the primary legal texts of the four countries and, for Thailand, set the formal rules against published project approvals. Our results are as follows. On the stated thresholds, all four countries make application-layer support accessible to small firms, and Vietnam adds an explicit startup track with direct equity access. The four systems use different architectures: capital-gated activities (Thailand), two parallel tracks (Malaysia), a strategic-technology list without capital rules (Vietnam) and activity tiers with a common firm-scale boundary (the Philippines). In Thailand the gate for GPU data hosting lies two and a half to three orders of magnitude above the capital needed to host one server and data centres need at least 2 MW, while the cloud-service activity states no capital condition. Malaysia pairs a low-capital digital track that covers cloud services (RM50,000 of paid-up capital) with a data-centre track whose smallest recognised category is 0.85 MW. Vietnam and the Philippines state no capital rule at the compute layers, so their screens lie elsewhere. Where a small cloud provider can enter on paper, in Thailand and Malaysia, the screen is a fixed compliance cost. No instrument we coded is aimed at compute provision below facility scale. Cost benchmarks explain the height of Thailand’s gate, the most visible pattern and a weak test of design bias, but they do not explain why Vietnam and the Philippines need no capital gate or why Malaysia can admit small cloud providers.</w:t>
       </w:r>
     </w:p>
     <w:p>
@@ -1150,7 +1150,7 @@
         <w:pStyle w:val="FirstParagraph"/>
       </w:pPr>
       <w:r>
-        <w:t xml:space="preserve">We code primary legal and regulatory texts, not strategy documents or commentary: Thailand’s Board of Investment announcements and Investment Promotion Guide; Vietnam’s Decree 260/2026 implementing the Law on High Technology and Decision 21/2026 on strategic technologies; Malaysia’s Malaysia Digital tax-incentive guidelines and the Digital Ecosystem Acceleration (DESAC) scheme guidelines; and the Philippines’ CREATE MORE Act with its implementing rules. Table 1 lists each source with its issuing body, date, access route and the amendment check described below.</w:t>
+        <w:t xml:space="preserve">We code primary legal and regulatory texts, not strategy documents or commentary: Thailand’s Board of Investment announcements and Investment Promotion Guide; Vietnam’s Decree 260/2026 implementing the Law on High Technology and Decision 21/2026 on strategic technologies; Malaysia’s Malaysia Digital tax-incentive guidelines and the Digital Ecosystem Acceleration (DESAC) scheme guidelines; and the Philippines’ CREATE MORE Act with the 2026 Strategic Investment Priority Plan (its implementing rules are not yet read). Table 1 lists each source with its issuing body, date, access route and the amendment check described below.</w:t>
       </w:r>
     </w:p>
     <w:p>
@@ -1463,10 +1463,19 @@
               <w:jc w:val="left"/>
             </w:pPr>
             <w:r>
-              <w:t xml:space="preserve">Decree read in full 9 October 2026; Decision 21/2026</w:t>
-            </w:r>
-            <w:r>
-              <w:t xml:space="preserve"> </w:t>
+              <w:t xml:space="preserve">Decree 260 and Decision 21/2026 read in full 9 October 2026</w:t>
+            </w:r>
+          </w:p>
+        </w:tc>
+        <w:tc>
+          <w:tcPr/>
+          <w:p>
+            <w:pPr>
+              <w:pStyle w:val="Compact"/>
+              <w:jc w:val="left"/>
+            </w:pPr>
+            <w:r>
+              <w:t xml:space="preserve">Implementing circulars 38, 40, 42, 48 and 49/2026/TT-BKHCN and Decrees 20/2026 and 264/2025 identified; the circulars (including Circular 34/2025/TT-BKHCN on procurement preference) not yet read (</w:t>
             </w:r>
             <w:r>
               <w:rPr>
@@ -1475,17 +1484,180 @@
               </w:rPr>
               <w:t xml:space="preserve">PENDING</w:t>
             </w:r>
-          </w:p>
-        </w:tc>
-        <w:tc>
-          <w:tcPr/>
-          <w:p>
-            <w:pPr>
-              <w:pStyle w:val="Compact"/>
-              <w:jc w:val="left"/>
-            </w:pPr>
-            <w:r>
-              <w:t xml:space="preserve">Implementing circulars 38, 40, 42, 48 and 49/2026/TT-BKHCN and Decrees 20/2026 and 264/2025 identified; circulars and Decision 21/2026 not yet read (</w:t>
+            <w:r>
+              <w:t xml:space="preserve">)</w:t>
+            </w:r>
+          </w:p>
+        </w:tc>
+      </w:tr>
+      <w:tr>
+        <w:tc>
+          <w:tcPr/>
+          <w:p>
+            <w:pPr>
+              <w:pStyle w:val="Compact"/>
+              <w:jc w:val="left"/>
+            </w:pPr>
+            <w:r>
+              <w:t xml:space="preserve">Malaysia</w:t>
+            </w:r>
+          </w:p>
+        </w:tc>
+        <w:tc>
+          <w:tcPr/>
+          <w:p>
+            <w:pPr>
+              <w:pStyle w:val="Compact"/>
+              <w:jc w:val="left"/>
+            </w:pPr>
+            <w:r>
+              <w:t xml:space="preserve">Guidelines on Malaysia Digital (MD) Tax Incentive, New Investment Incentive (revised 22 July 2025); Guidelines and Procedures for DESAC (version on MIDA’s site, December 2024); Guideline for Sustainable Development of Data Centre (December 2024)</w:t>
+            </w:r>
+          </w:p>
+        </w:tc>
+        <w:tc>
+          <w:tcPr/>
+          <w:p>
+            <w:pPr>
+              <w:pStyle w:val="Compact"/>
+              <w:jc w:val="left"/>
+            </w:pPr>
+            <w:r>
+              <w:t xml:space="preserve">MDEC; MIDA; MITI (hosted by MIDA)</w:t>
+            </w:r>
+          </w:p>
+        </w:tc>
+        <w:tc>
+          <w:tcPr/>
+          <w:p>
+            <w:pPr>
+              <w:pStyle w:val="Compact"/>
+              <w:jc w:val="left"/>
+            </w:pPr>
+            <w:r>
+              <w:t xml:space="preserve">DESAC applications received 1 January 2022 to 31 December 2027; MD guideline July 2025</w:t>
+            </w:r>
+          </w:p>
+        </w:tc>
+        <w:tc>
+          <w:tcPr/>
+          <w:p>
+            <w:pPr>
+              <w:pStyle w:val="Compact"/>
+              <w:jc w:val="left"/>
+            </w:pPr>
+            <w:r>
+              <w:t xml:space="preserve">English (original)</w:t>
+            </w:r>
+          </w:p>
+        </w:tc>
+        <w:tc>
+          <w:tcPr/>
+          <w:p>
+            <w:pPr>
+              <w:pStyle w:val="Compact"/>
+              <w:jc w:val="left"/>
+            </w:pPr>
+            <w:r>
+              <w:t xml:space="preserve">Read 9 October 2026 for this draft (authors to confirm)</w:t>
+            </w:r>
+          </w:p>
+        </w:tc>
+        <w:tc>
+          <w:tcPr/>
+          <w:p>
+            <w:pPr>
+              <w:pStyle w:val="Compact"/>
+              <w:jc w:val="left"/>
+            </w:pPr>
+            <w:r>
+              <w:t xml:space="preserve">New Incentive Framework (manufacturing from 1 March 2026, services from Q2 2026) does not withdraw DESAC, which stays available until its window expires (MIDA NIF FAQ, question 20); checked 9 October 2026</w:t>
+            </w:r>
+          </w:p>
+        </w:tc>
+      </w:tr>
+      <w:tr>
+        <w:tc>
+          <w:tcPr/>
+          <w:p>
+            <w:pPr>
+              <w:pStyle w:val="Compact"/>
+              <w:jc w:val="left"/>
+            </w:pPr>
+            <w:r>
+              <w:t xml:space="preserve">Philippines</w:t>
+            </w:r>
+          </w:p>
+        </w:tc>
+        <w:tc>
+          <w:tcPr/>
+          <w:p>
+            <w:pPr>
+              <w:pStyle w:val="Compact"/>
+              <w:jc w:val="left"/>
+            </w:pPr>
+            <w:r>
+              <w:t xml:space="preserve">Republic Act 12066 (CREATE MORE), signed 11 November 2024; Memorandum Order 47 of 21 May 2026 approving the 2026 SIPP; FIRB Advisory 001-2025</w:t>
+            </w:r>
+          </w:p>
+        </w:tc>
+        <w:tc>
+          <w:tcPr/>
+          <w:p>
+            <w:pPr>
+              <w:pStyle w:val="Compact"/>
+              <w:jc w:val="left"/>
+            </w:pPr>
+            <w:r>
+              <w:t xml:space="preserve">Congress; Office of the President; FIRB</w:t>
+            </w:r>
+          </w:p>
+        </w:tc>
+        <w:tc>
+          <w:tcPr/>
+          <w:p>
+            <w:pPr>
+              <w:pStyle w:val="Compact"/>
+              <w:jc w:val="left"/>
+            </w:pPr>
+            <w:r>
+              <w:t xml:space="preserve">Act 2024; SIPP 2026</w:t>
+            </w:r>
+          </w:p>
+        </w:tc>
+        <w:tc>
+          <w:tcPr/>
+          <w:p>
+            <w:pPr>
+              <w:pStyle w:val="Compact"/>
+              <w:jc w:val="left"/>
+            </w:pPr>
+            <w:r>
+              <w:t xml:space="preserve">English (original)</w:t>
+            </w:r>
+          </w:p>
+        </w:tc>
+        <w:tc>
+          <w:tcPr/>
+          <w:p>
+            <w:pPr>
+              <w:pStyle w:val="Compact"/>
+              <w:jc w:val="left"/>
+            </w:pPr>
+            <w:r>
+              <w:t xml:space="preserve">Act and Memorandum Order read 9 October 2026 for this draft (authors to confirm); FIRB Advisory 001-2025 not read</w:t>
+            </w:r>
+          </w:p>
+        </w:tc>
+        <w:tc>
+          <w:tcPr/>
+          <w:p>
+            <w:pPr>
+              <w:pStyle w:val="Compact"/>
+              <w:jc w:val="left"/>
+            </w:pPr>
+            <w:r>
+              <w:t xml:space="preserve">Implementing rules, FIRB Advisory 001-2025 and the SIPP qualification guidelines not yet read (</w:t>
             </w:r>
             <w:r>
               <w:rPr>
@@ -1496,194 +1668,6 @@
             </w:r>
             <w:r>
               <w:t xml:space="preserve">)</w:t>
-            </w:r>
-          </w:p>
-        </w:tc>
-      </w:tr>
-      <w:tr>
-        <w:tc>
-          <w:tcPr/>
-          <w:p>
-            <w:pPr>
-              <w:pStyle w:val="Compact"/>
-              <w:jc w:val="left"/>
-            </w:pPr>
-            <w:r>
-              <w:t xml:space="preserve">Malaysia</w:t>
-            </w:r>
-          </w:p>
-        </w:tc>
-        <w:tc>
-          <w:tcPr/>
-          <w:p>
-            <w:pPr>
-              <w:pStyle w:val="Compact"/>
-              <w:jc w:val="left"/>
-            </w:pPr>
-            <w:r>
-              <w:t xml:space="preserve">Guidelines on Malaysia Digital (MD) Tax Incentive, New Investment Incentive (revised 22 July 2025); Guidelines and Procedures for DESAC (version on MIDA’s site, December 2024); Guideline for Sustainable Development of Data Centre (December 2024)</w:t>
-            </w:r>
-          </w:p>
-        </w:tc>
-        <w:tc>
-          <w:tcPr/>
-          <w:p>
-            <w:pPr>
-              <w:pStyle w:val="Compact"/>
-              <w:jc w:val="left"/>
-            </w:pPr>
-            <w:r>
-              <w:t xml:space="preserve">MDEC; MIDA; MITI (hosted by MIDA)</w:t>
-            </w:r>
-          </w:p>
-        </w:tc>
-        <w:tc>
-          <w:tcPr/>
-          <w:p>
-            <w:pPr>
-              <w:pStyle w:val="Compact"/>
-              <w:jc w:val="left"/>
-            </w:pPr>
-            <w:r>
-              <w:t xml:space="preserve">DESAC applications received 1 January 2022 to 31 December 2027; MD guideline July 2025</w:t>
-            </w:r>
-          </w:p>
-        </w:tc>
-        <w:tc>
-          <w:tcPr/>
-          <w:p>
-            <w:pPr>
-              <w:pStyle w:val="Compact"/>
-              <w:jc w:val="left"/>
-            </w:pPr>
-            <w:r>
-              <w:t xml:space="preserve">English (original)</w:t>
-            </w:r>
-          </w:p>
-        </w:tc>
-        <w:tc>
-          <w:tcPr/>
-          <w:p>
-            <w:pPr>
-              <w:pStyle w:val="Compact"/>
-              <w:jc w:val="left"/>
-            </w:pPr>
-            <w:r>
-              <w:t xml:space="preserve">Read 9 October 2026 for this draft (authors to confirm)</w:t>
-            </w:r>
-          </w:p>
-        </w:tc>
-        <w:tc>
-          <w:tcPr/>
-          <w:p>
-            <w:pPr>
-              <w:pStyle w:val="Compact"/>
-              <w:jc w:val="left"/>
-            </w:pPr>
-            <w:r>
-              <w:t xml:space="preserve">New Incentive Framework (manufacturing from 1 March 2026, services from Q2 2026) does not withdraw DESAC, which stays available until its window expires (MIDA NIF FAQ, question 20); checked 9 October 2026</w:t>
-            </w:r>
-          </w:p>
-        </w:tc>
-      </w:tr>
-      <w:tr>
-        <w:tc>
-          <w:tcPr/>
-          <w:p>
-            <w:pPr>
-              <w:pStyle w:val="Compact"/>
-              <w:jc w:val="left"/>
-            </w:pPr>
-            <w:r>
-              <w:t xml:space="preserve">Philippines</w:t>
-            </w:r>
-          </w:p>
-        </w:tc>
-        <w:tc>
-          <w:tcPr/>
-          <w:p>
-            <w:pPr>
-              <w:pStyle w:val="Compact"/>
-              <w:jc w:val="left"/>
-            </w:pPr>
-            <w:r>
-              <w:t xml:space="preserve">Republic Act 12066 (CREATE MORE); FIRB Advisory 001-2025</w:t>
-            </w:r>
-          </w:p>
-        </w:tc>
-        <w:tc>
-          <w:tcPr/>
-          <w:p>
-            <w:pPr>
-              <w:pStyle w:val="Compact"/>
-              <w:jc w:val="left"/>
-            </w:pPr>
-            <w:r>
-              <w:t xml:space="preserve">Congress; FIRB</w:t>
-            </w:r>
-          </w:p>
-        </w:tc>
-        <w:tc>
-          <w:tcPr/>
-          <w:p>
-            <w:pPr>
-              <w:pStyle w:val="Compact"/>
-              <w:jc w:val="left"/>
-            </w:pPr>
-            <w:r>
-              <w:rPr>
-                <w:bCs/>
-                <w:b/>
-              </w:rPr>
-              <w:t xml:space="preserve">PENDING</w:t>
-            </w:r>
-          </w:p>
-        </w:tc>
-        <w:tc>
-          <w:tcPr/>
-          <w:p>
-            <w:pPr>
-              <w:pStyle w:val="Compact"/>
-              <w:jc w:val="left"/>
-            </w:pPr>
-            <w:r>
-              <w:rPr>
-                <w:bCs/>
-                <w:b/>
-              </w:rPr>
-              <w:t xml:space="preserve">PENDING</w:t>
-            </w:r>
-          </w:p>
-        </w:tc>
-        <w:tc>
-          <w:tcPr/>
-          <w:p>
-            <w:pPr>
-              <w:pStyle w:val="Compact"/>
-              <w:jc w:val="left"/>
-            </w:pPr>
-            <w:r>
-              <w:rPr>
-                <w:bCs/>
-                <w:b/>
-              </w:rPr>
-              <w:t xml:space="preserve">PENDING</w:t>
-            </w:r>
-          </w:p>
-        </w:tc>
-        <w:tc>
-          <w:tcPr/>
-          <w:p>
-            <w:pPr>
-              <w:pStyle w:val="Compact"/>
-              <w:jc w:val="left"/>
-            </w:pPr>
-            <w:r>
-              <w:rPr>
-                <w:bCs/>
-                <w:b/>
-              </w:rPr>
-              <w:t xml:space="preserve">PENDING</w:t>
             </w:r>
           </w:p>
         </w:tc>
@@ -2577,7 +2561,7 @@
         <w:pStyle w:val="BodyText"/>
       </w:pPr>
       <w:r>
-        <w:t xml:space="preserve">Decision 21/2026, which replaced a 2025 list, groups thirty strategic technology products into two priority tiers (Vietnam, 2026b). The top tier, of market-ready products with large direct economic impact, includes Vietnamese-language large language models, virtual assistants and specialised AI systems, and also cloud-computing platforms as a separate line item. The lower tier, of future and foundational technologies, includes specialised chips, quantum technologies and satellite systems.</w:t>
+        <w:t xml:space="preserve">Decision 21/2026 (30 April 2026; in force 1 July 2026), which replaced Decision 1131 of 2025, issues two annexes: ten strategic technologies, the first of which is digital technology (artificial intelligence, big data, digital twins, cloud and edge computing, the Internet of Things and blockchain), and thirty strategic technology products in two groups (Vietnam, 2026b). Group 1 has 22 products that already have a market and can have a large, direct effect on economic development. It includes Vietnamese-language large language models, virtual assistants and specialised AI, edge-processing AI cameras, digital-twin platforms and a line item for cloud-computing platforms. Group 2 has eight products, among them specialised chips, quantum technologies and satellite systems. The Decision does not rank the two groups and attaches no benefit to either. It is a classification that other instruments use.</w:t>
       </w:r>
       <w:r>
         <w:t xml:space="preserve"> </w:t>
@@ -2595,20 +2579,20 @@
         <w:t xml:space="preserve"> </w:t>
       </w:r>
       <w:r>
-        <w:t xml:space="preserve">is a product category and may refer to platform software, not capacity provision, so it is weak evidence on compute provision</w:t>
-      </w:r>
-      <w:r>
-        <w:t xml:space="preserve"> </w:t>
-      </w:r>
-      <w:r>
-        <w:rPr>
-          <w:bCs/>
-          <w:b/>
-        </w:rPr>
-        <w:t xml:space="preserve">[VERIFY: the list entry’s definition and the benefits attached to it]</w:t>
-      </w:r>
-      <w:r>
-        <w:t xml:space="preserve">. Edge-processing AI cameras and digital-twin platforms are also top-tier items, but they are application products, and we do not count them as evidence about compute</w:t>
+        <w:t xml:space="preserve">is a product category with no definition in the Decision and may refer to platform software, not capacity provision, so it is weak evidence on compute provision</w:t>
+      </w:r>
+      <w:r>
+        <w:t xml:space="preserve"> </w:t>
+      </w:r>
+      <w:r>
+        <w:rPr>
+          <w:bCs/>
+          <w:b/>
+        </w:rPr>
+        <w:t xml:space="preserve">[VERIFY: how the circulars define the item and which benefits attach to it]</w:t>
+      </w:r>
+      <w:r>
+        <w:t xml:space="preserve">. Edge-processing AI cameras and digital-twin platforms are application products, and we do not count them as evidence about compute</w:t>
       </w:r>
       <w:r>
         <w:t xml:space="preserve"> </w:t>
@@ -2621,15 +2605,41 @@
         <w:t xml:space="preserve">[PENDING: the first coding placed them in layer (ii); recode them as layer (i) in Table S1]</w:t>
       </w:r>
       <w:r>
-        <w:t xml:space="preserve">. Priority ranking is not blocked access (Section 2.5). Vietnam’s coded instruments therefore contain no capital screen at any layer; specialised chips are ranked lower, and no instrument we coded excludes a firm from hardware manufacture. Hardware is coded for Vietnam only (SI row 13) and is uncoded for the other three countries, so we do not compare hardware across countries.</w:t>
-      </w:r>
-    </w:p>
-    <w:p>
-      <w:pPr>
-        <w:pStyle w:val="BodyText"/>
-      </w:pPr>
-      <w:r>
-        <w:t xml:space="preserve">Vietnam’s design differs from Thailand’s in kind. Thailand and Malaysia define eligibility through activity-specific capital thresholds. Vietnam sets priority through a list of strategic technologies that carries no stated capital rule. A list-based design does not generate a capital gradient, which may be why none appears. The same design moves screening to designation and to instruments we have not coded, so this is a hypothesis about origin, not a finding about access.</w:t>
+        <w:t xml:space="preserve">. The benefit attached to a listed product runs mainly through Decree 260. A strategic-technology enterprise must earn at least 80 per cent of its annual net revenue from strategic products, spend at least 1 per cent of net revenue less inputs on research and development in Vietnam, have research staff with college degrees or higher of at least 10 per cent of its workforce, and reach at least 40 per cent local content (Article 16). These ratios are proportional, not capital thresholds, but the revenue condition presupposes a product already earning revenue, so it is a condition of vintage</w:t>
+      </w:r>
+      <w:r>
+        <w:t xml:space="preserve"> </w:t>
+      </w:r>
+      <w:r>
+        <w:rPr>
+          <w:bCs/>
+          <w:b/>
+        </w:rPr>
+        <w:t xml:space="preserve">[VERIFY: how the criterion applies to a firm that has not yet launched]</w:t>
+      </w:r>
+      <w:r>
+        <w:t xml:space="preserve">. Circular 34/2025/TT-BKHCN, which gives procurement preference to listed digital products bought with state funds, has been identified and not read</w:t>
+      </w:r>
+      <w:r>
+        <w:t xml:space="preserve"> </w:t>
+      </w:r>
+      <w:r>
+        <w:rPr>
+          <w:bCs/>
+          <w:b/>
+        </w:rPr>
+        <w:t xml:space="preserve">[PENDING]</w:t>
+      </w:r>
+      <w:r>
+        <w:t xml:space="preserve">. Group membership is not blocked access (Section 2.5). Vietnam’s coded instruments contain no capital screen at any layer, and since the Decision does not rank the groups we draw no inference about the priority of hardware. Hardware is coded for Vietnam only (SI row 13) and is uncoded for the other three countries, so we do not compare hardware across countries.</w:t>
+      </w:r>
+    </w:p>
+    <w:p>
+      <w:pPr>
+        <w:pStyle w:val="BodyText"/>
+      </w:pPr>
+      <w:r>
+        <w:t xml:space="preserve">Vietnam’s design differs from Thailand’s in kind. Thailand and Malaysia define eligibility through activity-specific capital thresholds. Vietnam names strategic technologies and products in a list that carries no stated capital rule. A list-based design does not generate a capital gradient, which may be why none appears. The same design moves screening to designation, to enterprise criteria and to instruments we have not coded, so this is a hypothesis about origin, not a finding about access.</w:t>
       </w:r>
     </w:p>
     <w:p>
@@ -2809,36 +2819,75 @@
         <w:pStyle w:val="FirstParagraph"/>
       </w:pPr>
       <w:r>
-        <w:t xml:space="preserve">The Philippine architecture, established under the CREATE MORE Act, differs structurally from the other three (Philippines, 2024; Philippines, Fiscal Incentives Review Board, 2025). Standard registration carries no stated minimum investment; eligibility depends on inclusion in the Strategic Investment Priority Plan, on ownership qualifications and on a cost-benefit evaluation, not on firm size directly. Application-layer support is therefore accessible on its stated conditions, but it is subject to a discretionary inclusion and evaluation step.</w:t>
-      </w:r>
-    </w:p>
-    <w:p>
-      <w:pPr>
-        <w:pStyle w:val="BodyText"/>
-      </w:pPr>
-      <w:r>
-        <w:t xml:space="preserve">Above this baseline sits a firm-scale tier at PHP 15 billion (about US$260 million), which defines a high-value domestic market enterprise and determines whether incentives are granted by the investment promotion agency or escalated to the Fiscal Incentives Review Board, with availment periods reaching 24 to 27 years. Beyond this the President may modify the mix, period and manner of availment, or craft a bespoke package, for a project designated highly desirable, with total incentives capped at forty years. This presidential mechanism is discretionary and, in the statutory text we examined, is not tied to a stated investment figure.</w:t>
-      </w:r>
-    </w:p>
-    <w:p>
-      <w:pPr>
-        <w:pStyle w:val="BodyText"/>
-      </w:pPr>
-      <w:r>
-        <w:t xml:space="preserve">These firm-scale tiers apply uniformly regardless of activity type, and the Strategic Investment Priority Plan groups AI and data-centre infrastructure in the same priority tier</w:t>
-      </w:r>
-      <w:r>
-        <w:t xml:space="preserve"> </w:t>
-      </w:r>
-      <w:r>
-        <w:rPr>
-          <w:bCs/>
-          <w:b/>
-        </w:rPr>
-        <w:t xml:space="preserve">[VERIFY: edition and date of the Plan and its exact treatment of AI relative to data-centre infrastructure]</w:t>
-      </w:r>
-      <w:r>
-        <w:t xml:space="preserve">. The Philippines therefore encodes no capital screen specific to the compute layers. The PHP 15 billion tier is a top-up for extended benefits, not an entry rule. Cucio and Hennig (2025) find that roughly one third of Philippine occupations are highly exposed to AI, with around 60 per cent of that exposed employment complementary to AI and not substitutable by it, which suggests augmentation more than displacement for much of the exposed workforce.</w:t>
+        <w:t xml:space="preserve">The Philippine architecture rests on the CREATE MORE Act (Republic Act 12066, 2024), which amends the National Internal Revenue Code, and on the 2026 Strategic Investment Priority Plan (SIPP), approved by Memorandum Order 47 of 21 May 2026 (Philippines, 2024; Philippines, Office of the President, 2026). Under the Act, tax incentives go only to the extent of a registered project or activity listed in the SIPP, which assigns activities to three tiers by national industrial strategy. An application for incentives must be accompanied by a cost-benefit analysis prepared under methods prescribed by the Fiscal Incentives Review Board (FIRB). The Act states no minimum investment for ordinary registration. Whether the implementing rules add one has not been checked</w:t>
+      </w:r>
+      <w:r>
+        <w:t xml:space="preserve"> </w:t>
+      </w:r>
+      <w:r>
+        <w:rPr>
+          <w:bCs/>
+          <w:b/>
+        </w:rPr>
+        <w:t xml:space="preserve">[PENDING: implementing rules and FIRB Advisory 001-2025 (Philippines, Fiscal Incentives Review Board, 2025), not yet read]</w:t>
+      </w:r>
+      <w:r>
+        <w:t xml:space="preserve">. Application-layer support is therefore accessible on the stated conditions, but it is subject to listing and to a discretionary evaluation.</w:t>
+      </w:r>
+    </w:p>
+    <w:p>
+      <w:pPr>
+        <w:pStyle w:val="BodyText"/>
+      </w:pPr>
+      <w:r>
+        <w:t xml:space="preserve">The 2026 SIPP names AI and data infrastructure, and splits them across tiers. Software development, including software as a service, and hyperscalers are listed as IT-enabled services in Tier I. Data centres that rely on the grid are covered in Tier I as upstream telecommunications infrastructure. Activities developing AI and data-science solutions or providing related services are in Tier III, as are data centres with their own power supply, which the Plan lists among science, technology and innovation support facilities. The Tier III definition names cyber-security, AI and data-centre facilities as activities critical to the structural transformation of the economy. A footnote defines a data centre as a purpose-built commercial facility, dedicated or multi-tenant, that provides infrastructure such as colocation. The Plan states no size or capital condition for any of these entries, and its qualification guidelines are still to come</w:t>
+      </w:r>
+      <w:r>
+        <w:t xml:space="preserve"> </w:t>
+      </w:r>
+      <w:r>
+        <w:rPr>
+          <w:bCs/>
+          <w:b/>
+        </w:rPr>
+        <w:t xml:space="preserve">[VERIFY: whether guidelines have been issued]</w:t>
+      </w:r>
+      <w:r>
+        <w:t xml:space="preserve">.</w:t>
+      </w:r>
+    </w:p>
+    <w:p>
+      <w:pPr>
+        <w:pStyle w:val="BodyText"/>
+      </w:pPr>
+      <w:r>
+        <w:t xml:space="preserve">Above this baseline the Act sets a firm-scale boundary at PHP 15 billion of investment capital (about US$260 million). The investment promotion agencies grant incentives to listed projects at or below it, larger projects go to the FIRB, and the FIRB may raise the figure. A</w:t>
+      </w:r>
+      <w:r>
+        <w:t xml:space="preserve"> </w:t>
+      </w:r>
+      <w:r>
+        <w:t xml:space="preserve">“</w:t>
+      </w:r>
+      <w:r>
+        <w:t xml:space="preserve">high-value domestic market enterprise</w:t>
+      </w:r>
+      <w:r>
+        <w:t xml:space="preserve">”</w:t>
+      </w:r>
+      <w:r>
+        <w:t xml:space="preserve"> </w:t>
+      </w:r>
+      <w:r>
+        <w:t xml:space="preserve">is one with more than PHP 15 billion of capital in import-substituting sectors, or with export sales of at least US$100 million. Availment periods reach 14 to 17 years under the agency tier and 24 to 27 years under the FIRB tier, and an extension is allowed only for a project that employs at least 10,000 direct local workers. Beyond this the President may modify the mix, period and manner of availment, or craft a bespoke package, for a highly desirable project or a specific industrial activity (Section 301). The FIRB must find that the benefits are clear and convincing and far outweigh the cost, the project must have a sustainable development plan, and it must show minimum investment capital of PHP 50 billion (about US$865 million) or at least 10,000 direct local jobs within three years. Total income-tax incentives are capped at forty years, and the thresholds are reviewed every three years.</w:t>
+      </w:r>
+    </w:p>
+    <w:p>
+      <w:pPr>
+        <w:pStyle w:val="BodyText"/>
+      </w:pPr>
+      <w:r>
+        <w:t xml:space="preserve">The firm-scale boundary applies to every activity, so the capital rule is generic, while the activity tiers are AI-aware and place AI services and own-power data centres in Tier III beside grid-reliant data centres in Tier I. The Philippines therefore encodes no capital screen specific to the compute layers, and the tier of a data centre depends on its power source, not its size. The PHP 15 billion boundary routes projects to the FIRB and extends benefits. It is not an entry rule. Cucio and Hennig (2025) find that roughly one third of Philippine occupations are highly exposed to AI, with around 60 per cent of that exposed employment complementary to AI and not substitutable by it, which suggests augmentation more than displacement for much of the exposed workforce.</w:t>
       </w:r>
     </w:p>
     <w:bookmarkEnd w:id="37"/>
@@ -2983,7 +3032,7 @@
               <w:jc w:val="left"/>
             </w:pPr>
             <w:r>
-              <w:t xml:space="preserve">Accessible: startup track (research and development on listed technology; revenue growth or commercialisation-ready; recognition by the provincial authority); named top-tier strategic priority</w:t>
+              <w:t xml:space="preserve">Accessible: startup track (research and development on listed technology; revenue growth or commercialisation-ready; recognition by the provincial authority); named Group 1 strategic product (AI models, assistants, specialised AI)</w:t>
             </w:r>
           </w:p>
         </w:tc>
@@ -3007,7 +3056,7 @@
               <w:jc w:val="left"/>
             </w:pPr>
             <w:r>
-              <w:t xml:space="preserve">Accessible on stated conditions: no minimum, subject to inclusion and evaluation</w:t>
+              <w:t xml:space="preserve">Accessible on stated conditions: no minimum in the Act; software and SaaS in Tier I, AI and data science in Tier III; subject to listing and cost-benefit evaluation</w:t>
             </w:r>
           </w:p>
         </w:tc>
@@ -3045,7 +3094,7 @@
               <w:jc w:val="left"/>
             </w:pPr>
             <w:r>
-              <w:t xml:space="preserve">Cloud-computing platforms in top tier; no capital rule; scope</w:t>
+              <w:t xml:space="preserve">Cloud-computing platforms in Group 1 (no definition); no capital rule; scope</w:t>
             </w:r>
             <w:r>
               <w:t xml:space="preserve"> </w:t>
@@ -3095,7 +3144,7 @@
               <w:jc w:val="left"/>
             </w:pPr>
             <w:r>
-              <w:t xml:space="preserve">Same priority tier as AI applications; no minimum; PHP 15 billion firm-scale tier for extended benefits</w:t>
+              <w:t xml:space="preserve">Hyperscalers and grid-reliant data centres in Tier I; data centres with own power supply in Tier III; no size condition; PHP 15 billion firm-scale boundary routes projects to the FIRB</w:t>
             </w:r>
           </w:p>
         </w:tc>
@@ -3133,7 +3182,7 @@
               <w:jc w:val="left"/>
             </w:pPr>
             <w:r>
-              <w:t xml:space="preserve">Specialised chips in lower priority tier</w:t>
+              <w:t xml:space="preserve">Specialised chips in Group 2 (groups not ranked)</w:t>
             </w:r>
           </w:p>
         </w:tc>
@@ -3252,7 +3301,7 @@
               <w:jc w:val="left"/>
             </w:pPr>
             <w:r>
-              <w:t xml:space="preserve">None identified (</w:t>
+              <w:t xml:space="preserve">None identified in the Act or the 2026 SIPP (</w:t>
             </w:r>
             <w:r>
               <w:rPr>
@@ -3262,7 +3311,7 @@
               <w:t xml:space="preserve">PENDING</w:t>
             </w:r>
             <w:r>
-              <w:t xml:space="preserve">)</w:t>
+              <w:t xml:space="preserve">: implementing rules)</w:t>
             </w:r>
           </w:p>
         </w:tc>
@@ -3448,7 +3497,7 @@
               <w:jc w:val="left"/>
             </w:pPr>
             <w:r>
-              <w:t xml:space="preserve">FIRB escalation above PHP 15 billion</w:t>
+              <w:t xml:space="preserve">Cost-benefit analysis at application; FIRB monitoring and performance review; FIRB escalation above PHP 15 billion</w:t>
             </w:r>
           </w:p>
         </w:tc>
@@ -3486,7 +3535,7 @@
               <w:jc w:val="left"/>
             </w:pPr>
             <w:r>
-              <w:t xml:space="preserve">No capital screen in coded instruments; listed technology, recognition by the authority and designation</w:t>
+              <w:t xml:space="preserve">No capital screen in coded instruments; listed technology, recognition by the authority and designation; for strategic-technology enterprises, proportional revenue, research, staffing and local-content criteria (Decree 260, Art. 16)</w:t>
             </w:r>
           </w:p>
         </w:tc>
@@ -3510,7 +3559,7 @@
               <w:jc w:val="left"/>
             </w:pPr>
             <w:r>
-              <w:t xml:space="preserve">Inclusion, evaluation and firm-scale tier for extended benefits</w:t>
+              <w:t xml:space="preserve">Listing in the SIPP, cost-benefit evaluation, and firm-scale routing at PHP 15 billion; activity tier depends on power source for data centres</w:t>
             </w:r>
           </w:p>
         </w:tc>
@@ -3748,7 +3797,7 @@
         <w:t xml:space="preserve"> </w:t>
       </w:r>
       <w:r>
-        <w:t xml:space="preserve">Thailand screens at the infrastructure activity. Malaysia runs two tracks, a low-capital digital track and a data-centre track with facility categories and outcome conditions. Vietnam’s coded instruments contain no capital screen and rank hardware lower. The Philippines applies the same inclusion and scale rules to all activities. All four make layer (i) accessible on the stated thresholds.</w:t>
+        <w:t xml:space="preserve">Thailand screens at the infrastructure activity. Malaysia runs two tracks, a low-capital digital track and a data-centre track with facility categories and outcome conditions. Vietnam’s coded instruments contain no capital screen. The Philippines lists activities by tier, with different tiers for grid-reliant and own-power data centres, and applies one firm-scale boundary to all activities. All four make layer (i) accessible on the stated thresholds.</w:t>
       </w:r>
     </w:p>
     <w:p>
@@ -3838,7 +3887,7 @@
         <w:t xml:space="preserve"> </w:t>
       </w:r>
       <w:r>
-        <w:t xml:space="preserve">The Philippines’ uniform tiers and Thailand’s competitiveness mechanism look like generic investment-promotion templates under which AI was placed, a reading consistent with H3.</w:t>
+        <w:t xml:space="preserve">The Philippines’ firm-scale boundary, which the Act applies to all registered activities, and Thailand’s competitiveness mechanism look like generic investment-promotion templates under which AI was placed, a reading consistent with H3.</w:t>
       </w:r>
       <w:r>
         <w:t xml:space="preserve"> </w:t>
@@ -3866,7 +3915,7 @@
         <w:t xml:space="preserve"> </w:t>
       </w:r>
       <w:r>
-        <w:t xml:space="preserve">The most direct explanation is the instrument type noted in Section 4.2: a priority list without capital rules against activity-specific thresholds. Vietnam’s law is also the most recent of the four, written after cloud and AI became explicit policy priorities. We offer these as hypotheses that the present data cannot test.</w:t>
+        <w:t xml:space="preserve">The most direct explanation is the instrument type noted in Section 4.2: a strategic-technology list without capital rules against activity-specific thresholds. Vietnam’s law is also the most recent of the four, written after cloud and AI became explicit policy priorities. We offer these as hypotheses that the present data cannot test.</w:t>
       </w:r>
     </w:p>
     <w:p>
@@ -4148,7 +4197,7 @@
               <w:jc w:val="left"/>
             </w:pPr>
             <w:r>
-              <w:t xml:space="preserve">Priority list</w:t>
+              <w:t xml:space="preserve">Strategic-technology list</w:t>
             </w:r>
           </w:p>
         </w:tc>
@@ -4172,43 +4221,43 @@
               <w:jc w:val="left"/>
             </w:pPr>
             <w:r>
-              <w:t xml:space="preserve">Designation of products in two tiers; no capital rule</w:t>
-            </w:r>
-          </w:p>
-        </w:tc>
-        <w:tc>
-          <w:tcPr/>
-          <w:p>
-            <w:pPr>
-              <w:pStyle w:val="Compact"/>
-              <w:jc w:val="left"/>
-            </w:pPr>
-            <w:r>
-              <w:t xml:space="preserve">Designation, not capital</w:t>
-            </w:r>
-          </w:p>
-        </w:tc>
-        <w:tc>
-          <w:tcPr/>
-          <w:p>
-            <w:pPr>
-              <w:pStyle w:val="Compact"/>
-              <w:jc w:val="left"/>
-            </w:pPr>
-            <w:r>
-              <w:t xml:space="preserve">No capital barrier; access depends on designation and on instruments not yet coded</w:t>
-            </w:r>
-          </w:p>
-        </w:tc>
-        <w:tc>
-          <w:tcPr/>
-          <w:p>
-            <w:pPr>
-              <w:pStyle w:val="Compact"/>
-              <w:jc w:val="left"/>
-            </w:pPr>
-            <w:r>
-              <w:t xml:space="preserve">Discretion and opacity</w:t>
+              <w:t xml:space="preserve">Designation of technologies and products in two unranked groups; enterprise criteria in Decree 260; no capital rule</w:t>
+            </w:r>
+          </w:p>
+        </w:tc>
+        <w:tc>
+          <w:tcPr/>
+          <w:p>
+            <w:pPr>
+              <w:pStyle w:val="Compact"/>
+              <w:jc w:val="left"/>
+            </w:pPr>
+            <w:r>
+              <w:t xml:space="preserve">Designation and enterprise criteria, not capital</w:t>
+            </w:r>
+          </w:p>
+        </w:tc>
+        <w:tc>
+          <w:tcPr/>
+          <w:p>
+            <w:pPr>
+              <w:pStyle w:val="Compact"/>
+              <w:jc w:val="left"/>
+            </w:pPr>
+            <w:r>
+              <w:t xml:space="preserve">No capital barrier; access depends on designation, on proportional enterprise criteria and on instruments not yet coded</w:t>
+            </w:r>
+          </w:p>
+        </w:tc>
+        <w:tc>
+          <w:tcPr/>
+          <w:p>
+            <w:pPr>
+              <w:pStyle w:val="Compact"/>
+              <w:jc w:val="left"/>
+            </w:pPr>
+            <w:r>
+              <w:t xml:space="preserve">Discretion and opacity; revenue condition presupposes a product on the market</w:t>
             </w:r>
           </w:p>
         </w:tc>
@@ -4222,7 +4271,7 @@
               <w:jc w:val="left"/>
             </w:pPr>
             <w:r>
-              <w:t xml:space="preserve">Uniform scale tiers</w:t>
+              <w:t xml:space="preserve">Activity tiers with a common firm-scale boundary</w:t>
             </w:r>
           </w:p>
         </w:tc>
@@ -4246,43 +4295,43 @@
               <w:jc w:val="left"/>
             </w:pPr>
             <w:r>
-              <w:t xml:space="preserve">Inclusion and evaluation; firm-scale tier (PHP 15bn) for extended benefits; presidential discretion above</w:t>
-            </w:r>
-          </w:p>
-        </w:tc>
-        <w:tc>
-          <w:tcPr/>
-          <w:p>
-            <w:pPr>
-              <w:pStyle w:val="Compact"/>
-              <w:jc w:val="left"/>
-            </w:pPr>
-            <w:r>
-              <w:t xml:space="preserve">Inclusion step and firm scale, not layer</w:t>
-            </w:r>
-          </w:p>
-        </w:tc>
-        <w:tc>
-          <w:tcPr/>
-          <w:p>
-            <w:pPr>
-              <w:pStyle w:val="Compact"/>
-              <w:jc w:val="left"/>
-            </w:pPr>
-            <w:r>
-              <w:t xml:space="preserve">The same rules govern software and data centres; the system is AI-blind</w:t>
-            </w:r>
-          </w:p>
-        </w:tc>
-        <w:tc>
-          <w:tcPr/>
-          <w:p>
-            <w:pPr>
-              <w:pStyle w:val="Compact"/>
-              <w:jc w:val="left"/>
-            </w:pPr>
-            <w:r>
-              <w:t xml:space="preserve">Scale tiers set without reference to the technology</w:t>
+              <w:t xml:space="preserve">Listing in the SIPP by activity tier; cost-benefit evaluation; PHP 15bn routing boundary; presidential package for projects of PHP 50bn or 10,000 jobs</w:t>
+            </w:r>
+          </w:p>
+        </w:tc>
+        <w:tc>
+          <w:tcPr/>
+          <w:p>
+            <w:pPr>
+              <w:pStyle w:val="Compact"/>
+              <w:jc w:val="left"/>
+            </w:pPr>
+            <w:r>
+              <w:t xml:space="preserve">Listing step and firm scale; for data centres, power source</w:t>
+            </w:r>
+          </w:p>
+        </w:tc>
+        <w:tc>
+          <w:tcPr/>
+          <w:p>
+            <w:pPr>
+              <w:pStyle w:val="Compact"/>
+              <w:jc w:val="left"/>
+            </w:pPr>
+            <w:r>
+              <w:t xml:space="preserve">Software, AI and data centres are tiered by activity and power source with no size condition; the firm-scale boundary is common to all activities</w:t>
+            </w:r>
+          </w:p>
+        </w:tc>
+        <w:tc>
+          <w:tcPr/>
+          <w:p>
+            <w:pPr>
+              <w:pStyle w:val="Compact"/>
+              <w:jc w:val="left"/>
+            </w:pPr>
+            <w:r>
+              <w:t xml:space="preserve">A generic scale boundary; tier by power source, not by size</w:t>
             </w:r>
           </w:p>
         </w:tc>
@@ -4796,19 +4845,19 @@
               <w:jc w:val="left"/>
             </w:pPr>
             <w:r>
-              <w:t xml:space="preserve">Philippines, firm-scale tier</w:t>
-            </w:r>
-          </w:p>
-        </w:tc>
-        <w:tc>
-          <w:tcPr/>
-          <w:p>
-            <w:pPr>
-              <w:pStyle w:val="Compact"/>
-              <w:jc w:val="left"/>
-            </w:pPr>
-            <w:r>
-              <w:t xml:space="preserve">Investment capital, extended benefits only</w:t>
+              <w:t xml:space="preserve">Philippines, firm-scale boundary</w:t>
+            </w:r>
+          </w:p>
+        </w:tc>
+        <w:tc>
+          <w:tcPr/>
+          <w:p>
+            <w:pPr>
+              <w:pStyle w:val="Compact"/>
+              <w:jc w:val="left"/>
+            </w:pPr>
+            <w:r>
+              <w:t xml:space="preserve">Investment capital; routes projects to the FIRB and extends benefits</w:t>
             </w:r>
           </w:p>
         </w:tc>
@@ -4845,6 +4894,68 @@
             </w:pPr>
             <w:r>
               <w:t xml:space="preserve">2.8 to 3.3</w:t>
+            </w:r>
+          </w:p>
+        </w:tc>
+      </w:tr>
+      <w:tr>
+        <w:tc>
+          <w:tcPr/>
+          <w:p>
+            <w:pPr>
+              <w:pStyle w:val="Compact"/>
+              <w:jc w:val="left"/>
+            </w:pPr>
+            <w:r>
+              <w:t xml:space="preserve">Philippines, presidential package (Section 301)</w:t>
+            </w:r>
+          </w:p>
+        </w:tc>
+        <w:tc>
+          <w:tcPr/>
+          <w:p>
+            <w:pPr>
+              <w:pStyle w:val="Compact"/>
+              <w:jc w:val="left"/>
+            </w:pPr>
+            <w:r>
+              <w:t xml:space="preserve">Investment capital, or alternatively 10,000 direct jobs</w:t>
+            </w:r>
+          </w:p>
+        </w:tc>
+        <w:tc>
+          <w:tcPr/>
+          <w:p>
+            <w:pPr>
+              <w:pStyle w:val="Compact"/>
+              <w:jc w:val="left"/>
+            </w:pPr>
+            <w:r>
+              <w:t xml:space="preserve">865</w:t>
+            </w:r>
+          </w:p>
+        </w:tc>
+        <w:tc>
+          <w:tcPr/>
+          <w:p>
+            <w:pPr>
+              <w:pStyle w:val="Compact"/>
+              <w:jc w:val="left"/>
+            </w:pPr>
+            <w:r>
+              <w:t xml:space="preserve">80.8 MW / 22.8 MW</w:t>
+            </w:r>
+          </w:p>
+        </w:tc>
+        <w:tc>
+          <w:tcPr/>
+          <w:p>
+            <w:pPr>
+              <w:pStyle w:val="Compact"/>
+              <w:jc w:val="left"/>
+            </w:pPr>
+            <w:r>
+              <w:t xml:space="preserve">3.3 to 3.8</w:t>
             </w:r>
           </w:p>
         </w:tc>
@@ -4999,7 +5110,7 @@
         <w:t xml:space="preserve"> </w:t>
       </w:r>
       <w:r>
-        <w:t xml:space="preserve">Rung distance is log10 of the threshold over US$0.13m to US$0.46m, the capital to host one eight-accelerator server of about 12 kW on the two benchmarks (CITATION NEEDED for the 12 kW figure). The Philippine figure is an extended-benefit tier, not an entry rule. Malaysia’s paid-up capital measures how well capitalised the company is, so it has no rung distance. Malaysia Digital (RM50,000 paid-up capital) is a company-capital rule on a digital track and is not placed on the scale. Bases differ, so rows are indicative.</w:t>
+        <w:t xml:space="preserve">Rung distance is log10 of the threshold over US$0.13m to US$0.46m, the capital to host one eight-accelerator server of about 12 kW on the two benchmarks (CITATION NEEDED for the 12 kW figure). The Philippine figures are a routing boundary and a condition for a presidential package, not entry rules. Malaysia’s paid-up capital measures how well capitalised the company is, so it has no rung distance. Malaysia Digital (RM50,000 paid-up capital) is a company-capital rule on a digital track and is not placed on the scale. Bases differ, so rows are indicative.</w:t>
       </w:r>
     </w:p>
     <w:p>
@@ -5029,7 +5140,7 @@
           <wp:inline>
             <wp:extent cx="5334000" cy="3531972"/>
             <wp:effectExtent b="0" l="0" r="0" t="0"/>
-            <wp:docPr descr="Figure 1. Explicit eligibility thresholds against cost benchmarks, US$ million, log scale. Shaded bands show the capital needed to host the stated capacity, from construction cost alone (US$10.7m per MW; Turner and Townsend, 2025) to fully equipped AI capacity (US$38m per MW; Epoch AI, 2026); the node band assumes 12 kW per eight-accelerator server (CITATION NEEDED). Thresholds are on different bases: Thailand’s software figure is annual salary spend (hollow marker); Thailand’s data-hosting figure is minimum capital; Malaysia’s two paid-up capital figures are company capital, not project scale (*), the 0.85 MW bar shows the capital to host the smallest DESAC data-centre category (construction to fully equipped), and the right-hand marker is the cumulative capex condition for the second five years; the Philippine figure is a firm-scale tier for extended benefits. The bands are benchmarks, not like-for-like tests. Vietnam states no capital threshold." title="" id="39" name="Picture"/>
+            <wp:docPr descr="Figure 1. Explicit eligibility thresholds against cost benchmarks, US$ million, log scale. Shaded bands show the capital needed to host the stated capacity, from construction cost alone (US$10.7m per MW; Turner and Townsend, 2025) to fully equipped AI capacity (US$38m per MW; Epoch AI, 2026); the node band assumes 12 kW per eight-accelerator server (CITATION NEEDED). Thresholds are on different bases: Thailand’s software figure is annual salary spend (hollow marker); Thailand’s data-hosting figure is minimum capital; Malaysia’s two paid-up capital figures are company capital, not project scale (*), the 0.85 MW bar shows the capital to host the smallest DESAC data-centre category (construction to fully equipped), and the right-hand marker is the cumulative capex condition for the second five years; the Philippine figures are the firm-scale boundary and the condition for a presidential package. The bands are benchmarks, not like-for-like tests. Vietnam states no capital threshold in the instruments coded." title="" id="39" name="Picture"/>
             <a:graphic>
               <a:graphicData uri="http://schemas.openxmlformats.org/drawingml/2006/picture">
                 <pic:pic>
@@ -5082,7 +5193,7 @@
         <w:t xml:space="preserve"> </w:t>
       </w:r>
       <w:r>
-        <w:t xml:space="preserve">Explicit eligibility thresholds against cost benchmarks, US$ million, log scale. Shaded bands show the capital needed to host the stated capacity, from construction cost alone (US$10.7m per MW; Turner and Townsend, 2025) to fully equipped AI capacity (US$38m per MW; Epoch AI, 2026); the node band assumes 12 kW per eight-accelerator server (CITATION NEEDED). Thresholds are on different bases: Thailand’s software figure is annual salary spend (hollow marker); Thailand’s data-hosting figure is minimum capital; Malaysia’s two paid-up capital figures are company capital, not project scale (*), the 0.85 MW bar shows the capital to host the smallest DESAC data-centre category (construction to fully equipped), and the right-hand marker is the cumulative capex condition for the second five years; the Philippine figure is a firm-scale tier for extended benefits. The bands are benchmarks, not like-for-like tests. Vietnam states no capital threshold.</w:t>
+        <w:t xml:space="preserve">Explicit eligibility thresholds against cost benchmarks, US$ million, log scale. Shaded bands show the capital needed to host the stated capacity, from construction cost alone (US$10.7m per MW; Turner and Townsend, 2025) to fully equipped AI capacity (US$38m per MW; Epoch AI, 2026); the node band assumes 12 kW per eight-accelerator server (CITATION NEEDED). Thresholds are on different bases: Thailand’s software figure is annual salary spend (hollow marker); Thailand’s data-hosting figure is minimum capital; Malaysia’s two paid-up capital figures are company capital, not project scale (*), the 0.85 MW bar shows the capital to host the smallest DESAC data-centre category (construction to fully equipped), and the right-hand marker is the cumulative capex condition for the second five years; the Philippine figures are the firm-scale boundary and the condition for a presidential package. The bands are benchmarks, not like-for-like tests. Vietnam states no capital threshold in the instruments coded.</w:t>
       </w:r>
     </w:p>
     <w:p>
@@ -5288,7 +5399,7 @@
               <w:jc w:val="left"/>
             </w:pPr>
             <w:r>
-              <w:t xml:space="preserve">Unclear (startup recognition needs research and development on listed technology; cloud-computing platforms are listed with no capital rule, capacity resale</w:t>
+              <w:t xml:space="preserve">Unclear (startup recognition needs research and development on listed technology; cloud-computing platforms are listed in Group 1 with no capital rule and no definition, capacity resale</w:t>
             </w:r>
             <w:r>
               <w:t xml:space="preserve"> </w:t>
@@ -5313,10 +5424,45 @@
               <w:jc w:val="left"/>
             </w:pPr>
             <w:r>
-              <w:t xml:space="preserve">Unclear (no data-centre category in Decree 260; Decision 21/2026</w:t>
-            </w:r>
-            <w:r>
-              <w:t xml:space="preserve"> </w:t>
+              <w:t xml:space="preserve">Unclear (no data-centre category in Decree 260 or Decision 21/2026; Group 1 lists cloud-computing platforms without definition)</w:t>
+            </w:r>
+          </w:p>
+        </w:tc>
+      </w:tr>
+      <w:tr>
+        <w:tc>
+          <w:tcPr/>
+          <w:p>
+            <w:pPr>
+              <w:pStyle w:val="Compact"/>
+              <w:jc w:val="left"/>
+            </w:pPr>
+            <w:r>
+              <w:t xml:space="preserve">Malaysia</w:t>
+            </w:r>
+          </w:p>
+        </w:tc>
+        <w:tc>
+          <w:tcPr/>
+          <w:p>
+            <w:pPr>
+              <w:pStyle w:val="Compact"/>
+              <w:jc w:val="left"/>
+            </w:pPr>
+            <w:r>
+              <w:t xml:space="preserve">Eligible (MD: RM50,000 paid-up capital; new activity; audited annual declaration at own cost)</w:t>
+            </w:r>
+          </w:p>
+        </w:tc>
+        <w:tc>
+          <w:tcPr/>
+          <w:p>
+            <w:pPr>
+              <w:pStyle w:val="Compact"/>
+              <w:jc w:val="left"/>
+            </w:pPr>
+            <w:r>
+              <w:t xml:space="preserve">Possibly eligible under the MD track, where cloud is a promoted enabler; unlikely under DESAC, which targets data-centre operators and allows relief on qualifying capital investment excluding land (</w:t>
             </w:r>
             <w:r>
               <w:rPr>
@@ -5326,7 +5472,22 @@
               <w:t xml:space="preserve">VERIFY</w:t>
             </w:r>
             <w:r>
-              <w:t xml:space="preserve">)</w:t>
+              <w:t xml:space="preserve"> </w:t>
+            </w:r>
+            <w:r>
+              <w:t xml:space="preserve">with MDEC)</w:t>
+            </w:r>
+          </w:p>
+        </w:tc>
+        <w:tc>
+          <w:tcPr/>
+          <w:p>
+            <w:pPr>
+              <w:pStyle w:val="Compact"/>
+              <w:jc w:val="left"/>
+            </w:pPr>
+            <w:r>
+              <w:t xml:space="preserve">Eligible to apply under DESAC on the stated conditions: a 1 MW facility falls in the 0.85 MW to 4.25 MW category; RM2.5m paid-up capital; Malaysian staff at RM5,000 a month making up half of manpower; committee approval is discretionary</w:t>
             </w:r>
           </w:p>
         </w:tc>
@@ -5340,31 +5501,34 @@
               <w:jc w:val="left"/>
             </w:pPr>
             <w:r>
-              <w:t xml:space="preserve">Malaysia</w:t>
-            </w:r>
-          </w:p>
-        </w:tc>
-        <w:tc>
-          <w:tcPr/>
-          <w:p>
-            <w:pPr>
-              <w:pStyle w:val="Compact"/>
-              <w:jc w:val="left"/>
-            </w:pPr>
-            <w:r>
-              <w:t xml:space="preserve">Eligible (MD: RM50,000 paid-up capital; new activity; audited annual declaration at own cost)</w:t>
-            </w:r>
-          </w:p>
-        </w:tc>
-        <w:tc>
-          <w:tcPr/>
-          <w:p>
-            <w:pPr>
-              <w:pStyle w:val="Compact"/>
-              <w:jc w:val="left"/>
-            </w:pPr>
-            <w:r>
-              <w:t xml:space="preserve">Possibly eligible under the MD track, where cloud is a promoted enabler; unlikely under DESAC, which targets data-centre operators and allows relief on qualifying capital investment excluding land (</w:t>
+              <w:t xml:space="preserve">Philippines</w:t>
+            </w:r>
+          </w:p>
+        </w:tc>
+        <w:tc>
+          <w:tcPr/>
+          <w:p>
+            <w:pPr>
+              <w:pStyle w:val="Compact"/>
+              <w:jc w:val="left"/>
+            </w:pPr>
+            <w:r>
+              <w:t xml:space="preserve">Eligible on stated conditions if listed (software and SaaS in Tier I; AI services in Tier III), subject to cost-benefit evaluation</w:t>
+            </w:r>
+          </w:p>
+        </w:tc>
+        <w:tc>
+          <w:tcPr/>
+          <w:p>
+            <w:pPr>
+              <w:pStyle w:val="Compact"/>
+              <w:jc w:val="left"/>
+            </w:pPr>
+            <w:r>
+              <w:t xml:space="preserve">Unclear (a reseller on leased colocation is not clearly a hyperscaler or a data centre as the Plan defines it;</w:t>
+            </w:r>
+            <w:r>
+              <w:t xml:space="preserve"> </w:t>
             </w:r>
             <w:r>
               <w:rPr>
@@ -5374,60 +5538,19 @@
               <w:t xml:space="preserve">VERIFY</w:t>
             </w:r>
             <w:r>
-              <w:t xml:space="preserve"> </w:t>
-            </w:r>
-            <w:r>
-              <w:t xml:space="preserve">with MDEC)</w:t>
-            </w:r>
-          </w:p>
-        </w:tc>
-        <w:tc>
-          <w:tcPr/>
-          <w:p>
-            <w:pPr>
-              <w:pStyle w:val="Compact"/>
-              <w:jc w:val="left"/>
-            </w:pPr>
-            <w:r>
-              <w:t xml:space="preserve">Eligible to apply under DESAC on the stated conditions: a 1 MW facility falls in the 0.85 MW to 4.25 MW category; RM2.5m paid-up capital; Malaysian staff at RM5,000 a month making up half of manpower; committee approval is discretionary</w:t>
-            </w:r>
-          </w:p>
-        </w:tc>
-      </w:tr>
-      <w:tr>
-        <w:tc>
-          <w:tcPr/>
-          <w:p>
-            <w:pPr>
-              <w:pStyle w:val="Compact"/>
-              <w:jc w:val="left"/>
-            </w:pPr>
-            <w:r>
-              <w:t xml:space="preserve">Philippines</w:t>
-            </w:r>
-          </w:p>
-        </w:tc>
-        <w:tc>
-          <w:tcPr/>
-          <w:p>
-            <w:pPr>
-              <w:pStyle w:val="Compact"/>
-              <w:jc w:val="left"/>
-            </w:pPr>
-            <w:r>
-              <w:t xml:space="preserve">Eligible on stated conditions, subject to inclusion and evaluation</w:t>
-            </w:r>
-          </w:p>
-        </w:tc>
-        <w:tc>
-          <w:tcPr/>
-          <w:p>
-            <w:pPr>
-              <w:pStyle w:val="Compact"/>
-              <w:jc w:val="left"/>
-            </w:pPr>
-            <w:r>
-              <w:t xml:space="preserve">Unclear (Plan treatment of resale</w:t>
+              <w:t xml:space="preserve">)</w:t>
+            </w:r>
+          </w:p>
+        </w:tc>
+        <w:tc>
+          <w:tcPr/>
+          <w:p>
+            <w:pPr>
+              <w:pStyle w:val="Compact"/>
+              <w:jc w:val="left"/>
+            </w:pPr>
+            <w:r>
+              <w:t xml:space="preserve">Possibly eligible (a colocation facility fits the Plan’s data-centre definition; Tier I if grid-reliant, with no size condition; subject to cost-benefit evaluation;</w:t>
             </w:r>
             <w:r>
               <w:t xml:space="preserve"> </w:t>
@@ -5440,32 +5563,10 @@
               <w:t xml:space="preserve">VERIFY</w:t>
             </w:r>
             <w:r>
-              <w:t xml:space="preserve">)</w:t>
-            </w:r>
-          </w:p>
-        </w:tc>
-        <w:tc>
-          <w:tcPr/>
-          <w:p>
-            <w:pPr>
-              <w:pStyle w:val="Compact"/>
-              <w:jc w:val="left"/>
-            </w:pPr>
-            <w:r>
-              <w:t xml:space="preserve">Unclear (Plan groups data-centre infrastructure with AI; no stated minimum;</w:t>
-            </w:r>
-            <w:r>
               <w:t xml:space="preserve"> </w:t>
             </w:r>
             <w:r>
-              <w:rPr>
-                <w:bCs/>
-                <w:b/>
-              </w:rPr>
-              <w:t xml:space="preserve">VERIFY</w:t>
-            </w:r>
-            <w:r>
-              <w:t xml:space="preserve">)</w:t>
+              <w:t xml:space="preserve">the qualification guidelines)</w:t>
             </w:r>
           </w:p>
         </w:tc>
@@ -5512,7 +5613,7 @@
         <w:pStyle w:val="BodyText"/>
       </w:pPr>
       <w:r>
-        <w:t xml:space="preserve">On this reading, small providers are excluded by capital or capacity from Thai data centres and GPU hosting (Firm C by the 2 MW condition; Firm B if its service is classed as GPU hosting) and from Malaysian data centres, and are admitted on paper, subject to fixed compliance costs, through Thailand’s cloud-service activity and Malaysia’s Digital track. In Vietnam and the Philippines the answer depends on clauses not yet read.</w:t>
+        <w:t xml:space="preserve">On this reading, small providers are excluded by capital or capacity from Thai data centres and GPU hosting (Firm C by the 2 MW condition; Firm B if its service is classed as GPU hosting) and from Malaysian data centres, and are admitted on paper, subject to fixed compliance costs, through Thailand’s cloud-service activity and Malaysia’s Digital track. In Vietnam the answer depends on circulars not yet read, and in the Philippines on the implementing rules and the Plan’s qualification guidelines.</w:t>
       </w:r>
     </w:p>
     <w:p>
@@ -6149,19 +6250,19 @@
               <w:jc w:val="left"/>
             </w:pPr>
             <w:r>
-              <w:t xml:space="preserve">H1 against {H2, H3}: Moderate; rests on the list and Plan readings</w:t>
-            </w:r>
-          </w:p>
-        </w:tc>
-        <w:tc>
-          <w:tcPr/>
-          <w:p>
-            <w:pPr>
-              <w:pStyle w:val="Compact"/>
-              <w:jc w:val="left"/>
-            </w:pPr>
-            <w:r>
-              <w:t xml:space="preserve">The Decision 21/2026 and Plan readings</w:t>
+              <w:t xml:space="preserve">H1 against {H2, H3}: Moderate; rests on Decision 21/2026, Decree 260 and the Act and Plan, with circulars and implementing rules unread</w:t>
+            </w:r>
+          </w:p>
+        </w:tc>
+        <w:tc>
+          <w:tcPr/>
+          <w:p>
+            <w:pPr>
+              <w:pStyle w:val="Compact"/>
+              <w:jc w:val="left"/>
+            </w:pPr>
+            <w:r>
+              <w:t xml:space="preserve">The circulars and the implementing rules</w:t>
             </w:r>
           </w:p>
         </w:tc>
@@ -6359,7 +6460,7 @@
               <w:jc w:val="left"/>
             </w:pPr>
             <w:r>
-              <w:t xml:space="preserve">Uniform firm-scale tiers for all activities (Philippines)</w:t>
+              <w:t xml:space="preserve">Common firm-scale boundary for all activities in the Act (Philippines); activity tiers that name AI and data centres</w:t>
             </w:r>
           </w:p>
         </w:tc>
@@ -6395,31 +6496,31 @@
               <w:jc w:val="left"/>
             </w:pPr>
             <w:r>
-              <w:t xml:space="preserve">E (P3a)</w:t>
-            </w:r>
-          </w:p>
-        </w:tc>
-        <w:tc>
-          <w:tcPr/>
-          <w:p>
-            <w:pPr>
-              <w:pStyle w:val="Compact"/>
-              <w:jc w:val="left"/>
-            </w:pPr>
-            <w:r>
-              <w:t xml:space="preserve">H3 against H1: Moderate; unverified Plan reading</w:t>
-            </w:r>
-          </w:p>
-        </w:tc>
-        <w:tc>
-          <w:tcPr/>
-          <w:p>
-            <w:pPr>
-              <w:pStyle w:val="Compact"/>
-              <w:jc w:val="left"/>
-            </w:pPr>
-            <w:r>
-              <w:t xml:space="preserve">Pre-AI instruments with the same tiers</w:t>
+              <w:t xml:space="preserve">E (P3a) for the boundary; U for the tiers, which name AI</w:t>
+            </w:r>
+          </w:p>
+        </w:tc>
+        <w:tc>
+          <w:tcPr/>
+          <w:p>
+            <w:pPr>
+              <w:pStyle w:val="Compact"/>
+              <w:jc w:val="left"/>
+            </w:pPr>
+            <w:r>
+              <w:t xml:space="preserve">H3 against H1: Weak to Moderate; Act and Plan read, implementing rules unread</w:t>
+            </w:r>
+          </w:p>
+        </w:tc>
+        <w:tc>
+          <w:tcPr/>
+          <w:p>
+            <w:pPr>
+              <w:pStyle w:val="Compact"/>
+              <w:jc w:val="left"/>
+            </w:pPr>
+            <w:r>
+              <w:t xml:space="preserve">Pre-AI instruments with the same boundary; implementing rules</w:t>
             </w:r>
           </w:p>
         </w:tc>
@@ -6878,7 +6979,7 @@
         <w:pStyle w:val="BodyText"/>
       </w:pPr>
       <w:r>
-        <w:t xml:space="preserve">Four results follow. First, cost explains the height of Thailand’s threshold (E1), and the data cannot distinguish a design reading from it on that point. Second, thresholds are not forced by cost: Vietnam and the Philippines state none at the compute layers (E4, E7), and Malaysia admits cloud activity at RM50,000 of paid-up capital on a separate track (E2). Third, H1 is also unexpected for design features that cost cannot generate: a sales-based extension of the exemption (E5), fixed certification and audit costs on the low-capital cloud routes (E6, E11) and research-intensity ratios that fall with firm size (E12), all verified against the primary texts, with the sizes of the costs still unmeasured. Fourth, E8 is unexpected under all three hypotheses. A deliberate startup track fits none of them, which shows that these governments can and do design for new firms, and limits H2 as a general account. H2 and H3 remain difficult to separate: E3, E5 and E6 are expected or compatible under both, and only E7 favours H3 clearly.</w:t>
+        <w:t xml:space="preserve">Four results follow. First, cost explains the height of Thailand’s threshold (E1), and the data cannot distinguish a design reading from it on that point. Second, thresholds are not forced by cost: Vietnam and the Philippines state none at the compute layers (E4), and Malaysia admits cloud activity at RM50,000 of paid-up capital on a separate track (E2). Third, H1 is also unexpected for design features that cost cannot generate: a sales-based extension of the exemption (E5), fixed certification and audit costs on the low-capital cloud routes (E6, E11) and research-intensity ratios that fall with firm size (E12), all verified against the primary texts, with the sizes of the costs still unmeasured. Fourth, E8 is unexpected under all three hypotheses. A deliberate startup track fits none of them, which shows that these governments can and do design for new firms, and limits H2 as a general account. H2 and H3 remain difficult to separate: E3, E5 and E6 are expected or compatible under both, and only E7, and only partly, favours H3.</w:t>
       </w:r>
     </w:p>
     <w:p>
@@ -7838,7 +7939,7 @@
         <w:pStyle w:val="FirstParagraph"/>
       </w:pPr>
       <w:r>
-        <w:t xml:space="preserve">This paper asked where four Southeast Asian incentive systems screen entrants to the AI industry. All four make application development accessible on the stated thresholds, and Vietnam adds a startup track with direct equity access. Above that layer they use four architectures. Thailand gates data centres by capacity (at least 2 MW) and GPU hosting by capital, 1.7 to 3.0 orders of magnitude above one server, while cloud services carry certification conditions in place of capital. Malaysia runs a low-capital digital track that covers cloud beside a data-centre track whose smallest recognised category is 0.85 MW. Vietnam ranks technologies by priority and states no capital rule. The Philippines applies the same inclusion and firm-scale rules to every activity. No instrument we coded is aimed at compute provision below facility scale. Cost explains the height of Thailand’s gate, but it does not explain why Vietnam and the Philippines need no capital gate, why Malaysia can run a low-capital cloud track, or why Thailand’s research tier presupposes a sales base.</w:t>
+        <w:t xml:space="preserve">This paper asked where four Southeast Asian incentive systems screen entrants to the AI industry. All four make application development accessible on the stated thresholds, and Vietnam adds a startup track with direct equity access. Above that layer they use four architectures. Thailand gates data centres by capacity (at least 2 MW) and GPU hosting by capital, 1.7 to 3.0 orders of magnitude above one server, while cloud services carry certification conditions in place of capital. Malaysia runs a low-capital digital track that covers cloud beside a data-centre track whose smallest recognised category is 0.85 MW. Vietnam lists strategic technologies and products without ranking them and states no capital rule. The Philippines lists activities by tier and applies one firm-scale boundary to every activity. No instrument we coded is aimed at compute provision below facility scale. Cost explains the height of Thailand’s gate, but it does not explain why Vietnam and the Philippines need no capital gate, why Malaysia can run a low-capital cloud track, or why Thailand’s research tier presupposes a sales base.</w:t>
       </w:r>
     </w:p>
     <w:p>
@@ -9022,6 +9123,30 @@
       </w:r>
       <w:r>
         <w:t xml:space="preserve">(FIRB Advisory No. 001-2025). FIRB.</w:t>
+      </w:r>
+    </w:p>
+    <w:p>
+      <w:pPr>
+        <w:pStyle w:val="BodyText"/>
+      </w:pPr>
+      <w:r>
+        <w:t xml:space="preserve">Philippines, Office of the President. (2026).</w:t>
+      </w:r>
+      <w:r>
+        <w:t xml:space="preserve"> </w:t>
+      </w:r>
+      <w:r>
+        <w:rPr>
+          <w:iCs/>
+          <w:i/>
+        </w:rPr>
+        <w:t xml:space="preserve">Memorandum Order No. 47: Approving the 2026 Strategic Investment Priority Plan</w:t>
+      </w:r>
+      <w:r>
+        <w:t xml:space="preserve"> </w:t>
+      </w:r>
+      <w:r>
+        <w:t xml:space="preserve">(21 May 2026). Malacañang.</w:t>
       </w:r>
     </w:p>
     <w:p>

--- a/revision/02_revised_manuscript.docx
+++ b/revision/02_revised_manuscript.docx
@@ -1150,7 +1150,7 @@
         <w:pStyle w:val="FirstParagraph"/>
       </w:pPr>
       <w:r>
-        <w:t xml:space="preserve">We code primary legal and regulatory texts, not strategy documents or commentary: Thailand’s Board of Investment announcements and Investment Promotion Guide; Vietnam’s Decree 260/2026 implementing the Law on High Technology and Decision 21/2026 on strategic technologies; Malaysia’s Malaysia Digital tax-incentive guidelines and the Digital Ecosystem Acceleration (DESAC) scheme guidelines; and the Philippines’ CREATE MORE Act with the 2026 Strategic Investment Priority Plan (its implementing rules are not yet read). Table 1 lists each source with its issuing body, date, access route and the amendment check described below.</w:t>
+        <w:t xml:space="preserve">We code primary legal and regulatory texts, not strategy documents or commentary: Thailand’s Board of Investment announcements and Investment Promotion Guide; Vietnam’s Decree 260/2026 implementing the Law on High Technology and Decision 21/2026 on strategic technologies; Malaysia’s Malaysia Digital tax-incentive guidelines and the Digital Ecosystem Acceleration (DESAC) scheme guidelines; and the Philippines’ CREATE MORE Act with the 2026 Strategic Investment Priority Plan and its implementing rules and regulations. Table 1 lists each source with its issuing body, date, access route and the amendment check described below.</w:t>
       </w:r>
     </w:p>
     <w:p>
@@ -1597,31 +1597,31 @@
               <w:jc w:val="left"/>
             </w:pPr>
             <w:r>
-              <w:t xml:space="preserve">Republic Act 12066 (CREATE MORE), signed 11 November 2024; Memorandum Order 47 of 21 May 2026 approving the 2026 SIPP; FIRB Advisory 001-2025</w:t>
-            </w:r>
-          </w:p>
-        </w:tc>
-        <w:tc>
-          <w:tcPr/>
-          <w:p>
-            <w:pPr>
-              <w:pStyle w:val="Compact"/>
-              <w:jc w:val="left"/>
-            </w:pPr>
-            <w:r>
-              <w:t xml:space="preserve">Congress; Office of the President; FIRB</w:t>
-            </w:r>
-          </w:p>
-        </w:tc>
-        <w:tc>
-          <w:tcPr/>
-          <w:p>
-            <w:pPr>
-              <w:pStyle w:val="Compact"/>
-              <w:jc w:val="left"/>
-            </w:pPr>
-            <w:r>
-              <w:t xml:space="preserve">Act 2024; SIPP 2026</w:t>
+              <w:t xml:space="preserve">Republic Act 12066 (CREATE MORE), signed 11 November 2024; implementing rules and regulations of Title XIII of the Tax Code (signed 17 February 2025, in force 20 February 2025, circularized by FIRB Advisory 001-2025); Memorandum Order 47 of 21 May 2026 approving the 2026 SIPP</w:t>
+            </w:r>
+          </w:p>
+        </w:tc>
+        <w:tc>
+          <w:tcPr/>
+          <w:p>
+            <w:pPr>
+              <w:pStyle w:val="Compact"/>
+              <w:jc w:val="left"/>
+            </w:pPr>
+            <w:r>
+              <w:t xml:space="preserve">Congress; Department of Finance and Department of Trade and Industry; Office of the President</w:t>
+            </w:r>
+          </w:p>
+        </w:tc>
+        <w:tc>
+          <w:tcPr/>
+          <w:p>
+            <w:pPr>
+              <w:pStyle w:val="Compact"/>
+              <w:jc w:val="left"/>
+            </w:pPr>
+            <w:r>
+              <w:t xml:space="preserve">Act 2024; rules February 2025; SIPP 2026</w:t>
             </w:r>
           </w:p>
         </w:tc>
@@ -1645,19 +1645,19 @@
               <w:jc w:val="left"/>
             </w:pPr>
             <w:r>
-              <w:t xml:space="preserve">Act and Memorandum Order read 9 October 2026 for this draft (authors to confirm); FIRB Advisory 001-2025 not read</w:t>
-            </w:r>
-          </w:p>
-        </w:tc>
-        <w:tc>
-          <w:tcPr/>
-          <w:p>
-            <w:pPr>
-              <w:pStyle w:val="Compact"/>
-              <w:jc w:val="left"/>
-            </w:pPr>
-            <w:r>
-              <w:t xml:space="preserve">Implementing rules, FIRB Advisory 001-2025 and the SIPP qualification guidelines not yet read (</w:t>
+              <w:t xml:space="preserve">All three read in full 9 October 2026 for this draft (authors to confirm)</w:t>
+            </w:r>
+          </w:p>
+        </w:tc>
+        <w:tc>
+          <w:tcPr/>
+          <w:p>
+            <w:pPr>
+              <w:pStyle w:val="Compact"/>
+              <w:jc w:val="left"/>
+            </w:pPr>
+            <w:r>
+              <w:t xml:space="preserve">FIRB Advisory 009-2026 circularizing the 2026 SIPP identified; the SIPP qualification guidelines and the FIRB’s published amendments not yet read (</w:t>
             </w:r>
             <w:r>
               <w:rPr>
@@ -2819,20 +2819,7 @@
         <w:pStyle w:val="FirstParagraph"/>
       </w:pPr>
       <w:r>
-        <w:t xml:space="preserve">The Philippine architecture rests on the CREATE MORE Act (Republic Act 12066, 2024), which amends the National Internal Revenue Code, and on the 2026 Strategic Investment Priority Plan (SIPP), approved by Memorandum Order 47 of 21 May 2026 (Philippines, 2024; Philippines, Office of the President, 2026). Under the Act, tax incentives go only to the extent of a registered project or activity listed in the SIPP, which assigns activities to three tiers by national industrial strategy. An application for incentives must be accompanied by a cost-benefit analysis prepared under methods prescribed by the Fiscal Incentives Review Board (FIRB). The Act states no minimum investment for ordinary registration. Whether the implementing rules add one has not been checked</w:t>
-      </w:r>
-      <w:r>
-        <w:t xml:space="preserve"> </w:t>
-      </w:r>
-      <w:r>
-        <w:rPr>
-          <w:bCs/>
-          <w:b/>
-        </w:rPr>
-        <w:t xml:space="preserve">[PENDING: implementing rules and FIRB Advisory 001-2025 (Philippines, Fiscal Incentives Review Board, 2025), not yet read]</w:t>
-      </w:r>
-      <w:r>
-        <w:t xml:space="preserve">. Application-layer support is therefore accessible on the stated conditions, but it is subject to listing and to a discretionary evaluation.</w:t>
+        <w:t xml:space="preserve">The Philippine architecture rests on the CREATE MORE Act (Republic Act 12066, 2024), which amends the National Internal Revenue Code, and on the 2026 Strategic Investment Priority Plan (SIPP), approved by Memorandum Order 47 of 21 May 2026 (Philippines, 2024; Philippines, Office of the President, 2026). Under the Act, tax incentives go only to the extent of a registered project or activity listed in the SIPP, which assigns activities to three tiers by national industrial strategy. An application for incentives must be accompanied by a cost-benefit analysis prepared under methods prescribed by the Fiscal Incentives Review Board (FIRB). Neither the Act nor the implementing rules state a minimum investment for registration (Philippines, Department of Finance and Department of Trade and Industry, 2025). The rules give the investment promotion agency exclusive jurisdiction to register any listed project regardless of its capital, require the applicant to satisfy the Plan’s qualifications, ownership rules and corporate powers, and require documents that include the latest audited financial statements where applicable, projected financial statements without incentives and a projected tax payment schedule for the whole incentive period. The agency compares the projected cost of incentives with the projected taxes paid, and a negative preliminary ratio does not by itself disqualify the applicant. The documentation is a fixed cost of the kind we record under compliance. Application-layer support is therefore accessible on the stated conditions, but it is subject to listing and to a discretionary evaluation.</w:t>
       </w:r>
     </w:p>
     <w:p>
@@ -2850,7 +2837,7 @@
           <w:bCs/>
           <w:b/>
         </w:rPr>
-        <w:t xml:space="preserve">[VERIFY: whether guidelines have been issued]</w:t>
+        <w:t xml:space="preserve">[VERIFY: whether guidelines have been issued; FIRB Advisory 009-2026 circularizes the Plan]</w:t>
       </w:r>
       <w:r>
         <w:t xml:space="preserve">.</w:t>
@@ -3301,17 +3288,7 @@
               <w:jc w:val="left"/>
             </w:pPr>
             <w:r>
-              <w:t xml:space="preserve">None identified in the Act or the 2026 SIPP (</w:t>
-            </w:r>
-            <w:r>
-              <w:rPr>
-                <w:bCs/>
-                <w:b/>
-              </w:rPr>
-              <w:t xml:space="preserve">PENDING</w:t>
-            </w:r>
-            <w:r>
-              <w:t xml:space="preserve">: implementing rules)</w:t>
+              <w:t xml:space="preserve">None identified in the Act, the implementing rules or the 2026 SIPP</w:t>
             </w:r>
           </w:p>
         </w:tc>
@@ -5566,7 +5543,7 @@
               <w:t xml:space="preserve"> </w:t>
             </w:r>
             <w:r>
-              <w:t xml:space="preserve">the qualification guidelines)</w:t>
+              <w:t xml:space="preserve">the qualification guidelines; the implementing rules add no size condition)</w:t>
             </w:r>
           </w:p>
         </w:tc>
@@ -5613,7 +5590,7 @@
         <w:pStyle w:val="BodyText"/>
       </w:pPr>
       <w:r>
-        <w:t xml:space="preserve">On this reading, small providers are excluded by capital or capacity from Thai data centres and GPU hosting (Firm C by the 2 MW condition; Firm B if its service is classed as GPU hosting) and from Malaysian data centres, and are admitted on paper, subject to fixed compliance costs, through Thailand’s cloud-service activity and Malaysia’s Digital track. In Vietnam the answer depends on circulars not yet read, and in the Philippines on the implementing rules and the Plan’s qualification guidelines.</w:t>
+        <w:t xml:space="preserve">On this reading, small providers are excluded by capital or capacity from Thai data centres and GPU hosting (Firm C by the 2 MW condition; Firm B if its service is classed as GPU hosting) and from Malaysian data centres, and are admitted on paper, subject to fixed compliance costs, through Thailand’s cloud-service activity and Malaysia’s Digital track. In Vietnam the answer depends on circulars not yet read, and in the Philippines on the Plan’s qualification guidelines.</w:t>
       </w:r>
     </w:p>
     <w:p>
@@ -6250,19 +6227,19 @@
               <w:jc w:val="left"/>
             </w:pPr>
             <w:r>
-              <w:t xml:space="preserve">H1 against {H2, H3}: Moderate; rests on Decision 21/2026, Decree 260 and the Act and Plan, with circulars and implementing rules unread</w:t>
-            </w:r>
-          </w:p>
-        </w:tc>
-        <w:tc>
-          <w:tcPr/>
-          <w:p>
-            <w:pPr>
-              <w:pStyle w:val="Compact"/>
-              <w:jc w:val="left"/>
-            </w:pPr>
-            <w:r>
-              <w:t xml:space="preserve">The circulars and the implementing rules</w:t>
+              <w:t xml:space="preserve">H1 against {H2, H3}: Moderate; rests on Decision 21/2026, Decree 260 and the Act and Plan, with the Vietnamese circulars and the Philippine qualification guidelines unread</w:t>
+            </w:r>
+          </w:p>
+        </w:tc>
+        <w:tc>
+          <w:tcPr/>
+          <w:p>
+            <w:pPr>
+              <w:pStyle w:val="Compact"/>
+              <w:jc w:val="left"/>
+            </w:pPr>
+            <w:r>
+              <w:t xml:space="preserve">The circulars and the guidelines</w:t>
             </w:r>
           </w:p>
         </w:tc>
@@ -6508,19 +6485,19 @@
               <w:jc w:val="left"/>
             </w:pPr>
             <w:r>
-              <w:t xml:space="preserve">H3 against H1: Weak to Moderate; Act and Plan read, implementing rules unread</w:t>
-            </w:r>
-          </w:p>
-        </w:tc>
-        <w:tc>
-          <w:tcPr/>
-          <w:p>
-            <w:pPr>
-              <w:pStyle w:val="Compact"/>
-              <w:jc w:val="left"/>
-            </w:pPr>
-            <w:r>
-              <w:t xml:space="preserve">Pre-AI instruments with the same boundary; implementing rules</w:t>
+              <w:t xml:space="preserve">H3 against H1: Weak to Moderate; Act, implementing rules and Plan read</w:t>
+            </w:r>
+          </w:p>
+        </w:tc>
+        <w:tc>
+          <w:tcPr/>
+          <w:p>
+            <w:pPr>
+              <w:pStyle w:val="Compact"/>
+              <w:jc w:val="left"/>
+            </w:pPr>
+            <w:r>
+              <w:t xml:space="preserve">Pre-AI instruments with the same boundary; Plan guidelines</w:t>
             </w:r>
           </w:p>
         </w:tc>
@@ -9106,7 +9083,7 @@
         <w:pStyle w:val="BodyText"/>
       </w:pPr>
       <w:r>
-        <w:t xml:space="preserve">Philippines, Fiscal Incentives Review Board. (2025).</w:t>
+        <w:t xml:space="preserve">Philippines, Department of Finance, &amp; Department of Trade and Industry. (2025).</w:t>
       </w:r>
       <w:r>
         <w:t xml:space="preserve"> </w:t>
@@ -9122,7 +9099,7 @@
         <w:t xml:space="preserve"> </w:t>
       </w:r>
       <w:r>
-        <w:t xml:space="preserve">(FIRB Advisory No. 001-2025). FIRB.</w:t>
+        <w:t xml:space="preserve">(signed 17 February 2025; circularized by FIRB Advisory No. 001-2025). Fiscal Incentives Review Board.</w:t>
       </w:r>
     </w:p>
     <w:p>

--- a/revision/02_revised_manuscript.docx
+++ b/revision/02_revised_manuscript.docx
@@ -244,7 +244,7 @@
         <w:pStyle w:val="FirstParagraph"/>
       </w:pPr>
       <w:r>
-        <w:t xml:space="preserve">Southeast Asian governments have made artificial intelligence (AI) a pillar of industrial policy, but little is known about which firms their incentive instruments let in. We code about 20 instruments from the primary legal texts of Thailand, Vietnam, Malaysia and the Philippines on five dimensions, place explicit thresholds on a common cost scale, and ask where each system screens entrants to the AI technology stack and whether cost necessity, scale-favouring design or administrative habit better explains the pattern. The four systems use four architectures: capital-gated activities (Thailand), two parallel tracks (Malaysia), a strategic-technology list without capital rules (Vietnam) and activity tiers with a common firm-scale boundary (the Philippines). On the stated thresholds all four make application-layer support accessible to small firms. Thailand sets capital and capacity gates at GPU data hosting (two and a half to three orders of magnitude above the capital needed to host one server) and at data centres (at least 2 MW), while its cloud-service activity has no capital condition. Malaysia pairs a low-capital digital track that covers cloud services with a data-centre track whose smallest recognised category is 0.85 MW. Where small cloud providers can enter on paper, in Thailand and Malaysia, the screen is a fixed compliance cost. Vietnam and the Philippines state no capital rule at the compute layers, so their screens lie in designation, listing and discretion. We found no instrument aimed at compute provision below facility scale, but low-capital cloud routes exist. Cost benchmarks explain the height of Thailand’s gate, not the pattern across the four. The evidence concerns legal eligibility, not realised access, and does not show that a middle-technology trap exists.</w:t>
+        <w:t xml:space="preserve">Southeast Asian governments have made artificial intelligence (AI) a pillar of industrial policy, but little is known about which firms their incentive instruments let in. We code 29 instruments from the primary legal texts of Thailand, Vietnam, Malaysia and the Philippines on five dimensions, place explicit thresholds on a common cost scale, and ask where each system screens entrants to the AI technology stack and whether cost necessity, scale-favouring design or administrative habit better explains the pattern. The four systems use four architectures: capital-gated activities (Thailand), two parallel tracks (Malaysia), a strategic-technology list without capital rules (Vietnam) and activity tiers with a common firm-scale boundary (the Philippines). On the stated thresholds all four make application-layer support accessible to small firms. Thailand sets capital and capacity gates at GPU data hosting (two and a half to three orders of magnitude above the capital needed to host one server) and at data centres (at least 2 MW), while its cloud-service activity has no capital condition. Malaysia pairs a low-capital digital track that covers cloud services with a data-centre track whose smallest recognised category is 0.85 MW. Where small cloud providers can enter on paper, in Thailand and Malaysia, the screen is a fixed compliance cost. Vietnam and the Philippines state no capital rule at the compute layers, so their screens lie in designation, listing and discretion. We found no instrument aimed at compute provision below facility scale, but low-capital cloud routes exist. Cost benchmarks explain the height of Thailand’s gate, not the pattern across the four. The evidence concerns legal eligibility, not realised access, and does not show that a middle-technology trap exists.</w:t>
       </w:r>
     </w:p>
     <w:p>
@@ -1709,7 +1709,7 @@
         <w:pStyle w:val="FirstParagraph"/>
       </w:pPr>
       <w:r>
-        <w:t xml:space="preserve">The unit of analysis is the instrument, a specific exemption, grant or eligibility rule, not the strategy document. Twenty instruments were coded across the four countries (Supporting Information, Table S1); five of them (SI rows 5, 6, 18, 19 and 20) are cross-cutting rules that apply beyond AI. Each is coded on five dimensions:</w:t>
+        <w:t xml:space="preserve">The unit of analysis is the instrument, a specific exemption, grant or eligibility rule, not the strategy document. Twenty-nine instruments were coded across the four countries (Supporting Information, Table S1); eight of them (SI rows 3, 5, 6, 18, 19, 20, 25 and 26) are cross-cutting rules that apply beyond AI. Each is coded on five dimensions:</w:t>
       </w:r>
       <w:r>
         <w:t xml:space="preserve"> </w:t>
@@ -1853,7 +1853,7 @@
           <w:bCs/>
           <w:b/>
         </w:rPr>
-        <w:t xml:space="preserve">[PENDING: inter-coder reliability. A second coder will code all 20 instruments independently, blind to the first coder’s codes, using Appendix A. We will report percentage agreement and Cohen’s kappa (Cohen, 1960) per dimension, with Krippendorff’s alpha (Krippendorff, 2018) as a check given the small number of units, report agreement before and after discussion, and log every resolved disagreement. Layer assignment has already changed once (SI row 12) and the accommodation coding in the first matrix did not follow the codebook, so agreement may be low on those two dimensions. Replace this paragraph with the results.]</w:t>
+        <w:t xml:space="preserve">[PENDING: inter-coder reliability. A second coder will code all 29 instruments independently, blind to the first coder’s codes, using Appendix A. We will report percentage agreement and Cohen’s kappa (Cohen, 1960) per dimension, with Krippendorff’s alpha (Krippendorff, 2018) as a check given the small number of units, report agreement before and after discussion, and log every resolved disagreement. Layer assignment has already changed once (SI row 12, now recoded to layer (i)) and the accommodation coding in the first matrix did not follow the codebook, so agreement may be low on those two dimensions. Replace this paragraph with the results.]</w:t>
       </w:r>
     </w:p>
     <w:p>
@@ -1875,7 +1875,7 @@
           <w:bCs/>
           <w:b/>
         </w:rPr>
-        <w:t xml:space="preserve">[PENDING: every figure in Table 3 and Supporting Information Table S1 is to be re-checked against the primary text, with the date of checking recorded. At the time of drafting, 14 of the 20 instrument rows were marked as not independently re-verified, including all Thai and Malaysian rows. Replace this paragraph with the result.]</w:t>
+        <w:t xml:space="preserve">[PENDING: every figure in Table 3 and Supporting Information Table S1 is to be re-checked against the primary text, with the date of checking recorded. All 29 rows were checked by the first coder against the cited primary texts on 9 October 2026, and the Vietnamese texts were read through a commercial legal database, not the official gazette. Replace this paragraph with the independent check, including the Thai originals, the Vietnamese circulars and the Philippine qualification guidelines.]</w:t>
       </w:r>
     </w:p>
     <w:p>
@@ -3756,7 +3756,7 @@
         <w:t xml:space="preserve">[PENDING: dates]</w:t>
       </w:r>
       <w:r>
-        <w:t xml:space="preserve">. Constructed from the primary documents in Table 1. Layers (ii) and (iii) are coded together because several instruments do not distinguish them. The coding matrix coded Thai, Malaysian and Philippine accommodation Yes or Implicit where the threshold was low. Appendix A codes only explicit provisions, and SI rows 1, 2, 14 and 18 are to be recoded. DESAC = Digital Ecosystem Acceleration scheme; FIRB = Fiscal Incentives Review Board.</w:t>
+        <w:t xml:space="preserve">. Constructed from the primary documents in Table 1. Layers (ii) and (iii) are coded together because several instruments do not distinguish them. The coding matrix coded Thai, Malaysian and Philippine accommodation Yes or Implicit where the threshold was low. Appendix A codes only explicit provisions, and SI rows 1, 2, 14 and 18 have been recoded accordingly in Table S1. DESAC = Digital Ecosystem Acceleration scheme; FIRB = Fiscal Incentives Review Board.</w:t>
       </w:r>
     </w:p>
     <w:p>
@@ -7702,7 +7702,7 @@
         <w:t xml:space="preserve"> </w:t>
       </w:r>
       <w:r>
-        <w:t xml:space="preserve">The coding has not been checked by a second coder, 14 of 20 rows have not been re-verified against the primary text, and the amendment check is incomplete.</w:t>
+        <w:t xml:space="preserve">The coding has not been checked by a second coder, the 29 rows have been checked by one coder against English or database texts and not independently, and the amendment check is incomplete.</w:t>
       </w:r>
       <w:r>
         <w:t xml:space="preserve"> </w:t>
